--- a/docs/胡祖锐-API接口文档.docx
+++ b/docs/胡祖锐-API接口文档.docx
@@ -212,7 +212,7 @@
       <w:r>
         <w:fldChar w:fldCharType="separate"/>
       </w:r>
-      <w:hyperlink w:anchor="_Toc240385286" w:history="1">
+      <w:hyperlink w:anchor="_Toc240394692" w:history="1">
         <w:r>
           <w:rPr>
             <w:rStyle w:val="aff9"/>
@@ -240,7 +240,7 @@
             <w:noProof/>
             <w:webHidden/>
           </w:rPr>
-          <w:instrText xml:space="preserve"> PAGEREF _Toc240385286 \h </w:instrText>
+          <w:instrText xml:space="preserve"> PAGEREF _Toc240394692 \h </w:instrText>
         </w:r>
         <w:r>
           <w:rPr>
@@ -288,7 +288,7 @@
           <w14:ligatures w14:val="standardContextual"/>
         </w:rPr>
       </w:pPr>
-      <w:hyperlink w:anchor="_Toc240385287" w:history="1">
+      <w:hyperlink w:anchor="_Toc240394693" w:history="1">
         <w:r>
           <w:rPr>
             <w:rStyle w:val="aff9"/>
@@ -316,7 +316,7 @@
             <w:noProof/>
             <w:webHidden/>
           </w:rPr>
-          <w:instrText xml:space="preserve"> PAGEREF _Toc240385287 \h </w:instrText>
+          <w:instrText xml:space="preserve"> PAGEREF _Toc240394693 \h </w:instrText>
         </w:r>
         <w:r>
           <w:rPr>
@@ -364,7 +364,7 @@
           <w14:ligatures w14:val="standardContextual"/>
         </w:rPr>
       </w:pPr>
-      <w:hyperlink w:anchor="_Toc240385288" w:history="1">
+      <w:hyperlink w:anchor="_Toc240394694" w:history="1">
         <w:r>
           <w:rPr>
             <w:rStyle w:val="aff9"/>
@@ -392,7 +392,7 @@
             <w:noProof/>
             <w:webHidden/>
           </w:rPr>
-          <w:instrText xml:space="preserve"> PAGEREF _Toc240385288 \h </w:instrText>
+          <w:instrText xml:space="preserve"> PAGEREF _Toc240394694 \h </w:instrText>
         </w:r>
         <w:r>
           <w:rPr>
@@ -440,7 +440,7 @@
           <w14:ligatures w14:val="standardContextual"/>
         </w:rPr>
       </w:pPr>
-      <w:hyperlink w:anchor="_Toc240385289" w:history="1">
+      <w:hyperlink w:anchor="_Toc240394695" w:history="1">
         <w:r>
           <w:rPr>
             <w:rStyle w:val="aff9"/>
@@ -468,7 +468,7 @@
             <w:noProof/>
             <w:webHidden/>
           </w:rPr>
-          <w:instrText xml:space="preserve"> PAGEREF _Toc240385289 \h </w:instrText>
+          <w:instrText xml:space="preserve"> PAGEREF _Toc240394695 \h </w:instrText>
         </w:r>
         <w:r>
           <w:rPr>
@@ -515,7 +515,7 @@
           <w14:ligatures w14:val="standardContextual"/>
         </w:rPr>
       </w:pPr>
-      <w:hyperlink w:anchor="_Toc240385290" w:history="1">
+      <w:hyperlink w:anchor="_Toc240394696" w:history="1">
         <w:r>
           <w:rPr>
             <w:rStyle w:val="aff9"/>
@@ -543,7 +543,7 @@
             <w:noProof/>
             <w:webHidden/>
           </w:rPr>
-          <w:instrText xml:space="preserve"> PAGEREF _Toc240385290 \h </w:instrText>
+          <w:instrText xml:space="preserve"> PAGEREF _Toc240394696 \h </w:instrText>
         </w:r>
         <w:r>
           <w:rPr>
@@ -591,7 +591,7 @@
           <w14:ligatures w14:val="standardContextual"/>
         </w:rPr>
       </w:pPr>
-      <w:hyperlink w:anchor="_Toc240385291" w:history="1">
+      <w:hyperlink w:anchor="_Toc240394697" w:history="1">
         <w:r>
           <w:rPr>
             <w:rStyle w:val="aff9"/>
@@ -619,7 +619,7 @@
             <w:noProof/>
             <w:webHidden/>
           </w:rPr>
-          <w:instrText xml:space="preserve"> PAGEREF _Toc240385291 \h </w:instrText>
+          <w:instrText xml:space="preserve"> PAGEREF _Toc240394697 \h </w:instrText>
         </w:r>
         <w:r>
           <w:rPr>
@@ -667,7 +667,7 @@
           <w14:ligatures w14:val="standardContextual"/>
         </w:rPr>
       </w:pPr>
-      <w:hyperlink w:anchor="_Toc240385292" w:history="1">
+      <w:hyperlink w:anchor="_Toc240394698" w:history="1">
         <w:r>
           <w:rPr>
             <w:rStyle w:val="aff9"/>
@@ -695,7 +695,7 @@
             <w:noProof/>
             <w:webHidden/>
           </w:rPr>
-          <w:instrText xml:space="preserve"> PAGEREF _Toc240385292 \h </w:instrText>
+          <w:instrText xml:space="preserve"> PAGEREF _Toc240394698 \h </w:instrText>
         </w:r>
         <w:r>
           <w:rPr>
@@ -743,7 +743,7 @@
           <w14:ligatures w14:val="standardContextual"/>
         </w:rPr>
       </w:pPr>
-      <w:hyperlink w:anchor="_Toc240385293" w:history="1">
+      <w:hyperlink w:anchor="_Toc240394699" w:history="1">
         <w:r>
           <w:rPr>
             <w:rStyle w:val="aff9"/>
@@ -771,7 +771,7 @@
             <w:noProof/>
             <w:webHidden/>
           </w:rPr>
-          <w:instrText xml:space="preserve"> PAGEREF _Toc240385293 \h </w:instrText>
+          <w:instrText xml:space="preserve"> PAGEREF _Toc240394699 \h </w:instrText>
         </w:r>
         <w:r>
           <w:rPr>
@@ -819,7 +819,7 @@
           <w14:ligatures w14:val="standardContextual"/>
         </w:rPr>
       </w:pPr>
-      <w:hyperlink w:anchor="_Toc240385294" w:history="1">
+      <w:hyperlink w:anchor="_Toc240394700" w:history="1">
         <w:r>
           <w:rPr>
             <w:rStyle w:val="aff9"/>
@@ -847,7 +847,7 @@
             <w:noProof/>
             <w:webHidden/>
           </w:rPr>
-          <w:instrText xml:space="preserve"> PAGEREF _Toc240385294 \h </w:instrText>
+          <w:instrText xml:space="preserve"> PAGEREF _Toc240394700 \h </w:instrText>
         </w:r>
         <w:r>
           <w:rPr>
@@ -895,7 +895,7 @@
           <w14:ligatures w14:val="standardContextual"/>
         </w:rPr>
       </w:pPr>
-      <w:hyperlink w:anchor="_Toc240385295" w:history="1">
+      <w:hyperlink w:anchor="_Toc240394701" w:history="1">
         <w:r>
           <w:rPr>
             <w:rStyle w:val="aff9"/>
@@ -923,7 +923,7 @@
             <w:noProof/>
             <w:webHidden/>
           </w:rPr>
-          <w:instrText xml:space="preserve"> PAGEREF _Toc240385295 \h </w:instrText>
+          <w:instrText xml:space="preserve"> PAGEREF _Toc240394701 \h </w:instrText>
         </w:r>
         <w:r>
           <w:rPr>
@@ -971,7 +971,7 @@
           <w14:ligatures w14:val="standardContextual"/>
         </w:rPr>
       </w:pPr>
-      <w:hyperlink w:anchor="_Toc240385296" w:history="1">
+      <w:hyperlink w:anchor="_Toc240394702" w:history="1">
         <w:r>
           <w:rPr>
             <w:rStyle w:val="aff9"/>
@@ -999,7 +999,7 @@
             <w:noProof/>
             <w:webHidden/>
           </w:rPr>
-          <w:instrText xml:space="preserve"> PAGEREF _Toc240385296 \h </w:instrText>
+          <w:instrText xml:space="preserve"> PAGEREF _Toc240394702 \h </w:instrText>
         </w:r>
         <w:r>
           <w:rPr>
@@ -1046,7 +1046,7 @@
           <w14:ligatures w14:val="standardContextual"/>
         </w:rPr>
       </w:pPr>
-      <w:hyperlink w:anchor="_Toc240385297" w:history="1">
+      <w:hyperlink w:anchor="_Toc240394703" w:history="1">
         <w:r>
           <w:rPr>
             <w:rStyle w:val="aff9"/>
@@ -1074,7 +1074,7 @@
             <w:noProof/>
             <w:webHidden/>
           </w:rPr>
-          <w:instrText xml:space="preserve"> PAGEREF _Toc240385297 \h </w:instrText>
+          <w:instrText xml:space="preserve"> PAGEREF _Toc240394703 \h </w:instrText>
         </w:r>
         <w:r>
           <w:rPr>
@@ -1122,7 +1122,7 @@
           <w14:ligatures w14:val="standardContextual"/>
         </w:rPr>
       </w:pPr>
-      <w:hyperlink w:anchor="_Toc240385298" w:history="1">
+      <w:hyperlink w:anchor="_Toc240394704" w:history="1">
         <w:r>
           <w:rPr>
             <w:rStyle w:val="aff9"/>
@@ -1150,7 +1150,7 @@
             <w:noProof/>
             <w:webHidden/>
           </w:rPr>
-          <w:instrText xml:space="preserve"> PAGEREF _Toc240385298 \h </w:instrText>
+          <w:instrText xml:space="preserve"> PAGEREF _Toc240394704 \h </w:instrText>
         </w:r>
         <w:r>
           <w:rPr>
@@ -1198,7 +1198,7 @@
           <w14:ligatures w14:val="standardContextual"/>
         </w:rPr>
       </w:pPr>
-      <w:hyperlink w:anchor="_Toc240385299" w:history="1">
+      <w:hyperlink w:anchor="_Toc240394705" w:history="1">
         <w:r>
           <w:rPr>
             <w:rStyle w:val="aff9"/>
@@ -1226,7 +1226,7 @@
             <w:noProof/>
             <w:webHidden/>
           </w:rPr>
-          <w:instrText xml:space="preserve"> PAGEREF _Toc240385299 \h </w:instrText>
+          <w:instrText xml:space="preserve"> PAGEREF _Toc240394705 \h </w:instrText>
         </w:r>
         <w:r>
           <w:rPr>
@@ -1274,7 +1274,7 @@
           <w14:ligatures w14:val="standardContextual"/>
         </w:rPr>
       </w:pPr>
-      <w:hyperlink w:anchor="_Toc240385300" w:history="1">
+      <w:hyperlink w:anchor="_Toc240394706" w:history="1">
         <w:r>
           <w:rPr>
             <w:rStyle w:val="aff9"/>
@@ -1302,7 +1302,7 @@
             <w:noProof/>
             <w:webHidden/>
           </w:rPr>
-          <w:instrText xml:space="preserve"> PAGEREF _Toc240385300 \h </w:instrText>
+          <w:instrText xml:space="preserve"> PAGEREF _Toc240394706 \h </w:instrText>
         </w:r>
         <w:r>
           <w:rPr>
@@ -1350,7 +1350,7 @@
           <w14:ligatures w14:val="standardContextual"/>
         </w:rPr>
       </w:pPr>
-      <w:hyperlink w:anchor="_Toc240385301" w:history="1">
+      <w:hyperlink w:anchor="_Toc240394707" w:history="1">
         <w:r>
           <w:rPr>
             <w:rStyle w:val="aff9"/>
@@ -1378,7 +1378,7 @@
             <w:noProof/>
             <w:webHidden/>
           </w:rPr>
-          <w:instrText xml:space="preserve"> PAGEREF _Toc240385301 \h </w:instrText>
+          <w:instrText xml:space="preserve"> PAGEREF _Toc240394707 \h </w:instrText>
         </w:r>
         <w:r>
           <w:rPr>
@@ -1426,7 +1426,7 @@
           <w14:ligatures w14:val="standardContextual"/>
         </w:rPr>
       </w:pPr>
-      <w:hyperlink w:anchor="_Toc240385302" w:history="1">
+      <w:hyperlink w:anchor="_Toc240394708" w:history="1">
         <w:r>
           <w:rPr>
             <w:rStyle w:val="aff9"/>
@@ -1454,7 +1454,7 @@
             <w:noProof/>
             <w:webHidden/>
           </w:rPr>
-          <w:instrText xml:space="preserve"> PAGEREF _Toc240385302 \h </w:instrText>
+          <w:instrText xml:space="preserve"> PAGEREF _Toc240394708 \h </w:instrText>
         </w:r>
         <w:r>
           <w:rPr>
@@ -1502,7 +1502,7 @@
           <w14:ligatures w14:val="standardContextual"/>
         </w:rPr>
       </w:pPr>
-      <w:hyperlink w:anchor="_Toc240385303" w:history="1">
+      <w:hyperlink w:anchor="_Toc240394709" w:history="1">
         <w:r>
           <w:rPr>
             <w:rStyle w:val="aff9"/>
@@ -1530,7 +1530,7 @@
             <w:noProof/>
             <w:webHidden/>
           </w:rPr>
-          <w:instrText xml:space="preserve"> PAGEREF _Toc240385303 \h </w:instrText>
+          <w:instrText xml:space="preserve"> PAGEREF _Toc240394709 \h </w:instrText>
         </w:r>
         <w:r>
           <w:rPr>
@@ -1577,7 +1577,7 @@
           <w14:ligatures w14:val="standardContextual"/>
         </w:rPr>
       </w:pPr>
-      <w:hyperlink w:anchor="_Toc240385304" w:history="1">
+      <w:hyperlink w:anchor="_Toc240394710" w:history="1">
         <w:r>
           <w:rPr>
             <w:rStyle w:val="aff9"/>
@@ -1605,7 +1605,7 @@
             <w:noProof/>
             <w:webHidden/>
           </w:rPr>
-          <w:instrText xml:space="preserve"> PAGEREF _Toc240385304 \h </w:instrText>
+          <w:instrText xml:space="preserve"> PAGEREF _Toc240394710 \h </w:instrText>
         </w:r>
         <w:r>
           <w:rPr>
@@ -1653,7 +1653,7 @@
           <w14:ligatures w14:val="standardContextual"/>
         </w:rPr>
       </w:pPr>
-      <w:hyperlink w:anchor="_Toc240385305" w:history="1">
+      <w:hyperlink w:anchor="_Toc240394711" w:history="1">
         <w:r>
           <w:rPr>
             <w:rStyle w:val="aff9"/>
@@ -1681,7 +1681,7 @@
             <w:noProof/>
             <w:webHidden/>
           </w:rPr>
-          <w:instrText xml:space="preserve"> PAGEREF _Toc240385305 \h </w:instrText>
+          <w:instrText xml:space="preserve"> PAGEREF _Toc240394711 \h </w:instrText>
         </w:r>
         <w:r>
           <w:rPr>
@@ -1729,7 +1729,7 @@
           <w14:ligatures w14:val="standardContextual"/>
         </w:rPr>
       </w:pPr>
-      <w:hyperlink w:anchor="_Toc240385306" w:history="1">
+      <w:hyperlink w:anchor="_Toc240394712" w:history="1">
         <w:r>
           <w:rPr>
             <w:rStyle w:val="aff9"/>
@@ -1757,7 +1757,7 @@
             <w:noProof/>
             <w:webHidden/>
           </w:rPr>
-          <w:instrText xml:space="preserve"> PAGEREF _Toc240385306 \h </w:instrText>
+          <w:instrText xml:space="preserve"> PAGEREF _Toc240394712 \h </w:instrText>
         </w:r>
         <w:r>
           <w:rPr>
@@ -1805,7 +1805,7 @@
           <w14:ligatures w14:val="standardContextual"/>
         </w:rPr>
       </w:pPr>
-      <w:hyperlink w:anchor="_Toc240385307" w:history="1">
+      <w:hyperlink w:anchor="_Toc240394713" w:history="1">
         <w:r>
           <w:rPr>
             <w:rStyle w:val="aff9"/>
@@ -1833,7 +1833,7 @@
             <w:noProof/>
             <w:webHidden/>
           </w:rPr>
-          <w:instrText xml:space="preserve"> PAGEREF _Toc240385307 \h </w:instrText>
+          <w:instrText xml:space="preserve"> PAGEREF _Toc240394713 \h </w:instrText>
         </w:r>
         <w:r>
           <w:rPr>
@@ -1881,7 +1881,7 @@
           <w14:ligatures w14:val="standardContextual"/>
         </w:rPr>
       </w:pPr>
-      <w:hyperlink w:anchor="_Toc240385308" w:history="1">
+      <w:hyperlink w:anchor="_Toc240394714" w:history="1">
         <w:r>
           <w:rPr>
             <w:rStyle w:val="aff9"/>
@@ -1909,7 +1909,7 @@
             <w:noProof/>
             <w:webHidden/>
           </w:rPr>
-          <w:instrText xml:space="preserve"> PAGEREF _Toc240385308 \h </w:instrText>
+          <w:instrText xml:space="preserve"> PAGEREF _Toc240394714 \h </w:instrText>
         </w:r>
         <w:r>
           <w:rPr>
@@ -1957,7 +1957,7 @@
           <w14:ligatures w14:val="standardContextual"/>
         </w:rPr>
       </w:pPr>
-      <w:hyperlink w:anchor="_Toc240385309" w:history="1">
+      <w:hyperlink w:anchor="_Toc240394715" w:history="1">
         <w:r>
           <w:rPr>
             <w:rStyle w:val="aff9"/>
@@ -1985,7 +1985,7 @@
             <w:noProof/>
             <w:webHidden/>
           </w:rPr>
-          <w:instrText xml:space="preserve"> PAGEREF _Toc240385309 \h </w:instrText>
+          <w:instrText xml:space="preserve"> PAGEREF _Toc240394715 \h </w:instrText>
         </w:r>
         <w:r>
           <w:rPr>
@@ -2033,7 +2033,7 @@
           <w14:ligatures w14:val="standardContextual"/>
         </w:rPr>
       </w:pPr>
-      <w:hyperlink w:anchor="_Toc240385310" w:history="1">
+      <w:hyperlink w:anchor="_Toc240394716" w:history="1">
         <w:r>
           <w:rPr>
             <w:rStyle w:val="aff9"/>
@@ -2061,7 +2061,7 @@
             <w:noProof/>
             <w:webHidden/>
           </w:rPr>
-          <w:instrText xml:space="preserve"> PAGEREF _Toc240385310 \h </w:instrText>
+          <w:instrText xml:space="preserve"> PAGEREF _Toc240394716 \h </w:instrText>
         </w:r>
         <w:r>
           <w:rPr>
@@ -2109,7 +2109,7 @@
           <w14:ligatures w14:val="standardContextual"/>
         </w:rPr>
       </w:pPr>
-      <w:hyperlink w:anchor="_Toc240385311" w:history="1">
+      <w:hyperlink w:anchor="_Toc240394717" w:history="1">
         <w:r>
           <w:rPr>
             <w:rStyle w:val="aff9"/>
@@ -2137,7 +2137,7 @@
             <w:noProof/>
             <w:webHidden/>
           </w:rPr>
-          <w:instrText xml:space="preserve"> PAGEREF _Toc240385311 \h </w:instrText>
+          <w:instrText xml:space="preserve"> PAGEREF _Toc240394717 \h </w:instrText>
         </w:r>
         <w:r>
           <w:rPr>
@@ -2184,7 +2184,7 @@
           <w14:ligatures w14:val="standardContextual"/>
         </w:rPr>
       </w:pPr>
-      <w:hyperlink w:anchor="_Toc240385312" w:history="1">
+      <w:hyperlink w:anchor="_Toc240394718" w:history="1">
         <w:r>
           <w:rPr>
             <w:rStyle w:val="aff9"/>
@@ -2212,7 +2212,7 @@
             <w:noProof/>
             <w:webHidden/>
           </w:rPr>
-          <w:instrText xml:space="preserve"> PAGEREF _Toc240385312 \h </w:instrText>
+          <w:instrText xml:space="preserve"> PAGEREF _Toc240394718 \h </w:instrText>
         </w:r>
         <w:r>
           <w:rPr>
@@ -2260,7 +2260,7 @@
           <w14:ligatures w14:val="standardContextual"/>
         </w:rPr>
       </w:pPr>
-      <w:hyperlink w:anchor="_Toc240385313" w:history="1">
+      <w:hyperlink w:anchor="_Toc240394719" w:history="1">
         <w:r>
           <w:rPr>
             <w:rStyle w:val="aff9"/>
@@ -2288,7 +2288,7 @@
             <w:noProof/>
             <w:webHidden/>
           </w:rPr>
-          <w:instrText xml:space="preserve"> PAGEREF _Toc240385313 \h </w:instrText>
+          <w:instrText xml:space="preserve"> PAGEREF _Toc240394719 \h </w:instrText>
         </w:r>
         <w:r>
           <w:rPr>
@@ -2336,7 +2336,7 @@
           <w14:ligatures w14:val="standardContextual"/>
         </w:rPr>
       </w:pPr>
-      <w:hyperlink w:anchor="_Toc240385314" w:history="1">
+      <w:hyperlink w:anchor="_Toc240394720" w:history="1">
         <w:r>
           <w:rPr>
             <w:rStyle w:val="aff9"/>
@@ -2364,7 +2364,7 @@
             <w:noProof/>
             <w:webHidden/>
           </w:rPr>
-          <w:instrText xml:space="preserve"> PAGEREF _Toc240385314 \h </w:instrText>
+          <w:instrText xml:space="preserve"> PAGEREF _Toc240394720 \h </w:instrText>
         </w:r>
         <w:r>
           <w:rPr>
@@ -2412,7 +2412,7 @@
           <w14:ligatures w14:val="standardContextual"/>
         </w:rPr>
       </w:pPr>
-      <w:hyperlink w:anchor="_Toc240385315" w:history="1">
+      <w:hyperlink w:anchor="_Toc240394721" w:history="1">
         <w:r>
           <w:rPr>
             <w:rStyle w:val="aff9"/>
@@ -2440,7 +2440,7 @@
             <w:noProof/>
             <w:webHidden/>
           </w:rPr>
-          <w:instrText xml:space="preserve"> PAGEREF _Toc240385315 \h </w:instrText>
+          <w:instrText xml:space="preserve"> PAGEREF _Toc240394721 \h </w:instrText>
         </w:r>
         <w:r>
           <w:rPr>
@@ -2488,7 +2488,7 @@
           <w14:ligatures w14:val="standardContextual"/>
         </w:rPr>
       </w:pPr>
-      <w:hyperlink w:anchor="_Toc240385316" w:history="1">
+      <w:hyperlink w:anchor="_Toc240394722" w:history="1">
         <w:r>
           <w:rPr>
             <w:rStyle w:val="aff9"/>
@@ -2516,7 +2516,7 @@
             <w:noProof/>
             <w:webHidden/>
           </w:rPr>
-          <w:instrText xml:space="preserve"> PAGEREF _Toc240385316 \h </w:instrText>
+          <w:instrText xml:space="preserve"> PAGEREF _Toc240394722 \h </w:instrText>
         </w:r>
         <w:r>
           <w:rPr>
@@ -2564,7 +2564,7 @@
           <w14:ligatures w14:val="standardContextual"/>
         </w:rPr>
       </w:pPr>
-      <w:hyperlink w:anchor="_Toc240385317" w:history="1">
+      <w:hyperlink w:anchor="_Toc240394723" w:history="1">
         <w:r>
           <w:rPr>
             <w:rStyle w:val="aff9"/>
@@ -2592,7 +2592,7 @@
             <w:noProof/>
             <w:webHidden/>
           </w:rPr>
-          <w:instrText xml:space="preserve"> PAGEREF _Toc240385317 \h </w:instrText>
+          <w:instrText xml:space="preserve"> PAGEREF _Toc240394723 \h </w:instrText>
         </w:r>
         <w:r>
           <w:rPr>
@@ -2640,7 +2640,7 @@
           <w14:ligatures w14:val="standardContextual"/>
         </w:rPr>
       </w:pPr>
-      <w:hyperlink w:anchor="_Toc240385318" w:history="1">
+      <w:hyperlink w:anchor="_Toc240394724" w:history="1">
         <w:r>
           <w:rPr>
             <w:rStyle w:val="aff9"/>
@@ -2668,7 +2668,7 @@
             <w:noProof/>
             <w:webHidden/>
           </w:rPr>
-          <w:instrText xml:space="preserve"> PAGEREF _Toc240385318 \h </w:instrText>
+          <w:instrText xml:space="preserve"> PAGEREF _Toc240394724 \h </w:instrText>
         </w:r>
         <w:r>
           <w:rPr>
@@ -2716,7 +2716,7 @@
           <w14:ligatures w14:val="standardContextual"/>
         </w:rPr>
       </w:pPr>
-      <w:hyperlink w:anchor="_Toc240385319" w:history="1">
+      <w:hyperlink w:anchor="_Toc240394725" w:history="1">
         <w:r>
           <w:rPr>
             <w:rStyle w:val="aff9"/>
@@ -2744,7 +2744,7 @@
             <w:noProof/>
             <w:webHidden/>
           </w:rPr>
-          <w:instrText xml:space="preserve"> PAGEREF _Toc240385319 \h </w:instrText>
+          <w:instrText xml:space="preserve"> PAGEREF _Toc240394725 \h </w:instrText>
         </w:r>
         <w:r>
           <w:rPr>
@@ -2792,7 +2792,7 @@
           <w14:ligatures w14:val="standardContextual"/>
         </w:rPr>
       </w:pPr>
-      <w:hyperlink w:anchor="_Toc240385320" w:history="1">
+      <w:hyperlink w:anchor="_Toc240394726" w:history="1">
         <w:r>
           <w:rPr>
             <w:rStyle w:val="aff9"/>
@@ -2820,7 +2820,7 @@
             <w:noProof/>
             <w:webHidden/>
           </w:rPr>
-          <w:instrText xml:space="preserve"> PAGEREF _Toc240385320 \h </w:instrText>
+          <w:instrText xml:space="preserve"> PAGEREF _Toc240394726 \h </w:instrText>
         </w:r>
         <w:r>
           <w:rPr>
@@ -2867,7 +2867,7 @@
           <w14:ligatures w14:val="standardContextual"/>
         </w:rPr>
       </w:pPr>
-      <w:hyperlink w:anchor="_Toc240385321" w:history="1">
+      <w:hyperlink w:anchor="_Toc240394727" w:history="1">
         <w:r>
           <w:rPr>
             <w:rStyle w:val="aff9"/>
@@ -2895,7 +2895,7 @@
             <w:noProof/>
             <w:webHidden/>
           </w:rPr>
-          <w:instrText xml:space="preserve"> PAGEREF _Toc240385321 \h </w:instrText>
+          <w:instrText xml:space="preserve"> PAGEREF _Toc240394727 \h </w:instrText>
         </w:r>
         <w:r>
           <w:rPr>
@@ -2943,7 +2943,7 @@
           <w14:ligatures w14:val="standardContextual"/>
         </w:rPr>
       </w:pPr>
-      <w:hyperlink w:anchor="_Toc240385322" w:history="1">
+      <w:hyperlink w:anchor="_Toc240394728" w:history="1">
         <w:r>
           <w:rPr>
             <w:rStyle w:val="aff9"/>
@@ -2971,7 +2971,7 @@
             <w:noProof/>
             <w:webHidden/>
           </w:rPr>
-          <w:instrText xml:space="preserve"> PAGEREF _Toc240385322 \h </w:instrText>
+          <w:instrText xml:space="preserve"> PAGEREF _Toc240394728 \h </w:instrText>
         </w:r>
         <w:r>
           <w:rPr>
@@ -3019,7 +3019,7 @@
           <w14:ligatures w14:val="standardContextual"/>
         </w:rPr>
       </w:pPr>
-      <w:hyperlink w:anchor="_Toc240385323" w:history="1">
+      <w:hyperlink w:anchor="_Toc240394729" w:history="1">
         <w:r>
           <w:rPr>
             <w:rStyle w:val="aff9"/>
@@ -3047,7 +3047,7 @@
             <w:noProof/>
             <w:webHidden/>
           </w:rPr>
-          <w:instrText xml:space="preserve"> PAGEREF _Toc240385323 \h </w:instrText>
+          <w:instrText xml:space="preserve"> PAGEREF _Toc240394729 \h </w:instrText>
         </w:r>
         <w:r>
           <w:rPr>
@@ -3095,7 +3095,7 @@
           <w14:ligatures w14:val="standardContextual"/>
         </w:rPr>
       </w:pPr>
-      <w:hyperlink w:anchor="_Toc240385324" w:history="1">
+      <w:hyperlink w:anchor="_Toc240394730" w:history="1">
         <w:r>
           <w:rPr>
             <w:rStyle w:val="aff9"/>
@@ -3123,7 +3123,7 @@
             <w:noProof/>
             <w:webHidden/>
           </w:rPr>
-          <w:instrText xml:space="preserve"> PAGEREF _Toc240385324 \h </w:instrText>
+          <w:instrText xml:space="preserve"> PAGEREF _Toc240394730 \h </w:instrText>
         </w:r>
         <w:r>
           <w:rPr>
@@ -3171,7 +3171,7 @@
           <w14:ligatures w14:val="standardContextual"/>
         </w:rPr>
       </w:pPr>
-      <w:hyperlink w:anchor="_Toc240385325" w:history="1">
+      <w:hyperlink w:anchor="_Toc240394731" w:history="1">
         <w:r>
           <w:rPr>
             <w:rStyle w:val="aff9"/>
@@ -3199,7 +3199,7 @@
             <w:noProof/>
             <w:webHidden/>
           </w:rPr>
-          <w:instrText xml:space="preserve"> PAGEREF _Toc240385325 \h </w:instrText>
+          <w:instrText xml:space="preserve"> PAGEREF _Toc240394731 \h </w:instrText>
         </w:r>
         <w:r>
           <w:rPr>
@@ -3247,7 +3247,7 @@
           <w14:ligatures w14:val="standardContextual"/>
         </w:rPr>
       </w:pPr>
-      <w:hyperlink w:anchor="_Toc240385326" w:history="1">
+      <w:hyperlink w:anchor="_Toc240394732" w:history="1">
         <w:r>
           <w:rPr>
             <w:rStyle w:val="aff9"/>
@@ -3275,7 +3275,7 @@
             <w:noProof/>
             <w:webHidden/>
           </w:rPr>
-          <w:instrText xml:space="preserve"> PAGEREF _Toc240385326 \h </w:instrText>
+          <w:instrText xml:space="preserve"> PAGEREF _Toc240394732 \h </w:instrText>
         </w:r>
         <w:r>
           <w:rPr>
@@ -3323,7 +3323,7 @@
           <w14:ligatures w14:val="standardContextual"/>
         </w:rPr>
       </w:pPr>
-      <w:hyperlink w:anchor="_Toc240385327" w:history="1">
+      <w:hyperlink w:anchor="_Toc240394733" w:history="1">
         <w:r>
           <w:rPr>
             <w:rStyle w:val="aff9"/>
@@ -3351,7 +3351,7 @@
             <w:noProof/>
             <w:webHidden/>
           </w:rPr>
-          <w:instrText xml:space="preserve"> PAGEREF _Toc240385327 \h </w:instrText>
+          <w:instrText xml:space="preserve"> PAGEREF _Toc240394733 \h </w:instrText>
         </w:r>
         <w:r>
           <w:rPr>
@@ -3399,7 +3399,7 @@
           <w14:ligatures w14:val="standardContextual"/>
         </w:rPr>
       </w:pPr>
-      <w:hyperlink w:anchor="_Toc240385328" w:history="1">
+      <w:hyperlink w:anchor="_Toc240394734" w:history="1">
         <w:r>
           <w:rPr>
             <w:rStyle w:val="aff9"/>
@@ -3427,7 +3427,7 @@
             <w:noProof/>
             <w:webHidden/>
           </w:rPr>
-          <w:instrText xml:space="preserve"> PAGEREF _Toc240385328 \h </w:instrText>
+          <w:instrText xml:space="preserve"> PAGEREF _Toc240394734 \h </w:instrText>
         </w:r>
         <w:r>
           <w:rPr>
@@ -3474,7 +3474,7 @@
           <w14:ligatures w14:val="standardContextual"/>
         </w:rPr>
       </w:pPr>
-      <w:hyperlink w:anchor="_Toc240385329" w:history="1">
+      <w:hyperlink w:anchor="_Toc240394735" w:history="1">
         <w:r>
           <w:rPr>
             <w:rStyle w:val="aff9"/>
@@ -3502,7 +3502,7 @@
             <w:noProof/>
             <w:webHidden/>
           </w:rPr>
-          <w:instrText xml:space="preserve"> PAGEREF _Toc240385329 \h </w:instrText>
+          <w:instrText xml:space="preserve"> PAGEREF _Toc240394735 \h </w:instrText>
         </w:r>
         <w:r>
           <w:rPr>
@@ -3550,7 +3550,7 @@
           <w14:ligatures w14:val="standardContextual"/>
         </w:rPr>
       </w:pPr>
-      <w:hyperlink w:anchor="_Toc240385330" w:history="1">
+      <w:hyperlink w:anchor="_Toc240394736" w:history="1">
         <w:r>
           <w:rPr>
             <w:rStyle w:val="aff9"/>
@@ -3578,7 +3578,7 @@
             <w:noProof/>
             <w:webHidden/>
           </w:rPr>
-          <w:instrText xml:space="preserve"> PAGEREF _Toc240385330 \h </w:instrText>
+          <w:instrText xml:space="preserve"> PAGEREF _Toc240394736 \h </w:instrText>
         </w:r>
         <w:r>
           <w:rPr>
@@ -3626,7 +3626,7 @@
           <w14:ligatures w14:val="standardContextual"/>
         </w:rPr>
       </w:pPr>
-      <w:hyperlink w:anchor="_Toc240385331" w:history="1">
+      <w:hyperlink w:anchor="_Toc240394737" w:history="1">
         <w:r>
           <w:rPr>
             <w:rStyle w:val="aff9"/>
@@ -3654,7 +3654,7 @@
             <w:noProof/>
             <w:webHidden/>
           </w:rPr>
-          <w:instrText xml:space="preserve"> PAGEREF _Toc240385331 \h </w:instrText>
+          <w:instrText xml:space="preserve"> PAGEREF _Toc240394737 \h </w:instrText>
         </w:r>
         <w:r>
           <w:rPr>
@@ -3702,7 +3702,7 @@
           <w14:ligatures w14:val="standardContextual"/>
         </w:rPr>
       </w:pPr>
-      <w:hyperlink w:anchor="_Toc240385332" w:history="1">
+      <w:hyperlink w:anchor="_Toc240394738" w:history="1">
         <w:r>
           <w:rPr>
             <w:rStyle w:val="aff9"/>
@@ -3730,7 +3730,7 @@
             <w:noProof/>
             <w:webHidden/>
           </w:rPr>
-          <w:instrText xml:space="preserve"> PAGEREF _Toc240385332 \h </w:instrText>
+          <w:instrText xml:space="preserve"> PAGEREF _Toc240394738 \h </w:instrText>
         </w:r>
         <w:r>
           <w:rPr>
@@ -3778,7 +3778,7 @@
           <w14:ligatures w14:val="standardContextual"/>
         </w:rPr>
       </w:pPr>
-      <w:hyperlink w:anchor="_Toc240385333" w:history="1">
+      <w:hyperlink w:anchor="_Toc240394739" w:history="1">
         <w:r>
           <w:rPr>
             <w:rStyle w:val="aff9"/>
@@ -3806,7 +3806,7 @@
             <w:noProof/>
             <w:webHidden/>
           </w:rPr>
-          <w:instrText xml:space="preserve"> PAGEREF _Toc240385333 \h </w:instrText>
+          <w:instrText xml:space="preserve"> PAGEREF _Toc240394739 \h </w:instrText>
         </w:r>
         <w:r>
           <w:rPr>
@@ -3854,7 +3854,7 @@
           <w14:ligatures w14:val="standardContextual"/>
         </w:rPr>
       </w:pPr>
-      <w:hyperlink w:anchor="_Toc240385334" w:history="1">
+      <w:hyperlink w:anchor="_Toc240394740" w:history="1">
         <w:r>
           <w:rPr>
             <w:rStyle w:val="aff9"/>
@@ -3882,7 +3882,7 @@
             <w:noProof/>
             <w:webHidden/>
           </w:rPr>
-          <w:instrText xml:space="preserve"> PAGEREF _Toc240385334 \h </w:instrText>
+          <w:instrText xml:space="preserve"> PAGEREF _Toc240394740 \h </w:instrText>
         </w:r>
         <w:r>
           <w:rPr>
@@ -3929,7 +3929,7 @@
           <w14:ligatures w14:val="standardContextual"/>
         </w:rPr>
       </w:pPr>
-      <w:hyperlink w:anchor="_Toc240385335" w:history="1">
+      <w:hyperlink w:anchor="_Toc240394741" w:history="1">
         <w:r>
           <w:rPr>
             <w:rStyle w:val="aff9"/>
@@ -3957,7 +3957,7 @@
             <w:noProof/>
             <w:webHidden/>
           </w:rPr>
-          <w:instrText xml:space="preserve"> PAGEREF _Toc240385335 \h </w:instrText>
+          <w:instrText xml:space="preserve"> PAGEREF _Toc240394741 \h </w:instrText>
         </w:r>
         <w:r>
           <w:rPr>
@@ -4005,7 +4005,7 @@
           <w14:ligatures w14:val="standardContextual"/>
         </w:rPr>
       </w:pPr>
-      <w:hyperlink w:anchor="_Toc240385336" w:history="1">
+      <w:hyperlink w:anchor="_Toc240394742" w:history="1">
         <w:r>
           <w:rPr>
             <w:rStyle w:val="aff9"/>
@@ -4033,7 +4033,7 @@
             <w:noProof/>
             <w:webHidden/>
           </w:rPr>
-          <w:instrText xml:space="preserve"> PAGEREF _Toc240385336 \h </w:instrText>
+          <w:instrText xml:space="preserve"> PAGEREF _Toc240394742 \h </w:instrText>
         </w:r>
         <w:r>
           <w:rPr>
@@ -4081,7 +4081,7 @@
           <w14:ligatures w14:val="standardContextual"/>
         </w:rPr>
       </w:pPr>
-      <w:hyperlink w:anchor="_Toc240385337" w:history="1">
+      <w:hyperlink w:anchor="_Toc240394743" w:history="1">
         <w:r>
           <w:rPr>
             <w:rStyle w:val="aff9"/>
@@ -4109,7 +4109,7 @@
             <w:noProof/>
             <w:webHidden/>
           </w:rPr>
-          <w:instrText xml:space="preserve"> PAGEREF _Toc240385337 \h </w:instrText>
+          <w:instrText xml:space="preserve"> PAGEREF _Toc240394743 \h </w:instrText>
         </w:r>
         <w:r>
           <w:rPr>
@@ -4156,7 +4156,7 @@
           <w14:ligatures w14:val="standardContextual"/>
         </w:rPr>
       </w:pPr>
-      <w:hyperlink w:anchor="_Toc240385338" w:history="1">
+      <w:hyperlink w:anchor="_Toc240394744" w:history="1">
         <w:r>
           <w:rPr>
             <w:rStyle w:val="aff9"/>
@@ -4184,7 +4184,7 @@
             <w:noProof/>
             <w:webHidden/>
           </w:rPr>
-          <w:instrText xml:space="preserve"> PAGEREF _Toc240385338 \h </w:instrText>
+          <w:instrText xml:space="preserve"> PAGEREF _Toc240394744 \h </w:instrText>
         </w:r>
         <w:r>
           <w:rPr>
@@ -4232,7 +4232,7 @@
           <w14:ligatures w14:val="standardContextual"/>
         </w:rPr>
       </w:pPr>
-      <w:hyperlink w:anchor="_Toc240385339" w:history="1">
+      <w:hyperlink w:anchor="_Toc240394745" w:history="1">
         <w:r>
           <w:rPr>
             <w:rStyle w:val="aff9"/>
@@ -4260,7 +4260,7 @@
             <w:noProof/>
             <w:webHidden/>
           </w:rPr>
-          <w:instrText xml:space="preserve"> PAGEREF _Toc240385339 \h </w:instrText>
+          <w:instrText xml:space="preserve"> PAGEREF _Toc240394745 \h </w:instrText>
         </w:r>
         <w:r>
           <w:rPr>
@@ -4308,7 +4308,7 @@
           <w14:ligatures w14:val="standardContextual"/>
         </w:rPr>
       </w:pPr>
-      <w:hyperlink w:anchor="_Toc240385340" w:history="1">
+      <w:hyperlink w:anchor="_Toc240394746" w:history="1">
         <w:r>
           <w:rPr>
             <w:rStyle w:val="aff9"/>
@@ -4336,7 +4336,7 @@
             <w:noProof/>
             <w:webHidden/>
           </w:rPr>
-          <w:instrText xml:space="preserve"> PAGEREF _Toc240385340 \h </w:instrText>
+          <w:instrText xml:space="preserve"> PAGEREF _Toc240394746 \h </w:instrText>
         </w:r>
         <w:r>
           <w:rPr>
@@ -4384,7 +4384,7 @@
           <w14:ligatures w14:val="standardContextual"/>
         </w:rPr>
       </w:pPr>
-      <w:hyperlink w:anchor="_Toc240385341" w:history="1">
+      <w:hyperlink w:anchor="_Toc240394747" w:history="1">
         <w:r>
           <w:rPr>
             <w:rStyle w:val="aff9"/>
@@ -4412,7 +4412,7 @@
             <w:noProof/>
             <w:webHidden/>
           </w:rPr>
-          <w:instrText xml:space="preserve"> PAGEREF _Toc240385341 \h </w:instrText>
+          <w:instrText xml:space="preserve"> PAGEREF _Toc240394747 \h </w:instrText>
         </w:r>
         <w:r>
           <w:rPr>
@@ -4460,7 +4460,7 @@
           <w14:ligatures w14:val="standardContextual"/>
         </w:rPr>
       </w:pPr>
-      <w:hyperlink w:anchor="_Toc240385342" w:history="1">
+      <w:hyperlink w:anchor="_Toc240394748" w:history="1">
         <w:r>
           <w:rPr>
             <w:rStyle w:val="aff9"/>
@@ -4488,7 +4488,7 @@
             <w:noProof/>
             <w:webHidden/>
           </w:rPr>
-          <w:instrText xml:space="preserve"> PAGEREF _Toc240385342 \h </w:instrText>
+          <w:instrText xml:space="preserve"> PAGEREF _Toc240394748 \h </w:instrText>
         </w:r>
         <w:r>
           <w:rPr>
@@ -4536,7 +4536,7 @@
           <w14:ligatures w14:val="standardContextual"/>
         </w:rPr>
       </w:pPr>
-      <w:hyperlink w:anchor="_Toc240385343" w:history="1">
+      <w:hyperlink w:anchor="_Toc240394749" w:history="1">
         <w:r>
           <w:rPr>
             <w:rStyle w:val="aff9"/>
@@ -4564,7 +4564,7 @@
             <w:noProof/>
             <w:webHidden/>
           </w:rPr>
-          <w:instrText xml:space="preserve"> PAGEREF _Toc240385343 \h </w:instrText>
+          <w:instrText xml:space="preserve"> PAGEREF _Toc240394749 \h </w:instrText>
         </w:r>
         <w:r>
           <w:rPr>
@@ -4612,7 +4612,7 @@
           <w14:ligatures w14:val="standardContextual"/>
         </w:rPr>
       </w:pPr>
-      <w:hyperlink w:anchor="_Toc240385344" w:history="1">
+      <w:hyperlink w:anchor="_Toc240394750" w:history="1">
         <w:r>
           <w:rPr>
             <w:rStyle w:val="aff9"/>
@@ -4640,7 +4640,7 @@
             <w:noProof/>
             <w:webHidden/>
           </w:rPr>
-          <w:instrText xml:space="preserve"> PAGEREF _Toc240385344 \h </w:instrText>
+          <w:instrText xml:space="preserve"> PAGEREF _Toc240394750 \h </w:instrText>
         </w:r>
         <w:r>
           <w:rPr>
@@ -4687,7 +4687,7 @@
           <w14:ligatures w14:val="standardContextual"/>
         </w:rPr>
       </w:pPr>
-      <w:hyperlink w:anchor="_Toc240385345" w:history="1">
+      <w:hyperlink w:anchor="_Toc240394751" w:history="1">
         <w:r>
           <w:rPr>
             <w:rStyle w:val="aff9"/>
@@ -4715,7 +4715,7 @@
             <w:noProof/>
             <w:webHidden/>
           </w:rPr>
-          <w:instrText xml:space="preserve"> PAGEREF _Toc240385345 \h </w:instrText>
+          <w:instrText xml:space="preserve"> PAGEREF _Toc240394751 \h </w:instrText>
         </w:r>
         <w:r>
           <w:rPr>
@@ -4763,7 +4763,7 @@
           <w14:ligatures w14:val="standardContextual"/>
         </w:rPr>
       </w:pPr>
-      <w:hyperlink w:anchor="_Toc240385346" w:history="1">
+      <w:hyperlink w:anchor="_Toc240394752" w:history="1">
         <w:r>
           <w:rPr>
             <w:rStyle w:val="aff9"/>
@@ -4791,7 +4791,7 @@
             <w:noProof/>
             <w:webHidden/>
           </w:rPr>
-          <w:instrText xml:space="preserve"> PAGEREF _Toc240385346 \h </w:instrText>
+          <w:instrText xml:space="preserve"> PAGEREF _Toc240394752 \h </w:instrText>
         </w:r>
         <w:r>
           <w:rPr>
@@ -4839,7 +4839,7 @@
           <w14:ligatures w14:val="standardContextual"/>
         </w:rPr>
       </w:pPr>
-      <w:hyperlink w:anchor="_Toc240385347" w:history="1">
+      <w:hyperlink w:anchor="_Toc240394753" w:history="1">
         <w:r>
           <w:rPr>
             <w:rStyle w:val="aff9"/>
@@ -4867,7 +4867,7 @@
             <w:noProof/>
             <w:webHidden/>
           </w:rPr>
-          <w:instrText xml:space="preserve"> PAGEREF _Toc240385347 \h </w:instrText>
+          <w:instrText xml:space="preserve"> PAGEREF _Toc240394753 \h </w:instrText>
         </w:r>
         <w:r>
           <w:rPr>
@@ -4915,7 +4915,7 @@
           <w14:ligatures w14:val="standardContextual"/>
         </w:rPr>
       </w:pPr>
-      <w:hyperlink w:anchor="_Toc240385348" w:history="1">
+      <w:hyperlink w:anchor="_Toc240394754" w:history="1">
         <w:r>
           <w:rPr>
             <w:rStyle w:val="aff9"/>
@@ -4943,7 +4943,7 @@
             <w:noProof/>
             <w:webHidden/>
           </w:rPr>
-          <w:instrText xml:space="preserve"> PAGEREF _Toc240385348 \h </w:instrText>
+          <w:instrText xml:space="preserve"> PAGEREF _Toc240394754 \h </w:instrText>
         </w:r>
         <w:r>
           <w:rPr>
@@ -4990,7 +4990,7 @@
           <w14:ligatures w14:val="standardContextual"/>
         </w:rPr>
       </w:pPr>
-      <w:hyperlink w:anchor="_Toc240385349" w:history="1">
+      <w:hyperlink w:anchor="_Toc240394755" w:history="1">
         <w:r>
           <w:rPr>
             <w:rStyle w:val="aff9"/>
@@ -5018,7 +5018,7 @@
             <w:noProof/>
             <w:webHidden/>
           </w:rPr>
-          <w:instrText xml:space="preserve"> PAGEREF _Toc240385349 \h </w:instrText>
+          <w:instrText xml:space="preserve"> PAGEREF _Toc240394755 \h </w:instrText>
         </w:r>
         <w:r>
           <w:rPr>
@@ -5065,7 +5065,7 @@
           <w14:ligatures w14:val="standardContextual"/>
         </w:rPr>
       </w:pPr>
-      <w:hyperlink w:anchor="_Toc240385350" w:history="1">
+      <w:hyperlink w:anchor="_Toc240394756" w:history="1">
         <w:r>
           <w:rPr>
             <w:rStyle w:val="aff9"/>
@@ -5093,7 +5093,7 @@
             <w:noProof/>
             <w:webHidden/>
           </w:rPr>
-          <w:instrText xml:space="preserve"> PAGEREF _Toc240385350 \h </w:instrText>
+          <w:instrText xml:space="preserve"> PAGEREF _Toc240394756 \h </w:instrText>
         </w:r>
         <w:r>
           <w:rPr>
@@ -5134,7 +5134,7 @@
         <w:pStyle w:val="1"/>
         <w:spacing w:before="240" w:after="120" w:line="360" w:lineRule="auto"/>
       </w:pPr>
-      <w:bookmarkStart w:id="0" w:name="_Toc240385286"/>
+      <w:bookmarkStart w:id="0" w:name="_Toc240394692"/>
       <w:r>
         <w:rPr>
           <w:rFonts w:ascii="黑体" w:eastAsia="黑体" w:hAnsi="黑体"/>
@@ -5148,7 +5148,7 @@
         <w:pStyle w:val="21"/>
         <w:spacing w:after="120" w:line="360" w:lineRule="auto"/>
       </w:pPr>
-      <w:bookmarkStart w:id="1" w:name="_Toc240385287"/>
+      <w:bookmarkStart w:id="1" w:name="_Toc240394693"/>
       <w:r>
         <w:rPr>
           <w:rFonts w:ascii="黑体" w:eastAsia="黑体" w:hAnsi="黑体"/>
@@ -5204,7 +5204,7 @@
         <w:pStyle w:val="21"/>
         <w:spacing w:after="120" w:line="360" w:lineRule="auto"/>
       </w:pPr>
-      <w:bookmarkStart w:id="2" w:name="_Toc240385288"/>
+      <w:bookmarkStart w:id="2" w:name="_Toc240394694"/>
       <w:r>
         <w:rPr>
           <w:rFonts w:ascii="黑体" w:eastAsia="黑体" w:hAnsi="黑体"/>
@@ -5236,7 +5236,7 @@
         <w:pStyle w:val="21"/>
         <w:spacing w:after="120" w:line="360" w:lineRule="auto"/>
       </w:pPr>
-      <w:bookmarkStart w:id="3" w:name="_Toc240385289"/>
+      <w:bookmarkStart w:id="3" w:name="_Toc240394695"/>
       <w:r>
         <w:rPr>
           <w:rFonts w:ascii="黑体" w:eastAsia="黑体" w:hAnsi="黑体"/>
@@ -5292,7 +5292,7 @@
         <w:pStyle w:val="1"/>
         <w:spacing w:before="240" w:after="120" w:line="360" w:lineRule="auto"/>
       </w:pPr>
-      <w:bookmarkStart w:id="4" w:name="_Toc240385290"/>
+      <w:bookmarkStart w:id="4" w:name="_Toc240394696"/>
       <w:r>
         <w:rPr>
           <w:rFonts w:ascii="黑体" w:eastAsia="黑体" w:hAnsi="黑体"/>
@@ -5306,7 +5306,7 @@
         <w:pStyle w:val="21"/>
         <w:spacing w:after="120" w:line="360" w:lineRule="auto"/>
       </w:pPr>
-      <w:bookmarkStart w:id="5" w:name="_Toc240385291"/>
+      <w:bookmarkStart w:id="5" w:name="_Toc240394697"/>
       <w:r>
         <w:rPr>
           <w:rFonts w:ascii="黑体" w:eastAsia="黑体" w:hAnsi="黑体"/>
@@ -5780,7 +5780,7 @@
         <w:pStyle w:val="21"/>
         <w:spacing w:after="120" w:line="360" w:lineRule="auto"/>
       </w:pPr>
-      <w:bookmarkStart w:id="6" w:name="_Toc240385292"/>
+      <w:bookmarkStart w:id="6" w:name="_Toc240394698"/>
       <w:r>
         <w:rPr>
           <w:rFonts w:ascii="黑体" w:eastAsia="黑体" w:hAnsi="黑体"/>
@@ -6173,7 +6173,7 @@
         <w:pStyle w:val="21"/>
         <w:spacing w:after="120" w:line="360" w:lineRule="auto"/>
       </w:pPr>
-      <w:bookmarkStart w:id="7" w:name="_Toc240385293"/>
+      <w:bookmarkStart w:id="7" w:name="_Toc240394699"/>
       <w:r>
         <w:rPr>
           <w:rFonts w:ascii="黑体" w:eastAsia="黑体" w:hAnsi="黑体"/>
@@ -6811,7 +6811,7 @@
         <w:pStyle w:val="21"/>
         <w:spacing w:after="120" w:line="360" w:lineRule="auto"/>
       </w:pPr>
-      <w:bookmarkStart w:id="8" w:name="_Toc240385294"/>
+      <w:bookmarkStart w:id="8" w:name="_Toc240394700"/>
       <w:r>
         <w:rPr>
           <w:rFonts w:ascii="黑体" w:eastAsia="黑体" w:hAnsi="黑体"/>
@@ -6960,7 +6960,7 @@
         <w:pStyle w:val="21"/>
         <w:spacing w:after="120" w:line="360" w:lineRule="auto"/>
       </w:pPr>
-      <w:bookmarkStart w:id="9" w:name="_Toc240385295"/>
+      <w:bookmarkStart w:id="9" w:name="_Toc240394701"/>
       <w:r>
         <w:rPr>
           <w:rFonts w:ascii="黑体" w:eastAsia="黑体" w:hAnsi="黑体"/>
@@ -7417,7 +7417,7 @@
         <w:pStyle w:val="21"/>
         <w:spacing w:after="120" w:line="360" w:lineRule="auto"/>
       </w:pPr>
-      <w:bookmarkStart w:id="10" w:name="_Toc240385296"/>
+      <w:bookmarkStart w:id="10" w:name="_Toc240394702"/>
       <w:r>
         <w:rPr>
           <w:rFonts w:ascii="黑体" w:eastAsia="黑体" w:hAnsi="黑体"/>
@@ -11917,7 +11917,7 @@
         <w:pStyle w:val="1"/>
         <w:spacing w:before="240" w:after="120" w:line="360" w:lineRule="auto"/>
       </w:pPr>
-      <w:bookmarkStart w:id="11" w:name="_Toc240385297"/>
+      <w:bookmarkStart w:id="11" w:name="_Toc240394703"/>
       <w:r>
         <w:rPr>
           <w:rFonts w:ascii="黑体" w:eastAsia="黑体" w:hAnsi="黑体"/>
@@ -11931,7 +11931,7 @@
         <w:pStyle w:val="21"/>
         <w:spacing w:after="120" w:line="360" w:lineRule="auto"/>
       </w:pPr>
-      <w:bookmarkStart w:id="12" w:name="_Toc240385298"/>
+      <w:bookmarkStart w:id="12" w:name="_Toc240394704"/>
       <w:r>
         <w:rPr>
           <w:rFonts w:ascii="黑体" w:eastAsia="黑体" w:hAnsi="黑体"/>
@@ -12453,7 +12453,7 @@
         <w:pStyle w:val="21"/>
         <w:spacing w:after="120" w:line="360" w:lineRule="auto"/>
       </w:pPr>
-      <w:bookmarkStart w:id="13" w:name="_Toc240385299"/>
+      <w:bookmarkStart w:id="13" w:name="_Toc240394705"/>
       <w:r>
         <w:rPr>
           <w:rFonts w:ascii="黑体" w:eastAsia="黑体" w:hAnsi="黑体"/>
@@ -12938,7 +12938,7 @@
         <w:pStyle w:val="21"/>
         <w:spacing w:after="120" w:line="360" w:lineRule="auto"/>
       </w:pPr>
-      <w:bookmarkStart w:id="14" w:name="_Toc240385300"/>
+      <w:bookmarkStart w:id="14" w:name="_Toc240394706"/>
       <w:r>
         <w:rPr>
           <w:rFonts w:ascii="黑体" w:eastAsia="黑体" w:hAnsi="黑体"/>
@@ -13073,7 +13073,7 @@
         <w:pStyle w:val="21"/>
         <w:spacing w:after="120" w:line="360" w:lineRule="auto"/>
       </w:pPr>
-      <w:bookmarkStart w:id="15" w:name="_Toc240385301"/>
+      <w:bookmarkStart w:id="15" w:name="_Toc240394707"/>
       <w:r>
         <w:rPr>
           <w:rFonts w:ascii="黑体" w:eastAsia="黑体" w:hAnsi="黑体"/>
@@ -13132,7 +13132,7 @@
         <w:pStyle w:val="21"/>
         <w:spacing w:after="120" w:line="360" w:lineRule="auto"/>
       </w:pPr>
-      <w:bookmarkStart w:id="16" w:name="_Toc240385302"/>
+      <w:bookmarkStart w:id="16" w:name="_Toc240394708"/>
       <w:r>
         <w:rPr>
           <w:rFonts w:ascii="黑体" w:eastAsia="黑体" w:hAnsi="黑体"/>
@@ -13490,7 +13490,7 @@
         <w:pStyle w:val="21"/>
         <w:spacing w:after="120" w:line="360" w:lineRule="auto"/>
       </w:pPr>
-      <w:bookmarkStart w:id="17" w:name="_Toc240385303"/>
+      <w:bookmarkStart w:id="17" w:name="_Toc240394709"/>
       <w:r>
         <w:rPr>
           <w:rFonts w:ascii="黑体" w:eastAsia="黑体" w:hAnsi="黑体"/>
@@ -13610,7 +13610,7 @@
         <w:pStyle w:val="1"/>
         <w:spacing w:before="240" w:after="120" w:line="360" w:lineRule="auto"/>
       </w:pPr>
-      <w:bookmarkStart w:id="18" w:name="_Toc240385304"/>
+      <w:bookmarkStart w:id="18" w:name="_Toc240394710"/>
       <w:r>
         <w:rPr>
           <w:rFonts w:ascii="黑体" w:eastAsia="黑体" w:hAnsi="黑体"/>
@@ -13624,7 +13624,7 @@
         <w:pStyle w:val="21"/>
         <w:spacing w:after="120" w:line="360" w:lineRule="auto"/>
       </w:pPr>
-      <w:bookmarkStart w:id="19" w:name="_Toc240385305"/>
+      <w:bookmarkStart w:id="19" w:name="_Toc240394711"/>
       <w:r>
         <w:rPr>
           <w:rFonts w:ascii="黑体" w:eastAsia="黑体" w:hAnsi="黑体"/>
@@ -14806,7 +14806,7 @@
         <w:pStyle w:val="21"/>
         <w:spacing w:after="120" w:line="360" w:lineRule="auto"/>
       </w:pPr>
-      <w:bookmarkStart w:id="20" w:name="_Toc240385306"/>
+      <w:bookmarkStart w:id="20" w:name="_Toc240394712"/>
       <w:r>
         <w:rPr>
           <w:rFonts w:ascii="黑体" w:eastAsia="黑体" w:hAnsi="黑体"/>
@@ -14945,7 +14945,7 @@
         <w:pStyle w:val="21"/>
         <w:spacing w:after="120" w:line="360" w:lineRule="auto"/>
       </w:pPr>
-      <w:bookmarkStart w:id="21" w:name="_Toc240385307"/>
+      <w:bookmarkStart w:id="21" w:name="_Toc240394713"/>
       <w:r>
         <w:rPr>
           <w:rFonts w:ascii="黑体" w:eastAsia="黑体" w:hAnsi="黑体"/>
@@ -15473,7 +15473,7 @@
         <w:pStyle w:val="21"/>
         <w:spacing w:after="120" w:line="360" w:lineRule="auto"/>
       </w:pPr>
-      <w:bookmarkStart w:id="22" w:name="_Toc240385308"/>
+      <w:bookmarkStart w:id="22" w:name="_Toc240394714"/>
       <w:r>
         <w:rPr>
           <w:rFonts w:ascii="黑体" w:eastAsia="黑体" w:hAnsi="黑体"/>
@@ -15530,7 +15530,7 @@
         <w:pStyle w:val="21"/>
         <w:spacing w:after="120" w:line="360" w:lineRule="auto"/>
       </w:pPr>
-      <w:bookmarkStart w:id="23" w:name="_Toc240385309"/>
+      <w:bookmarkStart w:id="23" w:name="_Toc240394715"/>
       <w:r>
         <w:rPr>
           <w:rFonts w:ascii="黑体" w:eastAsia="黑体" w:hAnsi="黑体"/>
@@ -15713,7 +15713,7 @@
         <w:pStyle w:val="21"/>
         <w:spacing w:after="120" w:line="360" w:lineRule="auto"/>
       </w:pPr>
-      <w:bookmarkStart w:id="24" w:name="_Toc240385310"/>
+      <w:bookmarkStart w:id="24" w:name="_Toc240394716"/>
       <w:r>
         <w:rPr>
           <w:rFonts w:ascii="黑体" w:eastAsia="黑体" w:hAnsi="黑体"/>
@@ -15884,7 +15884,7 @@
         <w:pStyle w:val="21"/>
         <w:spacing w:after="120" w:line="360" w:lineRule="auto"/>
       </w:pPr>
-      <w:bookmarkStart w:id="25" w:name="_Toc240385311"/>
+      <w:bookmarkStart w:id="25" w:name="_Toc240394717"/>
       <w:r>
         <w:rPr>
           <w:rFonts w:ascii="黑体" w:eastAsia="黑体" w:hAnsi="黑体"/>
@@ -16019,7 +16019,7 @@
         <w:pStyle w:val="1"/>
         <w:spacing w:before="240" w:after="120" w:line="360" w:lineRule="auto"/>
       </w:pPr>
-      <w:bookmarkStart w:id="26" w:name="_Toc240385312"/>
+      <w:bookmarkStart w:id="26" w:name="_Toc240394718"/>
       <w:r>
         <w:rPr>
           <w:rFonts w:ascii="黑体" w:eastAsia="黑体" w:hAnsi="黑体"/>
@@ -16033,7 +16033,7 @@
         <w:pStyle w:val="21"/>
         <w:spacing w:after="120" w:line="360" w:lineRule="auto"/>
       </w:pPr>
-      <w:bookmarkStart w:id="27" w:name="_Toc240385313"/>
+      <w:bookmarkStart w:id="27" w:name="_Toc240394719"/>
       <w:r>
         <w:rPr>
           <w:rFonts w:ascii="黑体" w:eastAsia="黑体" w:hAnsi="黑体"/>
@@ -16746,7 +16746,21 @@
                 <w:color w:val="000000"/>
                 <w:sz w:val="21"/>
               </w:rPr>
-              <w:t>模式下的歌手与抽取数量，最多</w:t>
+              <w:t>模式下的歌手与抽取数量，最少</w:t>
+            </w:r>
+            <w:r>
+              <w:rPr>
+                <w:color w:val="000000"/>
+                <w:sz w:val="21"/>
+              </w:rPr>
+              <w:t xml:space="preserve"> 2 </w:t>
+            </w:r>
+            <w:r>
+              <w:rPr>
+                <w:color w:val="000000"/>
+                <w:sz w:val="21"/>
+              </w:rPr>
+              <w:t>位、最多</w:t>
             </w:r>
             <w:r>
               <w:rPr>
@@ -17608,6 +17622,7 @@
                 <w:color w:val="000000"/>
                 <w:sz w:val="21"/>
               </w:rPr>
+              <w:lastRenderedPageBreak/>
               <w:t>类型</w:t>
             </w:r>
           </w:p>
@@ -17650,7 +17665,6 @@
                 <w:color w:val="000000"/>
                 <w:sz w:val="21"/>
               </w:rPr>
-              <w:lastRenderedPageBreak/>
               <w:t>与</w:t>
             </w:r>
             <w:r>
@@ -17674,7 +17688,6 @@
                 <w:color w:val="000000"/>
                 <w:sz w:val="21"/>
               </w:rPr>
-              <w:lastRenderedPageBreak/>
               <w:t>曲目数</w:t>
             </w:r>
           </w:p>
@@ -18034,7 +18047,19 @@
         <w:rPr>
           <w:color w:val="000000"/>
         </w:rPr>
-        <w:t>模式超过</w:t>
+        <w:t>模式下歌手少于</w:t>
+      </w:r>
+      <w:r>
+        <w:rPr>
+          <w:color w:val="000000"/>
+        </w:rPr>
+        <w:t xml:space="preserve"> 2 </w:t>
+      </w:r>
+      <w:r>
+        <w:rPr>
+          <w:color w:val="000000"/>
+        </w:rPr>
+        <w:t>位或超过</w:t>
       </w:r>
       <w:r>
         <w:rPr>
@@ -18046,7 +18071,7 @@
         <w:rPr>
           <w:color w:val="000000"/>
         </w:rPr>
-        <w:t>位歌手返回</w:t>
+        <w:t>位返回</w:t>
       </w:r>
       <w:r>
         <w:rPr>
@@ -18138,7 +18163,7 @@
         <w:pStyle w:val="21"/>
         <w:spacing w:after="120" w:line="360" w:lineRule="auto"/>
       </w:pPr>
-      <w:bookmarkStart w:id="28" w:name="_Toc240385314"/>
+      <w:bookmarkStart w:id="28" w:name="_Toc240394720"/>
       <w:r>
         <w:rPr>
           <w:rFonts w:ascii="黑体" w:eastAsia="黑体" w:hAnsi="黑体"/>
@@ -18544,7 +18569,7 @@
         <w:pStyle w:val="21"/>
         <w:spacing w:after="120" w:line="360" w:lineRule="auto"/>
       </w:pPr>
-      <w:bookmarkStart w:id="29" w:name="_Toc240385315"/>
+      <w:bookmarkStart w:id="29" w:name="_Toc240394721"/>
       <w:r>
         <w:rPr>
           <w:rFonts w:ascii="黑体" w:eastAsia="黑体" w:hAnsi="黑体"/>
@@ -18837,7 +18862,7 @@
         <w:pStyle w:val="21"/>
         <w:spacing w:after="120" w:line="360" w:lineRule="auto"/>
       </w:pPr>
-      <w:bookmarkStart w:id="30" w:name="_Toc240385316"/>
+      <w:bookmarkStart w:id="30" w:name="_Toc240394722"/>
       <w:r>
         <w:rPr>
           <w:rFonts w:ascii="黑体" w:eastAsia="黑体" w:hAnsi="黑体"/>
@@ -19187,7 +19212,7 @@
         <w:pStyle w:val="21"/>
         <w:spacing w:after="120" w:line="360" w:lineRule="auto"/>
       </w:pPr>
-      <w:bookmarkStart w:id="31" w:name="_Toc240385317"/>
+      <w:bookmarkStart w:id="31" w:name="_Toc240394723"/>
       <w:r>
         <w:rPr>
           <w:rFonts w:ascii="黑体" w:eastAsia="黑体" w:hAnsi="黑体"/>
@@ -19318,7 +19343,7 @@
         <w:pStyle w:val="21"/>
         <w:spacing w:after="120" w:line="360" w:lineRule="auto"/>
       </w:pPr>
-      <w:bookmarkStart w:id="32" w:name="_Toc240385318"/>
+      <w:bookmarkStart w:id="32" w:name="_Toc240394724"/>
       <w:r>
         <w:rPr>
           <w:rFonts w:ascii="黑体" w:eastAsia="黑体" w:hAnsi="黑体"/>
@@ -19607,7 +19632,7 @@
         <w:pStyle w:val="21"/>
         <w:spacing w:after="120" w:line="360" w:lineRule="auto"/>
       </w:pPr>
-      <w:bookmarkStart w:id="33" w:name="_Toc240385319"/>
+      <w:bookmarkStart w:id="33" w:name="_Toc240394725"/>
       <w:r>
         <w:rPr>
           <w:rFonts w:ascii="黑体" w:eastAsia="黑体" w:hAnsi="黑体"/>
@@ -19875,7 +19900,7 @@
         <w:pStyle w:val="21"/>
         <w:spacing w:after="120" w:line="360" w:lineRule="auto"/>
       </w:pPr>
-      <w:bookmarkStart w:id="34" w:name="_Toc240385320"/>
+      <w:bookmarkStart w:id="34" w:name="_Toc240394726"/>
       <w:r>
         <w:rPr>
           <w:rFonts w:ascii="黑体" w:eastAsia="黑体" w:hAnsi="黑体"/>
@@ -19946,7 +19971,7 @@
         <w:pStyle w:val="1"/>
         <w:spacing w:before="240" w:after="120" w:line="360" w:lineRule="auto"/>
       </w:pPr>
-      <w:bookmarkStart w:id="35" w:name="_Toc240385321"/>
+      <w:bookmarkStart w:id="35" w:name="_Toc240394727"/>
       <w:r>
         <w:rPr>
           <w:rFonts w:ascii="黑体" w:eastAsia="黑体" w:hAnsi="黑体"/>
@@ -19960,7 +19985,7 @@
         <w:pStyle w:val="21"/>
         <w:spacing w:after="120" w:line="360" w:lineRule="auto"/>
       </w:pPr>
-      <w:bookmarkStart w:id="36" w:name="_Toc240385322"/>
+      <w:bookmarkStart w:id="36" w:name="_Toc240394728"/>
       <w:r>
         <w:rPr>
           <w:rFonts w:ascii="黑体" w:eastAsia="黑体" w:hAnsi="黑体"/>
@@ -20608,7 +20633,7 @@
         <w:pStyle w:val="21"/>
         <w:spacing w:after="120" w:line="360" w:lineRule="auto"/>
       </w:pPr>
-      <w:bookmarkStart w:id="37" w:name="_Toc240385323"/>
+      <w:bookmarkStart w:id="37" w:name="_Toc240394729"/>
       <w:r>
         <w:rPr>
           <w:rFonts w:ascii="黑体" w:eastAsia="黑体" w:hAnsi="黑体"/>
@@ -21315,7 +21340,7 @@
         <w:pStyle w:val="21"/>
         <w:spacing w:after="120" w:line="360" w:lineRule="auto"/>
       </w:pPr>
-      <w:bookmarkStart w:id="38" w:name="_Toc240385324"/>
+      <w:bookmarkStart w:id="38" w:name="_Toc240394730"/>
       <w:r>
         <w:rPr>
           <w:rFonts w:ascii="黑体" w:eastAsia="黑体" w:hAnsi="黑体"/>
@@ -21384,7 +21409,7 @@
         <w:pStyle w:val="21"/>
         <w:spacing w:after="120" w:line="360" w:lineRule="auto"/>
       </w:pPr>
-      <w:bookmarkStart w:id="39" w:name="_Toc240385325"/>
+      <w:bookmarkStart w:id="39" w:name="_Toc240394731"/>
       <w:r>
         <w:rPr>
           <w:rFonts w:ascii="黑体" w:eastAsia="黑体" w:hAnsi="黑体"/>
@@ -21624,7 +21649,7 @@
         <w:pStyle w:val="21"/>
         <w:spacing w:after="120" w:line="360" w:lineRule="auto"/>
       </w:pPr>
-      <w:bookmarkStart w:id="40" w:name="_Toc240385326"/>
+      <w:bookmarkStart w:id="40" w:name="_Toc240394732"/>
       <w:r>
         <w:rPr>
           <w:rFonts w:ascii="黑体" w:eastAsia="黑体" w:hAnsi="黑体"/>
@@ -21823,7 +21848,7 @@
         <w:pStyle w:val="21"/>
         <w:spacing w:after="120" w:line="360" w:lineRule="auto"/>
       </w:pPr>
-      <w:bookmarkStart w:id="41" w:name="_Toc240385327"/>
+      <w:bookmarkStart w:id="41" w:name="_Toc240394733"/>
       <w:r>
         <w:rPr>
           <w:rFonts w:ascii="黑体" w:eastAsia="黑体" w:hAnsi="黑体"/>
@@ -21879,7 +21904,7 @@
         <w:pStyle w:val="21"/>
         <w:spacing w:after="120" w:line="360" w:lineRule="auto"/>
       </w:pPr>
-      <w:bookmarkStart w:id="42" w:name="_Toc240385328"/>
+      <w:bookmarkStart w:id="42" w:name="_Toc240394734"/>
       <w:r>
         <w:rPr>
           <w:rFonts w:ascii="黑体" w:eastAsia="黑体" w:hAnsi="黑体"/>
@@ -22015,7 +22040,7 @@
         <w:pStyle w:val="1"/>
         <w:spacing w:before="240" w:after="120" w:line="360" w:lineRule="auto"/>
       </w:pPr>
-      <w:bookmarkStart w:id="43" w:name="_Toc240385329"/>
+      <w:bookmarkStart w:id="43" w:name="_Toc240394735"/>
       <w:r>
         <w:rPr>
           <w:rFonts w:ascii="黑体" w:eastAsia="黑体" w:hAnsi="黑体"/>
@@ -22029,7 +22054,7 @@
         <w:pStyle w:val="21"/>
         <w:spacing w:after="120" w:line="360" w:lineRule="auto"/>
       </w:pPr>
-      <w:bookmarkStart w:id="44" w:name="_Toc240385330"/>
+      <w:bookmarkStart w:id="44" w:name="_Toc240394736"/>
       <w:r>
         <w:rPr>
           <w:rFonts w:ascii="黑体" w:eastAsia="黑体" w:hAnsi="黑体"/>
@@ -22367,7 +22392,7 @@
         <w:pStyle w:val="21"/>
         <w:spacing w:after="120" w:line="360" w:lineRule="auto"/>
       </w:pPr>
-      <w:bookmarkStart w:id="45" w:name="_Toc240385331"/>
+      <w:bookmarkStart w:id="45" w:name="_Toc240394737"/>
       <w:r>
         <w:rPr>
           <w:rFonts w:ascii="黑体" w:eastAsia="黑体" w:hAnsi="黑体"/>
@@ -22414,7 +22439,7 @@
         <w:pStyle w:val="21"/>
         <w:spacing w:after="120" w:line="360" w:lineRule="auto"/>
       </w:pPr>
-      <w:bookmarkStart w:id="46" w:name="_Toc240385332"/>
+      <w:bookmarkStart w:id="46" w:name="_Toc240394738"/>
       <w:r>
         <w:rPr>
           <w:rFonts w:ascii="黑体" w:eastAsia="黑体" w:hAnsi="黑体"/>
@@ -22677,7 +22702,7 @@
         <w:pStyle w:val="21"/>
         <w:spacing w:after="120" w:line="360" w:lineRule="auto"/>
       </w:pPr>
-      <w:bookmarkStart w:id="47" w:name="_Toc240385333"/>
+      <w:bookmarkStart w:id="47" w:name="_Toc240394739"/>
       <w:r>
         <w:rPr>
           <w:rFonts w:ascii="黑体" w:eastAsia="黑体" w:hAnsi="黑体"/>
@@ -23099,7 +23124,7 @@
         <w:pStyle w:val="21"/>
         <w:spacing w:after="120" w:line="360" w:lineRule="auto"/>
       </w:pPr>
-      <w:bookmarkStart w:id="48" w:name="_Toc240385334"/>
+      <w:bookmarkStart w:id="48" w:name="_Toc240394740"/>
       <w:r>
         <w:rPr>
           <w:rFonts w:ascii="黑体" w:eastAsia="黑体" w:hAnsi="黑体"/>
@@ -23144,7 +23169,7 @@
         <w:pStyle w:val="1"/>
         <w:spacing w:before="240" w:after="120" w:line="360" w:lineRule="auto"/>
       </w:pPr>
-      <w:bookmarkStart w:id="49" w:name="_Toc240385335"/>
+      <w:bookmarkStart w:id="49" w:name="_Toc240394741"/>
       <w:r>
         <w:rPr>
           <w:rFonts w:ascii="黑体" w:eastAsia="黑体" w:hAnsi="黑体"/>
@@ -23158,7 +23183,7 @@
         <w:pStyle w:val="21"/>
         <w:spacing w:after="120" w:line="360" w:lineRule="auto"/>
       </w:pPr>
-      <w:bookmarkStart w:id="50" w:name="_Toc240385336"/>
+      <w:bookmarkStart w:id="50" w:name="_Toc240394742"/>
       <w:r>
         <w:rPr>
           <w:rFonts w:ascii="黑体" w:eastAsia="黑体" w:hAnsi="黑体"/>
@@ -23862,7 +23887,7 @@
         <w:pStyle w:val="21"/>
         <w:spacing w:after="120" w:line="360" w:lineRule="auto"/>
       </w:pPr>
-      <w:bookmarkStart w:id="51" w:name="_Toc240385337"/>
+      <w:bookmarkStart w:id="51" w:name="_Toc240394743"/>
       <w:r>
         <w:rPr>
           <w:rFonts w:ascii="黑体" w:eastAsia="黑体" w:hAnsi="黑体"/>
@@ -24057,7 +24082,7 @@
         <w:pStyle w:val="1"/>
         <w:spacing w:before="240" w:after="120" w:line="360" w:lineRule="auto"/>
       </w:pPr>
-      <w:bookmarkStart w:id="52" w:name="_Toc240385338"/>
+      <w:bookmarkStart w:id="52" w:name="_Toc240394744"/>
       <w:r>
         <w:rPr>
           <w:rFonts w:ascii="黑体" w:eastAsia="黑体" w:hAnsi="黑体"/>
@@ -24095,7 +24120,7 @@
         <w:pStyle w:val="21"/>
         <w:spacing w:after="120" w:line="360" w:lineRule="auto"/>
       </w:pPr>
-      <w:bookmarkStart w:id="53" w:name="_Toc240385339"/>
+      <w:bookmarkStart w:id="53" w:name="_Toc240394745"/>
       <w:r>
         <w:rPr>
           <w:rFonts w:ascii="黑体" w:eastAsia="黑体" w:hAnsi="黑体"/>
@@ -24164,7 +24189,7 @@
         <w:pStyle w:val="21"/>
         <w:spacing w:after="120" w:line="360" w:lineRule="auto"/>
       </w:pPr>
-      <w:bookmarkStart w:id="54" w:name="_Toc240385340"/>
+      <w:bookmarkStart w:id="54" w:name="_Toc240394746"/>
       <w:r>
         <w:rPr>
           <w:rFonts w:ascii="黑体" w:eastAsia="黑体" w:hAnsi="黑体"/>
@@ -24376,7 +24401,7 @@
         <w:pStyle w:val="21"/>
         <w:spacing w:after="120" w:line="360" w:lineRule="auto"/>
       </w:pPr>
-      <w:bookmarkStart w:id="55" w:name="_Toc240385341"/>
+      <w:bookmarkStart w:id="55" w:name="_Toc240394747"/>
       <w:r>
         <w:rPr>
           <w:rFonts w:ascii="黑体" w:eastAsia="黑体" w:hAnsi="黑体"/>
@@ -25011,7 +25036,7 @@
         <w:pStyle w:val="21"/>
         <w:spacing w:after="120" w:line="360" w:lineRule="auto"/>
       </w:pPr>
-      <w:bookmarkStart w:id="56" w:name="_Toc240385342"/>
+      <w:bookmarkStart w:id="56" w:name="_Toc240394748"/>
       <w:r>
         <w:rPr>
           <w:rFonts w:ascii="黑体" w:eastAsia="黑体" w:hAnsi="黑体"/>
@@ -25465,7 +25490,7 @@
         <w:pStyle w:val="21"/>
         <w:spacing w:after="120" w:line="360" w:lineRule="auto"/>
       </w:pPr>
-      <w:bookmarkStart w:id="57" w:name="_Toc240385343"/>
+      <w:bookmarkStart w:id="57" w:name="_Toc240394749"/>
       <w:r>
         <w:rPr>
           <w:rFonts w:ascii="黑体" w:eastAsia="黑体" w:hAnsi="黑体"/>
@@ -25841,7 +25866,7 @@
         <w:pStyle w:val="21"/>
         <w:spacing w:after="120" w:line="360" w:lineRule="auto"/>
       </w:pPr>
-      <w:bookmarkStart w:id="58" w:name="_Toc240385344"/>
+      <w:bookmarkStart w:id="58" w:name="_Toc240394750"/>
       <w:r>
         <w:rPr>
           <w:rFonts w:ascii="黑体" w:eastAsia="黑体" w:hAnsi="黑体"/>
@@ -26234,7 +26259,7 @@
         <w:pStyle w:val="1"/>
         <w:spacing w:before="240" w:after="120" w:line="360" w:lineRule="auto"/>
       </w:pPr>
-      <w:bookmarkStart w:id="59" w:name="_Toc240385345"/>
+      <w:bookmarkStart w:id="59" w:name="_Toc240394751"/>
       <w:r>
         <w:rPr>
           <w:rFonts w:ascii="黑体" w:eastAsia="黑体" w:hAnsi="黑体"/>
@@ -26248,7 +26273,7 @@
         <w:pStyle w:val="21"/>
         <w:spacing w:after="120" w:line="360" w:lineRule="auto"/>
       </w:pPr>
-      <w:bookmarkStart w:id="60" w:name="_Toc240385346"/>
+      <w:bookmarkStart w:id="60" w:name="_Toc240394752"/>
       <w:r>
         <w:rPr>
           <w:rFonts w:ascii="黑体" w:eastAsia="黑体" w:hAnsi="黑体"/>
@@ -26683,7 +26708,7 @@
         <w:pStyle w:val="21"/>
         <w:spacing w:after="120" w:line="360" w:lineRule="auto"/>
       </w:pPr>
-      <w:bookmarkStart w:id="61" w:name="_Toc240385347"/>
+      <w:bookmarkStart w:id="61" w:name="_Toc240394753"/>
       <w:r>
         <w:rPr>
           <w:rFonts w:ascii="黑体" w:eastAsia="黑体" w:hAnsi="黑体"/>
@@ -27219,7 +27244,7 @@
         <w:pStyle w:val="21"/>
         <w:spacing w:after="120" w:line="360" w:lineRule="auto"/>
       </w:pPr>
-      <w:bookmarkStart w:id="62" w:name="_Toc240385348"/>
+      <w:bookmarkStart w:id="62" w:name="_Toc240394754"/>
       <w:r>
         <w:rPr>
           <w:rFonts w:ascii="黑体" w:eastAsia="黑体" w:hAnsi="黑体"/>
@@ -27667,7 +27692,7 @@
         <w:pStyle w:val="1"/>
         <w:spacing w:before="240" w:after="120" w:line="360" w:lineRule="auto"/>
       </w:pPr>
-      <w:bookmarkStart w:id="63" w:name="_Toc240385349"/>
+      <w:bookmarkStart w:id="63" w:name="_Toc240394755"/>
       <w:r>
         <w:rPr>
           <w:rFonts w:ascii="黑体" w:eastAsia="黑体" w:hAnsi="黑体"/>
@@ -28066,7 +28091,7 @@
         <w:pStyle w:val="1"/>
         <w:spacing w:before="240" w:after="120" w:line="360" w:lineRule="auto"/>
       </w:pPr>
-      <w:bookmarkStart w:id="64" w:name="_Toc240385350"/>
+      <w:bookmarkStart w:id="64" w:name="_Toc240394756"/>
       <w:r>
         <w:rPr>
           <w:rFonts w:ascii="黑体" w:eastAsia="黑体" w:hAnsi="黑体"/>
@@ -29010,31 +29035,31 @@
       </w:rPr>
     </w:lvl>
   </w:abstractNum>
-  <w:num w:numId="1" w16cid:durableId="1923636088">
+  <w:num w:numId="1" w16cid:durableId="181746770">
     <w:abstractNumId w:val="8"/>
   </w:num>
-  <w:num w:numId="2" w16cid:durableId="1941864413">
+  <w:num w:numId="2" w16cid:durableId="1177768413">
     <w:abstractNumId w:val="6"/>
   </w:num>
-  <w:num w:numId="3" w16cid:durableId="105538698">
+  <w:num w:numId="3" w16cid:durableId="1301808372">
     <w:abstractNumId w:val="5"/>
   </w:num>
-  <w:num w:numId="4" w16cid:durableId="1295715669">
+  <w:num w:numId="4" w16cid:durableId="1788431992">
     <w:abstractNumId w:val="4"/>
   </w:num>
-  <w:num w:numId="5" w16cid:durableId="1613634985">
+  <w:num w:numId="5" w16cid:durableId="37509050">
     <w:abstractNumId w:val="7"/>
   </w:num>
-  <w:num w:numId="6" w16cid:durableId="972324703">
+  <w:num w:numId="6" w16cid:durableId="2024743031">
     <w:abstractNumId w:val="3"/>
   </w:num>
-  <w:num w:numId="7" w16cid:durableId="104542337">
+  <w:num w:numId="7" w16cid:durableId="224029179">
     <w:abstractNumId w:val="2"/>
   </w:num>
-  <w:num w:numId="8" w16cid:durableId="780488175">
+  <w:num w:numId="8" w16cid:durableId="2115131300">
     <w:abstractNumId w:val="1"/>
   </w:num>
-  <w:num w:numId="9" w16cid:durableId="1344363164">
+  <w:num w:numId="9" w16cid:durableId="326640184">
     <w:abstractNumId w:val="0"/>
   </w:num>
 </w:numbering>
@@ -40431,7 +40456,7 @@
     <w:autoRedefine/>
     <w:uiPriority w:val="39"/>
     <w:unhideWhenUsed/>
-    <w:rsid w:val="00D442E9"/>
+    <w:rsid w:val="00FB56C2"/>
   </w:style>
   <w:style w:type="paragraph" w:styleId="TOC2">
     <w:name w:val="toc 2"/>
@@ -40440,7 +40465,7 @@
     <w:autoRedefine/>
     <w:uiPriority w:val="39"/>
     <w:unhideWhenUsed/>
-    <w:rsid w:val="00D442E9"/>
+    <w:rsid w:val="00FB56C2"/>
     <w:pPr>
       <w:ind w:leftChars="200" w:left="420"/>
     </w:pPr>
@@ -40450,7 +40475,7 @@
     <w:basedOn w:val="a2"/>
     <w:uiPriority w:val="99"/>
     <w:unhideWhenUsed/>
-    <w:rsid w:val="00D442E9"/>
+    <w:rsid w:val="00FB56C2"/>
     <w:rPr>
       <w:color w:val="0000FF" w:themeColor="hyperlink"/>
       <w:u w:val="single"/>

--- a/docs/胡祖锐-API接口文档.docx
+++ b/docs/胡祖锐-API接口文档.docx
@@ -212,7 +212,7 @@
       <w:r>
         <w:fldChar w:fldCharType="separate"/>
       </w:r>
-      <w:hyperlink w:anchor="_Toc240394692" w:history="1">
+      <w:hyperlink w:anchor="_Toc240395391" w:history="1">
         <w:r>
           <w:rPr>
             <w:rStyle w:val="aff9"/>
@@ -240,7 +240,7 @@
             <w:noProof/>
             <w:webHidden/>
           </w:rPr>
-          <w:instrText xml:space="preserve"> PAGEREF _Toc240394692 \h </w:instrText>
+          <w:instrText xml:space="preserve"> PAGEREF _Toc240395391 \h </w:instrText>
         </w:r>
         <w:r>
           <w:rPr>
@@ -288,7 +288,7 @@
           <w14:ligatures w14:val="standardContextual"/>
         </w:rPr>
       </w:pPr>
-      <w:hyperlink w:anchor="_Toc240394693" w:history="1">
+      <w:hyperlink w:anchor="_Toc240395392" w:history="1">
         <w:r>
           <w:rPr>
             <w:rStyle w:val="aff9"/>
@@ -316,7 +316,7 @@
             <w:noProof/>
             <w:webHidden/>
           </w:rPr>
-          <w:instrText xml:space="preserve"> PAGEREF _Toc240394693 \h </w:instrText>
+          <w:instrText xml:space="preserve"> PAGEREF _Toc240395392 \h </w:instrText>
         </w:r>
         <w:r>
           <w:rPr>
@@ -364,7 +364,7 @@
           <w14:ligatures w14:val="standardContextual"/>
         </w:rPr>
       </w:pPr>
-      <w:hyperlink w:anchor="_Toc240394694" w:history="1">
+      <w:hyperlink w:anchor="_Toc240395393" w:history="1">
         <w:r>
           <w:rPr>
             <w:rStyle w:val="aff9"/>
@@ -392,7 +392,7 @@
             <w:noProof/>
             <w:webHidden/>
           </w:rPr>
-          <w:instrText xml:space="preserve"> PAGEREF _Toc240394694 \h </w:instrText>
+          <w:instrText xml:space="preserve"> PAGEREF _Toc240395393 \h </w:instrText>
         </w:r>
         <w:r>
           <w:rPr>
@@ -440,7 +440,7 @@
           <w14:ligatures w14:val="standardContextual"/>
         </w:rPr>
       </w:pPr>
-      <w:hyperlink w:anchor="_Toc240394695" w:history="1">
+      <w:hyperlink w:anchor="_Toc240395394" w:history="1">
         <w:r>
           <w:rPr>
             <w:rStyle w:val="aff9"/>
@@ -468,7 +468,7 @@
             <w:noProof/>
             <w:webHidden/>
           </w:rPr>
-          <w:instrText xml:space="preserve"> PAGEREF _Toc240394695 \h </w:instrText>
+          <w:instrText xml:space="preserve"> PAGEREF _Toc240395394 \h </w:instrText>
         </w:r>
         <w:r>
           <w:rPr>
@@ -515,7 +515,7 @@
           <w14:ligatures w14:val="standardContextual"/>
         </w:rPr>
       </w:pPr>
-      <w:hyperlink w:anchor="_Toc240394696" w:history="1">
+      <w:hyperlink w:anchor="_Toc240395395" w:history="1">
         <w:r>
           <w:rPr>
             <w:rStyle w:val="aff9"/>
@@ -543,7 +543,7 @@
             <w:noProof/>
             <w:webHidden/>
           </w:rPr>
-          <w:instrText xml:space="preserve"> PAGEREF _Toc240394696 \h </w:instrText>
+          <w:instrText xml:space="preserve"> PAGEREF _Toc240395395 \h </w:instrText>
         </w:r>
         <w:r>
           <w:rPr>
@@ -591,7 +591,7 @@
           <w14:ligatures w14:val="standardContextual"/>
         </w:rPr>
       </w:pPr>
-      <w:hyperlink w:anchor="_Toc240394697" w:history="1">
+      <w:hyperlink w:anchor="_Toc240395396" w:history="1">
         <w:r>
           <w:rPr>
             <w:rStyle w:val="aff9"/>
@@ -619,7 +619,7 @@
             <w:noProof/>
             <w:webHidden/>
           </w:rPr>
-          <w:instrText xml:space="preserve"> PAGEREF _Toc240394697 \h </w:instrText>
+          <w:instrText xml:space="preserve"> PAGEREF _Toc240395396 \h </w:instrText>
         </w:r>
         <w:r>
           <w:rPr>
@@ -667,7 +667,7 @@
           <w14:ligatures w14:val="standardContextual"/>
         </w:rPr>
       </w:pPr>
-      <w:hyperlink w:anchor="_Toc240394698" w:history="1">
+      <w:hyperlink w:anchor="_Toc240395397" w:history="1">
         <w:r>
           <w:rPr>
             <w:rStyle w:val="aff9"/>
@@ -695,7 +695,7 @@
             <w:noProof/>
             <w:webHidden/>
           </w:rPr>
-          <w:instrText xml:space="preserve"> PAGEREF _Toc240394698 \h </w:instrText>
+          <w:instrText xml:space="preserve"> PAGEREF _Toc240395397 \h </w:instrText>
         </w:r>
         <w:r>
           <w:rPr>
@@ -743,7 +743,7 @@
           <w14:ligatures w14:val="standardContextual"/>
         </w:rPr>
       </w:pPr>
-      <w:hyperlink w:anchor="_Toc240394699" w:history="1">
+      <w:hyperlink w:anchor="_Toc240395398" w:history="1">
         <w:r>
           <w:rPr>
             <w:rStyle w:val="aff9"/>
@@ -771,7 +771,7 @@
             <w:noProof/>
             <w:webHidden/>
           </w:rPr>
-          <w:instrText xml:space="preserve"> PAGEREF _Toc240394699 \h </w:instrText>
+          <w:instrText xml:space="preserve"> PAGEREF _Toc240395398 \h </w:instrText>
         </w:r>
         <w:r>
           <w:rPr>
@@ -819,7 +819,7 @@
           <w14:ligatures w14:val="standardContextual"/>
         </w:rPr>
       </w:pPr>
-      <w:hyperlink w:anchor="_Toc240394700" w:history="1">
+      <w:hyperlink w:anchor="_Toc240395399" w:history="1">
         <w:r>
           <w:rPr>
             <w:rStyle w:val="aff9"/>
@@ -847,7 +847,7 @@
             <w:noProof/>
             <w:webHidden/>
           </w:rPr>
-          <w:instrText xml:space="preserve"> PAGEREF _Toc240394700 \h </w:instrText>
+          <w:instrText xml:space="preserve"> PAGEREF _Toc240395399 \h </w:instrText>
         </w:r>
         <w:r>
           <w:rPr>
@@ -895,7 +895,7 @@
           <w14:ligatures w14:val="standardContextual"/>
         </w:rPr>
       </w:pPr>
-      <w:hyperlink w:anchor="_Toc240394701" w:history="1">
+      <w:hyperlink w:anchor="_Toc240395400" w:history="1">
         <w:r>
           <w:rPr>
             <w:rStyle w:val="aff9"/>
@@ -923,7 +923,7 @@
             <w:noProof/>
             <w:webHidden/>
           </w:rPr>
-          <w:instrText xml:space="preserve"> PAGEREF _Toc240394701 \h </w:instrText>
+          <w:instrText xml:space="preserve"> PAGEREF _Toc240395400 \h </w:instrText>
         </w:r>
         <w:r>
           <w:rPr>
@@ -971,7 +971,7 @@
           <w14:ligatures w14:val="standardContextual"/>
         </w:rPr>
       </w:pPr>
-      <w:hyperlink w:anchor="_Toc240394702" w:history="1">
+      <w:hyperlink w:anchor="_Toc240395401" w:history="1">
         <w:r>
           <w:rPr>
             <w:rStyle w:val="aff9"/>
@@ -999,7 +999,7 @@
             <w:noProof/>
             <w:webHidden/>
           </w:rPr>
-          <w:instrText xml:space="preserve"> PAGEREF _Toc240394702 \h </w:instrText>
+          <w:instrText xml:space="preserve"> PAGEREF _Toc240395401 \h </w:instrText>
         </w:r>
         <w:r>
           <w:rPr>
@@ -1046,7 +1046,7 @@
           <w14:ligatures w14:val="standardContextual"/>
         </w:rPr>
       </w:pPr>
-      <w:hyperlink w:anchor="_Toc240394703" w:history="1">
+      <w:hyperlink w:anchor="_Toc240395402" w:history="1">
         <w:r>
           <w:rPr>
             <w:rStyle w:val="aff9"/>
@@ -1074,7 +1074,7 @@
             <w:noProof/>
             <w:webHidden/>
           </w:rPr>
-          <w:instrText xml:space="preserve"> PAGEREF _Toc240394703 \h </w:instrText>
+          <w:instrText xml:space="preserve"> PAGEREF _Toc240395402 \h </w:instrText>
         </w:r>
         <w:r>
           <w:rPr>
@@ -1122,7 +1122,7 @@
           <w14:ligatures w14:val="standardContextual"/>
         </w:rPr>
       </w:pPr>
-      <w:hyperlink w:anchor="_Toc240394704" w:history="1">
+      <w:hyperlink w:anchor="_Toc240395403" w:history="1">
         <w:r>
           <w:rPr>
             <w:rStyle w:val="aff9"/>
@@ -1150,7 +1150,7 @@
             <w:noProof/>
             <w:webHidden/>
           </w:rPr>
-          <w:instrText xml:space="preserve"> PAGEREF _Toc240394704 \h </w:instrText>
+          <w:instrText xml:space="preserve"> PAGEREF _Toc240395403 \h </w:instrText>
         </w:r>
         <w:r>
           <w:rPr>
@@ -1198,7 +1198,7 @@
           <w14:ligatures w14:val="standardContextual"/>
         </w:rPr>
       </w:pPr>
-      <w:hyperlink w:anchor="_Toc240394705" w:history="1">
+      <w:hyperlink w:anchor="_Toc240395404" w:history="1">
         <w:r>
           <w:rPr>
             <w:rStyle w:val="aff9"/>
@@ -1226,7 +1226,7 @@
             <w:noProof/>
             <w:webHidden/>
           </w:rPr>
-          <w:instrText xml:space="preserve"> PAGEREF _Toc240394705 \h </w:instrText>
+          <w:instrText xml:space="preserve"> PAGEREF _Toc240395404 \h </w:instrText>
         </w:r>
         <w:r>
           <w:rPr>
@@ -1274,7 +1274,7 @@
           <w14:ligatures w14:val="standardContextual"/>
         </w:rPr>
       </w:pPr>
-      <w:hyperlink w:anchor="_Toc240394706" w:history="1">
+      <w:hyperlink w:anchor="_Toc240395405" w:history="1">
         <w:r>
           <w:rPr>
             <w:rStyle w:val="aff9"/>
@@ -1302,7 +1302,7 @@
             <w:noProof/>
             <w:webHidden/>
           </w:rPr>
-          <w:instrText xml:space="preserve"> PAGEREF _Toc240394706 \h </w:instrText>
+          <w:instrText xml:space="preserve"> PAGEREF _Toc240395405 \h </w:instrText>
         </w:r>
         <w:r>
           <w:rPr>
@@ -1350,7 +1350,7 @@
           <w14:ligatures w14:val="standardContextual"/>
         </w:rPr>
       </w:pPr>
-      <w:hyperlink w:anchor="_Toc240394707" w:history="1">
+      <w:hyperlink w:anchor="_Toc240395406" w:history="1">
         <w:r>
           <w:rPr>
             <w:rStyle w:val="aff9"/>
@@ -1378,7 +1378,7 @@
             <w:noProof/>
             <w:webHidden/>
           </w:rPr>
-          <w:instrText xml:space="preserve"> PAGEREF _Toc240394707 \h </w:instrText>
+          <w:instrText xml:space="preserve"> PAGEREF _Toc240395406 \h </w:instrText>
         </w:r>
         <w:r>
           <w:rPr>
@@ -1426,7 +1426,7 @@
           <w14:ligatures w14:val="standardContextual"/>
         </w:rPr>
       </w:pPr>
-      <w:hyperlink w:anchor="_Toc240394708" w:history="1">
+      <w:hyperlink w:anchor="_Toc240395407" w:history="1">
         <w:r>
           <w:rPr>
             <w:rStyle w:val="aff9"/>
@@ -1454,7 +1454,7 @@
             <w:noProof/>
             <w:webHidden/>
           </w:rPr>
-          <w:instrText xml:space="preserve"> PAGEREF _Toc240394708 \h </w:instrText>
+          <w:instrText xml:space="preserve"> PAGEREF _Toc240395407 \h </w:instrText>
         </w:r>
         <w:r>
           <w:rPr>
@@ -1502,7 +1502,7 @@
           <w14:ligatures w14:val="standardContextual"/>
         </w:rPr>
       </w:pPr>
-      <w:hyperlink w:anchor="_Toc240394709" w:history="1">
+      <w:hyperlink w:anchor="_Toc240395408" w:history="1">
         <w:r>
           <w:rPr>
             <w:rStyle w:val="aff9"/>
@@ -1530,7 +1530,7 @@
             <w:noProof/>
             <w:webHidden/>
           </w:rPr>
-          <w:instrText xml:space="preserve"> PAGEREF _Toc240394709 \h </w:instrText>
+          <w:instrText xml:space="preserve"> PAGEREF _Toc240395408 \h </w:instrText>
         </w:r>
         <w:r>
           <w:rPr>
@@ -1577,7 +1577,7 @@
           <w14:ligatures w14:val="standardContextual"/>
         </w:rPr>
       </w:pPr>
-      <w:hyperlink w:anchor="_Toc240394710" w:history="1">
+      <w:hyperlink w:anchor="_Toc240395409" w:history="1">
         <w:r>
           <w:rPr>
             <w:rStyle w:val="aff9"/>
@@ -1605,7 +1605,7 @@
             <w:noProof/>
             <w:webHidden/>
           </w:rPr>
-          <w:instrText xml:space="preserve"> PAGEREF _Toc240394710 \h </w:instrText>
+          <w:instrText xml:space="preserve"> PAGEREF _Toc240395409 \h </w:instrText>
         </w:r>
         <w:r>
           <w:rPr>
@@ -1653,7 +1653,7 @@
           <w14:ligatures w14:val="standardContextual"/>
         </w:rPr>
       </w:pPr>
-      <w:hyperlink w:anchor="_Toc240394711" w:history="1">
+      <w:hyperlink w:anchor="_Toc240395410" w:history="1">
         <w:r>
           <w:rPr>
             <w:rStyle w:val="aff9"/>
@@ -1681,7 +1681,7 @@
             <w:noProof/>
             <w:webHidden/>
           </w:rPr>
-          <w:instrText xml:space="preserve"> PAGEREF _Toc240394711 \h </w:instrText>
+          <w:instrText xml:space="preserve"> PAGEREF _Toc240395410 \h </w:instrText>
         </w:r>
         <w:r>
           <w:rPr>
@@ -1729,7 +1729,7 @@
           <w14:ligatures w14:val="standardContextual"/>
         </w:rPr>
       </w:pPr>
-      <w:hyperlink w:anchor="_Toc240394712" w:history="1">
+      <w:hyperlink w:anchor="_Toc240395411" w:history="1">
         <w:r>
           <w:rPr>
             <w:rStyle w:val="aff9"/>
@@ -1757,7 +1757,7 @@
             <w:noProof/>
             <w:webHidden/>
           </w:rPr>
-          <w:instrText xml:space="preserve"> PAGEREF _Toc240394712 \h </w:instrText>
+          <w:instrText xml:space="preserve"> PAGEREF _Toc240395411 \h </w:instrText>
         </w:r>
         <w:r>
           <w:rPr>
@@ -1805,7 +1805,7 @@
           <w14:ligatures w14:val="standardContextual"/>
         </w:rPr>
       </w:pPr>
-      <w:hyperlink w:anchor="_Toc240394713" w:history="1">
+      <w:hyperlink w:anchor="_Toc240395412" w:history="1">
         <w:r>
           <w:rPr>
             <w:rStyle w:val="aff9"/>
@@ -1833,7 +1833,7 @@
             <w:noProof/>
             <w:webHidden/>
           </w:rPr>
-          <w:instrText xml:space="preserve"> PAGEREF _Toc240394713 \h </w:instrText>
+          <w:instrText xml:space="preserve"> PAGEREF _Toc240395412 \h </w:instrText>
         </w:r>
         <w:r>
           <w:rPr>
@@ -1881,7 +1881,7 @@
           <w14:ligatures w14:val="standardContextual"/>
         </w:rPr>
       </w:pPr>
-      <w:hyperlink w:anchor="_Toc240394714" w:history="1">
+      <w:hyperlink w:anchor="_Toc240395413" w:history="1">
         <w:r>
           <w:rPr>
             <w:rStyle w:val="aff9"/>
@@ -1909,7 +1909,7 @@
             <w:noProof/>
             <w:webHidden/>
           </w:rPr>
-          <w:instrText xml:space="preserve"> PAGEREF _Toc240394714 \h </w:instrText>
+          <w:instrText xml:space="preserve"> PAGEREF _Toc240395413 \h </w:instrText>
         </w:r>
         <w:r>
           <w:rPr>
@@ -1957,7 +1957,7 @@
           <w14:ligatures w14:val="standardContextual"/>
         </w:rPr>
       </w:pPr>
-      <w:hyperlink w:anchor="_Toc240394715" w:history="1">
+      <w:hyperlink w:anchor="_Toc240395414" w:history="1">
         <w:r>
           <w:rPr>
             <w:rStyle w:val="aff9"/>
@@ -1985,7 +1985,7 @@
             <w:noProof/>
             <w:webHidden/>
           </w:rPr>
-          <w:instrText xml:space="preserve"> PAGEREF _Toc240394715 \h </w:instrText>
+          <w:instrText xml:space="preserve"> PAGEREF _Toc240395414 \h </w:instrText>
         </w:r>
         <w:r>
           <w:rPr>
@@ -2033,14 +2033,14 @@
           <w14:ligatures w14:val="standardContextual"/>
         </w:rPr>
       </w:pPr>
-      <w:hyperlink w:anchor="_Toc240394716" w:history="1">
+      <w:hyperlink w:anchor="_Toc240395415" w:history="1">
         <w:r>
           <w:rPr>
             <w:rStyle w:val="aff9"/>
             <w:rFonts w:ascii="黑体" w:eastAsia="黑体" w:hAnsi="黑体"/>
             <w:noProof/>
           </w:rPr>
-          <w:t>4.6 获取试听地址　GET /api/music/albums/:albumId/preview　（公开）</w:t>
+          <w:t>4.6 获取试听曲目　GET /api/music/albums/:albumId/preview　（公开）</w:t>
         </w:r>
         <w:r>
           <w:rPr>
@@ -2061,7 +2061,7 @@
             <w:noProof/>
             <w:webHidden/>
           </w:rPr>
-          <w:instrText xml:space="preserve"> PAGEREF _Toc240394716 \h </w:instrText>
+          <w:instrText xml:space="preserve"> PAGEREF _Toc240395415 \h </w:instrText>
         </w:r>
         <w:r>
           <w:rPr>
@@ -2109,7 +2109,7 @@
           <w14:ligatures w14:val="standardContextual"/>
         </w:rPr>
       </w:pPr>
-      <w:hyperlink w:anchor="_Toc240394717" w:history="1">
+      <w:hyperlink w:anchor="_Toc240395416" w:history="1">
         <w:r>
           <w:rPr>
             <w:rStyle w:val="aff9"/>
@@ -2137,7 +2137,7 @@
             <w:noProof/>
             <w:webHidden/>
           </w:rPr>
-          <w:instrText xml:space="preserve"> PAGEREF _Toc240394717 \h </w:instrText>
+          <w:instrText xml:space="preserve"> PAGEREF _Toc240395416 \h </w:instrText>
         </w:r>
         <w:r>
           <w:rPr>
@@ -2157,7 +2157,7 @@
             <w:noProof/>
             <w:webHidden/>
           </w:rPr>
-          <w:t>12</w:t>
+          <w:t>13</w:t>
         </w:r>
         <w:r>
           <w:rPr>
@@ -2184,7 +2184,7 @@
           <w14:ligatures w14:val="standardContextual"/>
         </w:rPr>
       </w:pPr>
-      <w:hyperlink w:anchor="_Toc240394718" w:history="1">
+      <w:hyperlink w:anchor="_Toc240395417" w:history="1">
         <w:r>
           <w:rPr>
             <w:rStyle w:val="aff9"/>
@@ -2212,7 +2212,7 @@
             <w:noProof/>
             <w:webHidden/>
           </w:rPr>
-          <w:instrText xml:space="preserve"> PAGEREF _Toc240394718 \h </w:instrText>
+          <w:instrText xml:space="preserve"> PAGEREF _Toc240395417 \h </w:instrText>
         </w:r>
         <w:r>
           <w:rPr>
@@ -2232,7 +2232,7 @@
             <w:noProof/>
             <w:webHidden/>
           </w:rPr>
-          <w:t>12</w:t>
+          <w:t>13</w:t>
         </w:r>
         <w:r>
           <w:rPr>
@@ -2260,7 +2260,7 @@
           <w14:ligatures w14:val="standardContextual"/>
         </w:rPr>
       </w:pPr>
-      <w:hyperlink w:anchor="_Toc240394719" w:history="1">
+      <w:hyperlink w:anchor="_Toc240395418" w:history="1">
         <w:r>
           <w:rPr>
             <w:rStyle w:val="aff9"/>
@@ -2288,7 +2288,7 @@
             <w:noProof/>
             <w:webHidden/>
           </w:rPr>
-          <w:instrText xml:space="preserve"> PAGEREF _Toc240394719 \h </w:instrText>
+          <w:instrText xml:space="preserve"> PAGEREF _Toc240395418 \h </w:instrText>
         </w:r>
         <w:r>
           <w:rPr>
@@ -2308,7 +2308,7 @@
             <w:noProof/>
             <w:webHidden/>
           </w:rPr>
-          <w:t>12</w:t>
+          <w:t>13</w:t>
         </w:r>
         <w:r>
           <w:rPr>
@@ -2336,7 +2336,7 @@
           <w14:ligatures w14:val="standardContextual"/>
         </w:rPr>
       </w:pPr>
-      <w:hyperlink w:anchor="_Toc240394720" w:history="1">
+      <w:hyperlink w:anchor="_Toc240395419" w:history="1">
         <w:r>
           <w:rPr>
             <w:rStyle w:val="aff9"/>
@@ -2364,7 +2364,7 @@
             <w:noProof/>
             <w:webHidden/>
           </w:rPr>
-          <w:instrText xml:space="preserve"> PAGEREF _Toc240394720 \h </w:instrText>
+          <w:instrText xml:space="preserve"> PAGEREF _Toc240395419 \h </w:instrText>
         </w:r>
         <w:r>
           <w:rPr>
@@ -2384,7 +2384,7 @@
             <w:noProof/>
             <w:webHidden/>
           </w:rPr>
-          <w:t>14</w:t>
+          <w:t>15</w:t>
         </w:r>
         <w:r>
           <w:rPr>
@@ -2412,7 +2412,7 @@
           <w14:ligatures w14:val="standardContextual"/>
         </w:rPr>
       </w:pPr>
-      <w:hyperlink w:anchor="_Toc240394721" w:history="1">
+      <w:hyperlink w:anchor="_Toc240395420" w:history="1">
         <w:r>
           <w:rPr>
             <w:rStyle w:val="aff9"/>
@@ -2440,7 +2440,7 @@
             <w:noProof/>
             <w:webHidden/>
           </w:rPr>
-          <w:instrText xml:space="preserve"> PAGEREF _Toc240394721 \h </w:instrText>
+          <w:instrText xml:space="preserve"> PAGEREF _Toc240395420 \h </w:instrText>
         </w:r>
         <w:r>
           <w:rPr>
@@ -2488,7 +2488,7 @@
           <w14:ligatures w14:val="standardContextual"/>
         </w:rPr>
       </w:pPr>
-      <w:hyperlink w:anchor="_Toc240394722" w:history="1">
+      <w:hyperlink w:anchor="_Toc240395421" w:history="1">
         <w:r>
           <w:rPr>
             <w:rStyle w:val="aff9"/>
@@ -2516,7 +2516,7 @@
             <w:noProof/>
             <w:webHidden/>
           </w:rPr>
-          <w:instrText xml:space="preserve"> PAGEREF _Toc240394722 \h </w:instrText>
+          <w:instrText xml:space="preserve"> PAGEREF _Toc240395421 \h </w:instrText>
         </w:r>
         <w:r>
           <w:rPr>
@@ -2564,7 +2564,7 @@
           <w14:ligatures w14:val="standardContextual"/>
         </w:rPr>
       </w:pPr>
-      <w:hyperlink w:anchor="_Toc240394723" w:history="1">
+      <w:hyperlink w:anchor="_Toc240395422" w:history="1">
         <w:r>
           <w:rPr>
             <w:rStyle w:val="aff9"/>
@@ -2592,7 +2592,7 @@
             <w:noProof/>
             <w:webHidden/>
           </w:rPr>
-          <w:instrText xml:space="preserve"> PAGEREF _Toc240394723 \h </w:instrText>
+          <w:instrText xml:space="preserve"> PAGEREF _Toc240395422 \h </w:instrText>
         </w:r>
         <w:r>
           <w:rPr>
@@ -2612,7 +2612,7 @@
             <w:noProof/>
             <w:webHidden/>
           </w:rPr>
-          <w:t>15</w:t>
+          <w:t>16</w:t>
         </w:r>
         <w:r>
           <w:rPr>
@@ -2640,7 +2640,7 @@
           <w14:ligatures w14:val="standardContextual"/>
         </w:rPr>
       </w:pPr>
-      <w:hyperlink w:anchor="_Toc240394724" w:history="1">
+      <w:hyperlink w:anchor="_Toc240395423" w:history="1">
         <w:r>
           <w:rPr>
             <w:rStyle w:val="aff9"/>
@@ -2668,7 +2668,7 @@
             <w:noProof/>
             <w:webHidden/>
           </w:rPr>
-          <w:instrText xml:space="preserve"> PAGEREF _Toc240394724 \h </w:instrText>
+          <w:instrText xml:space="preserve"> PAGEREF _Toc240395423 \h </w:instrText>
         </w:r>
         <w:r>
           <w:rPr>
@@ -2716,7 +2716,7 @@
           <w14:ligatures w14:val="standardContextual"/>
         </w:rPr>
       </w:pPr>
-      <w:hyperlink w:anchor="_Toc240394725" w:history="1">
+      <w:hyperlink w:anchor="_Toc240395424" w:history="1">
         <w:r>
           <w:rPr>
             <w:rStyle w:val="aff9"/>
@@ -2744,7 +2744,7 @@
             <w:noProof/>
             <w:webHidden/>
           </w:rPr>
-          <w:instrText xml:space="preserve"> PAGEREF _Toc240394725 \h </w:instrText>
+          <w:instrText xml:space="preserve"> PAGEREF _Toc240395424 \h </w:instrText>
         </w:r>
         <w:r>
           <w:rPr>
@@ -2792,7 +2792,7 @@
           <w14:ligatures w14:val="standardContextual"/>
         </w:rPr>
       </w:pPr>
-      <w:hyperlink w:anchor="_Toc240394726" w:history="1">
+      <w:hyperlink w:anchor="_Toc240395425" w:history="1">
         <w:r>
           <w:rPr>
             <w:rStyle w:val="aff9"/>
@@ -2820,7 +2820,7 @@
             <w:noProof/>
             <w:webHidden/>
           </w:rPr>
-          <w:instrText xml:space="preserve"> PAGEREF _Toc240394726 \h </w:instrText>
+          <w:instrText xml:space="preserve"> PAGEREF _Toc240395425 \h </w:instrText>
         </w:r>
         <w:r>
           <w:rPr>
@@ -2840,7 +2840,7 @@
             <w:noProof/>
             <w:webHidden/>
           </w:rPr>
-          <w:t>16</w:t>
+          <w:t>17</w:t>
         </w:r>
         <w:r>
           <w:rPr>
@@ -2867,7 +2867,7 @@
           <w14:ligatures w14:val="standardContextual"/>
         </w:rPr>
       </w:pPr>
-      <w:hyperlink w:anchor="_Toc240394727" w:history="1">
+      <w:hyperlink w:anchor="_Toc240395426" w:history="1">
         <w:r>
           <w:rPr>
             <w:rStyle w:val="aff9"/>
@@ -2895,7 +2895,7 @@
             <w:noProof/>
             <w:webHidden/>
           </w:rPr>
-          <w:instrText xml:space="preserve"> PAGEREF _Toc240394727 \h </w:instrText>
+          <w:instrText xml:space="preserve"> PAGEREF _Toc240395426 \h </w:instrText>
         </w:r>
         <w:r>
           <w:rPr>
@@ -2915,7 +2915,7 @@
             <w:noProof/>
             <w:webHidden/>
           </w:rPr>
-          <w:t>16</w:t>
+          <w:t>17</w:t>
         </w:r>
         <w:r>
           <w:rPr>
@@ -2943,7 +2943,7 @@
           <w14:ligatures w14:val="standardContextual"/>
         </w:rPr>
       </w:pPr>
-      <w:hyperlink w:anchor="_Toc240394728" w:history="1">
+      <w:hyperlink w:anchor="_Toc240395427" w:history="1">
         <w:r>
           <w:rPr>
             <w:rStyle w:val="aff9"/>
@@ -2971,7 +2971,7 @@
             <w:noProof/>
             <w:webHidden/>
           </w:rPr>
-          <w:instrText xml:space="preserve"> PAGEREF _Toc240394728 \h </w:instrText>
+          <w:instrText xml:space="preserve"> PAGEREF _Toc240395427 \h </w:instrText>
         </w:r>
         <w:r>
           <w:rPr>
@@ -2991,7 +2991,7 @@
             <w:noProof/>
             <w:webHidden/>
           </w:rPr>
-          <w:t>16</w:t>
+          <w:t>17</w:t>
         </w:r>
         <w:r>
           <w:rPr>
@@ -3019,7 +3019,7 @@
           <w14:ligatures w14:val="standardContextual"/>
         </w:rPr>
       </w:pPr>
-      <w:hyperlink w:anchor="_Toc240394729" w:history="1">
+      <w:hyperlink w:anchor="_Toc240395428" w:history="1">
         <w:r>
           <w:rPr>
             <w:rStyle w:val="aff9"/>
@@ -3047,7 +3047,7 @@
             <w:noProof/>
             <w:webHidden/>
           </w:rPr>
-          <w:instrText xml:space="preserve"> PAGEREF _Toc240394729 \h </w:instrText>
+          <w:instrText xml:space="preserve"> PAGEREF _Toc240395428 \h </w:instrText>
         </w:r>
         <w:r>
           <w:rPr>
@@ -3095,7 +3095,7 @@
           <w14:ligatures w14:val="standardContextual"/>
         </w:rPr>
       </w:pPr>
-      <w:hyperlink w:anchor="_Toc240394730" w:history="1">
+      <w:hyperlink w:anchor="_Toc240395429" w:history="1">
         <w:r>
           <w:rPr>
             <w:rStyle w:val="aff9"/>
@@ -3123,7 +3123,7 @@
             <w:noProof/>
             <w:webHidden/>
           </w:rPr>
-          <w:instrText xml:space="preserve"> PAGEREF _Toc240394730 \h </w:instrText>
+          <w:instrText xml:space="preserve"> PAGEREF _Toc240395429 \h </w:instrText>
         </w:r>
         <w:r>
           <w:rPr>
@@ -3171,7 +3171,7 @@
           <w14:ligatures w14:val="standardContextual"/>
         </w:rPr>
       </w:pPr>
-      <w:hyperlink w:anchor="_Toc240394731" w:history="1">
+      <w:hyperlink w:anchor="_Toc240395430" w:history="1">
         <w:r>
           <w:rPr>
             <w:rStyle w:val="aff9"/>
@@ -3199,7 +3199,7 @@
             <w:noProof/>
             <w:webHidden/>
           </w:rPr>
-          <w:instrText xml:space="preserve"> PAGEREF _Toc240394731 \h </w:instrText>
+          <w:instrText xml:space="preserve"> PAGEREF _Toc240395430 \h </w:instrText>
         </w:r>
         <w:r>
           <w:rPr>
@@ -3247,7 +3247,7 @@
           <w14:ligatures w14:val="standardContextual"/>
         </w:rPr>
       </w:pPr>
-      <w:hyperlink w:anchor="_Toc240394732" w:history="1">
+      <w:hyperlink w:anchor="_Toc240395431" w:history="1">
         <w:r>
           <w:rPr>
             <w:rStyle w:val="aff9"/>
@@ -3275,7 +3275,7 @@
             <w:noProof/>
             <w:webHidden/>
           </w:rPr>
-          <w:instrText xml:space="preserve"> PAGEREF _Toc240394732 \h </w:instrText>
+          <w:instrText xml:space="preserve"> PAGEREF _Toc240395431 \h </w:instrText>
         </w:r>
         <w:r>
           <w:rPr>
@@ -3323,7 +3323,7 @@
           <w14:ligatures w14:val="standardContextual"/>
         </w:rPr>
       </w:pPr>
-      <w:hyperlink w:anchor="_Toc240394733" w:history="1">
+      <w:hyperlink w:anchor="_Toc240395432" w:history="1">
         <w:r>
           <w:rPr>
             <w:rStyle w:val="aff9"/>
@@ -3351,7 +3351,7 @@
             <w:noProof/>
             <w:webHidden/>
           </w:rPr>
-          <w:instrText xml:space="preserve"> PAGEREF _Toc240394733 \h </w:instrText>
+          <w:instrText xml:space="preserve"> PAGEREF _Toc240395432 \h </w:instrText>
         </w:r>
         <w:r>
           <w:rPr>
@@ -3371,7 +3371,7 @@
             <w:noProof/>
             <w:webHidden/>
           </w:rPr>
-          <w:t>18</w:t>
+          <w:t>19</w:t>
         </w:r>
         <w:r>
           <w:rPr>
@@ -3399,7 +3399,7 @@
           <w14:ligatures w14:val="standardContextual"/>
         </w:rPr>
       </w:pPr>
-      <w:hyperlink w:anchor="_Toc240394734" w:history="1">
+      <w:hyperlink w:anchor="_Toc240395433" w:history="1">
         <w:r>
           <w:rPr>
             <w:rStyle w:val="aff9"/>
@@ -3427,7 +3427,7 @@
             <w:noProof/>
             <w:webHidden/>
           </w:rPr>
-          <w:instrText xml:space="preserve"> PAGEREF _Toc240394734 \h </w:instrText>
+          <w:instrText xml:space="preserve"> PAGEREF _Toc240395433 \h </w:instrText>
         </w:r>
         <w:r>
           <w:rPr>
@@ -3447,7 +3447,7 @@
             <w:noProof/>
             <w:webHidden/>
           </w:rPr>
-          <w:t>18</w:t>
+          <w:t>19</w:t>
         </w:r>
         <w:r>
           <w:rPr>
@@ -3474,7 +3474,7 @@
           <w14:ligatures w14:val="standardContextual"/>
         </w:rPr>
       </w:pPr>
-      <w:hyperlink w:anchor="_Toc240394735" w:history="1">
+      <w:hyperlink w:anchor="_Toc240395434" w:history="1">
         <w:r>
           <w:rPr>
             <w:rStyle w:val="aff9"/>
@@ -3502,7 +3502,7 @@
             <w:noProof/>
             <w:webHidden/>
           </w:rPr>
-          <w:instrText xml:space="preserve"> PAGEREF _Toc240394735 \h </w:instrText>
+          <w:instrText xml:space="preserve"> PAGEREF _Toc240395434 \h </w:instrText>
         </w:r>
         <w:r>
           <w:rPr>
@@ -3550,7 +3550,7 @@
           <w14:ligatures w14:val="standardContextual"/>
         </w:rPr>
       </w:pPr>
-      <w:hyperlink w:anchor="_Toc240394736" w:history="1">
+      <w:hyperlink w:anchor="_Toc240395435" w:history="1">
         <w:r>
           <w:rPr>
             <w:rStyle w:val="aff9"/>
@@ -3578,7 +3578,7 @@
             <w:noProof/>
             <w:webHidden/>
           </w:rPr>
-          <w:instrText xml:space="preserve"> PAGEREF _Toc240394736 \h </w:instrText>
+          <w:instrText xml:space="preserve"> PAGEREF _Toc240395435 \h </w:instrText>
         </w:r>
         <w:r>
           <w:rPr>
@@ -3626,7 +3626,7 @@
           <w14:ligatures w14:val="standardContextual"/>
         </w:rPr>
       </w:pPr>
-      <w:hyperlink w:anchor="_Toc240394737" w:history="1">
+      <w:hyperlink w:anchor="_Toc240395436" w:history="1">
         <w:r>
           <w:rPr>
             <w:rStyle w:val="aff9"/>
@@ -3654,7 +3654,7 @@
             <w:noProof/>
             <w:webHidden/>
           </w:rPr>
-          <w:instrText xml:space="preserve"> PAGEREF _Toc240394737 \h </w:instrText>
+          <w:instrText xml:space="preserve"> PAGEREF _Toc240395436 \h </w:instrText>
         </w:r>
         <w:r>
           <w:rPr>
@@ -3702,7 +3702,7 @@
           <w14:ligatures w14:val="standardContextual"/>
         </w:rPr>
       </w:pPr>
-      <w:hyperlink w:anchor="_Toc240394738" w:history="1">
+      <w:hyperlink w:anchor="_Toc240395437" w:history="1">
         <w:r>
           <w:rPr>
             <w:rStyle w:val="aff9"/>
@@ -3730,7 +3730,7 @@
             <w:noProof/>
             <w:webHidden/>
           </w:rPr>
-          <w:instrText xml:space="preserve"> PAGEREF _Toc240394738 \h </w:instrText>
+          <w:instrText xml:space="preserve"> PAGEREF _Toc240395437 \h </w:instrText>
         </w:r>
         <w:r>
           <w:rPr>
@@ -3778,7 +3778,7 @@
           <w14:ligatures w14:val="standardContextual"/>
         </w:rPr>
       </w:pPr>
-      <w:hyperlink w:anchor="_Toc240394739" w:history="1">
+      <w:hyperlink w:anchor="_Toc240395438" w:history="1">
         <w:r>
           <w:rPr>
             <w:rStyle w:val="aff9"/>
@@ -3806,7 +3806,7 @@
             <w:noProof/>
             <w:webHidden/>
           </w:rPr>
-          <w:instrText xml:space="preserve"> PAGEREF _Toc240394739 \h </w:instrText>
+          <w:instrText xml:space="preserve"> PAGEREF _Toc240395438 \h </w:instrText>
         </w:r>
         <w:r>
           <w:rPr>
@@ -3826,7 +3826,7 @@
             <w:noProof/>
             <w:webHidden/>
           </w:rPr>
-          <w:t>19</w:t>
+          <w:t>20</w:t>
         </w:r>
         <w:r>
           <w:rPr>
@@ -3854,7 +3854,7 @@
           <w14:ligatures w14:val="standardContextual"/>
         </w:rPr>
       </w:pPr>
-      <w:hyperlink w:anchor="_Toc240394740" w:history="1">
+      <w:hyperlink w:anchor="_Toc240395439" w:history="1">
         <w:r>
           <w:rPr>
             <w:rStyle w:val="aff9"/>
@@ -3882,7 +3882,7 @@
             <w:noProof/>
             <w:webHidden/>
           </w:rPr>
-          <w:instrText xml:space="preserve"> PAGEREF _Toc240394740 \h </w:instrText>
+          <w:instrText xml:space="preserve"> PAGEREF _Toc240395439 \h </w:instrText>
         </w:r>
         <w:r>
           <w:rPr>
@@ -3929,7 +3929,7 @@
           <w14:ligatures w14:val="standardContextual"/>
         </w:rPr>
       </w:pPr>
-      <w:hyperlink w:anchor="_Toc240394741" w:history="1">
+      <w:hyperlink w:anchor="_Toc240395440" w:history="1">
         <w:r>
           <w:rPr>
             <w:rStyle w:val="aff9"/>
@@ -3957,7 +3957,7 @@
             <w:noProof/>
             <w:webHidden/>
           </w:rPr>
-          <w:instrText xml:space="preserve"> PAGEREF _Toc240394741 \h </w:instrText>
+          <w:instrText xml:space="preserve"> PAGEREF _Toc240395440 \h </w:instrText>
         </w:r>
         <w:r>
           <w:rPr>
@@ -4005,7 +4005,7 @@
           <w14:ligatures w14:val="standardContextual"/>
         </w:rPr>
       </w:pPr>
-      <w:hyperlink w:anchor="_Toc240394742" w:history="1">
+      <w:hyperlink w:anchor="_Toc240395441" w:history="1">
         <w:r>
           <w:rPr>
             <w:rStyle w:val="aff9"/>
@@ -4033,7 +4033,7 @@
             <w:noProof/>
             <w:webHidden/>
           </w:rPr>
-          <w:instrText xml:space="preserve"> PAGEREF _Toc240394742 \h </w:instrText>
+          <w:instrText xml:space="preserve"> PAGEREF _Toc240395441 \h </w:instrText>
         </w:r>
         <w:r>
           <w:rPr>
@@ -4081,7 +4081,7 @@
           <w14:ligatures w14:val="standardContextual"/>
         </w:rPr>
       </w:pPr>
-      <w:hyperlink w:anchor="_Toc240394743" w:history="1">
+      <w:hyperlink w:anchor="_Toc240395442" w:history="1">
         <w:r>
           <w:rPr>
             <w:rStyle w:val="aff9"/>
@@ -4109,7 +4109,7 @@
             <w:noProof/>
             <w:webHidden/>
           </w:rPr>
-          <w:instrText xml:space="preserve"> PAGEREF _Toc240394743 \h </w:instrText>
+          <w:instrText xml:space="preserve"> PAGEREF _Toc240395442 \h </w:instrText>
         </w:r>
         <w:r>
           <w:rPr>
@@ -4129,7 +4129,7 @@
             <w:noProof/>
             <w:webHidden/>
           </w:rPr>
-          <w:t>20</w:t>
+          <w:t>21</w:t>
         </w:r>
         <w:r>
           <w:rPr>
@@ -4156,7 +4156,7 @@
           <w14:ligatures w14:val="standardContextual"/>
         </w:rPr>
       </w:pPr>
-      <w:hyperlink w:anchor="_Toc240394744" w:history="1">
+      <w:hyperlink w:anchor="_Toc240395443" w:history="1">
         <w:r>
           <w:rPr>
             <w:rStyle w:val="aff9"/>
@@ -4184,7 +4184,7 @@
             <w:noProof/>
             <w:webHidden/>
           </w:rPr>
-          <w:instrText xml:space="preserve"> PAGEREF _Toc240394744 \h </w:instrText>
+          <w:instrText xml:space="preserve"> PAGEREF _Toc240395443 \h </w:instrText>
         </w:r>
         <w:r>
           <w:rPr>
@@ -4204,7 +4204,7 @@
             <w:noProof/>
             <w:webHidden/>
           </w:rPr>
-          <w:t>20</w:t>
+          <w:t>21</w:t>
         </w:r>
         <w:r>
           <w:rPr>
@@ -4232,7 +4232,7 @@
           <w14:ligatures w14:val="standardContextual"/>
         </w:rPr>
       </w:pPr>
-      <w:hyperlink w:anchor="_Toc240394745" w:history="1">
+      <w:hyperlink w:anchor="_Toc240395444" w:history="1">
         <w:r>
           <w:rPr>
             <w:rStyle w:val="aff9"/>
@@ -4260,7 +4260,7 @@
             <w:noProof/>
             <w:webHidden/>
           </w:rPr>
-          <w:instrText xml:space="preserve"> PAGEREF _Toc240394745 \h </w:instrText>
+          <w:instrText xml:space="preserve"> PAGEREF _Toc240395444 \h </w:instrText>
         </w:r>
         <w:r>
           <w:rPr>
@@ -4308,7 +4308,7 @@
           <w14:ligatures w14:val="standardContextual"/>
         </w:rPr>
       </w:pPr>
-      <w:hyperlink w:anchor="_Toc240394746" w:history="1">
+      <w:hyperlink w:anchor="_Toc240395445" w:history="1">
         <w:r>
           <w:rPr>
             <w:rStyle w:val="aff9"/>
@@ -4336,7 +4336,7 @@
             <w:noProof/>
             <w:webHidden/>
           </w:rPr>
-          <w:instrText xml:space="preserve"> PAGEREF _Toc240394746 \h </w:instrText>
+          <w:instrText xml:space="preserve"> PAGEREF _Toc240395445 \h </w:instrText>
         </w:r>
         <w:r>
           <w:rPr>
@@ -4384,7 +4384,7 @@
           <w14:ligatures w14:val="standardContextual"/>
         </w:rPr>
       </w:pPr>
-      <w:hyperlink w:anchor="_Toc240394747" w:history="1">
+      <w:hyperlink w:anchor="_Toc240395446" w:history="1">
         <w:r>
           <w:rPr>
             <w:rStyle w:val="aff9"/>
@@ -4412,7 +4412,7 @@
             <w:noProof/>
             <w:webHidden/>
           </w:rPr>
-          <w:instrText xml:space="preserve"> PAGEREF _Toc240394747 \h </w:instrText>
+          <w:instrText xml:space="preserve"> PAGEREF _Toc240395446 \h </w:instrText>
         </w:r>
         <w:r>
           <w:rPr>
@@ -4460,7 +4460,7 @@
           <w14:ligatures w14:val="standardContextual"/>
         </w:rPr>
       </w:pPr>
-      <w:hyperlink w:anchor="_Toc240394748" w:history="1">
+      <w:hyperlink w:anchor="_Toc240395447" w:history="1">
         <w:r>
           <w:rPr>
             <w:rStyle w:val="aff9"/>
@@ -4488,7 +4488,7 @@
             <w:noProof/>
             <w:webHidden/>
           </w:rPr>
-          <w:instrText xml:space="preserve"> PAGEREF _Toc240394748 \h </w:instrText>
+          <w:instrText xml:space="preserve"> PAGEREF _Toc240395447 \h </w:instrText>
         </w:r>
         <w:r>
           <w:rPr>
@@ -4508,7 +4508,7 @@
             <w:noProof/>
             <w:webHidden/>
           </w:rPr>
-          <w:t>21</w:t>
+          <w:t>22</w:t>
         </w:r>
         <w:r>
           <w:rPr>
@@ -4536,7 +4536,7 @@
           <w14:ligatures w14:val="standardContextual"/>
         </w:rPr>
       </w:pPr>
-      <w:hyperlink w:anchor="_Toc240394749" w:history="1">
+      <w:hyperlink w:anchor="_Toc240395448" w:history="1">
         <w:r>
           <w:rPr>
             <w:rStyle w:val="aff9"/>
@@ -4564,7 +4564,7 @@
             <w:noProof/>
             <w:webHidden/>
           </w:rPr>
-          <w:instrText xml:space="preserve"> PAGEREF _Toc240394749 \h </w:instrText>
+          <w:instrText xml:space="preserve"> PAGEREF _Toc240395448 \h </w:instrText>
         </w:r>
         <w:r>
           <w:rPr>
@@ -4612,7 +4612,7 @@
           <w14:ligatures w14:val="standardContextual"/>
         </w:rPr>
       </w:pPr>
-      <w:hyperlink w:anchor="_Toc240394750" w:history="1">
+      <w:hyperlink w:anchor="_Toc240395449" w:history="1">
         <w:r>
           <w:rPr>
             <w:rStyle w:val="aff9"/>
@@ -4640,7 +4640,7 @@
             <w:noProof/>
             <w:webHidden/>
           </w:rPr>
-          <w:instrText xml:space="preserve"> PAGEREF _Toc240394750 \h </w:instrText>
+          <w:instrText xml:space="preserve"> PAGEREF _Toc240395449 \h </w:instrText>
         </w:r>
         <w:r>
           <w:rPr>
@@ -4687,7 +4687,7 @@
           <w14:ligatures w14:val="standardContextual"/>
         </w:rPr>
       </w:pPr>
-      <w:hyperlink w:anchor="_Toc240394751" w:history="1">
+      <w:hyperlink w:anchor="_Toc240395450" w:history="1">
         <w:r>
           <w:rPr>
             <w:rStyle w:val="aff9"/>
@@ -4715,7 +4715,7 @@
             <w:noProof/>
             <w:webHidden/>
           </w:rPr>
-          <w:instrText xml:space="preserve"> PAGEREF _Toc240394751 \h </w:instrText>
+          <w:instrText xml:space="preserve"> PAGEREF _Toc240395450 \h </w:instrText>
         </w:r>
         <w:r>
           <w:rPr>
@@ -4735,7 +4735,7 @@
             <w:noProof/>
             <w:webHidden/>
           </w:rPr>
-          <w:t>22</w:t>
+          <w:t>23</w:t>
         </w:r>
         <w:r>
           <w:rPr>
@@ -4763,7 +4763,7 @@
           <w14:ligatures w14:val="standardContextual"/>
         </w:rPr>
       </w:pPr>
-      <w:hyperlink w:anchor="_Toc240394752" w:history="1">
+      <w:hyperlink w:anchor="_Toc240395451" w:history="1">
         <w:r>
           <w:rPr>
             <w:rStyle w:val="aff9"/>
@@ -4791,7 +4791,7 @@
             <w:noProof/>
             <w:webHidden/>
           </w:rPr>
-          <w:instrText xml:space="preserve"> PAGEREF _Toc240394752 \h </w:instrText>
+          <w:instrText xml:space="preserve"> PAGEREF _Toc240395451 \h </w:instrText>
         </w:r>
         <w:r>
           <w:rPr>
@@ -4811,7 +4811,7 @@
             <w:noProof/>
             <w:webHidden/>
           </w:rPr>
-          <w:t>22</w:t>
+          <w:t>23</w:t>
         </w:r>
         <w:r>
           <w:rPr>
@@ -4839,7 +4839,7 @@
           <w14:ligatures w14:val="standardContextual"/>
         </w:rPr>
       </w:pPr>
-      <w:hyperlink w:anchor="_Toc240394753" w:history="1">
+      <w:hyperlink w:anchor="_Toc240395452" w:history="1">
         <w:r>
           <w:rPr>
             <w:rStyle w:val="aff9"/>
@@ -4867,7 +4867,7 @@
             <w:noProof/>
             <w:webHidden/>
           </w:rPr>
-          <w:instrText xml:space="preserve"> PAGEREF _Toc240394753 \h </w:instrText>
+          <w:instrText xml:space="preserve"> PAGEREF _Toc240395452 \h </w:instrText>
         </w:r>
         <w:r>
           <w:rPr>
@@ -4915,7 +4915,7 @@
           <w14:ligatures w14:val="standardContextual"/>
         </w:rPr>
       </w:pPr>
-      <w:hyperlink w:anchor="_Toc240394754" w:history="1">
+      <w:hyperlink w:anchor="_Toc240395453" w:history="1">
         <w:r>
           <w:rPr>
             <w:rStyle w:val="aff9"/>
@@ -4943,7 +4943,7 @@
             <w:noProof/>
             <w:webHidden/>
           </w:rPr>
-          <w:instrText xml:space="preserve"> PAGEREF _Toc240394754 \h </w:instrText>
+          <w:instrText xml:space="preserve"> PAGEREF _Toc240395453 \h </w:instrText>
         </w:r>
         <w:r>
           <w:rPr>
@@ -4990,7 +4990,7 @@
           <w14:ligatures w14:val="standardContextual"/>
         </w:rPr>
       </w:pPr>
-      <w:hyperlink w:anchor="_Toc240394755" w:history="1">
+      <w:hyperlink w:anchor="_Toc240395454" w:history="1">
         <w:r>
           <w:rPr>
             <w:rStyle w:val="aff9"/>
@@ -5018,7 +5018,7 @@
             <w:noProof/>
             <w:webHidden/>
           </w:rPr>
-          <w:instrText xml:space="preserve"> PAGEREF _Toc240394755 \h </w:instrText>
+          <w:instrText xml:space="preserve"> PAGEREF _Toc240395454 \h </w:instrText>
         </w:r>
         <w:r>
           <w:rPr>
@@ -5038,7 +5038,7 @@
             <w:noProof/>
             <w:webHidden/>
           </w:rPr>
-          <w:t>23</w:t>
+          <w:t>24</w:t>
         </w:r>
         <w:r>
           <w:rPr>
@@ -5065,7 +5065,7 @@
           <w14:ligatures w14:val="standardContextual"/>
         </w:rPr>
       </w:pPr>
-      <w:hyperlink w:anchor="_Toc240394756" w:history="1">
+      <w:hyperlink w:anchor="_Toc240395455" w:history="1">
         <w:r>
           <w:rPr>
             <w:rStyle w:val="aff9"/>
@@ -5093,7 +5093,7 @@
             <w:noProof/>
             <w:webHidden/>
           </w:rPr>
-          <w:instrText xml:space="preserve"> PAGEREF _Toc240394756 \h </w:instrText>
+          <w:instrText xml:space="preserve"> PAGEREF _Toc240395455 \h </w:instrText>
         </w:r>
         <w:r>
           <w:rPr>
@@ -5134,7 +5134,7 @@
         <w:pStyle w:val="1"/>
         <w:spacing w:before="240" w:after="120" w:line="360" w:lineRule="auto"/>
       </w:pPr>
-      <w:bookmarkStart w:id="0" w:name="_Toc240394692"/>
+      <w:bookmarkStart w:id="0" w:name="_Toc240395391"/>
       <w:r>
         <w:rPr>
           <w:rFonts w:ascii="黑体" w:eastAsia="黑体" w:hAnsi="黑体"/>
@@ -5148,7 +5148,7 @@
         <w:pStyle w:val="21"/>
         <w:spacing w:after="120" w:line="360" w:lineRule="auto"/>
       </w:pPr>
-      <w:bookmarkStart w:id="1" w:name="_Toc240394693"/>
+      <w:bookmarkStart w:id="1" w:name="_Toc240395392"/>
       <w:r>
         <w:rPr>
           <w:rFonts w:ascii="黑体" w:eastAsia="黑体" w:hAnsi="黑体"/>
@@ -5204,7 +5204,7 @@
         <w:pStyle w:val="21"/>
         <w:spacing w:after="120" w:line="360" w:lineRule="auto"/>
       </w:pPr>
-      <w:bookmarkStart w:id="2" w:name="_Toc240394694"/>
+      <w:bookmarkStart w:id="2" w:name="_Toc240395393"/>
       <w:r>
         <w:rPr>
           <w:rFonts w:ascii="黑体" w:eastAsia="黑体" w:hAnsi="黑体"/>
@@ -5236,7 +5236,7 @@
         <w:pStyle w:val="21"/>
         <w:spacing w:after="120" w:line="360" w:lineRule="auto"/>
       </w:pPr>
-      <w:bookmarkStart w:id="3" w:name="_Toc240394695"/>
+      <w:bookmarkStart w:id="3" w:name="_Toc240395394"/>
       <w:r>
         <w:rPr>
           <w:rFonts w:ascii="黑体" w:eastAsia="黑体" w:hAnsi="黑体"/>
@@ -5292,7 +5292,7 @@
         <w:pStyle w:val="1"/>
         <w:spacing w:before="240" w:after="120" w:line="360" w:lineRule="auto"/>
       </w:pPr>
-      <w:bookmarkStart w:id="4" w:name="_Toc240394696"/>
+      <w:bookmarkStart w:id="4" w:name="_Toc240395395"/>
       <w:r>
         <w:rPr>
           <w:rFonts w:ascii="黑体" w:eastAsia="黑体" w:hAnsi="黑体"/>
@@ -5306,7 +5306,7 @@
         <w:pStyle w:val="21"/>
         <w:spacing w:after="120" w:line="360" w:lineRule="auto"/>
       </w:pPr>
-      <w:bookmarkStart w:id="5" w:name="_Toc240394697"/>
+      <w:bookmarkStart w:id="5" w:name="_Toc240395396"/>
       <w:r>
         <w:rPr>
           <w:rFonts w:ascii="黑体" w:eastAsia="黑体" w:hAnsi="黑体"/>
@@ -5780,7 +5780,7 @@
         <w:pStyle w:val="21"/>
         <w:spacing w:after="120" w:line="360" w:lineRule="auto"/>
       </w:pPr>
-      <w:bookmarkStart w:id="6" w:name="_Toc240394698"/>
+      <w:bookmarkStart w:id="6" w:name="_Toc240395397"/>
       <w:r>
         <w:rPr>
           <w:rFonts w:ascii="黑体" w:eastAsia="黑体" w:hAnsi="黑体"/>
@@ -6173,7 +6173,7 @@
         <w:pStyle w:val="21"/>
         <w:spacing w:after="120" w:line="360" w:lineRule="auto"/>
       </w:pPr>
-      <w:bookmarkStart w:id="7" w:name="_Toc240394699"/>
+      <w:bookmarkStart w:id="7" w:name="_Toc240395398"/>
       <w:r>
         <w:rPr>
           <w:rFonts w:ascii="黑体" w:eastAsia="黑体" w:hAnsi="黑体"/>
@@ -6811,7 +6811,7 @@
         <w:pStyle w:val="21"/>
         <w:spacing w:after="120" w:line="360" w:lineRule="auto"/>
       </w:pPr>
-      <w:bookmarkStart w:id="8" w:name="_Toc240394700"/>
+      <w:bookmarkStart w:id="8" w:name="_Toc240395399"/>
       <w:r>
         <w:rPr>
           <w:rFonts w:ascii="黑体" w:eastAsia="黑体" w:hAnsi="黑体"/>
@@ -6960,7 +6960,7 @@
         <w:pStyle w:val="21"/>
         <w:spacing w:after="120" w:line="360" w:lineRule="auto"/>
       </w:pPr>
-      <w:bookmarkStart w:id="9" w:name="_Toc240394701"/>
+      <w:bookmarkStart w:id="9" w:name="_Toc240395400"/>
       <w:r>
         <w:rPr>
           <w:rFonts w:ascii="黑体" w:eastAsia="黑体" w:hAnsi="黑体"/>
@@ -7417,7 +7417,7 @@
         <w:pStyle w:val="21"/>
         <w:spacing w:after="120" w:line="360" w:lineRule="auto"/>
       </w:pPr>
-      <w:bookmarkStart w:id="10" w:name="_Toc240394702"/>
+      <w:bookmarkStart w:id="10" w:name="_Toc240395401"/>
       <w:r>
         <w:rPr>
           <w:rFonts w:ascii="黑体" w:eastAsia="黑体" w:hAnsi="黑体"/>
@@ -11917,7 +11917,7 @@
         <w:pStyle w:val="1"/>
         <w:spacing w:before="240" w:after="120" w:line="360" w:lineRule="auto"/>
       </w:pPr>
-      <w:bookmarkStart w:id="11" w:name="_Toc240394703"/>
+      <w:bookmarkStart w:id="11" w:name="_Toc240395402"/>
       <w:r>
         <w:rPr>
           <w:rFonts w:ascii="黑体" w:eastAsia="黑体" w:hAnsi="黑体"/>
@@ -11931,7 +11931,7 @@
         <w:pStyle w:val="21"/>
         <w:spacing w:after="120" w:line="360" w:lineRule="auto"/>
       </w:pPr>
-      <w:bookmarkStart w:id="12" w:name="_Toc240394704"/>
+      <w:bookmarkStart w:id="12" w:name="_Toc240395403"/>
       <w:r>
         <w:rPr>
           <w:rFonts w:ascii="黑体" w:eastAsia="黑体" w:hAnsi="黑体"/>
@@ -12453,7 +12453,7 @@
         <w:pStyle w:val="21"/>
         <w:spacing w:after="120" w:line="360" w:lineRule="auto"/>
       </w:pPr>
-      <w:bookmarkStart w:id="13" w:name="_Toc240394705"/>
+      <w:bookmarkStart w:id="13" w:name="_Toc240395404"/>
       <w:r>
         <w:rPr>
           <w:rFonts w:ascii="黑体" w:eastAsia="黑体" w:hAnsi="黑体"/>
@@ -12938,7 +12938,7 @@
         <w:pStyle w:val="21"/>
         <w:spacing w:after="120" w:line="360" w:lineRule="auto"/>
       </w:pPr>
-      <w:bookmarkStart w:id="14" w:name="_Toc240394706"/>
+      <w:bookmarkStart w:id="14" w:name="_Toc240395405"/>
       <w:r>
         <w:rPr>
           <w:rFonts w:ascii="黑体" w:eastAsia="黑体" w:hAnsi="黑体"/>
@@ -13073,7 +13073,7 @@
         <w:pStyle w:val="21"/>
         <w:spacing w:after="120" w:line="360" w:lineRule="auto"/>
       </w:pPr>
-      <w:bookmarkStart w:id="15" w:name="_Toc240394707"/>
+      <w:bookmarkStart w:id="15" w:name="_Toc240395406"/>
       <w:r>
         <w:rPr>
           <w:rFonts w:ascii="黑体" w:eastAsia="黑体" w:hAnsi="黑体"/>
@@ -13132,7 +13132,7 @@
         <w:pStyle w:val="21"/>
         <w:spacing w:after="120" w:line="360" w:lineRule="auto"/>
       </w:pPr>
-      <w:bookmarkStart w:id="16" w:name="_Toc240394708"/>
+      <w:bookmarkStart w:id="16" w:name="_Toc240395407"/>
       <w:r>
         <w:rPr>
           <w:rFonts w:ascii="黑体" w:eastAsia="黑体" w:hAnsi="黑体"/>
@@ -13490,7 +13490,7 @@
         <w:pStyle w:val="21"/>
         <w:spacing w:after="120" w:line="360" w:lineRule="auto"/>
       </w:pPr>
-      <w:bookmarkStart w:id="17" w:name="_Toc240394709"/>
+      <w:bookmarkStart w:id="17" w:name="_Toc240395408"/>
       <w:r>
         <w:rPr>
           <w:rFonts w:ascii="黑体" w:eastAsia="黑体" w:hAnsi="黑体"/>
@@ -13610,7 +13610,7 @@
         <w:pStyle w:val="1"/>
         <w:spacing w:before="240" w:after="120" w:line="360" w:lineRule="auto"/>
       </w:pPr>
-      <w:bookmarkStart w:id="18" w:name="_Toc240394710"/>
+      <w:bookmarkStart w:id="18" w:name="_Toc240395409"/>
       <w:r>
         <w:rPr>
           <w:rFonts w:ascii="黑体" w:eastAsia="黑体" w:hAnsi="黑体"/>
@@ -13624,7 +13624,7 @@
         <w:pStyle w:val="21"/>
         <w:spacing w:after="120" w:line="360" w:lineRule="auto"/>
       </w:pPr>
-      <w:bookmarkStart w:id="19" w:name="_Toc240394711"/>
+      <w:bookmarkStart w:id="19" w:name="_Toc240395410"/>
       <w:r>
         <w:rPr>
           <w:rFonts w:ascii="黑体" w:eastAsia="黑体" w:hAnsi="黑体"/>
@@ -14806,7 +14806,7 @@
         <w:pStyle w:val="21"/>
         <w:spacing w:after="120" w:line="360" w:lineRule="auto"/>
       </w:pPr>
-      <w:bookmarkStart w:id="20" w:name="_Toc240394712"/>
+      <w:bookmarkStart w:id="20" w:name="_Toc240395411"/>
       <w:r>
         <w:rPr>
           <w:rFonts w:ascii="黑体" w:eastAsia="黑体" w:hAnsi="黑体"/>
@@ -14945,7 +14945,7 @@
         <w:pStyle w:val="21"/>
         <w:spacing w:after="120" w:line="360" w:lineRule="auto"/>
       </w:pPr>
-      <w:bookmarkStart w:id="21" w:name="_Toc240394713"/>
+      <w:bookmarkStart w:id="21" w:name="_Toc240395412"/>
       <w:r>
         <w:rPr>
           <w:rFonts w:ascii="黑体" w:eastAsia="黑体" w:hAnsi="黑体"/>
@@ -15473,7 +15473,7 @@
         <w:pStyle w:val="21"/>
         <w:spacing w:after="120" w:line="360" w:lineRule="auto"/>
       </w:pPr>
-      <w:bookmarkStart w:id="22" w:name="_Toc240394714"/>
+      <w:bookmarkStart w:id="22" w:name="_Toc240395413"/>
       <w:r>
         <w:rPr>
           <w:rFonts w:ascii="黑体" w:eastAsia="黑体" w:hAnsi="黑体"/>
@@ -15530,7 +15530,7 @@
         <w:pStyle w:val="21"/>
         <w:spacing w:after="120" w:line="360" w:lineRule="auto"/>
       </w:pPr>
-      <w:bookmarkStart w:id="23" w:name="_Toc240394715"/>
+      <w:bookmarkStart w:id="23" w:name="_Toc240395414"/>
       <w:r>
         <w:rPr>
           <w:rFonts w:ascii="黑体" w:eastAsia="黑体" w:hAnsi="黑体"/>
@@ -15713,7 +15713,7 @@
         <w:pStyle w:val="21"/>
         <w:spacing w:after="120" w:line="360" w:lineRule="auto"/>
       </w:pPr>
-      <w:bookmarkStart w:id="24" w:name="_Toc240394716"/>
+      <w:bookmarkStart w:id="24" w:name="_Toc240395415"/>
       <w:r>
         <w:rPr>
           <w:rFonts w:ascii="黑体" w:eastAsia="黑体" w:hAnsi="黑体"/>
@@ -15724,7 +15724,7 @@
         <w:rPr>
           <w:rFonts w:ascii="黑体" w:eastAsia="黑体" w:hAnsi="黑体"/>
         </w:rPr>
-        <w:t xml:space="preserve">获取试听地址　</w:t>
+        <w:t xml:space="preserve">获取试听曲目　</w:t>
       </w:r>
       <w:r>
         <w:rPr>
@@ -15749,45 +15749,218 @@
         <w:rPr>
           <w:color w:val="000000"/>
         </w:rPr>
-        <w:t>返回该专辑首支可用曲目的</w:t>
-      </w:r>
-      <w:r>
-        <w:rPr>
-          <w:color w:val="000000"/>
-        </w:rPr>
-        <w:t xml:space="preserve"> 30 </w:t>
-      </w:r>
-      <w:r>
-        <w:rPr>
-          <w:color w:val="000000"/>
-        </w:rPr>
-        <w:t>秒试听地址，供投票页播放。若无可用片段，</w:t>
-      </w:r>
-      <w:r>
-        <w:rPr>
-          <w:color w:val="000000"/>
-        </w:rPr>
-        <w:t xml:space="preserve">`data` </w:t>
-      </w:r>
-      <w:r>
-        <w:rPr>
-          <w:color w:val="000000"/>
-        </w:rPr>
-        <w:t>为</w:t>
-      </w:r>
-      <w:r>
-        <w:rPr>
-          <w:color w:val="000000"/>
-        </w:rPr>
-        <w:t xml:space="preserve"> `null`</w:t>
-      </w:r>
-      <w:r>
-        <w:rPr>
-          <w:color w:val="000000"/>
-        </w:rPr>
-        <w:t>，前端隐藏播放按钮。</w:t>
-      </w:r>
-    </w:p>
+        <w:t>返回该专辑的试听曲目列表与默认试听项，供投票页播放与切换。</w:t>
+      </w:r>
+    </w:p>
+    <w:tbl>
+      <w:tblPr>
+        <w:tblStyle w:val="aff1"/>
+        <w:tblW w:w="0" w:type="auto"/>
+        <w:tblLook w:val="04A0" w:firstRow="1" w:lastRow="0" w:firstColumn="1" w:lastColumn="0" w:noHBand="0" w:noVBand="1"/>
+      </w:tblPr>
+      <w:tblGrid>
+        <w:gridCol w:w="2078"/>
+        <w:gridCol w:w="2078"/>
+        <w:gridCol w:w="2078"/>
+        <w:gridCol w:w="2078"/>
+      </w:tblGrid>
+      <w:tr>
+        <w:tc>
+          <w:tcPr>
+            <w:tcW w:w="2078" w:type="dxa"/>
+          </w:tcPr>
+          <w:p>
+            <w:r>
+              <w:rPr>
+                <w:rFonts w:ascii="黑体" w:eastAsia="黑体" w:hAnsi="黑体"/>
+                <w:b/>
+                <w:color w:val="000000"/>
+                <w:sz w:val="21"/>
+              </w:rPr>
+              <w:t>参数</w:t>
+            </w:r>
+          </w:p>
+        </w:tc>
+        <w:tc>
+          <w:tcPr>
+            <w:tcW w:w="2078" w:type="dxa"/>
+          </w:tcPr>
+          <w:p>
+            <w:r>
+              <w:rPr>
+                <w:rFonts w:ascii="黑体" w:eastAsia="黑体" w:hAnsi="黑体"/>
+                <w:b/>
+                <w:color w:val="000000"/>
+                <w:sz w:val="21"/>
+              </w:rPr>
+              <w:t>类型</w:t>
+            </w:r>
+          </w:p>
+        </w:tc>
+        <w:tc>
+          <w:tcPr>
+            <w:tcW w:w="2078" w:type="dxa"/>
+          </w:tcPr>
+          <w:p>
+            <w:r>
+              <w:rPr>
+                <w:rFonts w:ascii="黑体" w:eastAsia="黑体" w:hAnsi="黑体"/>
+                <w:b/>
+                <w:color w:val="000000"/>
+                <w:sz w:val="21"/>
+              </w:rPr>
+              <w:t>必填</w:t>
+            </w:r>
+          </w:p>
+        </w:tc>
+        <w:tc>
+          <w:tcPr>
+            <w:tcW w:w="2078" w:type="dxa"/>
+          </w:tcPr>
+          <w:p>
+            <w:r>
+              <w:rPr>
+                <w:rFonts w:ascii="黑体" w:eastAsia="黑体" w:hAnsi="黑体"/>
+                <w:b/>
+                <w:color w:val="000000"/>
+                <w:sz w:val="21"/>
+              </w:rPr>
+              <w:t>说明</w:t>
+            </w:r>
+          </w:p>
+        </w:tc>
+      </w:tr>
+      <w:tr>
+        <w:tc>
+          <w:tcPr>
+            <w:tcW w:w="2078" w:type="dxa"/>
+          </w:tcPr>
+          <w:p>
+            <w:r>
+              <w:rPr>
+                <w:color w:val="000000"/>
+                <w:sz w:val="21"/>
+              </w:rPr>
+              <w:t>---</w:t>
+            </w:r>
+          </w:p>
+        </w:tc>
+        <w:tc>
+          <w:tcPr>
+            <w:tcW w:w="2078" w:type="dxa"/>
+          </w:tcPr>
+          <w:p>
+            <w:r>
+              <w:rPr>
+                <w:color w:val="000000"/>
+                <w:sz w:val="21"/>
+              </w:rPr>
+              <w:t>---</w:t>
+            </w:r>
+          </w:p>
+        </w:tc>
+        <w:tc>
+          <w:tcPr>
+            <w:tcW w:w="2078" w:type="dxa"/>
+          </w:tcPr>
+          <w:p>
+            <w:r>
+              <w:rPr>
+                <w:color w:val="000000"/>
+                <w:sz w:val="21"/>
+              </w:rPr>
+              <w:t>---</w:t>
+            </w:r>
+          </w:p>
+        </w:tc>
+        <w:tc>
+          <w:tcPr>
+            <w:tcW w:w="2078" w:type="dxa"/>
+          </w:tcPr>
+          <w:p>
+            <w:r>
+              <w:rPr>
+                <w:color w:val="000000"/>
+                <w:sz w:val="21"/>
+              </w:rPr>
+              <w:t>---</w:t>
+            </w:r>
+          </w:p>
+        </w:tc>
+      </w:tr>
+      <w:tr>
+        <w:tc>
+          <w:tcPr>
+            <w:tcW w:w="2078" w:type="dxa"/>
+          </w:tcPr>
+          <w:p>
+            <w:r>
+              <w:rPr>
+                <w:color w:val="000000"/>
+                <w:sz w:val="21"/>
+              </w:rPr>
+              <w:t>trackIndex</w:t>
+            </w:r>
+          </w:p>
+        </w:tc>
+        <w:tc>
+          <w:tcPr>
+            <w:tcW w:w="2078" w:type="dxa"/>
+          </w:tcPr>
+          <w:p>
+            <w:r>
+              <w:rPr>
+                <w:color w:val="000000"/>
+                <w:sz w:val="21"/>
+              </w:rPr>
+              <w:t>number</w:t>
+            </w:r>
+          </w:p>
+        </w:tc>
+        <w:tc>
+          <w:tcPr>
+            <w:tcW w:w="2078" w:type="dxa"/>
+          </w:tcPr>
+          <w:p>
+            <w:r>
+              <w:rPr>
+                <w:color w:val="000000"/>
+                <w:sz w:val="21"/>
+              </w:rPr>
+              <w:t>否</w:t>
+            </w:r>
+          </w:p>
+        </w:tc>
+        <w:tc>
+          <w:tcPr>
+            <w:tcW w:w="2078" w:type="dxa"/>
+          </w:tcPr>
+          <w:p>
+            <w:r>
+              <w:rPr>
+                <w:color w:val="000000"/>
+                <w:sz w:val="21"/>
+              </w:rPr>
+              <w:t>指定曲序，从</w:t>
+            </w:r>
+            <w:r>
+              <w:rPr>
+                <w:color w:val="000000"/>
+                <w:sz w:val="21"/>
+              </w:rPr>
+              <w:t xml:space="preserve"> 1 </w:t>
+            </w:r>
+            <w:r>
+              <w:rPr>
+                <w:color w:val="000000"/>
+                <w:sz w:val="21"/>
+              </w:rPr>
+              <w:t>开始；省略时返回列表与默认项</w:t>
+            </w:r>
+          </w:p>
+        </w:tc>
+      </w:tr>
+    </w:tbl>
     <w:p>
       <w:pPr>
         <w:shd w:val="clear" w:color="auto" w:fill="F2F4F7"/>
@@ -15845,23 +16018,37 @@
           <w:color w:val="26313F"/>
           <w:sz w:val="18"/>
         </w:rPr>
-        <w:t xml:space="preserve">  "data": { "trackId": 1440928850, "trackName": "</w:t>
-      </w:r>
+        <w:t xml:space="preserve">  "data": {</w:t>
+      </w:r>
+    </w:p>
+    <w:p>
+      <w:pPr>
+        <w:shd w:val="clear" w:color="auto" w:fill="F2F4F7"/>
+        <w:spacing w:after="0" w:line="240" w:lineRule="auto"/>
+        <w:ind w:left="240"/>
+      </w:pPr>
       <w:r>
         <w:rPr>
           <w:rFonts w:ascii="Consolas" w:hAnsi="Consolas"/>
           <w:color w:val="26313F"/>
           <w:sz w:val="18"/>
         </w:rPr>
-        <w:t>爱在西元前</w:t>
-      </w:r>
+        <w:t xml:space="preserve">    "albumId": 1440928842,</w:t>
+      </w:r>
+    </w:p>
+    <w:p>
+      <w:pPr>
+        <w:shd w:val="clear" w:color="auto" w:fill="F2F4F7"/>
+        <w:spacing w:after="0" w:line="240" w:lineRule="auto"/>
+        <w:ind w:left="240"/>
+      </w:pPr>
       <w:r>
         <w:rPr>
           <w:rFonts w:ascii="Consolas" w:hAnsi="Consolas"/>
           <w:color w:val="26313F"/>
           <w:sz w:val="18"/>
         </w:rPr>
-        <w:t>", "previewUrl": "https://.../preview.m4a" }</w:t>
+        <w:t xml:space="preserve">    "total": 10,</w:t>
       </w:r>
     </w:p>
     <w:p>
@@ -15876,51 +16063,7 @@
           <w:color w:val="26313F"/>
           <w:sz w:val="18"/>
         </w:rPr>
-        <w:t>}</w:t>
-      </w:r>
-    </w:p>
-    <w:p>
-      <w:pPr>
-        <w:pStyle w:val="21"/>
-        <w:spacing w:after="120" w:line="360" w:lineRule="auto"/>
-      </w:pPr>
-      <w:bookmarkStart w:id="25" w:name="_Toc240394717"/>
-      <w:r>
-        <w:rPr>
-          <w:rFonts w:ascii="黑体" w:eastAsia="黑体" w:hAnsi="黑体"/>
-        </w:rPr>
-        <w:t xml:space="preserve">4.7 </w:t>
-      </w:r>
-      <w:r>
-        <w:rPr>
-          <w:rFonts w:ascii="黑体" w:eastAsia="黑体" w:hAnsi="黑体"/>
-        </w:rPr>
-        <w:t xml:space="preserve">流派列表　</w:t>
-      </w:r>
-      <w:r>
-        <w:rPr>
-          <w:rFonts w:ascii="黑体" w:eastAsia="黑体" w:hAnsi="黑体"/>
-        </w:rPr>
-        <w:t>GET /api/music/genres</w:t>
-      </w:r>
-      <w:r>
-        <w:rPr>
-          <w:rFonts w:ascii="黑体" w:eastAsia="黑体" w:hAnsi="黑体"/>
-        </w:rPr>
-        <w:t xml:space="preserve">　（公开）</w:t>
-      </w:r>
-      <w:bookmarkEnd w:id="25"/>
-    </w:p>
-    <w:p>
-      <w:pPr>
-        <w:spacing w:after="0" w:line="360" w:lineRule="auto"/>
-        <w:ind w:firstLine="480"/>
-      </w:pPr>
-      <w:r>
-        <w:rPr>
-          <w:color w:val="000000"/>
-        </w:rPr>
-        <w:t>返回平台已缓存的流派标签，用于对决范围选择的筛选条件。</w:t>
+        <w:t xml:space="preserve">    "defaultIndex": 1,</w:t>
       </w:r>
     </w:p>
     <w:p>
@@ -15935,7 +16078,23 @@
           <w:color w:val="26313F"/>
           <w:sz w:val="18"/>
         </w:rPr>
-        <w:t>{</w:t>
+        <w:t xml:space="preserve">    "current": { "trackId": 1440928850, "trackName": "</w:t>
+      </w:r>
+      <w:r>
+        <w:rPr>
+          <w:rFonts w:ascii="Consolas" w:hAnsi="Consolas"/>
+          <w:color w:val="26313F"/>
+          <w:sz w:val="18"/>
+        </w:rPr>
+        <w:t>爱在西元前</w:t>
+      </w:r>
+      <w:r>
+        <w:rPr>
+          <w:rFonts w:ascii="Consolas" w:hAnsi="Consolas"/>
+          <w:color w:val="26313F"/>
+          <w:sz w:val="18"/>
+        </w:rPr>
+        <w:t>", "trackNumber": 1, "previewUrl": "https://.../preview.m4a" },</w:t>
       </w:r>
     </w:p>
     <w:p>
@@ -15950,7 +16109,7 @@
           <w:color w:val="26313F"/>
           <w:sz w:val="18"/>
         </w:rPr>
-        <w:t xml:space="preserve">  "code": 0,</w:t>
+        <w:t xml:space="preserve">    "tracks": [</w:t>
       </w:r>
     </w:p>
     <w:p>
@@ -15965,7 +16124,23 @@
           <w:color w:val="26313F"/>
           <w:sz w:val="18"/>
         </w:rPr>
-        <w:t xml:space="preserve">  "message": "ok",</w:t>
+        <w:t xml:space="preserve">      { "trackId": 1440928850, "trackName": "</w:t>
+      </w:r>
+      <w:r>
+        <w:rPr>
+          <w:rFonts w:ascii="Consolas" w:hAnsi="Consolas"/>
+          <w:color w:val="26313F"/>
+          <w:sz w:val="18"/>
+        </w:rPr>
+        <w:t>爱在西元前</w:t>
+      </w:r>
+      <w:r>
+        <w:rPr>
+          <w:rFonts w:ascii="Consolas" w:hAnsi="Consolas"/>
+          <w:color w:val="26313F"/>
+          <w:sz w:val="18"/>
+        </w:rPr>
+        <w:t>", "trackNumber": 1, "previewUrl": "https://.../preview.m4a" }</w:t>
       </w:r>
     </w:p>
     <w:p>
@@ -15980,23 +16155,310 @@
           <w:color w:val="26313F"/>
           <w:sz w:val="18"/>
         </w:rPr>
-        <w:t xml:space="preserve">  "data": { "list": [{ "genre": "</w:t>
-      </w:r>
+        <w:t xml:space="preserve">    ]</w:t>
+      </w:r>
+    </w:p>
+    <w:p>
+      <w:pPr>
+        <w:shd w:val="clear" w:color="auto" w:fill="F2F4F7"/>
+        <w:spacing w:after="0" w:line="240" w:lineRule="auto"/>
+        <w:ind w:left="240"/>
+      </w:pPr>
       <w:r>
         <w:rPr>
           <w:rFonts w:ascii="Consolas" w:hAnsi="Consolas"/>
           <w:color w:val="26313F"/>
           <w:sz w:val="18"/>
         </w:rPr>
-        <w:t>国语流行</w:t>
-      </w:r>
+        <w:t xml:space="preserve">  }</w:t>
+      </w:r>
+    </w:p>
+    <w:p>
+      <w:pPr>
+        <w:shd w:val="clear" w:color="auto" w:fill="F2F4F7"/>
+        <w:spacing w:after="0" w:line="240" w:lineRule="auto"/>
+        <w:ind w:left="240"/>
+      </w:pPr>
       <w:r>
         <w:rPr>
           <w:rFonts w:ascii="Consolas" w:hAnsi="Consolas"/>
           <w:color w:val="26313F"/>
           <w:sz w:val="18"/>
         </w:rPr>
-        <w:t>", "albumCount": 128 }] }</w:t>
+        <w:t>}</w:t>
+      </w:r>
+    </w:p>
+    <w:p>
+      <w:pPr>
+        <w:spacing w:after="0" w:line="360" w:lineRule="auto"/>
+        <w:ind w:firstLine="480"/>
+      </w:pPr>
+      <w:r>
+        <w:rPr>
+          <w:color w:val="000000"/>
+        </w:rPr>
+        <w:t>**</w:t>
+      </w:r>
+      <w:r>
+        <w:rPr>
+          <w:color w:val="000000"/>
+        </w:rPr>
+        <w:t>曲目选择约定</w:t>
+      </w:r>
+      <w:r>
+        <w:rPr>
+          <w:color w:val="000000"/>
+        </w:rPr>
+        <w:t>**</w:t>
+      </w:r>
+    </w:p>
+    <w:p>
+      <w:pPr>
+        <w:spacing w:after="0" w:line="360" w:lineRule="auto"/>
+        <w:ind w:firstLine="480"/>
+      </w:pPr>
+      <w:r>
+        <w:rPr>
+          <w:color w:val="000000"/>
+        </w:rPr>
+        <w:t>（</w:t>
+      </w:r>
+      <w:r>
+        <w:rPr>
+          <w:color w:val="000000"/>
+        </w:rPr>
+        <w:t>1</w:t>
+      </w:r>
+      <w:r>
+        <w:rPr>
+          <w:color w:val="000000"/>
+        </w:rPr>
+        <w:t>）</w:t>
+      </w:r>
+      <w:r>
+        <w:rPr>
+          <w:color w:val="000000"/>
+        </w:rPr>
+        <w:t>**</w:t>
+      </w:r>
+      <w:r>
+        <w:rPr>
+          <w:color w:val="000000"/>
+        </w:rPr>
+        <w:t>默认取曲序第</w:t>
+      </w:r>
+      <w:r>
+        <w:rPr>
+          <w:color w:val="000000"/>
+        </w:rPr>
+        <w:t xml:space="preserve"> 1 </w:t>
+      </w:r>
+      <w:r>
+        <w:rPr>
+          <w:color w:val="000000"/>
+        </w:rPr>
+        <w:t>首</w:t>
+      </w:r>
+      <w:r>
+        <w:rPr>
+          <w:color w:val="000000"/>
+        </w:rPr>
+        <w:t>**</w:t>
+      </w:r>
+      <w:r>
+        <w:rPr>
+          <w:color w:val="000000"/>
+        </w:rPr>
+        <w:t>作为代表曲。外部音乐接口不提供单曲热度数据，无法按播放量排序；曲序第一首通常是专辑主打，是当前可得的最接近</w:t>
+      </w:r>
+      <w:r>
+        <w:rPr>
+          <w:color w:val="000000"/>
+        </w:rPr>
+        <w:t>"</w:t>
+      </w:r>
+      <w:r>
+        <w:rPr>
+          <w:color w:val="000000"/>
+        </w:rPr>
+        <w:t>代表作</w:t>
+      </w:r>
+      <w:r>
+        <w:rPr>
+          <w:color w:val="000000"/>
+        </w:rPr>
+        <w:t>"</w:t>
+      </w:r>
+      <w:r>
+        <w:rPr>
+          <w:color w:val="000000"/>
+        </w:rPr>
+        <w:t>的信号；</w:t>
+      </w:r>
+    </w:p>
+    <w:p>
+      <w:pPr>
+        <w:spacing w:after="0" w:line="360" w:lineRule="auto"/>
+        <w:ind w:firstLine="480"/>
+      </w:pPr>
+      <w:r>
+        <w:rPr>
+          <w:color w:val="000000"/>
+        </w:rPr>
+        <w:t>（</w:t>
+      </w:r>
+      <w:r>
+        <w:rPr>
+          <w:color w:val="000000"/>
+        </w:rPr>
+        <w:t>2</w:t>
+      </w:r>
+      <w:r>
+        <w:rPr>
+          <w:color w:val="000000"/>
+        </w:rPr>
+        <w:t>）</w:t>
+      </w:r>
+      <w:r>
+        <w:rPr>
+          <w:color w:val="000000"/>
+        </w:rPr>
+        <w:t>**</w:t>
+      </w:r>
+      <w:r>
+        <w:rPr>
+          <w:color w:val="000000"/>
+        </w:rPr>
+        <w:t>不要求用户预先选择代表曲</w:t>
+      </w:r>
+      <w:r>
+        <w:rPr>
+          <w:color w:val="000000"/>
+        </w:rPr>
+        <w:t>**——</w:t>
+      </w:r>
+      <w:r>
+        <w:rPr>
+          <w:color w:val="000000"/>
+        </w:rPr>
+        <w:t>对决的对象是专辑而非单曲，代表曲只用于辅助试听、不参与计票，因此不增加额外选择步骤，避免界面臃肿；</w:t>
+      </w:r>
+    </w:p>
+    <w:p>
+      <w:pPr>
+        <w:spacing w:after="0" w:line="360" w:lineRule="auto"/>
+        <w:ind w:firstLine="480"/>
+      </w:pPr>
+      <w:r>
+        <w:rPr>
+          <w:color w:val="000000"/>
+        </w:rPr>
+        <w:lastRenderedPageBreak/>
+        <w:t>（</w:t>
+      </w:r>
+      <w:r>
+        <w:rPr>
+          <w:color w:val="000000"/>
+        </w:rPr>
+        <w:t>3</w:t>
+      </w:r>
+      <w:r>
+        <w:rPr>
+          <w:color w:val="000000"/>
+        </w:rPr>
+        <w:t>）前端在播放条上提供上一首</w:t>
+      </w:r>
+      <w:r>
+        <w:rPr>
+          <w:color w:val="000000"/>
+        </w:rPr>
+        <w:t xml:space="preserve"> / </w:t>
+      </w:r>
+      <w:r>
+        <w:rPr>
+          <w:color w:val="000000"/>
+        </w:rPr>
+        <w:t>下一首切换（对应</w:t>
+      </w:r>
+      <w:r>
+        <w:rPr>
+          <w:color w:val="000000"/>
+        </w:rPr>
+        <w:t xml:space="preserve"> `trackIndex` </w:t>
+      </w:r>
+      <w:r>
+        <w:rPr>
+          <w:color w:val="000000"/>
+        </w:rPr>
+        <w:t>递增递减）。无可用曲目或该专辑无试听片段时</w:t>
+      </w:r>
+      <w:r>
+        <w:rPr>
+          <w:color w:val="000000"/>
+        </w:rPr>
+        <w:t xml:space="preserve"> `current` </w:t>
+      </w:r>
+      <w:r>
+        <w:rPr>
+          <w:color w:val="000000"/>
+        </w:rPr>
+        <w:t>为</w:t>
+      </w:r>
+      <w:r>
+        <w:rPr>
+          <w:color w:val="000000"/>
+        </w:rPr>
+        <w:t xml:space="preserve"> `null`</w:t>
+      </w:r>
+      <w:r>
+        <w:rPr>
+          <w:color w:val="000000"/>
+        </w:rPr>
+        <w:t>，前端隐藏播放按钮。</w:t>
+      </w:r>
+    </w:p>
+    <w:p>
+      <w:pPr>
+        <w:pStyle w:val="21"/>
+        <w:spacing w:after="120" w:line="360" w:lineRule="auto"/>
+      </w:pPr>
+      <w:bookmarkStart w:id="25" w:name="_Toc240395416"/>
+      <w:r>
+        <w:rPr>
+          <w:rFonts w:ascii="黑体" w:eastAsia="黑体" w:hAnsi="黑体"/>
+        </w:rPr>
+        <w:t xml:space="preserve">4.7 </w:t>
+      </w:r>
+      <w:r>
+        <w:rPr>
+          <w:rFonts w:ascii="黑体" w:eastAsia="黑体" w:hAnsi="黑体"/>
+        </w:rPr>
+        <w:t xml:space="preserve">流派列表　</w:t>
+      </w:r>
+      <w:r>
+        <w:rPr>
+          <w:rFonts w:ascii="黑体" w:eastAsia="黑体" w:hAnsi="黑体"/>
+        </w:rPr>
+        <w:t>GET /api/music/genres</w:t>
+      </w:r>
+      <w:r>
+        <w:rPr>
+          <w:rFonts w:ascii="黑体" w:eastAsia="黑体" w:hAnsi="黑体"/>
+        </w:rPr>
+        <w:t xml:space="preserve">　（公开）</w:t>
+      </w:r>
+      <w:bookmarkEnd w:id="25"/>
+    </w:p>
+    <w:p>
+      <w:pPr>
+        <w:spacing w:after="0" w:line="360" w:lineRule="auto"/>
+        <w:ind w:firstLine="480"/>
+      </w:pPr>
+      <w:r>
+        <w:rPr>
+          <w:color w:val="000000"/>
+        </w:rPr>
+        <w:t>返回平台已缓存的流派标签，用于对决范围选择的筛选条件。</w:t>
       </w:r>
     </w:p>
     <w:p>
@@ -16011,6 +16473,82 @@
           <w:color w:val="26313F"/>
           <w:sz w:val="18"/>
         </w:rPr>
+        <w:t>{</w:t>
+      </w:r>
+    </w:p>
+    <w:p>
+      <w:pPr>
+        <w:shd w:val="clear" w:color="auto" w:fill="F2F4F7"/>
+        <w:spacing w:after="0" w:line="240" w:lineRule="auto"/>
+        <w:ind w:left="240"/>
+      </w:pPr>
+      <w:r>
+        <w:rPr>
+          <w:rFonts w:ascii="Consolas" w:hAnsi="Consolas"/>
+          <w:color w:val="26313F"/>
+          <w:sz w:val="18"/>
+        </w:rPr>
+        <w:t xml:space="preserve">  "code": 0,</w:t>
+      </w:r>
+    </w:p>
+    <w:p>
+      <w:pPr>
+        <w:shd w:val="clear" w:color="auto" w:fill="F2F4F7"/>
+        <w:spacing w:after="0" w:line="240" w:lineRule="auto"/>
+        <w:ind w:left="240"/>
+      </w:pPr>
+      <w:r>
+        <w:rPr>
+          <w:rFonts w:ascii="Consolas" w:hAnsi="Consolas"/>
+          <w:color w:val="26313F"/>
+          <w:sz w:val="18"/>
+        </w:rPr>
+        <w:t xml:space="preserve">  "message": "ok",</w:t>
+      </w:r>
+    </w:p>
+    <w:p>
+      <w:pPr>
+        <w:shd w:val="clear" w:color="auto" w:fill="F2F4F7"/>
+        <w:spacing w:after="0" w:line="240" w:lineRule="auto"/>
+        <w:ind w:left="240"/>
+      </w:pPr>
+      <w:r>
+        <w:rPr>
+          <w:rFonts w:ascii="Consolas" w:hAnsi="Consolas"/>
+          <w:color w:val="26313F"/>
+          <w:sz w:val="18"/>
+        </w:rPr>
+        <w:t xml:space="preserve">  "data": { "list": [{ "genre": "</w:t>
+      </w:r>
+      <w:r>
+        <w:rPr>
+          <w:rFonts w:ascii="Consolas" w:hAnsi="Consolas"/>
+          <w:color w:val="26313F"/>
+          <w:sz w:val="18"/>
+        </w:rPr>
+        <w:t>国语流行</w:t>
+      </w:r>
+      <w:r>
+        <w:rPr>
+          <w:rFonts w:ascii="Consolas" w:hAnsi="Consolas"/>
+          <w:color w:val="26313F"/>
+          <w:sz w:val="18"/>
+        </w:rPr>
+        <w:t>", "albumCount": 128 }] }</w:t>
+      </w:r>
+    </w:p>
+    <w:p>
+      <w:pPr>
+        <w:shd w:val="clear" w:color="auto" w:fill="F2F4F7"/>
+        <w:spacing w:after="0" w:line="240" w:lineRule="auto"/>
+        <w:ind w:left="240"/>
+      </w:pPr>
+      <w:r>
+        <w:rPr>
+          <w:rFonts w:ascii="Consolas" w:hAnsi="Consolas"/>
+          <w:color w:val="26313F"/>
+          <w:sz w:val="18"/>
+        </w:rPr>
         <w:t>}</w:t>
       </w:r>
     </w:p>
@@ -16019,7 +16557,7 @@
         <w:pStyle w:val="1"/>
         <w:spacing w:before="240" w:after="120" w:line="360" w:lineRule="auto"/>
       </w:pPr>
-      <w:bookmarkStart w:id="26" w:name="_Toc240394718"/>
+      <w:bookmarkStart w:id="26" w:name="_Toc240395417"/>
       <w:r>
         <w:rPr>
           <w:rFonts w:ascii="黑体" w:eastAsia="黑体" w:hAnsi="黑体"/>
@@ -16033,7 +16571,7 @@
         <w:pStyle w:val="21"/>
         <w:spacing w:after="120" w:line="360" w:lineRule="auto"/>
       </w:pPr>
-      <w:bookmarkStart w:id="27" w:name="_Toc240394719"/>
+      <w:bookmarkStart w:id="27" w:name="_Toc240395418"/>
       <w:r>
         <w:rPr>
           <w:rFonts w:ascii="黑体" w:eastAsia="黑体" w:hAnsi="黑体"/>
@@ -16112,7 +16650,6 @@
                 <w:color w:val="000000"/>
                 <w:sz w:val="21"/>
               </w:rPr>
-              <w:lastRenderedPageBreak/>
               <w:t>scopeType</w:t>
             </w:r>
           </w:p>
@@ -17012,6 +17549,7 @@
                 <w:color w:val="000000"/>
                 <w:sz w:val="21"/>
               </w:rPr>
+              <w:lastRenderedPageBreak/>
               <w:t>albumIds</w:t>
             </w:r>
           </w:p>
@@ -17622,7 +18160,6 @@
                 <w:color w:val="000000"/>
                 <w:sz w:val="21"/>
               </w:rPr>
-              <w:lastRenderedPageBreak/>
               <w:t>类型</w:t>
             </w:r>
           </w:p>
@@ -18163,11 +18700,12 @@
         <w:pStyle w:val="21"/>
         <w:spacing w:after="120" w:line="360" w:lineRule="auto"/>
       </w:pPr>
-      <w:bookmarkStart w:id="28" w:name="_Toc240394720"/>
+      <w:bookmarkStart w:id="28" w:name="_Toc240395419"/>
       <w:r>
         <w:rPr>
           <w:rFonts w:ascii="黑体" w:eastAsia="黑体" w:hAnsi="黑体"/>
         </w:rPr>
+        <w:lastRenderedPageBreak/>
         <w:t xml:space="preserve">5.2 </w:t>
       </w:r>
       <w:r>
@@ -18569,12 +19107,11 @@
         <w:pStyle w:val="21"/>
         <w:spacing w:after="120" w:line="360" w:lineRule="auto"/>
       </w:pPr>
-      <w:bookmarkStart w:id="29" w:name="_Toc240394721"/>
+      <w:bookmarkStart w:id="29" w:name="_Toc240395420"/>
       <w:r>
         <w:rPr>
           <w:rFonts w:ascii="黑体" w:eastAsia="黑体" w:hAnsi="黑体"/>
         </w:rPr>
-        <w:lastRenderedPageBreak/>
         <w:t xml:space="preserve">5.3 </w:t>
       </w:r>
       <w:r>
@@ -18862,7 +19399,7 @@
         <w:pStyle w:val="21"/>
         <w:spacing w:after="120" w:line="360" w:lineRule="auto"/>
       </w:pPr>
-      <w:bookmarkStart w:id="30" w:name="_Toc240394722"/>
+      <w:bookmarkStart w:id="30" w:name="_Toc240395421"/>
       <w:r>
         <w:rPr>
           <w:rFonts w:ascii="黑体" w:eastAsia="黑体" w:hAnsi="黑体"/>
@@ -18978,6 +19515,7 @@
                 <w:color w:val="000000"/>
                 <w:sz w:val="21"/>
               </w:rPr>
+              <w:lastRenderedPageBreak/>
               <w:t>---</w:t>
             </w:r>
           </w:p>
@@ -19212,7 +19750,7 @@
         <w:pStyle w:val="21"/>
         <w:spacing w:after="120" w:line="360" w:lineRule="auto"/>
       </w:pPr>
-      <w:bookmarkStart w:id="31" w:name="_Toc240394723"/>
+      <w:bookmarkStart w:id="31" w:name="_Toc240395422"/>
       <w:r>
         <w:rPr>
           <w:rFonts w:ascii="黑体" w:eastAsia="黑体" w:hAnsi="黑体"/>
@@ -19343,12 +19881,11 @@
         <w:pStyle w:val="21"/>
         <w:spacing w:after="120" w:line="360" w:lineRule="auto"/>
       </w:pPr>
-      <w:bookmarkStart w:id="32" w:name="_Toc240394724"/>
+      <w:bookmarkStart w:id="32" w:name="_Toc240395423"/>
       <w:r>
         <w:rPr>
           <w:rFonts w:ascii="黑体" w:eastAsia="黑体" w:hAnsi="黑体"/>
         </w:rPr>
-        <w:lastRenderedPageBreak/>
         <w:t xml:space="preserve">5.6 </w:t>
       </w:r>
       <w:r>
@@ -19632,7 +20169,7 @@
         <w:pStyle w:val="21"/>
         <w:spacing w:after="120" w:line="360" w:lineRule="auto"/>
       </w:pPr>
-      <w:bookmarkStart w:id="33" w:name="_Toc240394725"/>
+      <w:bookmarkStart w:id="33" w:name="_Toc240395424"/>
       <w:r>
         <w:rPr>
           <w:rFonts w:ascii="黑体" w:eastAsia="黑体" w:hAnsi="黑体"/>
@@ -19832,6 +20369,7 @@
           <w:color w:val="26313F"/>
           <w:sz w:val="18"/>
         </w:rPr>
+        <w:lastRenderedPageBreak/>
         <w:t xml:space="preserve">    "total": 6,</w:t>
       </w:r>
     </w:p>
@@ -19900,7 +20438,7 @@
         <w:pStyle w:val="21"/>
         <w:spacing w:after="120" w:line="360" w:lineRule="auto"/>
       </w:pPr>
-      <w:bookmarkStart w:id="34" w:name="_Toc240394726"/>
+      <w:bookmarkStart w:id="34" w:name="_Toc240395425"/>
       <w:r>
         <w:rPr>
           <w:rFonts w:ascii="黑体" w:eastAsia="黑体" w:hAnsi="黑体"/>
@@ -19971,7 +20509,7 @@
         <w:pStyle w:val="1"/>
         <w:spacing w:before="240" w:after="120" w:line="360" w:lineRule="auto"/>
       </w:pPr>
-      <w:bookmarkStart w:id="35" w:name="_Toc240394727"/>
+      <w:bookmarkStart w:id="35" w:name="_Toc240395426"/>
       <w:r>
         <w:rPr>
           <w:rFonts w:ascii="黑体" w:eastAsia="黑体" w:hAnsi="黑体"/>
@@ -19985,7 +20523,7 @@
         <w:pStyle w:val="21"/>
         <w:spacing w:after="120" w:line="360" w:lineRule="auto"/>
       </w:pPr>
-      <w:bookmarkStart w:id="36" w:name="_Toc240394728"/>
+      <w:bookmarkStart w:id="36" w:name="_Toc240395427"/>
       <w:r>
         <w:rPr>
           <w:rFonts w:ascii="黑体" w:eastAsia="黑体" w:hAnsi="黑体"/>
@@ -20168,7 +20706,6 @@
           <w:color w:val="26313F"/>
           <w:sz w:val="18"/>
         </w:rPr>
-        <w:lastRenderedPageBreak/>
         <w:t xml:space="preserve">        "type": "normal",</w:t>
       </w:r>
     </w:p>
@@ -20633,7 +21170,7 @@
         <w:pStyle w:val="21"/>
         <w:spacing w:after="120" w:line="360" w:lineRule="auto"/>
       </w:pPr>
-      <w:bookmarkStart w:id="37" w:name="_Toc240394729"/>
+      <w:bookmarkStart w:id="37" w:name="_Toc240395428"/>
       <w:r>
         <w:rPr>
           <w:rFonts w:ascii="黑体" w:eastAsia="黑体" w:hAnsi="黑体"/>
@@ -20865,6 +21402,7 @@
                 <w:color w:val="000000"/>
                 <w:sz w:val="21"/>
               </w:rPr>
+              <w:lastRenderedPageBreak/>
               <w:t>answers[].questionId</w:t>
             </w:r>
           </w:p>
@@ -21340,12 +21878,11 @@
         <w:pStyle w:val="21"/>
         <w:spacing w:after="120" w:line="360" w:lineRule="auto"/>
       </w:pPr>
-      <w:bookmarkStart w:id="38" w:name="_Toc240394730"/>
+      <w:bookmarkStart w:id="38" w:name="_Toc240395429"/>
       <w:r>
         <w:rPr>
           <w:rFonts w:ascii="黑体" w:eastAsia="黑体" w:hAnsi="黑体"/>
         </w:rPr>
-        <w:lastRenderedPageBreak/>
         <w:t xml:space="preserve">6.3 </w:t>
       </w:r>
       <w:r>
@@ -21409,7 +21946,7 @@
         <w:pStyle w:val="21"/>
         <w:spacing w:after="120" w:line="360" w:lineRule="auto"/>
       </w:pPr>
-      <w:bookmarkStart w:id="39" w:name="_Toc240394731"/>
+      <w:bookmarkStart w:id="39" w:name="_Toc240395430"/>
       <w:r>
         <w:rPr>
           <w:rFonts w:ascii="黑体" w:eastAsia="黑体" w:hAnsi="黑体"/>
@@ -21649,7 +22186,7 @@
         <w:pStyle w:val="21"/>
         <w:spacing w:after="120" w:line="360" w:lineRule="auto"/>
       </w:pPr>
-      <w:bookmarkStart w:id="40" w:name="_Toc240394732"/>
+      <w:bookmarkStart w:id="40" w:name="_Toc240395431"/>
       <w:r>
         <w:rPr>
           <w:rFonts w:ascii="黑体" w:eastAsia="黑体" w:hAnsi="黑体"/>
@@ -21718,6 +22255,7 @@
           <w:color w:val="26313F"/>
           <w:sz w:val="18"/>
         </w:rPr>
+        <w:lastRenderedPageBreak/>
         <w:t xml:space="preserve">  "message": "ok",</w:t>
       </w:r>
     </w:p>
@@ -21848,7 +22386,7 @@
         <w:pStyle w:val="21"/>
         <w:spacing w:after="120" w:line="360" w:lineRule="auto"/>
       </w:pPr>
-      <w:bookmarkStart w:id="41" w:name="_Toc240394733"/>
+      <w:bookmarkStart w:id="41" w:name="_Toc240395432"/>
       <w:r>
         <w:rPr>
           <w:rFonts w:ascii="黑体" w:eastAsia="黑体" w:hAnsi="黑体"/>
@@ -21904,7 +22442,7 @@
         <w:pStyle w:val="21"/>
         <w:spacing w:after="120" w:line="360" w:lineRule="auto"/>
       </w:pPr>
-      <w:bookmarkStart w:id="42" w:name="_Toc240394734"/>
+      <w:bookmarkStart w:id="42" w:name="_Toc240395433"/>
       <w:r>
         <w:rPr>
           <w:rFonts w:ascii="黑体" w:eastAsia="黑体" w:hAnsi="黑体"/>
@@ -22000,7 +22538,6 @@
           <w:color w:val="26313F"/>
           <w:sz w:val="18"/>
         </w:rPr>
-        <w:lastRenderedPageBreak/>
         <w:t xml:space="preserve">  "data": { "totalUsers": 612, "distribution": [{ "code": "MEL", "name": "</w:t>
       </w:r>
       <w:r>
@@ -22040,7 +22577,7 @@
         <w:pStyle w:val="1"/>
         <w:spacing w:before="240" w:after="120" w:line="360" w:lineRule="auto"/>
       </w:pPr>
-      <w:bookmarkStart w:id="43" w:name="_Toc240394735"/>
+      <w:bookmarkStart w:id="43" w:name="_Toc240395434"/>
       <w:r>
         <w:rPr>
           <w:rFonts w:ascii="黑体" w:eastAsia="黑体" w:hAnsi="黑体"/>
@@ -22054,7 +22591,7 @@
         <w:pStyle w:val="21"/>
         <w:spacing w:after="120" w:line="360" w:lineRule="auto"/>
       </w:pPr>
-      <w:bookmarkStart w:id="44" w:name="_Toc240394736"/>
+      <w:bookmarkStart w:id="44" w:name="_Toc240395435"/>
       <w:r>
         <w:rPr>
           <w:rFonts w:ascii="黑体" w:eastAsia="黑体" w:hAnsi="黑体"/>
@@ -22392,7 +22929,7 @@
         <w:pStyle w:val="21"/>
         <w:spacing w:after="120" w:line="360" w:lineRule="auto"/>
       </w:pPr>
-      <w:bookmarkStart w:id="45" w:name="_Toc240394737"/>
+      <w:bookmarkStart w:id="45" w:name="_Toc240395436"/>
       <w:r>
         <w:rPr>
           <w:rFonts w:ascii="黑体" w:eastAsia="黑体" w:hAnsi="黑体"/>
@@ -22439,7 +22976,7 @@
         <w:pStyle w:val="21"/>
         <w:spacing w:after="120" w:line="360" w:lineRule="auto"/>
       </w:pPr>
-      <w:bookmarkStart w:id="46" w:name="_Toc240394738"/>
+      <w:bookmarkStart w:id="46" w:name="_Toc240395437"/>
       <w:r>
         <w:rPr>
           <w:rFonts w:ascii="黑体" w:eastAsia="黑体" w:hAnsi="黑体"/>
@@ -22670,6 +23207,7 @@
         <w:rPr>
           <w:color w:val="000000"/>
         </w:rPr>
+        <w:lastRenderedPageBreak/>
         <w:t>返回结构为分页列表，元素含</w:t>
       </w:r>
       <w:r>
@@ -22702,7 +23240,7 @@
         <w:pStyle w:val="21"/>
         <w:spacing w:after="120" w:line="360" w:lineRule="auto"/>
       </w:pPr>
-      <w:bookmarkStart w:id="47" w:name="_Toc240394739"/>
+      <w:bookmarkStart w:id="47" w:name="_Toc240395438"/>
       <w:r>
         <w:rPr>
           <w:rFonts w:ascii="黑体" w:eastAsia="黑体" w:hAnsi="黑体"/>
@@ -23124,12 +23662,11 @@
         <w:pStyle w:val="21"/>
         <w:spacing w:after="120" w:line="360" w:lineRule="auto"/>
       </w:pPr>
-      <w:bookmarkStart w:id="48" w:name="_Toc240394740"/>
+      <w:bookmarkStart w:id="48" w:name="_Toc240395439"/>
       <w:r>
         <w:rPr>
           <w:rFonts w:ascii="黑体" w:eastAsia="黑体" w:hAnsi="黑体"/>
         </w:rPr>
-        <w:lastRenderedPageBreak/>
         <w:t xml:space="preserve">7.5 </w:t>
       </w:r>
       <w:r>
@@ -23169,7 +23706,7 @@
         <w:pStyle w:val="1"/>
         <w:spacing w:before="240" w:after="120" w:line="360" w:lineRule="auto"/>
       </w:pPr>
-      <w:bookmarkStart w:id="49" w:name="_Toc240394741"/>
+      <w:bookmarkStart w:id="49" w:name="_Toc240395440"/>
       <w:r>
         <w:rPr>
           <w:rFonts w:ascii="黑体" w:eastAsia="黑体" w:hAnsi="黑体"/>
@@ -23183,7 +23720,7 @@
         <w:pStyle w:val="21"/>
         <w:spacing w:after="120" w:line="360" w:lineRule="auto"/>
       </w:pPr>
-      <w:bookmarkStart w:id="50" w:name="_Toc240394742"/>
+      <w:bookmarkStart w:id="50" w:name="_Toc240395441"/>
       <w:r>
         <w:rPr>
           <w:rFonts w:ascii="黑体" w:eastAsia="黑体" w:hAnsi="黑体"/>
@@ -23879,6 +24416,7 @@
         <w:rPr>
           <w:color w:val="000000"/>
         </w:rPr>
+        <w:lastRenderedPageBreak/>
         <w:t>说明：排序依据为累计得票数，并列时以胜场数次序排列。</w:t>
       </w:r>
     </w:p>
@@ -23887,7 +24425,7 @@
         <w:pStyle w:val="21"/>
         <w:spacing w:after="120" w:line="360" w:lineRule="auto"/>
       </w:pPr>
-      <w:bookmarkStart w:id="51" w:name="_Toc240394743"/>
+      <w:bookmarkStart w:id="51" w:name="_Toc240395442"/>
       <w:r>
         <w:rPr>
           <w:rFonts w:ascii="黑体" w:eastAsia="黑体" w:hAnsi="黑体"/>
@@ -24082,7 +24620,7 @@
         <w:pStyle w:val="1"/>
         <w:spacing w:before="240" w:after="120" w:line="360" w:lineRule="auto"/>
       </w:pPr>
-      <w:bookmarkStart w:id="52" w:name="_Toc240394744"/>
+      <w:bookmarkStart w:id="52" w:name="_Toc240395443"/>
       <w:r>
         <w:rPr>
           <w:rFonts w:ascii="黑体" w:eastAsia="黑体" w:hAnsi="黑体"/>
@@ -24120,12 +24658,11 @@
         <w:pStyle w:val="21"/>
         <w:spacing w:after="120" w:line="360" w:lineRule="auto"/>
       </w:pPr>
-      <w:bookmarkStart w:id="53" w:name="_Toc240394745"/>
+      <w:bookmarkStart w:id="53" w:name="_Toc240395444"/>
       <w:r>
         <w:rPr>
           <w:rFonts w:ascii="黑体" w:eastAsia="黑体" w:hAnsi="黑体"/>
         </w:rPr>
-        <w:lastRenderedPageBreak/>
         <w:t xml:space="preserve">9.1 </w:t>
       </w:r>
       <w:r>
@@ -24189,7 +24726,7 @@
         <w:pStyle w:val="21"/>
         <w:spacing w:after="120" w:line="360" w:lineRule="auto"/>
       </w:pPr>
-      <w:bookmarkStart w:id="54" w:name="_Toc240394746"/>
+      <w:bookmarkStart w:id="54" w:name="_Toc240395445"/>
       <w:r>
         <w:rPr>
           <w:rFonts w:ascii="黑体" w:eastAsia="黑体" w:hAnsi="黑体"/>
@@ -24401,7 +24938,7 @@
         <w:pStyle w:val="21"/>
         <w:spacing w:after="120" w:line="360" w:lineRule="auto"/>
       </w:pPr>
-      <w:bookmarkStart w:id="55" w:name="_Toc240394747"/>
+      <w:bookmarkStart w:id="55" w:name="_Toc240395446"/>
       <w:r>
         <w:rPr>
           <w:rFonts w:ascii="黑体" w:eastAsia="黑体" w:hAnsi="黑体"/>
@@ -24846,6 +25383,7 @@
           <w:color w:val="26313F"/>
           <w:sz w:val="18"/>
         </w:rPr>
+        <w:lastRenderedPageBreak/>
         <w:t>{</w:t>
       </w:r>
     </w:p>
@@ -25036,7 +25574,7 @@
         <w:pStyle w:val="21"/>
         <w:spacing w:after="120" w:line="360" w:lineRule="auto"/>
       </w:pPr>
-      <w:bookmarkStart w:id="56" w:name="_Toc240394748"/>
+      <w:bookmarkStart w:id="56" w:name="_Toc240395447"/>
       <w:r>
         <w:rPr>
           <w:rFonts w:ascii="黑体" w:eastAsia="黑体" w:hAnsi="黑体"/>
@@ -25405,15 +25943,7 @@
                 <w:color w:val="000000"/>
                 <w:sz w:val="21"/>
               </w:rPr>
-              <w:t>修改描述与推荐专</w:t>
-            </w:r>
-            <w:r>
-              <w:rPr>
-                <w:color w:val="000000"/>
-                <w:sz w:val="21"/>
-              </w:rPr>
-              <w:lastRenderedPageBreak/>
-              <w:t>辑</w:t>
+              <w:t>修改描述与推荐专辑</w:t>
             </w:r>
           </w:p>
         </w:tc>
@@ -25429,7 +25959,6 @@
                 <w:color w:val="000000"/>
                 <w:sz w:val="21"/>
               </w:rPr>
-              <w:lastRenderedPageBreak/>
               <w:t>删除类型</w:t>
             </w:r>
           </w:p>
@@ -25490,7 +26019,7 @@
         <w:pStyle w:val="21"/>
         <w:spacing w:after="120" w:line="360" w:lineRule="auto"/>
       </w:pPr>
-      <w:bookmarkStart w:id="57" w:name="_Toc240394749"/>
+      <w:bookmarkStart w:id="57" w:name="_Toc240395448"/>
       <w:r>
         <w:rPr>
           <w:rFonts w:ascii="黑体" w:eastAsia="黑体" w:hAnsi="黑体"/>
@@ -25866,7 +26395,7 @@
         <w:pStyle w:val="21"/>
         <w:spacing w:after="120" w:line="360" w:lineRule="auto"/>
       </w:pPr>
-      <w:bookmarkStart w:id="58" w:name="_Toc240394750"/>
+      <w:bookmarkStart w:id="58" w:name="_Toc240395449"/>
       <w:r>
         <w:rPr>
           <w:rFonts w:ascii="黑体" w:eastAsia="黑体" w:hAnsi="黑体"/>
@@ -26182,6 +26711,7 @@
           <w:color w:val="26313F"/>
           <w:sz w:val="18"/>
         </w:rPr>
+        <w:lastRenderedPageBreak/>
         <w:t xml:space="preserve">  "code": 0,</w:t>
       </w:r>
     </w:p>
@@ -26259,7 +26789,7 @@
         <w:pStyle w:val="1"/>
         <w:spacing w:before="240" w:after="120" w:line="360" w:lineRule="auto"/>
       </w:pPr>
-      <w:bookmarkStart w:id="59" w:name="_Toc240394751"/>
+      <w:bookmarkStart w:id="59" w:name="_Toc240395450"/>
       <w:r>
         <w:rPr>
           <w:rFonts w:ascii="黑体" w:eastAsia="黑体" w:hAnsi="黑体"/>
@@ -26273,7 +26803,7 @@
         <w:pStyle w:val="21"/>
         <w:spacing w:after="120" w:line="360" w:lineRule="auto"/>
       </w:pPr>
-      <w:bookmarkStart w:id="60" w:name="_Toc240394752"/>
+      <w:bookmarkStart w:id="60" w:name="_Toc240395451"/>
       <w:r>
         <w:rPr>
           <w:rFonts w:ascii="黑体" w:eastAsia="黑体" w:hAnsi="黑体"/>
@@ -26624,7 +27154,6 @@
                 <w:color w:val="000000"/>
                 <w:sz w:val="21"/>
               </w:rPr>
-              <w:lastRenderedPageBreak/>
               <w:t>trackCount</w:t>
             </w:r>
           </w:p>
@@ -26708,7 +27237,7 @@
         <w:pStyle w:val="21"/>
         <w:spacing w:after="120" w:line="360" w:lineRule="auto"/>
       </w:pPr>
-      <w:bookmarkStart w:id="61" w:name="_Toc240394753"/>
+      <w:bookmarkStart w:id="61" w:name="_Toc240395452"/>
       <w:r>
         <w:rPr>
           <w:rFonts w:ascii="黑体" w:eastAsia="黑体" w:hAnsi="黑体"/>
@@ -27244,7 +27773,7 @@
         <w:pStyle w:val="21"/>
         <w:spacing w:after="120" w:line="360" w:lineRule="auto"/>
       </w:pPr>
-      <w:bookmarkStart w:id="62" w:name="_Toc240394754"/>
+      <w:bookmarkStart w:id="62" w:name="_Toc240395453"/>
       <w:r>
         <w:rPr>
           <w:rFonts w:ascii="黑体" w:eastAsia="黑体" w:hAnsi="黑体"/>
@@ -27507,6 +28036,7 @@
                 <w:color w:val="000000"/>
                 <w:sz w:val="21"/>
               </w:rPr>
+              <w:lastRenderedPageBreak/>
               <w:t>scores</w:t>
             </w:r>
           </w:p>
@@ -27692,7 +28222,7 @@
         <w:pStyle w:val="1"/>
         <w:spacing w:before="240" w:after="120" w:line="360" w:lineRule="auto"/>
       </w:pPr>
-      <w:bookmarkStart w:id="63" w:name="_Toc240394755"/>
+      <w:bookmarkStart w:id="63" w:name="_Toc240395454"/>
       <w:r>
         <w:rPr>
           <w:rFonts w:ascii="黑体" w:eastAsia="黑体" w:hAnsi="黑体"/>
@@ -27902,7 +28432,6 @@
         <w:rPr>
           <w:color w:val="000000"/>
         </w:rPr>
-        <w:lastRenderedPageBreak/>
         <w:t>（</w:t>
       </w:r>
       <w:r>
@@ -28091,7 +28620,7 @@
         <w:pStyle w:val="1"/>
         <w:spacing w:before="240" w:after="120" w:line="360" w:lineRule="auto"/>
       </w:pPr>
-      <w:bookmarkStart w:id="64" w:name="_Toc240394756"/>
+      <w:bookmarkStart w:id="64" w:name="_Toc240395455"/>
       <w:r>
         <w:rPr>
           <w:rFonts w:ascii="黑体" w:eastAsia="黑体" w:hAnsi="黑体"/>
@@ -28433,6 +28962,7 @@
         <w:rPr>
           <w:color w:val="000000"/>
         </w:rPr>
+        <w:lastRenderedPageBreak/>
         <w:t>（</w:t>
       </w:r>
       <w:r>
@@ -29035,31 +29565,31 @@
       </w:rPr>
     </w:lvl>
   </w:abstractNum>
-  <w:num w:numId="1" w16cid:durableId="181746770">
+  <w:num w:numId="1" w16cid:durableId="316764702">
     <w:abstractNumId w:val="8"/>
   </w:num>
-  <w:num w:numId="2" w16cid:durableId="1177768413">
+  <w:num w:numId="2" w16cid:durableId="249628662">
     <w:abstractNumId w:val="6"/>
   </w:num>
-  <w:num w:numId="3" w16cid:durableId="1301808372">
+  <w:num w:numId="3" w16cid:durableId="1883667072">
     <w:abstractNumId w:val="5"/>
   </w:num>
-  <w:num w:numId="4" w16cid:durableId="1788431992">
+  <w:num w:numId="4" w16cid:durableId="1809088230">
     <w:abstractNumId w:val="4"/>
   </w:num>
-  <w:num w:numId="5" w16cid:durableId="37509050">
+  <w:num w:numId="5" w16cid:durableId="1590231196">
     <w:abstractNumId w:val="7"/>
   </w:num>
-  <w:num w:numId="6" w16cid:durableId="2024743031">
+  <w:num w:numId="6" w16cid:durableId="59910437">
     <w:abstractNumId w:val="3"/>
   </w:num>
-  <w:num w:numId="7" w16cid:durableId="224029179">
+  <w:num w:numId="7" w16cid:durableId="1290744417">
     <w:abstractNumId w:val="2"/>
   </w:num>
-  <w:num w:numId="8" w16cid:durableId="2115131300">
+  <w:num w:numId="8" w16cid:durableId="1237399688">
     <w:abstractNumId w:val="1"/>
   </w:num>
-  <w:num w:numId="9" w16cid:durableId="326640184">
+  <w:num w:numId="9" w16cid:durableId="1763723424">
     <w:abstractNumId w:val="0"/>
   </w:num>
 </w:numbering>
@@ -40456,7 +40986,7 @@
     <w:autoRedefine/>
     <w:uiPriority w:val="39"/>
     <w:unhideWhenUsed/>
-    <w:rsid w:val="00FB56C2"/>
+    <w:rsid w:val="00590294"/>
   </w:style>
   <w:style w:type="paragraph" w:styleId="TOC2">
     <w:name w:val="toc 2"/>
@@ -40465,7 +40995,7 @@
     <w:autoRedefine/>
     <w:uiPriority w:val="39"/>
     <w:unhideWhenUsed/>
-    <w:rsid w:val="00FB56C2"/>
+    <w:rsid w:val="00590294"/>
     <w:pPr>
       <w:ind w:leftChars="200" w:left="420"/>
     </w:pPr>
@@ -40475,7 +41005,7 @@
     <w:basedOn w:val="a2"/>
     <w:uiPriority w:val="99"/>
     <w:unhideWhenUsed/>
-    <w:rsid w:val="00FB56C2"/>
+    <w:rsid w:val="00590294"/>
     <w:rPr>
       <w:color w:val="0000FF" w:themeColor="hyperlink"/>
       <w:u w:val="single"/>

--- a/docs/胡祖锐-API接口文档.docx
+++ b/docs/胡祖锐-API接口文档.docx
@@ -212,7 +212,7 @@
       <w:r>
         <w:fldChar w:fldCharType="separate"/>
       </w:r>
-      <w:hyperlink w:anchor="_Toc240395391" w:history="1">
+      <w:hyperlink w:anchor="_Toc240406675" w:history="1">
         <w:r>
           <w:rPr>
             <w:rStyle w:val="aff9"/>
@@ -240,7 +240,7 @@
             <w:noProof/>
             <w:webHidden/>
           </w:rPr>
-          <w:instrText xml:space="preserve"> PAGEREF _Toc240395391 \h </w:instrText>
+          <w:instrText xml:space="preserve"> PAGEREF _Toc240406675 \h </w:instrText>
         </w:r>
         <w:r>
           <w:rPr>
@@ -288,7 +288,7 @@
           <w14:ligatures w14:val="standardContextual"/>
         </w:rPr>
       </w:pPr>
-      <w:hyperlink w:anchor="_Toc240395392" w:history="1">
+      <w:hyperlink w:anchor="_Toc240406676" w:history="1">
         <w:r>
           <w:rPr>
             <w:rStyle w:val="aff9"/>
@@ -316,7 +316,7 @@
             <w:noProof/>
             <w:webHidden/>
           </w:rPr>
-          <w:instrText xml:space="preserve"> PAGEREF _Toc240395392 \h </w:instrText>
+          <w:instrText xml:space="preserve"> PAGEREF _Toc240406676 \h </w:instrText>
         </w:r>
         <w:r>
           <w:rPr>
@@ -364,7 +364,7 @@
           <w14:ligatures w14:val="standardContextual"/>
         </w:rPr>
       </w:pPr>
-      <w:hyperlink w:anchor="_Toc240395393" w:history="1">
+      <w:hyperlink w:anchor="_Toc240406677" w:history="1">
         <w:r>
           <w:rPr>
             <w:rStyle w:val="aff9"/>
@@ -392,7 +392,7 @@
             <w:noProof/>
             <w:webHidden/>
           </w:rPr>
-          <w:instrText xml:space="preserve"> PAGEREF _Toc240395393 \h </w:instrText>
+          <w:instrText xml:space="preserve"> PAGEREF _Toc240406677 \h </w:instrText>
         </w:r>
         <w:r>
           <w:rPr>
@@ -440,7 +440,7 @@
           <w14:ligatures w14:val="standardContextual"/>
         </w:rPr>
       </w:pPr>
-      <w:hyperlink w:anchor="_Toc240395394" w:history="1">
+      <w:hyperlink w:anchor="_Toc240406678" w:history="1">
         <w:r>
           <w:rPr>
             <w:rStyle w:val="aff9"/>
@@ -468,7 +468,7 @@
             <w:noProof/>
             <w:webHidden/>
           </w:rPr>
-          <w:instrText xml:space="preserve"> PAGEREF _Toc240395394 \h </w:instrText>
+          <w:instrText xml:space="preserve"> PAGEREF _Toc240406678 \h </w:instrText>
         </w:r>
         <w:r>
           <w:rPr>
@@ -515,7 +515,7 @@
           <w14:ligatures w14:val="standardContextual"/>
         </w:rPr>
       </w:pPr>
-      <w:hyperlink w:anchor="_Toc240395395" w:history="1">
+      <w:hyperlink w:anchor="_Toc240406679" w:history="1">
         <w:r>
           <w:rPr>
             <w:rStyle w:val="aff9"/>
@@ -543,7 +543,7 @@
             <w:noProof/>
             <w:webHidden/>
           </w:rPr>
-          <w:instrText xml:space="preserve"> PAGEREF _Toc240395395 \h </w:instrText>
+          <w:instrText xml:space="preserve"> PAGEREF _Toc240406679 \h </w:instrText>
         </w:r>
         <w:r>
           <w:rPr>
@@ -591,7 +591,7 @@
           <w14:ligatures w14:val="standardContextual"/>
         </w:rPr>
       </w:pPr>
-      <w:hyperlink w:anchor="_Toc240395396" w:history="1">
+      <w:hyperlink w:anchor="_Toc240406680" w:history="1">
         <w:r>
           <w:rPr>
             <w:rStyle w:val="aff9"/>
@@ -619,7 +619,7 @@
             <w:noProof/>
             <w:webHidden/>
           </w:rPr>
-          <w:instrText xml:space="preserve"> PAGEREF _Toc240395396 \h </w:instrText>
+          <w:instrText xml:space="preserve"> PAGEREF _Toc240406680 \h </w:instrText>
         </w:r>
         <w:r>
           <w:rPr>
@@ -667,7 +667,7 @@
           <w14:ligatures w14:val="standardContextual"/>
         </w:rPr>
       </w:pPr>
-      <w:hyperlink w:anchor="_Toc240395397" w:history="1">
+      <w:hyperlink w:anchor="_Toc240406681" w:history="1">
         <w:r>
           <w:rPr>
             <w:rStyle w:val="aff9"/>
@@ -695,7 +695,7 @@
             <w:noProof/>
             <w:webHidden/>
           </w:rPr>
-          <w:instrText xml:space="preserve"> PAGEREF _Toc240395397 \h </w:instrText>
+          <w:instrText xml:space="preserve"> PAGEREF _Toc240406681 \h </w:instrText>
         </w:r>
         <w:r>
           <w:rPr>
@@ -743,7 +743,7 @@
           <w14:ligatures w14:val="standardContextual"/>
         </w:rPr>
       </w:pPr>
-      <w:hyperlink w:anchor="_Toc240395398" w:history="1">
+      <w:hyperlink w:anchor="_Toc240406682" w:history="1">
         <w:r>
           <w:rPr>
             <w:rStyle w:val="aff9"/>
@@ -771,7 +771,7 @@
             <w:noProof/>
             <w:webHidden/>
           </w:rPr>
-          <w:instrText xml:space="preserve"> PAGEREF _Toc240395398 \h </w:instrText>
+          <w:instrText xml:space="preserve"> PAGEREF _Toc240406682 \h </w:instrText>
         </w:r>
         <w:r>
           <w:rPr>
@@ -819,7 +819,7 @@
           <w14:ligatures w14:val="standardContextual"/>
         </w:rPr>
       </w:pPr>
-      <w:hyperlink w:anchor="_Toc240395399" w:history="1">
+      <w:hyperlink w:anchor="_Toc240406683" w:history="1">
         <w:r>
           <w:rPr>
             <w:rStyle w:val="aff9"/>
@@ -847,7 +847,7 @@
             <w:noProof/>
             <w:webHidden/>
           </w:rPr>
-          <w:instrText xml:space="preserve"> PAGEREF _Toc240395399 \h </w:instrText>
+          <w:instrText xml:space="preserve"> PAGEREF _Toc240406683 \h </w:instrText>
         </w:r>
         <w:r>
           <w:rPr>
@@ -895,7 +895,7 @@
           <w14:ligatures w14:val="standardContextual"/>
         </w:rPr>
       </w:pPr>
-      <w:hyperlink w:anchor="_Toc240395400" w:history="1">
+      <w:hyperlink w:anchor="_Toc240406684" w:history="1">
         <w:r>
           <w:rPr>
             <w:rStyle w:val="aff9"/>
@@ -923,7 +923,7 @@
             <w:noProof/>
             <w:webHidden/>
           </w:rPr>
-          <w:instrText xml:space="preserve"> PAGEREF _Toc240395400 \h </w:instrText>
+          <w:instrText xml:space="preserve"> PAGEREF _Toc240406684 \h </w:instrText>
         </w:r>
         <w:r>
           <w:rPr>
@@ -971,7 +971,7 @@
           <w14:ligatures w14:val="standardContextual"/>
         </w:rPr>
       </w:pPr>
-      <w:hyperlink w:anchor="_Toc240395401" w:history="1">
+      <w:hyperlink w:anchor="_Toc240406685" w:history="1">
         <w:r>
           <w:rPr>
             <w:rStyle w:val="aff9"/>
@@ -999,7 +999,7 @@
             <w:noProof/>
             <w:webHidden/>
           </w:rPr>
-          <w:instrText xml:space="preserve"> PAGEREF _Toc240395401 \h </w:instrText>
+          <w:instrText xml:space="preserve"> PAGEREF _Toc240406685 \h </w:instrText>
         </w:r>
         <w:r>
           <w:rPr>
@@ -1046,7 +1046,7 @@
           <w14:ligatures w14:val="standardContextual"/>
         </w:rPr>
       </w:pPr>
-      <w:hyperlink w:anchor="_Toc240395402" w:history="1">
+      <w:hyperlink w:anchor="_Toc240406686" w:history="1">
         <w:r>
           <w:rPr>
             <w:rStyle w:val="aff9"/>
@@ -1074,7 +1074,7 @@
             <w:noProof/>
             <w:webHidden/>
           </w:rPr>
-          <w:instrText xml:space="preserve"> PAGEREF _Toc240395402 \h </w:instrText>
+          <w:instrText xml:space="preserve"> PAGEREF _Toc240406686 \h </w:instrText>
         </w:r>
         <w:r>
           <w:rPr>
@@ -1122,7 +1122,7 @@
           <w14:ligatures w14:val="standardContextual"/>
         </w:rPr>
       </w:pPr>
-      <w:hyperlink w:anchor="_Toc240395403" w:history="1">
+      <w:hyperlink w:anchor="_Toc240406687" w:history="1">
         <w:r>
           <w:rPr>
             <w:rStyle w:val="aff9"/>
@@ -1150,7 +1150,7 @@
             <w:noProof/>
             <w:webHidden/>
           </w:rPr>
-          <w:instrText xml:space="preserve"> PAGEREF _Toc240395403 \h </w:instrText>
+          <w:instrText xml:space="preserve"> PAGEREF _Toc240406687 \h </w:instrText>
         </w:r>
         <w:r>
           <w:rPr>
@@ -1198,7 +1198,7 @@
           <w14:ligatures w14:val="standardContextual"/>
         </w:rPr>
       </w:pPr>
-      <w:hyperlink w:anchor="_Toc240395404" w:history="1">
+      <w:hyperlink w:anchor="_Toc240406688" w:history="1">
         <w:r>
           <w:rPr>
             <w:rStyle w:val="aff9"/>
@@ -1226,7 +1226,7 @@
             <w:noProof/>
             <w:webHidden/>
           </w:rPr>
-          <w:instrText xml:space="preserve"> PAGEREF _Toc240395404 \h </w:instrText>
+          <w:instrText xml:space="preserve"> PAGEREF _Toc240406688 \h </w:instrText>
         </w:r>
         <w:r>
           <w:rPr>
@@ -1274,7 +1274,7 @@
           <w14:ligatures w14:val="standardContextual"/>
         </w:rPr>
       </w:pPr>
-      <w:hyperlink w:anchor="_Toc240395405" w:history="1">
+      <w:hyperlink w:anchor="_Toc240406689" w:history="1">
         <w:r>
           <w:rPr>
             <w:rStyle w:val="aff9"/>
@@ -1302,7 +1302,7 @@
             <w:noProof/>
             <w:webHidden/>
           </w:rPr>
-          <w:instrText xml:space="preserve"> PAGEREF _Toc240395405 \h </w:instrText>
+          <w:instrText xml:space="preserve"> PAGEREF _Toc240406689 \h </w:instrText>
         </w:r>
         <w:r>
           <w:rPr>
@@ -1350,7 +1350,7 @@
           <w14:ligatures w14:val="standardContextual"/>
         </w:rPr>
       </w:pPr>
-      <w:hyperlink w:anchor="_Toc240395406" w:history="1">
+      <w:hyperlink w:anchor="_Toc240406690" w:history="1">
         <w:r>
           <w:rPr>
             <w:rStyle w:val="aff9"/>
@@ -1378,7 +1378,7 @@
             <w:noProof/>
             <w:webHidden/>
           </w:rPr>
-          <w:instrText xml:space="preserve"> PAGEREF _Toc240395406 \h </w:instrText>
+          <w:instrText xml:space="preserve"> PAGEREF _Toc240406690 \h </w:instrText>
         </w:r>
         <w:r>
           <w:rPr>
@@ -1426,7 +1426,7 @@
           <w14:ligatures w14:val="standardContextual"/>
         </w:rPr>
       </w:pPr>
-      <w:hyperlink w:anchor="_Toc240395407" w:history="1">
+      <w:hyperlink w:anchor="_Toc240406691" w:history="1">
         <w:r>
           <w:rPr>
             <w:rStyle w:val="aff9"/>
@@ -1454,7 +1454,7 @@
             <w:noProof/>
             <w:webHidden/>
           </w:rPr>
-          <w:instrText xml:space="preserve"> PAGEREF _Toc240395407 \h </w:instrText>
+          <w:instrText xml:space="preserve"> PAGEREF _Toc240406691 \h </w:instrText>
         </w:r>
         <w:r>
           <w:rPr>
@@ -1502,7 +1502,7 @@
           <w14:ligatures w14:val="standardContextual"/>
         </w:rPr>
       </w:pPr>
-      <w:hyperlink w:anchor="_Toc240395408" w:history="1">
+      <w:hyperlink w:anchor="_Toc240406692" w:history="1">
         <w:r>
           <w:rPr>
             <w:rStyle w:val="aff9"/>
@@ -1530,7 +1530,7 @@
             <w:noProof/>
             <w:webHidden/>
           </w:rPr>
-          <w:instrText xml:space="preserve"> PAGEREF _Toc240395408 \h </w:instrText>
+          <w:instrText xml:space="preserve"> PAGEREF _Toc240406692 \h </w:instrText>
         </w:r>
         <w:r>
           <w:rPr>
@@ -1577,7 +1577,7 @@
           <w14:ligatures w14:val="standardContextual"/>
         </w:rPr>
       </w:pPr>
-      <w:hyperlink w:anchor="_Toc240395409" w:history="1">
+      <w:hyperlink w:anchor="_Toc240406693" w:history="1">
         <w:r>
           <w:rPr>
             <w:rStyle w:val="aff9"/>
@@ -1605,7 +1605,7 @@
             <w:noProof/>
             <w:webHidden/>
           </w:rPr>
-          <w:instrText xml:space="preserve"> PAGEREF _Toc240395409 \h </w:instrText>
+          <w:instrText xml:space="preserve"> PAGEREF _Toc240406693 \h </w:instrText>
         </w:r>
         <w:r>
           <w:rPr>
@@ -1653,7 +1653,7 @@
           <w14:ligatures w14:val="standardContextual"/>
         </w:rPr>
       </w:pPr>
-      <w:hyperlink w:anchor="_Toc240395410" w:history="1">
+      <w:hyperlink w:anchor="_Toc240406694" w:history="1">
         <w:r>
           <w:rPr>
             <w:rStyle w:val="aff9"/>
@@ -1681,7 +1681,7 @@
             <w:noProof/>
             <w:webHidden/>
           </w:rPr>
-          <w:instrText xml:space="preserve"> PAGEREF _Toc240395410 \h </w:instrText>
+          <w:instrText xml:space="preserve"> PAGEREF _Toc240406694 \h </w:instrText>
         </w:r>
         <w:r>
           <w:rPr>
@@ -1729,7 +1729,7 @@
           <w14:ligatures w14:val="standardContextual"/>
         </w:rPr>
       </w:pPr>
-      <w:hyperlink w:anchor="_Toc240395411" w:history="1">
+      <w:hyperlink w:anchor="_Toc240406695" w:history="1">
         <w:r>
           <w:rPr>
             <w:rStyle w:val="aff9"/>
@@ -1757,7 +1757,7 @@
             <w:noProof/>
             <w:webHidden/>
           </w:rPr>
-          <w:instrText xml:space="preserve"> PAGEREF _Toc240395411 \h </w:instrText>
+          <w:instrText xml:space="preserve"> PAGEREF _Toc240406695 \h </w:instrText>
         </w:r>
         <w:r>
           <w:rPr>
@@ -1805,7 +1805,7 @@
           <w14:ligatures w14:val="standardContextual"/>
         </w:rPr>
       </w:pPr>
-      <w:hyperlink w:anchor="_Toc240395412" w:history="1">
+      <w:hyperlink w:anchor="_Toc240406696" w:history="1">
         <w:r>
           <w:rPr>
             <w:rStyle w:val="aff9"/>
@@ -1833,7 +1833,7 @@
             <w:noProof/>
             <w:webHidden/>
           </w:rPr>
-          <w:instrText xml:space="preserve"> PAGEREF _Toc240395412 \h </w:instrText>
+          <w:instrText xml:space="preserve"> PAGEREF _Toc240406696 \h </w:instrText>
         </w:r>
         <w:r>
           <w:rPr>
@@ -1881,7 +1881,7 @@
           <w14:ligatures w14:val="standardContextual"/>
         </w:rPr>
       </w:pPr>
-      <w:hyperlink w:anchor="_Toc240395413" w:history="1">
+      <w:hyperlink w:anchor="_Toc240406697" w:history="1">
         <w:r>
           <w:rPr>
             <w:rStyle w:val="aff9"/>
@@ -1909,7 +1909,7 @@
             <w:noProof/>
             <w:webHidden/>
           </w:rPr>
-          <w:instrText xml:space="preserve"> PAGEREF _Toc240395413 \h </w:instrText>
+          <w:instrText xml:space="preserve"> PAGEREF _Toc240406697 \h </w:instrText>
         </w:r>
         <w:r>
           <w:rPr>
@@ -1957,7 +1957,7 @@
           <w14:ligatures w14:val="standardContextual"/>
         </w:rPr>
       </w:pPr>
-      <w:hyperlink w:anchor="_Toc240395414" w:history="1">
+      <w:hyperlink w:anchor="_Toc240406698" w:history="1">
         <w:r>
           <w:rPr>
             <w:rStyle w:val="aff9"/>
@@ -1985,7 +1985,7 @@
             <w:noProof/>
             <w:webHidden/>
           </w:rPr>
-          <w:instrText xml:space="preserve"> PAGEREF _Toc240395414 \h </w:instrText>
+          <w:instrText xml:space="preserve"> PAGEREF _Toc240406698 \h </w:instrText>
         </w:r>
         <w:r>
           <w:rPr>
@@ -2033,7 +2033,7 @@
           <w14:ligatures w14:val="standardContextual"/>
         </w:rPr>
       </w:pPr>
-      <w:hyperlink w:anchor="_Toc240395415" w:history="1">
+      <w:hyperlink w:anchor="_Toc240406699" w:history="1">
         <w:r>
           <w:rPr>
             <w:rStyle w:val="aff9"/>
@@ -2061,7 +2061,7 @@
             <w:noProof/>
             <w:webHidden/>
           </w:rPr>
-          <w:instrText xml:space="preserve"> PAGEREF _Toc240395415 \h </w:instrText>
+          <w:instrText xml:space="preserve"> PAGEREF _Toc240406699 \h </w:instrText>
         </w:r>
         <w:r>
           <w:rPr>
@@ -2109,7 +2109,7 @@
           <w14:ligatures w14:val="standardContextual"/>
         </w:rPr>
       </w:pPr>
-      <w:hyperlink w:anchor="_Toc240395416" w:history="1">
+      <w:hyperlink w:anchor="_Toc240406700" w:history="1">
         <w:r>
           <w:rPr>
             <w:rStyle w:val="aff9"/>
@@ -2137,7 +2137,7 @@
             <w:noProof/>
             <w:webHidden/>
           </w:rPr>
-          <w:instrText xml:space="preserve"> PAGEREF _Toc240395416 \h </w:instrText>
+          <w:instrText xml:space="preserve"> PAGEREF _Toc240406700 \h </w:instrText>
         </w:r>
         <w:r>
           <w:rPr>
@@ -2184,7 +2184,7 @@
           <w14:ligatures w14:val="standardContextual"/>
         </w:rPr>
       </w:pPr>
-      <w:hyperlink w:anchor="_Toc240395417" w:history="1">
+      <w:hyperlink w:anchor="_Toc240406701" w:history="1">
         <w:r>
           <w:rPr>
             <w:rStyle w:val="aff9"/>
@@ -2212,7 +2212,7 @@
             <w:noProof/>
             <w:webHidden/>
           </w:rPr>
-          <w:instrText xml:space="preserve"> PAGEREF _Toc240395417 \h </w:instrText>
+          <w:instrText xml:space="preserve"> PAGEREF _Toc240406701 \h </w:instrText>
         </w:r>
         <w:r>
           <w:rPr>
@@ -2260,7 +2260,7 @@
           <w14:ligatures w14:val="standardContextual"/>
         </w:rPr>
       </w:pPr>
-      <w:hyperlink w:anchor="_Toc240395418" w:history="1">
+      <w:hyperlink w:anchor="_Toc240406702" w:history="1">
         <w:r>
           <w:rPr>
             <w:rStyle w:val="aff9"/>
@@ -2288,7 +2288,7 @@
             <w:noProof/>
             <w:webHidden/>
           </w:rPr>
-          <w:instrText xml:space="preserve"> PAGEREF _Toc240395418 \h </w:instrText>
+          <w:instrText xml:space="preserve"> PAGEREF _Toc240406702 \h </w:instrText>
         </w:r>
         <w:r>
           <w:rPr>
@@ -2336,7 +2336,7 @@
           <w14:ligatures w14:val="standardContextual"/>
         </w:rPr>
       </w:pPr>
-      <w:hyperlink w:anchor="_Toc240395419" w:history="1">
+      <w:hyperlink w:anchor="_Toc240406703" w:history="1">
         <w:r>
           <w:rPr>
             <w:rStyle w:val="aff9"/>
@@ -2364,7 +2364,7 @@
             <w:noProof/>
             <w:webHidden/>
           </w:rPr>
-          <w:instrText xml:space="preserve"> PAGEREF _Toc240395419 \h </w:instrText>
+          <w:instrText xml:space="preserve"> PAGEREF _Toc240406703 \h </w:instrText>
         </w:r>
         <w:r>
           <w:rPr>
@@ -2412,7 +2412,7 @@
           <w14:ligatures w14:val="standardContextual"/>
         </w:rPr>
       </w:pPr>
-      <w:hyperlink w:anchor="_Toc240395420" w:history="1">
+      <w:hyperlink w:anchor="_Toc240406704" w:history="1">
         <w:r>
           <w:rPr>
             <w:rStyle w:val="aff9"/>
@@ -2440,7 +2440,7 @@
             <w:noProof/>
             <w:webHidden/>
           </w:rPr>
-          <w:instrText xml:space="preserve"> PAGEREF _Toc240395420 \h </w:instrText>
+          <w:instrText xml:space="preserve"> PAGEREF _Toc240406704 \h </w:instrText>
         </w:r>
         <w:r>
           <w:rPr>
@@ -2488,7 +2488,7 @@
           <w14:ligatures w14:val="standardContextual"/>
         </w:rPr>
       </w:pPr>
-      <w:hyperlink w:anchor="_Toc240395421" w:history="1">
+      <w:hyperlink w:anchor="_Toc240406705" w:history="1">
         <w:r>
           <w:rPr>
             <w:rStyle w:val="aff9"/>
@@ -2516,7 +2516,7 @@
             <w:noProof/>
             <w:webHidden/>
           </w:rPr>
-          <w:instrText xml:space="preserve"> PAGEREF _Toc240395421 \h </w:instrText>
+          <w:instrText xml:space="preserve"> PAGEREF _Toc240406705 \h </w:instrText>
         </w:r>
         <w:r>
           <w:rPr>
@@ -2564,7 +2564,7 @@
           <w14:ligatures w14:val="standardContextual"/>
         </w:rPr>
       </w:pPr>
-      <w:hyperlink w:anchor="_Toc240395422" w:history="1">
+      <w:hyperlink w:anchor="_Toc240406706" w:history="1">
         <w:r>
           <w:rPr>
             <w:rStyle w:val="aff9"/>
@@ -2592,7 +2592,7 @@
             <w:noProof/>
             <w:webHidden/>
           </w:rPr>
-          <w:instrText xml:space="preserve"> PAGEREF _Toc240395422 \h </w:instrText>
+          <w:instrText xml:space="preserve"> PAGEREF _Toc240406706 \h </w:instrText>
         </w:r>
         <w:r>
           <w:rPr>
@@ -2640,7 +2640,7 @@
           <w14:ligatures w14:val="standardContextual"/>
         </w:rPr>
       </w:pPr>
-      <w:hyperlink w:anchor="_Toc240395423" w:history="1">
+      <w:hyperlink w:anchor="_Toc240406707" w:history="1">
         <w:r>
           <w:rPr>
             <w:rStyle w:val="aff9"/>
@@ -2668,7 +2668,7 @@
             <w:noProof/>
             <w:webHidden/>
           </w:rPr>
-          <w:instrText xml:space="preserve"> PAGEREF _Toc240395423 \h </w:instrText>
+          <w:instrText xml:space="preserve"> PAGEREF _Toc240406707 \h </w:instrText>
         </w:r>
         <w:r>
           <w:rPr>
@@ -2716,7 +2716,7 @@
           <w14:ligatures w14:val="standardContextual"/>
         </w:rPr>
       </w:pPr>
-      <w:hyperlink w:anchor="_Toc240395424" w:history="1">
+      <w:hyperlink w:anchor="_Toc240406708" w:history="1">
         <w:r>
           <w:rPr>
             <w:rStyle w:val="aff9"/>
@@ -2744,7 +2744,7 @@
             <w:noProof/>
             <w:webHidden/>
           </w:rPr>
-          <w:instrText xml:space="preserve"> PAGEREF _Toc240395424 \h </w:instrText>
+          <w:instrText xml:space="preserve"> PAGEREF _Toc240406708 \h </w:instrText>
         </w:r>
         <w:r>
           <w:rPr>
@@ -2792,7 +2792,7 @@
           <w14:ligatures w14:val="standardContextual"/>
         </w:rPr>
       </w:pPr>
-      <w:hyperlink w:anchor="_Toc240395425" w:history="1">
+      <w:hyperlink w:anchor="_Toc240406709" w:history="1">
         <w:r>
           <w:rPr>
             <w:rStyle w:val="aff9"/>
@@ -2820,7 +2820,7 @@
             <w:noProof/>
             <w:webHidden/>
           </w:rPr>
-          <w:instrText xml:space="preserve"> PAGEREF _Toc240395425 \h </w:instrText>
+          <w:instrText xml:space="preserve"> PAGEREF _Toc240406709 \h </w:instrText>
         </w:r>
         <w:r>
           <w:rPr>
@@ -2867,7 +2867,7 @@
           <w14:ligatures w14:val="standardContextual"/>
         </w:rPr>
       </w:pPr>
-      <w:hyperlink w:anchor="_Toc240395426" w:history="1">
+      <w:hyperlink w:anchor="_Toc240406710" w:history="1">
         <w:r>
           <w:rPr>
             <w:rStyle w:val="aff9"/>
@@ -2895,7 +2895,7 @@
             <w:noProof/>
             <w:webHidden/>
           </w:rPr>
-          <w:instrText xml:space="preserve"> PAGEREF _Toc240395426 \h </w:instrText>
+          <w:instrText xml:space="preserve"> PAGEREF _Toc240406710 \h </w:instrText>
         </w:r>
         <w:r>
           <w:rPr>
@@ -2943,7 +2943,7 @@
           <w14:ligatures w14:val="standardContextual"/>
         </w:rPr>
       </w:pPr>
-      <w:hyperlink w:anchor="_Toc240395427" w:history="1">
+      <w:hyperlink w:anchor="_Toc240406711" w:history="1">
         <w:r>
           <w:rPr>
             <w:rStyle w:val="aff9"/>
@@ -2971,7 +2971,7 @@
             <w:noProof/>
             <w:webHidden/>
           </w:rPr>
-          <w:instrText xml:space="preserve"> PAGEREF _Toc240395427 \h </w:instrText>
+          <w:instrText xml:space="preserve"> PAGEREF _Toc240406711 \h </w:instrText>
         </w:r>
         <w:r>
           <w:rPr>
@@ -3019,7 +3019,7 @@
           <w14:ligatures w14:val="standardContextual"/>
         </w:rPr>
       </w:pPr>
-      <w:hyperlink w:anchor="_Toc240395428" w:history="1">
+      <w:hyperlink w:anchor="_Toc240406712" w:history="1">
         <w:r>
           <w:rPr>
             <w:rStyle w:val="aff9"/>
@@ -3047,7 +3047,7 @@
             <w:noProof/>
             <w:webHidden/>
           </w:rPr>
-          <w:instrText xml:space="preserve"> PAGEREF _Toc240395428 \h </w:instrText>
+          <w:instrText xml:space="preserve"> PAGEREF _Toc240406712 \h </w:instrText>
         </w:r>
         <w:r>
           <w:rPr>
@@ -3095,7 +3095,7 @@
           <w14:ligatures w14:val="standardContextual"/>
         </w:rPr>
       </w:pPr>
-      <w:hyperlink w:anchor="_Toc240395429" w:history="1">
+      <w:hyperlink w:anchor="_Toc240406713" w:history="1">
         <w:r>
           <w:rPr>
             <w:rStyle w:val="aff9"/>
@@ -3123,7 +3123,7 @@
             <w:noProof/>
             <w:webHidden/>
           </w:rPr>
-          <w:instrText xml:space="preserve"> PAGEREF _Toc240395429 \h </w:instrText>
+          <w:instrText xml:space="preserve"> PAGEREF _Toc240406713 \h </w:instrText>
         </w:r>
         <w:r>
           <w:rPr>
@@ -3171,7 +3171,7 @@
           <w14:ligatures w14:val="standardContextual"/>
         </w:rPr>
       </w:pPr>
-      <w:hyperlink w:anchor="_Toc240395430" w:history="1">
+      <w:hyperlink w:anchor="_Toc240406714" w:history="1">
         <w:r>
           <w:rPr>
             <w:rStyle w:val="aff9"/>
@@ -3199,7 +3199,7 @@
             <w:noProof/>
             <w:webHidden/>
           </w:rPr>
-          <w:instrText xml:space="preserve"> PAGEREF _Toc240395430 \h </w:instrText>
+          <w:instrText xml:space="preserve"> PAGEREF _Toc240406714 \h </w:instrText>
         </w:r>
         <w:r>
           <w:rPr>
@@ -3247,7 +3247,7 @@
           <w14:ligatures w14:val="standardContextual"/>
         </w:rPr>
       </w:pPr>
-      <w:hyperlink w:anchor="_Toc240395431" w:history="1">
+      <w:hyperlink w:anchor="_Toc240406715" w:history="1">
         <w:r>
           <w:rPr>
             <w:rStyle w:val="aff9"/>
@@ -3275,7 +3275,7 @@
             <w:noProof/>
             <w:webHidden/>
           </w:rPr>
-          <w:instrText xml:space="preserve"> PAGEREF _Toc240395431 \h </w:instrText>
+          <w:instrText xml:space="preserve"> PAGEREF _Toc240406715 \h </w:instrText>
         </w:r>
         <w:r>
           <w:rPr>
@@ -3323,7 +3323,7 @@
           <w14:ligatures w14:val="standardContextual"/>
         </w:rPr>
       </w:pPr>
-      <w:hyperlink w:anchor="_Toc240395432" w:history="1">
+      <w:hyperlink w:anchor="_Toc240406716" w:history="1">
         <w:r>
           <w:rPr>
             <w:rStyle w:val="aff9"/>
@@ -3351,7 +3351,7 @@
             <w:noProof/>
             <w:webHidden/>
           </w:rPr>
-          <w:instrText xml:space="preserve"> PAGEREF _Toc240395432 \h </w:instrText>
+          <w:instrText xml:space="preserve"> PAGEREF _Toc240406716 \h </w:instrText>
         </w:r>
         <w:r>
           <w:rPr>
@@ -3399,7 +3399,7 @@
           <w14:ligatures w14:val="standardContextual"/>
         </w:rPr>
       </w:pPr>
-      <w:hyperlink w:anchor="_Toc240395433" w:history="1">
+      <w:hyperlink w:anchor="_Toc240406717" w:history="1">
         <w:r>
           <w:rPr>
             <w:rStyle w:val="aff9"/>
@@ -3427,7 +3427,7 @@
             <w:noProof/>
             <w:webHidden/>
           </w:rPr>
-          <w:instrText xml:space="preserve"> PAGEREF _Toc240395433 \h </w:instrText>
+          <w:instrText xml:space="preserve"> PAGEREF _Toc240406717 \h </w:instrText>
         </w:r>
         <w:r>
           <w:rPr>
@@ -3474,7 +3474,7 @@
           <w14:ligatures w14:val="standardContextual"/>
         </w:rPr>
       </w:pPr>
-      <w:hyperlink w:anchor="_Toc240395434" w:history="1">
+      <w:hyperlink w:anchor="_Toc240406718" w:history="1">
         <w:r>
           <w:rPr>
             <w:rStyle w:val="aff9"/>
@@ -3502,7 +3502,7 @@
             <w:noProof/>
             <w:webHidden/>
           </w:rPr>
-          <w:instrText xml:space="preserve"> PAGEREF _Toc240395434 \h </w:instrText>
+          <w:instrText xml:space="preserve"> PAGEREF _Toc240406718 \h </w:instrText>
         </w:r>
         <w:r>
           <w:rPr>
@@ -3550,7 +3550,7 @@
           <w14:ligatures w14:val="standardContextual"/>
         </w:rPr>
       </w:pPr>
-      <w:hyperlink w:anchor="_Toc240395435" w:history="1">
+      <w:hyperlink w:anchor="_Toc240406719" w:history="1">
         <w:r>
           <w:rPr>
             <w:rStyle w:val="aff9"/>
@@ -3578,7 +3578,7 @@
             <w:noProof/>
             <w:webHidden/>
           </w:rPr>
-          <w:instrText xml:space="preserve"> PAGEREF _Toc240395435 \h </w:instrText>
+          <w:instrText xml:space="preserve"> PAGEREF _Toc240406719 \h </w:instrText>
         </w:r>
         <w:r>
           <w:rPr>
@@ -3626,7 +3626,7 @@
           <w14:ligatures w14:val="standardContextual"/>
         </w:rPr>
       </w:pPr>
-      <w:hyperlink w:anchor="_Toc240395436" w:history="1">
+      <w:hyperlink w:anchor="_Toc240406720" w:history="1">
         <w:r>
           <w:rPr>
             <w:rStyle w:val="aff9"/>
@@ -3654,7 +3654,7 @@
             <w:noProof/>
             <w:webHidden/>
           </w:rPr>
-          <w:instrText xml:space="preserve"> PAGEREF _Toc240395436 \h </w:instrText>
+          <w:instrText xml:space="preserve"> PAGEREF _Toc240406720 \h </w:instrText>
         </w:r>
         <w:r>
           <w:rPr>
@@ -3674,7 +3674,7 @@
             <w:noProof/>
             <w:webHidden/>
           </w:rPr>
-          <w:t>19</w:t>
+          <w:t>20</w:t>
         </w:r>
         <w:r>
           <w:rPr>
@@ -3702,7 +3702,7 @@
           <w14:ligatures w14:val="standardContextual"/>
         </w:rPr>
       </w:pPr>
-      <w:hyperlink w:anchor="_Toc240395437" w:history="1">
+      <w:hyperlink w:anchor="_Toc240406721" w:history="1">
         <w:r>
           <w:rPr>
             <w:rStyle w:val="aff9"/>
@@ -3730,7 +3730,7 @@
             <w:noProof/>
             <w:webHidden/>
           </w:rPr>
-          <w:instrText xml:space="preserve"> PAGEREF _Toc240395437 \h </w:instrText>
+          <w:instrText xml:space="preserve"> PAGEREF _Toc240406721 \h </w:instrText>
         </w:r>
         <w:r>
           <w:rPr>
@@ -3750,7 +3750,7 @@
             <w:noProof/>
             <w:webHidden/>
           </w:rPr>
-          <w:t>19</w:t>
+          <w:t>20</w:t>
         </w:r>
         <w:r>
           <w:rPr>
@@ -3778,7 +3778,7 @@
           <w14:ligatures w14:val="standardContextual"/>
         </w:rPr>
       </w:pPr>
-      <w:hyperlink w:anchor="_Toc240395438" w:history="1">
+      <w:hyperlink w:anchor="_Toc240406722" w:history="1">
         <w:r>
           <w:rPr>
             <w:rStyle w:val="aff9"/>
@@ -3806,7 +3806,7 @@
             <w:noProof/>
             <w:webHidden/>
           </w:rPr>
-          <w:instrText xml:space="preserve"> PAGEREF _Toc240395438 \h </w:instrText>
+          <w:instrText xml:space="preserve"> PAGEREF _Toc240406722 \h </w:instrText>
         </w:r>
         <w:r>
           <w:rPr>
@@ -3854,7 +3854,7 @@
           <w14:ligatures w14:val="standardContextual"/>
         </w:rPr>
       </w:pPr>
-      <w:hyperlink w:anchor="_Toc240395439" w:history="1">
+      <w:hyperlink w:anchor="_Toc240406723" w:history="1">
         <w:r>
           <w:rPr>
             <w:rStyle w:val="aff9"/>
@@ -3882,7 +3882,7 @@
             <w:noProof/>
             <w:webHidden/>
           </w:rPr>
-          <w:instrText xml:space="preserve"> PAGEREF _Toc240395439 \h </w:instrText>
+          <w:instrText xml:space="preserve"> PAGEREF _Toc240406723 \h </w:instrText>
         </w:r>
         <w:r>
           <w:rPr>
@@ -3929,7 +3929,7 @@
           <w14:ligatures w14:val="standardContextual"/>
         </w:rPr>
       </w:pPr>
-      <w:hyperlink w:anchor="_Toc240395440" w:history="1">
+      <w:hyperlink w:anchor="_Toc240406724" w:history="1">
         <w:r>
           <w:rPr>
             <w:rStyle w:val="aff9"/>
@@ -3957,7 +3957,7 @@
             <w:noProof/>
             <w:webHidden/>
           </w:rPr>
-          <w:instrText xml:space="preserve"> PAGEREF _Toc240395440 \h </w:instrText>
+          <w:instrText xml:space="preserve"> PAGEREF _Toc240406724 \h </w:instrText>
         </w:r>
         <w:r>
           <w:rPr>
@@ -4005,7 +4005,7 @@
           <w14:ligatures w14:val="standardContextual"/>
         </w:rPr>
       </w:pPr>
-      <w:hyperlink w:anchor="_Toc240395441" w:history="1">
+      <w:hyperlink w:anchor="_Toc240406725" w:history="1">
         <w:r>
           <w:rPr>
             <w:rStyle w:val="aff9"/>
@@ -4033,7 +4033,7 @@
             <w:noProof/>
             <w:webHidden/>
           </w:rPr>
-          <w:instrText xml:space="preserve"> PAGEREF _Toc240395441 \h </w:instrText>
+          <w:instrText xml:space="preserve"> PAGEREF _Toc240406725 \h </w:instrText>
         </w:r>
         <w:r>
           <w:rPr>
@@ -4081,7 +4081,7 @@
           <w14:ligatures w14:val="standardContextual"/>
         </w:rPr>
       </w:pPr>
-      <w:hyperlink w:anchor="_Toc240395442" w:history="1">
+      <w:hyperlink w:anchor="_Toc240406726" w:history="1">
         <w:r>
           <w:rPr>
             <w:rStyle w:val="aff9"/>
@@ -4109,7 +4109,7 @@
             <w:noProof/>
             <w:webHidden/>
           </w:rPr>
-          <w:instrText xml:space="preserve"> PAGEREF _Toc240395442 \h </w:instrText>
+          <w:instrText xml:space="preserve"> PAGEREF _Toc240406726 \h </w:instrText>
         </w:r>
         <w:r>
           <w:rPr>
@@ -4156,7 +4156,7 @@
           <w14:ligatures w14:val="standardContextual"/>
         </w:rPr>
       </w:pPr>
-      <w:hyperlink w:anchor="_Toc240395443" w:history="1">
+      <w:hyperlink w:anchor="_Toc240406727" w:history="1">
         <w:r>
           <w:rPr>
             <w:rStyle w:val="aff9"/>
@@ -4184,7 +4184,7 @@
             <w:noProof/>
             <w:webHidden/>
           </w:rPr>
-          <w:instrText xml:space="preserve"> PAGEREF _Toc240395443 \h </w:instrText>
+          <w:instrText xml:space="preserve"> PAGEREF _Toc240406727 \h </w:instrText>
         </w:r>
         <w:r>
           <w:rPr>
@@ -4232,7 +4232,7 @@
           <w14:ligatures w14:val="standardContextual"/>
         </w:rPr>
       </w:pPr>
-      <w:hyperlink w:anchor="_Toc240395444" w:history="1">
+      <w:hyperlink w:anchor="_Toc240406728" w:history="1">
         <w:r>
           <w:rPr>
             <w:rStyle w:val="aff9"/>
@@ -4260,7 +4260,7 @@
             <w:noProof/>
             <w:webHidden/>
           </w:rPr>
-          <w:instrText xml:space="preserve"> PAGEREF _Toc240395444 \h </w:instrText>
+          <w:instrText xml:space="preserve"> PAGEREF _Toc240406728 \h </w:instrText>
         </w:r>
         <w:r>
           <w:rPr>
@@ -4308,7 +4308,7 @@
           <w14:ligatures w14:val="standardContextual"/>
         </w:rPr>
       </w:pPr>
-      <w:hyperlink w:anchor="_Toc240395445" w:history="1">
+      <w:hyperlink w:anchor="_Toc240406729" w:history="1">
         <w:r>
           <w:rPr>
             <w:rStyle w:val="aff9"/>
@@ -4336,7 +4336,7 @@
             <w:noProof/>
             <w:webHidden/>
           </w:rPr>
-          <w:instrText xml:space="preserve"> PAGEREF _Toc240395445 \h </w:instrText>
+          <w:instrText xml:space="preserve"> PAGEREF _Toc240406729 \h </w:instrText>
         </w:r>
         <w:r>
           <w:rPr>
@@ -4384,7 +4384,7 @@
           <w14:ligatures w14:val="standardContextual"/>
         </w:rPr>
       </w:pPr>
-      <w:hyperlink w:anchor="_Toc240395446" w:history="1">
+      <w:hyperlink w:anchor="_Toc240406730" w:history="1">
         <w:r>
           <w:rPr>
             <w:rStyle w:val="aff9"/>
@@ -4412,7 +4412,7 @@
             <w:noProof/>
             <w:webHidden/>
           </w:rPr>
-          <w:instrText xml:space="preserve"> PAGEREF _Toc240395446 \h </w:instrText>
+          <w:instrText xml:space="preserve"> PAGEREF _Toc240406730 \h </w:instrText>
         </w:r>
         <w:r>
           <w:rPr>
@@ -4432,7 +4432,7 @@
             <w:noProof/>
             <w:webHidden/>
           </w:rPr>
-          <w:t>21</w:t>
+          <w:t>22</w:t>
         </w:r>
         <w:r>
           <w:rPr>
@@ -4460,7 +4460,7 @@
           <w14:ligatures w14:val="standardContextual"/>
         </w:rPr>
       </w:pPr>
-      <w:hyperlink w:anchor="_Toc240395447" w:history="1">
+      <w:hyperlink w:anchor="_Toc240406731" w:history="1">
         <w:r>
           <w:rPr>
             <w:rStyle w:val="aff9"/>
@@ -4488,7 +4488,7 @@
             <w:noProof/>
             <w:webHidden/>
           </w:rPr>
-          <w:instrText xml:space="preserve"> PAGEREF _Toc240395447 \h </w:instrText>
+          <w:instrText xml:space="preserve"> PAGEREF _Toc240406731 \h </w:instrText>
         </w:r>
         <w:r>
           <w:rPr>
@@ -4536,7 +4536,7 @@
           <w14:ligatures w14:val="standardContextual"/>
         </w:rPr>
       </w:pPr>
-      <w:hyperlink w:anchor="_Toc240395448" w:history="1">
+      <w:hyperlink w:anchor="_Toc240406732" w:history="1">
         <w:r>
           <w:rPr>
             <w:rStyle w:val="aff9"/>
@@ -4564,7 +4564,7 @@
             <w:noProof/>
             <w:webHidden/>
           </w:rPr>
-          <w:instrText xml:space="preserve"> PAGEREF _Toc240395448 \h </w:instrText>
+          <w:instrText xml:space="preserve"> PAGEREF _Toc240406732 \h </w:instrText>
         </w:r>
         <w:r>
           <w:rPr>
@@ -4612,7 +4612,7 @@
           <w14:ligatures w14:val="standardContextual"/>
         </w:rPr>
       </w:pPr>
-      <w:hyperlink w:anchor="_Toc240395449" w:history="1">
+      <w:hyperlink w:anchor="_Toc240406733" w:history="1">
         <w:r>
           <w:rPr>
             <w:rStyle w:val="aff9"/>
@@ -4640,7 +4640,7 @@
             <w:noProof/>
             <w:webHidden/>
           </w:rPr>
-          <w:instrText xml:space="preserve"> PAGEREF _Toc240395449 \h </w:instrText>
+          <w:instrText xml:space="preserve"> PAGEREF _Toc240406733 \h </w:instrText>
         </w:r>
         <w:r>
           <w:rPr>
@@ -4660,7 +4660,7 @@
             <w:noProof/>
             <w:webHidden/>
           </w:rPr>
-          <w:t>22</w:t>
+          <w:t>23</w:t>
         </w:r>
         <w:r>
           <w:rPr>
@@ -4687,7 +4687,7 @@
           <w14:ligatures w14:val="standardContextual"/>
         </w:rPr>
       </w:pPr>
-      <w:hyperlink w:anchor="_Toc240395450" w:history="1">
+      <w:hyperlink w:anchor="_Toc240406734" w:history="1">
         <w:r>
           <w:rPr>
             <w:rStyle w:val="aff9"/>
@@ -4715,7 +4715,7 @@
             <w:noProof/>
             <w:webHidden/>
           </w:rPr>
-          <w:instrText xml:space="preserve"> PAGEREF _Toc240395450 \h </w:instrText>
+          <w:instrText xml:space="preserve"> PAGEREF _Toc240406734 \h </w:instrText>
         </w:r>
         <w:r>
           <w:rPr>
@@ -4763,7 +4763,7 @@
           <w14:ligatures w14:val="standardContextual"/>
         </w:rPr>
       </w:pPr>
-      <w:hyperlink w:anchor="_Toc240395451" w:history="1">
+      <w:hyperlink w:anchor="_Toc240406735" w:history="1">
         <w:r>
           <w:rPr>
             <w:rStyle w:val="aff9"/>
@@ -4791,7 +4791,7 @@
             <w:noProof/>
             <w:webHidden/>
           </w:rPr>
-          <w:instrText xml:space="preserve"> PAGEREF _Toc240395451 \h </w:instrText>
+          <w:instrText xml:space="preserve"> PAGEREF _Toc240406735 \h </w:instrText>
         </w:r>
         <w:r>
           <w:rPr>
@@ -4839,7 +4839,7 @@
           <w14:ligatures w14:val="standardContextual"/>
         </w:rPr>
       </w:pPr>
-      <w:hyperlink w:anchor="_Toc240395452" w:history="1">
+      <w:hyperlink w:anchor="_Toc240406736" w:history="1">
         <w:r>
           <w:rPr>
             <w:rStyle w:val="aff9"/>
@@ -4867,7 +4867,7 @@
             <w:noProof/>
             <w:webHidden/>
           </w:rPr>
-          <w:instrText xml:space="preserve"> PAGEREF _Toc240395452 \h </w:instrText>
+          <w:instrText xml:space="preserve"> PAGEREF _Toc240406736 \h </w:instrText>
         </w:r>
         <w:r>
           <w:rPr>
@@ -4915,7 +4915,7 @@
           <w14:ligatures w14:val="standardContextual"/>
         </w:rPr>
       </w:pPr>
-      <w:hyperlink w:anchor="_Toc240395453" w:history="1">
+      <w:hyperlink w:anchor="_Toc240406737" w:history="1">
         <w:r>
           <w:rPr>
             <w:rStyle w:val="aff9"/>
@@ -4943,7 +4943,7 @@
             <w:noProof/>
             <w:webHidden/>
           </w:rPr>
-          <w:instrText xml:space="preserve"> PAGEREF _Toc240395453 \h </w:instrText>
+          <w:instrText xml:space="preserve"> PAGEREF _Toc240406737 \h </w:instrText>
         </w:r>
         <w:r>
           <w:rPr>
@@ -4963,7 +4963,7 @@
             <w:noProof/>
             <w:webHidden/>
           </w:rPr>
-          <w:t>23</w:t>
+          <w:t>24</w:t>
         </w:r>
         <w:r>
           <w:rPr>
@@ -4990,7 +4990,7 @@
           <w14:ligatures w14:val="standardContextual"/>
         </w:rPr>
       </w:pPr>
-      <w:hyperlink w:anchor="_Toc240395454" w:history="1">
+      <w:hyperlink w:anchor="_Toc240406738" w:history="1">
         <w:r>
           <w:rPr>
             <w:rStyle w:val="aff9"/>
@@ -5018,7 +5018,7 @@
             <w:noProof/>
             <w:webHidden/>
           </w:rPr>
-          <w:instrText xml:space="preserve"> PAGEREF _Toc240395454 \h </w:instrText>
+          <w:instrText xml:space="preserve"> PAGEREF _Toc240406738 \h </w:instrText>
         </w:r>
         <w:r>
           <w:rPr>
@@ -5065,7 +5065,7 @@
           <w14:ligatures w14:val="standardContextual"/>
         </w:rPr>
       </w:pPr>
-      <w:hyperlink w:anchor="_Toc240395455" w:history="1">
+      <w:hyperlink w:anchor="_Toc240406739" w:history="1">
         <w:r>
           <w:rPr>
             <w:rStyle w:val="aff9"/>
@@ -5093,7 +5093,7 @@
             <w:noProof/>
             <w:webHidden/>
           </w:rPr>
-          <w:instrText xml:space="preserve"> PAGEREF _Toc240395455 \h </w:instrText>
+          <w:instrText xml:space="preserve"> PAGEREF _Toc240406739 \h </w:instrText>
         </w:r>
         <w:r>
           <w:rPr>
@@ -5113,7 +5113,7 @@
             <w:noProof/>
             <w:webHidden/>
           </w:rPr>
-          <w:t>24</w:t>
+          <w:t>25</w:t>
         </w:r>
         <w:r>
           <w:rPr>
@@ -5134,7 +5134,7 @@
         <w:pStyle w:val="1"/>
         <w:spacing w:before="240" w:after="120" w:line="360" w:lineRule="auto"/>
       </w:pPr>
-      <w:bookmarkStart w:id="0" w:name="_Toc240395391"/>
+      <w:bookmarkStart w:id="0" w:name="_Toc240406675"/>
       <w:r>
         <w:rPr>
           <w:rFonts w:ascii="黑体" w:eastAsia="黑体" w:hAnsi="黑体"/>
@@ -5148,7 +5148,7 @@
         <w:pStyle w:val="21"/>
         <w:spacing w:after="120" w:line="360" w:lineRule="auto"/>
       </w:pPr>
-      <w:bookmarkStart w:id="1" w:name="_Toc240395392"/>
+      <w:bookmarkStart w:id="1" w:name="_Toc240406676"/>
       <w:r>
         <w:rPr>
           <w:rFonts w:ascii="黑体" w:eastAsia="黑体" w:hAnsi="黑体"/>
@@ -5204,7 +5204,7 @@
         <w:pStyle w:val="21"/>
         <w:spacing w:after="120" w:line="360" w:lineRule="auto"/>
       </w:pPr>
-      <w:bookmarkStart w:id="2" w:name="_Toc240395393"/>
+      <w:bookmarkStart w:id="2" w:name="_Toc240406677"/>
       <w:r>
         <w:rPr>
           <w:rFonts w:ascii="黑体" w:eastAsia="黑体" w:hAnsi="黑体"/>
@@ -5236,7 +5236,7 @@
         <w:pStyle w:val="21"/>
         <w:spacing w:after="120" w:line="360" w:lineRule="auto"/>
       </w:pPr>
-      <w:bookmarkStart w:id="3" w:name="_Toc240395394"/>
+      <w:bookmarkStart w:id="3" w:name="_Toc240406678"/>
       <w:r>
         <w:rPr>
           <w:rFonts w:ascii="黑体" w:eastAsia="黑体" w:hAnsi="黑体"/>
@@ -5292,7 +5292,7 @@
         <w:pStyle w:val="1"/>
         <w:spacing w:before="240" w:after="120" w:line="360" w:lineRule="auto"/>
       </w:pPr>
-      <w:bookmarkStart w:id="4" w:name="_Toc240395395"/>
+      <w:bookmarkStart w:id="4" w:name="_Toc240406679"/>
       <w:r>
         <w:rPr>
           <w:rFonts w:ascii="黑体" w:eastAsia="黑体" w:hAnsi="黑体"/>
@@ -5306,7 +5306,7 @@
         <w:pStyle w:val="21"/>
         <w:spacing w:after="120" w:line="360" w:lineRule="auto"/>
       </w:pPr>
-      <w:bookmarkStart w:id="5" w:name="_Toc240395396"/>
+      <w:bookmarkStart w:id="5" w:name="_Toc240406680"/>
       <w:r>
         <w:rPr>
           <w:rFonts w:ascii="黑体" w:eastAsia="黑体" w:hAnsi="黑体"/>
@@ -5780,7 +5780,7 @@
         <w:pStyle w:val="21"/>
         <w:spacing w:after="120" w:line="360" w:lineRule="auto"/>
       </w:pPr>
-      <w:bookmarkStart w:id="6" w:name="_Toc240395397"/>
+      <w:bookmarkStart w:id="6" w:name="_Toc240406681"/>
       <w:r>
         <w:rPr>
           <w:rFonts w:ascii="黑体" w:eastAsia="黑体" w:hAnsi="黑体"/>
@@ -6173,7 +6173,7 @@
         <w:pStyle w:val="21"/>
         <w:spacing w:after="120" w:line="360" w:lineRule="auto"/>
       </w:pPr>
-      <w:bookmarkStart w:id="7" w:name="_Toc240395398"/>
+      <w:bookmarkStart w:id="7" w:name="_Toc240406682"/>
       <w:r>
         <w:rPr>
           <w:rFonts w:ascii="黑体" w:eastAsia="黑体" w:hAnsi="黑体"/>
@@ -6811,7 +6811,7 @@
         <w:pStyle w:val="21"/>
         <w:spacing w:after="120" w:line="360" w:lineRule="auto"/>
       </w:pPr>
-      <w:bookmarkStart w:id="8" w:name="_Toc240395399"/>
+      <w:bookmarkStart w:id="8" w:name="_Toc240406683"/>
       <w:r>
         <w:rPr>
           <w:rFonts w:ascii="黑体" w:eastAsia="黑体" w:hAnsi="黑体"/>
@@ -6960,7 +6960,7 @@
         <w:pStyle w:val="21"/>
         <w:spacing w:after="120" w:line="360" w:lineRule="auto"/>
       </w:pPr>
-      <w:bookmarkStart w:id="9" w:name="_Toc240395400"/>
+      <w:bookmarkStart w:id="9" w:name="_Toc240406684"/>
       <w:r>
         <w:rPr>
           <w:rFonts w:ascii="黑体" w:eastAsia="黑体" w:hAnsi="黑体"/>
@@ -7417,7 +7417,7 @@
         <w:pStyle w:val="21"/>
         <w:spacing w:after="120" w:line="360" w:lineRule="auto"/>
       </w:pPr>
-      <w:bookmarkStart w:id="10" w:name="_Toc240395401"/>
+      <w:bookmarkStart w:id="10" w:name="_Toc240406685"/>
       <w:r>
         <w:rPr>
           <w:rFonts w:ascii="黑体" w:eastAsia="黑体" w:hAnsi="黑体"/>
@@ -11917,7 +11917,7 @@
         <w:pStyle w:val="1"/>
         <w:spacing w:before="240" w:after="120" w:line="360" w:lineRule="auto"/>
       </w:pPr>
-      <w:bookmarkStart w:id="11" w:name="_Toc240395402"/>
+      <w:bookmarkStart w:id="11" w:name="_Toc240406686"/>
       <w:r>
         <w:rPr>
           <w:rFonts w:ascii="黑体" w:eastAsia="黑体" w:hAnsi="黑体"/>
@@ -11931,7 +11931,7 @@
         <w:pStyle w:val="21"/>
         <w:spacing w:after="120" w:line="360" w:lineRule="auto"/>
       </w:pPr>
-      <w:bookmarkStart w:id="12" w:name="_Toc240395403"/>
+      <w:bookmarkStart w:id="12" w:name="_Toc240406687"/>
       <w:r>
         <w:rPr>
           <w:rFonts w:ascii="黑体" w:eastAsia="黑体" w:hAnsi="黑体"/>
@@ -12453,7 +12453,7 @@
         <w:pStyle w:val="21"/>
         <w:spacing w:after="120" w:line="360" w:lineRule="auto"/>
       </w:pPr>
-      <w:bookmarkStart w:id="13" w:name="_Toc240395404"/>
+      <w:bookmarkStart w:id="13" w:name="_Toc240406688"/>
       <w:r>
         <w:rPr>
           <w:rFonts w:ascii="黑体" w:eastAsia="黑体" w:hAnsi="黑体"/>
@@ -12938,7 +12938,7 @@
         <w:pStyle w:val="21"/>
         <w:spacing w:after="120" w:line="360" w:lineRule="auto"/>
       </w:pPr>
-      <w:bookmarkStart w:id="14" w:name="_Toc240395405"/>
+      <w:bookmarkStart w:id="14" w:name="_Toc240406689"/>
       <w:r>
         <w:rPr>
           <w:rFonts w:ascii="黑体" w:eastAsia="黑体" w:hAnsi="黑体"/>
@@ -13073,7 +13073,7 @@
         <w:pStyle w:val="21"/>
         <w:spacing w:after="120" w:line="360" w:lineRule="auto"/>
       </w:pPr>
-      <w:bookmarkStart w:id="15" w:name="_Toc240395406"/>
+      <w:bookmarkStart w:id="15" w:name="_Toc240406690"/>
       <w:r>
         <w:rPr>
           <w:rFonts w:ascii="黑体" w:eastAsia="黑体" w:hAnsi="黑体"/>
@@ -13132,7 +13132,7 @@
         <w:pStyle w:val="21"/>
         <w:spacing w:after="120" w:line="360" w:lineRule="auto"/>
       </w:pPr>
-      <w:bookmarkStart w:id="16" w:name="_Toc240395407"/>
+      <w:bookmarkStart w:id="16" w:name="_Toc240406691"/>
       <w:r>
         <w:rPr>
           <w:rFonts w:ascii="黑体" w:eastAsia="黑体" w:hAnsi="黑体"/>
@@ -13490,7 +13490,7 @@
         <w:pStyle w:val="21"/>
         <w:spacing w:after="120" w:line="360" w:lineRule="auto"/>
       </w:pPr>
-      <w:bookmarkStart w:id="17" w:name="_Toc240395408"/>
+      <w:bookmarkStart w:id="17" w:name="_Toc240406692"/>
       <w:r>
         <w:rPr>
           <w:rFonts w:ascii="黑体" w:eastAsia="黑体" w:hAnsi="黑体"/>
@@ -13610,7 +13610,7 @@
         <w:pStyle w:val="1"/>
         <w:spacing w:before="240" w:after="120" w:line="360" w:lineRule="auto"/>
       </w:pPr>
-      <w:bookmarkStart w:id="18" w:name="_Toc240395409"/>
+      <w:bookmarkStart w:id="18" w:name="_Toc240406693"/>
       <w:r>
         <w:rPr>
           <w:rFonts w:ascii="黑体" w:eastAsia="黑体" w:hAnsi="黑体"/>
@@ -13624,7 +13624,7 @@
         <w:pStyle w:val="21"/>
         <w:spacing w:after="120" w:line="360" w:lineRule="auto"/>
       </w:pPr>
-      <w:bookmarkStart w:id="19" w:name="_Toc240395410"/>
+      <w:bookmarkStart w:id="19" w:name="_Toc240406694"/>
       <w:r>
         <w:rPr>
           <w:rFonts w:ascii="黑体" w:eastAsia="黑体" w:hAnsi="黑体"/>
@@ -14806,7 +14806,7 @@
         <w:pStyle w:val="21"/>
         <w:spacing w:after="120" w:line="360" w:lineRule="auto"/>
       </w:pPr>
-      <w:bookmarkStart w:id="20" w:name="_Toc240395411"/>
+      <w:bookmarkStart w:id="20" w:name="_Toc240406695"/>
       <w:r>
         <w:rPr>
           <w:rFonts w:ascii="黑体" w:eastAsia="黑体" w:hAnsi="黑体"/>
@@ -14945,7 +14945,7 @@
         <w:pStyle w:val="21"/>
         <w:spacing w:after="120" w:line="360" w:lineRule="auto"/>
       </w:pPr>
-      <w:bookmarkStart w:id="21" w:name="_Toc240395412"/>
+      <w:bookmarkStart w:id="21" w:name="_Toc240406696"/>
       <w:r>
         <w:rPr>
           <w:rFonts w:ascii="黑体" w:eastAsia="黑体" w:hAnsi="黑体"/>
@@ -15473,7 +15473,7 @@
         <w:pStyle w:val="21"/>
         <w:spacing w:after="120" w:line="360" w:lineRule="auto"/>
       </w:pPr>
-      <w:bookmarkStart w:id="22" w:name="_Toc240395413"/>
+      <w:bookmarkStart w:id="22" w:name="_Toc240406697"/>
       <w:r>
         <w:rPr>
           <w:rFonts w:ascii="黑体" w:eastAsia="黑体" w:hAnsi="黑体"/>
@@ -15530,7 +15530,7 @@
         <w:pStyle w:val="21"/>
         <w:spacing w:after="120" w:line="360" w:lineRule="auto"/>
       </w:pPr>
-      <w:bookmarkStart w:id="23" w:name="_Toc240395414"/>
+      <w:bookmarkStart w:id="23" w:name="_Toc240406698"/>
       <w:r>
         <w:rPr>
           <w:rFonts w:ascii="黑体" w:eastAsia="黑体" w:hAnsi="黑体"/>
@@ -15713,7 +15713,7 @@
         <w:pStyle w:val="21"/>
         <w:spacing w:after="120" w:line="360" w:lineRule="auto"/>
       </w:pPr>
-      <w:bookmarkStart w:id="24" w:name="_Toc240395415"/>
+      <w:bookmarkStart w:id="24" w:name="_Toc240406699"/>
       <w:r>
         <w:rPr>
           <w:rFonts w:ascii="黑体" w:eastAsia="黑体" w:hAnsi="黑体"/>
@@ -16422,7 +16422,7 @@
         <w:pStyle w:val="21"/>
         <w:spacing w:after="120" w:line="360" w:lineRule="auto"/>
       </w:pPr>
-      <w:bookmarkStart w:id="25" w:name="_Toc240395416"/>
+      <w:bookmarkStart w:id="25" w:name="_Toc240406700"/>
       <w:r>
         <w:rPr>
           <w:rFonts w:ascii="黑体" w:eastAsia="黑体" w:hAnsi="黑体"/>
@@ -16557,7 +16557,7 @@
         <w:pStyle w:val="1"/>
         <w:spacing w:before="240" w:after="120" w:line="360" w:lineRule="auto"/>
       </w:pPr>
-      <w:bookmarkStart w:id="26" w:name="_Toc240395417"/>
+      <w:bookmarkStart w:id="26" w:name="_Toc240406701"/>
       <w:r>
         <w:rPr>
           <w:rFonts w:ascii="黑体" w:eastAsia="黑体" w:hAnsi="黑体"/>
@@ -16571,7 +16571,7 @@
         <w:pStyle w:val="21"/>
         <w:spacing w:after="120" w:line="360" w:lineRule="auto"/>
       </w:pPr>
-      <w:bookmarkStart w:id="27" w:name="_Toc240395418"/>
+      <w:bookmarkStart w:id="27" w:name="_Toc240406702"/>
       <w:r>
         <w:rPr>
           <w:rFonts w:ascii="黑体" w:eastAsia="黑体" w:hAnsi="黑体"/>
@@ -18700,7 +18700,7 @@
         <w:pStyle w:val="21"/>
         <w:spacing w:after="120" w:line="360" w:lineRule="auto"/>
       </w:pPr>
-      <w:bookmarkStart w:id="28" w:name="_Toc240395419"/>
+      <w:bookmarkStart w:id="28" w:name="_Toc240406703"/>
       <w:r>
         <w:rPr>
           <w:rFonts w:ascii="黑体" w:eastAsia="黑体" w:hAnsi="黑体"/>
@@ -19107,7 +19107,7 @@
         <w:pStyle w:val="21"/>
         <w:spacing w:after="120" w:line="360" w:lineRule="auto"/>
       </w:pPr>
-      <w:bookmarkStart w:id="29" w:name="_Toc240395420"/>
+      <w:bookmarkStart w:id="29" w:name="_Toc240406704"/>
       <w:r>
         <w:rPr>
           <w:rFonts w:ascii="黑体" w:eastAsia="黑体" w:hAnsi="黑体"/>
@@ -19399,7 +19399,7 @@
         <w:pStyle w:val="21"/>
         <w:spacing w:after="120" w:line="360" w:lineRule="auto"/>
       </w:pPr>
-      <w:bookmarkStart w:id="30" w:name="_Toc240395421"/>
+      <w:bookmarkStart w:id="30" w:name="_Toc240406705"/>
       <w:r>
         <w:rPr>
           <w:rFonts w:ascii="黑体" w:eastAsia="黑体" w:hAnsi="黑体"/>
@@ -19750,7 +19750,7 @@
         <w:pStyle w:val="21"/>
         <w:spacing w:after="120" w:line="360" w:lineRule="auto"/>
       </w:pPr>
-      <w:bookmarkStart w:id="31" w:name="_Toc240395422"/>
+      <w:bookmarkStart w:id="31" w:name="_Toc240406706"/>
       <w:r>
         <w:rPr>
           <w:rFonts w:ascii="黑体" w:eastAsia="黑体" w:hAnsi="黑体"/>
@@ -19881,7 +19881,7 @@
         <w:pStyle w:val="21"/>
         <w:spacing w:after="120" w:line="360" w:lineRule="auto"/>
       </w:pPr>
-      <w:bookmarkStart w:id="32" w:name="_Toc240395423"/>
+      <w:bookmarkStart w:id="32" w:name="_Toc240406707"/>
       <w:r>
         <w:rPr>
           <w:rFonts w:ascii="黑体" w:eastAsia="黑体" w:hAnsi="黑体"/>
@@ -20169,7 +20169,7 @@
         <w:pStyle w:val="21"/>
         <w:spacing w:after="120" w:line="360" w:lineRule="auto"/>
       </w:pPr>
-      <w:bookmarkStart w:id="33" w:name="_Toc240395424"/>
+      <w:bookmarkStart w:id="33" w:name="_Toc240406708"/>
       <w:r>
         <w:rPr>
           <w:rFonts w:ascii="黑体" w:eastAsia="黑体" w:hAnsi="黑体"/>
@@ -20438,7 +20438,7 @@
         <w:pStyle w:val="21"/>
         <w:spacing w:after="120" w:line="360" w:lineRule="auto"/>
       </w:pPr>
-      <w:bookmarkStart w:id="34" w:name="_Toc240395425"/>
+      <w:bookmarkStart w:id="34" w:name="_Toc240406709"/>
       <w:r>
         <w:rPr>
           <w:rFonts w:ascii="黑体" w:eastAsia="黑体" w:hAnsi="黑体"/>
@@ -20509,7 +20509,7 @@
         <w:pStyle w:val="1"/>
         <w:spacing w:before="240" w:after="120" w:line="360" w:lineRule="auto"/>
       </w:pPr>
-      <w:bookmarkStart w:id="35" w:name="_Toc240395426"/>
+      <w:bookmarkStart w:id="35" w:name="_Toc240406710"/>
       <w:r>
         <w:rPr>
           <w:rFonts w:ascii="黑体" w:eastAsia="黑体" w:hAnsi="黑体"/>
@@ -20523,7 +20523,7 @@
         <w:pStyle w:val="21"/>
         <w:spacing w:after="120" w:line="360" w:lineRule="auto"/>
       </w:pPr>
-      <w:bookmarkStart w:id="36" w:name="_Toc240395427"/>
+      <w:bookmarkStart w:id="36" w:name="_Toc240406711"/>
       <w:r>
         <w:rPr>
           <w:rFonts w:ascii="黑体" w:eastAsia="黑体" w:hAnsi="黑体"/>
@@ -21170,7 +21170,7 @@
         <w:pStyle w:val="21"/>
         <w:spacing w:after="120" w:line="360" w:lineRule="auto"/>
       </w:pPr>
-      <w:bookmarkStart w:id="37" w:name="_Toc240395428"/>
+      <w:bookmarkStart w:id="37" w:name="_Toc240406712"/>
       <w:r>
         <w:rPr>
           <w:rFonts w:ascii="黑体" w:eastAsia="黑体" w:hAnsi="黑体"/>
@@ -21878,7 +21878,7 @@
         <w:pStyle w:val="21"/>
         <w:spacing w:after="120" w:line="360" w:lineRule="auto"/>
       </w:pPr>
-      <w:bookmarkStart w:id="38" w:name="_Toc240395429"/>
+      <w:bookmarkStart w:id="38" w:name="_Toc240406713"/>
       <w:r>
         <w:rPr>
           <w:rFonts w:ascii="黑体" w:eastAsia="黑体" w:hAnsi="黑体"/>
@@ -21946,7 +21946,7 @@
         <w:pStyle w:val="21"/>
         <w:spacing w:after="120" w:line="360" w:lineRule="auto"/>
       </w:pPr>
-      <w:bookmarkStart w:id="39" w:name="_Toc240395430"/>
+      <w:bookmarkStart w:id="39" w:name="_Toc240406714"/>
       <w:r>
         <w:rPr>
           <w:rFonts w:ascii="黑体" w:eastAsia="黑体" w:hAnsi="黑体"/>
@@ -22186,7 +22186,7 @@
         <w:pStyle w:val="21"/>
         <w:spacing w:after="120" w:line="360" w:lineRule="auto"/>
       </w:pPr>
-      <w:bookmarkStart w:id="40" w:name="_Toc240395431"/>
+      <w:bookmarkStart w:id="40" w:name="_Toc240406715"/>
       <w:r>
         <w:rPr>
           <w:rFonts w:ascii="黑体" w:eastAsia="黑体" w:hAnsi="黑体"/>
@@ -22386,7 +22386,7 @@
         <w:pStyle w:val="21"/>
         <w:spacing w:after="120" w:line="360" w:lineRule="auto"/>
       </w:pPr>
-      <w:bookmarkStart w:id="41" w:name="_Toc240395432"/>
+      <w:bookmarkStart w:id="41" w:name="_Toc240406716"/>
       <w:r>
         <w:rPr>
           <w:rFonts w:ascii="黑体" w:eastAsia="黑体" w:hAnsi="黑体"/>
@@ -22439,10 +22439,400 @@
     </w:p>
     <w:p>
       <w:pPr>
+        <w:spacing w:after="0" w:line="360" w:lineRule="auto"/>
+        <w:ind w:firstLine="480"/>
+      </w:pPr>
+      <w:r>
+        <w:rPr>
+          <w:color w:val="000000"/>
+        </w:rPr>
+        <w:t>**</w:t>
+      </w:r>
+      <w:r>
+        <w:rPr>
+          <w:color w:val="000000"/>
+        </w:rPr>
+        <w:t>推荐专辑的生成规则</w:t>
+      </w:r>
+      <w:r>
+        <w:rPr>
+          <w:color w:val="000000"/>
+        </w:rPr>
+        <w:t>**</w:t>
+      </w:r>
+      <w:r>
+        <w:rPr>
+          <w:color w:val="000000"/>
+        </w:rPr>
+        <w:t>（对应</w:t>
+      </w:r>
+      <w:r>
+        <w:rPr>
+          <w:color w:val="000000"/>
+        </w:rPr>
+        <w:t xml:space="preserve"> FR-15</w:t>
+      </w:r>
+      <w:r>
+        <w:rPr>
+          <w:color w:val="000000"/>
+        </w:rPr>
+        <w:t>）</w:t>
+      </w:r>
+    </w:p>
+    <w:p>
+      <w:pPr>
+        <w:spacing w:after="0" w:line="360" w:lineRule="auto"/>
+        <w:ind w:firstLine="480"/>
+      </w:pPr>
+      <w:r>
+        <w:rPr>
+          <w:color w:val="000000"/>
+        </w:rPr>
+        <w:t>（</w:t>
+      </w:r>
+      <w:r>
+        <w:rPr>
+          <w:color w:val="000000"/>
+        </w:rPr>
+        <w:t>1</w:t>
+      </w:r>
+      <w:r>
+        <w:rPr>
+          <w:color w:val="000000"/>
+        </w:rPr>
+        <w:t>）每种人格类型在数据库中配有一个</w:t>
+      </w:r>
+      <w:r>
+        <w:rPr>
+          <w:color w:val="000000"/>
+        </w:rPr>
+        <w:t>"</w:t>
+      </w:r>
+      <w:r>
+        <w:rPr>
+          <w:color w:val="000000"/>
+        </w:rPr>
+        <w:t>推荐专辑池</w:t>
+      </w:r>
+      <w:r>
+        <w:rPr>
+          <w:color w:val="000000"/>
+        </w:rPr>
+        <w:t>"</w:t>
+      </w:r>
+      <w:r>
+        <w:rPr>
+          <w:color w:val="000000"/>
+        </w:rPr>
+        <w:t>（</w:t>
+      </w:r>
+      <w:r>
+        <w:rPr>
+          <w:color w:val="000000"/>
+        </w:rPr>
+        <w:t>`personality_types.recommendAlbumIds`</w:t>
+      </w:r>
+      <w:r>
+        <w:rPr>
+          <w:color w:val="000000"/>
+        </w:rPr>
+        <w:t>），生成推荐时从该池取</w:t>
+      </w:r>
+      <w:r>
+        <w:rPr>
+          <w:color w:val="000000"/>
+        </w:rPr>
+        <w:t xml:space="preserve"> 3 </w:t>
+      </w:r>
+      <w:r>
+        <w:rPr>
+          <w:color w:val="000000"/>
+        </w:rPr>
+        <w:t>张；</w:t>
+      </w:r>
+    </w:p>
+    <w:p>
+      <w:pPr>
+        <w:spacing w:after="0" w:line="360" w:lineRule="auto"/>
+        <w:ind w:firstLine="480"/>
+      </w:pPr>
+      <w:r>
+        <w:rPr>
+          <w:color w:val="000000"/>
+        </w:rPr>
+        <w:t>（</w:t>
+      </w:r>
+      <w:r>
+        <w:rPr>
+          <w:color w:val="000000"/>
+        </w:rPr>
+        <w:t>2</w:t>
+      </w:r>
+      <w:r>
+        <w:rPr>
+          <w:color w:val="000000"/>
+        </w:rPr>
+        <w:t>）池内排序依据用户</w:t>
+      </w:r>
+      <w:r>
+        <w:rPr>
+          <w:color w:val="000000"/>
+        </w:rPr>
+        <w:t>**</w:t>
+      </w:r>
+      <w:r>
+        <w:rPr>
+          <w:color w:val="000000"/>
+        </w:rPr>
+        <w:t>得分最高的维度</w:t>
+      </w:r>
+      <w:r>
+        <w:rPr>
+          <w:color w:val="000000"/>
+        </w:rPr>
+        <w:t>**</w:t>
+      </w:r>
+      <w:r>
+        <w:rPr>
+          <w:color w:val="000000"/>
+        </w:rPr>
+        <w:t>，接口返回推荐项时附带</w:t>
+      </w:r>
+      <w:r>
+        <w:rPr>
+          <w:color w:val="000000"/>
+        </w:rPr>
+        <w:t xml:space="preserve"> `matchedDimension` </w:t>
+      </w:r>
+      <w:r>
+        <w:rPr>
+          <w:color w:val="000000"/>
+        </w:rPr>
+        <w:t>与</w:t>
+      </w:r>
+      <w:r>
+        <w:rPr>
+          <w:color w:val="000000"/>
+        </w:rPr>
+        <w:t xml:space="preserve"> `matchedScore` </w:t>
+      </w:r>
+      <w:r>
+        <w:rPr>
+          <w:color w:val="000000"/>
+        </w:rPr>
+        <w:t>两个字段，供前端展示</w:t>
+      </w:r>
+      <w:r>
+        <w:rPr>
+          <w:color w:val="000000"/>
+        </w:rPr>
+        <w:t>"</w:t>
+      </w:r>
+      <w:r>
+        <w:rPr>
+          <w:color w:val="000000"/>
+        </w:rPr>
+        <w:t>匹配</w:t>
+      </w:r>
+      <w:r>
+        <w:rPr>
+          <w:color w:val="000000"/>
+        </w:rPr>
+        <w:t xml:space="preserve"> </w:t>
+      </w:r>
+      <w:r>
+        <w:rPr>
+          <w:color w:val="000000"/>
+        </w:rPr>
+        <w:t>旋律敏感</w:t>
+      </w:r>
+      <w:r>
+        <w:rPr>
+          <w:color w:val="000000"/>
+        </w:rPr>
+        <w:t xml:space="preserve"> 9/10"</w:t>
+      </w:r>
+      <w:r>
+        <w:rPr>
+          <w:color w:val="000000"/>
+        </w:rPr>
+        <w:t>这类说明</w:t>
+      </w:r>
+      <w:r>
+        <w:rPr>
+          <w:color w:val="000000"/>
+        </w:rPr>
+        <w:t>——</w:t>
+      </w:r>
+      <w:r>
+        <w:rPr>
+          <w:color w:val="000000"/>
+        </w:rPr>
+        <w:t>推荐必须能解释，不能是黑盒；</w:t>
+      </w:r>
+    </w:p>
+    <w:p>
+      <w:pPr>
+        <w:spacing w:after="0" w:line="360" w:lineRule="auto"/>
+        <w:ind w:firstLine="480"/>
+      </w:pPr>
+      <w:r>
+        <w:rPr>
+          <w:color w:val="000000"/>
+        </w:rPr>
+        <w:t>（</w:t>
+      </w:r>
+      <w:r>
+        <w:rPr>
+          <w:color w:val="000000"/>
+        </w:rPr>
+        <w:t>3</w:t>
+      </w:r>
+      <w:r>
+        <w:rPr>
+          <w:color w:val="000000"/>
+        </w:rPr>
+        <w:t>）池子的来源分两步：</w:t>
+      </w:r>
+      <w:r>
+        <w:rPr>
+          <w:color w:val="000000"/>
+        </w:rPr>
+        <w:t>**</w:t>
+      </w:r>
+      <w:r>
+        <w:rPr>
+          <w:color w:val="000000"/>
+        </w:rPr>
+        <w:t>初期由管理员在后台手工维护</w:t>
+      </w:r>
+      <w:r>
+        <w:rPr>
+          <w:color w:val="000000"/>
+        </w:rPr>
+        <w:t>**</w:t>
+      </w:r>
+      <w:r>
+        <w:rPr>
+          <w:color w:val="000000"/>
+        </w:rPr>
+        <w:t>（每类</w:t>
+      </w:r>
+      <w:r>
+        <w:rPr>
+          <w:color w:val="000000"/>
+        </w:rPr>
+        <w:t xml:space="preserve"> 6 </w:t>
+      </w:r>
+      <w:r>
+        <w:rPr>
+          <w:color w:val="000000"/>
+        </w:rPr>
+        <w:t>至</w:t>
+      </w:r>
+      <w:r>
+        <w:rPr>
+          <w:color w:val="000000"/>
+        </w:rPr>
+        <w:t xml:space="preserve"> 10 </w:t>
+      </w:r>
+      <w:r>
+        <w:rPr>
+          <w:color w:val="000000"/>
+        </w:rPr>
+        <w:t>张，对应</w:t>
+      </w:r>
+      <w:r>
+        <w:rPr>
+          <w:color w:val="000000"/>
+        </w:rPr>
+        <w:t xml:space="preserve"> FR-22 </w:t>
+      </w:r>
+      <w:r>
+        <w:rPr>
+          <w:color w:val="000000"/>
+        </w:rPr>
+        <w:t>人格类型管理）；</w:t>
+      </w:r>
+      <w:r>
+        <w:rPr>
+          <w:color w:val="000000"/>
+        </w:rPr>
+        <w:t>**</w:t>
+      </w:r>
+      <w:r>
+        <w:rPr>
+          <w:color w:val="000000"/>
+        </w:rPr>
+        <w:t>后续可根据真实行为统计自动补充</w:t>
+      </w:r>
+      <w:r>
+        <w:rPr>
+          <w:color w:val="000000"/>
+        </w:rPr>
+        <w:t>**</w:t>
+      </w:r>
+      <w:r>
+        <w:rPr>
+          <w:color w:val="000000"/>
+        </w:rPr>
+        <w:t>，例如</w:t>
+      </w:r>
+      <w:r>
+        <w:rPr>
+          <w:color w:val="000000"/>
+        </w:rPr>
+        <w:t>"</w:t>
+      </w:r>
+      <w:r>
+        <w:rPr>
+          <w:color w:val="000000"/>
+        </w:rPr>
+        <w:t>该类型用户在对决中投票胜率最高的专辑</w:t>
+      </w:r>
+      <w:r>
+        <w:rPr>
+          <w:color w:val="000000"/>
+        </w:rPr>
+        <w:t>"</w:t>
+      </w:r>
+      <w:r>
+        <w:rPr>
+          <w:color w:val="000000"/>
+        </w:rPr>
+        <w:t>；</w:t>
+      </w:r>
+    </w:p>
+    <w:p>
+      <w:pPr>
+        <w:spacing w:after="0" w:line="360" w:lineRule="auto"/>
+        <w:ind w:firstLine="480"/>
+      </w:pPr>
+      <w:r>
+        <w:rPr>
+          <w:color w:val="000000"/>
+        </w:rPr>
+        <w:t>（</w:t>
+      </w:r>
+      <w:r>
+        <w:rPr>
+          <w:color w:val="000000"/>
+        </w:rPr>
+        <w:t>4</w:t>
+      </w:r>
+      <w:r>
+        <w:rPr>
+          <w:color w:val="000000"/>
+        </w:rPr>
+        <w:t>）若某类型池为空，降级为按最高得分维度对应的风格标签在全库筛选，仍不足时返回空数组，前端隐藏推荐区，不展示占位内容。</w:t>
+      </w:r>
+    </w:p>
+    <w:p>
+      <w:pPr>
         <w:pStyle w:val="21"/>
         <w:spacing w:after="120" w:line="360" w:lineRule="auto"/>
       </w:pPr>
-      <w:bookmarkStart w:id="42" w:name="_Toc240395433"/>
+      <w:bookmarkStart w:id="42" w:name="_Toc240406717"/>
       <w:r>
         <w:rPr>
           <w:rFonts w:ascii="黑体" w:eastAsia="黑体" w:hAnsi="黑体"/>
@@ -22577,7 +22967,7 @@
         <w:pStyle w:val="1"/>
         <w:spacing w:before="240" w:after="120" w:line="360" w:lineRule="auto"/>
       </w:pPr>
-      <w:bookmarkStart w:id="43" w:name="_Toc240395434"/>
+      <w:bookmarkStart w:id="43" w:name="_Toc240406718"/>
       <w:r>
         <w:rPr>
           <w:rFonts w:ascii="黑体" w:eastAsia="黑体" w:hAnsi="黑体"/>
@@ -22591,7 +22981,7 @@
         <w:pStyle w:val="21"/>
         <w:spacing w:after="120" w:line="360" w:lineRule="auto"/>
       </w:pPr>
-      <w:bookmarkStart w:id="44" w:name="_Toc240395435"/>
+      <w:bookmarkStart w:id="44" w:name="_Toc240406719"/>
       <w:r>
         <w:rPr>
           <w:rFonts w:ascii="黑体" w:eastAsia="黑体" w:hAnsi="黑体"/>
@@ -22814,6 +23204,7 @@
                 <w:color w:val="000000"/>
                 <w:sz w:val="21"/>
               </w:rPr>
+              <w:lastRenderedPageBreak/>
               <w:t>`album` / `battle` / `personality`</w:t>
             </w:r>
           </w:p>
@@ -22830,6 +23221,7 @@
                 <w:color w:val="000000"/>
                 <w:sz w:val="21"/>
               </w:rPr>
+              <w:lastRenderedPageBreak/>
               <w:t>targetId</w:t>
             </w:r>
           </w:p>
@@ -22929,7 +23321,7 @@
         <w:pStyle w:val="21"/>
         <w:spacing w:after="120" w:line="360" w:lineRule="auto"/>
       </w:pPr>
-      <w:bookmarkStart w:id="45" w:name="_Toc240395436"/>
+      <w:bookmarkStart w:id="45" w:name="_Toc240406720"/>
       <w:r>
         <w:rPr>
           <w:rFonts w:ascii="黑体" w:eastAsia="黑体" w:hAnsi="黑体"/>
@@ -22976,7 +23368,7 @@
         <w:pStyle w:val="21"/>
         <w:spacing w:after="120" w:line="360" w:lineRule="auto"/>
       </w:pPr>
-      <w:bookmarkStart w:id="46" w:name="_Toc240395437"/>
+      <w:bookmarkStart w:id="46" w:name="_Toc240406721"/>
       <w:r>
         <w:rPr>
           <w:rFonts w:ascii="黑体" w:eastAsia="黑体" w:hAnsi="黑体"/>
@@ -23207,7 +23599,6 @@
         <w:rPr>
           <w:color w:val="000000"/>
         </w:rPr>
-        <w:lastRenderedPageBreak/>
         <w:t>返回结构为分页列表，元素含</w:t>
       </w:r>
       <w:r>
@@ -23240,7 +23631,7 @@
         <w:pStyle w:val="21"/>
         <w:spacing w:after="120" w:line="360" w:lineRule="auto"/>
       </w:pPr>
-      <w:bookmarkStart w:id="47" w:name="_Toc240395438"/>
+      <w:bookmarkStart w:id="47" w:name="_Toc240406722"/>
       <w:r>
         <w:rPr>
           <w:rFonts w:ascii="黑体" w:eastAsia="黑体" w:hAnsi="黑体"/>
@@ -23662,7 +24053,7 @@
         <w:pStyle w:val="21"/>
         <w:spacing w:after="120" w:line="360" w:lineRule="auto"/>
       </w:pPr>
-      <w:bookmarkStart w:id="48" w:name="_Toc240395439"/>
+      <w:bookmarkStart w:id="48" w:name="_Toc240406723"/>
       <w:r>
         <w:rPr>
           <w:rFonts w:ascii="黑体" w:eastAsia="黑体" w:hAnsi="黑体"/>
@@ -23706,7 +24097,7 @@
         <w:pStyle w:val="1"/>
         <w:spacing w:before="240" w:after="120" w:line="360" w:lineRule="auto"/>
       </w:pPr>
-      <w:bookmarkStart w:id="49" w:name="_Toc240395440"/>
+      <w:bookmarkStart w:id="49" w:name="_Toc240406724"/>
       <w:r>
         <w:rPr>
           <w:rFonts w:ascii="黑体" w:eastAsia="黑体" w:hAnsi="黑体"/>
@@ -23720,7 +24111,7 @@
         <w:pStyle w:val="21"/>
         <w:spacing w:after="120" w:line="360" w:lineRule="auto"/>
       </w:pPr>
-      <w:bookmarkStart w:id="50" w:name="_Toc240395441"/>
+      <w:bookmarkStart w:id="50" w:name="_Toc240406725"/>
       <w:r>
         <w:rPr>
           <w:rFonts w:ascii="黑体" w:eastAsia="黑体" w:hAnsi="黑体"/>
@@ -23836,6 +24227,7 @@
                 <w:color w:val="000000"/>
                 <w:sz w:val="21"/>
               </w:rPr>
+              <w:lastRenderedPageBreak/>
               <w:t>---</w:t>
             </w:r>
           </w:p>
@@ -24416,7 +24808,6 @@
         <w:rPr>
           <w:color w:val="000000"/>
         </w:rPr>
-        <w:lastRenderedPageBreak/>
         <w:t>说明：排序依据为累计得票数，并列时以胜场数次序排列。</w:t>
       </w:r>
     </w:p>
@@ -24425,7 +24816,7 @@
         <w:pStyle w:val="21"/>
         <w:spacing w:after="120" w:line="360" w:lineRule="auto"/>
       </w:pPr>
-      <w:bookmarkStart w:id="51" w:name="_Toc240395442"/>
+      <w:bookmarkStart w:id="51" w:name="_Toc240406726"/>
       <w:r>
         <w:rPr>
           <w:rFonts w:ascii="黑体" w:eastAsia="黑体" w:hAnsi="黑体"/>
@@ -24620,7 +25011,7 @@
         <w:pStyle w:val="1"/>
         <w:spacing w:before="240" w:after="120" w:line="360" w:lineRule="auto"/>
       </w:pPr>
-      <w:bookmarkStart w:id="52" w:name="_Toc240395443"/>
+      <w:bookmarkStart w:id="52" w:name="_Toc240406727"/>
       <w:r>
         <w:rPr>
           <w:rFonts w:ascii="黑体" w:eastAsia="黑体" w:hAnsi="黑体"/>
@@ -24658,7 +25049,7 @@
         <w:pStyle w:val="21"/>
         <w:spacing w:after="120" w:line="360" w:lineRule="auto"/>
       </w:pPr>
-      <w:bookmarkStart w:id="53" w:name="_Toc240395444"/>
+      <w:bookmarkStart w:id="53" w:name="_Toc240406728"/>
       <w:r>
         <w:rPr>
           <w:rFonts w:ascii="黑体" w:eastAsia="黑体" w:hAnsi="黑体"/>
@@ -24726,7 +25117,7 @@
         <w:pStyle w:val="21"/>
         <w:spacing w:after="120" w:line="360" w:lineRule="auto"/>
       </w:pPr>
-      <w:bookmarkStart w:id="54" w:name="_Toc240395445"/>
+      <w:bookmarkStart w:id="54" w:name="_Toc240406729"/>
       <w:r>
         <w:rPr>
           <w:rFonts w:ascii="黑体" w:eastAsia="黑体" w:hAnsi="黑体"/>
@@ -24870,6 +25261,7 @@
           <w:color w:val="26313F"/>
           <w:sz w:val="18"/>
         </w:rPr>
+        <w:lastRenderedPageBreak/>
         <w:t xml:space="preserve">    "resultCount": 487,</w:t>
       </w:r>
     </w:p>
@@ -24938,7 +25330,7 @@
         <w:pStyle w:val="21"/>
         <w:spacing w:after="120" w:line="360" w:lineRule="auto"/>
       </w:pPr>
-      <w:bookmarkStart w:id="55" w:name="_Toc240395446"/>
+      <w:bookmarkStart w:id="55" w:name="_Toc240406730"/>
       <w:r>
         <w:rPr>
           <w:rFonts w:ascii="黑体" w:eastAsia="黑体" w:hAnsi="黑体"/>
@@ -25383,7 +25775,6 @@
           <w:color w:val="26313F"/>
           <w:sz w:val="18"/>
         </w:rPr>
-        <w:lastRenderedPageBreak/>
         <w:t>{</w:t>
       </w:r>
     </w:p>
@@ -25574,7 +25965,7 @@
         <w:pStyle w:val="21"/>
         <w:spacing w:after="120" w:line="360" w:lineRule="auto"/>
       </w:pPr>
-      <w:bookmarkStart w:id="56" w:name="_Toc240395447"/>
+      <w:bookmarkStart w:id="56" w:name="_Toc240406731"/>
       <w:r>
         <w:rPr>
           <w:rFonts w:ascii="黑体" w:eastAsia="黑体" w:hAnsi="黑体"/>
@@ -26019,7 +26410,7 @@
         <w:pStyle w:val="21"/>
         <w:spacing w:after="120" w:line="360" w:lineRule="auto"/>
       </w:pPr>
-      <w:bookmarkStart w:id="57" w:name="_Toc240395448"/>
+      <w:bookmarkStart w:id="57" w:name="_Toc240406732"/>
       <w:r>
         <w:rPr>
           <w:rFonts w:ascii="黑体" w:eastAsia="黑体" w:hAnsi="黑体"/>
@@ -26295,6 +26686,7 @@
                 <w:color w:val="000000"/>
                 <w:sz w:val="21"/>
               </w:rPr>
+              <w:lastRenderedPageBreak/>
               <w:t>与</w:t>
             </w:r>
             <w:r>
@@ -26327,6 +26719,7 @@
           <w:color w:val="26313F"/>
           <w:sz w:val="18"/>
         </w:rPr>
+        <w:lastRenderedPageBreak/>
         <w:t>{</w:t>
       </w:r>
     </w:p>
@@ -26395,7 +26788,7 @@
         <w:pStyle w:val="21"/>
         <w:spacing w:after="120" w:line="360" w:lineRule="auto"/>
       </w:pPr>
-      <w:bookmarkStart w:id="58" w:name="_Toc240395449"/>
+      <w:bookmarkStart w:id="58" w:name="_Toc240406733"/>
       <w:r>
         <w:rPr>
           <w:rFonts w:ascii="黑体" w:eastAsia="黑体" w:hAnsi="黑体"/>
@@ -26711,7 +27104,6 @@
           <w:color w:val="26313F"/>
           <w:sz w:val="18"/>
         </w:rPr>
-        <w:lastRenderedPageBreak/>
         <w:t xml:space="preserve">  "code": 0,</w:t>
       </w:r>
     </w:p>
@@ -26789,7 +27181,7 @@
         <w:pStyle w:val="1"/>
         <w:spacing w:before="240" w:after="120" w:line="360" w:lineRule="auto"/>
       </w:pPr>
-      <w:bookmarkStart w:id="59" w:name="_Toc240395450"/>
+      <w:bookmarkStart w:id="59" w:name="_Toc240406734"/>
       <w:r>
         <w:rPr>
           <w:rFonts w:ascii="黑体" w:eastAsia="黑体" w:hAnsi="黑体"/>
@@ -26803,7 +27195,7 @@
         <w:pStyle w:val="21"/>
         <w:spacing w:after="120" w:line="360" w:lineRule="auto"/>
       </w:pPr>
-      <w:bookmarkStart w:id="60" w:name="_Toc240395451"/>
+      <w:bookmarkStart w:id="60" w:name="_Toc240406735"/>
       <w:r>
         <w:rPr>
           <w:rFonts w:ascii="黑体" w:eastAsia="黑体" w:hAnsi="黑体"/>
@@ -27237,7 +27629,7 @@
         <w:pStyle w:val="21"/>
         <w:spacing w:after="120" w:line="360" w:lineRule="auto"/>
       </w:pPr>
-      <w:bookmarkStart w:id="61" w:name="_Toc240395452"/>
+      <w:bookmarkStart w:id="61" w:name="_Toc240406736"/>
       <w:r>
         <w:rPr>
           <w:rFonts w:ascii="黑体" w:eastAsia="黑体" w:hAnsi="黑体"/>
@@ -27507,6 +27899,7 @@
                 <w:color w:val="000000"/>
                 <w:sz w:val="21"/>
               </w:rPr>
+              <w:lastRenderedPageBreak/>
               <w:t>scopeKey</w:t>
             </w:r>
           </w:p>
@@ -27773,7 +28166,7 @@
         <w:pStyle w:val="21"/>
         <w:spacing w:after="120" w:line="360" w:lineRule="auto"/>
       </w:pPr>
-      <w:bookmarkStart w:id="62" w:name="_Toc240395453"/>
+      <w:bookmarkStart w:id="62" w:name="_Toc240406737"/>
       <w:r>
         <w:rPr>
           <w:rFonts w:ascii="黑体" w:eastAsia="黑体" w:hAnsi="黑体"/>
@@ -28036,7 +28429,6 @@
                 <w:color w:val="000000"/>
                 <w:sz w:val="21"/>
               </w:rPr>
-              <w:lastRenderedPageBreak/>
               <w:t>scores</w:t>
             </w:r>
           </w:p>
@@ -28222,7 +28614,7 @@
         <w:pStyle w:val="1"/>
         <w:spacing w:before="240" w:after="120" w:line="360" w:lineRule="auto"/>
       </w:pPr>
-      <w:bookmarkStart w:id="63" w:name="_Toc240395454"/>
+      <w:bookmarkStart w:id="63" w:name="_Toc240406738"/>
       <w:r>
         <w:rPr>
           <w:rFonts w:ascii="黑体" w:eastAsia="黑体" w:hAnsi="黑体"/>
@@ -28552,6 +28944,7 @@
         <w:rPr>
           <w:color w:val="000000"/>
         </w:rPr>
+        <w:lastRenderedPageBreak/>
         <w:t>（</w:t>
       </w:r>
       <w:r>
@@ -28620,7 +29013,7 @@
         <w:pStyle w:val="1"/>
         <w:spacing w:before="240" w:after="120" w:line="360" w:lineRule="auto"/>
       </w:pPr>
-      <w:bookmarkStart w:id="64" w:name="_Toc240395455"/>
+      <w:bookmarkStart w:id="64" w:name="_Toc240406739"/>
       <w:r>
         <w:rPr>
           <w:rFonts w:ascii="黑体" w:eastAsia="黑体" w:hAnsi="黑体"/>
@@ -28962,7 +29355,6 @@
         <w:rPr>
           <w:color w:val="000000"/>
         </w:rPr>
-        <w:lastRenderedPageBreak/>
         <w:t>（</w:t>
       </w:r>
       <w:r>
@@ -29565,31 +29957,31 @@
       </w:rPr>
     </w:lvl>
   </w:abstractNum>
-  <w:num w:numId="1" w16cid:durableId="316764702">
+  <w:num w:numId="1" w16cid:durableId="91440544">
     <w:abstractNumId w:val="8"/>
   </w:num>
-  <w:num w:numId="2" w16cid:durableId="249628662">
+  <w:num w:numId="2" w16cid:durableId="1492982138">
     <w:abstractNumId w:val="6"/>
   </w:num>
-  <w:num w:numId="3" w16cid:durableId="1883667072">
+  <w:num w:numId="3" w16cid:durableId="1848985458">
     <w:abstractNumId w:val="5"/>
   </w:num>
-  <w:num w:numId="4" w16cid:durableId="1809088230">
+  <w:num w:numId="4" w16cid:durableId="2062094506">
     <w:abstractNumId w:val="4"/>
   </w:num>
-  <w:num w:numId="5" w16cid:durableId="1590231196">
+  <w:num w:numId="5" w16cid:durableId="8995169">
     <w:abstractNumId w:val="7"/>
   </w:num>
-  <w:num w:numId="6" w16cid:durableId="59910437">
+  <w:num w:numId="6" w16cid:durableId="1353409398">
     <w:abstractNumId w:val="3"/>
   </w:num>
-  <w:num w:numId="7" w16cid:durableId="1290744417">
+  <w:num w:numId="7" w16cid:durableId="1319110666">
     <w:abstractNumId w:val="2"/>
   </w:num>
-  <w:num w:numId="8" w16cid:durableId="1237399688">
+  <w:num w:numId="8" w16cid:durableId="252126067">
     <w:abstractNumId w:val="1"/>
   </w:num>
-  <w:num w:numId="9" w16cid:durableId="1763723424">
+  <w:num w:numId="9" w16cid:durableId="1807549255">
     <w:abstractNumId w:val="0"/>
   </w:num>
 </w:numbering>
@@ -40986,7 +41378,7 @@
     <w:autoRedefine/>
     <w:uiPriority w:val="39"/>
     <w:unhideWhenUsed/>
-    <w:rsid w:val="00590294"/>
+    <w:rsid w:val="00642C8D"/>
   </w:style>
   <w:style w:type="paragraph" w:styleId="TOC2">
     <w:name w:val="toc 2"/>
@@ -40995,7 +41387,7 @@
     <w:autoRedefine/>
     <w:uiPriority w:val="39"/>
     <w:unhideWhenUsed/>
-    <w:rsid w:val="00590294"/>
+    <w:rsid w:val="00642C8D"/>
     <w:pPr>
       <w:ind w:leftChars="200" w:left="420"/>
     </w:pPr>
@@ -41005,7 +41397,7 @@
     <w:basedOn w:val="a2"/>
     <w:uiPriority w:val="99"/>
     <w:unhideWhenUsed/>
-    <w:rsid w:val="00590294"/>
+    <w:rsid w:val="00642C8D"/>
     <w:rPr>
       <w:color w:val="0000FF" w:themeColor="hyperlink"/>
       <w:u w:val="single"/>

--- a/docs/胡祖锐-API接口文档.docx
+++ b/docs/胡祖锐-API接口文档.docx
@@ -7,22 +7,28 @@
         <w:pStyle w:val="aa"/>
         <w:spacing w:before="240" w:after="360" w:line="360" w:lineRule="auto"/>
         <w:jc w:val="center"/>
+        <w:rPr>
+          <w:lang w:eastAsia="zh-CN"/>
+        </w:rPr>
       </w:pPr>
       <w:r>
         <w:rPr>
           <w:rFonts w:ascii="黑体" w:eastAsia="黑体" w:hAnsi="黑体"/>
+          <w:lang w:eastAsia="zh-CN"/>
         </w:rPr>
         <w:t>音格</w:t>
       </w:r>
       <w:r>
         <w:rPr>
           <w:rFonts w:ascii="黑体" w:eastAsia="黑体" w:hAnsi="黑体"/>
+          <w:lang w:eastAsia="zh-CN"/>
         </w:rPr>
         <w:t xml:space="preserve"> · API </w:t>
       </w:r>
       <w:r>
         <w:rPr>
           <w:rFonts w:ascii="黑体" w:eastAsia="黑体" w:hAnsi="黑体"/>
+          <w:lang w:eastAsia="zh-CN"/>
         </w:rPr>
         <w:t>接口文档</w:t>
       </w:r>
@@ -30,22 +36,28 @@
     <w:p>
       <w:pPr>
         <w:spacing w:after="0" w:line="360" w:lineRule="auto"/>
-      </w:pPr>
-      <w:r>
-        <w:rPr>
-          <w:color w:val="000000"/>
+        <w:rPr>
+          <w:lang w:eastAsia="zh-CN"/>
+        </w:rPr>
+      </w:pPr>
+      <w:r>
+        <w:rPr>
+          <w:color w:val="000000"/>
+          <w:lang w:eastAsia="zh-CN"/>
         </w:rPr>
         <w:t>项目名称：音格</w:t>
       </w:r>
       <w:r>
         <w:rPr>
           <w:color w:val="000000"/>
+          <w:lang w:eastAsia="zh-CN"/>
         </w:rPr>
         <w:t>——</w:t>
       </w:r>
       <w:r>
         <w:rPr>
           <w:color w:val="000000"/>
+          <w:lang w:eastAsia="zh-CN"/>
         </w:rPr>
         <w:t>音乐专辑对决与人格测评互动平台</w:t>
       </w:r>
@@ -53,10 +65,14 @@
     <w:p>
       <w:pPr>
         <w:spacing w:after="0" w:line="360" w:lineRule="auto"/>
-      </w:pPr>
-      <w:r>
-        <w:rPr>
-          <w:color w:val="000000"/>
+        <w:rPr>
+          <w:lang w:eastAsia="zh-CN"/>
+        </w:rPr>
+      </w:pPr>
+      <w:r>
+        <w:rPr>
+          <w:color w:val="000000"/>
+          <w:lang w:eastAsia="zh-CN"/>
         </w:rPr>
         <w:t>文档类型：系统设计文档（组成部分：接口设计）</w:t>
       </w:r>
@@ -64,16 +80,21 @@
     <w:p>
       <w:pPr>
         <w:spacing w:after="0" w:line="360" w:lineRule="auto"/>
-      </w:pPr>
-      <w:r>
-        <w:rPr>
-          <w:color w:val="000000"/>
+        <w:rPr>
+          <w:lang w:eastAsia="zh-CN"/>
+        </w:rPr>
+      </w:pPr>
+      <w:r>
+        <w:rPr>
+          <w:color w:val="000000"/>
+          <w:lang w:eastAsia="zh-CN"/>
         </w:rPr>
         <w:t>编制人：胡祖锐　　学号：</w:t>
       </w:r>
       <w:r>
         <w:rPr>
           <w:color w:val="000000"/>
+          <w:lang w:eastAsia="zh-CN"/>
         </w:rPr>
         <w:t>9920250499</w:t>
       </w:r>
@@ -81,34 +102,42 @@
     <w:p>
       <w:pPr>
         <w:spacing w:after="0" w:line="360" w:lineRule="auto"/>
-      </w:pPr>
-      <w:r>
-        <w:rPr>
-          <w:color w:val="000000"/>
+        <w:rPr>
+          <w:lang w:eastAsia="zh-CN"/>
+        </w:rPr>
+      </w:pPr>
+      <w:r>
+        <w:rPr>
+          <w:color w:val="000000"/>
+          <w:lang w:eastAsia="zh-CN"/>
         </w:rPr>
         <w:t>学院／专业：新媒体学院</w:t>
       </w:r>
       <w:r>
         <w:rPr>
           <w:color w:val="000000"/>
+          <w:lang w:eastAsia="zh-CN"/>
         </w:rPr>
         <w:t xml:space="preserve"> · </w:t>
       </w:r>
       <w:r>
         <w:rPr>
           <w:color w:val="000000"/>
+          <w:lang w:eastAsia="zh-CN"/>
         </w:rPr>
         <w:t>数字媒体技术（</w:t>
       </w:r>
       <w:r>
         <w:rPr>
           <w:color w:val="000000"/>
+          <w:lang w:eastAsia="zh-CN"/>
         </w:rPr>
         <w:t>2025</w:t>
       </w:r>
       <w:r>
         <w:rPr>
           <w:color w:val="000000"/>
+          <w:lang w:eastAsia="zh-CN"/>
         </w:rPr>
         <w:t>级专升本）</w:t>
       </w:r>
@@ -116,58 +145,70 @@
     <w:p>
       <w:pPr>
         <w:spacing w:after="0" w:line="360" w:lineRule="auto"/>
-      </w:pPr>
-      <w:r>
-        <w:rPr>
-          <w:color w:val="000000"/>
+        <w:rPr>
+          <w:lang w:eastAsia="zh-CN"/>
+        </w:rPr>
+      </w:pPr>
+      <w:r>
+        <w:rPr>
+          <w:color w:val="000000"/>
+          <w:lang w:eastAsia="zh-CN"/>
         </w:rPr>
         <w:t>版本：</w:t>
       </w:r>
       <w:r>
         <w:rPr>
           <w:color w:val="000000"/>
+          <w:lang w:eastAsia="zh-CN"/>
         </w:rPr>
         <w:t>v1.0</w:t>
       </w:r>
       <w:r>
         <w:rPr>
           <w:color w:val="000000"/>
+          <w:lang w:eastAsia="zh-CN"/>
         </w:rPr>
         <w:t xml:space="preserve">　　编制日期：</w:t>
       </w:r>
       <w:r>
         <w:rPr>
           <w:color w:val="000000"/>
+          <w:lang w:eastAsia="zh-CN"/>
         </w:rPr>
         <w:t xml:space="preserve">2026 </w:t>
       </w:r>
       <w:r>
         <w:rPr>
           <w:color w:val="000000"/>
+          <w:lang w:eastAsia="zh-CN"/>
         </w:rPr>
         <w:t>年</w:t>
       </w:r>
       <w:r>
         <w:rPr>
           <w:color w:val="000000"/>
+          <w:lang w:eastAsia="zh-CN"/>
         </w:rPr>
         <w:t xml:space="preserve"> 9 </w:t>
       </w:r>
       <w:r>
         <w:rPr>
           <w:color w:val="000000"/>
+          <w:lang w:eastAsia="zh-CN"/>
         </w:rPr>
         <w:t>月</w:t>
       </w:r>
       <w:r>
         <w:rPr>
           <w:color w:val="000000"/>
+          <w:lang w:eastAsia="zh-CN"/>
         </w:rPr>
         <w:t xml:space="preserve"> 15 </w:t>
       </w:r>
       <w:r>
         <w:rPr>
           <w:color w:val="000000"/>
+          <w:lang w:eastAsia="zh-CN"/>
         </w:rPr>
         <w:t>日</w:t>
       </w:r>
@@ -212,12 +253,13 @@
       <w:r>
         <w:fldChar w:fldCharType="separate"/>
       </w:r>
-      <w:hyperlink w:anchor="_Toc240406675" w:history="1">
+      <w:hyperlink w:anchor="_Toc240416099" w:history="1">
         <w:r>
           <w:rPr>
             <w:rStyle w:val="aff9"/>
             <w:rFonts w:ascii="黑体" w:eastAsia="黑体" w:hAnsi="黑体"/>
             <w:noProof/>
+            <w:lang w:eastAsia="zh-CN"/>
           </w:rPr>
           <w:t>一、文档说明</w:t>
         </w:r>
@@ -240,7 +282,7 @@
             <w:noProof/>
             <w:webHidden/>
           </w:rPr>
-          <w:instrText xml:space="preserve"> PAGEREF _Toc240406675 \h </w:instrText>
+          <w:instrText xml:space="preserve"> PAGEREF _Toc240416099 \h </w:instrText>
         </w:r>
         <w:r>
           <w:rPr>
@@ -288,12 +330,13 @@
           <w14:ligatures w14:val="standardContextual"/>
         </w:rPr>
       </w:pPr>
-      <w:hyperlink w:anchor="_Toc240406676" w:history="1">
+      <w:hyperlink w:anchor="_Toc240416100" w:history="1">
         <w:r>
           <w:rPr>
             <w:rStyle w:val="aff9"/>
             <w:rFonts w:ascii="黑体" w:eastAsia="黑体" w:hAnsi="黑体"/>
             <w:noProof/>
+            <w:lang w:eastAsia="zh-CN"/>
           </w:rPr>
           <w:t>1.1 编写目的</w:t>
         </w:r>
@@ -316,7 +359,7 @@
             <w:noProof/>
             <w:webHidden/>
           </w:rPr>
-          <w:instrText xml:space="preserve"> PAGEREF _Toc240406676 \h </w:instrText>
+          <w:instrText xml:space="preserve"> PAGEREF _Toc240416100 \h </w:instrText>
         </w:r>
         <w:r>
           <w:rPr>
@@ -364,12 +407,13 @@
           <w14:ligatures w14:val="standardContextual"/>
         </w:rPr>
       </w:pPr>
-      <w:hyperlink w:anchor="_Toc240406677" w:history="1">
+      <w:hyperlink w:anchor="_Toc240416101" w:history="1">
         <w:r>
           <w:rPr>
             <w:rStyle w:val="aff9"/>
             <w:rFonts w:ascii="黑体" w:eastAsia="黑体" w:hAnsi="黑体"/>
             <w:noProof/>
+            <w:lang w:eastAsia="zh-CN"/>
           </w:rPr>
           <w:t>1.2 读者对象</w:t>
         </w:r>
@@ -392,7 +436,7 @@
             <w:noProof/>
             <w:webHidden/>
           </w:rPr>
-          <w:instrText xml:space="preserve"> PAGEREF _Toc240406677 \h </w:instrText>
+          <w:instrText xml:space="preserve"> PAGEREF _Toc240416101 \h </w:instrText>
         </w:r>
         <w:r>
           <w:rPr>
@@ -440,12 +484,13 @@
           <w14:ligatures w14:val="standardContextual"/>
         </w:rPr>
       </w:pPr>
-      <w:hyperlink w:anchor="_Toc240406678" w:history="1">
+      <w:hyperlink w:anchor="_Toc240416102" w:history="1">
         <w:r>
           <w:rPr>
             <w:rStyle w:val="aff9"/>
             <w:rFonts w:ascii="黑体" w:eastAsia="黑体" w:hAnsi="黑体"/>
             <w:noProof/>
+            <w:lang w:eastAsia="zh-CN"/>
           </w:rPr>
           <w:t>1.3 依据文档</w:t>
         </w:r>
@@ -468,7 +513,7 @@
             <w:noProof/>
             <w:webHidden/>
           </w:rPr>
-          <w:instrText xml:space="preserve"> PAGEREF _Toc240406678 \h </w:instrText>
+          <w:instrText xml:space="preserve"> PAGEREF _Toc240416102 \h </w:instrText>
         </w:r>
         <w:r>
           <w:rPr>
@@ -515,12 +560,13 @@
           <w14:ligatures w14:val="standardContextual"/>
         </w:rPr>
       </w:pPr>
-      <w:hyperlink w:anchor="_Toc240406679" w:history="1">
+      <w:hyperlink w:anchor="_Toc240416103" w:history="1">
         <w:r>
           <w:rPr>
             <w:rStyle w:val="aff9"/>
             <w:rFonts w:ascii="黑体" w:eastAsia="黑体" w:hAnsi="黑体"/>
             <w:noProof/>
+            <w:lang w:eastAsia="zh-CN"/>
           </w:rPr>
           <w:t>二、接口规范总则</w:t>
         </w:r>
@@ -543,7 +589,7 @@
             <w:noProof/>
             <w:webHidden/>
           </w:rPr>
-          <w:instrText xml:space="preserve"> PAGEREF _Toc240406679 \h </w:instrText>
+          <w:instrText xml:space="preserve"> PAGEREF _Toc240416103 \h </w:instrText>
         </w:r>
         <w:r>
           <w:rPr>
@@ -591,12 +637,13 @@
           <w14:ligatures w14:val="standardContextual"/>
         </w:rPr>
       </w:pPr>
-      <w:hyperlink w:anchor="_Toc240406680" w:history="1">
+      <w:hyperlink w:anchor="_Toc240416104" w:history="1">
         <w:r>
           <w:rPr>
             <w:rStyle w:val="aff9"/>
             <w:rFonts w:ascii="黑体" w:eastAsia="黑体" w:hAnsi="黑体"/>
             <w:noProof/>
+            <w:lang w:eastAsia="zh-CN"/>
           </w:rPr>
           <w:t>2.1 基础信息</w:t>
         </w:r>
@@ -619,7 +666,7 @@
             <w:noProof/>
             <w:webHidden/>
           </w:rPr>
-          <w:instrText xml:space="preserve"> PAGEREF _Toc240406680 \h </w:instrText>
+          <w:instrText xml:space="preserve"> PAGEREF _Toc240416104 \h </w:instrText>
         </w:r>
         <w:r>
           <w:rPr>
@@ -667,12 +714,13 @@
           <w14:ligatures w14:val="standardContextual"/>
         </w:rPr>
       </w:pPr>
-      <w:hyperlink w:anchor="_Toc240406681" w:history="1">
+      <w:hyperlink w:anchor="_Toc240416105" w:history="1">
         <w:r>
           <w:rPr>
             <w:rStyle w:val="aff9"/>
             <w:rFonts w:ascii="黑体" w:eastAsia="黑体" w:hAnsi="黑体"/>
             <w:noProof/>
+            <w:lang w:eastAsia="zh-CN"/>
           </w:rPr>
           <w:t>2.2 统一响应结构</w:t>
         </w:r>
@@ -695,7 +743,7 @@
             <w:noProof/>
             <w:webHidden/>
           </w:rPr>
-          <w:instrText xml:space="preserve"> PAGEREF _Toc240406681 \h </w:instrText>
+          <w:instrText xml:space="preserve"> PAGEREF _Toc240416105 \h </w:instrText>
         </w:r>
         <w:r>
           <w:rPr>
@@ -743,7 +791,7 @@
           <w14:ligatures w14:val="standardContextual"/>
         </w:rPr>
       </w:pPr>
-      <w:hyperlink w:anchor="_Toc240406682" w:history="1">
+      <w:hyperlink w:anchor="_Toc240416106" w:history="1">
         <w:r>
           <w:rPr>
             <w:rStyle w:val="aff9"/>
@@ -771,7 +819,7 @@
             <w:noProof/>
             <w:webHidden/>
           </w:rPr>
-          <w:instrText xml:space="preserve"> PAGEREF _Toc240406682 \h </w:instrText>
+          <w:instrText xml:space="preserve"> PAGEREF _Toc240416106 \h </w:instrText>
         </w:r>
         <w:r>
           <w:rPr>
@@ -819,7 +867,7 @@
           <w14:ligatures w14:val="standardContextual"/>
         </w:rPr>
       </w:pPr>
-      <w:hyperlink w:anchor="_Toc240406683" w:history="1">
+      <w:hyperlink w:anchor="_Toc240416107" w:history="1">
         <w:r>
           <w:rPr>
             <w:rStyle w:val="aff9"/>
@@ -847,7 +895,7 @@
             <w:noProof/>
             <w:webHidden/>
           </w:rPr>
-          <w:instrText xml:space="preserve"> PAGEREF _Toc240406683 \h </w:instrText>
+          <w:instrText xml:space="preserve"> PAGEREF _Toc240416107 \h </w:instrText>
         </w:r>
         <w:r>
           <w:rPr>
@@ -895,12 +943,13 @@
           <w14:ligatures w14:val="standardContextual"/>
         </w:rPr>
       </w:pPr>
-      <w:hyperlink w:anchor="_Toc240406684" w:history="1">
+      <w:hyperlink w:anchor="_Toc240416108" w:history="1">
         <w:r>
           <w:rPr>
             <w:rStyle w:val="aff9"/>
             <w:rFonts w:ascii="黑体" w:eastAsia="黑体" w:hAnsi="黑体"/>
             <w:noProof/>
+            <w:lang w:eastAsia="zh-CN"/>
           </w:rPr>
           <w:t>2.5 分页约定</w:t>
         </w:r>
@@ -923,7 +972,7 @@
             <w:noProof/>
             <w:webHidden/>
           </w:rPr>
-          <w:instrText xml:space="preserve"> PAGEREF _Toc240406684 \h </w:instrText>
+          <w:instrText xml:space="preserve"> PAGEREF _Toc240416108 \h </w:instrText>
         </w:r>
         <w:r>
           <w:rPr>
@@ -971,7 +1020,7 @@
           <w14:ligatures w14:val="standardContextual"/>
         </w:rPr>
       </w:pPr>
-      <w:hyperlink w:anchor="_Toc240406685" w:history="1">
+      <w:hyperlink w:anchor="_Toc240416109" w:history="1">
         <w:r>
           <w:rPr>
             <w:rStyle w:val="aff9"/>
@@ -999,7 +1048,7 @@
             <w:noProof/>
             <w:webHidden/>
           </w:rPr>
-          <w:instrText xml:space="preserve"> PAGEREF _Toc240406685 \h </w:instrText>
+          <w:instrText xml:space="preserve"> PAGEREF _Toc240416109 \h </w:instrText>
         </w:r>
         <w:r>
           <w:rPr>
@@ -1046,7 +1095,7 @@
           <w14:ligatures w14:val="standardContextual"/>
         </w:rPr>
       </w:pPr>
-      <w:hyperlink w:anchor="_Toc240406686" w:history="1">
+      <w:hyperlink w:anchor="_Toc240416110" w:history="1">
         <w:r>
           <w:rPr>
             <w:rStyle w:val="aff9"/>
@@ -1074,7 +1123,7 @@
             <w:noProof/>
             <w:webHidden/>
           </w:rPr>
-          <w:instrText xml:space="preserve"> PAGEREF _Toc240406686 \h </w:instrText>
+          <w:instrText xml:space="preserve"> PAGEREF _Toc240416110 \h </w:instrText>
         </w:r>
         <w:r>
           <w:rPr>
@@ -1122,7 +1171,7 @@
           <w14:ligatures w14:val="standardContextual"/>
         </w:rPr>
       </w:pPr>
-      <w:hyperlink w:anchor="_Toc240406687" w:history="1">
+      <w:hyperlink w:anchor="_Toc240416111" w:history="1">
         <w:r>
           <w:rPr>
             <w:rStyle w:val="aff9"/>
@@ -1150,7 +1199,7 @@
             <w:noProof/>
             <w:webHidden/>
           </w:rPr>
-          <w:instrText xml:space="preserve"> PAGEREF _Toc240406687 \h </w:instrText>
+          <w:instrText xml:space="preserve"> PAGEREF _Toc240416111 \h </w:instrText>
         </w:r>
         <w:r>
           <w:rPr>
@@ -1198,7 +1247,7 @@
           <w14:ligatures w14:val="standardContextual"/>
         </w:rPr>
       </w:pPr>
-      <w:hyperlink w:anchor="_Toc240406688" w:history="1">
+      <w:hyperlink w:anchor="_Toc240416112" w:history="1">
         <w:r>
           <w:rPr>
             <w:rStyle w:val="aff9"/>
@@ -1226,7 +1275,7 @@
             <w:noProof/>
             <w:webHidden/>
           </w:rPr>
-          <w:instrText xml:space="preserve"> PAGEREF _Toc240406688 \h </w:instrText>
+          <w:instrText xml:space="preserve"> PAGEREF _Toc240416112 \h </w:instrText>
         </w:r>
         <w:r>
           <w:rPr>
@@ -1274,7 +1323,7 @@
           <w14:ligatures w14:val="standardContextual"/>
         </w:rPr>
       </w:pPr>
-      <w:hyperlink w:anchor="_Toc240406689" w:history="1">
+      <w:hyperlink w:anchor="_Toc240416113" w:history="1">
         <w:r>
           <w:rPr>
             <w:rStyle w:val="aff9"/>
@@ -1302,7 +1351,7 @@
             <w:noProof/>
             <w:webHidden/>
           </w:rPr>
-          <w:instrText xml:space="preserve"> PAGEREF _Toc240406689 \h </w:instrText>
+          <w:instrText xml:space="preserve"> PAGEREF _Toc240416113 \h </w:instrText>
         </w:r>
         <w:r>
           <w:rPr>
@@ -1350,7 +1399,7 @@
           <w14:ligatures w14:val="standardContextual"/>
         </w:rPr>
       </w:pPr>
-      <w:hyperlink w:anchor="_Toc240406690" w:history="1">
+      <w:hyperlink w:anchor="_Toc240416114" w:history="1">
         <w:r>
           <w:rPr>
             <w:rStyle w:val="aff9"/>
@@ -1378,7 +1427,7 @@
             <w:noProof/>
             <w:webHidden/>
           </w:rPr>
-          <w:instrText xml:space="preserve"> PAGEREF _Toc240406690 \h </w:instrText>
+          <w:instrText xml:space="preserve"> PAGEREF _Toc240416114 \h </w:instrText>
         </w:r>
         <w:r>
           <w:rPr>
@@ -1426,7 +1475,7 @@
           <w14:ligatures w14:val="standardContextual"/>
         </w:rPr>
       </w:pPr>
-      <w:hyperlink w:anchor="_Toc240406691" w:history="1">
+      <w:hyperlink w:anchor="_Toc240416115" w:history="1">
         <w:r>
           <w:rPr>
             <w:rStyle w:val="aff9"/>
@@ -1454,7 +1503,7 @@
             <w:noProof/>
             <w:webHidden/>
           </w:rPr>
-          <w:instrText xml:space="preserve"> PAGEREF _Toc240406691 \h </w:instrText>
+          <w:instrText xml:space="preserve"> PAGEREF _Toc240416115 \h </w:instrText>
         </w:r>
         <w:r>
           <w:rPr>
@@ -1502,7 +1551,7 @@
           <w14:ligatures w14:val="standardContextual"/>
         </w:rPr>
       </w:pPr>
-      <w:hyperlink w:anchor="_Toc240406692" w:history="1">
+      <w:hyperlink w:anchor="_Toc240416116" w:history="1">
         <w:r>
           <w:rPr>
             <w:rStyle w:val="aff9"/>
@@ -1530,7 +1579,7 @@
             <w:noProof/>
             <w:webHidden/>
           </w:rPr>
-          <w:instrText xml:space="preserve"> PAGEREF _Toc240406692 \h </w:instrText>
+          <w:instrText xml:space="preserve"> PAGEREF _Toc240416116 \h </w:instrText>
         </w:r>
         <w:r>
           <w:rPr>
@@ -1577,7 +1626,7 @@
           <w14:ligatures w14:val="standardContextual"/>
         </w:rPr>
       </w:pPr>
-      <w:hyperlink w:anchor="_Toc240406693" w:history="1">
+      <w:hyperlink w:anchor="_Toc240416117" w:history="1">
         <w:r>
           <w:rPr>
             <w:rStyle w:val="aff9"/>
@@ -1605,7 +1654,7 @@
             <w:noProof/>
             <w:webHidden/>
           </w:rPr>
-          <w:instrText xml:space="preserve"> PAGEREF _Toc240406693 \h </w:instrText>
+          <w:instrText xml:space="preserve"> PAGEREF _Toc240416117 \h </w:instrText>
         </w:r>
         <w:r>
           <w:rPr>
@@ -1653,7 +1702,7 @@
           <w14:ligatures w14:val="standardContextual"/>
         </w:rPr>
       </w:pPr>
-      <w:hyperlink w:anchor="_Toc240406694" w:history="1">
+      <w:hyperlink w:anchor="_Toc240416118" w:history="1">
         <w:r>
           <w:rPr>
             <w:rStyle w:val="aff9"/>
@@ -1681,7 +1730,7 @@
             <w:noProof/>
             <w:webHidden/>
           </w:rPr>
-          <w:instrText xml:space="preserve"> PAGEREF _Toc240406694 \h </w:instrText>
+          <w:instrText xml:space="preserve"> PAGEREF _Toc240416118 \h </w:instrText>
         </w:r>
         <w:r>
           <w:rPr>
@@ -1729,12 +1778,13 @@
           <w14:ligatures w14:val="standardContextual"/>
         </w:rPr>
       </w:pPr>
-      <w:hyperlink w:anchor="_Toc240406695" w:history="1">
+      <w:hyperlink w:anchor="_Toc240416119" w:history="1">
         <w:r>
           <w:rPr>
             <w:rStyle w:val="aff9"/>
             <w:rFonts w:ascii="黑体" w:eastAsia="黑体" w:hAnsi="黑体"/>
             <w:noProof/>
+            <w:lang w:eastAsia="zh-CN"/>
           </w:rPr>
           <w:t>4.2 歌手详情　GET /api/music/artists/:artistId　（公开）</w:t>
         </w:r>
@@ -1757,7 +1807,7 @@
             <w:noProof/>
             <w:webHidden/>
           </w:rPr>
-          <w:instrText xml:space="preserve"> PAGEREF _Toc240406695 \h </w:instrText>
+          <w:instrText xml:space="preserve"> PAGEREF _Toc240416119 \h </w:instrText>
         </w:r>
         <w:r>
           <w:rPr>
@@ -1805,7 +1855,7 @@
           <w14:ligatures w14:val="standardContextual"/>
         </w:rPr>
       </w:pPr>
-      <w:hyperlink w:anchor="_Toc240406696" w:history="1">
+      <w:hyperlink w:anchor="_Toc240416120" w:history="1">
         <w:r>
           <w:rPr>
             <w:rStyle w:val="aff9"/>
@@ -1833,7 +1883,7 @@
             <w:noProof/>
             <w:webHidden/>
           </w:rPr>
-          <w:instrText xml:space="preserve"> PAGEREF _Toc240406696 \h </w:instrText>
+          <w:instrText xml:space="preserve"> PAGEREF _Toc240416120 \h </w:instrText>
         </w:r>
         <w:r>
           <w:rPr>
@@ -1881,7 +1931,7 @@
           <w14:ligatures w14:val="standardContextual"/>
         </w:rPr>
       </w:pPr>
-      <w:hyperlink w:anchor="_Toc240406697" w:history="1">
+      <w:hyperlink w:anchor="_Toc240416121" w:history="1">
         <w:r>
           <w:rPr>
             <w:rStyle w:val="aff9"/>
@@ -1909,7 +1959,7 @@
             <w:noProof/>
             <w:webHidden/>
           </w:rPr>
-          <w:instrText xml:space="preserve"> PAGEREF _Toc240406697 \h </w:instrText>
+          <w:instrText xml:space="preserve"> PAGEREF _Toc240416121 \h </w:instrText>
         </w:r>
         <w:r>
           <w:rPr>
@@ -1957,7 +2007,7 @@
           <w14:ligatures w14:val="standardContextual"/>
         </w:rPr>
       </w:pPr>
-      <w:hyperlink w:anchor="_Toc240406698" w:history="1">
+      <w:hyperlink w:anchor="_Toc240416122" w:history="1">
         <w:r>
           <w:rPr>
             <w:rStyle w:val="aff9"/>
@@ -1985,7 +2035,7 @@
             <w:noProof/>
             <w:webHidden/>
           </w:rPr>
-          <w:instrText xml:space="preserve"> PAGEREF _Toc240406698 \h </w:instrText>
+          <w:instrText xml:space="preserve"> PAGEREF _Toc240416122 \h </w:instrText>
         </w:r>
         <w:r>
           <w:rPr>
@@ -2033,7 +2083,7 @@
           <w14:ligatures w14:val="standardContextual"/>
         </w:rPr>
       </w:pPr>
-      <w:hyperlink w:anchor="_Toc240406699" w:history="1">
+      <w:hyperlink w:anchor="_Toc240416123" w:history="1">
         <w:r>
           <w:rPr>
             <w:rStyle w:val="aff9"/>
@@ -2061,7 +2111,7 @@
             <w:noProof/>
             <w:webHidden/>
           </w:rPr>
-          <w:instrText xml:space="preserve"> PAGEREF _Toc240406699 \h </w:instrText>
+          <w:instrText xml:space="preserve"> PAGEREF _Toc240416123 \h </w:instrText>
         </w:r>
         <w:r>
           <w:rPr>
@@ -2109,12 +2159,13 @@
           <w14:ligatures w14:val="standardContextual"/>
         </w:rPr>
       </w:pPr>
-      <w:hyperlink w:anchor="_Toc240406700" w:history="1">
+      <w:hyperlink w:anchor="_Toc240416124" w:history="1">
         <w:r>
           <w:rPr>
             <w:rStyle w:val="aff9"/>
             <w:rFonts w:ascii="黑体" w:eastAsia="黑体" w:hAnsi="黑体"/>
             <w:noProof/>
+            <w:lang w:eastAsia="zh-CN"/>
           </w:rPr>
           <w:t>4.7 流派列表　GET /api/music/genres　（公开）</w:t>
         </w:r>
@@ -2137,7 +2188,7 @@
             <w:noProof/>
             <w:webHidden/>
           </w:rPr>
-          <w:instrText xml:space="preserve"> PAGEREF _Toc240406700 \h </w:instrText>
+          <w:instrText xml:space="preserve"> PAGEREF _Toc240416124 \h </w:instrText>
         </w:r>
         <w:r>
           <w:rPr>
@@ -2184,7 +2235,7 @@
           <w14:ligatures w14:val="standardContextual"/>
         </w:rPr>
       </w:pPr>
-      <w:hyperlink w:anchor="_Toc240406701" w:history="1">
+      <w:hyperlink w:anchor="_Toc240416125" w:history="1">
         <w:r>
           <w:rPr>
             <w:rStyle w:val="aff9"/>
@@ -2212,7 +2263,7 @@
             <w:noProof/>
             <w:webHidden/>
           </w:rPr>
-          <w:instrText xml:space="preserve"> PAGEREF _Toc240406701 \h </w:instrText>
+          <w:instrText xml:space="preserve"> PAGEREF _Toc240416125 \h </w:instrText>
         </w:r>
         <w:r>
           <w:rPr>
@@ -2260,7 +2311,7 @@
           <w14:ligatures w14:val="standardContextual"/>
         </w:rPr>
       </w:pPr>
-      <w:hyperlink w:anchor="_Toc240406702" w:history="1">
+      <w:hyperlink w:anchor="_Toc240416126" w:history="1">
         <w:r>
           <w:rPr>
             <w:rStyle w:val="aff9"/>
@@ -2288,7 +2339,7 @@
             <w:noProof/>
             <w:webHidden/>
           </w:rPr>
-          <w:instrText xml:space="preserve"> PAGEREF _Toc240406702 \h </w:instrText>
+          <w:instrText xml:space="preserve"> PAGEREF _Toc240416126 \h </w:instrText>
         </w:r>
         <w:r>
           <w:rPr>
@@ -2336,7 +2387,7 @@
           <w14:ligatures w14:val="standardContextual"/>
         </w:rPr>
       </w:pPr>
-      <w:hyperlink w:anchor="_Toc240406703" w:history="1">
+      <w:hyperlink w:anchor="_Toc240416127" w:history="1">
         <w:r>
           <w:rPr>
             <w:rStyle w:val="aff9"/>
@@ -2364,7 +2415,7 @@
             <w:noProof/>
             <w:webHidden/>
           </w:rPr>
-          <w:instrText xml:space="preserve"> PAGEREF _Toc240406703 \h </w:instrText>
+          <w:instrText xml:space="preserve"> PAGEREF _Toc240416127 \h </w:instrText>
         </w:r>
         <w:r>
           <w:rPr>
@@ -2412,7 +2463,7 @@
           <w14:ligatures w14:val="standardContextual"/>
         </w:rPr>
       </w:pPr>
-      <w:hyperlink w:anchor="_Toc240406704" w:history="1">
+      <w:hyperlink w:anchor="_Toc240416128" w:history="1">
         <w:r>
           <w:rPr>
             <w:rStyle w:val="aff9"/>
@@ -2440,7 +2491,7 @@
             <w:noProof/>
             <w:webHidden/>
           </w:rPr>
-          <w:instrText xml:space="preserve"> PAGEREF _Toc240406704 \h </w:instrText>
+          <w:instrText xml:space="preserve"> PAGEREF _Toc240416128 \h </w:instrText>
         </w:r>
         <w:r>
           <w:rPr>
@@ -2488,7 +2539,7 @@
           <w14:ligatures w14:val="standardContextual"/>
         </w:rPr>
       </w:pPr>
-      <w:hyperlink w:anchor="_Toc240406705" w:history="1">
+      <w:hyperlink w:anchor="_Toc240416129" w:history="1">
         <w:r>
           <w:rPr>
             <w:rStyle w:val="aff9"/>
@@ -2516,7 +2567,7 @@
             <w:noProof/>
             <w:webHidden/>
           </w:rPr>
-          <w:instrText xml:space="preserve"> PAGEREF _Toc240406705 \h </w:instrText>
+          <w:instrText xml:space="preserve"> PAGEREF _Toc240416129 \h </w:instrText>
         </w:r>
         <w:r>
           <w:rPr>
@@ -2536,7 +2587,7 @@
             <w:noProof/>
             <w:webHidden/>
           </w:rPr>
-          <w:t>15</w:t>
+          <w:t>16</w:t>
         </w:r>
         <w:r>
           <w:rPr>
@@ -2564,7 +2615,7 @@
           <w14:ligatures w14:val="standardContextual"/>
         </w:rPr>
       </w:pPr>
-      <w:hyperlink w:anchor="_Toc240406706" w:history="1">
+      <w:hyperlink w:anchor="_Toc240416130" w:history="1">
         <w:r>
           <w:rPr>
             <w:rStyle w:val="aff9"/>
@@ -2592,7 +2643,7 @@
             <w:noProof/>
             <w:webHidden/>
           </w:rPr>
-          <w:instrText xml:space="preserve"> PAGEREF _Toc240406706 \h </w:instrText>
+          <w:instrText xml:space="preserve"> PAGEREF _Toc240416130 \h </w:instrText>
         </w:r>
         <w:r>
           <w:rPr>
@@ -2640,7 +2691,7 @@
           <w14:ligatures w14:val="standardContextual"/>
         </w:rPr>
       </w:pPr>
-      <w:hyperlink w:anchor="_Toc240406707" w:history="1">
+      <w:hyperlink w:anchor="_Toc240416131" w:history="1">
         <w:r>
           <w:rPr>
             <w:rStyle w:val="aff9"/>
@@ -2668,7 +2719,7 @@
             <w:noProof/>
             <w:webHidden/>
           </w:rPr>
-          <w:instrText xml:space="preserve"> PAGEREF _Toc240406707 \h </w:instrText>
+          <w:instrText xml:space="preserve"> PAGEREF _Toc240416131 \h </w:instrText>
         </w:r>
         <w:r>
           <w:rPr>
@@ -2716,7 +2767,7 @@
           <w14:ligatures w14:val="standardContextual"/>
         </w:rPr>
       </w:pPr>
-      <w:hyperlink w:anchor="_Toc240406708" w:history="1">
+      <w:hyperlink w:anchor="_Toc240416132" w:history="1">
         <w:r>
           <w:rPr>
             <w:rStyle w:val="aff9"/>
@@ -2744,7 +2795,7 @@
             <w:noProof/>
             <w:webHidden/>
           </w:rPr>
-          <w:instrText xml:space="preserve"> PAGEREF _Toc240406708 \h </w:instrText>
+          <w:instrText xml:space="preserve"> PAGEREF _Toc240416132 \h </w:instrText>
         </w:r>
         <w:r>
           <w:rPr>
@@ -2764,7 +2815,7 @@
             <w:noProof/>
             <w:webHidden/>
           </w:rPr>
-          <w:t>16</w:t>
+          <w:t>17</w:t>
         </w:r>
         <w:r>
           <w:rPr>
@@ -2792,7 +2843,7 @@
           <w14:ligatures w14:val="standardContextual"/>
         </w:rPr>
       </w:pPr>
-      <w:hyperlink w:anchor="_Toc240406709" w:history="1">
+      <w:hyperlink w:anchor="_Toc240416133" w:history="1">
         <w:r>
           <w:rPr>
             <w:rStyle w:val="aff9"/>
@@ -2820,7 +2871,7 @@
             <w:noProof/>
             <w:webHidden/>
           </w:rPr>
-          <w:instrText xml:space="preserve"> PAGEREF _Toc240406709 \h </w:instrText>
+          <w:instrText xml:space="preserve"> PAGEREF _Toc240416133 \h </w:instrText>
         </w:r>
         <w:r>
           <w:rPr>
@@ -2867,7 +2918,7 @@
           <w14:ligatures w14:val="standardContextual"/>
         </w:rPr>
       </w:pPr>
-      <w:hyperlink w:anchor="_Toc240406710" w:history="1">
+      <w:hyperlink w:anchor="_Toc240416134" w:history="1">
         <w:r>
           <w:rPr>
             <w:rStyle w:val="aff9"/>
@@ -2895,7 +2946,7 @@
             <w:noProof/>
             <w:webHidden/>
           </w:rPr>
-          <w:instrText xml:space="preserve"> PAGEREF _Toc240406710 \h </w:instrText>
+          <w:instrText xml:space="preserve"> PAGEREF _Toc240416134 \h </w:instrText>
         </w:r>
         <w:r>
           <w:rPr>
@@ -2943,7 +2994,7 @@
           <w14:ligatures w14:val="standardContextual"/>
         </w:rPr>
       </w:pPr>
-      <w:hyperlink w:anchor="_Toc240406711" w:history="1">
+      <w:hyperlink w:anchor="_Toc240416135" w:history="1">
         <w:r>
           <w:rPr>
             <w:rStyle w:val="aff9"/>
@@ -2971,7 +3022,7 @@
             <w:noProof/>
             <w:webHidden/>
           </w:rPr>
-          <w:instrText xml:space="preserve"> PAGEREF _Toc240406711 \h </w:instrText>
+          <w:instrText xml:space="preserve"> PAGEREF _Toc240416135 \h </w:instrText>
         </w:r>
         <w:r>
           <w:rPr>
@@ -3019,7 +3070,7 @@
           <w14:ligatures w14:val="standardContextual"/>
         </w:rPr>
       </w:pPr>
-      <w:hyperlink w:anchor="_Toc240406712" w:history="1">
+      <w:hyperlink w:anchor="_Toc240416136" w:history="1">
         <w:r>
           <w:rPr>
             <w:rStyle w:val="aff9"/>
@@ -3047,7 +3098,7 @@
             <w:noProof/>
             <w:webHidden/>
           </w:rPr>
-          <w:instrText xml:space="preserve"> PAGEREF _Toc240406712 \h </w:instrText>
+          <w:instrText xml:space="preserve"> PAGEREF _Toc240416136 \h </w:instrText>
         </w:r>
         <w:r>
           <w:rPr>
@@ -3067,7 +3118,7 @@
             <w:noProof/>
             <w:webHidden/>
           </w:rPr>
-          <w:t>17</w:t>
+          <w:t>18</w:t>
         </w:r>
         <w:r>
           <w:rPr>
@@ -3095,7 +3146,7 @@
           <w14:ligatures w14:val="standardContextual"/>
         </w:rPr>
       </w:pPr>
-      <w:hyperlink w:anchor="_Toc240406713" w:history="1">
+      <w:hyperlink w:anchor="_Toc240416137" w:history="1">
         <w:r>
           <w:rPr>
             <w:rStyle w:val="aff9"/>
@@ -3123,7 +3174,7 @@
             <w:noProof/>
             <w:webHidden/>
           </w:rPr>
-          <w:instrText xml:space="preserve"> PAGEREF _Toc240406713 \h </w:instrText>
+          <w:instrText xml:space="preserve"> PAGEREF _Toc240416137 \h </w:instrText>
         </w:r>
         <w:r>
           <w:rPr>
@@ -3171,7 +3222,7 @@
           <w14:ligatures w14:val="standardContextual"/>
         </w:rPr>
       </w:pPr>
-      <w:hyperlink w:anchor="_Toc240406714" w:history="1">
+      <w:hyperlink w:anchor="_Toc240416138" w:history="1">
         <w:r>
           <w:rPr>
             <w:rStyle w:val="aff9"/>
@@ -3199,7 +3250,7 @@
             <w:noProof/>
             <w:webHidden/>
           </w:rPr>
-          <w:instrText xml:space="preserve"> PAGEREF _Toc240406714 \h </w:instrText>
+          <w:instrText xml:space="preserve"> PAGEREF _Toc240416138 \h </w:instrText>
         </w:r>
         <w:r>
           <w:rPr>
@@ -3247,7 +3298,7 @@
           <w14:ligatures w14:val="standardContextual"/>
         </w:rPr>
       </w:pPr>
-      <w:hyperlink w:anchor="_Toc240406715" w:history="1">
+      <w:hyperlink w:anchor="_Toc240416139" w:history="1">
         <w:r>
           <w:rPr>
             <w:rStyle w:val="aff9"/>
@@ -3275,7 +3326,7 @@
             <w:noProof/>
             <w:webHidden/>
           </w:rPr>
-          <w:instrText xml:space="preserve"> PAGEREF _Toc240406715 \h </w:instrText>
+          <w:instrText xml:space="preserve"> PAGEREF _Toc240416139 \h </w:instrText>
         </w:r>
         <w:r>
           <w:rPr>
@@ -3295,7 +3346,7 @@
             <w:noProof/>
             <w:webHidden/>
           </w:rPr>
-          <w:t>18</w:t>
+          <w:t>19</w:t>
         </w:r>
         <w:r>
           <w:rPr>
@@ -3323,7 +3374,7 @@
           <w14:ligatures w14:val="standardContextual"/>
         </w:rPr>
       </w:pPr>
-      <w:hyperlink w:anchor="_Toc240406716" w:history="1">
+      <w:hyperlink w:anchor="_Toc240416140" w:history="1">
         <w:r>
           <w:rPr>
             <w:rStyle w:val="aff9"/>
@@ -3351,7 +3402,7 @@
             <w:noProof/>
             <w:webHidden/>
           </w:rPr>
-          <w:instrText xml:space="preserve"> PAGEREF _Toc240406716 \h </w:instrText>
+          <w:instrText xml:space="preserve"> PAGEREF _Toc240416140 \h </w:instrText>
         </w:r>
         <w:r>
           <w:rPr>
@@ -3399,7 +3450,7 @@
           <w14:ligatures w14:val="standardContextual"/>
         </w:rPr>
       </w:pPr>
-      <w:hyperlink w:anchor="_Toc240406717" w:history="1">
+      <w:hyperlink w:anchor="_Toc240416141" w:history="1">
         <w:r>
           <w:rPr>
             <w:rStyle w:val="aff9"/>
@@ -3427,7 +3478,7 @@
             <w:noProof/>
             <w:webHidden/>
           </w:rPr>
-          <w:instrText xml:space="preserve"> PAGEREF _Toc240406717 \h </w:instrText>
+          <w:instrText xml:space="preserve"> PAGEREF _Toc240416141 \h </w:instrText>
         </w:r>
         <w:r>
           <w:rPr>
@@ -3474,7 +3525,7 @@
           <w14:ligatures w14:val="standardContextual"/>
         </w:rPr>
       </w:pPr>
-      <w:hyperlink w:anchor="_Toc240406718" w:history="1">
+      <w:hyperlink w:anchor="_Toc240416142" w:history="1">
         <w:r>
           <w:rPr>
             <w:rStyle w:val="aff9"/>
@@ -3502,7 +3553,7 @@
             <w:noProof/>
             <w:webHidden/>
           </w:rPr>
-          <w:instrText xml:space="preserve"> PAGEREF _Toc240406718 \h </w:instrText>
+          <w:instrText xml:space="preserve"> PAGEREF _Toc240416142 \h </w:instrText>
         </w:r>
         <w:r>
           <w:rPr>
@@ -3522,7 +3573,7 @@
             <w:noProof/>
             <w:webHidden/>
           </w:rPr>
-          <w:t>19</w:t>
+          <w:t>20</w:t>
         </w:r>
         <w:r>
           <w:rPr>
@@ -3550,7 +3601,7 @@
           <w14:ligatures w14:val="standardContextual"/>
         </w:rPr>
       </w:pPr>
-      <w:hyperlink w:anchor="_Toc240406719" w:history="1">
+      <w:hyperlink w:anchor="_Toc240416143" w:history="1">
         <w:r>
           <w:rPr>
             <w:rStyle w:val="aff9"/>
@@ -3578,7 +3629,7 @@
             <w:noProof/>
             <w:webHidden/>
           </w:rPr>
-          <w:instrText xml:space="preserve"> PAGEREF _Toc240406719 \h </w:instrText>
+          <w:instrText xml:space="preserve"> PAGEREF _Toc240416143 \h </w:instrText>
         </w:r>
         <w:r>
           <w:rPr>
@@ -3598,7 +3649,7 @@
             <w:noProof/>
             <w:webHidden/>
           </w:rPr>
-          <w:t>19</w:t>
+          <w:t>20</w:t>
         </w:r>
         <w:r>
           <w:rPr>
@@ -3626,7 +3677,7 @@
           <w14:ligatures w14:val="standardContextual"/>
         </w:rPr>
       </w:pPr>
-      <w:hyperlink w:anchor="_Toc240406720" w:history="1">
+      <w:hyperlink w:anchor="_Toc240416144" w:history="1">
         <w:r>
           <w:rPr>
             <w:rStyle w:val="aff9"/>
@@ -3654,7 +3705,7 @@
             <w:noProof/>
             <w:webHidden/>
           </w:rPr>
-          <w:instrText xml:space="preserve"> PAGEREF _Toc240406720 \h </w:instrText>
+          <w:instrText xml:space="preserve"> PAGEREF _Toc240416144 \h </w:instrText>
         </w:r>
         <w:r>
           <w:rPr>
@@ -3702,7 +3753,7 @@
           <w14:ligatures w14:val="standardContextual"/>
         </w:rPr>
       </w:pPr>
-      <w:hyperlink w:anchor="_Toc240406721" w:history="1">
+      <w:hyperlink w:anchor="_Toc240416145" w:history="1">
         <w:r>
           <w:rPr>
             <w:rStyle w:val="aff9"/>
@@ -3730,7 +3781,7 @@
             <w:noProof/>
             <w:webHidden/>
           </w:rPr>
-          <w:instrText xml:space="preserve"> PAGEREF _Toc240406721 \h </w:instrText>
+          <w:instrText xml:space="preserve"> PAGEREF _Toc240416145 \h </w:instrText>
         </w:r>
         <w:r>
           <w:rPr>
@@ -3778,7 +3829,7 @@
           <w14:ligatures w14:val="standardContextual"/>
         </w:rPr>
       </w:pPr>
-      <w:hyperlink w:anchor="_Toc240406722" w:history="1">
+      <w:hyperlink w:anchor="_Toc240416146" w:history="1">
         <w:r>
           <w:rPr>
             <w:rStyle w:val="aff9"/>
@@ -3806,7 +3857,7 @@
             <w:noProof/>
             <w:webHidden/>
           </w:rPr>
-          <w:instrText xml:space="preserve"> PAGEREF _Toc240406722 \h </w:instrText>
+          <w:instrText xml:space="preserve"> PAGEREF _Toc240416146 \h </w:instrText>
         </w:r>
         <w:r>
           <w:rPr>
@@ -3854,7 +3905,7 @@
           <w14:ligatures w14:val="standardContextual"/>
         </w:rPr>
       </w:pPr>
-      <w:hyperlink w:anchor="_Toc240406723" w:history="1">
+      <w:hyperlink w:anchor="_Toc240416147" w:history="1">
         <w:r>
           <w:rPr>
             <w:rStyle w:val="aff9"/>
@@ -3882,7 +3933,7 @@
             <w:noProof/>
             <w:webHidden/>
           </w:rPr>
-          <w:instrText xml:space="preserve"> PAGEREF _Toc240406723 \h </w:instrText>
+          <w:instrText xml:space="preserve"> PAGEREF _Toc240416147 \h </w:instrText>
         </w:r>
         <w:r>
           <w:rPr>
@@ -3902,7 +3953,7 @@
             <w:noProof/>
             <w:webHidden/>
           </w:rPr>
-          <w:t>20</w:t>
+          <w:t>21</w:t>
         </w:r>
         <w:r>
           <w:rPr>
@@ -3929,7 +3980,7 @@
           <w14:ligatures w14:val="standardContextual"/>
         </w:rPr>
       </w:pPr>
-      <w:hyperlink w:anchor="_Toc240406724" w:history="1">
+      <w:hyperlink w:anchor="_Toc240416148" w:history="1">
         <w:r>
           <w:rPr>
             <w:rStyle w:val="aff9"/>
@@ -3957,7 +4008,7 @@
             <w:noProof/>
             <w:webHidden/>
           </w:rPr>
-          <w:instrText xml:space="preserve"> PAGEREF _Toc240406724 \h </w:instrText>
+          <w:instrText xml:space="preserve"> PAGEREF _Toc240416148 \h </w:instrText>
         </w:r>
         <w:r>
           <w:rPr>
@@ -3977,7 +4028,7 @@
             <w:noProof/>
             <w:webHidden/>
           </w:rPr>
-          <w:t>20</w:t>
+          <w:t>21</w:t>
         </w:r>
         <w:r>
           <w:rPr>
@@ -4005,7 +4056,7 @@
           <w14:ligatures w14:val="standardContextual"/>
         </w:rPr>
       </w:pPr>
-      <w:hyperlink w:anchor="_Toc240406725" w:history="1">
+      <w:hyperlink w:anchor="_Toc240416149" w:history="1">
         <w:r>
           <w:rPr>
             <w:rStyle w:val="aff9"/>
@@ -4033,7 +4084,7 @@
             <w:noProof/>
             <w:webHidden/>
           </w:rPr>
-          <w:instrText xml:space="preserve"> PAGEREF _Toc240406725 \h </w:instrText>
+          <w:instrText xml:space="preserve"> PAGEREF _Toc240416149 \h </w:instrText>
         </w:r>
         <w:r>
           <w:rPr>
@@ -4053,7 +4104,7 @@
             <w:noProof/>
             <w:webHidden/>
           </w:rPr>
-          <w:t>20</w:t>
+          <w:t>21</w:t>
         </w:r>
         <w:r>
           <w:rPr>
@@ -4081,7 +4132,7 @@
           <w14:ligatures w14:val="standardContextual"/>
         </w:rPr>
       </w:pPr>
-      <w:hyperlink w:anchor="_Toc240406726" w:history="1">
+      <w:hyperlink w:anchor="_Toc240416150" w:history="1">
         <w:r>
           <w:rPr>
             <w:rStyle w:val="aff9"/>
@@ -4109,7 +4160,7 @@
             <w:noProof/>
             <w:webHidden/>
           </w:rPr>
-          <w:instrText xml:space="preserve"> PAGEREF _Toc240406726 \h </w:instrText>
+          <w:instrText xml:space="preserve"> PAGEREF _Toc240416150 \h </w:instrText>
         </w:r>
         <w:r>
           <w:rPr>
@@ -4156,7 +4207,7 @@
           <w14:ligatures w14:val="standardContextual"/>
         </w:rPr>
       </w:pPr>
-      <w:hyperlink w:anchor="_Toc240406727" w:history="1">
+      <w:hyperlink w:anchor="_Toc240416151" w:history="1">
         <w:r>
           <w:rPr>
             <w:rStyle w:val="aff9"/>
@@ -4184,7 +4235,7 @@
             <w:noProof/>
             <w:webHidden/>
           </w:rPr>
-          <w:instrText xml:space="preserve"> PAGEREF _Toc240406727 \h </w:instrText>
+          <w:instrText xml:space="preserve"> PAGEREF _Toc240416151 \h </w:instrText>
         </w:r>
         <w:r>
           <w:rPr>
@@ -4232,7 +4283,7 @@
           <w14:ligatures w14:val="standardContextual"/>
         </w:rPr>
       </w:pPr>
-      <w:hyperlink w:anchor="_Toc240406728" w:history="1">
+      <w:hyperlink w:anchor="_Toc240416152" w:history="1">
         <w:r>
           <w:rPr>
             <w:rStyle w:val="aff9"/>
@@ -4260,7 +4311,7 @@
             <w:noProof/>
             <w:webHidden/>
           </w:rPr>
-          <w:instrText xml:space="preserve"> PAGEREF _Toc240406728 \h </w:instrText>
+          <w:instrText xml:space="preserve"> PAGEREF _Toc240416152 \h </w:instrText>
         </w:r>
         <w:r>
           <w:rPr>
@@ -4280,7 +4331,7 @@
             <w:noProof/>
             <w:webHidden/>
           </w:rPr>
-          <w:t>21</w:t>
+          <w:t>22</w:t>
         </w:r>
         <w:r>
           <w:rPr>
@@ -4308,7 +4359,7 @@
           <w14:ligatures w14:val="standardContextual"/>
         </w:rPr>
       </w:pPr>
-      <w:hyperlink w:anchor="_Toc240406729" w:history="1">
+      <w:hyperlink w:anchor="_Toc240416153" w:history="1">
         <w:r>
           <w:rPr>
             <w:rStyle w:val="aff9"/>
@@ -4336,7 +4387,7 @@
             <w:noProof/>
             <w:webHidden/>
           </w:rPr>
-          <w:instrText xml:space="preserve"> PAGEREF _Toc240406729 \h </w:instrText>
+          <w:instrText xml:space="preserve"> PAGEREF _Toc240416153 \h </w:instrText>
         </w:r>
         <w:r>
           <w:rPr>
@@ -4356,7 +4407,7 @@
             <w:noProof/>
             <w:webHidden/>
           </w:rPr>
-          <w:t>21</w:t>
+          <w:t>22</w:t>
         </w:r>
         <w:r>
           <w:rPr>
@@ -4384,7 +4435,7 @@
           <w14:ligatures w14:val="standardContextual"/>
         </w:rPr>
       </w:pPr>
-      <w:hyperlink w:anchor="_Toc240406730" w:history="1">
+      <w:hyperlink w:anchor="_Toc240416154" w:history="1">
         <w:r>
           <w:rPr>
             <w:rStyle w:val="aff9"/>
@@ -4412,7 +4463,7 @@
             <w:noProof/>
             <w:webHidden/>
           </w:rPr>
-          <w:instrText xml:space="preserve"> PAGEREF _Toc240406730 \h </w:instrText>
+          <w:instrText xml:space="preserve"> PAGEREF _Toc240416154 \h </w:instrText>
         </w:r>
         <w:r>
           <w:rPr>
@@ -4460,7 +4511,7 @@
           <w14:ligatures w14:val="standardContextual"/>
         </w:rPr>
       </w:pPr>
-      <w:hyperlink w:anchor="_Toc240406731" w:history="1">
+      <w:hyperlink w:anchor="_Toc240416155" w:history="1">
         <w:r>
           <w:rPr>
             <w:rStyle w:val="aff9"/>
@@ -4488,7 +4539,7 @@
             <w:noProof/>
             <w:webHidden/>
           </w:rPr>
-          <w:instrText xml:space="preserve"> PAGEREF _Toc240406731 \h </w:instrText>
+          <w:instrText xml:space="preserve"> PAGEREF _Toc240416155 \h </w:instrText>
         </w:r>
         <w:r>
           <w:rPr>
@@ -4536,7 +4587,7 @@
           <w14:ligatures w14:val="standardContextual"/>
         </w:rPr>
       </w:pPr>
-      <w:hyperlink w:anchor="_Toc240406732" w:history="1">
+      <w:hyperlink w:anchor="_Toc240416156" w:history="1">
         <w:r>
           <w:rPr>
             <w:rStyle w:val="aff9"/>
@@ -4564,7 +4615,7 @@
             <w:noProof/>
             <w:webHidden/>
           </w:rPr>
-          <w:instrText xml:space="preserve"> PAGEREF _Toc240406732 \h </w:instrText>
+          <w:instrText xml:space="preserve"> PAGEREF _Toc240416156 \h </w:instrText>
         </w:r>
         <w:r>
           <w:rPr>
@@ -4584,7 +4635,7 @@
             <w:noProof/>
             <w:webHidden/>
           </w:rPr>
-          <w:t>22</w:t>
+          <w:t>23</w:t>
         </w:r>
         <w:r>
           <w:rPr>
@@ -4612,7 +4663,7 @@
           <w14:ligatures w14:val="standardContextual"/>
         </w:rPr>
       </w:pPr>
-      <w:hyperlink w:anchor="_Toc240406733" w:history="1">
+      <w:hyperlink w:anchor="_Toc240416157" w:history="1">
         <w:r>
           <w:rPr>
             <w:rStyle w:val="aff9"/>
@@ -4640,7 +4691,7 @@
             <w:noProof/>
             <w:webHidden/>
           </w:rPr>
-          <w:instrText xml:space="preserve"> PAGEREF _Toc240406733 \h </w:instrText>
+          <w:instrText xml:space="preserve"> PAGEREF _Toc240416157 \h </w:instrText>
         </w:r>
         <w:r>
           <w:rPr>
@@ -4687,12 +4738,13 @@
           <w14:ligatures w14:val="standardContextual"/>
         </w:rPr>
       </w:pPr>
-      <w:hyperlink w:anchor="_Toc240406734" w:history="1">
+      <w:hyperlink w:anchor="_Toc240416158" w:history="1">
         <w:r>
           <w:rPr>
             <w:rStyle w:val="aff9"/>
             <w:rFonts w:ascii="黑体" w:eastAsia="黑体" w:hAnsi="黑体"/>
             <w:noProof/>
+            <w:lang w:eastAsia="zh-CN"/>
           </w:rPr>
           <w:t>十、关键数据结构</w:t>
         </w:r>
@@ -4715,7 +4767,7 @@
             <w:noProof/>
             <w:webHidden/>
           </w:rPr>
-          <w:instrText xml:space="preserve"> PAGEREF _Toc240406734 \h </w:instrText>
+          <w:instrText xml:space="preserve"> PAGEREF _Toc240416158 \h </w:instrText>
         </w:r>
         <w:r>
           <w:rPr>
@@ -4763,12 +4815,13 @@
           <w14:ligatures w14:val="standardContextual"/>
         </w:rPr>
       </w:pPr>
-      <w:hyperlink w:anchor="_Toc240406735" w:history="1">
+      <w:hyperlink w:anchor="_Toc240416159" w:history="1">
         <w:r>
           <w:rPr>
             <w:rStyle w:val="aff9"/>
             <w:rFonts w:ascii="黑体" w:eastAsia="黑体" w:hAnsi="黑体"/>
             <w:noProof/>
+            <w:lang w:eastAsia="zh-CN"/>
           </w:rPr>
           <w:t>10.1 专辑对象</w:t>
         </w:r>
@@ -4791,7 +4844,7 @@
             <w:noProof/>
             <w:webHidden/>
           </w:rPr>
-          <w:instrText xml:space="preserve"> PAGEREF _Toc240406735 \h </w:instrText>
+          <w:instrText xml:space="preserve"> PAGEREF _Toc240416159 \h </w:instrText>
         </w:r>
         <w:r>
           <w:rPr>
@@ -4839,7 +4892,7 @@
           <w14:ligatures w14:val="standardContextual"/>
         </w:rPr>
       </w:pPr>
-      <w:hyperlink w:anchor="_Toc240406736" w:history="1">
+      <w:hyperlink w:anchor="_Toc240416160" w:history="1">
         <w:r>
           <w:rPr>
             <w:rStyle w:val="aff9"/>
@@ -4867,7 +4920,7 @@
             <w:noProof/>
             <w:webHidden/>
           </w:rPr>
-          <w:instrText xml:space="preserve"> PAGEREF _Toc240406736 \h </w:instrText>
+          <w:instrText xml:space="preserve"> PAGEREF _Toc240416160 \h </w:instrText>
         </w:r>
         <w:r>
           <w:rPr>
@@ -4887,7 +4940,7 @@
             <w:noProof/>
             <w:webHidden/>
           </w:rPr>
-          <w:t>23</w:t>
+          <w:t>24</w:t>
         </w:r>
         <w:r>
           <w:rPr>
@@ -4915,7 +4968,7 @@
           <w14:ligatures w14:val="standardContextual"/>
         </w:rPr>
       </w:pPr>
-      <w:hyperlink w:anchor="_Toc240406737" w:history="1">
+      <w:hyperlink w:anchor="_Toc240416161" w:history="1">
         <w:r>
           <w:rPr>
             <w:rStyle w:val="aff9"/>
@@ -4943,7 +4996,7 @@
             <w:noProof/>
             <w:webHidden/>
           </w:rPr>
-          <w:instrText xml:space="preserve"> PAGEREF _Toc240406737 \h </w:instrText>
+          <w:instrText xml:space="preserve"> PAGEREF _Toc240416161 \h </w:instrText>
         </w:r>
         <w:r>
           <w:rPr>
@@ -4990,7 +5043,7 @@
           <w14:ligatures w14:val="standardContextual"/>
         </w:rPr>
       </w:pPr>
-      <w:hyperlink w:anchor="_Toc240406738" w:history="1">
+      <w:hyperlink w:anchor="_Toc240416162" w:history="1">
         <w:r>
           <w:rPr>
             <w:rStyle w:val="aff9"/>
@@ -5018,7 +5071,7 @@
             <w:noProof/>
             <w:webHidden/>
           </w:rPr>
-          <w:instrText xml:space="preserve"> PAGEREF _Toc240406738 \h </w:instrText>
+          <w:instrText xml:space="preserve"> PAGEREF _Toc240416162 \h </w:instrText>
         </w:r>
         <w:r>
           <w:rPr>
@@ -5065,7 +5118,7 @@
           <w14:ligatures w14:val="standardContextual"/>
         </w:rPr>
       </w:pPr>
-      <w:hyperlink w:anchor="_Toc240406739" w:history="1">
+      <w:hyperlink w:anchor="_Toc240416163" w:history="1">
         <w:r>
           <w:rPr>
             <w:rStyle w:val="aff9"/>
@@ -5093,7 +5146,7 @@
             <w:noProof/>
             <w:webHidden/>
           </w:rPr>
-          <w:instrText xml:space="preserve"> PAGEREF _Toc240406739 \h </w:instrText>
+          <w:instrText xml:space="preserve"> PAGEREF _Toc240416163 \h </w:instrText>
         </w:r>
         <w:r>
           <w:rPr>
@@ -5133,11 +5186,15 @@
       <w:pPr>
         <w:pStyle w:val="1"/>
         <w:spacing w:before="240" w:after="120" w:line="360" w:lineRule="auto"/>
-      </w:pPr>
-      <w:bookmarkStart w:id="0" w:name="_Toc240406675"/>
+        <w:rPr>
+          <w:lang w:eastAsia="zh-CN"/>
+        </w:rPr>
+      </w:pPr>
+      <w:bookmarkStart w:id="0" w:name="_Toc240416099"/>
       <w:r>
         <w:rPr>
           <w:rFonts w:ascii="黑体" w:eastAsia="黑体" w:hAnsi="黑体"/>
+          <w:lang w:eastAsia="zh-CN"/>
         </w:rPr>
         <w:t>一、文档说明</w:t>
       </w:r>
@@ -5147,17 +5204,22 @@
       <w:pPr>
         <w:pStyle w:val="21"/>
         <w:spacing w:after="120" w:line="360" w:lineRule="auto"/>
-      </w:pPr>
-      <w:bookmarkStart w:id="1" w:name="_Toc240406676"/>
+        <w:rPr>
+          <w:lang w:eastAsia="zh-CN"/>
+        </w:rPr>
+      </w:pPr>
+      <w:bookmarkStart w:id="1" w:name="_Toc240416100"/>
       <w:r>
         <w:rPr>
           <w:rFonts w:ascii="黑体" w:eastAsia="黑体" w:hAnsi="黑体"/>
+          <w:lang w:eastAsia="zh-CN"/>
         </w:rPr>
         <w:t xml:space="preserve">1.1 </w:t>
       </w:r>
       <w:r>
         <w:rPr>
           <w:rFonts w:ascii="黑体" w:eastAsia="黑体" w:hAnsi="黑体"/>
+          <w:lang w:eastAsia="zh-CN"/>
         </w:rPr>
         <w:t>编写目的</w:t>
       </w:r>
@@ -5167,34 +5229,42 @@
       <w:pPr>
         <w:spacing w:after="0" w:line="360" w:lineRule="auto"/>
         <w:ind w:firstLine="480"/>
-      </w:pPr>
-      <w:r>
-        <w:rPr>
-          <w:color w:val="000000"/>
+        <w:rPr>
+          <w:lang w:eastAsia="zh-CN"/>
+        </w:rPr>
+      </w:pPr>
+      <w:r>
+        <w:rPr>
+          <w:color w:val="000000"/>
+          <w:lang w:eastAsia="zh-CN"/>
         </w:rPr>
         <w:t>本文档定义</w:t>
       </w:r>
       <w:r>
         <w:rPr>
           <w:color w:val="000000"/>
+          <w:lang w:eastAsia="zh-CN"/>
         </w:rPr>
         <w:t>"</w:t>
       </w:r>
       <w:r>
         <w:rPr>
           <w:color w:val="000000"/>
+          <w:lang w:eastAsia="zh-CN"/>
         </w:rPr>
         <w:t>音格</w:t>
       </w:r>
       <w:r>
         <w:rPr>
           <w:color w:val="000000"/>
+          <w:lang w:eastAsia="zh-CN"/>
         </w:rPr>
         <w:t>"</w:t>
       </w:r>
       <w:r>
         <w:rPr>
           <w:color w:val="000000"/>
+          <w:lang w:eastAsia="zh-CN"/>
         </w:rPr>
         <w:t>平台前后端之间的接口契约，明确每个接口的请求方式、路径、参数、鉴权要求与返回结构。本文档同时作为后端开发的实现依据、前端联调的对接依据与系统测试的验证依据。</w:t>
       </w:r>
@@ -5203,17 +5273,22 @@
       <w:pPr>
         <w:pStyle w:val="21"/>
         <w:spacing w:after="120" w:line="360" w:lineRule="auto"/>
-      </w:pPr>
-      <w:bookmarkStart w:id="2" w:name="_Toc240406677"/>
+        <w:rPr>
+          <w:lang w:eastAsia="zh-CN"/>
+        </w:rPr>
+      </w:pPr>
+      <w:bookmarkStart w:id="2" w:name="_Toc240416101"/>
       <w:r>
         <w:rPr>
           <w:rFonts w:ascii="黑体" w:eastAsia="黑体" w:hAnsi="黑体"/>
+          <w:lang w:eastAsia="zh-CN"/>
         </w:rPr>
         <w:t xml:space="preserve">1.2 </w:t>
       </w:r>
       <w:r>
         <w:rPr>
           <w:rFonts w:ascii="黑体" w:eastAsia="黑体" w:hAnsi="黑体"/>
+          <w:lang w:eastAsia="zh-CN"/>
         </w:rPr>
         <w:t>读者对象</w:t>
       </w:r>
@@ -5223,10 +5298,14 @@
       <w:pPr>
         <w:spacing w:after="0" w:line="360" w:lineRule="auto"/>
         <w:ind w:firstLine="480"/>
-      </w:pPr>
-      <w:r>
-        <w:rPr>
-          <w:color w:val="000000"/>
+        <w:rPr>
+          <w:lang w:eastAsia="zh-CN"/>
+        </w:rPr>
+      </w:pPr>
+      <w:r>
+        <w:rPr>
+          <w:color w:val="000000"/>
+          <w:lang w:eastAsia="zh-CN"/>
         </w:rPr>
         <w:t>前端开发者、后端开发者、测试人员与答辩评审。</w:t>
       </w:r>
@@ -5235,17 +5314,22 @@
       <w:pPr>
         <w:pStyle w:val="21"/>
         <w:spacing w:after="120" w:line="360" w:lineRule="auto"/>
-      </w:pPr>
-      <w:bookmarkStart w:id="3" w:name="_Toc240406678"/>
+        <w:rPr>
+          <w:lang w:eastAsia="zh-CN"/>
+        </w:rPr>
+      </w:pPr>
+      <w:bookmarkStart w:id="3" w:name="_Toc240416102"/>
       <w:r>
         <w:rPr>
           <w:rFonts w:ascii="黑体" w:eastAsia="黑体" w:hAnsi="黑体"/>
+          <w:lang w:eastAsia="zh-CN"/>
         </w:rPr>
         <w:t xml:space="preserve">1.3 </w:t>
       </w:r>
       <w:r>
         <w:rPr>
           <w:rFonts w:ascii="黑体" w:eastAsia="黑体" w:hAnsi="黑体"/>
+          <w:lang w:eastAsia="zh-CN"/>
         </w:rPr>
         <w:t>依据文档</w:t>
       </w:r>
@@ -5255,34 +5339,42 @@
       <w:pPr>
         <w:spacing w:after="0" w:line="360" w:lineRule="auto"/>
         <w:ind w:firstLine="480"/>
-      </w:pPr>
-      <w:r>
-        <w:rPr>
-          <w:color w:val="000000"/>
+        <w:rPr>
+          <w:lang w:eastAsia="zh-CN"/>
+        </w:rPr>
+      </w:pPr>
+      <w:r>
+        <w:rPr>
+          <w:color w:val="000000"/>
+          <w:lang w:eastAsia="zh-CN"/>
         </w:rPr>
         <w:t>《音格需求分析文档》</w:t>
       </w:r>
       <w:r>
         <w:rPr>
           <w:color w:val="000000"/>
+          <w:lang w:eastAsia="zh-CN"/>
         </w:rPr>
         <w:t>v1.0</w:t>
       </w:r>
       <w:r>
         <w:rPr>
           <w:color w:val="000000"/>
+          <w:lang w:eastAsia="zh-CN"/>
         </w:rPr>
         <w:t>。接口与其中的功能需求编号（</w:t>
       </w:r>
       <w:r>
         <w:rPr>
           <w:color w:val="000000"/>
+          <w:lang w:eastAsia="zh-CN"/>
         </w:rPr>
         <w:t>FR-XX</w:t>
       </w:r>
       <w:r>
         <w:rPr>
           <w:color w:val="000000"/>
+          <w:lang w:eastAsia="zh-CN"/>
         </w:rPr>
         <w:t>）、页面清单一一对应。</w:t>
       </w:r>
@@ -5291,11 +5383,15 @@
       <w:pPr>
         <w:pStyle w:val="1"/>
         <w:spacing w:before="240" w:after="120" w:line="360" w:lineRule="auto"/>
-      </w:pPr>
-      <w:bookmarkStart w:id="4" w:name="_Toc240406679"/>
+        <w:rPr>
+          <w:lang w:eastAsia="zh-CN"/>
+        </w:rPr>
+      </w:pPr>
+      <w:bookmarkStart w:id="4" w:name="_Toc240416103"/>
       <w:r>
         <w:rPr>
           <w:rFonts w:ascii="黑体" w:eastAsia="黑体" w:hAnsi="黑体"/>
+          <w:lang w:eastAsia="zh-CN"/>
         </w:rPr>
         <w:t>二、接口规范总则</w:t>
       </w:r>
@@ -5305,17 +5401,22 @@
       <w:pPr>
         <w:pStyle w:val="21"/>
         <w:spacing w:after="120" w:line="360" w:lineRule="auto"/>
-      </w:pPr>
-      <w:bookmarkStart w:id="5" w:name="_Toc240406680"/>
+        <w:rPr>
+          <w:lang w:eastAsia="zh-CN"/>
+        </w:rPr>
+      </w:pPr>
+      <w:bookmarkStart w:id="5" w:name="_Toc240416104"/>
       <w:r>
         <w:rPr>
           <w:rFonts w:ascii="黑体" w:eastAsia="黑体" w:hAnsi="黑体"/>
+          <w:lang w:eastAsia="zh-CN"/>
         </w:rPr>
         <w:t xml:space="preserve">2.1 </w:t>
       </w:r>
       <w:r>
         <w:rPr>
           <w:rFonts w:ascii="黑体" w:eastAsia="黑体" w:hAnsi="黑体"/>
+          <w:lang w:eastAsia="zh-CN"/>
         </w:rPr>
         <w:t>基础信息</w:t>
       </w:r>
@@ -5496,10 +5597,16 @@
             <w:tcW w:w="4156" w:type="dxa"/>
           </w:tcPr>
           <w:p>
-            <w:r>
-              <w:rPr>
-                <w:color w:val="000000"/>
-                <w:sz w:val="21"/>
+            <w:pPr>
+              <w:rPr>
+                <w:lang w:eastAsia="zh-CN"/>
+              </w:rPr>
+            </w:pPr>
+            <w:r>
+              <w:rPr>
+                <w:color w:val="000000"/>
+                <w:sz w:val="21"/>
+                <w:lang w:eastAsia="zh-CN"/>
               </w:rPr>
               <w:t>开发环境</w:t>
             </w:r>
@@ -5507,6 +5614,7 @@
               <w:rPr>
                 <w:color w:val="000000"/>
                 <w:sz w:val="21"/>
+                <w:lang w:eastAsia="zh-CN"/>
               </w:rPr>
               <w:t xml:space="preserve"> HTTP</w:t>
             </w:r>
@@ -5514,6 +5622,7 @@
               <w:rPr>
                 <w:color w:val="000000"/>
                 <w:sz w:val="21"/>
+                <w:lang w:eastAsia="zh-CN"/>
               </w:rPr>
               <w:t>，线上环境</w:t>
             </w:r>
@@ -5521,6 +5630,7 @@
               <w:rPr>
                 <w:color w:val="000000"/>
                 <w:sz w:val="21"/>
+                <w:lang w:eastAsia="zh-CN"/>
               </w:rPr>
               <w:t xml:space="preserve"> HTTPS</w:t>
             </w:r>
@@ -5714,10 +5824,16 @@
             <w:tcW w:w="4156" w:type="dxa"/>
           </w:tcPr>
           <w:p>
-            <w:r>
-              <w:rPr>
-                <w:color w:val="000000"/>
-                <w:sz w:val="21"/>
+            <w:pPr>
+              <w:rPr>
+                <w:lang w:eastAsia="zh-CN"/>
+              </w:rPr>
+            </w:pPr>
+            <w:r>
+              <w:rPr>
+                <w:color w:val="000000"/>
+                <w:sz w:val="21"/>
+                <w:lang w:eastAsia="zh-CN"/>
               </w:rPr>
               <w:t>接口返回</w:t>
             </w:r>
@@ -5725,6 +5841,7 @@
               <w:rPr>
                 <w:color w:val="000000"/>
                 <w:sz w:val="21"/>
+                <w:lang w:eastAsia="zh-CN"/>
               </w:rPr>
               <w:t xml:space="preserve"> 100×100 </w:t>
             </w:r>
@@ -5732,6 +5849,7 @@
               <w:rPr>
                 <w:color w:val="000000"/>
                 <w:sz w:val="21"/>
+                <w:lang w:eastAsia="zh-CN"/>
               </w:rPr>
               <w:t>地址，服务端将路径</w:t>
             </w:r>
@@ -5739,6 +5857,7 @@
               <w:rPr>
                 <w:color w:val="000000"/>
                 <w:sz w:val="21"/>
+                <w:lang w:eastAsia="zh-CN"/>
               </w:rPr>
               <w:lastRenderedPageBreak/>
               <w:t>中的</w:t>
@@ -5747,6 +5866,7 @@
               <w:rPr>
                 <w:color w:val="000000"/>
                 <w:sz w:val="21"/>
+                <w:lang w:eastAsia="zh-CN"/>
               </w:rPr>
               <w:t xml:space="preserve"> `100x100bb` </w:t>
             </w:r>
@@ -5754,6 +5874,7 @@
               <w:rPr>
                 <w:color w:val="000000"/>
                 <w:sz w:val="21"/>
+                <w:lang w:eastAsia="zh-CN"/>
               </w:rPr>
               <w:t>替换为</w:t>
             </w:r>
@@ -5761,6 +5882,7 @@
               <w:rPr>
                 <w:color w:val="000000"/>
                 <w:sz w:val="21"/>
+                <w:lang w:eastAsia="zh-CN"/>
               </w:rPr>
               <w:t xml:space="preserve"> `600x600bb` </w:t>
             </w:r>
@@ -5768,6 +5890,7 @@
               <w:rPr>
                 <w:color w:val="000000"/>
                 <w:sz w:val="21"/>
+                <w:lang w:eastAsia="zh-CN"/>
               </w:rPr>
               <w:t>或更大尺寸后使用</w:t>
             </w:r>
@@ -5779,11 +5902,15 @@
       <w:pPr>
         <w:pStyle w:val="21"/>
         <w:spacing w:after="120" w:line="360" w:lineRule="auto"/>
-      </w:pPr>
-      <w:bookmarkStart w:id="6" w:name="_Toc240406681"/>
+        <w:rPr>
+          <w:lang w:eastAsia="zh-CN"/>
+        </w:rPr>
+      </w:pPr>
+      <w:bookmarkStart w:id="6" w:name="_Toc240416105"/>
       <w:r>
         <w:rPr>
           <w:rFonts w:ascii="黑体" w:eastAsia="黑体" w:hAnsi="黑体"/>
+          <w:lang w:eastAsia="zh-CN"/>
         </w:rPr>
         <w:lastRenderedPageBreak/>
         <w:t xml:space="preserve">2.2 </w:t>
@@ -5791,6 +5918,7 @@
       <w:r>
         <w:rPr>
           <w:rFonts w:ascii="黑体" w:eastAsia="黑体" w:hAnsi="黑体"/>
+          <w:lang w:eastAsia="zh-CN"/>
         </w:rPr>
         <w:t>统一响应结构</w:t>
       </w:r>
@@ -5800,22 +5928,28 @@
       <w:pPr>
         <w:spacing w:after="0" w:line="360" w:lineRule="auto"/>
         <w:ind w:firstLine="480"/>
-      </w:pPr>
-      <w:r>
-        <w:rPr>
-          <w:color w:val="000000"/>
+        <w:rPr>
+          <w:lang w:eastAsia="zh-CN"/>
+        </w:rPr>
+      </w:pPr>
+      <w:r>
+        <w:rPr>
+          <w:color w:val="000000"/>
+          <w:lang w:eastAsia="zh-CN"/>
         </w:rPr>
         <w:t>所有接口（含错误）均返回如下结构，前端只需判断</w:t>
       </w:r>
       <w:r>
         <w:rPr>
           <w:color w:val="000000"/>
+          <w:lang w:eastAsia="zh-CN"/>
         </w:rPr>
         <w:t xml:space="preserve"> `code` </w:t>
       </w:r>
       <w:r>
         <w:rPr>
           <w:color w:val="000000"/>
+          <w:lang w:eastAsia="zh-CN"/>
         </w:rPr>
         <w:t>字段：</w:t>
       </w:r>
@@ -6034,10 +6168,16 @@
             <w:tcW w:w="2771" w:type="dxa"/>
           </w:tcPr>
           <w:p>
-            <w:r>
-              <w:rPr>
-                <w:color w:val="000000"/>
-                <w:sz w:val="21"/>
+            <w:pPr>
+              <w:rPr>
+                <w:lang w:eastAsia="zh-CN"/>
+              </w:rPr>
+            </w:pPr>
+            <w:r>
+              <w:rPr>
+                <w:color w:val="000000"/>
+                <w:sz w:val="21"/>
+                <w:lang w:eastAsia="zh-CN"/>
               </w:rPr>
               <w:t>业务状态码，</w:t>
             </w:r>
@@ -6045,6 +6185,7 @@
               <w:rPr>
                 <w:color w:val="000000"/>
                 <w:sz w:val="21"/>
+                <w:lang w:eastAsia="zh-CN"/>
               </w:rPr>
               <w:t xml:space="preserve">`0` </w:t>
             </w:r>
@@ -6052,6 +6193,7 @@
               <w:rPr>
                 <w:color w:val="000000"/>
                 <w:sz w:val="21"/>
+                <w:lang w:eastAsia="zh-CN"/>
               </w:rPr>
               <w:t>表示成功，非</w:t>
             </w:r>
@@ -6059,6 +6201,7 @@
               <w:rPr>
                 <w:color w:val="000000"/>
                 <w:sz w:val="21"/>
+                <w:lang w:eastAsia="zh-CN"/>
               </w:rPr>
               <w:t xml:space="preserve"> 0 </w:t>
             </w:r>
@@ -6066,6 +6209,7 @@
               <w:rPr>
                 <w:color w:val="000000"/>
                 <w:sz w:val="21"/>
+                <w:lang w:eastAsia="zh-CN"/>
               </w:rPr>
               <w:t>表示失败</w:t>
             </w:r>
@@ -6106,10 +6250,16 @@
             <w:tcW w:w="2771" w:type="dxa"/>
           </w:tcPr>
           <w:p>
-            <w:r>
-              <w:rPr>
-                <w:color w:val="000000"/>
-                <w:sz w:val="21"/>
+            <w:pPr>
+              <w:rPr>
+                <w:lang w:eastAsia="zh-CN"/>
+              </w:rPr>
+            </w:pPr>
+            <w:r>
+              <w:rPr>
+                <w:color w:val="000000"/>
+                <w:sz w:val="21"/>
+                <w:lang w:eastAsia="zh-CN"/>
               </w:rPr>
               <w:t>提示信息，失败时为可展示给用户的文案</w:t>
             </w:r>
@@ -6150,10 +6300,16 @@
             <w:tcW w:w="2771" w:type="dxa"/>
           </w:tcPr>
           <w:p>
-            <w:r>
-              <w:rPr>
-                <w:color w:val="000000"/>
-                <w:sz w:val="21"/>
+            <w:pPr>
+              <w:rPr>
+                <w:lang w:eastAsia="zh-CN"/>
+              </w:rPr>
+            </w:pPr>
+            <w:r>
+              <w:rPr>
+                <w:color w:val="000000"/>
+                <w:sz w:val="21"/>
+                <w:lang w:eastAsia="zh-CN"/>
               </w:rPr>
               <w:t>业务数据，失败时为</w:t>
             </w:r>
@@ -6161,6 +6317,7 @@
               <w:rPr>
                 <w:color w:val="000000"/>
                 <w:sz w:val="21"/>
+                <w:lang w:eastAsia="zh-CN"/>
               </w:rPr>
               <w:t xml:space="preserve"> `null`</w:t>
             </w:r>
@@ -6173,7 +6330,7 @@
         <w:pStyle w:val="21"/>
         <w:spacing w:after="120" w:line="360" w:lineRule="auto"/>
       </w:pPr>
-      <w:bookmarkStart w:id="7" w:name="_Toc240406682"/>
+      <w:bookmarkStart w:id="7" w:name="_Toc240416106"/>
       <w:r>
         <w:rPr>
           <w:rFonts w:ascii="黑体" w:eastAsia="黑体" w:hAnsi="黑体"/>
@@ -6605,10 +6762,16 @@
             <w:tcW w:w="2771" w:type="dxa"/>
           </w:tcPr>
           <w:p>
-            <w:r>
-              <w:rPr>
-                <w:color w:val="000000"/>
-                <w:sz w:val="21"/>
+            <w:pPr>
+              <w:rPr>
+                <w:lang w:eastAsia="zh-CN"/>
+              </w:rPr>
+            </w:pPr>
+            <w:r>
+              <w:rPr>
+                <w:color w:val="000000"/>
+                <w:sz w:val="21"/>
+                <w:lang w:eastAsia="zh-CN"/>
               </w:rPr>
               <w:t>提示并清除本地登录态</w:t>
             </w:r>
@@ -6707,10 +6870,16 @@
             <w:tcW w:w="2771" w:type="dxa"/>
           </w:tcPr>
           <w:p>
-            <w:r>
-              <w:rPr>
-                <w:color w:val="000000"/>
-                <w:sz w:val="21"/>
+            <w:pPr>
+              <w:rPr>
+                <w:lang w:eastAsia="zh-CN"/>
+              </w:rPr>
+            </w:pPr>
+            <w:r>
+              <w:rPr>
+                <w:color w:val="000000"/>
+                <w:sz w:val="21"/>
+                <w:lang w:eastAsia="zh-CN"/>
               </w:rPr>
               <w:t>提示使用缓存数据或稍后重试</w:t>
             </w:r>
@@ -6811,7 +6980,7 @@
         <w:pStyle w:val="21"/>
         <w:spacing w:after="120" w:line="360" w:lineRule="auto"/>
       </w:pPr>
-      <w:bookmarkStart w:id="8" w:name="_Toc240406683"/>
+      <w:bookmarkStart w:id="8" w:name="_Toc240416107"/>
       <w:r>
         <w:rPr>
           <w:rFonts w:ascii="黑体" w:eastAsia="黑体" w:hAnsi="黑体"/>
@@ -6830,34 +6999,42 @@
       <w:pPr>
         <w:spacing w:after="0" w:line="360" w:lineRule="auto"/>
         <w:ind w:firstLine="480"/>
-      </w:pPr>
-      <w:r>
-        <w:rPr>
-          <w:color w:val="000000"/>
+        <w:rPr>
+          <w:lang w:eastAsia="zh-CN"/>
+        </w:rPr>
+      </w:pPr>
+      <w:r>
+        <w:rPr>
+          <w:color w:val="000000"/>
+          <w:lang w:eastAsia="zh-CN"/>
         </w:rPr>
         <w:t>除标注为</w:t>
       </w:r>
       <w:r>
         <w:rPr>
           <w:color w:val="000000"/>
+          <w:lang w:eastAsia="zh-CN"/>
         </w:rPr>
         <w:t>"</w:t>
       </w:r>
       <w:r>
         <w:rPr>
           <w:color w:val="000000"/>
+          <w:lang w:eastAsia="zh-CN"/>
         </w:rPr>
         <w:t>公开</w:t>
       </w:r>
       <w:r>
         <w:rPr>
           <w:color w:val="000000"/>
+          <w:lang w:eastAsia="zh-CN"/>
         </w:rPr>
         <w:t>"</w:t>
       </w:r>
       <w:r>
         <w:rPr>
           <w:color w:val="000000"/>
+          <w:lang w:eastAsia="zh-CN"/>
         </w:rPr>
         <w:t>的接口外，其余接口均需在请求头携带令牌：</w:t>
       </w:r>
@@ -6959,11 +7136,15 @@
       <w:pPr>
         <w:pStyle w:val="21"/>
         <w:spacing w:after="120" w:line="360" w:lineRule="auto"/>
-      </w:pPr>
-      <w:bookmarkStart w:id="9" w:name="_Toc240406684"/>
+        <w:rPr>
+          <w:lang w:eastAsia="zh-CN"/>
+        </w:rPr>
+      </w:pPr>
+      <w:bookmarkStart w:id="9" w:name="_Toc240416108"/>
       <w:r>
         <w:rPr>
           <w:rFonts w:ascii="黑体" w:eastAsia="黑体" w:hAnsi="黑体"/>
+          <w:lang w:eastAsia="zh-CN"/>
         </w:rPr>
         <w:lastRenderedPageBreak/>
         <w:t xml:space="preserve">2.5 </w:t>
@@ -6971,6 +7152,7 @@
       <w:r>
         <w:rPr>
           <w:rFonts w:ascii="黑体" w:eastAsia="黑体" w:hAnsi="黑体"/>
+          <w:lang w:eastAsia="zh-CN"/>
         </w:rPr>
         <w:t>分页约定</w:t>
       </w:r>
@@ -6980,10 +7162,14 @@
       <w:pPr>
         <w:spacing w:after="0" w:line="360" w:lineRule="auto"/>
         <w:ind w:firstLine="480"/>
-      </w:pPr>
-      <w:r>
-        <w:rPr>
-          <w:color w:val="000000"/>
+        <w:rPr>
+          <w:lang w:eastAsia="zh-CN"/>
+        </w:rPr>
+      </w:pPr>
+      <w:r>
+        <w:rPr>
+          <w:color w:val="000000"/>
+          <w:lang w:eastAsia="zh-CN"/>
         </w:rPr>
         <w:t>列表类接口统一使用以下查询参数与返回结构。</w:t>
       </w:r>
@@ -7417,7 +7603,7 @@
         <w:pStyle w:val="21"/>
         <w:spacing w:after="120" w:line="360" w:lineRule="auto"/>
       </w:pPr>
-      <w:bookmarkStart w:id="10" w:name="_Toc240406685"/>
+      <w:bookmarkStart w:id="10" w:name="_Toc240416109"/>
       <w:r>
         <w:rPr>
           <w:rFonts w:ascii="黑体" w:eastAsia="黑体" w:hAnsi="黑体"/>
@@ -11917,7 +12103,7 @@
         <w:pStyle w:val="1"/>
         <w:spacing w:before="240" w:after="120" w:line="360" w:lineRule="auto"/>
       </w:pPr>
-      <w:bookmarkStart w:id="11" w:name="_Toc240406686"/>
+      <w:bookmarkStart w:id="11" w:name="_Toc240416110"/>
       <w:r>
         <w:rPr>
           <w:rFonts w:ascii="黑体" w:eastAsia="黑体" w:hAnsi="黑体"/>
@@ -11931,7 +12117,7 @@
         <w:pStyle w:val="21"/>
         <w:spacing w:after="120" w:line="360" w:lineRule="auto"/>
       </w:pPr>
-      <w:bookmarkStart w:id="12" w:name="_Toc240406687"/>
+      <w:bookmarkStart w:id="12" w:name="_Toc240416111"/>
       <w:r>
         <w:rPr>
           <w:rFonts w:ascii="黑体" w:eastAsia="黑体" w:hAnsi="黑体"/>
@@ -11962,10 +12148,14 @@
       <w:pPr>
         <w:spacing w:after="0" w:line="360" w:lineRule="auto"/>
         <w:ind w:firstLine="480"/>
-      </w:pPr>
-      <w:r>
-        <w:rPr>
-          <w:color w:val="000000"/>
+        <w:rPr>
+          <w:lang w:eastAsia="zh-CN"/>
+        </w:rPr>
+      </w:pPr>
+      <w:r>
+        <w:rPr>
+          <w:color w:val="000000"/>
+          <w:lang w:eastAsia="zh-CN"/>
         </w:rPr>
         <w:t>创建新用户账号，密码经单向加密后存储。</w:t>
       </w:r>
@@ -12154,10 +12344,16 @@
             <w:tcW w:w="2078" w:type="dxa"/>
           </w:tcPr>
           <w:p>
-            <w:r>
-              <w:rPr>
-                <w:color w:val="000000"/>
-                <w:sz w:val="21"/>
+            <w:pPr>
+              <w:rPr>
+                <w:lang w:eastAsia="zh-CN"/>
+              </w:rPr>
+            </w:pPr>
+            <w:r>
+              <w:rPr>
+                <w:color w:val="000000"/>
+                <w:sz w:val="21"/>
+                <w:lang w:eastAsia="zh-CN"/>
               </w:rPr>
               <w:t>账号，</w:t>
             </w:r>
@@ -12165,6 +12361,7 @@
               <w:rPr>
                 <w:color w:val="000000"/>
                 <w:sz w:val="21"/>
+                <w:lang w:eastAsia="zh-CN"/>
               </w:rPr>
               <w:t xml:space="preserve">4 </w:t>
             </w:r>
@@ -12172,6 +12369,7 @@
               <w:rPr>
                 <w:color w:val="000000"/>
                 <w:sz w:val="21"/>
+                <w:lang w:eastAsia="zh-CN"/>
               </w:rPr>
               <w:t>至</w:t>
             </w:r>
@@ -12179,6 +12377,7 @@
               <w:rPr>
                 <w:color w:val="000000"/>
                 <w:sz w:val="21"/>
+                <w:lang w:eastAsia="zh-CN"/>
               </w:rPr>
               <w:t xml:space="preserve"> 20 </w:t>
             </w:r>
@@ -12186,6 +12385,7 @@
               <w:rPr>
                 <w:color w:val="000000"/>
                 <w:sz w:val="21"/>
+                <w:lang w:eastAsia="zh-CN"/>
               </w:rPr>
               <w:t>位字母或数字，全局唯一</w:t>
             </w:r>
@@ -12326,10 +12526,16 @@
             <w:tcW w:w="2078" w:type="dxa"/>
           </w:tcPr>
           <w:p>
-            <w:r>
-              <w:rPr>
-                <w:color w:val="000000"/>
-                <w:sz w:val="21"/>
+            <w:pPr>
+              <w:rPr>
+                <w:lang w:eastAsia="zh-CN"/>
+              </w:rPr>
+            </w:pPr>
+            <w:r>
+              <w:rPr>
+                <w:color w:val="000000"/>
+                <w:sz w:val="21"/>
+                <w:lang w:eastAsia="zh-CN"/>
               </w:rPr>
               <w:t>昵称，缺省时默认为账号</w:t>
             </w:r>
@@ -12402,12 +12608,16 @@
         <w:shd w:val="clear" w:color="auto" w:fill="F2F4F7"/>
         <w:spacing w:after="0" w:line="240" w:lineRule="auto"/>
         <w:ind w:left="240"/>
+        <w:rPr>
+          <w:lang w:eastAsia="zh-CN"/>
+        </w:rPr>
       </w:pPr>
       <w:r>
         <w:rPr>
           <w:rFonts w:ascii="Consolas" w:hAnsi="Consolas"/>
           <w:color w:val="26313F"/>
           <w:sz w:val="18"/>
+          <w:lang w:eastAsia="zh-CN"/>
         </w:rPr>
         <w:t>}</w:t>
       </w:r>
@@ -12416,34 +12626,42 @@
       <w:pPr>
         <w:spacing w:after="0" w:line="360" w:lineRule="auto"/>
         <w:ind w:firstLine="480"/>
-      </w:pPr>
-      <w:r>
-        <w:rPr>
-          <w:color w:val="000000"/>
+        <w:rPr>
+          <w:lang w:eastAsia="zh-CN"/>
+        </w:rPr>
+      </w:pPr>
+      <w:r>
+        <w:rPr>
+          <w:color w:val="000000"/>
+          <w:lang w:eastAsia="zh-CN"/>
         </w:rPr>
         <w:t>失败情形：账号已存在返回</w:t>
       </w:r>
       <w:r>
         <w:rPr>
           <w:color w:val="000000"/>
+          <w:lang w:eastAsia="zh-CN"/>
         </w:rPr>
         <w:t xml:space="preserve"> `1001`</w:t>
       </w:r>
       <w:r>
         <w:rPr>
           <w:color w:val="000000"/>
+          <w:lang w:eastAsia="zh-CN"/>
         </w:rPr>
         <w:t>；参数不合规返回</w:t>
       </w:r>
       <w:r>
         <w:rPr>
           <w:color w:val="000000"/>
+          <w:lang w:eastAsia="zh-CN"/>
         </w:rPr>
         <w:t xml:space="preserve"> `1001`</w:t>
       </w:r>
       <w:r>
         <w:rPr>
           <w:color w:val="000000"/>
+          <w:lang w:eastAsia="zh-CN"/>
         </w:rPr>
         <w:t>。</w:t>
       </w:r>
@@ -12453,7 +12671,7 @@
         <w:pStyle w:val="21"/>
         <w:spacing w:after="120" w:line="360" w:lineRule="auto"/>
       </w:pPr>
-      <w:bookmarkStart w:id="13" w:name="_Toc240406688"/>
+      <w:bookmarkStart w:id="13" w:name="_Toc240416112"/>
       <w:r>
         <w:rPr>
           <w:rFonts w:ascii="黑体" w:eastAsia="黑体" w:hAnsi="黑体"/>
@@ -12938,7 +13156,7 @@
         <w:pStyle w:val="21"/>
         <w:spacing w:after="120" w:line="360" w:lineRule="auto"/>
       </w:pPr>
-      <w:bookmarkStart w:id="14" w:name="_Toc240406689"/>
+      <w:bookmarkStart w:id="14" w:name="_Toc240416113"/>
       <w:r>
         <w:rPr>
           <w:rFonts w:ascii="黑体" w:eastAsia="黑体" w:hAnsi="黑体"/>
@@ -12969,10 +13187,14 @@
       <w:pPr>
         <w:spacing w:after="0" w:line="360" w:lineRule="auto"/>
         <w:ind w:firstLine="480"/>
-      </w:pPr>
-      <w:r>
-        <w:rPr>
-          <w:color w:val="000000"/>
+        <w:rPr>
+          <w:lang w:eastAsia="zh-CN"/>
+        </w:rPr>
+      </w:pPr>
+      <w:r>
+        <w:rPr>
+          <w:color w:val="000000"/>
+          <w:lang w:eastAsia="zh-CN"/>
         </w:rPr>
         <w:t>用于页面刷新后恢复登录态。</w:t>
       </w:r>
@@ -13073,7 +13295,7 @@
         <w:pStyle w:val="21"/>
         <w:spacing w:after="120" w:line="360" w:lineRule="auto"/>
       </w:pPr>
-      <w:bookmarkStart w:id="15" w:name="_Toc240406690"/>
+      <w:bookmarkStart w:id="15" w:name="_Toc240416114"/>
       <w:r>
         <w:rPr>
           <w:rFonts w:ascii="黑体" w:eastAsia="黑体" w:hAnsi="黑体"/>
@@ -13132,7 +13354,7 @@
         <w:pStyle w:val="21"/>
         <w:spacing w:after="120" w:line="360" w:lineRule="auto"/>
       </w:pPr>
-      <w:bookmarkStart w:id="16" w:name="_Toc240406691"/>
+      <w:bookmarkStart w:id="16" w:name="_Toc240416115"/>
       <w:r>
         <w:rPr>
           <w:rFonts w:ascii="黑体" w:eastAsia="黑体" w:hAnsi="黑体"/>
@@ -13401,10 +13623,16 @@
             <w:tcW w:w="2078" w:type="dxa"/>
           </w:tcPr>
           <w:p>
-            <w:r>
-              <w:rPr>
-                <w:color w:val="000000"/>
-                <w:sz w:val="21"/>
+            <w:pPr>
+              <w:rPr>
+                <w:lang w:eastAsia="zh-CN"/>
+              </w:rPr>
+            </w:pPr>
+            <w:r>
+              <w:rPr>
+                <w:color w:val="000000"/>
+                <w:sz w:val="21"/>
+                <w:lang w:eastAsia="zh-CN"/>
               </w:rPr>
               <w:t>原密码，修改密码时必填</w:t>
             </w:r>
@@ -13459,10 +13687,16 @@
             <w:tcW w:w="2078" w:type="dxa"/>
           </w:tcPr>
           <w:p>
-            <w:r>
-              <w:rPr>
-                <w:color w:val="000000"/>
-                <w:sz w:val="21"/>
+            <w:pPr>
+              <w:rPr>
+                <w:lang w:eastAsia="zh-CN"/>
+              </w:rPr>
+            </w:pPr>
+            <w:r>
+              <w:rPr>
+                <w:color w:val="000000"/>
+                <w:sz w:val="21"/>
+                <w:lang w:eastAsia="zh-CN"/>
               </w:rPr>
               <w:t>新密码，修改密码时必填</w:t>
             </w:r>
@@ -13490,7 +13724,7 @@
         <w:pStyle w:val="21"/>
         <w:spacing w:after="120" w:line="360" w:lineRule="auto"/>
       </w:pPr>
-      <w:bookmarkStart w:id="17" w:name="_Toc240406692"/>
+      <w:bookmarkStart w:id="17" w:name="_Toc240416116"/>
       <w:r>
         <w:rPr>
           <w:rFonts w:ascii="黑体" w:eastAsia="黑体" w:hAnsi="黑体"/>
@@ -13610,7 +13844,7 @@
         <w:pStyle w:val="1"/>
         <w:spacing w:before="240" w:after="120" w:line="360" w:lineRule="auto"/>
       </w:pPr>
-      <w:bookmarkStart w:id="18" w:name="_Toc240406693"/>
+      <w:bookmarkStart w:id="18" w:name="_Toc240416117"/>
       <w:r>
         <w:rPr>
           <w:rFonts w:ascii="黑体" w:eastAsia="黑体" w:hAnsi="黑体"/>
@@ -13624,7 +13858,7 @@
         <w:pStyle w:val="21"/>
         <w:spacing w:after="120" w:line="360" w:lineRule="auto"/>
       </w:pPr>
-      <w:bookmarkStart w:id="19" w:name="_Toc240406694"/>
+      <w:bookmarkStart w:id="19" w:name="_Toc240416118"/>
       <w:r>
         <w:rPr>
           <w:rFonts w:ascii="黑体" w:eastAsia="黑体" w:hAnsi="黑体"/>
@@ -13865,10 +14099,16 @@
             <w:tcW w:w="2078" w:type="dxa"/>
           </w:tcPr>
           <w:p>
-            <w:r>
-              <w:rPr>
-                <w:color w:val="000000"/>
-                <w:sz w:val="21"/>
+            <w:pPr>
+              <w:rPr>
+                <w:lang w:eastAsia="zh-CN"/>
+              </w:rPr>
+            </w:pPr>
+            <w:r>
+              <w:rPr>
+                <w:color w:val="000000"/>
+                <w:sz w:val="21"/>
+                <w:lang w:eastAsia="zh-CN"/>
               </w:rPr>
               <w:t>歌手名称关键词，支持中文、繁体与英文</w:t>
             </w:r>
@@ -13923,10 +14163,16 @@
             <w:tcW w:w="2078" w:type="dxa"/>
           </w:tcPr>
           <w:p>
-            <w:r>
-              <w:rPr>
-                <w:color w:val="000000"/>
-                <w:sz w:val="21"/>
+            <w:pPr>
+              <w:rPr>
+                <w:lang w:eastAsia="zh-CN"/>
+              </w:rPr>
+            </w:pPr>
+            <w:r>
+              <w:rPr>
+                <w:color w:val="000000"/>
+                <w:sz w:val="21"/>
+                <w:lang w:eastAsia="zh-CN"/>
               </w:rPr>
               <w:t>候选数量，默认</w:t>
             </w:r>
@@ -13934,6 +14180,7 @@
               <w:rPr>
                 <w:color w:val="000000"/>
                 <w:sz w:val="21"/>
+                <w:lang w:eastAsia="zh-CN"/>
               </w:rPr>
               <w:t xml:space="preserve"> 5</w:t>
             </w:r>
@@ -13941,6 +14188,7 @@
               <w:rPr>
                 <w:color w:val="000000"/>
                 <w:sz w:val="21"/>
+                <w:lang w:eastAsia="zh-CN"/>
               </w:rPr>
               <w:t>，上限</w:t>
             </w:r>
@@ -13948,6 +14196,7 @@
               <w:rPr>
                 <w:color w:val="000000"/>
                 <w:sz w:val="21"/>
+                <w:lang w:eastAsia="zh-CN"/>
               </w:rPr>
               <w:t xml:space="preserve"> 10</w:t>
             </w:r>
@@ -14287,10 +14536,16 @@
             <w:tcW w:w="4156" w:type="dxa"/>
           </w:tcPr>
           <w:p>
-            <w:r>
-              <w:rPr>
-                <w:color w:val="000000"/>
-                <w:sz w:val="21"/>
+            <w:pPr>
+              <w:rPr>
+                <w:lang w:eastAsia="zh-CN"/>
+              </w:rPr>
+            </w:pPr>
+            <w:r>
+              <w:rPr>
+                <w:color w:val="000000"/>
+                <w:sz w:val="21"/>
+                <w:lang w:eastAsia="zh-CN"/>
               </w:rPr>
               <w:t>官方歌手名，可能为繁体或罗马字，前端原样展示，不可自行转换</w:t>
             </w:r>
@@ -14317,10 +14572,16 @@
             <w:tcW w:w="4156" w:type="dxa"/>
           </w:tcPr>
           <w:p>
-            <w:r>
-              <w:rPr>
-                <w:color w:val="000000"/>
-                <w:sz w:val="21"/>
+            <w:pPr>
+              <w:rPr>
+                <w:lang w:eastAsia="zh-CN"/>
+              </w:rPr>
+            </w:pPr>
+            <w:r>
+              <w:rPr>
+                <w:color w:val="000000"/>
+                <w:sz w:val="21"/>
+                <w:lang w:eastAsia="zh-CN"/>
               </w:rPr>
               <w:t>该歌手名下专辑总数（未过滤），供用户判断是否为要找的人</w:t>
             </w:r>
@@ -14347,10 +14608,16 @@
             <w:tcW w:w="4156" w:type="dxa"/>
           </w:tcPr>
           <w:p>
-            <w:r>
-              <w:rPr>
-                <w:color w:val="000000"/>
-                <w:sz w:val="21"/>
+            <w:pPr>
+              <w:rPr>
+                <w:lang w:eastAsia="zh-CN"/>
+              </w:rPr>
+            </w:pPr>
+            <w:r>
+              <w:rPr>
+                <w:color w:val="000000"/>
+                <w:sz w:val="21"/>
+                <w:lang w:eastAsia="zh-CN"/>
               </w:rPr>
               <w:t>相关性等级：</w:t>
             </w:r>
@@ -14358,6 +14625,7 @@
               <w:rPr>
                 <w:color w:val="000000"/>
                 <w:sz w:val="21"/>
+                <w:lang w:eastAsia="zh-CN"/>
               </w:rPr>
               <w:t xml:space="preserve">`high` </w:t>
             </w:r>
@@ -14365,6 +14633,7 @@
               <w:rPr>
                 <w:color w:val="000000"/>
                 <w:sz w:val="21"/>
+                <w:lang w:eastAsia="zh-CN"/>
               </w:rPr>
               <w:t>名称直接命中；</w:t>
             </w:r>
@@ -14372,6 +14641,7 @@
               <w:rPr>
                 <w:color w:val="000000"/>
                 <w:sz w:val="21"/>
+                <w:lang w:eastAsia="zh-CN"/>
               </w:rPr>
               <w:t xml:space="preserve">`low` </w:t>
             </w:r>
@@ -14379,6 +14649,7 @@
               <w:rPr>
                 <w:color w:val="000000"/>
                 <w:sz w:val="21"/>
+                <w:lang w:eastAsia="zh-CN"/>
               </w:rPr>
               <w:t>疑似但未命中（如关键词为中文而返回罗马字名）</w:t>
             </w:r>
@@ -14390,22 +14661,28 @@
       <w:pPr>
         <w:spacing w:after="0" w:line="360" w:lineRule="auto"/>
         <w:ind w:firstLine="480"/>
-      </w:pPr>
-      <w:r>
-        <w:rPr>
-          <w:color w:val="000000"/>
+        <w:rPr>
+          <w:lang w:eastAsia="zh-CN"/>
+        </w:rPr>
+      </w:pPr>
+      <w:r>
+        <w:rPr>
+          <w:color w:val="000000"/>
+          <w:lang w:eastAsia="zh-CN"/>
         </w:rPr>
         <w:t>**</w:t>
       </w:r>
       <w:r>
         <w:rPr>
           <w:color w:val="000000"/>
+          <w:lang w:eastAsia="zh-CN"/>
         </w:rPr>
         <w:t>地区与相关性约定</w:t>
       </w:r>
       <w:r>
         <w:rPr>
           <w:color w:val="000000"/>
+          <w:lang w:eastAsia="zh-CN"/>
         </w:rPr>
         <w:t>**</w:t>
       </w:r>
@@ -14414,94 +14691,112 @@
       <w:pPr>
         <w:spacing w:after="0" w:line="360" w:lineRule="auto"/>
         <w:ind w:firstLine="480"/>
-      </w:pPr>
-      <w:r>
-        <w:rPr>
-          <w:color w:val="000000"/>
+        <w:rPr>
+          <w:lang w:eastAsia="zh-CN"/>
+        </w:rPr>
+      </w:pPr>
+      <w:r>
+        <w:rPr>
+          <w:color w:val="000000"/>
+          <w:lang w:eastAsia="zh-CN"/>
         </w:rPr>
         <w:t>（</w:t>
       </w:r>
       <w:r>
         <w:rPr>
           <w:color w:val="000000"/>
+          <w:lang w:eastAsia="zh-CN"/>
         </w:rPr>
         <w:t>1</w:t>
       </w:r>
       <w:r>
         <w:rPr>
           <w:color w:val="000000"/>
+          <w:lang w:eastAsia="zh-CN"/>
         </w:rPr>
         <w:t>）请求外部接口时的地区参数由服务端配置注入，默认</w:t>
       </w:r>
       <w:r>
         <w:rPr>
           <w:color w:val="000000"/>
+          <w:lang w:eastAsia="zh-CN"/>
         </w:rPr>
         <w:t xml:space="preserve"> `hk`</w:t>
       </w:r>
       <w:r>
         <w:rPr>
           <w:color w:val="000000"/>
+          <w:lang w:eastAsia="zh-CN"/>
         </w:rPr>
         <w:t>。</w:t>
       </w:r>
       <w:r>
         <w:rPr>
           <w:color w:val="000000"/>
+          <w:lang w:eastAsia="zh-CN"/>
         </w:rPr>
         <w:t>**</w:t>
       </w:r>
       <w:r>
         <w:rPr>
           <w:color w:val="000000"/>
+          <w:lang w:eastAsia="zh-CN"/>
         </w:rPr>
         <w:t>不得使用</w:t>
       </w:r>
       <w:r>
         <w:rPr>
           <w:color w:val="000000"/>
+          <w:lang w:eastAsia="zh-CN"/>
         </w:rPr>
         <w:t xml:space="preserve"> `cn`**——</w:t>
       </w:r>
       <w:r>
         <w:rPr>
           <w:color w:val="000000"/>
+          <w:lang w:eastAsia="zh-CN"/>
         </w:rPr>
         <w:t>实测大陆区对大量华语歌手无收录（李荣浩、邓紫棋、薛之谦、毛不易等在</w:t>
       </w:r>
       <w:r>
         <w:rPr>
           <w:color w:val="000000"/>
+          <w:lang w:eastAsia="zh-CN"/>
         </w:rPr>
         <w:t xml:space="preserve"> `cn` </w:t>
       </w:r>
       <w:r>
         <w:rPr>
           <w:color w:val="000000"/>
+          <w:lang w:eastAsia="zh-CN"/>
         </w:rPr>
         <w:t>区均检索不到），且</w:t>
       </w:r>
       <w:r>
         <w:rPr>
           <w:color w:val="000000"/>
+          <w:lang w:eastAsia="zh-CN"/>
         </w:rPr>
         <w:t>**</w:t>
       </w:r>
       <w:r>
         <w:rPr>
           <w:color w:val="000000"/>
+          <w:lang w:eastAsia="zh-CN"/>
         </w:rPr>
         <w:t>无匹配结果时不返回空数组，而是返回无关歌手</w:t>
       </w:r>
       <w:r>
         <w:rPr>
           <w:color w:val="000000"/>
+          <w:lang w:eastAsia="zh-CN"/>
         </w:rPr>
         <w:t>**</w:t>
       </w:r>
       <w:r>
         <w:rPr>
           <w:color w:val="000000"/>
+          <w:lang w:eastAsia="zh-CN"/>
         </w:rPr>
         <w:t>（搜索这些名字会返回「周杰倫」）；</w:t>
       </w:r>
@@ -14510,10 +14805,14 @@
       <w:pPr>
         <w:spacing w:after="0" w:line="360" w:lineRule="auto"/>
         <w:ind w:firstLine="480"/>
-      </w:pPr>
-      <w:r>
-        <w:rPr>
-          <w:color w:val="000000"/>
+        <w:rPr>
+          <w:lang w:eastAsia="zh-CN"/>
+        </w:rPr>
+      </w:pPr>
+      <w:r>
+        <w:rPr>
+          <w:color w:val="000000"/>
+          <w:lang w:eastAsia="zh-CN"/>
         </w:rPr>
         <w:lastRenderedPageBreak/>
         <w:t>（</w:t>
@@ -14521,24 +14820,28 @@
       <w:r>
         <w:rPr>
           <w:color w:val="000000"/>
+          <w:lang w:eastAsia="zh-CN"/>
         </w:rPr>
         <w:t>2</w:t>
       </w:r>
       <w:r>
         <w:rPr>
           <w:color w:val="000000"/>
+          <w:lang w:eastAsia="zh-CN"/>
         </w:rPr>
         <w:t>）地区回退顺序</w:t>
       </w:r>
       <w:r>
         <w:rPr>
           <w:color w:val="000000"/>
+          <w:lang w:eastAsia="zh-CN"/>
         </w:rPr>
         <w:t xml:space="preserve"> `hk → tw → us → cn`</w:t>
       </w:r>
       <w:r>
         <w:rPr>
           <w:color w:val="000000"/>
+          <w:lang w:eastAsia="zh-CN"/>
         </w:rPr>
         <w:t>，前一地区返回空或全部低相关时依次尝试下一个；</w:t>
       </w:r>
@@ -14547,106 +14850,126 @@
       <w:pPr>
         <w:spacing w:after="0" w:line="360" w:lineRule="auto"/>
         <w:ind w:firstLine="480"/>
-      </w:pPr>
-      <w:r>
-        <w:rPr>
-          <w:color w:val="000000"/>
+        <w:rPr>
+          <w:lang w:eastAsia="zh-CN"/>
+        </w:rPr>
+      </w:pPr>
+      <w:r>
+        <w:rPr>
+          <w:color w:val="000000"/>
+          <w:lang w:eastAsia="zh-CN"/>
         </w:rPr>
         <w:t>（</w:t>
       </w:r>
       <w:r>
         <w:rPr>
           <w:color w:val="000000"/>
+          <w:lang w:eastAsia="zh-CN"/>
         </w:rPr>
         <w:t>3</w:t>
       </w:r>
       <w:r>
         <w:rPr>
           <w:color w:val="000000"/>
+          <w:lang w:eastAsia="zh-CN"/>
         </w:rPr>
         <w:t>）当候选全部为</w:t>
       </w:r>
       <w:r>
         <w:rPr>
           <w:color w:val="000000"/>
+          <w:lang w:eastAsia="zh-CN"/>
         </w:rPr>
         <w:t xml:space="preserve"> `low` </w:t>
       </w:r>
       <w:r>
         <w:rPr>
           <w:color w:val="000000"/>
+          <w:lang w:eastAsia="zh-CN"/>
         </w:rPr>
         <w:t>相关时，返回</w:t>
       </w:r>
       <w:r>
         <w:rPr>
           <w:color w:val="000000"/>
+          <w:lang w:eastAsia="zh-CN"/>
         </w:rPr>
         <w:t xml:space="preserve"> `code: 1002` </w:t>
       </w:r>
       <w:r>
         <w:rPr>
           <w:color w:val="000000"/>
+          <w:lang w:eastAsia="zh-CN"/>
         </w:rPr>
         <w:t>与空列表，</w:t>
       </w:r>
       <w:r>
         <w:rPr>
           <w:color w:val="000000"/>
+          <w:lang w:eastAsia="zh-CN"/>
         </w:rPr>
         <w:t xml:space="preserve">`message` </w:t>
       </w:r>
       <w:r>
         <w:rPr>
           <w:color w:val="000000"/>
+          <w:lang w:eastAsia="zh-CN"/>
         </w:rPr>
         <w:t>为</w:t>
       </w:r>
       <w:r>
         <w:rPr>
           <w:color w:val="000000"/>
+          <w:lang w:eastAsia="zh-CN"/>
         </w:rPr>
         <w:t>"</w:t>
       </w:r>
       <w:r>
         <w:rPr>
           <w:color w:val="000000"/>
+          <w:lang w:eastAsia="zh-CN"/>
         </w:rPr>
         <w:t>未找到相关歌手，请尝试其他写法</w:t>
       </w:r>
       <w:r>
         <w:rPr>
           <w:color w:val="000000"/>
+          <w:lang w:eastAsia="zh-CN"/>
         </w:rPr>
         <w:t>"</w:t>
       </w:r>
       <w:r>
         <w:rPr>
           <w:color w:val="000000"/>
+          <w:lang w:eastAsia="zh-CN"/>
         </w:rPr>
         <w:t>，</w:t>
       </w:r>
       <w:r>
         <w:rPr>
           <w:color w:val="000000"/>
+          <w:lang w:eastAsia="zh-CN"/>
         </w:rPr>
         <w:t>**</w:t>
       </w:r>
       <w:r>
         <w:rPr>
           <w:color w:val="000000"/>
+          <w:lang w:eastAsia="zh-CN"/>
         </w:rPr>
         <w:t>不得把低相关结果当作命中直接返回</w:t>
       </w:r>
       <w:r>
         <w:rPr>
           <w:color w:val="000000"/>
+          <w:lang w:eastAsia="zh-CN"/>
         </w:rPr>
         <w:t>**</w:t>
       </w:r>
       <w:r>
         <w:rPr>
           <w:color w:val="000000"/>
+          <w:lang w:eastAsia="zh-CN"/>
         </w:rPr>
         <w:t>；</w:t>
       </w:r>
@@ -14655,106 +14978,126 @@
       <w:pPr>
         <w:spacing w:after="0" w:line="360" w:lineRule="auto"/>
         <w:ind w:firstLine="480"/>
-      </w:pPr>
-      <w:r>
-        <w:rPr>
-          <w:color w:val="000000"/>
+        <w:rPr>
+          <w:lang w:eastAsia="zh-CN"/>
+        </w:rPr>
+      </w:pPr>
+      <w:r>
+        <w:rPr>
+          <w:color w:val="000000"/>
+          <w:lang w:eastAsia="zh-CN"/>
         </w:rPr>
         <w:t>（</w:t>
       </w:r>
       <w:r>
         <w:rPr>
           <w:color w:val="000000"/>
+          <w:lang w:eastAsia="zh-CN"/>
         </w:rPr>
         <w:t>4</w:t>
       </w:r>
       <w:r>
         <w:rPr>
           <w:color w:val="000000"/>
+          <w:lang w:eastAsia="zh-CN"/>
         </w:rPr>
         <w:t>）实测各地覆盖情况：华语与海外歌手在</w:t>
       </w:r>
       <w:r>
         <w:rPr>
           <w:color w:val="000000"/>
+          <w:lang w:eastAsia="zh-CN"/>
         </w:rPr>
         <w:t xml:space="preserve"> `hk` </w:t>
       </w:r>
       <w:r>
         <w:rPr>
           <w:color w:val="000000"/>
+          <w:lang w:eastAsia="zh-CN"/>
         </w:rPr>
         <w:t>区均可检索（</w:t>
       </w:r>
       <w:r>
         <w:rPr>
           <w:color w:val="000000"/>
+          <w:lang w:eastAsia="zh-CN"/>
         </w:rPr>
         <w:t xml:space="preserve">Taylor Swift 200 </w:t>
       </w:r>
       <w:r>
         <w:rPr>
           <w:color w:val="000000"/>
+          <w:lang w:eastAsia="zh-CN"/>
         </w:rPr>
         <w:t>张、</w:t>
       </w:r>
       <w:r>
         <w:rPr>
           <w:color w:val="000000"/>
+          <w:lang w:eastAsia="zh-CN"/>
         </w:rPr>
         <w:t xml:space="preserve">Ed Sheeran 196 </w:t>
       </w:r>
       <w:r>
         <w:rPr>
           <w:color w:val="000000"/>
+          <w:lang w:eastAsia="zh-CN"/>
         </w:rPr>
         <w:t>张、邓紫棋</w:t>
       </w:r>
       <w:r>
         <w:rPr>
           <w:color w:val="000000"/>
+          <w:lang w:eastAsia="zh-CN"/>
         </w:rPr>
         <w:t xml:space="preserve"> 92 </w:t>
       </w:r>
       <w:r>
         <w:rPr>
           <w:color w:val="000000"/>
+          <w:lang w:eastAsia="zh-CN"/>
         </w:rPr>
         <w:t>张、毛不易</w:t>
       </w:r>
       <w:r>
         <w:rPr>
           <w:color w:val="000000"/>
+          <w:lang w:eastAsia="zh-CN"/>
         </w:rPr>
         <w:t xml:space="preserve"> 75 </w:t>
       </w:r>
       <w:r>
         <w:rPr>
           <w:color w:val="000000"/>
+          <w:lang w:eastAsia="zh-CN"/>
         </w:rPr>
         <w:t>张）；日文名歌手可能返回罗马字（</w:t>
       </w:r>
       <w:r>
         <w:rPr>
           <w:color w:val="000000"/>
+          <w:lang w:eastAsia="zh-CN"/>
         </w:rPr>
         <w:t>`</w:t>
       </w:r>
       <w:r>
         <w:rPr>
           <w:color w:val="000000"/>
+          <w:lang w:eastAsia="zh-CN"/>
         </w:rPr>
         <w:t>米津玄師</w:t>
       </w:r>
       <w:r>
         <w:rPr>
           <w:color w:val="000000"/>
+          <w:lang w:eastAsia="zh-CN"/>
         </w:rPr>
         <w:t>` → `Kenshi Yonezu`</w:t>
       </w:r>
       <w:r>
         <w:rPr>
           <w:color w:val="000000"/>
+          <w:lang w:eastAsia="zh-CN"/>
         </w:rPr>
         <w:t>），此时按低相关处理但仍展示，由用户判断。</w:t>
       </w:r>
@@ -14763,40 +15106,49 @@
       <w:pPr>
         <w:spacing w:after="0" w:line="360" w:lineRule="auto"/>
         <w:ind w:firstLine="480"/>
-      </w:pPr>
-      <w:r>
-        <w:rPr>
-          <w:color w:val="000000"/>
+        <w:rPr>
+          <w:lang w:eastAsia="zh-CN"/>
+        </w:rPr>
+      </w:pPr>
+      <w:r>
+        <w:rPr>
+          <w:color w:val="000000"/>
+          <w:lang w:eastAsia="zh-CN"/>
         </w:rPr>
         <w:t>**</w:t>
       </w:r>
       <w:r>
         <w:rPr>
           <w:color w:val="000000"/>
+          <w:lang w:eastAsia="zh-CN"/>
         </w:rPr>
         <w:t>缓存约定</w:t>
       </w:r>
       <w:r>
         <w:rPr>
           <w:color w:val="000000"/>
+          <w:lang w:eastAsia="zh-CN"/>
         </w:rPr>
         <w:t>**</w:t>
       </w:r>
       <w:r>
         <w:rPr>
           <w:color w:val="000000"/>
+          <w:lang w:eastAsia="zh-CN"/>
         </w:rPr>
         <w:t>：优先查询本地缓存；未命中时请求外部接口并将结果写入数据库。外部接口不可用时返回已有缓存并在</w:t>
       </w:r>
       <w:r>
         <w:rPr>
           <w:color w:val="000000"/>
+          <w:lang w:eastAsia="zh-CN"/>
         </w:rPr>
         <w:t xml:space="preserve"> `message` </w:t>
       </w:r>
       <w:r>
         <w:rPr>
           <w:color w:val="000000"/>
+          <w:lang w:eastAsia="zh-CN"/>
         </w:rPr>
         <w:t>中提示，不返回错误码。</w:t>
       </w:r>
@@ -14805,29 +15157,36 @@
       <w:pPr>
         <w:pStyle w:val="21"/>
         <w:spacing w:after="120" w:line="360" w:lineRule="auto"/>
-      </w:pPr>
-      <w:bookmarkStart w:id="20" w:name="_Toc240406695"/>
+        <w:rPr>
+          <w:lang w:eastAsia="zh-CN"/>
+        </w:rPr>
+      </w:pPr>
+      <w:bookmarkStart w:id="20" w:name="_Toc240416119"/>
       <w:r>
         <w:rPr>
           <w:rFonts w:ascii="黑体" w:eastAsia="黑体" w:hAnsi="黑体"/>
+          <w:lang w:eastAsia="zh-CN"/>
         </w:rPr>
         <w:t xml:space="preserve">4.2 </w:t>
       </w:r>
       <w:r>
         <w:rPr>
           <w:rFonts w:ascii="黑体" w:eastAsia="黑体" w:hAnsi="黑体"/>
+          <w:lang w:eastAsia="zh-CN"/>
         </w:rPr>
         <w:t xml:space="preserve">歌手详情　</w:t>
       </w:r>
       <w:r>
         <w:rPr>
           <w:rFonts w:ascii="黑体" w:eastAsia="黑体" w:hAnsi="黑体"/>
+          <w:lang w:eastAsia="zh-CN"/>
         </w:rPr>
         <w:t>GET /api/music/artists/:artistId</w:t>
       </w:r>
       <w:r>
         <w:rPr>
           <w:rFonts w:ascii="黑体" w:eastAsia="黑体" w:hAnsi="黑体"/>
+          <w:lang w:eastAsia="zh-CN"/>
         </w:rPr>
         <w:t xml:space="preserve">　（公开）</w:t>
       </w:r>
@@ -14838,12 +15197,16 @@
         <w:shd w:val="clear" w:color="auto" w:fill="F2F4F7"/>
         <w:spacing w:after="0" w:line="240" w:lineRule="auto"/>
         <w:ind w:left="240"/>
+        <w:rPr>
+          <w:lang w:eastAsia="zh-CN"/>
+        </w:rPr>
       </w:pPr>
       <w:r>
         <w:rPr>
           <w:rFonts w:ascii="Consolas" w:hAnsi="Consolas"/>
           <w:color w:val="26313F"/>
           <w:sz w:val="18"/>
+          <w:lang w:eastAsia="zh-CN"/>
         </w:rPr>
         <w:t>{</w:t>
       </w:r>
@@ -14853,12 +15216,16 @@
         <w:shd w:val="clear" w:color="auto" w:fill="F2F4F7"/>
         <w:spacing w:after="0" w:line="240" w:lineRule="auto"/>
         <w:ind w:left="240"/>
+        <w:rPr>
+          <w:lang w:eastAsia="zh-CN"/>
+        </w:rPr>
       </w:pPr>
       <w:r>
         <w:rPr>
           <w:rFonts w:ascii="Consolas" w:hAnsi="Consolas"/>
           <w:color w:val="26313F"/>
           <w:sz w:val="18"/>
+          <w:lang w:eastAsia="zh-CN"/>
         </w:rPr>
         <w:t xml:space="preserve">  "code": 0,</w:t>
       </w:r>
@@ -14868,12 +15235,16 @@
         <w:shd w:val="clear" w:color="auto" w:fill="F2F4F7"/>
         <w:spacing w:after="0" w:line="240" w:lineRule="auto"/>
         <w:ind w:left="240"/>
+        <w:rPr>
+          <w:lang w:eastAsia="zh-CN"/>
+        </w:rPr>
       </w:pPr>
       <w:r>
         <w:rPr>
           <w:rFonts w:ascii="Consolas" w:hAnsi="Consolas"/>
           <w:color w:val="26313F"/>
           <w:sz w:val="18"/>
+          <w:lang w:eastAsia="zh-CN"/>
         </w:rPr>
         <w:t xml:space="preserve">  "message": "ok",</w:t>
       </w:r>
@@ -14883,12 +15254,16 @@
         <w:shd w:val="clear" w:color="auto" w:fill="F2F4F7"/>
         <w:spacing w:after="0" w:line="240" w:lineRule="auto"/>
         <w:ind w:left="240"/>
+        <w:rPr>
+          <w:lang w:eastAsia="zh-CN"/>
+        </w:rPr>
       </w:pPr>
       <w:r>
         <w:rPr>
           <w:rFonts w:ascii="Consolas" w:hAnsi="Consolas"/>
           <w:color w:val="26313F"/>
           <w:sz w:val="18"/>
+          <w:lang w:eastAsia="zh-CN"/>
         </w:rPr>
         <w:t xml:space="preserve">  "data": { "artistId": 455208, "name": "</w:t>
       </w:r>
@@ -14897,6 +15272,7 @@
           <w:rFonts w:ascii="Consolas" w:hAnsi="Consolas"/>
           <w:color w:val="26313F"/>
           <w:sz w:val="18"/>
+          <w:lang w:eastAsia="zh-CN"/>
         </w:rPr>
         <w:t>周杰伦</w:t>
       </w:r>
@@ -14905,6 +15281,7 @@
           <w:rFonts w:ascii="Consolas" w:hAnsi="Consolas"/>
           <w:color w:val="26313F"/>
           <w:sz w:val="18"/>
+          <w:lang w:eastAsia="zh-CN"/>
         </w:rPr>
         <w:t>", "genre": "</w:t>
       </w:r>
@@ -14913,6 +15290,7 @@
           <w:rFonts w:ascii="Consolas" w:hAnsi="Consolas"/>
           <w:color w:val="26313F"/>
           <w:sz w:val="18"/>
+          <w:lang w:eastAsia="zh-CN"/>
         </w:rPr>
         <w:t>国语流行</w:t>
       </w:r>
@@ -14921,6 +15299,7 @@
           <w:rFonts w:ascii="Consolas" w:hAnsi="Consolas"/>
           <w:color w:val="26313F"/>
           <w:sz w:val="18"/>
+          <w:lang w:eastAsia="zh-CN"/>
         </w:rPr>
         <w:t>", "albumCount": 31, "cachedAt": "2026-09-15T06:00:00.000Z" }</w:t>
       </w:r>
@@ -14945,7 +15324,7 @@
         <w:pStyle w:val="21"/>
         <w:spacing w:after="120" w:line="360" w:lineRule="auto"/>
       </w:pPr>
-      <w:bookmarkStart w:id="21" w:name="_Toc240406696"/>
+      <w:bookmarkStart w:id="21" w:name="_Toc240416120"/>
       <w:r>
         <w:rPr>
           <w:rFonts w:ascii="黑体" w:eastAsia="黑体" w:hAnsi="黑体"/>
@@ -15156,10 +15535,16 @@
             <w:tcW w:w="2078" w:type="dxa"/>
           </w:tcPr>
           <w:p>
-            <w:r>
-              <w:rPr>
-                <w:color w:val="000000"/>
-                <w:sz w:val="21"/>
+            <w:pPr>
+              <w:rPr>
+                <w:lang w:eastAsia="zh-CN"/>
+              </w:rPr>
+            </w:pPr>
+            <w:r>
+              <w:rPr>
+                <w:color w:val="000000"/>
+                <w:sz w:val="21"/>
+                <w:lang w:eastAsia="zh-CN"/>
               </w:rPr>
               <w:t>为</w:t>
             </w:r>
@@ -15167,6 +15552,7 @@
               <w:rPr>
                 <w:color w:val="000000"/>
                 <w:sz w:val="21"/>
+                <w:lang w:eastAsia="zh-CN"/>
               </w:rPr>
               <w:t xml:space="preserve"> true </w:t>
             </w:r>
@@ -15174,6 +15560,7 @@
               <w:rPr>
                 <w:color w:val="000000"/>
                 <w:sz w:val="21"/>
+                <w:lang w:eastAsia="zh-CN"/>
               </w:rPr>
               <w:t>时跳过缓存重新拉取</w:t>
             </w:r>
@@ -15473,7 +15860,7 @@
         <w:pStyle w:val="21"/>
         <w:spacing w:after="120" w:line="360" w:lineRule="auto"/>
       </w:pPr>
-      <w:bookmarkStart w:id="22" w:name="_Toc240406697"/>
+      <w:bookmarkStart w:id="22" w:name="_Toc240416121"/>
       <w:r>
         <w:rPr>
           <w:rFonts w:ascii="黑体" w:eastAsia="黑体" w:hAnsi="黑体"/>
@@ -15505,22 +15892,28 @@
       <w:pPr>
         <w:spacing w:after="0" w:line="360" w:lineRule="auto"/>
         <w:ind w:firstLine="480"/>
-      </w:pPr>
-      <w:r>
-        <w:rPr>
-          <w:color w:val="000000"/>
+        <w:rPr>
+          <w:lang w:eastAsia="zh-CN"/>
+        </w:rPr>
+      </w:pPr>
+      <w:r>
+        <w:rPr>
+          <w:color w:val="000000"/>
+          <w:lang w:eastAsia="zh-CN"/>
         </w:rPr>
         <w:t>返回单个专辑的完整信息，字段同</w:t>
       </w:r>
       <w:r>
         <w:rPr>
           <w:color w:val="000000"/>
+          <w:lang w:eastAsia="zh-CN"/>
         </w:rPr>
         <w:t xml:space="preserve"> 4.3 </w:t>
       </w:r>
       <w:r>
         <w:rPr>
           <w:color w:val="000000"/>
+          <w:lang w:eastAsia="zh-CN"/>
         </w:rPr>
         <w:t>中的专辑对象。</w:t>
       </w:r>
@@ -15530,7 +15923,7 @@
         <w:pStyle w:val="21"/>
         <w:spacing w:after="120" w:line="360" w:lineRule="auto"/>
       </w:pPr>
-      <w:bookmarkStart w:id="23" w:name="_Toc240406698"/>
+      <w:bookmarkStart w:id="23" w:name="_Toc240416122"/>
       <w:r>
         <w:rPr>
           <w:rFonts w:ascii="黑体" w:eastAsia="黑体" w:hAnsi="黑体"/>
@@ -15713,7 +16106,7 @@
         <w:pStyle w:val="21"/>
         <w:spacing w:after="120" w:line="360" w:lineRule="auto"/>
       </w:pPr>
-      <w:bookmarkStart w:id="24" w:name="_Toc240406699"/>
+      <w:bookmarkStart w:id="24" w:name="_Toc240416123"/>
       <w:r>
         <w:rPr>
           <w:rFonts w:ascii="黑体" w:eastAsia="黑体" w:hAnsi="黑体"/>
@@ -15936,10 +16329,16 @@
             <w:tcW w:w="2078" w:type="dxa"/>
           </w:tcPr>
           <w:p>
-            <w:r>
-              <w:rPr>
-                <w:color w:val="000000"/>
-                <w:sz w:val="21"/>
+            <w:pPr>
+              <w:rPr>
+                <w:lang w:eastAsia="zh-CN"/>
+              </w:rPr>
+            </w:pPr>
+            <w:r>
+              <w:rPr>
+                <w:color w:val="000000"/>
+                <w:sz w:val="21"/>
+                <w:lang w:eastAsia="zh-CN"/>
               </w:rPr>
               <w:t>指定曲序，从</w:t>
             </w:r>
@@ -15947,6 +16346,7 @@
               <w:rPr>
                 <w:color w:val="000000"/>
                 <w:sz w:val="21"/>
+                <w:lang w:eastAsia="zh-CN"/>
               </w:rPr>
               <w:t xml:space="preserve"> 1 </w:t>
             </w:r>
@@ -15954,6 +16354,7 @@
               <w:rPr>
                 <w:color w:val="000000"/>
                 <w:sz w:val="21"/>
+                <w:lang w:eastAsia="zh-CN"/>
               </w:rPr>
               <w:t>开始；省略时返回列表与默认项</w:t>
             </w:r>
@@ -16148,6 +16549,9 @@
         <w:shd w:val="clear" w:color="auto" w:fill="F2F4F7"/>
         <w:spacing w:after="0" w:line="240" w:lineRule="auto"/>
         <w:ind w:left="240"/>
+        <w:rPr>
+          <w:lang w:eastAsia="zh-CN"/>
+        </w:rPr>
       </w:pPr>
       <w:r>
         <w:rPr>
@@ -16155,7 +16559,16 @@
           <w:color w:val="26313F"/>
           <w:sz w:val="18"/>
         </w:rPr>
-        <w:t xml:space="preserve">    ]</w:t>
+        <w:t xml:space="preserve">    </w:t>
+      </w:r>
+      <w:r>
+        <w:rPr>
+          <w:rFonts w:ascii="Consolas" w:hAnsi="Consolas"/>
+          <w:color w:val="26313F"/>
+          <w:sz w:val="18"/>
+          <w:lang w:eastAsia="zh-CN"/>
+        </w:rPr>
+        <w:t>]</w:t>
       </w:r>
     </w:p>
     <w:p>
@@ -16163,12 +16576,16 @@
         <w:shd w:val="clear" w:color="auto" w:fill="F2F4F7"/>
         <w:spacing w:after="0" w:line="240" w:lineRule="auto"/>
         <w:ind w:left="240"/>
+        <w:rPr>
+          <w:lang w:eastAsia="zh-CN"/>
+        </w:rPr>
       </w:pPr>
       <w:r>
         <w:rPr>
           <w:rFonts w:ascii="Consolas" w:hAnsi="Consolas"/>
           <w:color w:val="26313F"/>
           <w:sz w:val="18"/>
+          <w:lang w:eastAsia="zh-CN"/>
         </w:rPr>
         <w:t xml:space="preserve">  }</w:t>
       </w:r>
@@ -16178,12 +16595,16 @@
         <w:shd w:val="clear" w:color="auto" w:fill="F2F4F7"/>
         <w:spacing w:after="0" w:line="240" w:lineRule="auto"/>
         <w:ind w:left="240"/>
+        <w:rPr>
+          <w:lang w:eastAsia="zh-CN"/>
+        </w:rPr>
       </w:pPr>
       <w:r>
         <w:rPr>
           <w:rFonts w:ascii="Consolas" w:hAnsi="Consolas"/>
           <w:color w:val="26313F"/>
           <w:sz w:val="18"/>
+          <w:lang w:eastAsia="zh-CN"/>
         </w:rPr>
         <w:t>}</w:t>
       </w:r>
@@ -16192,22 +16613,28 @@
       <w:pPr>
         <w:spacing w:after="0" w:line="360" w:lineRule="auto"/>
         <w:ind w:firstLine="480"/>
-      </w:pPr>
-      <w:r>
-        <w:rPr>
-          <w:color w:val="000000"/>
+        <w:rPr>
+          <w:lang w:eastAsia="zh-CN"/>
+        </w:rPr>
+      </w:pPr>
+      <w:r>
+        <w:rPr>
+          <w:color w:val="000000"/>
+          <w:lang w:eastAsia="zh-CN"/>
         </w:rPr>
         <w:t>**</w:t>
       </w:r>
       <w:r>
         <w:rPr>
           <w:color w:val="000000"/>
+          <w:lang w:eastAsia="zh-CN"/>
         </w:rPr>
         <w:t>曲目选择约定</w:t>
       </w:r>
       <w:r>
         <w:rPr>
           <w:color w:val="000000"/>
+          <w:lang w:eastAsia="zh-CN"/>
         </w:rPr>
         <w:t>**</w:t>
       </w:r>
@@ -16216,82 +16643,98 @@
       <w:pPr>
         <w:spacing w:after="0" w:line="360" w:lineRule="auto"/>
         <w:ind w:firstLine="480"/>
-      </w:pPr>
-      <w:r>
-        <w:rPr>
-          <w:color w:val="000000"/>
+        <w:rPr>
+          <w:lang w:eastAsia="zh-CN"/>
+        </w:rPr>
+      </w:pPr>
+      <w:r>
+        <w:rPr>
+          <w:color w:val="000000"/>
+          <w:lang w:eastAsia="zh-CN"/>
         </w:rPr>
         <w:t>（</w:t>
       </w:r>
       <w:r>
         <w:rPr>
           <w:color w:val="000000"/>
+          <w:lang w:eastAsia="zh-CN"/>
         </w:rPr>
         <w:t>1</w:t>
       </w:r>
       <w:r>
         <w:rPr>
           <w:color w:val="000000"/>
+          <w:lang w:eastAsia="zh-CN"/>
         </w:rPr>
         <w:t>）</w:t>
       </w:r>
       <w:r>
         <w:rPr>
           <w:color w:val="000000"/>
+          <w:lang w:eastAsia="zh-CN"/>
         </w:rPr>
         <w:t>**</w:t>
       </w:r>
       <w:r>
         <w:rPr>
           <w:color w:val="000000"/>
+          <w:lang w:eastAsia="zh-CN"/>
         </w:rPr>
         <w:t>默认取曲序第</w:t>
       </w:r>
       <w:r>
         <w:rPr>
           <w:color w:val="000000"/>
+          <w:lang w:eastAsia="zh-CN"/>
         </w:rPr>
         <w:t xml:space="preserve"> 1 </w:t>
       </w:r>
       <w:r>
         <w:rPr>
           <w:color w:val="000000"/>
+          <w:lang w:eastAsia="zh-CN"/>
         </w:rPr>
         <w:t>首</w:t>
       </w:r>
       <w:r>
         <w:rPr>
           <w:color w:val="000000"/>
+          <w:lang w:eastAsia="zh-CN"/>
         </w:rPr>
         <w:t>**</w:t>
       </w:r>
       <w:r>
         <w:rPr>
           <w:color w:val="000000"/>
+          <w:lang w:eastAsia="zh-CN"/>
         </w:rPr>
         <w:t>作为代表曲。外部音乐接口不提供单曲热度数据，无法按播放量排序；曲序第一首通常是专辑主打，是当前可得的最接近</w:t>
       </w:r>
       <w:r>
         <w:rPr>
           <w:color w:val="000000"/>
+          <w:lang w:eastAsia="zh-CN"/>
         </w:rPr>
         <w:t>"</w:t>
       </w:r>
       <w:r>
         <w:rPr>
           <w:color w:val="000000"/>
+          <w:lang w:eastAsia="zh-CN"/>
         </w:rPr>
         <w:t>代表作</w:t>
       </w:r>
       <w:r>
         <w:rPr>
           <w:color w:val="000000"/>
+          <w:lang w:eastAsia="zh-CN"/>
         </w:rPr>
         <w:t>"</w:t>
       </w:r>
       <w:r>
         <w:rPr>
           <w:color w:val="000000"/>
+          <w:lang w:eastAsia="zh-CN"/>
         </w:rPr>
         <w:t>的信号；</w:t>
       </w:r>
@@ -16300,46 +16743,56 @@
       <w:pPr>
         <w:spacing w:after="0" w:line="360" w:lineRule="auto"/>
         <w:ind w:firstLine="480"/>
-      </w:pPr>
-      <w:r>
-        <w:rPr>
-          <w:color w:val="000000"/>
+        <w:rPr>
+          <w:lang w:eastAsia="zh-CN"/>
+        </w:rPr>
+      </w:pPr>
+      <w:r>
+        <w:rPr>
+          <w:color w:val="000000"/>
+          <w:lang w:eastAsia="zh-CN"/>
         </w:rPr>
         <w:t>（</w:t>
       </w:r>
       <w:r>
         <w:rPr>
           <w:color w:val="000000"/>
+          <w:lang w:eastAsia="zh-CN"/>
         </w:rPr>
         <w:t>2</w:t>
       </w:r>
       <w:r>
         <w:rPr>
           <w:color w:val="000000"/>
+          <w:lang w:eastAsia="zh-CN"/>
         </w:rPr>
         <w:t>）</w:t>
       </w:r>
       <w:r>
         <w:rPr>
           <w:color w:val="000000"/>
+          <w:lang w:eastAsia="zh-CN"/>
         </w:rPr>
         <w:t>**</w:t>
       </w:r>
       <w:r>
         <w:rPr>
           <w:color w:val="000000"/>
+          <w:lang w:eastAsia="zh-CN"/>
         </w:rPr>
         <w:t>不要求用户预先选择代表曲</w:t>
       </w:r>
       <w:r>
         <w:rPr>
           <w:color w:val="000000"/>
+          <w:lang w:eastAsia="zh-CN"/>
         </w:rPr>
         <w:t>**——</w:t>
       </w:r>
       <w:r>
         <w:rPr>
           <w:color w:val="000000"/>
+          <w:lang w:eastAsia="zh-CN"/>
         </w:rPr>
         <w:t>对决的对象是专辑而非单曲，代表曲只用于辅助试听、不参与计票，因此不增加额外选择步骤，避免界面臃肿；</w:t>
       </w:r>
@@ -16348,10 +16801,14 @@
       <w:pPr>
         <w:spacing w:after="0" w:line="360" w:lineRule="auto"/>
         <w:ind w:firstLine="480"/>
-      </w:pPr>
-      <w:r>
-        <w:rPr>
-          <w:color w:val="000000"/>
+        <w:rPr>
+          <w:lang w:eastAsia="zh-CN"/>
+        </w:rPr>
+      </w:pPr>
+      <w:r>
+        <w:rPr>
+          <w:color w:val="000000"/>
+          <w:lang w:eastAsia="zh-CN"/>
         </w:rPr>
         <w:lastRenderedPageBreak/>
         <w:t>（</w:t>
@@ -16359,60 +16816,70 @@
       <w:r>
         <w:rPr>
           <w:color w:val="000000"/>
+          <w:lang w:eastAsia="zh-CN"/>
         </w:rPr>
         <w:t>3</w:t>
       </w:r>
       <w:r>
         <w:rPr>
           <w:color w:val="000000"/>
+          <w:lang w:eastAsia="zh-CN"/>
         </w:rPr>
         <w:t>）前端在播放条上提供上一首</w:t>
       </w:r>
       <w:r>
         <w:rPr>
           <w:color w:val="000000"/>
+          <w:lang w:eastAsia="zh-CN"/>
         </w:rPr>
         <w:t xml:space="preserve"> / </w:t>
       </w:r>
       <w:r>
         <w:rPr>
           <w:color w:val="000000"/>
+          <w:lang w:eastAsia="zh-CN"/>
         </w:rPr>
         <w:t>下一首切换（对应</w:t>
       </w:r>
       <w:r>
         <w:rPr>
           <w:color w:val="000000"/>
+          <w:lang w:eastAsia="zh-CN"/>
         </w:rPr>
         <w:t xml:space="preserve"> `trackIndex` </w:t>
       </w:r>
       <w:r>
         <w:rPr>
           <w:color w:val="000000"/>
+          <w:lang w:eastAsia="zh-CN"/>
         </w:rPr>
         <w:t>递增递减）。无可用曲目或该专辑无试听片段时</w:t>
       </w:r>
       <w:r>
         <w:rPr>
           <w:color w:val="000000"/>
+          <w:lang w:eastAsia="zh-CN"/>
         </w:rPr>
         <w:t xml:space="preserve"> `current` </w:t>
       </w:r>
       <w:r>
         <w:rPr>
           <w:color w:val="000000"/>
+          <w:lang w:eastAsia="zh-CN"/>
         </w:rPr>
         <w:t>为</w:t>
       </w:r>
       <w:r>
         <w:rPr>
           <w:color w:val="000000"/>
+          <w:lang w:eastAsia="zh-CN"/>
         </w:rPr>
         <w:t xml:space="preserve"> `null`</w:t>
       </w:r>
       <w:r>
         <w:rPr>
           <w:color w:val="000000"/>
+          <w:lang w:eastAsia="zh-CN"/>
         </w:rPr>
         <w:t>，前端隐藏播放按钮。</w:t>
       </w:r>
@@ -16421,29 +16888,36 @@
       <w:pPr>
         <w:pStyle w:val="21"/>
         <w:spacing w:after="120" w:line="360" w:lineRule="auto"/>
-      </w:pPr>
-      <w:bookmarkStart w:id="25" w:name="_Toc240406700"/>
+        <w:rPr>
+          <w:lang w:eastAsia="zh-CN"/>
+        </w:rPr>
+      </w:pPr>
+      <w:bookmarkStart w:id="25" w:name="_Toc240416124"/>
       <w:r>
         <w:rPr>
           <w:rFonts w:ascii="黑体" w:eastAsia="黑体" w:hAnsi="黑体"/>
+          <w:lang w:eastAsia="zh-CN"/>
         </w:rPr>
         <w:t xml:space="preserve">4.7 </w:t>
       </w:r>
       <w:r>
         <w:rPr>
           <w:rFonts w:ascii="黑体" w:eastAsia="黑体" w:hAnsi="黑体"/>
+          <w:lang w:eastAsia="zh-CN"/>
         </w:rPr>
         <w:t xml:space="preserve">流派列表　</w:t>
       </w:r>
       <w:r>
         <w:rPr>
           <w:rFonts w:ascii="黑体" w:eastAsia="黑体" w:hAnsi="黑体"/>
+          <w:lang w:eastAsia="zh-CN"/>
         </w:rPr>
         <w:t>GET /api/music/genres</w:t>
       </w:r>
       <w:r>
         <w:rPr>
           <w:rFonts w:ascii="黑体" w:eastAsia="黑体" w:hAnsi="黑体"/>
+          <w:lang w:eastAsia="zh-CN"/>
         </w:rPr>
         <w:t xml:space="preserve">　（公开）</w:t>
       </w:r>
@@ -16453,10 +16927,14 @@
       <w:pPr>
         <w:spacing w:after="0" w:line="360" w:lineRule="auto"/>
         <w:ind w:firstLine="480"/>
-      </w:pPr>
-      <w:r>
-        <w:rPr>
-          <w:color w:val="000000"/>
+        <w:rPr>
+          <w:lang w:eastAsia="zh-CN"/>
+        </w:rPr>
+      </w:pPr>
+      <w:r>
+        <w:rPr>
+          <w:color w:val="000000"/>
+          <w:lang w:eastAsia="zh-CN"/>
         </w:rPr>
         <w:t>返回平台已缓存的流派标签，用于对决范围选择的筛选条件。</w:t>
       </w:r>
@@ -16557,7 +17035,7 @@
         <w:pStyle w:val="1"/>
         <w:spacing w:before="240" w:after="120" w:line="360" w:lineRule="auto"/>
       </w:pPr>
-      <w:bookmarkStart w:id="26" w:name="_Toc240406701"/>
+      <w:bookmarkStart w:id="26" w:name="_Toc240416125"/>
       <w:r>
         <w:rPr>
           <w:rFonts w:ascii="黑体" w:eastAsia="黑体" w:hAnsi="黑体"/>
@@ -16571,7 +17049,7 @@
         <w:pStyle w:val="21"/>
         <w:spacing w:after="120" w:line="360" w:lineRule="auto"/>
       </w:pPr>
-      <w:bookmarkStart w:id="27" w:name="_Toc240406702"/>
+      <w:bookmarkStart w:id="27" w:name="_Toc240416126"/>
       <w:r>
         <w:rPr>
           <w:rFonts w:ascii="黑体" w:eastAsia="黑体" w:hAnsi="黑体"/>
@@ -16619,7 +17097,7 @@
         <w:rPr>
           <w:color w:val="000000"/>
         </w:rPr>
-        <w:t>支持四种范围模式：</w:t>
+        <w:t>支持五种范围模式：</w:t>
       </w:r>
     </w:p>
     <w:tbl>
@@ -16758,10 +17236,16 @@
             <w:gridSpan w:val="2"/>
           </w:tcPr>
           <w:p>
-            <w:r>
-              <w:rPr>
-                <w:color w:val="000000"/>
-                <w:sz w:val="21"/>
+            <w:pPr>
+              <w:rPr>
+                <w:lang w:eastAsia="zh-CN"/>
+              </w:rPr>
+            </w:pPr>
+            <w:r>
+              <w:rPr>
+                <w:color w:val="000000"/>
+                <w:sz w:val="21"/>
+                <w:lang w:eastAsia="zh-CN"/>
               </w:rPr>
               <w:t>单歌手，该歌手的专辑互相比</w:t>
             </w:r>
@@ -16805,10 +17289,16 @@
             <w:gridSpan w:val="2"/>
           </w:tcPr>
           <w:p>
-            <w:r>
-              <w:rPr>
-                <w:color w:val="000000"/>
-                <w:sz w:val="21"/>
+            <w:pPr>
+              <w:rPr>
+                <w:lang w:eastAsia="zh-CN"/>
+              </w:rPr>
+            </w:pPr>
+            <w:r>
+              <w:rPr>
+                <w:color w:val="000000"/>
+                <w:sz w:val="21"/>
+                <w:lang w:eastAsia="zh-CN"/>
               </w:rPr>
               <w:t>**</w:t>
             </w:r>
@@ -16816,6 +17306,7 @@
               <w:rPr>
                 <w:color w:val="000000"/>
                 <w:sz w:val="21"/>
+                <w:lang w:eastAsia="zh-CN"/>
               </w:rPr>
               <w:t>多歌手混战</w:t>
             </w:r>
@@ -16823,6 +17314,7 @@
               <w:rPr>
                 <w:color w:val="000000"/>
                 <w:sz w:val="21"/>
+                <w:lang w:eastAsia="zh-CN"/>
               </w:rPr>
               <w:t>**</w:t>
             </w:r>
@@ -16830,6 +17322,7 @@
               <w:rPr>
                 <w:color w:val="000000"/>
                 <w:sz w:val="21"/>
+                <w:lang w:eastAsia="zh-CN"/>
               </w:rPr>
               <w:t>，各位歌手的专辑进入同一池</w:t>
             </w:r>
@@ -16969,6 +17462,147 @@
       <w:tr>
         <w:tc>
           <w:tcPr>
+            <w:tcW w:w="2771" w:type="dxa"/>
+            <w:gridSpan w:val="2"/>
+          </w:tcPr>
+          <w:p>
+            <w:r>
+              <w:rPr>
+                <w:color w:val="000000"/>
+                <w:sz w:val="21"/>
+              </w:rPr>
+              <w:t>`aligned`</w:t>
+            </w:r>
+          </w:p>
+        </w:tc>
+        <w:tc>
+          <w:tcPr>
+            <w:tcW w:w="2771" w:type="dxa"/>
+            <w:gridSpan w:val="2"/>
+          </w:tcPr>
+          <w:p>
+            <w:pPr>
+              <w:rPr>
+                <w:lang w:eastAsia="zh-CN"/>
+              </w:rPr>
+            </w:pPr>
+            <w:r>
+              <w:rPr>
+                <w:color w:val="000000"/>
+                <w:sz w:val="21"/>
+                <w:lang w:eastAsia="zh-CN"/>
+              </w:rPr>
+              <w:t>**</w:t>
+            </w:r>
+            <w:r>
+              <w:rPr>
+                <w:color w:val="000000"/>
+                <w:sz w:val="21"/>
+                <w:lang w:eastAsia="zh-CN"/>
+              </w:rPr>
+              <w:t>对位赛</w:t>
+            </w:r>
+            <w:r>
+              <w:rPr>
+                <w:color w:val="000000"/>
+                <w:sz w:val="21"/>
+                <w:lang w:eastAsia="zh-CN"/>
+              </w:rPr>
+              <w:t>**</w:t>
+            </w:r>
+            <w:r>
+              <w:rPr>
+                <w:color w:val="000000"/>
+                <w:sz w:val="21"/>
+                <w:lang w:eastAsia="zh-CN"/>
+              </w:rPr>
+              <w:t>，</w:t>
+            </w:r>
+            <w:r>
+              <w:rPr>
+                <w:color w:val="000000"/>
+                <w:sz w:val="21"/>
+                <w:lang w:eastAsia="zh-CN"/>
+              </w:rPr>
+              <w:t xml:space="preserve">2 </w:t>
+            </w:r>
+            <w:r>
+              <w:rPr>
+                <w:color w:val="000000"/>
+                <w:sz w:val="21"/>
+                <w:lang w:eastAsia="zh-CN"/>
+              </w:rPr>
+              <w:t>至</w:t>
+            </w:r>
+            <w:r>
+              <w:rPr>
+                <w:color w:val="000000"/>
+                <w:sz w:val="21"/>
+                <w:lang w:eastAsia="zh-CN"/>
+              </w:rPr>
+              <w:t xml:space="preserve"> 4 </w:t>
+            </w:r>
+            <w:r>
+              <w:rPr>
+                <w:color w:val="000000"/>
+                <w:sz w:val="21"/>
+                <w:lang w:eastAsia="zh-CN"/>
+              </w:rPr>
+              <w:t>位歌手按发行日期先后逐张对位，第</w:t>
+            </w:r>
+            <w:r>
+              <w:rPr>
+                <w:color w:val="000000"/>
+                <w:sz w:val="21"/>
+                <w:lang w:eastAsia="zh-CN"/>
+              </w:rPr>
+              <w:t xml:space="preserve"> k </w:t>
+            </w:r>
+            <w:r>
+              <w:rPr>
+                <w:color w:val="000000"/>
+                <w:sz w:val="21"/>
+                <w:lang w:eastAsia="zh-CN"/>
+              </w:rPr>
+              <w:t>张对第</w:t>
+            </w:r>
+            <w:r>
+              <w:rPr>
+                <w:color w:val="000000"/>
+                <w:sz w:val="21"/>
+                <w:lang w:eastAsia="zh-CN"/>
+              </w:rPr>
+              <w:t xml:space="preserve"> k </w:t>
+            </w:r>
+            <w:r>
+              <w:rPr>
+                <w:color w:val="000000"/>
+                <w:sz w:val="21"/>
+                <w:lang w:eastAsia="zh-CN"/>
+              </w:rPr>
+              <w:t>张</w:t>
+            </w:r>
+          </w:p>
+        </w:tc>
+        <w:tc>
+          <w:tcPr>
+            <w:tcW w:w="2771" w:type="dxa"/>
+            <w:gridSpan w:val="2"/>
+          </w:tcPr>
+          <w:p>
+            <w:r>
+              <w:rPr>
+                <w:color w:val="000000"/>
+                <w:sz w:val="21"/>
+              </w:rPr>
+              <w:t>`artists` + `alignCount`</w:t>
+            </w:r>
+          </w:p>
+        </w:tc>
+      </w:tr>
+      <w:tr>
+        <w:tc>
+          <w:tcPr>
             <w:tcW w:w="2078" w:type="dxa"/>
           </w:tcPr>
           <w:p>
@@ -17165,7 +17799,7 @@
                 <w:color w:val="000000"/>
                 <w:sz w:val="21"/>
               </w:rPr>
-              <w:t>scopeKey</w:t>
+              <w:t>alignCount</w:t>
             </w:r>
           </w:p>
         </w:tc>
@@ -17180,7 +17814,7 @@
                 <w:color w:val="000000"/>
                 <w:sz w:val="21"/>
               </w:rPr>
-              <w:t>string</w:t>
+              <w:t>number</w:t>
             </w:r>
           </w:p>
         </w:tc>
@@ -17204,19 +17838,42 @@
             <w:tcW w:w="2078" w:type="dxa"/>
           </w:tcPr>
           <w:p>
-            <w:r>
-              <w:rPr>
-                <w:color w:val="000000"/>
-                <w:sz w:val="21"/>
-              </w:rPr>
-              <w:t xml:space="preserve">`artist` / `genre` / `era` </w:t>
-            </w:r>
-            <w:r>
-              <w:rPr>
-                <w:color w:val="000000"/>
-                <w:sz w:val="21"/>
-              </w:rPr>
-              <w:t>模式下的关键字</w:t>
+            <w:pPr>
+              <w:rPr>
+                <w:lang w:eastAsia="zh-CN"/>
+              </w:rPr>
+            </w:pPr>
+            <w:r>
+              <w:rPr>
+                <w:color w:val="000000"/>
+                <w:sz w:val="21"/>
+                <w:lang w:eastAsia="zh-CN"/>
+              </w:rPr>
+              <w:t xml:space="preserve">`aligned` </w:t>
+            </w:r>
+            <w:r>
+              <w:rPr>
+                <w:color w:val="000000"/>
+                <w:sz w:val="21"/>
+                <w:lang w:eastAsia="zh-CN"/>
+              </w:rPr>
+              <w:t>模式下的对位张数，默认</w:t>
+            </w:r>
+            <w:r>
+              <w:rPr>
+                <w:color w:val="000000"/>
+                <w:sz w:val="21"/>
+                <w:lang w:eastAsia="zh-CN"/>
+              </w:rPr>
+              <w:t xml:space="preserve"> 5</w:t>
+            </w:r>
+            <w:r>
+              <w:rPr>
+                <w:color w:val="000000"/>
+                <w:sz w:val="21"/>
+                <w:lang w:eastAsia="zh-CN"/>
+              </w:rPr>
+              <w:t>，上限取各歌手专辑数的较小值</w:t>
             </w:r>
           </w:p>
         </w:tc>
@@ -17232,7 +17889,7 @@
                 <w:color w:val="000000"/>
                 <w:sz w:val="21"/>
               </w:rPr>
-              <w:t>artists</w:t>
+              <w:t>scopeKey</w:t>
             </w:r>
           </w:p>
         </w:tc>
@@ -17247,7 +17904,7 @@
                 <w:color w:val="000000"/>
                 <w:sz w:val="21"/>
               </w:rPr>
-              <w:t>object[]</w:t>
+              <w:t>string</w:t>
             </w:r>
           </w:p>
         </w:tc>
@@ -17276,42 +17933,14 @@
                 <w:color w:val="000000"/>
                 <w:sz w:val="21"/>
               </w:rPr>
-              <w:t xml:space="preserve">`multi-artist` </w:t>
-            </w:r>
-            <w:r>
-              <w:rPr>
-                <w:color w:val="000000"/>
-                <w:sz w:val="21"/>
-              </w:rPr>
-              <w:t>模式下的歌手与抽取数量，最少</w:t>
-            </w:r>
-            <w:r>
-              <w:rPr>
-                <w:color w:val="000000"/>
-                <w:sz w:val="21"/>
-              </w:rPr>
-              <w:t xml:space="preserve"> 2 </w:t>
-            </w:r>
-            <w:r>
-              <w:rPr>
-                <w:color w:val="000000"/>
-                <w:sz w:val="21"/>
-              </w:rPr>
-              <w:t>位、最多</w:t>
-            </w:r>
-            <w:r>
-              <w:rPr>
-                <w:color w:val="000000"/>
-                <w:sz w:val="21"/>
-              </w:rPr>
-              <w:t xml:space="preserve"> 6 </w:t>
-            </w:r>
-            <w:r>
-              <w:rPr>
-                <w:color w:val="000000"/>
-                <w:sz w:val="21"/>
-              </w:rPr>
-              <w:t>位</w:t>
+              <w:t xml:space="preserve">`artist` / `genre` / `era` </w:t>
+            </w:r>
+            <w:r>
+              <w:rPr>
+                <w:color w:val="000000"/>
+                <w:sz w:val="21"/>
+              </w:rPr>
+              <w:t>模式下的关键字</w:t>
             </w:r>
           </w:p>
         </w:tc>
@@ -17327,7 +17956,7 @@
                 <w:color w:val="000000"/>
                 <w:sz w:val="21"/>
               </w:rPr>
-              <w:t>artists[].artistId</w:t>
+              <w:t>artists</w:t>
             </w:r>
           </w:p>
         </w:tc>
@@ -17342,7 +17971,7 @@
                 <w:color w:val="000000"/>
                 <w:sz w:val="21"/>
               </w:rPr>
-              <w:t>number</w:t>
+              <w:t>object[]</w:t>
             </w:r>
           </w:p>
         </w:tc>
@@ -17357,7 +17986,7 @@
                 <w:color w:val="000000"/>
                 <w:sz w:val="21"/>
               </w:rPr>
-              <w:t>是</w:t>
+              <w:t>否</w:t>
             </w:r>
           </w:p>
         </w:tc>
@@ -17371,7 +18000,50 @@
                 <w:color w:val="000000"/>
                 <w:sz w:val="21"/>
               </w:rPr>
-              <w:t>歌手唯一标识</w:t>
+              <w:t xml:space="preserve">`multi-artist` </w:t>
+            </w:r>
+            <w:r>
+              <w:rPr>
+                <w:color w:val="000000"/>
+                <w:sz w:val="21"/>
+              </w:rPr>
+              <w:t>模式下的歌手与抽取数量，最少</w:t>
+            </w:r>
+            <w:r>
+              <w:rPr>
+                <w:color w:val="000000"/>
+                <w:sz w:val="21"/>
+              </w:rPr>
+              <w:t xml:space="preserve"> 2 </w:t>
+            </w:r>
+            <w:r>
+              <w:rPr>
+                <w:color w:val="000000"/>
+                <w:sz w:val="21"/>
+              </w:rPr>
+              <w:t>位、</w:t>
+            </w:r>
+            <w:r>
+              <w:rPr>
+                <w:color w:val="000000"/>
+                <w:sz w:val="21"/>
+              </w:rPr>
+              <w:lastRenderedPageBreak/>
+              <w:t>最多</w:t>
+            </w:r>
+            <w:r>
+              <w:rPr>
+                <w:color w:val="000000"/>
+                <w:sz w:val="21"/>
+              </w:rPr>
+              <w:t xml:space="preserve"> 6 </w:t>
+            </w:r>
+            <w:r>
+              <w:rPr>
+                <w:color w:val="000000"/>
+                <w:sz w:val="21"/>
+              </w:rPr>
+              <w:t>位</w:t>
             </w:r>
           </w:p>
         </w:tc>
@@ -17387,7 +18059,8 @@
                 <w:color w:val="000000"/>
                 <w:sz w:val="21"/>
               </w:rPr>
-              <w:t>artists[].pick</w:t>
+              <w:lastRenderedPageBreak/>
+              <w:t>artists[].artistId</w:t>
             </w:r>
           </w:p>
         </w:tc>
@@ -17417,7 +18090,7 @@
                 <w:color w:val="000000"/>
                 <w:sz w:val="21"/>
               </w:rPr>
-              <w:t>否</w:t>
+              <w:t>是</w:t>
             </w:r>
           </w:p>
         </w:tc>
@@ -17431,42 +18104,7 @@
                 <w:color w:val="000000"/>
                 <w:sz w:val="21"/>
               </w:rPr>
-              <w:t>该歌手抽取的专辑数，默认</w:t>
-            </w:r>
-            <w:r>
-              <w:rPr>
-                <w:color w:val="000000"/>
-                <w:sz w:val="21"/>
-              </w:rPr>
-              <w:t xml:space="preserve"> 4</w:t>
-            </w:r>
-            <w:r>
-              <w:rPr>
-                <w:color w:val="000000"/>
-                <w:sz w:val="21"/>
-              </w:rPr>
-              <w:t>，范围</w:t>
-            </w:r>
-            <w:r>
-              <w:rPr>
-                <w:color w:val="000000"/>
-                <w:sz w:val="21"/>
-              </w:rPr>
-              <w:t xml:space="preserve"> 3 </w:t>
-            </w:r>
-            <w:r>
-              <w:rPr>
-                <w:color w:val="000000"/>
-                <w:sz w:val="21"/>
-              </w:rPr>
-              <w:t>至</w:t>
-            </w:r>
-            <w:r>
-              <w:rPr>
-                <w:color w:val="000000"/>
-                <w:sz w:val="21"/>
-              </w:rPr>
-              <w:t xml:space="preserve"> 5</w:t>
+              <w:t>歌手唯一标识</w:t>
             </w:r>
           </w:p>
         </w:tc>
@@ -17482,7 +18120,7 @@
                 <w:color w:val="000000"/>
                 <w:sz w:val="21"/>
               </w:rPr>
-              <w:t>artists[].albumIds</w:t>
+              <w:t>artists[].pick</w:t>
             </w:r>
           </w:p>
         </w:tc>
@@ -17497,7 +18135,7 @@
                 <w:color w:val="000000"/>
                 <w:sz w:val="21"/>
               </w:rPr>
-              <w:t>string[]</w:t>
+              <w:t>number</w:t>
             </w:r>
           </w:p>
         </w:tc>
@@ -17521,19 +18159,58 @@
             <w:tcW w:w="2078" w:type="dxa"/>
           </w:tcPr>
           <w:p>
-            <w:r>
-              <w:rPr>
-                <w:color w:val="000000"/>
-                <w:sz w:val="21"/>
-              </w:rPr>
-              <w:t>该歌手指定专辑，填写时忽略</w:t>
-            </w:r>
-            <w:r>
-              <w:rPr>
-                <w:color w:val="000000"/>
-                <w:sz w:val="21"/>
-              </w:rPr>
-              <w:t xml:space="preserve"> `pick`</w:t>
+            <w:pPr>
+              <w:rPr>
+                <w:lang w:eastAsia="zh-CN"/>
+              </w:rPr>
+            </w:pPr>
+            <w:r>
+              <w:rPr>
+                <w:color w:val="000000"/>
+                <w:sz w:val="21"/>
+                <w:lang w:eastAsia="zh-CN"/>
+              </w:rPr>
+              <w:t>该歌手抽取的专辑数，默认</w:t>
+            </w:r>
+            <w:r>
+              <w:rPr>
+                <w:color w:val="000000"/>
+                <w:sz w:val="21"/>
+                <w:lang w:eastAsia="zh-CN"/>
+              </w:rPr>
+              <w:t xml:space="preserve"> 4</w:t>
+            </w:r>
+            <w:r>
+              <w:rPr>
+                <w:color w:val="000000"/>
+                <w:sz w:val="21"/>
+                <w:lang w:eastAsia="zh-CN"/>
+              </w:rPr>
+              <w:t>，范围</w:t>
+            </w:r>
+            <w:r>
+              <w:rPr>
+                <w:color w:val="000000"/>
+                <w:sz w:val="21"/>
+                <w:lang w:eastAsia="zh-CN"/>
+              </w:rPr>
+              <w:t xml:space="preserve"> 3 </w:t>
+            </w:r>
+            <w:r>
+              <w:rPr>
+                <w:color w:val="000000"/>
+                <w:sz w:val="21"/>
+                <w:lang w:eastAsia="zh-CN"/>
+              </w:rPr>
+              <w:t>至</w:t>
+            </w:r>
+            <w:r>
+              <w:rPr>
+                <w:color w:val="000000"/>
+                <w:sz w:val="21"/>
+                <w:lang w:eastAsia="zh-CN"/>
+              </w:rPr>
+              <w:t xml:space="preserve"> 5</w:t>
             </w:r>
           </w:p>
         </w:tc>
@@ -17549,7 +18226,80 @@
                 <w:color w:val="000000"/>
                 <w:sz w:val="21"/>
               </w:rPr>
-              <w:lastRenderedPageBreak/>
+              <w:t>artists[].albumIds</w:t>
+            </w:r>
+          </w:p>
+        </w:tc>
+        <w:tc>
+          <w:tcPr>
+            <w:tcW w:w="2078" w:type="dxa"/>
+            <w:gridSpan w:val="2"/>
+          </w:tcPr>
+          <w:p>
+            <w:r>
+              <w:rPr>
+                <w:color w:val="000000"/>
+                <w:sz w:val="21"/>
+              </w:rPr>
+              <w:t>string[]</w:t>
+            </w:r>
+          </w:p>
+        </w:tc>
+        <w:tc>
+          <w:tcPr>
+            <w:tcW w:w="2078" w:type="dxa"/>
+            <w:gridSpan w:val="2"/>
+          </w:tcPr>
+          <w:p>
+            <w:r>
+              <w:rPr>
+                <w:color w:val="000000"/>
+                <w:sz w:val="21"/>
+              </w:rPr>
+              <w:t>否</w:t>
+            </w:r>
+          </w:p>
+        </w:tc>
+        <w:tc>
+          <w:tcPr>
+            <w:tcW w:w="2078" w:type="dxa"/>
+          </w:tcPr>
+          <w:p>
+            <w:pPr>
+              <w:rPr>
+                <w:lang w:eastAsia="zh-CN"/>
+              </w:rPr>
+            </w:pPr>
+            <w:r>
+              <w:rPr>
+                <w:color w:val="000000"/>
+                <w:sz w:val="21"/>
+                <w:lang w:eastAsia="zh-CN"/>
+              </w:rPr>
+              <w:t>该歌手指定专辑，填写时忽略</w:t>
+            </w:r>
+            <w:r>
+              <w:rPr>
+                <w:color w:val="000000"/>
+                <w:sz w:val="21"/>
+                <w:lang w:eastAsia="zh-CN"/>
+              </w:rPr>
+              <w:t xml:space="preserve"> `pick`</w:t>
+            </w:r>
+          </w:p>
+        </w:tc>
+      </w:tr>
+      <w:tr>
+        <w:tc>
+          <w:tcPr>
+            <w:tcW w:w="2078" w:type="dxa"/>
+          </w:tcPr>
+          <w:p>
+            <w:r>
+              <w:rPr>
+                <w:color w:val="000000"/>
+                <w:sz w:val="21"/>
+              </w:rPr>
               <w:t>albumIds</w:t>
             </w:r>
           </w:p>
@@ -17900,6 +18650,9 @@
         <w:shd w:val="clear" w:color="auto" w:fill="F2F4F7"/>
         <w:spacing w:after="0" w:line="240" w:lineRule="auto"/>
         <w:ind w:left="240"/>
+        <w:rPr>
+          <w:lang w:eastAsia="zh-CN"/>
+        </w:rPr>
       </w:pPr>
       <w:r>
         <w:rPr>
@@ -17907,7 +18660,16 @@
           <w:color w:val="26313F"/>
           <w:sz w:val="18"/>
         </w:rPr>
-        <w:t xml:space="preserve">  }</w:t>
+        <w:t xml:space="preserve">  </w:t>
+      </w:r>
+      <w:r>
+        <w:rPr>
+          <w:rFonts w:ascii="Consolas" w:hAnsi="Consolas"/>
+          <w:color w:val="26313F"/>
+          <w:sz w:val="18"/>
+          <w:lang w:eastAsia="zh-CN"/>
+        </w:rPr>
+        <w:t>}</w:t>
       </w:r>
     </w:p>
     <w:p>
@@ -17915,12 +18677,16 @@
         <w:shd w:val="clear" w:color="auto" w:fill="F2F4F7"/>
         <w:spacing w:after="0" w:line="240" w:lineRule="auto"/>
         <w:ind w:left="240"/>
+        <w:rPr>
+          <w:lang w:eastAsia="zh-CN"/>
+        </w:rPr>
       </w:pPr>
       <w:r>
         <w:rPr>
           <w:rFonts w:ascii="Consolas" w:hAnsi="Consolas"/>
           <w:color w:val="26313F"/>
           <w:sz w:val="18"/>
+          <w:lang w:eastAsia="zh-CN"/>
         </w:rPr>
         <w:t>}</w:t>
       </w:r>
@@ -17929,124 +18695,147 @@
       <w:pPr>
         <w:spacing w:after="0" w:line="360" w:lineRule="auto"/>
         <w:ind w:firstLine="480"/>
-      </w:pPr>
-      <w:r>
-        <w:rPr>
-          <w:color w:val="000000"/>
+        <w:rPr>
+          <w:lang w:eastAsia="zh-CN"/>
+        </w:rPr>
+      </w:pPr>
+      <w:r>
+        <w:rPr>
+          <w:color w:val="000000"/>
+          <w:lang w:eastAsia="zh-CN"/>
         </w:rPr>
         <w:t xml:space="preserve">**`filtered` </w:t>
       </w:r>
       <w:r>
         <w:rPr>
           <w:color w:val="000000"/>
+          <w:lang w:eastAsia="zh-CN"/>
         </w:rPr>
         <w:t>字段</w:t>
       </w:r>
       <w:r>
         <w:rPr>
           <w:color w:val="000000"/>
+          <w:lang w:eastAsia="zh-CN"/>
         </w:rPr>
         <w:t>**</w:t>
       </w:r>
       <w:r>
         <w:rPr>
           <w:color w:val="000000"/>
+          <w:lang w:eastAsia="zh-CN"/>
         </w:rPr>
         <w:t>：返回本次因准入规则被剔除的专辑数量，按原因分类。用于前端展示</w:t>
       </w:r>
       <w:r>
         <w:rPr>
           <w:color w:val="000000"/>
+          <w:lang w:eastAsia="zh-CN"/>
         </w:rPr>
         <w:t>"</w:t>
       </w:r>
       <w:r>
         <w:rPr>
           <w:color w:val="000000"/>
+          <w:lang w:eastAsia="zh-CN"/>
         </w:rPr>
         <w:t>已自动过滤</w:t>
       </w:r>
       <w:r>
         <w:rPr>
           <w:color w:val="000000"/>
+          <w:lang w:eastAsia="zh-CN"/>
         </w:rPr>
         <w:t xml:space="preserve"> X </w:t>
       </w:r>
       <w:r>
         <w:rPr>
           <w:color w:val="000000"/>
+          <w:lang w:eastAsia="zh-CN"/>
         </w:rPr>
         <w:t>张单曲</w:t>
       </w:r>
       <w:r>
         <w:rPr>
           <w:color w:val="000000"/>
+          <w:lang w:eastAsia="zh-CN"/>
         </w:rPr>
         <w:t xml:space="preserve"> / </w:t>
       </w:r>
       <w:r>
         <w:rPr>
           <w:color w:val="000000"/>
+          <w:lang w:eastAsia="zh-CN"/>
         </w:rPr>
         <w:t>现场</w:t>
       </w:r>
       <w:r>
         <w:rPr>
           <w:color w:val="000000"/>
+          <w:lang w:eastAsia="zh-CN"/>
         </w:rPr>
         <w:t xml:space="preserve"> / </w:t>
       </w:r>
       <w:r>
         <w:rPr>
           <w:color w:val="000000"/>
+          <w:lang w:eastAsia="zh-CN"/>
         </w:rPr>
         <w:t>原声</w:t>
       </w:r>
       <w:r>
         <w:rPr>
           <w:color w:val="000000"/>
+          <w:lang w:eastAsia="zh-CN"/>
         </w:rPr>
         <w:t xml:space="preserve"> / </w:t>
       </w:r>
       <w:r>
         <w:rPr>
           <w:color w:val="000000"/>
+          <w:lang w:eastAsia="zh-CN"/>
         </w:rPr>
         <w:t>精选</w:t>
       </w:r>
       <w:r>
         <w:rPr>
           <w:color w:val="000000"/>
+          <w:lang w:eastAsia="zh-CN"/>
         </w:rPr>
         <w:t>"</w:t>
       </w:r>
       <w:r>
         <w:rPr>
           <w:color w:val="000000"/>
+          <w:lang w:eastAsia="zh-CN"/>
         </w:rPr>
         <w:t>，对应需求</w:t>
       </w:r>
       <w:r>
         <w:rPr>
           <w:color w:val="000000"/>
+          <w:lang w:eastAsia="zh-CN"/>
         </w:rPr>
         <w:t xml:space="preserve"> FR-27 </w:t>
       </w:r>
       <w:r>
         <w:rPr>
           <w:color w:val="000000"/>
+          <w:lang w:eastAsia="zh-CN"/>
         </w:rPr>
         <w:t>与</w:t>
       </w:r>
       <w:r>
         <w:rPr>
           <w:color w:val="000000"/>
+          <w:lang w:eastAsia="zh-CN"/>
         </w:rPr>
         <w:t xml:space="preserve"> US-20</w:t>
       </w:r>
       <w:r>
         <w:rPr>
           <w:color w:val="000000"/>
+          <w:lang w:eastAsia="zh-CN"/>
         </w:rPr>
         <w:t>。</w:t>
       </w:r>
@@ -18055,22 +18844,28 @@
       <w:pPr>
         <w:spacing w:after="0" w:line="360" w:lineRule="auto"/>
         <w:ind w:firstLine="480"/>
-      </w:pPr>
-      <w:r>
-        <w:rPr>
-          <w:color w:val="000000"/>
+        <w:rPr>
+          <w:lang w:eastAsia="zh-CN"/>
+        </w:rPr>
+      </w:pPr>
+      <w:r>
+        <w:rPr>
+          <w:color w:val="000000"/>
+          <w:lang w:eastAsia="zh-CN"/>
         </w:rPr>
         <w:t>**</w:t>
       </w:r>
       <w:r>
         <w:rPr>
           <w:color w:val="000000"/>
+          <w:lang w:eastAsia="zh-CN"/>
         </w:rPr>
         <w:t>专辑准入规则（服务端实现）</w:t>
       </w:r>
       <w:r>
         <w:rPr>
           <w:color w:val="000000"/>
+          <w:lang w:eastAsia="zh-CN"/>
         </w:rPr>
         <w:t>**</w:t>
       </w:r>
@@ -18082,13 +18877,14 @@
         <w:tblLook w:val="04A0" w:firstRow="1" w:lastRow="0" w:firstColumn="1" w:lastColumn="0" w:noHBand="0" w:noVBand="1"/>
       </w:tblPr>
       <w:tblGrid>
-        <w:gridCol w:w="4156"/>
-        <w:gridCol w:w="4156"/>
+        <w:gridCol w:w="2771"/>
+        <w:gridCol w:w="2771"/>
+        <w:gridCol w:w="2771"/>
       </w:tblGrid>
       <w:tr>
         <w:tc>
           <w:tcPr>
-            <w:tcW w:w="4156" w:type="dxa"/>
+            <w:tcW w:w="2771" w:type="dxa"/>
           </w:tcPr>
           <w:p>
             <w:r>
@@ -18098,13 +18894,13 @@
                 <w:color w:val="000000"/>
                 <w:sz w:val="21"/>
               </w:rPr>
-              <w:t>规则</w:t>
-            </w:r>
-          </w:p>
-        </w:tc>
-        <w:tc>
-          <w:tcPr>
-            <w:tcW w:w="4156" w:type="dxa"/>
+              <w:t>序号</w:t>
+            </w:r>
+          </w:p>
+        </w:tc>
+        <w:tc>
+          <w:tcPr>
+            <w:tcW w:w="2771" w:type="dxa"/>
           </w:tcPr>
           <w:p>
             <w:r>
@@ -18114,6 +18910,22 @@
                 <w:color w:val="000000"/>
                 <w:sz w:val="21"/>
               </w:rPr>
+              <w:t>规则</w:t>
+            </w:r>
+          </w:p>
+        </w:tc>
+        <w:tc>
+          <w:tcPr>
+            <w:tcW w:w="2771" w:type="dxa"/>
+          </w:tcPr>
+          <w:p>
+            <w:r>
+              <w:rPr>
+                <w:rFonts w:ascii="黑体" w:eastAsia="黑体" w:hAnsi="黑体"/>
+                <w:b/>
+                <w:color w:val="000000"/>
+                <w:sz w:val="21"/>
+              </w:rPr>
               <w:t>判定</w:t>
             </w:r>
           </w:p>
@@ -18122,7 +18934,7 @@
       <w:tr>
         <w:tc>
           <w:tcPr>
-            <w:tcW w:w="4156" w:type="dxa"/>
+            <w:tcW w:w="2771" w:type="dxa"/>
           </w:tcPr>
           <w:p>
             <w:r>
@@ -18136,7 +18948,21 @@
         </w:tc>
         <w:tc>
           <w:tcPr>
-            <w:tcW w:w="4156" w:type="dxa"/>
+            <w:tcW w:w="2771" w:type="dxa"/>
+          </w:tcPr>
+          <w:p>
+            <w:r>
+              <w:rPr>
+                <w:color w:val="000000"/>
+                <w:sz w:val="21"/>
+              </w:rPr>
+              <w:t>---</w:t>
+            </w:r>
+          </w:p>
+        </w:tc>
+        <w:tc>
+          <w:tcPr>
+            <w:tcW w:w="2771" w:type="dxa"/>
           </w:tcPr>
           <w:p>
             <w:r>
@@ -18152,29 +18978,43 @@
       <w:tr>
         <w:tc>
           <w:tcPr>
-            <w:tcW w:w="4156" w:type="dxa"/>
-          </w:tcPr>
-          <w:p>
-            <w:r>
-              <w:rPr>
-                <w:color w:val="000000"/>
-                <w:sz w:val="21"/>
-              </w:rPr>
-              <w:t>类型</w:t>
-            </w:r>
-          </w:p>
-        </w:tc>
-        <w:tc>
-          <w:tcPr>
-            <w:tcW w:w="4156" w:type="dxa"/>
-          </w:tcPr>
-          <w:p>
-            <w:r>
-              <w:rPr>
-                <w:color w:val="000000"/>
-                <w:sz w:val="21"/>
-              </w:rPr>
-              <w:t>接口返回类型必须为</w:t>
+            <w:tcW w:w="2771" w:type="dxa"/>
+          </w:tcPr>
+          <w:p>
+            <w:r>
+              <w:rPr>
+                <w:color w:val="000000"/>
+                <w:sz w:val="21"/>
+              </w:rPr>
+              <w:t>1</w:t>
+            </w:r>
+          </w:p>
+        </w:tc>
+        <w:tc>
+          <w:tcPr>
+            <w:tcW w:w="2771" w:type="dxa"/>
+          </w:tcPr>
+          <w:p>
+            <w:r>
+              <w:rPr>
+                <w:color w:val="000000"/>
+                <w:sz w:val="21"/>
+              </w:rPr>
+              <w:t>类型与体量</w:t>
+            </w:r>
+          </w:p>
+        </w:tc>
+        <w:tc>
+          <w:tcPr>
+            <w:tcW w:w="2771" w:type="dxa"/>
+          </w:tcPr>
+          <w:p>
+            <w:r>
+              <w:rPr>
+                <w:color w:val="000000"/>
+                <w:sz w:val="21"/>
+              </w:rPr>
+              <w:t>返回类型必须为</w:t>
             </w:r>
             <w:r>
               <w:rPr>
@@ -18210,6 +19050,27 @@
                 <w:sz w:val="21"/>
               </w:rPr>
               <w:t xml:space="preserve"> EP</w:t>
+            </w:r>
+            <w:r>
+              <w:rPr>
+                <w:color w:val="000000"/>
+                <w:sz w:val="21"/>
+              </w:rPr>
+              <w:t>；曲目数不少于</w:t>
+            </w:r>
+            <w:r>
+              <w:rPr>
+                <w:color w:val="000000"/>
+                <w:sz w:val="21"/>
+              </w:rPr>
+              <w:t xml:space="preserve"> 7 </w:t>
+            </w:r>
+            <w:r>
+              <w:rPr>
+                <w:color w:val="000000"/>
+                <w:sz w:val="21"/>
+              </w:rPr>
+              <w:t>首</w:t>
             </w:r>
           </w:p>
         </w:tc>
@@ -18217,43 +19078,85 @@
       <w:tr>
         <w:tc>
           <w:tcPr>
-            <w:tcW w:w="4156" w:type="dxa"/>
-          </w:tcPr>
-          <w:p>
-            <w:r>
-              <w:rPr>
-                <w:color w:val="000000"/>
-                <w:sz w:val="21"/>
-              </w:rPr>
-              <w:t>曲目数</w:t>
-            </w:r>
-          </w:p>
-        </w:tc>
-        <w:tc>
-          <w:tcPr>
-            <w:tcW w:w="4156" w:type="dxa"/>
-          </w:tcPr>
-          <w:p>
-            <w:r>
-              <w:rPr>
-                <w:color w:val="000000"/>
-                <w:sz w:val="21"/>
-              </w:rPr>
-              <w:t>不少于</w:t>
-            </w:r>
-            <w:r>
-              <w:rPr>
-                <w:color w:val="000000"/>
-                <w:sz w:val="21"/>
-              </w:rPr>
-              <w:t xml:space="preserve"> 7 </w:t>
-            </w:r>
-            <w:r>
-              <w:rPr>
-                <w:color w:val="000000"/>
-                <w:sz w:val="21"/>
-              </w:rPr>
-              <w:t>首</w:t>
+            <w:tcW w:w="2771" w:type="dxa"/>
+          </w:tcPr>
+          <w:p>
+            <w:r>
+              <w:rPr>
+                <w:color w:val="000000"/>
+                <w:sz w:val="21"/>
+              </w:rPr>
+              <w:t>2</w:t>
+            </w:r>
+          </w:p>
+        </w:tc>
+        <w:tc>
+          <w:tcPr>
+            <w:tcW w:w="2771" w:type="dxa"/>
+          </w:tcPr>
+          <w:p>
+            <w:r>
+              <w:rPr>
+                <w:color w:val="000000"/>
+                <w:sz w:val="21"/>
+              </w:rPr>
+              <w:t>归属</w:t>
+            </w:r>
+          </w:p>
+        </w:tc>
+        <w:tc>
+          <w:tcPr>
+            <w:tcW w:w="2771" w:type="dxa"/>
+          </w:tcPr>
+          <w:p>
+            <w:r>
+              <w:rPr>
+                <w:color w:val="000000"/>
+                <w:sz w:val="21"/>
+              </w:rPr>
+              <w:t>按</w:t>
+            </w:r>
+            <w:r>
+              <w:rPr>
+                <w:color w:val="000000"/>
+                <w:sz w:val="21"/>
+              </w:rPr>
+              <w:t xml:space="preserve"> `artistId` </w:t>
+            </w:r>
+            <w:r>
+              <w:rPr>
+                <w:color w:val="000000"/>
+                <w:sz w:val="21"/>
+              </w:rPr>
+              <w:t>比对，</w:t>
+            </w:r>
+            <w:r>
+              <w:rPr>
+                <w:color w:val="000000"/>
+                <w:sz w:val="21"/>
+              </w:rPr>
+              <w:t>**</w:t>
+            </w:r>
+            <w:r>
+              <w:rPr>
+                <w:color w:val="000000"/>
+                <w:sz w:val="21"/>
+              </w:rPr>
+              <w:t>不按名称比对</w:t>
+            </w:r>
+            <w:r>
+              <w:rPr>
+                <w:color w:val="000000"/>
+                <w:sz w:val="21"/>
+              </w:rPr>
+              <w:t>**</w:t>
+            </w:r>
+            <w:r>
+              <w:rPr>
+                <w:color w:val="000000"/>
+                <w:sz w:val="21"/>
+              </w:rPr>
+              <w:t>（同一歌手在不同接口中可能返回简繁体不同的名字）</w:t>
             </w:r>
           </w:p>
         </w:tc>
@@ -18261,34 +19164,55 @@
       <w:tr>
         <w:tc>
           <w:tcPr>
-            <w:tcW w:w="4156" w:type="dxa"/>
-          </w:tcPr>
-          <w:p>
-            <w:r>
-              <w:rPr>
-                <w:color w:val="000000"/>
-                <w:sz w:val="21"/>
-              </w:rPr>
-              <w:t>名称</w:t>
-            </w:r>
-          </w:p>
-        </w:tc>
-        <w:tc>
-          <w:tcPr>
-            <w:tcW w:w="4156" w:type="dxa"/>
-          </w:tcPr>
-          <w:p>
-            <w:r>
-              <w:rPr>
-                <w:color w:val="000000"/>
-                <w:sz w:val="21"/>
-              </w:rPr>
-              <w:t>不得匹配</w:t>
-            </w:r>
-            <w:r>
-              <w:rPr>
-                <w:color w:val="000000"/>
-                <w:sz w:val="21"/>
+            <w:tcW w:w="2771" w:type="dxa"/>
+          </w:tcPr>
+          <w:p>
+            <w:r>
+              <w:rPr>
+                <w:color w:val="000000"/>
+                <w:sz w:val="21"/>
+              </w:rPr>
+              <w:t>3</w:t>
+            </w:r>
+          </w:p>
+        </w:tc>
+        <w:tc>
+          <w:tcPr>
+            <w:tcW w:w="2771" w:type="dxa"/>
+          </w:tcPr>
+          <w:p>
+            <w:r>
+              <w:rPr>
+                <w:color w:val="000000"/>
+                <w:sz w:val="21"/>
+              </w:rPr>
+              <w:t>非现场</w:t>
+            </w:r>
+          </w:p>
+        </w:tc>
+        <w:tc>
+          <w:tcPr>
+            <w:tcW w:w="2771" w:type="dxa"/>
+          </w:tcPr>
+          <w:p>
+            <w:pPr>
+              <w:rPr>
+                <w:lang w:eastAsia="zh-CN"/>
+              </w:rPr>
+            </w:pPr>
+            <w:r>
+              <w:rPr>
+                <w:color w:val="000000"/>
+                <w:sz w:val="21"/>
+                <w:lang w:eastAsia="zh-CN"/>
+              </w:rPr>
+              <w:t>名称不得匹配</w:t>
+            </w:r>
+            <w:r>
+              <w:rPr>
+                <w:color w:val="000000"/>
+                <w:sz w:val="21"/>
+                <w:lang w:eastAsia="zh-CN"/>
               </w:rPr>
               <w:t xml:space="preserve"> </w:t>
             </w:r>
@@ -18296,22 +19220,9 @@
               <w:rPr>
                 <w:color w:val="000000"/>
                 <w:sz w:val="21"/>
-              </w:rPr>
-              <w:t>现场｜演唱会｜音乐会｜原声带｜</w:t>
-            </w:r>
-            <w:r>
-              <w:rPr>
-                <w:color w:val="000000"/>
-                <w:sz w:val="21"/>
-              </w:rPr>
-              <w:t>OST</w:t>
-            </w:r>
-            <w:r>
-              <w:rPr>
-                <w:color w:val="000000"/>
-                <w:sz w:val="21"/>
-              </w:rPr>
-              <w:t>｜精选｜合集｜拼盘｜复刻｜伴奏｜致敬｜翻唱</w:t>
+                <w:lang w:eastAsia="zh-CN"/>
+              </w:rPr>
+              <w:t>现场｜演唱会｜音乐会</w:t>
             </w:r>
           </w:p>
         </w:tc>
@@ -18319,71 +19230,73 @@
       <w:tr>
         <w:tc>
           <w:tcPr>
-            <w:tcW w:w="4156" w:type="dxa"/>
-          </w:tcPr>
-          <w:p>
-            <w:r>
-              <w:rPr>
-                <w:color w:val="000000"/>
-                <w:sz w:val="21"/>
-              </w:rPr>
-              <w:t>归属</w:t>
-            </w:r>
-          </w:p>
-        </w:tc>
-        <w:tc>
-          <w:tcPr>
-            <w:tcW w:w="4156" w:type="dxa"/>
-          </w:tcPr>
-          <w:p>
-            <w:r>
-              <w:rPr>
-                <w:color w:val="000000"/>
-                <w:sz w:val="21"/>
-              </w:rPr>
-              <w:t>按</w:t>
-            </w:r>
-            <w:r>
-              <w:rPr>
-                <w:color w:val="000000"/>
-                <w:sz w:val="21"/>
-              </w:rPr>
-              <w:t xml:space="preserve"> `artistId` </w:t>
-            </w:r>
-            <w:r>
-              <w:rPr>
-                <w:color w:val="000000"/>
-                <w:sz w:val="21"/>
-              </w:rPr>
-              <w:t>比对，</w:t>
-            </w:r>
-            <w:r>
-              <w:rPr>
-                <w:color w:val="000000"/>
-                <w:sz w:val="21"/>
-              </w:rPr>
-              <w:t>**</w:t>
-            </w:r>
-            <w:r>
-              <w:rPr>
-                <w:color w:val="000000"/>
-                <w:sz w:val="21"/>
-              </w:rPr>
-              <w:t>不按名称比对</w:t>
-            </w:r>
-            <w:r>
-              <w:rPr>
-                <w:color w:val="000000"/>
-                <w:sz w:val="21"/>
-              </w:rPr>
-              <w:t>**</w:t>
-            </w:r>
-            <w:r>
-              <w:rPr>
-                <w:color w:val="000000"/>
-                <w:sz w:val="21"/>
-              </w:rPr>
-              <w:t>（同一歌手在不同接口中可能返回简繁体不同的名字）</w:t>
+            <w:tcW w:w="2771" w:type="dxa"/>
+          </w:tcPr>
+          <w:p>
+            <w:r>
+              <w:rPr>
+                <w:color w:val="000000"/>
+                <w:sz w:val="21"/>
+              </w:rPr>
+              <w:t>4</w:t>
+            </w:r>
+          </w:p>
+        </w:tc>
+        <w:tc>
+          <w:tcPr>
+            <w:tcW w:w="2771" w:type="dxa"/>
+          </w:tcPr>
+          <w:p>
+            <w:r>
+              <w:rPr>
+                <w:color w:val="000000"/>
+                <w:sz w:val="21"/>
+              </w:rPr>
+              <w:t>非原声</w:t>
+            </w:r>
+          </w:p>
+        </w:tc>
+        <w:tc>
+          <w:tcPr>
+            <w:tcW w:w="2771" w:type="dxa"/>
+          </w:tcPr>
+          <w:p>
+            <w:pPr>
+              <w:rPr>
+                <w:lang w:eastAsia="zh-CN"/>
+              </w:rPr>
+            </w:pPr>
+            <w:r>
+              <w:rPr>
+                <w:color w:val="000000"/>
+                <w:sz w:val="21"/>
+                <w:lang w:eastAsia="zh-CN"/>
+              </w:rPr>
+              <w:t>名称不得匹配</w:t>
+            </w:r>
+            <w:r>
+              <w:rPr>
+                <w:color w:val="000000"/>
+                <w:sz w:val="21"/>
+                <w:lang w:eastAsia="zh-CN"/>
+              </w:rPr>
+              <w:t xml:space="preserve"> </w:t>
+            </w:r>
+            <w:r>
+              <w:rPr>
+                <w:color w:val="000000"/>
+                <w:sz w:val="21"/>
+                <w:lang w:eastAsia="zh-CN"/>
+              </w:rPr>
+              <w:t>原声带｜</w:t>
+            </w:r>
+            <w:r>
+              <w:rPr>
+                <w:color w:val="000000"/>
+                <w:sz w:val="21"/>
+                <w:lang w:eastAsia="zh-CN"/>
+              </w:rPr>
+              <w:t>OST</w:t>
             </w:r>
           </w:p>
         </w:tc>
@@ -18391,27 +19304,179 @@
       <w:tr>
         <w:tc>
           <w:tcPr>
-            <w:tcW w:w="4156" w:type="dxa"/>
-          </w:tcPr>
-          <w:p>
-            <w:r>
-              <w:rPr>
-                <w:color w:val="000000"/>
-                <w:sz w:val="21"/>
-              </w:rPr>
-              <w:t>去重</w:t>
-            </w:r>
-          </w:p>
-        </w:tc>
-        <w:tc>
-          <w:tcPr>
-            <w:tcW w:w="4156" w:type="dxa"/>
-          </w:tcPr>
-          <w:p>
-            <w:r>
-              <w:rPr>
-                <w:color w:val="000000"/>
-                <w:sz w:val="21"/>
+            <w:tcW w:w="2771" w:type="dxa"/>
+          </w:tcPr>
+          <w:p>
+            <w:r>
+              <w:rPr>
+                <w:color w:val="000000"/>
+                <w:sz w:val="21"/>
+              </w:rPr>
+              <w:t>5</w:t>
+            </w:r>
+          </w:p>
+        </w:tc>
+        <w:tc>
+          <w:tcPr>
+            <w:tcW w:w="2771" w:type="dxa"/>
+          </w:tcPr>
+          <w:p>
+            <w:r>
+              <w:rPr>
+                <w:color w:val="000000"/>
+                <w:sz w:val="21"/>
+              </w:rPr>
+              <w:t>非精选</w:t>
+            </w:r>
+          </w:p>
+        </w:tc>
+        <w:tc>
+          <w:tcPr>
+            <w:tcW w:w="2771" w:type="dxa"/>
+          </w:tcPr>
+          <w:p>
+            <w:pPr>
+              <w:rPr>
+                <w:lang w:eastAsia="zh-CN"/>
+              </w:rPr>
+            </w:pPr>
+            <w:r>
+              <w:rPr>
+                <w:color w:val="000000"/>
+                <w:sz w:val="21"/>
+                <w:lang w:eastAsia="zh-CN"/>
+              </w:rPr>
+              <w:t>名称不得匹配</w:t>
+            </w:r>
+            <w:r>
+              <w:rPr>
+                <w:color w:val="000000"/>
+                <w:sz w:val="21"/>
+                <w:lang w:eastAsia="zh-CN"/>
+              </w:rPr>
+              <w:t xml:space="preserve"> </w:t>
+            </w:r>
+            <w:r>
+              <w:rPr>
+                <w:color w:val="000000"/>
+                <w:sz w:val="21"/>
+                <w:lang w:eastAsia="zh-CN"/>
+              </w:rPr>
+              <w:t>精选｜合集</w:t>
+            </w:r>
+          </w:p>
+        </w:tc>
+      </w:tr>
+      <w:tr>
+        <w:tc>
+          <w:tcPr>
+            <w:tcW w:w="2771" w:type="dxa"/>
+          </w:tcPr>
+          <w:p>
+            <w:r>
+              <w:rPr>
+                <w:color w:val="000000"/>
+                <w:sz w:val="21"/>
+              </w:rPr>
+              <w:t>6</w:t>
+            </w:r>
+          </w:p>
+        </w:tc>
+        <w:tc>
+          <w:tcPr>
+            <w:tcW w:w="2771" w:type="dxa"/>
+          </w:tcPr>
+          <w:p>
+            <w:r>
+              <w:rPr>
+                <w:color w:val="000000"/>
+                <w:sz w:val="21"/>
+              </w:rPr>
+              <w:t>非合辑</w:t>
+            </w:r>
+          </w:p>
+        </w:tc>
+        <w:tc>
+          <w:tcPr>
+            <w:tcW w:w="2771" w:type="dxa"/>
+          </w:tcPr>
+          <w:p>
+            <w:pPr>
+              <w:rPr>
+                <w:lang w:eastAsia="zh-CN"/>
+              </w:rPr>
+            </w:pPr>
+            <w:r>
+              <w:rPr>
+                <w:color w:val="000000"/>
+                <w:sz w:val="21"/>
+                <w:lang w:eastAsia="zh-CN"/>
+              </w:rPr>
+              <w:t>名称不得匹配</w:t>
+            </w:r>
+            <w:r>
+              <w:rPr>
+                <w:color w:val="000000"/>
+                <w:sz w:val="21"/>
+                <w:lang w:eastAsia="zh-CN"/>
+              </w:rPr>
+              <w:t xml:space="preserve"> </w:t>
+            </w:r>
+            <w:r>
+              <w:rPr>
+                <w:color w:val="000000"/>
+                <w:sz w:val="21"/>
+                <w:lang w:eastAsia="zh-CN"/>
+              </w:rPr>
+              <w:t>拼盘｜合辑；且不得含多歌手连接符</w:t>
+            </w:r>
+          </w:p>
+        </w:tc>
+      </w:tr>
+      <w:tr>
+        <w:tc>
+          <w:tcPr>
+            <w:tcW w:w="2771" w:type="dxa"/>
+          </w:tcPr>
+          <w:p>
+            <w:r>
+              <w:rPr>
+                <w:color w:val="000000"/>
+                <w:sz w:val="21"/>
+              </w:rPr>
+              <w:t>7</w:t>
+            </w:r>
+          </w:p>
+        </w:tc>
+        <w:tc>
+          <w:tcPr>
+            <w:tcW w:w="2771" w:type="dxa"/>
+          </w:tcPr>
+          <w:p>
+            <w:r>
+              <w:rPr>
+                <w:color w:val="000000"/>
+                <w:sz w:val="21"/>
+              </w:rPr>
+              <w:t>同名去重</w:t>
+            </w:r>
+          </w:p>
+        </w:tc>
+        <w:tc>
+          <w:tcPr>
+            <w:tcW w:w="2771" w:type="dxa"/>
+          </w:tcPr>
+          <w:p>
+            <w:pPr>
+              <w:rPr>
+                <w:lang w:eastAsia="zh-CN"/>
+              </w:rPr>
+            </w:pPr>
+            <w:r>
+              <w:rPr>
+                <w:color w:val="000000"/>
+                <w:sz w:val="21"/>
+                <w:lang w:eastAsia="zh-CN"/>
               </w:rPr>
               <w:t>同名专辑只保留最早发行、且不带豪华版后缀的版本</w:t>
             </w:r>
@@ -18423,106 +19488,126 @@
       <w:pPr>
         <w:spacing w:after="0" w:line="360" w:lineRule="auto"/>
         <w:ind w:firstLine="480"/>
-      </w:pPr>
-      <w:r>
-        <w:rPr>
-          <w:color w:val="000000"/>
+        <w:rPr>
+          <w:lang w:eastAsia="zh-CN"/>
+        </w:rPr>
+      </w:pPr>
+      <w:r>
+        <w:rPr>
+          <w:color w:val="000000"/>
+          <w:lang w:eastAsia="zh-CN"/>
         </w:rPr>
         <w:t>实测该规则的效果：周杰伦</w:t>
       </w:r>
       <w:r>
         <w:rPr>
           <w:color w:val="000000"/>
+          <w:lang w:eastAsia="zh-CN"/>
         </w:rPr>
         <w:t xml:space="preserve"> 48 </w:t>
       </w:r>
       <w:r>
         <w:rPr>
           <w:color w:val="000000"/>
+          <w:lang w:eastAsia="zh-CN"/>
         </w:rPr>
         <w:t>张筛出</w:t>
       </w:r>
       <w:r>
         <w:rPr>
           <w:color w:val="000000"/>
+          <w:lang w:eastAsia="zh-CN"/>
         </w:rPr>
         <w:t xml:space="preserve"> 17 </w:t>
       </w:r>
       <w:r>
         <w:rPr>
           <w:color w:val="000000"/>
+          <w:lang w:eastAsia="zh-CN"/>
         </w:rPr>
         <w:t>张、林俊杰</w:t>
       </w:r>
       <w:r>
         <w:rPr>
           <w:color w:val="000000"/>
+          <w:lang w:eastAsia="zh-CN"/>
         </w:rPr>
         <w:t xml:space="preserve"> 80 </w:t>
       </w:r>
       <w:r>
         <w:rPr>
           <w:color w:val="000000"/>
+          <w:lang w:eastAsia="zh-CN"/>
         </w:rPr>
         <w:t>张筛出</w:t>
       </w:r>
       <w:r>
         <w:rPr>
           <w:color w:val="000000"/>
+          <w:lang w:eastAsia="zh-CN"/>
         </w:rPr>
         <w:t xml:space="preserve"> 16 </w:t>
       </w:r>
       <w:r>
         <w:rPr>
           <w:color w:val="000000"/>
+          <w:lang w:eastAsia="zh-CN"/>
         </w:rPr>
         <w:t>张、陈奕迅</w:t>
       </w:r>
       <w:r>
         <w:rPr>
           <w:color w:val="000000"/>
+          <w:lang w:eastAsia="zh-CN"/>
         </w:rPr>
         <w:t xml:space="preserve"> 122 </w:t>
       </w:r>
       <w:r>
         <w:rPr>
           <w:color w:val="000000"/>
+          <w:lang w:eastAsia="zh-CN"/>
         </w:rPr>
         <w:t>张筛出</w:t>
       </w:r>
       <w:r>
         <w:rPr>
           <w:color w:val="000000"/>
+          <w:lang w:eastAsia="zh-CN"/>
         </w:rPr>
         <w:t xml:space="preserve"> 44 </w:t>
       </w:r>
       <w:r>
         <w:rPr>
           <w:color w:val="000000"/>
+          <w:lang w:eastAsia="zh-CN"/>
         </w:rPr>
         <w:t>张、李荣浩</w:t>
       </w:r>
       <w:r>
         <w:rPr>
           <w:color w:val="000000"/>
+          <w:lang w:eastAsia="zh-CN"/>
         </w:rPr>
         <w:t xml:space="preserve"> 48 </w:t>
       </w:r>
       <w:r>
         <w:rPr>
           <w:color w:val="000000"/>
+          <w:lang w:eastAsia="zh-CN"/>
         </w:rPr>
         <w:t>张筛出</w:t>
       </w:r>
       <w:r>
         <w:rPr>
           <w:color w:val="000000"/>
+          <w:lang w:eastAsia="zh-CN"/>
         </w:rPr>
         <w:t xml:space="preserve"> 8 </w:t>
       </w:r>
       <w:r>
         <w:rPr>
           <w:color w:val="000000"/>
+          <w:lang w:eastAsia="zh-CN"/>
         </w:rPr>
         <w:t>张。</w:t>
       </w:r>
@@ -18531,94 +19616,113 @@
       <w:pPr>
         <w:spacing w:after="0" w:line="360" w:lineRule="auto"/>
         <w:ind w:firstLine="480"/>
-      </w:pPr>
-      <w:r>
-        <w:rPr>
-          <w:color w:val="000000"/>
-        </w:rPr>
+        <w:rPr>
+          <w:lang w:eastAsia="zh-CN"/>
+        </w:rPr>
+      </w:pPr>
+      <w:r>
+        <w:rPr>
+          <w:color w:val="000000"/>
+          <w:lang w:eastAsia="zh-CN"/>
+        </w:rPr>
+        <w:lastRenderedPageBreak/>
         <w:t>失败情形：过滤后专辑少于</w:t>
       </w:r>
       <w:r>
         <w:rPr>
           <w:color w:val="000000"/>
+          <w:lang w:eastAsia="zh-CN"/>
         </w:rPr>
         <w:t xml:space="preserve"> 4 </w:t>
       </w:r>
       <w:r>
         <w:rPr>
           <w:color w:val="000000"/>
+          <w:lang w:eastAsia="zh-CN"/>
         </w:rPr>
         <w:t>张返回</w:t>
       </w:r>
       <w:r>
         <w:rPr>
           <w:color w:val="000000"/>
+          <w:lang w:eastAsia="zh-CN"/>
         </w:rPr>
         <w:t xml:space="preserve"> `1001`</w:t>
       </w:r>
       <w:r>
         <w:rPr>
           <w:color w:val="000000"/>
+          <w:lang w:eastAsia="zh-CN"/>
         </w:rPr>
         <w:t>；范围无法解析或歌手检索无相关结果返回</w:t>
       </w:r>
       <w:r>
         <w:rPr>
           <w:color w:val="000000"/>
+          <w:lang w:eastAsia="zh-CN"/>
         </w:rPr>
         <w:t xml:space="preserve"> `1002`</w:t>
       </w:r>
       <w:r>
         <w:rPr>
           <w:color w:val="000000"/>
+          <w:lang w:eastAsia="zh-CN"/>
         </w:rPr>
         <w:t>；</w:t>
       </w:r>
       <w:r>
         <w:rPr>
           <w:color w:val="000000"/>
+          <w:lang w:eastAsia="zh-CN"/>
         </w:rPr>
         <w:t xml:space="preserve">`multi-artist` </w:t>
       </w:r>
       <w:r>
         <w:rPr>
           <w:color w:val="000000"/>
+          <w:lang w:eastAsia="zh-CN"/>
         </w:rPr>
         <w:t>模式下歌手少于</w:t>
       </w:r>
       <w:r>
         <w:rPr>
           <w:color w:val="000000"/>
+          <w:lang w:eastAsia="zh-CN"/>
         </w:rPr>
         <w:t xml:space="preserve"> 2 </w:t>
       </w:r>
       <w:r>
         <w:rPr>
           <w:color w:val="000000"/>
+          <w:lang w:eastAsia="zh-CN"/>
         </w:rPr>
         <w:t>位或超过</w:t>
       </w:r>
       <w:r>
         <w:rPr>
           <w:color w:val="000000"/>
+          <w:lang w:eastAsia="zh-CN"/>
         </w:rPr>
         <w:t xml:space="preserve"> 6 </w:t>
       </w:r>
       <w:r>
         <w:rPr>
           <w:color w:val="000000"/>
+          <w:lang w:eastAsia="zh-CN"/>
         </w:rPr>
         <w:t>位返回</w:t>
       </w:r>
       <w:r>
         <w:rPr>
           <w:color w:val="000000"/>
+          <w:lang w:eastAsia="zh-CN"/>
         </w:rPr>
         <w:t xml:space="preserve"> `1001`</w:t>
       </w:r>
       <w:r>
         <w:rPr>
           <w:color w:val="000000"/>
+          <w:lang w:eastAsia="zh-CN"/>
         </w:rPr>
         <w:t>。</w:t>
       </w:r>
@@ -18627,70 +19731,84 @@
       <w:pPr>
         <w:spacing w:after="0" w:line="360" w:lineRule="auto"/>
         <w:ind w:firstLine="480"/>
-      </w:pPr>
-      <w:r>
-        <w:rPr>
-          <w:color w:val="000000"/>
+        <w:rPr>
+          <w:lang w:eastAsia="zh-CN"/>
+        </w:rPr>
+      </w:pPr>
+      <w:r>
+        <w:rPr>
+          <w:color w:val="000000"/>
+          <w:lang w:eastAsia="zh-CN"/>
         </w:rPr>
         <w:t>说明：返回体中的</w:t>
       </w:r>
       <w:r>
         <w:rPr>
           <w:color w:val="000000"/>
+          <w:lang w:eastAsia="zh-CN"/>
         </w:rPr>
         <w:t xml:space="preserve"> `hasBye` </w:t>
       </w:r>
       <w:r>
         <w:rPr>
           <w:color w:val="000000"/>
+          <w:lang w:eastAsia="zh-CN"/>
         </w:rPr>
         <w:t>表示是否安排了轮空（参赛数为奇数时为</w:t>
       </w:r>
       <w:r>
         <w:rPr>
           <w:color w:val="000000"/>
+          <w:lang w:eastAsia="zh-CN"/>
         </w:rPr>
         <w:t xml:space="preserve"> `true`</w:t>
       </w:r>
       <w:r>
         <w:rPr>
           <w:color w:val="000000"/>
+          <w:lang w:eastAsia="zh-CN"/>
         </w:rPr>
         <w:t>），该字段是</w:t>
       </w:r>
       <w:r>
         <w:rPr>
           <w:color w:val="000000"/>
+          <w:lang w:eastAsia="zh-CN"/>
         </w:rPr>
         <w:t>"</w:t>
       </w:r>
       <w:r>
         <w:rPr>
           <w:color w:val="000000"/>
+          <w:lang w:eastAsia="zh-CN"/>
         </w:rPr>
         <w:t>轮空处理</w:t>
       </w:r>
       <w:r>
         <w:rPr>
           <w:color w:val="000000"/>
+          <w:lang w:eastAsia="zh-CN"/>
         </w:rPr>
         <w:t>"</w:t>
       </w:r>
       <w:r>
         <w:rPr>
           <w:color w:val="000000"/>
+          <w:lang w:eastAsia="zh-CN"/>
         </w:rPr>
         <w:t>逻辑的直接体现；</w:t>
       </w:r>
       <w:r>
         <w:rPr>
           <w:color w:val="000000"/>
+          <w:lang w:eastAsia="zh-CN"/>
         </w:rPr>
         <w:t xml:space="preserve">`filtered` </w:t>
       </w:r>
       <w:r>
         <w:rPr>
           <w:color w:val="000000"/>
+          <w:lang w:eastAsia="zh-CN"/>
         </w:rPr>
         <w:t>则体现准入过滤逻辑。</w:t>
       </w:r>
@@ -18700,12 +19818,11 @@
         <w:pStyle w:val="21"/>
         <w:spacing w:after="120" w:line="360" w:lineRule="auto"/>
       </w:pPr>
-      <w:bookmarkStart w:id="28" w:name="_Toc240406703"/>
+      <w:bookmarkStart w:id="28" w:name="_Toc240416127"/>
       <w:r>
         <w:rPr>
           <w:rFonts w:ascii="黑体" w:eastAsia="黑体" w:hAnsi="黑体"/>
         </w:rPr>
-        <w:lastRenderedPageBreak/>
         <w:t xml:space="preserve">5.2 </w:t>
       </w:r>
       <w:r>
@@ -19107,7 +20224,7 @@
         <w:pStyle w:val="21"/>
         <w:spacing w:after="120" w:line="360" w:lineRule="auto"/>
       </w:pPr>
-      <w:bookmarkStart w:id="29" w:name="_Toc240406704"/>
+      <w:bookmarkStart w:id="29" w:name="_Toc240416128"/>
       <w:r>
         <w:rPr>
           <w:rFonts w:ascii="黑体" w:eastAsia="黑体" w:hAnsi="黑体"/>
@@ -19325,6 +20442,7 @@
           <w:color w:val="26313F"/>
           <w:sz w:val="18"/>
         </w:rPr>
+        <w:lastRenderedPageBreak/>
         <w:t xml:space="preserve">    "finished": false</w:t>
       </w:r>
     </w:p>
@@ -19399,7 +20517,7 @@
         <w:pStyle w:val="21"/>
         <w:spacing w:after="120" w:line="360" w:lineRule="auto"/>
       </w:pPr>
-      <w:bookmarkStart w:id="30" w:name="_Toc240406705"/>
+      <w:bookmarkStart w:id="30" w:name="_Toc240416129"/>
       <w:r>
         <w:rPr>
           <w:rFonts w:ascii="黑体" w:eastAsia="黑体" w:hAnsi="黑体"/>
@@ -19515,7 +20633,6 @@
                 <w:color w:val="000000"/>
                 <w:sz w:val="21"/>
               </w:rPr>
-              <w:lastRenderedPageBreak/>
               <w:t>---</w:t>
             </w:r>
           </w:p>
@@ -19611,10 +20728,16 @@
             <w:tcW w:w="2078" w:type="dxa"/>
           </w:tcPr>
           <w:p>
-            <w:r>
-              <w:rPr>
-                <w:color w:val="000000"/>
-                <w:sz w:val="21"/>
+            <w:pPr>
+              <w:rPr>
+                <w:lang w:eastAsia="zh-CN"/>
+              </w:rPr>
+            </w:pPr>
+            <w:r>
+              <w:rPr>
+                <w:color w:val="000000"/>
+                <w:sz w:val="21"/>
+                <w:lang w:eastAsia="zh-CN"/>
               </w:rPr>
               <w:t>所投专辑，必须是该场次的左或右一方</w:t>
             </w:r>
@@ -19687,12 +20810,16 @@
         <w:shd w:val="clear" w:color="auto" w:fill="F2F4F7"/>
         <w:spacing w:after="0" w:line="240" w:lineRule="auto"/>
         <w:ind w:left="240"/>
+        <w:rPr>
+          <w:lang w:eastAsia="zh-CN"/>
+        </w:rPr>
       </w:pPr>
       <w:r>
         <w:rPr>
           <w:rFonts w:ascii="Consolas" w:hAnsi="Consolas"/>
           <w:color w:val="26313F"/>
           <w:sz w:val="18"/>
+          <w:lang w:eastAsia="zh-CN"/>
         </w:rPr>
         <w:t>}</w:t>
       </w:r>
@@ -19701,46 +20828,56 @@
       <w:pPr>
         <w:spacing w:after="0" w:line="360" w:lineRule="auto"/>
         <w:ind w:firstLine="480"/>
-      </w:pPr>
-      <w:r>
-        <w:rPr>
-          <w:color w:val="000000"/>
+        <w:rPr>
+          <w:lang w:eastAsia="zh-CN"/>
+        </w:rPr>
+      </w:pPr>
+      <w:r>
+        <w:rPr>
+          <w:color w:val="000000"/>
+          <w:lang w:eastAsia="zh-CN"/>
         </w:rPr>
         <w:t>失败情形：同一场次重复投票返回</w:t>
       </w:r>
       <w:r>
         <w:rPr>
           <w:color w:val="000000"/>
+          <w:lang w:eastAsia="zh-CN"/>
         </w:rPr>
         <w:t xml:space="preserve"> `3001`</w:t>
       </w:r>
       <w:r>
         <w:rPr>
           <w:color w:val="000000"/>
+          <w:lang w:eastAsia="zh-CN"/>
         </w:rPr>
         <w:t>；</w:t>
       </w:r>
       <w:r>
         <w:rPr>
           <w:color w:val="000000"/>
+          <w:lang w:eastAsia="zh-CN"/>
         </w:rPr>
         <w:t xml:space="preserve">`albumId` </w:t>
       </w:r>
       <w:r>
         <w:rPr>
           <w:color w:val="000000"/>
+          <w:lang w:eastAsia="zh-CN"/>
         </w:rPr>
         <w:t>不属于该场次返回</w:t>
       </w:r>
       <w:r>
         <w:rPr>
           <w:color w:val="000000"/>
+          <w:lang w:eastAsia="zh-CN"/>
         </w:rPr>
         <w:t xml:space="preserve"> `1001`</w:t>
       </w:r>
       <w:r>
         <w:rPr>
           <w:color w:val="000000"/>
+          <w:lang w:eastAsia="zh-CN"/>
         </w:rPr>
         <w:t>。</w:t>
       </w:r>
@@ -19750,7 +20887,7 @@
         <w:pStyle w:val="21"/>
         <w:spacing w:after="120" w:line="360" w:lineRule="auto"/>
       </w:pPr>
-      <w:bookmarkStart w:id="31" w:name="_Toc240406706"/>
+      <w:bookmarkStart w:id="31" w:name="_Toc240416130"/>
       <w:r>
         <w:rPr>
           <w:rFonts w:ascii="黑体" w:eastAsia="黑体" w:hAnsi="黑体"/>
@@ -19881,7 +21018,7 @@
         <w:pStyle w:val="21"/>
         <w:spacing w:after="120" w:line="360" w:lineRule="auto"/>
       </w:pPr>
-      <w:bookmarkStart w:id="32" w:name="_Toc240406707"/>
+      <w:bookmarkStart w:id="32" w:name="_Toc240416131"/>
       <w:r>
         <w:rPr>
           <w:rFonts w:ascii="黑体" w:eastAsia="黑体" w:hAnsi="黑体"/>
@@ -20169,11 +21306,12 @@
         <w:pStyle w:val="21"/>
         <w:spacing w:after="120" w:line="360" w:lineRule="auto"/>
       </w:pPr>
-      <w:bookmarkStart w:id="33" w:name="_Toc240406708"/>
+      <w:bookmarkStart w:id="33" w:name="_Toc240416132"/>
       <w:r>
         <w:rPr>
           <w:rFonts w:ascii="黑体" w:eastAsia="黑体" w:hAnsi="黑体"/>
         </w:rPr>
+        <w:lastRenderedPageBreak/>
         <w:t xml:space="preserve">5.7 </w:t>
       </w:r>
       <w:r>
@@ -20369,7 +21507,6 @@
           <w:color w:val="26313F"/>
           <w:sz w:val="18"/>
         </w:rPr>
-        <w:lastRenderedPageBreak/>
         <w:t xml:space="preserve">    "total": 6,</w:t>
       </w:r>
     </w:p>
@@ -20438,7 +21575,7 @@
         <w:pStyle w:val="21"/>
         <w:spacing w:after="120" w:line="360" w:lineRule="auto"/>
       </w:pPr>
-      <w:bookmarkStart w:id="34" w:name="_Toc240406709"/>
+      <w:bookmarkStart w:id="34" w:name="_Toc240416133"/>
       <w:r>
         <w:rPr>
           <w:rFonts w:ascii="黑体" w:eastAsia="黑体" w:hAnsi="黑体"/>
@@ -20509,7 +21646,7 @@
         <w:pStyle w:val="1"/>
         <w:spacing w:before="240" w:after="120" w:line="360" w:lineRule="auto"/>
       </w:pPr>
-      <w:bookmarkStart w:id="35" w:name="_Toc240406710"/>
+      <w:bookmarkStart w:id="35" w:name="_Toc240416134"/>
       <w:r>
         <w:rPr>
           <w:rFonts w:ascii="黑体" w:eastAsia="黑体" w:hAnsi="黑体"/>
@@ -20523,7 +21660,7 @@
         <w:pStyle w:val="21"/>
         <w:spacing w:after="120" w:line="360" w:lineRule="auto"/>
       </w:pPr>
-      <w:bookmarkStart w:id="36" w:name="_Toc240406711"/>
+      <w:bookmarkStart w:id="36" w:name="_Toc240416135"/>
       <w:r>
         <w:rPr>
           <w:rFonts w:ascii="黑体" w:eastAsia="黑体" w:hAnsi="黑体"/>
@@ -21114,6 +22251,7 @@
         <w:rPr>
           <w:color w:val="000000"/>
         </w:rPr>
+        <w:lastRenderedPageBreak/>
         <w:t>说明：选项中的</w:t>
       </w:r>
       <w:r>
@@ -21170,7 +22308,7 @@
         <w:pStyle w:val="21"/>
         <w:spacing w:after="120" w:line="360" w:lineRule="auto"/>
       </w:pPr>
-      <w:bookmarkStart w:id="37" w:name="_Toc240406712"/>
+      <w:bookmarkStart w:id="37" w:name="_Toc240416136"/>
       <w:r>
         <w:rPr>
           <w:rFonts w:ascii="黑体" w:eastAsia="黑体" w:hAnsi="黑体"/>
@@ -21402,7 +22540,6 @@
                 <w:color w:val="000000"/>
                 <w:sz w:val="21"/>
               </w:rPr>
-              <w:lastRenderedPageBreak/>
               <w:t>answers[].questionId</w:t>
             </w:r>
           </w:p>
@@ -21793,6 +22930,9 @@
       <w:pPr>
         <w:spacing w:after="0" w:line="360" w:lineRule="auto"/>
         <w:ind w:firstLine="480"/>
+        <w:rPr>
+          <w:lang w:eastAsia="zh-CN"/>
+        </w:rPr>
       </w:pPr>
       <w:r>
         <w:rPr>
@@ -21834,41 +22974,56 @@
         <w:rPr>
           <w:color w:val="000000"/>
         </w:rPr>
-        <w:t>表示因调用失败而使用模板兜底。该字段保证降级行为对前端透明、对测试可验证。</w:t>
+        <w:t>表示因调用失败而使用模板兜底。</w:t>
+      </w:r>
+      <w:r>
+        <w:rPr>
+          <w:color w:val="000000"/>
+          <w:lang w:eastAsia="zh-CN"/>
+        </w:rPr>
+        <w:t>该字段保证降级行为对前端透明、对测试可验证。</w:t>
       </w:r>
     </w:p>
     <w:p>
       <w:pPr>
         <w:spacing w:after="0" w:line="360" w:lineRule="auto"/>
         <w:ind w:firstLine="480"/>
-      </w:pPr>
-      <w:r>
-        <w:rPr>
-          <w:color w:val="000000"/>
+        <w:rPr>
+          <w:lang w:eastAsia="zh-CN"/>
+        </w:rPr>
+      </w:pPr>
+      <w:r>
+        <w:rPr>
+          <w:color w:val="000000"/>
+          <w:lang w:eastAsia="zh-CN"/>
         </w:rPr>
         <w:t>失败情形：答案数量不足或题目</w:t>
       </w:r>
       <w:r>
         <w:rPr>
           <w:color w:val="000000"/>
+          <w:lang w:eastAsia="zh-CN"/>
         </w:rPr>
         <w:t xml:space="preserve"> ID </w:t>
       </w:r>
       <w:r>
         <w:rPr>
           <w:color w:val="000000"/>
+          <w:lang w:eastAsia="zh-CN"/>
         </w:rPr>
         <w:t>不合法返回</w:t>
       </w:r>
       <w:r>
         <w:rPr>
           <w:color w:val="000000"/>
+          <w:lang w:eastAsia="zh-CN"/>
         </w:rPr>
         <w:t xml:space="preserve"> `1001`</w:t>
       </w:r>
       <w:r>
         <w:rPr>
           <w:color w:val="000000"/>
+          <w:lang w:eastAsia="zh-CN"/>
         </w:rPr>
         <w:t>。</w:t>
       </w:r>
@@ -21878,7 +23033,7 @@
         <w:pStyle w:val="21"/>
         <w:spacing w:after="120" w:line="360" w:lineRule="auto"/>
       </w:pPr>
-      <w:bookmarkStart w:id="38" w:name="_Toc240406713"/>
+      <w:bookmarkStart w:id="38" w:name="_Toc240416137"/>
       <w:r>
         <w:rPr>
           <w:rFonts w:ascii="黑体" w:eastAsia="黑体" w:hAnsi="黑体"/>
@@ -21946,7 +23101,7 @@
         <w:pStyle w:val="21"/>
         <w:spacing w:after="120" w:line="360" w:lineRule="auto"/>
       </w:pPr>
-      <w:bookmarkStart w:id="39" w:name="_Toc240406714"/>
+      <w:bookmarkStart w:id="39" w:name="_Toc240416138"/>
       <w:r>
         <w:rPr>
           <w:rFonts w:ascii="黑体" w:eastAsia="黑体" w:hAnsi="黑体"/>
@@ -21977,10 +23132,14 @@
       <w:pPr>
         <w:spacing w:after="0" w:line="360" w:lineRule="auto"/>
         <w:ind w:firstLine="480"/>
-      </w:pPr>
-      <w:r>
-        <w:rPr>
-          <w:color w:val="000000"/>
+        <w:rPr>
+          <w:lang w:eastAsia="zh-CN"/>
+        </w:rPr>
+      </w:pPr>
+      <w:r>
+        <w:rPr>
+          <w:color w:val="000000"/>
+          <w:lang w:eastAsia="zh-CN"/>
         </w:rPr>
         <w:t>支持分页，返回该用户的全部测评结果摘要。</w:t>
       </w:r>
@@ -22133,6 +23292,7 @@
           <w:color w:val="26313F"/>
           <w:sz w:val="18"/>
         </w:rPr>
+        <w:lastRenderedPageBreak/>
         <w:t xml:space="preserve">    "page": 1,</w:t>
       </w:r>
     </w:p>
@@ -22186,7 +23346,7 @@
         <w:pStyle w:val="21"/>
         <w:spacing w:after="120" w:line="360" w:lineRule="auto"/>
       </w:pPr>
-      <w:bookmarkStart w:id="40" w:name="_Toc240406715"/>
+      <w:bookmarkStart w:id="40" w:name="_Toc240416139"/>
       <w:r>
         <w:rPr>
           <w:rFonts w:ascii="黑体" w:eastAsia="黑体" w:hAnsi="黑体"/>
@@ -22255,7 +23415,6 @@
           <w:color w:val="26313F"/>
           <w:sz w:val="18"/>
         </w:rPr>
-        <w:lastRenderedPageBreak/>
         <w:t xml:space="preserve">  "message": "ok",</w:t>
       </w:r>
     </w:p>
@@ -22386,7 +23545,7 @@
         <w:pStyle w:val="21"/>
         <w:spacing w:after="120" w:line="360" w:lineRule="auto"/>
       </w:pPr>
-      <w:bookmarkStart w:id="41" w:name="_Toc240406716"/>
+      <w:bookmarkStart w:id="41" w:name="_Toc240416140"/>
       <w:r>
         <w:rPr>
           <w:rFonts w:ascii="黑体" w:eastAsia="黑体" w:hAnsi="黑体"/>
@@ -22555,118 +23714,140 @@
       <w:pPr>
         <w:spacing w:after="0" w:line="360" w:lineRule="auto"/>
         <w:ind w:firstLine="480"/>
-      </w:pPr>
-      <w:r>
-        <w:rPr>
-          <w:color w:val="000000"/>
+        <w:rPr>
+          <w:lang w:eastAsia="zh-CN"/>
+        </w:rPr>
+      </w:pPr>
+      <w:r>
+        <w:rPr>
+          <w:color w:val="000000"/>
+          <w:lang w:eastAsia="zh-CN"/>
         </w:rPr>
         <w:t>（</w:t>
       </w:r>
       <w:r>
         <w:rPr>
           <w:color w:val="000000"/>
+          <w:lang w:eastAsia="zh-CN"/>
         </w:rPr>
         <w:t>2</w:t>
       </w:r>
       <w:r>
         <w:rPr>
           <w:color w:val="000000"/>
+          <w:lang w:eastAsia="zh-CN"/>
         </w:rPr>
         <w:t>）池内排序依据用户</w:t>
       </w:r>
       <w:r>
         <w:rPr>
           <w:color w:val="000000"/>
+          <w:lang w:eastAsia="zh-CN"/>
         </w:rPr>
         <w:t>**</w:t>
       </w:r>
       <w:r>
         <w:rPr>
           <w:color w:val="000000"/>
+          <w:lang w:eastAsia="zh-CN"/>
         </w:rPr>
         <w:t>得分最高的维度</w:t>
       </w:r>
       <w:r>
         <w:rPr>
           <w:color w:val="000000"/>
+          <w:lang w:eastAsia="zh-CN"/>
         </w:rPr>
         <w:t>**</w:t>
       </w:r>
       <w:r>
         <w:rPr>
           <w:color w:val="000000"/>
+          <w:lang w:eastAsia="zh-CN"/>
         </w:rPr>
         <w:t>，接口返回推荐项时附带</w:t>
       </w:r>
       <w:r>
         <w:rPr>
           <w:color w:val="000000"/>
+          <w:lang w:eastAsia="zh-CN"/>
         </w:rPr>
         <w:t xml:space="preserve"> `matchedDimension` </w:t>
       </w:r>
       <w:r>
         <w:rPr>
           <w:color w:val="000000"/>
+          <w:lang w:eastAsia="zh-CN"/>
         </w:rPr>
         <w:t>与</w:t>
       </w:r>
       <w:r>
         <w:rPr>
           <w:color w:val="000000"/>
+          <w:lang w:eastAsia="zh-CN"/>
         </w:rPr>
         <w:t xml:space="preserve"> `matchedScore` </w:t>
       </w:r>
       <w:r>
         <w:rPr>
           <w:color w:val="000000"/>
+          <w:lang w:eastAsia="zh-CN"/>
         </w:rPr>
         <w:t>两个字段，供前端展示</w:t>
       </w:r>
       <w:r>
         <w:rPr>
           <w:color w:val="000000"/>
+          <w:lang w:eastAsia="zh-CN"/>
         </w:rPr>
         <w:t>"</w:t>
       </w:r>
       <w:r>
         <w:rPr>
           <w:color w:val="000000"/>
+          <w:lang w:eastAsia="zh-CN"/>
         </w:rPr>
         <w:t>匹配</w:t>
       </w:r>
       <w:r>
         <w:rPr>
           <w:color w:val="000000"/>
+          <w:lang w:eastAsia="zh-CN"/>
         </w:rPr>
         <w:t xml:space="preserve"> </w:t>
       </w:r>
       <w:r>
         <w:rPr>
           <w:color w:val="000000"/>
+          <w:lang w:eastAsia="zh-CN"/>
         </w:rPr>
         <w:t>旋律敏感</w:t>
       </w:r>
       <w:r>
         <w:rPr>
           <w:color w:val="000000"/>
+          <w:lang w:eastAsia="zh-CN"/>
         </w:rPr>
         <w:t xml:space="preserve"> 9/10"</w:t>
       </w:r>
       <w:r>
         <w:rPr>
           <w:color w:val="000000"/>
+          <w:lang w:eastAsia="zh-CN"/>
         </w:rPr>
         <w:t>这类说明</w:t>
       </w:r>
       <w:r>
         <w:rPr>
           <w:color w:val="000000"/>
+          <w:lang w:eastAsia="zh-CN"/>
         </w:rPr>
         <w:t>——</w:t>
       </w:r>
       <w:r>
         <w:rPr>
           <w:color w:val="000000"/>
+          <w:lang w:eastAsia="zh-CN"/>
         </w:rPr>
         <w:t>推荐必须能解释，不能是黑盒；</w:t>
       </w:r>
@@ -22675,130 +23856,154 @@
       <w:pPr>
         <w:spacing w:after="0" w:line="360" w:lineRule="auto"/>
         <w:ind w:firstLine="480"/>
-      </w:pPr>
-      <w:r>
-        <w:rPr>
-          <w:color w:val="000000"/>
+        <w:rPr>
+          <w:lang w:eastAsia="zh-CN"/>
+        </w:rPr>
+      </w:pPr>
+      <w:r>
+        <w:rPr>
+          <w:color w:val="000000"/>
+          <w:lang w:eastAsia="zh-CN"/>
         </w:rPr>
         <w:t>（</w:t>
       </w:r>
       <w:r>
         <w:rPr>
           <w:color w:val="000000"/>
+          <w:lang w:eastAsia="zh-CN"/>
         </w:rPr>
         <w:t>3</w:t>
       </w:r>
       <w:r>
         <w:rPr>
           <w:color w:val="000000"/>
+          <w:lang w:eastAsia="zh-CN"/>
         </w:rPr>
         <w:t>）池子的来源分两步：</w:t>
       </w:r>
       <w:r>
         <w:rPr>
           <w:color w:val="000000"/>
+          <w:lang w:eastAsia="zh-CN"/>
         </w:rPr>
         <w:t>**</w:t>
       </w:r>
       <w:r>
         <w:rPr>
           <w:color w:val="000000"/>
+          <w:lang w:eastAsia="zh-CN"/>
         </w:rPr>
         <w:t>初期由管理员在后台手工维护</w:t>
       </w:r>
       <w:r>
         <w:rPr>
           <w:color w:val="000000"/>
+          <w:lang w:eastAsia="zh-CN"/>
         </w:rPr>
         <w:t>**</w:t>
       </w:r>
       <w:r>
         <w:rPr>
           <w:color w:val="000000"/>
+          <w:lang w:eastAsia="zh-CN"/>
         </w:rPr>
         <w:t>（每类</w:t>
       </w:r>
       <w:r>
         <w:rPr>
           <w:color w:val="000000"/>
+          <w:lang w:eastAsia="zh-CN"/>
         </w:rPr>
         <w:t xml:space="preserve"> 6 </w:t>
       </w:r>
       <w:r>
         <w:rPr>
           <w:color w:val="000000"/>
+          <w:lang w:eastAsia="zh-CN"/>
         </w:rPr>
         <w:t>至</w:t>
       </w:r>
       <w:r>
         <w:rPr>
           <w:color w:val="000000"/>
+          <w:lang w:eastAsia="zh-CN"/>
         </w:rPr>
         <w:t xml:space="preserve"> 10 </w:t>
       </w:r>
       <w:r>
         <w:rPr>
           <w:color w:val="000000"/>
+          <w:lang w:eastAsia="zh-CN"/>
         </w:rPr>
         <w:t>张，对应</w:t>
       </w:r>
       <w:r>
         <w:rPr>
           <w:color w:val="000000"/>
+          <w:lang w:eastAsia="zh-CN"/>
         </w:rPr>
         <w:t xml:space="preserve"> FR-22 </w:t>
       </w:r>
       <w:r>
         <w:rPr>
           <w:color w:val="000000"/>
+          <w:lang w:eastAsia="zh-CN"/>
         </w:rPr>
         <w:t>人格类型管理）；</w:t>
       </w:r>
       <w:r>
         <w:rPr>
           <w:color w:val="000000"/>
+          <w:lang w:eastAsia="zh-CN"/>
         </w:rPr>
         <w:t>**</w:t>
       </w:r>
       <w:r>
         <w:rPr>
           <w:color w:val="000000"/>
+          <w:lang w:eastAsia="zh-CN"/>
         </w:rPr>
         <w:t>后续可根据真实行为统计自动补充</w:t>
       </w:r>
       <w:r>
         <w:rPr>
           <w:color w:val="000000"/>
+          <w:lang w:eastAsia="zh-CN"/>
         </w:rPr>
         <w:t>**</w:t>
       </w:r>
       <w:r>
         <w:rPr>
           <w:color w:val="000000"/>
+          <w:lang w:eastAsia="zh-CN"/>
         </w:rPr>
         <w:t>，例如</w:t>
       </w:r>
       <w:r>
         <w:rPr>
           <w:color w:val="000000"/>
+          <w:lang w:eastAsia="zh-CN"/>
         </w:rPr>
         <w:t>"</w:t>
       </w:r>
       <w:r>
         <w:rPr>
           <w:color w:val="000000"/>
+          <w:lang w:eastAsia="zh-CN"/>
         </w:rPr>
         <w:t>该类型用户在对决中投票胜率最高的专辑</w:t>
       </w:r>
       <w:r>
         <w:rPr>
           <w:color w:val="000000"/>
+          <w:lang w:eastAsia="zh-CN"/>
         </w:rPr>
         <w:t>"</w:t>
       </w:r>
       <w:r>
         <w:rPr>
           <w:color w:val="000000"/>
+          <w:lang w:eastAsia="zh-CN"/>
         </w:rPr>
         <w:t>；</w:t>
       </w:r>
@@ -22807,22 +24012,28 @@
       <w:pPr>
         <w:spacing w:after="0" w:line="360" w:lineRule="auto"/>
         <w:ind w:firstLine="480"/>
-      </w:pPr>
-      <w:r>
-        <w:rPr>
-          <w:color w:val="000000"/>
+        <w:rPr>
+          <w:lang w:eastAsia="zh-CN"/>
+        </w:rPr>
+      </w:pPr>
+      <w:r>
+        <w:rPr>
+          <w:color w:val="000000"/>
+          <w:lang w:eastAsia="zh-CN"/>
         </w:rPr>
         <w:t>（</w:t>
       </w:r>
       <w:r>
         <w:rPr>
           <w:color w:val="000000"/>
+          <w:lang w:eastAsia="zh-CN"/>
         </w:rPr>
         <w:t>4</w:t>
       </w:r>
       <w:r>
         <w:rPr>
           <w:color w:val="000000"/>
+          <w:lang w:eastAsia="zh-CN"/>
         </w:rPr>
         <w:t>）若某类型池为空，降级为按最高得分维度对应的风格标签在全库筛选，仍不足时返回空数组，前端隐藏推荐区，不展示占位内容。</w:t>
       </w:r>
@@ -22832,7 +24043,7 @@
         <w:pStyle w:val="21"/>
         <w:spacing w:after="120" w:line="360" w:lineRule="auto"/>
       </w:pPr>
-      <w:bookmarkStart w:id="42" w:name="_Toc240406717"/>
+      <w:bookmarkStart w:id="42" w:name="_Toc240416141"/>
       <w:r>
         <w:rPr>
           <w:rFonts w:ascii="黑体" w:eastAsia="黑体" w:hAnsi="黑体"/>
@@ -22967,11 +24178,12 @@
         <w:pStyle w:val="1"/>
         <w:spacing w:before="240" w:after="120" w:line="360" w:lineRule="auto"/>
       </w:pPr>
-      <w:bookmarkStart w:id="43" w:name="_Toc240406718"/>
+      <w:bookmarkStart w:id="43" w:name="_Toc240416142"/>
       <w:r>
         <w:rPr>
           <w:rFonts w:ascii="黑体" w:eastAsia="黑体" w:hAnsi="黑体"/>
         </w:rPr>
+        <w:lastRenderedPageBreak/>
         <w:t>七、收藏与分享接口</w:t>
       </w:r>
       <w:bookmarkEnd w:id="43"/>
@@ -22981,7 +24193,7 @@
         <w:pStyle w:val="21"/>
         <w:spacing w:after="120" w:line="360" w:lineRule="auto"/>
       </w:pPr>
-      <w:bookmarkStart w:id="44" w:name="_Toc240406719"/>
+      <w:bookmarkStart w:id="44" w:name="_Toc240416143"/>
       <w:r>
         <w:rPr>
           <w:rFonts w:ascii="黑体" w:eastAsia="黑体" w:hAnsi="黑体"/>
@@ -23204,7 +24416,6 @@
                 <w:color w:val="000000"/>
                 <w:sz w:val="21"/>
               </w:rPr>
-              <w:lastRenderedPageBreak/>
               <w:t>`album` / `battle` / `personality`</w:t>
             </w:r>
           </w:p>
@@ -23221,7 +24432,6 @@
                 <w:color w:val="000000"/>
                 <w:sz w:val="21"/>
               </w:rPr>
-              <w:lastRenderedPageBreak/>
               <w:t>targetId</w:t>
             </w:r>
           </w:p>
@@ -23296,22 +24506,28 @@
       <w:pPr>
         <w:spacing w:after="0" w:line="360" w:lineRule="auto"/>
         <w:ind w:firstLine="480"/>
-      </w:pPr>
-      <w:r>
-        <w:rPr>
-          <w:color w:val="000000"/>
+        <w:rPr>
+          <w:lang w:eastAsia="zh-CN"/>
+        </w:rPr>
+      </w:pPr>
+      <w:r>
+        <w:rPr>
+          <w:color w:val="000000"/>
+          <w:lang w:eastAsia="zh-CN"/>
         </w:rPr>
         <w:t>失败情形：重复收藏返回</w:t>
       </w:r>
       <w:r>
         <w:rPr>
           <w:color w:val="000000"/>
+          <w:lang w:eastAsia="zh-CN"/>
         </w:rPr>
         <w:t xml:space="preserve"> `3001`</w:t>
       </w:r>
       <w:r>
         <w:rPr>
           <w:color w:val="000000"/>
+          <w:lang w:eastAsia="zh-CN"/>
         </w:rPr>
         <w:t>。</w:t>
       </w:r>
@@ -23321,7 +24537,7 @@
         <w:pStyle w:val="21"/>
         <w:spacing w:after="120" w:line="360" w:lineRule="auto"/>
       </w:pPr>
-      <w:bookmarkStart w:id="45" w:name="_Toc240406720"/>
+      <w:bookmarkStart w:id="45" w:name="_Toc240416144"/>
       <w:r>
         <w:rPr>
           <w:rFonts w:ascii="黑体" w:eastAsia="黑体" w:hAnsi="黑体"/>
@@ -23368,7 +24584,7 @@
         <w:pStyle w:val="21"/>
         <w:spacing w:after="120" w:line="360" w:lineRule="auto"/>
       </w:pPr>
-      <w:bookmarkStart w:id="46" w:name="_Toc240406721"/>
+      <w:bookmarkStart w:id="46" w:name="_Toc240416145"/>
       <w:r>
         <w:rPr>
           <w:rFonts w:ascii="黑体" w:eastAsia="黑体" w:hAnsi="黑体"/>
@@ -23579,10 +24795,16 @@
             <w:tcW w:w="2078" w:type="dxa"/>
           </w:tcPr>
           <w:p>
-            <w:r>
-              <w:rPr>
-                <w:color w:val="000000"/>
-                <w:sz w:val="21"/>
+            <w:pPr>
+              <w:rPr>
+                <w:lang w:eastAsia="zh-CN"/>
+              </w:rPr>
+            </w:pPr>
+            <w:r>
+              <w:rPr>
+                <w:color w:val="000000"/>
+                <w:sz w:val="21"/>
+                <w:lang w:eastAsia="zh-CN"/>
               </w:rPr>
               <w:t>按类型筛选，缺省返回全部</w:t>
             </w:r>
@@ -23631,7 +24853,7 @@
         <w:pStyle w:val="21"/>
         <w:spacing w:after="120" w:line="360" w:lineRule="auto"/>
       </w:pPr>
-      <w:bookmarkStart w:id="47" w:name="_Toc240406722"/>
+      <w:bookmarkStart w:id="47" w:name="_Toc240416146"/>
       <w:r>
         <w:rPr>
           <w:rFonts w:ascii="黑体" w:eastAsia="黑体" w:hAnsi="黑体"/>
@@ -23943,10 +25165,16 @@
             <w:tcW w:w="2078" w:type="dxa"/>
           </w:tcPr>
           <w:p>
-            <w:r>
-              <w:rPr>
-                <w:color w:val="000000"/>
-                <w:sz w:val="21"/>
+            <w:pPr>
+              <w:rPr>
+                <w:lang w:eastAsia="zh-CN"/>
+              </w:rPr>
+            </w:pPr>
+            <w:r>
+              <w:rPr>
+                <w:color w:val="000000"/>
+                <w:sz w:val="21"/>
+                <w:lang w:eastAsia="zh-CN"/>
               </w:rPr>
               <w:t>关联的对决</w:t>
             </w:r>
@@ -23954,6 +25182,7 @@
               <w:rPr>
                 <w:color w:val="000000"/>
                 <w:sz w:val="21"/>
+                <w:lang w:eastAsia="zh-CN"/>
               </w:rPr>
               <w:t xml:space="preserve"> ID </w:t>
             </w:r>
@@ -23961,6 +25190,7 @@
               <w:rPr>
                 <w:color w:val="000000"/>
                 <w:sz w:val="21"/>
+                <w:lang w:eastAsia="zh-CN"/>
               </w:rPr>
               <w:t>或测评结果</w:t>
             </w:r>
@@ -23968,6 +25198,7 @@
               <w:rPr>
                 <w:color w:val="000000"/>
                 <w:sz w:val="21"/>
+                <w:lang w:eastAsia="zh-CN"/>
               </w:rPr>
               <w:t xml:space="preserve"> ID</w:t>
             </w:r>
@@ -24022,10 +25253,16 @@
             <w:tcW w:w="2078" w:type="dxa"/>
           </w:tcPr>
           <w:p>
-            <w:r>
-              <w:rPr>
-                <w:color w:val="000000"/>
-                <w:sz w:val="21"/>
+            <w:pPr>
+              <w:rPr>
+                <w:lang w:eastAsia="zh-CN"/>
+              </w:rPr>
+            </w:pPr>
+            <w:r>
+              <w:rPr>
+                <w:color w:val="000000"/>
+                <w:sz w:val="21"/>
+                <w:lang w:eastAsia="zh-CN"/>
               </w:rPr>
               <w:t>图片存储地址，缺省时仅记录生成行为</w:t>
             </w:r>
@@ -24053,11 +25290,12 @@
         <w:pStyle w:val="21"/>
         <w:spacing w:after="120" w:line="360" w:lineRule="auto"/>
       </w:pPr>
-      <w:bookmarkStart w:id="48" w:name="_Toc240406723"/>
+      <w:bookmarkStart w:id="48" w:name="_Toc240416147"/>
       <w:r>
         <w:rPr>
           <w:rFonts w:ascii="黑体" w:eastAsia="黑体" w:hAnsi="黑体"/>
         </w:rPr>
+        <w:lastRenderedPageBreak/>
         <w:t xml:space="preserve">7.5 </w:t>
       </w:r>
       <w:r>
@@ -24097,7 +25335,7 @@
         <w:pStyle w:val="1"/>
         <w:spacing w:before="240" w:after="120" w:line="360" w:lineRule="auto"/>
       </w:pPr>
-      <w:bookmarkStart w:id="49" w:name="_Toc240406724"/>
+      <w:bookmarkStart w:id="49" w:name="_Toc240416148"/>
       <w:r>
         <w:rPr>
           <w:rFonts w:ascii="黑体" w:eastAsia="黑体" w:hAnsi="黑体"/>
@@ -24111,7 +25349,7 @@
         <w:pStyle w:val="21"/>
         <w:spacing w:after="120" w:line="360" w:lineRule="auto"/>
       </w:pPr>
-      <w:bookmarkStart w:id="50" w:name="_Toc240406725"/>
+      <w:bookmarkStart w:id="50" w:name="_Toc240416149"/>
       <w:r>
         <w:rPr>
           <w:rFonts w:ascii="黑体" w:eastAsia="黑体" w:hAnsi="黑体"/>
@@ -24227,7 +25465,6 @@
                 <w:color w:val="000000"/>
                 <w:sz w:val="21"/>
               </w:rPr>
-              <w:lastRenderedPageBreak/>
               <w:t>---</w:t>
             </w:r>
           </w:p>
@@ -24803,10 +26040,14 @@
       <w:pPr>
         <w:spacing w:after="0" w:line="360" w:lineRule="auto"/>
         <w:ind w:firstLine="480"/>
-      </w:pPr>
-      <w:r>
-        <w:rPr>
-          <w:color w:val="000000"/>
+        <w:rPr>
+          <w:lang w:eastAsia="zh-CN"/>
+        </w:rPr>
+      </w:pPr>
+      <w:r>
+        <w:rPr>
+          <w:color w:val="000000"/>
+          <w:lang w:eastAsia="zh-CN"/>
         </w:rPr>
         <w:t>说明：排序依据为累计得票数，并列时以胜场数次序排列。</w:t>
       </w:r>
@@ -24816,7 +26057,7 @@
         <w:pStyle w:val="21"/>
         <w:spacing w:after="120" w:line="360" w:lineRule="auto"/>
       </w:pPr>
-      <w:bookmarkStart w:id="51" w:name="_Toc240406726"/>
+      <w:bookmarkStart w:id="51" w:name="_Toc240416150"/>
       <w:r>
         <w:rPr>
           <w:rFonts w:ascii="黑体" w:eastAsia="黑体" w:hAnsi="黑体"/>
@@ -25011,7 +26252,7 @@
         <w:pStyle w:val="1"/>
         <w:spacing w:before="240" w:after="120" w:line="360" w:lineRule="auto"/>
       </w:pPr>
-      <w:bookmarkStart w:id="52" w:name="_Toc240406727"/>
+      <w:bookmarkStart w:id="52" w:name="_Toc240416151"/>
       <w:r>
         <w:rPr>
           <w:rFonts w:ascii="黑体" w:eastAsia="黑体" w:hAnsi="黑体"/>
@@ -25049,11 +26290,12 @@
         <w:pStyle w:val="21"/>
         <w:spacing w:after="120" w:line="360" w:lineRule="auto"/>
       </w:pPr>
-      <w:bookmarkStart w:id="53" w:name="_Toc240406728"/>
+      <w:bookmarkStart w:id="53" w:name="_Toc240416152"/>
       <w:r>
         <w:rPr>
           <w:rFonts w:ascii="黑体" w:eastAsia="黑体" w:hAnsi="黑体"/>
         </w:rPr>
+        <w:lastRenderedPageBreak/>
         <w:t xml:space="preserve">9.1 </w:t>
       </w:r>
       <w:r>
@@ -25117,7 +26359,7 @@
         <w:pStyle w:val="21"/>
         <w:spacing w:after="120" w:line="360" w:lineRule="auto"/>
       </w:pPr>
-      <w:bookmarkStart w:id="54" w:name="_Toc240406729"/>
+      <w:bookmarkStart w:id="54" w:name="_Toc240416153"/>
       <w:r>
         <w:rPr>
           <w:rFonts w:ascii="黑体" w:eastAsia="黑体" w:hAnsi="黑体"/>
@@ -25261,7 +26503,6 @@
           <w:color w:val="26313F"/>
           <w:sz w:val="18"/>
         </w:rPr>
-        <w:lastRenderedPageBreak/>
         <w:t xml:space="preserve">    "resultCount": 487,</w:t>
       </w:r>
     </w:p>
@@ -25330,7 +26571,7 @@
         <w:pStyle w:val="21"/>
         <w:spacing w:after="120" w:line="360" w:lineRule="auto"/>
       </w:pPr>
-      <w:bookmarkStart w:id="55" w:name="_Toc240406730"/>
+      <w:bookmarkStart w:id="55" w:name="_Toc240416154"/>
       <w:r>
         <w:rPr>
           <w:rFonts w:ascii="黑体" w:eastAsia="黑体" w:hAnsi="黑体"/>
@@ -25529,10 +26770,16 @@
             <w:tcW w:w="2078" w:type="dxa"/>
           </w:tcPr>
           <w:p>
-            <w:r>
-              <w:rPr>
-                <w:color w:val="000000"/>
-                <w:sz w:val="21"/>
+            <w:pPr>
+              <w:rPr>
+                <w:lang w:eastAsia="zh-CN"/>
+              </w:rPr>
+            </w:pPr>
+            <w:r>
+              <w:rPr>
+                <w:color w:val="000000"/>
+                <w:sz w:val="21"/>
+                <w:lang w:eastAsia="zh-CN"/>
               </w:rPr>
               <w:t>支持分页与关键词筛选</w:t>
             </w:r>
@@ -25694,10 +26941,16 @@
             <w:tcW w:w="2078" w:type="dxa"/>
           </w:tcPr>
           <w:p>
-            <w:r>
-              <w:rPr>
-                <w:color w:val="000000"/>
-                <w:sz w:val="21"/>
+            <w:pPr>
+              <w:rPr>
+                <w:lang w:eastAsia="zh-CN"/>
+              </w:rPr>
+            </w:pPr>
+            <w:r>
+              <w:rPr>
+                <w:color w:val="000000"/>
+                <w:sz w:val="21"/>
+                <w:lang w:eastAsia="zh-CN"/>
               </w:rPr>
               <w:t>可改题干、选项、分值与排序</w:t>
             </w:r>
@@ -25752,10 +27005,16 @@
             <w:tcW w:w="2078" w:type="dxa"/>
           </w:tcPr>
           <w:p>
-            <w:r>
-              <w:rPr>
-                <w:color w:val="000000"/>
-                <w:sz w:val="21"/>
+            <w:pPr>
+              <w:rPr>
+                <w:lang w:eastAsia="zh-CN"/>
+              </w:rPr>
+            </w:pPr>
+            <w:r>
+              <w:rPr>
+                <w:color w:val="000000"/>
+                <w:sz w:val="21"/>
+                <w:lang w:eastAsia="zh-CN"/>
               </w:rPr>
               <w:t>删除后不影响既有测评结果</w:t>
             </w:r>
@@ -25965,7 +27224,7 @@
         <w:pStyle w:val="21"/>
         <w:spacing w:after="120" w:line="360" w:lineRule="auto"/>
       </w:pPr>
-      <w:bookmarkStart w:id="56" w:name="_Toc240406731"/>
+      <w:bookmarkStart w:id="56" w:name="_Toc240416155"/>
       <w:r>
         <w:rPr>
           <w:rFonts w:ascii="黑体" w:eastAsia="黑体" w:hAnsi="黑体"/>
@@ -26334,7 +27593,15 @@
                 <w:color w:val="000000"/>
                 <w:sz w:val="21"/>
               </w:rPr>
-              <w:t>修改描述与推荐专辑</w:t>
+              <w:t>修改描述与推荐专</w:t>
+            </w:r>
+            <w:r>
+              <w:rPr>
+                <w:color w:val="000000"/>
+                <w:sz w:val="21"/>
+              </w:rPr>
+              <w:lastRenderedPageBreak/>
+              <w:t>辑</w:t>
             </w:r>
           </w:p>
         </w:tc>
@@ -26350,6 +27617,7 @@
                 <w:color w:val="000000"/>
                 <w:sz w:val="21"/>
               </w:rPr>
+              <w:lastRenderedPageBreak/>
               <w:t>删除类型</w:t>
             </w:r>
           </w:p>
@@ -26387,10 +27655,16 @@
             <w:tcW w:w="2078" w:type="dxa"/>
           </w:tcPr>
           <w:p>
-            <w:r>
-              <w:rPr>
-                <w:color w:val="000000"/>
-                <w:sz w:val="21"/>
+            <w:pPr>
+              <w:rPr>
+                <w:lang w:eastAsia="zh-CN"/>
+              </w:rPr>
+            </w:pPr>
+            <w:r>
+              <w:rPr>
+                <w:color w:val="000000"/>
+                <w:sz w:val="21"/>
+                <w:lang w:eastAsia="zh-CN"/>
               </w:rPr>
               <w:t>已被引用的类型不允许删除，返回</w:t>
             </w:r>
@@ -26398,6 +27672,7 @@
               <w:rPr>
                 <w:color w:val="000000"/>
                 <w:sz w:val="21"/>
+                <w:lang w:eastAsia="zh-CN"/>
               </w:rPr>
               <w:t xml:space="preserve"> `3001`</w:t>
             </w:r>
@@ -26410,7 +27685,7 @@
         <w:pStyle w:val="21"/>
         <w:spacing w:after="120" w:line="360" w:lineRule="auto"/>
       </w:pPr>
-      <w:bookmarkStart w:id="57" w:name="_Toc240406732"/>
+      <w:bookmarkStart w:id="57" w:name="_Toc240416156"/>
       <w:r>
         <w:rPr>
           <w:rFonts w:ascii="黑体" w:eastAsia="黑体" w:hAnsi="黑体"/>
@@ -26609,10 +27884,16 @@
             <w:tcW w:w="2078" w:type="dxa"/>
           </w:tcPr>
           <w:p>
-            <w:r>
-              <w:rPr>
-                <w:color w:val="000000"/>
-                <w:sz w:val="21"/>
+            <w:pPr>
+              <w:rPr>
+                <w:lang w:eastAsia="zh-CN"/>
+              </w:rPr>
+            </w:pPr>
+            <w:r>
+              <w:rPr>
+                <w:color w:val="000000"/>
+                <w:sz w:val="21"/>
+                <w:lang w:eastAsia="zh-CN"/>
               </w:rPr>
               <w:t>按歌手或专辑维度分页查看缓存</w:t>
             </w:r>
@@ -26686,7 +27967,6 @@
                 <w:color w:val="000000"/>
                 <w:sz w:val="21"/>
               </w:rPr>
-              <w:lastRenderedPageBreak/>
               <w:t>与</w:t>
             </w:r>
             <w:r>
@@ -26719,7 +27999,6 @@
           <w:color w:val="26313F"/>
           <w:sz w:val="18"/>
         </w:rPr>
-        <w:lastRenderedPageBreak/>
         <w:t>{</w:t>
       </w:r>
     </w:p>
@@ -26788,7 +28067,7 @@
         <w:pStyle w:val="21"/>
         <w:spacing w:after="120" w:line="360" w:lineRule="auto"/>
       </w:pPr>
-      <w:bookmarkStart w:id="58" w:name="_Toc240406733"/>
+      <w:bookmarkStart w:id="58" w:name="_Toc240416157"/>
       <w:r>
         <w:rPr>
           <w:rFonts w:ascii="黑体" w:eastAsia="黑体" w:hAnsi="黑体"/>
@@ -26987,10 +28266,16 @@
             <w:tcW w:w="2078" w:type="dxa"/>
           </w:tcPr>
           <w:p>
-            <w:r>
-              <w:rPr>
-                <w:color w:val="000000"/>
-                <w:sz w:val="21"/>
+            <w:pPr>
+              <w:rPr>
+                <w:lang w:eastAsia="zh-CN"/>
+              </w:rPr>
+            </w:pPr>
+            <w:r>
+              <w:rPr>
+                <w:color w:val="000000"/>
+                <w:sz w:val="21"/>
+                <w:lang w:eastAsia="zh-CN"/>
               </w:rPr>
               <w:t>支持按账号、昵称、状态筛选</w:t>
             </w:r>
@@ -27142,12 +28427,16 @@
         <w:shd w:val="clear" w:color="auto" w:fill="F2F4F7"/>
         <w:spacing w:after="0" w:line="240" w:lineRule="auto"/>
         <w:ind w:left="240"/>
+        <w:rPr>
+          <w:lang w:eastAsia="zh-CN"/>
+        </w:rPr>
       </w:pPr>
       <w:r>
         <w:rPr>
           <w:rFonts w:ascii="Consolas" w:hAnsi="Consolas"/>
           <w:color w:val="26313F"/>
           <w:sz w:val="18"/>
+          <w:lang w:eastAsia="zh-CN"/>
         </w:rPr>
         <w:t>}</w:t>
       </w:r>
@@ -27156,22 +28445,28 @@
       <w:pPr>
         <w:spacing w:after="0" w:line="360" w:lineRule="auto"/>
         <w:ind w:firstLine="480"/>
-      </w:pPr>
-      <w:r>
-        <w:rPr>
-          <w:color w:val="000000"/>
+        <w:rPr>
+          <w:lang w:eastAsia="zh-CN"/>
+        </w:rPr>
+      </w:pPr>
+      <w:r>
+        <w:rPr>
+          <w:color w:val="000000"/>
+          <w:lang w:eastAsia="zh-CN"/>
         </w:rPr>
         <w:t>说明：禁用后该用户的令牌在下次校验时被拒绝，接口返回</w:t>
       </w:r>
       <w:r>
         <w:rPr>
           <w:color w:val="000000"/>
+          <w:lang w:eastAsia="zh-CN"/>
         </w:rPr>
         <w:t xml:space="preserve"> `2003`</w:t>
       </w:r>
       <w:r>
         <w:rPr>
           <w:color w:val="000000"/>
+          <w:lang w:eastAsia="zh-CN"/>
         </w:rPr>
         <w:t>。</w:t>
       </w:r>
@@ -27180,11 +28475,15 @@
       <w:pPr>
         <w:pStyle w:val="1"/>
         <w:spacing w:before="240" w:after="120" w:line="360" w:lineRule="auto"/>
-      </w:pPr>
-      <w:bookmarkStart w:id="59" w:name="_Toc240406734"/>
+        <w:rPr>
+          <w:lang w:eastAsia="zh-CN"/>
+        </w:rPr>
+      </w:pPr>
+      <w:bookmarkStart w:id="59" w:name="_Toc240416158"/>
       <w:r>
         <w:rPr>
           <w:rFonts w:ascii="黑体" w:eastAsia="黑体" w:hAnsi="黑体"/>
+          <w:lang w:eastAsia="zh-CN"/>
         </w:rPr>
         <w:t>十、关键数据结构</w:t>
       </w:r>
@@ -27194,17 +28493,22 @@
       <w:pPr>
         <w:pStyle w:val="21"/>
         <w:spacing w:after="120" w:line="360" w:lineRule="auto"/>
-      </w:pPr>
-      <w:bookmarkStart w:id="60" w:name="_Toc240406735"/>
+        <w:rPr>
+          <w:lang w:eastAsia="zh-CN"/>
+        </w:rPr>
+      </w:pPr>
+      <w:bookmarkStart w:id="60" w:name="_Toc240416159"/>
       <w:r>
         <w:rPr>
           <w:rFonts w:ascii="黑体" w:eastAsia="黑体" w:hAnsi="黑体"/>
+          <w:lang w:eastAsia="zh-CN"/>
         </w:rPr>
         <w:t xml:space="preserve">10.1 </w:t>
       </w:r>
       <w:r>
         <w:rPr>
           <w:rFonts w:ascii="黑体" w:eastAsia="黑体" w:hAnsi="黑体"/>
+          <w:lang w:eastAsia="zh-CN"/>
         </w:rPr>
         <w:t>专辑对象</w:t>
       </w:r>
@@ -27481,10 +28785,16 @@
             <w:tcW w:w="2771" w:type="dxa"/>
           </w:tcPr>
           <w:p>
-            <w:r>
-              <w:rPr>
-                <w:color w:val="000000"/>
-                <w:sz w:val="21"/>
+            <w:pPr>
+              <w:rPr>
+                <w:lang w:eastAsia="zh-CN"/>
+              </w:rPr>
+            </w:pPr>
+            <w:r>
+              <w:rPr>
+                <w:color w:val="000000"/>
+                <w:sz w:val="21"/>
+                <w:lang w:eastAsia="zh-CN"/>
               </w:rPr>
               <w:t>歌手名称（聚合时填充）</w:t>
             </w:r>
@@ -27546,6 +28856,7 @@
                 <w:color w:val="000000"/>
                 <w:sz w:val="21"/>
               </w:rPr>
+              <w:lastRenderedPageBreak/>
               <w:t>trackCount</w:t>
             </w:r>
           </w:p>
@@ -27629,7 +28940,7 @@
         <w:pStyle w:val="21"/>
         <w:spacing w:after="120" w:line="360" w:lineRule="auto"/>
       </w:pPr>
-      <w:bookmarkStart w:id="61" w:name="_Toc240406736"/>
+      <w:bookmarkStart w:id="61" w:name="_Toc240416160"/>
       <w:r>
         <w:rPr>
           <w:rFonts w:ascii="黑体" w:eastAsia="黑体" w:hAnsi="黑体"/>
@@ -27883,7 +29194,7 @@
                 <w:color w:val="000000"/>
                 <w:sz w:val="21"/>
               </w:rPr>
-              <w:t>`artist` / `multi-artist` / `genre` / `era` / `custom`</w:t>
+              <w:t>`artist` / `multi-artist` / `genre` / `era` / `custom` / `aligned`</w:t>
             </w:r>
           </w:p>
         </w:tc>
@@ -27899,7 +29210,6 @@
                 <w:color w:val="000000"/>
                 <w:sz w:val="21"/>
               </w:rPr>
-              <w:lastRenderedPageBreak/>
               <w:t>scopeKey</w:t>
             </w:r>
           </w:p>
@@ -27923,10 +29233,16 @@
             <w:tcW w:w="2771" w:type="dxa"/>
           </w:tcPr>
           <w:p>
-            <w:r>
-              <w:rPr>
-                <w:color w:val="000000"/>
-                <w:sz w:val="21"/>
+            <w:pPr>
+              <w:rPr>
+                <w:lang w:eastAsia="zh-CN"/>
+              </w:rPr>
+            </w:pPr>
+            <w:r>
+              <w:rPr>
+                <w:color w:val="000000"/>
+                <w:sz w:val="21"/>
+                <w:lang w:eastAsia="zh-CN"/>
               </w:rPr>
               <w:t>范围关键字（单范围模式使用）</w:t>
             </w:r>
@@ -27967,10 +29283,16 @@
             <w:tcW w:w="2771" w:type="dxa"/>
           </w:tcPr>
           <w:p>
-            <w:r>
-              <w:rPr>
-                <w:color w:val="000000"/>
-                <w:sz w:val="21"/>
+            <w:pPr>
+              <w:rPr>
+                <w:lang w:eastAsia="zh-CN"/>
+              </w:rPr>
+            </w:pPr>
+            <w:r>
+              <w:rPr>
+                <w:color w:val="000000"/>
+                <w:sz w:val="21"/>
+                <w:lang w:eastAsia="zh-CN"/>
               </w:rPr>
               <w:t>多歌手模式下参与的歌手标识与各自抽取数量</w:t>
             </w:r>
@@ -28143,10 +29465,16 @@
             <w:tcW w:w="2771" w:type="dxa"/>
           </w:tcPr>
           <w:p>
-            <w:r>
-              <w:rPr>
-                <w:color w:val="000000"/>
-                <w:sz w:val="21"/>
+            <w:pPr>
+              <w:rPr>
+                <w:lang w:eastAsia="zh-CN"/>
+              </w:rPr>
+            </w:pPr>
+            <w:r>
+              <w:rPr>
+                <w:color w:val="000000"/>
+                <w:sz w:val="21"/>
+                <w:lang w:eastAsia="zh-CN"/>
               </w:rPr>
               <w:t>冠军专辑，未结束时为</w:t>
             </w:r>
@@ -28154,6 +29482,7 @@
               <w:rPr>
                 <w:color w:val="000000"/>
                 <w:sz w:val="21"/>
+                <w:lang w:eastAsia="zh-CN"/>
               </w:rPr>
               <w:t xml:space="preserve"> `null`</w:t>
             </w:r>
@@ -28166,7 +29495,7 @@
         <w:pStyle w:val="21"/>
         <w:spacing w:after="120" w:line="360" w:lineRule="auto"/>
       </w:pPr>
-      <w:bookmarkStart w:id="62" w:name="_Toc240406737"/>
+      <w:bookmarkStart w:id="62" w:name="_Toc240416161"/>
       <w:r>
         <w:rPr>
           <w:rFonts w:ascii="黑体" w:eastAsia="黑体" w:hAnsi="黑体"/>
@@ -28614,7 +29943,7 @@
         <w:pStyle w:val="1"/>
         <w:spacing w:before="240" w:after="120" w:line="360" w:lineRule="auto"/>
       </w:pPr>
-      <w:bookmarkStart w:id="63" w:name="_Toc240406738"/>
+      <w:bookmarkStart w:id="63" w:name="_Toc240416162"/>
       <w:r>
         <w:rPr>
           <w:rFonts w:ascii="黑体" w:eastAsia="黑体" w:hAnsi="黑体"/>
@@ -28627,34 +29956,42 @@
       <w:pPr>
         <w:spacing w:after="0" w:line="360" w:lineRule="auto"/>
         <w:ind w:firstLine="480"/>
-      </w:pPr>
-      <w:r>
-        <w:rPr>
-          <w:color w:val="000000"/>
+        <w:rPr>
+          <w:lang w:eastAsia="zh-CN"/>
+        </w:rPr>
+      </w:pPr>
+      <w:r>
+        <w:rPr>
+          <w:color w:val="000000"/>
+          <w:lang w:eastAsia="zh-CN"/>
         </w:rPr>
         <w:t>以下为</w:t>
       </w:r>
       <w:r>
         <w:rPr>
           <w:color w:val="000000"/>
+          <w:lang w:eastAsia="zh-CN"/>
         </w:rPr>
         <w:t>"</w:t>
       </w:r>
       <w:r>
         <w:rPr>
           <w:color w:val="000000"/>
+          <w:lang w:eastAsia="zh-CN"/>
         </w:rPr>
         <w:t>完成一次专辑对决</w:t>
       </w:r>
       <w:r>
         <w:rPr>
           <w:color w:val="000000"/>
+          <w:lang w:eastAsia="zh-CN"/>
         </w:rPr>
         <w:t>"</w:t>
       </w:r>
       <w:r>
         <w:rPr>
           <w:color w:val="000000"/>
+          <w:lang w:eastAsia="zh-CN"/>
         </w:rPr>
         <w:t>的完整接口调用顺序，可直接作为联调与测试的脚本依据。</w:t>
       </w:r>
@@ -28788,6 +30125,7 @@
         <w:rPr>
           <w:color w:val="000000"/>
         </w:rPr>
+        <w:lastRenderedPageBreak/>
         <w:t>（</w:t>
       </w:r>
       <w:r>
@@ -28944,7 +30282,6 @@
         <w:rPr>
           <w:color w:val="000000"/>
         </w:rPr>
-        <w:lastRenderedPageBreak/>
         <w:t>（</w:t>
       </w:r>
       <w:r>
@@ -29013,7 +30350,7 @@
         <w:pStyle w:val="1"/>
         <w:spacing w:before="240" w:after="120" w:line="360" w:lineRule="auto"/>
       </w:pPr>
-      <w:bookmarkStart w:id="64" w:name="_Toc240406739"/>
+      <w:bookmarkStart w:id="64" w:name="_Toc240416163"/>
       <w:r>
         <w:rPr>
           <w:rFonts w:ascii="黑体" w:eastAsia="黑体" w:hAnsi="黑体"/>
@@ -29026,82 +30363,98 @@
       <w:pPr>
         <w:spacing w:after="0" w:line="360" w:lineRule="auto"/>
         <w:ind w:firstLine="480"/>
-      </w:pPr>
-      <w:r>
-        <w:rPr>
-          <w:color w:val="000000"/>
+        <w:rPr>
+          <w:lang w:eastAsia="zh-CN"/>
+        </w:rPr>
+      </w:pPr>
+      <w:r>
+        <w:rPr>
+          <w:color w:val="000000"/>
+          <w:lang w:eastAsia="zh-CN"/>
         </w:rPr>
         <w:t>（</w:t>
       </w:r>
       <w:r>
         <w:rPr>
           <w:color w:val="000000"/>
+          <w:lang w:eastAsia="zh-CN"/>
         </w:rPr>
         <w:t>1</w:t>
       </w:r>
       <w:r>
         <w:rPr>
           <w:color w:val="000000"/>
+          <w:lang w:eastAsia="zh-CN"/>
         </w:rPr>
         <w:t>）</w:t>
       </w:r>
       <w:r>
         <w:rPr>
           <w:color w:val="000000"/>
+          <w:lang w:eastAsia="zh-CN"/>
         </w:rPr>
         <w:t>**</w:t>
       </w:r>
       <w:r>
         <w:rPr>
           <w:color w:val="000000"/>
+          <w:lang w:eastAsia="zh-CN"/>
         </w:rPr>
         <w:t>数据驱动</w:t>
       </w:r>
       <w:r>
         <w:rPr>
           <w:color w:val="000000"/>
+          <w:lang w:eastAsia="zh-CN"/>
         </w:rPr>
         <w:t>**</w:t>
       </w:r>
       <w:r>
         <w:rPr>
           <w:color w:val="000000"/>
+          <w:lang w:eastAsia="zh-CN"/>
         </w:rPr>
         <w:t>：</w:t>
       </w:r>
       <w:r>
         <w:rPr>
           <w:color w:val="000000"/>
+          <w:lang w:eastAsia="zh-CN"/>
         </w:rPr>
         <w:t xml:space="preserve">M-01 </w:t>
       </w:r>
       <w:r>
         <w:rPr>
           <w:color w:val="000000"/>
+          <w:lang w:eastAsia="zh-CN"/>
         </w:rPr>
         <w:t>至</w:t>
       </w:r>
       <w:r>
         <w:rPr>
           <w:color w:val="000000"/>
+          <w:lang w:eastAsia="zh-CN"/>
         </w:rPr>
         <w:t xml:space="preserve"> M-06 </w:t>
       </w:r>
       <w:r>
         <w:rPr>
           <w:color w:val="000000"/>
+          <w:lang w:eastAsia="zh-CN"/>
         </w:rPr>
         <w:t>六个接口均写入本地数据库缓存，使系统在外部接口不可用时仍可运行，对应需求文档</w:t>
       </w:r>
       <w:r>
         <w:rPr>
           <w:color w:val="000000"/>
+          <w:lang w:eastAsia="zh-CN"/>
         </w:rPr>
         <w:t xml:space="preserve"> NFR-U2</w:t>
       </w:r>
       <w:r>
         <w:rPr>
           <w:color w:val="000000"/>
+          <w:lang w:eastAsia="zh-CN"/>
         </w:rPr>
         <w:t>；</w:t>
       </w:r>
@@ -29434,130 +30787,154 @@
       <w:pPr>
         <w:spacing w:after="0" w:line="360" w:lineRule="auto"/>
         <w:ind w:firstLine="480"/>
-      </w:pPr>
-      <w:r>
-        <w:rPr>
-          <w:color w:val="000000"/>
+        <w:rPr>
+          <w:lang w:eastAsia="zh-CN"/>
+        </w:rPr>
+      </w:pPr>
+      <w:r>
+        <w:rPr>
+          <w:color w:val="000000"/>
+          <w:lang w:eastAsia="zh-CN"/>
         </w:rPr>
         <w:t>（</w:t>
       </w:r>
       <w:r>
         <w:rPr>
           <w:color w:val="000000"/>
+          <w:lang w:eastAsia="zh-CN"/>
         </w:rPr>
         <w:t>5</w:t>
       </w:r>
       <w:r>
         <w:rPr>
           <w:color w:val="000000"/>
+          <w:lang w:eastAsia="zh-CN"/>
         </w:rPr>
         <w:t>）</w:t>
       </w:r>
       <w:r>
         <w:rPr>
           <w:color w:val="000000"/>
+          <w:lang w:eastAsia="zh-CN"/>
         </w:rPr>
         <w:t>**</w:t>
       </w:r>
       <w:r>
         <w:rPr>
           <w:color w:val="000000"/>
+          <w:lang w:eastAsia="zh-CN"/>
         </w:rPr>
         <w:t>跨歌手比较</w:t>
       </w:r>
       <w:r>
         <w:rPr>
           <w:color w:val="000000"/>
+          <w:lang w:eastAsia="zh-CN"/>
         </w:rPr>
         <w:t>**</w:t>
       </w:r>
       <w:r>
         <w:rPr>
           <w:color w:val="000000"/>
+          <w:lang w:eastAsia="zh-CN"/>
         </w:rPr>
         <w:t>：</w:t>
       </w:r>
       <w:r>
         <w:rPr>
           <w:color w:val="000000"/>
+          <w:lang w:eastAsia="zh-CN"/>
         </w:rPr>
         <w:t xml:space="preserve">B-01 </w:t>
       </w:r>
       <w:r>
         <w:rPr>
           <w:color w:val="000000"/>
+          <w:lang w:eastAsia="zh-CN"/>
         </w:rPr>
         <w:t>的</w:t>
       </w:r>
       <w:r>
         <w:rPr>
           <w:color w:val="000000"/>
+          <w:lang w:eastAsia="zh-CN"/>
         </w:rPr>
         <w:t xml:space="preserve"> `multi-artist` </w:t>
       </w:r>
       <w:r>
         <w:rPr>
           <w:color w:val="000000"/>
+          <w:lang w:eastAsia="zh-CN"/>
         </w:rPr>
         <w:t>模式允许最多</w:t>
       </w:r>
       <w:r>
         <w:rPr>
           <w:color w:val="000000"/>
+          <w:lang w:eastAsia="zh-CN"/>
         </w:rPr>
         <w:t xml:space="preserve"> 6 </w:t>
       </w:r>
       <w:r>
         <w:rPr>
           <w:color w:val="000000"/>
+          <w:lang w:eastAsia="zh-CN"/>
         </w:rPr>
         <w:t>位歌手的专辑进入同一对决池，恢复</w:t>
       </w:r>
       <w:r>
         <w:rPr>
           <w:color w:val="000000"/>
+          <w:lang w:eastAsia="zh-CN"/>
         </w:rPr>
         <w:t>"</w:t>
       </w:r>
       <w:r>
         <w:rPr>
           <w:color w:val="000000"/>
+          <w:lang w:eastAsia="zh-CN"/>
         </w:rPr>
         <w:t>不同歌手放在一起比</w:t>
       </w:r>
       <w:r>
         <w:rPr>
           <w:color w:val="000000"/>
+          <w:lang w:eastAsia="zh-CN"/>
         </w:rPr>
         <w:t>"</w:t>
       </w:r>
       <w:r>
         <w:rPr>
           <w:color w:val="000000"/>
+          <w:lang w:eastAsia="zh-CN"/>
         </w:rPr>
         <w:t>的核心玩法，对应</w:t>
       </w:r>
       <w:r>
         <w:rPr>
           <w:color w:val="000000"/>
+          <w:lang w:eastAsia="zh-CN"/>
         </w:rPr>
         <w:t xml:space="preserve"> FR-26 </w:t>
       </w:r>
       <w:r>
         <w:rPr>
           <w:color w:val="000000"/>
+          <w:lang w:eastAsia="zh-CN"/>
         </w:rPr>
         <w:t>与</w:t>
       </w:r>
       <w:r>
         <w:rPr>
           <w:color w:val="000000"/>
+          <w:lang w:eastAsia="zh-CN"/>
         </w:rPr>
         <w:t xml:space="preserve"> US-03</w:t>
       </w:r>
       <w:r>
         <w:rPr>
           <w:color w:val="000000"/>
+          <w:lang w:eastAsia="zh-CN"/>
         </w:rPr>
         <w:t>；</w:t>
       </w:r>
@@ -29566,130 +30943,154 @@
       <w:pPr>
         <w:spacing w:after="0" w:line="360" w:lineRule="auto"/>
         <w:ind w:firstLine="480"/>
-      </w:pPr>
-      <w:r>
-        <w:rPr>
-          <w:color w:val="000000"/>
+        <w:rPr>
+          <w:lang w:eastAsia="zh-CN"/>
+        </w:rPr>
+      </w:pPr>
+      <w:r>
+        <w:rPr>
+          <w:color w:val="000000"/>
+          <w:lang w:eastAsia="zh-CN"/>
         </w:rPr>
         <w:t>（</w:t>
       </w:r>
       <w:r>
         <w:rPr>
           <w:color w:val="000000"/>
+          <w:lang w:eastAsia="zh-CN"/>
         </w:rPr>
         <w:t>6</w:t>
       </w:r>
       <w:r>
         <w:rPr>
           <w:color w:val="000000"/>
+          <w:lang w:eastAsia="zh-CN"/>
         </w:rPr>
         <w:t>）</w:t>
       </w:r>
       <w:r>
         <w:rPr>
           <w:color w:val="000000"/>
+          <w:lang w:eastAsia="zh-CN"/>
         </w:rPr>
         <w:t>**</w:t>
       </w:r>
       <w:r>
         <w:rPr>
           <w:color w:val="000000"/>
+          <w:lang w:eastAsia="zh-CN"/>
         </w:rPr>
         <w:t>数据准确性</w:t>
       </w:r>
       <w:r>
         <w:rPr>
           <w:color w:val="000000"/>
+          <w:lang w:eastAsia="zh-CN"/>
         </w:rPr>
         <w:t>**</w:t>
       </w:r>
       <w:r>
         <w:rPr>
           <w:color w:val="000000"/>
+          <w:lang w:eastAsia="zh-CN"/>
         </w:rPr>
         <w:t>：</w:t>
       </w:r>
       <w:r>
         <w:rPr>
           <w:color w:val="000000"/>
+          <w:lang w:eastAsia="zh-CN"/>
         </w:rPr>
         <w:t xml:space="preserve">M-01 </w:t>
       </w:r>
       <w:r>
         <w:rPr>
           <w:color w:val="000000"/>
+          <w:lang w:eastAsia="zh-CN"/>
         </w:rPr>
         <w:t>的地区参数与相关性校验，以及</w:t>
       </w:r>
       <w:r>
         <w:rPr>
           <w:color w:val="000000"/>
+          <w:lang w:eastAsia="zh-CN"/>
         </w:rPr>
         <w:t xml:space="preserve"> B-01 </w:t>
       </w:r>
       <w:r>
         <w:rPr>
           <w:color w:val="000000"/>
-        </w:rPr>
-        <w:t>的五条专辑准入规则，共同对应</w:t>
-      </w:r>
-      <w:r>
-        <w:rPr>
-          <w:color w:val="000000"/>
+          <w:lang w:eastAsia="zh-CN"/>
+        </w:rPr>
+        <w:t>的七条专辑准入规则，共同对应</w:t>
+      </w:r>
+      <w:r>
+        <w:rPr>
+          <w:color w:val="000000"/>
+          <w:lang w:eastAsia="zh-CN"/>
         </w:rPr>
         <w:t xml:space="preserve"> NFR-D1 </w:t>
       </w:r>
       <w:r>
         <w:rPr>
           <w:color w:val="000000"/>
+          <w:lang w:eastAsia="zh-CN"/>
         </w:rPr>
         <w:t>至</w:t>
       </w:r>
       <w:r>
         <w:rPr>
           <w:color w:val="000000"/>
+          <w:lang w:eastAsia="zh-CN"/>
         </w:rPr>
         <w:t xml:space="preserve"> NFR-D5</w:t>
       </w:r>
       <w:r>
         <w:rPr>
           <w:color w:val="000000"/>
+          <w:lang w:eastAsia="zh-CN"/>
         </w:rPr>
         <w:t>。其中地区参数不得使用</w:t>
       </w:r>
       <w:r>
         <w:rPr>
           <w:color w:val="000000"/>
+          <w:lang w:eastAsia="zh-CN"/>
         </w:rPr>
         <w:t xml:space="preserve"> `cn`</w:t>
       </w:r>
       <w:r>
         <w:rPr>
           <w:color w:val="000000"/>
+          <w:lang w:eastAsia="zh-CN"/>
         </w:rPr>
         <w:t>、检索结果必须做相关性校验、专辑归属必须按标识而非名称比对，这三条均由实测发现，详见</w:t>
       </w:r>
       <w:r>
         <w:rPr>
           <w:color w:val="000000"/>
+          <w:lang w:eastAsia="zh-CN"/>
         </w:rPr>
         <w:t xml:space="preserve"> 4.1 </w:t>
       </w:r>
       <w:r>
         <w:rPr>
           <w:color w:val="000000"/>
+          <w:lang w:eastAsia="zh-CN"/>
         </w:rPr>
         <w:t>与</w:t>
       </w:r>
       <w:r>
         <w:rPr>
           <w:color w:val="000000"/>
+          <w:lang w:eastAsia="zh-CN"/>
         </w:rPr>
         <w:t xml:space="preserve"> 5.1 </w:t>
       </w:r>
       <w:r>
         <w:rPr>
           <w:color w:val="000000"/>
+          <w:lang w:eastAsia="zh-CN"/>
         </w:rPr>
         <w:t>节的说明。</w:t>
       </w:r>
@@ -29957,31 +31358,31 @@
       </w:rPr>
     </w:lvl>
   </w:abstractNum>
-  <w:num w:numId="1" w16cid:durableId="91440544">
+  <w:num w:numId="1" w16cid:durableId="1485464305">
     <w:abstractNumId w:val="8"/>
   </w:num>
-  <w:num w:numId="2" w16cid:durableId="1492982138">
+  <w:num w:numId="2" w16cid:durableId="1153989086">
     <w:abstractNumId w:val="6"/>
   </w:num>
-  <w:num w:numId="3" w16cid:durableId="1848985458">
+  <w:num w:numId="3" w16cid:durableId="1613659632">
     <w:abstractNumId w:val="5"/>
   </w:num>
-  <w:num w:numId="4" w16cid:durableId="2062094506">
+  <w:num w:numId="4" w16cid:durableId="167789031">
     <w:abstractNumId w:val="4"/>
   </w:num>
-  <w:num w:numId="5" w16cid:durableId="8995169">
+  <w:num w:numId="5" w16cid:durableId="99300444">
     <w:abstractNumId w:val="7"/>
   </w:num>
-  <w:num w:numId="6" w16cid:durableId="1353409398">
+  <w:num w:numId="6" w16cid:durableId="1222982736">
     <w:abstractNumId w:val="3"/>
   </w:num>
-  <w:num w:numId="7" w16cid:durableId="1319110666">
+  <w:num w:numId="7" w16cid:durableId="596257816">
     <w:abstractNumId w:val="2"/>
   </w:num>
-  <w:num w:numId="8" w16cid:durableId="252126067">
+  <w:num w:numId="8" w16cid:durableId="1962028158">
     <w:abstractNumId w:val="1"/>
   </w:num>
-  <w:num w:numId="9" w16cid:durableId="1807549255">
+  <w:num w:numId="9" w16cid:durableId="1257131806">
     <w:abstractNumId w:val="0"/>
   </w:num>
 </w:numbering>
@@ -41378,7 +42779,7 @@
     <w:autoRedefine/>
     <w:uiPriority w:val="39"/>
     <w:unhideWhenUsed/>
-    <w:rsid w:val="00642C8D"/>
+    <w:rsid w:val="00AE260D"/>
   </w:style>
   <w:style w:type="paragraph" w:styleId="TOC2">
     <w:name w:val="toc 2"/>
@@ -41387,7 +42788,7 @@
     <w:autoRedefine/>
     <w:uiPriority w:val="39"/>
     <w:unhideWhenUsed/>
-    <w:rsid w:val="00642C8D"/>
+    <w:rsid w:val="00AE260D"/>
     <w:pPr>
       <w:ind w:leftChars="200" w:left="420"/>
     </w:pPr>
@@ -41397,7 +42798,7 @@
     <w:basedOn w:val="a2"/>
     <w:uiPriority w:val="99"/>
     <w:unhideWhenUsed/>
-    <w:rsid w:val="00642C8D"/>
+    <w:rsid w:val="00AE260D"/>
     <w:rPr>
       <w:color w:val="0000FF" w:themeColor="hyperlink"/>
       <w:u w:val="single"/>

--- a/docs/胡祖锐-API接口文档.docx
+++ b/docs/胡祖锐-API接口文档.docx
@@ -7,28 +7,22 @@
         <w:pStyle w:val="aa"/>
         <w:spacing w:before="240" w:after="360" w:line="360" w:lineRule="auto"/>
         <w:jc w:val="center"/>
-        <w:rPr>
-          <w:lang w:eastAsia="zh-CN"/>
-        </w:rPr>
       </w:pPr>
       <w:r>
         <w:rPr>
           <w:rFonts w:ascii="黑体" w:eastAsia="黑体" w:hAnsi="黑体"/>
-          <w:lang w:eastAsia="zh-CN"/>
         </w:rPr>
         <w:t>音格</w:t>
       </w:r>
       <w:r>
         <w:rPr>
           <w:rFonts w:ascii="黑体" w:eastAsia="黑体" w:hAnsi="黑体"/>
-          <w:lang w:eastAsia="zh-CN"/>
         </w:rPr>
         <w:t xml:space="preserve"> · API </w:t>
       </w:r>
       <w:r>
         <w:rPr>
           <w:rFonts w:ascii="黑体" w:eastAsia="黑体" w:hAnsi="黑体"/>
-          <w:lang w:eastAsia="zh-CN"/>
         </w:rPr>
         <w:t>接口文档</w:t>
       </w:r>
@@ -36,28 +30,22 @@
     <w:p>
       <w:pPr>
         <w:spacing w:after="0" w:line="360" w:lineRule="auto"/>
-        <w:rPr>
-          <w:lang w:eastAsia="zh-CN"/>
-        </w:rPr>
-      </w:pPr>
-      <w:r>
-        <w:rPr>
-          <w:color w:val="000000"/>
-          <w:lang w:eastAsia="zh-CN"/>
+      </w:pPr>
+      <w:r>
+        <w:rPr>
+          <w:color w:val="000000"/>
         </w:rPr>
         <w:t>项目名称：音格</w:t>
       </w:r>
       <w:r>
         <w:rPr>
           <w:color w:val="000000"/>
-          <w:lang w:eastAsia="zh-CN"/>
         </w:rPr>
         <w:t>——</w:t>
       </w:r>
       <w:r>
         <w:rPr>
           <w:color w:val="000000"/>
-          <w:lang w:eastAsia="zh-CN"/>
         </w:rPr>
         <w:t>音乐专辑对决与人格测评互动平台</w:t>
       </w:r>
@@ -65,14 +53,10 @@
     <w:p>
       <w:pPr>
         <w:spacing w:after="0" w:line="360" w:lineRule="auto"/>
-        <w:rPr>
-          <w:lang w:eastAsia="zh-CN"/>
-        </w:rPr>
-      </w:pPr>
-      <w:r>
-        <w:rPr>
-          <w:color w:val="000000"/>
-          <w:lang w:eastAsia="zh-CN"/>
+      </w:pPr>
+      <w:r>
+        <w:rPr>
+          <w:color w:val="000000"/>
         </w:rPr>
         <w:t>文档类型：系统设计文档（组成部分：接口设计）</w:t>
       </w:r>
@@ -80,21 +64,16 @@
     <w:p>
       <w:pPr>
         <w:spacing w:after="0" w:line="360" w:lineRule="auto"/>
-        <w:rPr>
-          <w:lang w:eastAsia="zh-CN"/>
-        </w:rPr>
-      </w:pPr>
-      <w:r>
-        <w:rPr>
-          <w:color w:val="000000"/>
-          <w:lang w:eastAsia="zh-CN"/>
+      </w:pPr>
+      <w:r>
+        <w:rPr>
+          <w:color w:val="000000"/>
         </w:rPr>
         <w:t>编制人：胡祖锐　　学号：</w:t>
       </w:r>
       <w:r>
         <w:rPr>
           <w:color w:val="000000"/>
-          <w:lang w:eastAsia="zh-CN"/>
         </w:rPr>
         <w:t>9920250499</w:t>
       </w:r>
@@ -102,42 +81,34 @@
     <w:p>
       <w:pPr>
         <w:spacing w:after="0" w:line="360" w:lineRule="auto"/>
-        <w:rPr>
-          <w:lang w:eastAsia="zh-CN"/>
-        </w:rPr>
-      </w:pPr>
-      <w:r>
-        <w:rPr>
-          <w:color w:val="000000"/>
-          <w:lang w:eastAsia="zh-CN"/>
+      </w:pPr>
+      <w:r>
+        <w:rPr>
+          <w:color w:val="000000"/>
         </w:rPr>
         <w:t>学院／专业：新媒体学院</w:t>
       </w:r>
       <w:r>
         <w:rPr>
           <w:color w:val="000000"/>
-          <w:lang w:eastAsia="zh-CN"/>
         </w:rPr>
         <w:t xml:space="preserve"> · </w:t>
       </w:r>
       <w:r>
         <w:rPr>
           <w:color w:val="000000"/>
-          <w:lang w:eastAsia="zh-CN"/>
         </w:rPr>
         <w:t>数字媒体技术（</w:t>
       </w:r>
       <w:r>
         <w:rPr>
           <w:color w:val="000000"/>
-          <w:lang w:eastAsia="zh-CN"/>
         </w:rPr>
         <w:t>2025</w:t>
       </w:r>
       <w:r>
         <w:rPr>
           <w:color w:val="000000"/>
-          <w:lang w:eastAsia="zh-CN"/>
         </w:rPr>
         <w:t>级专升本）</w:t>
       </w:r>
@@ -145,70 +116,58 @@
     <w:p>
       <w:pPr>
         <w:spacing w:after="0" w:line="360" w:lineRule="auto"/>
-        <w:rPr>
-          <w:lang w:eastAsia="zh-CN"/>
-        </w:rPr>
-      </w:pPr>
-      <w:r>
-        <w:rPr>
-          <w:color w:val="000000"/>
-          <w:lang w:eastAsia="zh-CN"/>
+      </w:pPr>
+      <w:r>
+        <w:rPr>
+          <w:color w:val="000000"/>
         </w:rPr>
         <w:t>版本：</w:t>
       </w:r>
       <w:r>
         <w:rPr>
           <w:color w:val="000000"/>
-          <w:lang w:eastAsia="zh-CN"/>
         </w:rPr>
         <w:t>v1.0</w:t>
       </w:r>
       <w:r>
         <w:rPr>
           <w:color w:val="000000"/>
-          <w:lang w:eastAsia="zh-CN"/>
         </w:rPr>
         <w:t xml:space="preserve">　　编制日期：</w:t>
       </w:r>
       <w:r>
         <w:rPr>
           <w:color w:val="000000"/>
-          <w:lang w:eastAsia="zh-CN"/>
         </w:rPr>
         <w:t xml:space="preserve">2026 </w:t>
       </w:r>
       <w:r>
         <w:rPr>
           <w:color w:val="000000"/>
-          <w:lang w:eastAsia="zh-CN"/>
         </w:rPr>
         <w:t>年</w:t>
       </w:r>
       <w:r>
         <w:rPr>
           <w:color w:val="000000"/>
-          <w:lang w:eastAsia="zh-CN"/>
         </w:rPr>
         <w:t xml:space="preserve"> 9 </w:t>
       </w:r>
       <w:r>
         <w:rPr>
           <w:color w:val="000000"/>
-          <w:lang w:eastAsia="zh-CN"/>
         </w:rPr>
         <w:t>月</w:t>
       </w:r>
       <w:r>
         <w:rPr>
           <w:color w:val="000000"/>
-          <w:lang w:eastAsia="zh-CN"/>
         </w:rPr>
         <w:t xml:space="preserve"> 15 </w:t>
       </w:r>
       <w:r>
         <w:rPr>
           <w:color w:val="000000"/>
-          <w:lang w:eastAsia="zh-CN"/>
         </w:rPr>
         <w:t>日</w:t>
       </w:r>
@@ -253,13 +212,12 @@
       <w:r>
         <w:fldChar w:fldCharType="separate"/>
       </w:r>
-      <w:hyperlink w:anchor="_Toc240416099" w:history="1">
+      <w:hyperlink w:anchor="_Toc240456423" w:history="1">
         <w:r>
           <w:rPr>
             <w:rStyle w:val="aff9"/>
             <w:rFonts w:ascii="黑体" w:eastAsia="黑体" w:hAnsi="黑体"/>
             <w:noProof/>
-            <w:lang w:eastAsia="zh-CN"/>
           </w:rPr>
           <w:t>一、文档说明</w:t>
         </w:r>
@@ -282,7 +240,7 @@
             <w:noProof/>
             <w:webHidden/>
           </w:rPr>
-          <w:instrText xml:space="preserve"> PAGEREF _Toc240416099 \h </w:instrText>
+          <w:instrText xml:space="preserve"> PAGEREF _Toc240456423 \h </w:instrText>
         </w:r>
         <w:r>
           <w:rPr>
@@ -330,13 +288,12 @@
           <w14:ligatures w14:val="standardContextual"/>
         </w:rPr>
       </w:pPr>
-      <w:hyperlink w:anchor="_Toc240416100" w:history="1">
+      <w:hyperlink w:anchor="_Toc240456424" w:history="1">
         <w:r>
           <w:rPr>
             <w:rStyle w:val="aff9"/>
             <w:rFonts w:ascii="黑体" w:eastAsia="黑体" w:hAnsi="黑体"/>
             <w:noProof/>
-            <w:lang w:eastAsia="zh-CN"/>
           </w:rPr>
           <w:t>1.1 编写目的</w:t>
         </w:r>
@@ -359,7 +316,7 @@
             <w:noProof/>
             <w:webHidden/>
           </w:rPr>
-          <w:instrText xml:space="preserve"> PAGEREF _Toc240416100 \h </w:instrText>
+          <w:instrText xml:space="preserve"> PAGEREF _Toc240456424 \h </w:instrText>
         </w:r>
         <w:r>
           <w:rPr>
@@ -407,13 +364,12 @@
           <w14:ligatures w14:val="standardContextual"/>
         </w:rPr>
       </w:pPr>
-      <w:hyperlink w:anchor="_Toc240416101" w:history="1">
+      <w:hyperlink w:anchor="_Toc240456425" w:history="1">
         <w:r>
           <w:rPr>
             <w:rStyle w:val="aff9"/>
             <w:rFonts w:ascii="黑体" w:eastAsia="黑体" w:hAnsi="黑体"/>
             <w:noProof/>
-            <w:lang w:eastAsia="zh-CN"/>
           </w:rPr>
           <w:t>1.2 读者对象</w:t>
         </w:r>
@@ -436,7 +392,7 @@
             <w:noProof/>
             <w:webHidden/>
           </w:rPr>
-          <w:instrText xml:space="preserve"> PAGEREF _Toc240416101 \h </w:instrText>
+          <w:instrText xml:space="preserve"> PAGEREF _Toc240456425 \h </w:instrText>
         </w:r>
         <w:r>
           <w:rPr>
@@ -484,13 +440,12 @@
           <w14:ligatures w14:val="standardContextual"/>
         </w:rPr>
       </w:pPr>
-      <w:hyperlink w:anchor="_Toc240416102" w:history="1">
+      <w:hyperlink w:anchor="_Toc240456426" w:history="1">
         <w:r>
           <w:rPr>
             <w:rStyle w:val="aff9"/>
             <w:rFonts w:ascii="黑体" w:eastAsia="黑体" w:hAnsi="黑体"/>
             <w:noProof/>
-            <w:lang w:eastAsia="zh-CN"/>
           </w:rPr>
           <w:t>1.3 依据文档</w:t>
         </w:r>
@@ -513,7 +468,7 @@
             <w:noProof/>
             <w:webHidden/>
           </w:rPr>
-          <w:instrText xml:space="preserve"> PAGEREF _Toc240416102 \h </w:instrText>
+          <w:instrText xml:space="preserve"> PAGEREF _Toc240456426 \h </w:instrText>
         </w:r>
         <w:r>
           <w:rPr>
@@ -560,13 +515,12 @@
           <w14:ligatures w14:val="standardContextual"/>
         </w:rPr>
       </w:pPr>
-      <w:hyperlink w:anchor="_Toc240416103" w:history="1">
+      <w:hyperlink w:anchor="_Toc240456427" w:history="1">
         <w:r>
           <w:rPr>
             <w:rStyle w:val="aff9"/>
             <w:rFonts w:ascii="黑体" w:eastAsia="黑体" w:hAnsi="黑体"/>
             <w:noProof/>
-            <w:lang w:eastAsia="zh-CN"/>
           </w:rPr>
           <w:t>二、接口规范总则</w:t>
         </w:r>
@@ -589,7 +543,7 @@
             <w:noProof/>
             <w:webHidden/>
           </w:rPr>
-          <w:instrText xml:space="preserve"> PAGEREF _Toc240416103 \h </w:instrText>
+          <w:instrText xml:space="preserve"> PAGEREF _Toc240456427 \h </w:instrText>
         </w:r>
         <w:r>
           <w:rPr>
@@ -637,13 +591,12 @@
           <w14:ligatures w14:val="standardContextual"/>
         </w:rPr>
       </w:pPr>
-      <w:hyperlink w:anchor="_Toc240416104" w:history="1">
+      <w:hyperlink w:anchor="_Toc240456428" w:history="1">
         <w:r>
           <w:rPr>
             <w:rStyle w:val="aff9"/>
             <w:rFonts w:ascii="黑体" w:eastAsia="黑体" w:hAnsi="黑体"/>
             <w:noProof/>
-            <w:lang w:eastAsia="zh-CN"/>
           </w:rPr>
           <w:t>2.1 基础信息</w:t>
         </w:r>
@@ -666,7 +619,7 @@
             <w:noProof/>
             <w:webHidden/>
           </w:rPr>
-          <w:instrText xml:space="preserve"> PAGEREF _Toc240416104 \h </w:instrText>
+          <w:instrText xml:space="preserve"> PAGEREF _Toc240456428 \h </w:instrText>
         </w:r>
         <w:r>
           <w:rPr>
@@ -714,13 +667,12 @@
           <w14:ligatures w14:val="standardContextual"/>
         </w:rPr>
       </w:pPr>
-      <w:hyperlink w:anchor="_Toc240416105" w:history="1">
+      <w:hyperlink w:anchor="_Toc240456429" w:history="1">
         <w:r>
           <w:rPr>
             <w:rStyle w:val="aff9"/>
             <w:rFonts w:ascii="黑体" w:eastAsia="黑体" w:hAnsi="黑体"/>
             <w:noProof/>
-            <w:lang w:eastAsia="zh-CN"/>
           </w:rPr>
           <w:t>2.2 统一响应结构</w:t>
         </w:r>
@@ -743,7 +695,7 @@
             <w:noProof/>
             <w:webHidden/>
           </w:rPr>
-          <w:instrText xml:space="preserve"> PAGEREF _Toc240416105 \h </w:instrText>
+          <w:instrText xml:space="preserve"> PAGEREF _Toc240456429 \h </w:instrText>
         </w:r>
         <w:r>
           <w:rPr>
@@ -791,7 +743,7 @@
           <w14:ligatures w14:val="standardContextual"/>
         </w:rPr>
       </w:pPr>
-      <w:hyperlink w:anchor="_Toc240416106" w:history="1">
+      <w:hyperlink w:anchor="_Toc240456430" w:history="1">
         <w:r>
           <w:rPr>
             <w:rStyle w:val="aff9"/>
@@ -819,7 +771,7 @@
             <w:noProof/>
             <w:webHidden/>
           </w:rPr>
-          <w:instrText xml:space="preserve"> PAGEREF _Toc240416106 \h </w:instrText>
+          <w:instrText xml:space="preserve"> PAGEREF _Toc240456430 \h </w:instrText>
         </w:r>
         <w:r>
           <w:rPr>
@@ -867,7 +819,7 @@
           <w14:ligatures w14:val="standardContextual"/>
         </w:rPr>
       </w:pPr>
-      <w:hyperlink w:anchor="_Toc240416107" w:history="1">
+      <w:hyperlink w:anchor="_Toc240456431" w:history="1">
         <w:r>
           <w:rPr>
             <w:rStyle w:val="aff9"/>
@@ -895,7 +847,7 @@
             <w:noProof/>
             <w:webHidden/>
           </w:rPr>
-          <w:instrText xml:space="preserve"> PAGEREF _Toc240416107 \h </w:instrText>
+          <w:instrText xml:space="preserve"> PAGEREF _Toc240456431 \h </w:instrText>
         </w:r>
         <w:r>
           <w:rPr>
@@ -943,13 +895,12 @@
           <w14:ligatures w14:val="standardContextual"/>
         </w:rPr>
       </w:pPr>
-      <w:hyperlink w:anchor="_Toc240416108" w:history="1">
+      <w:hyperlink w:anchor="_Toc240456432" w:history="1">
         <w:r>
           <w:rPr>
             <w:rStyle w:val="aff9"/>
             <w:rFonts w:ascii="黑体" w:eastAsia="黑体" w:hAnsi="黑体"/>
             <w:noProof/>
-            <w:lang w:eastAsia="zh-CN"/>
           </w:rPr>
           <w:t>2.5 分页约定</w:t>
         </w:r>
@@ -972,7 +923,7 @@
             <w:noProof/>
             <w:webHidden/>
           </w:rPr>
-          <w:instrText xml:space="preserve"> PAGEREF _Toc240416108 \h </w:instrText>
+          <w:instrText xml:space="preserve"> PAGEREF _Toc240456432 \h </w:instrText>
         </w:r>
         <w:r>
           <w:rPr>
@@ -1020,7 +971,7 @@
           <w14:ligatures w14:val="standardContextual"/>
         </w:rPr>
       </w:pPr>
-      <w:hyperlink w:anchor="_Toc240416109" w:history="1">
+      <w:hyperlink w:anchor="_Toc240456433" w:history="1">
         <w:r>
           <w:rPr>
             <w:rStyle w:val="aff9"/>
@@ -1048,7 +999,7 @@
             <w:noProof/>
             <w:webHidden/>
           </w:rPr>
-          <w:instrText xml:space="preserve"> PAGEREF _Toc240416109 \h </w:instrText>
+          <w:instrText xml:space="preserve"> PAGEREF _Toc240456433 \h </w:instrText>
         </w:r>
         <w:r>
           <w:rPr>
@@ -1095,7 +1046,7 @@
           <w14:ligatures w14:val="standardContextual"/>
         </w:rPr>
       </w:pPr>
-      <w:hyperlink w:anchor="_Toc240416110" w:history="1">
+      <w:hyperlink w:anchor="_Toc240456434" w:history="1">
         <w:r>
           <w:rPr>
             <w:rStyle w:val="aff9"/>
@@ -1123,7 +1074,7 @@
             <w:noProof/>
             <w:webHidden/>
           </w:rPr>
-          <w:instrText xml:space="preserve"> PAGEREF _Toc240416110 \h </w:instrText>
+          <w:instrText xml:space="preserve"> PAGEREF _Toc240456434 \h </w:instrText>
         </w:r>
         <w:r>
           <w:rPr>
@@ -1171,7 +1122,7 @@
           <w14:ligatures w14:val="standardContextual"/>
         </w:rPr>
       </w:pPr>
-      <w:hyperlink w:anchor="_Toc240416111" w:history="1">
+      <w:hyperlink w:anchor="_Toc240456435" w:history="1">
         <w:r>
           <w:rPr>
             <w:rStyle w:val="aff9"/>
@@ -1199,7 +1150,7 @@
             <w:noProof/>
             <w:webHidden/>
           </w:rPr>
-          <w:instrText xml:space="preserve"> PAGEREF _Toc240416111 \h </w:instrText>
+          <w:instrText xml:space="preserve"> PAGEREF _Toc240456435 \h </w:instrText>
         </w:r>
         <w:r>
           <w:rPr>
@@ -1247,7 +1198,7 @@
           <w14:ligatures w14:val="standardContextual"/>
         </w:rPr>
       </w:pPr>
-      <w:hyperlink w:anchor="_Toc240416112" w:history="1">
+      <w:hyperlink w:anchor="_Toc240456436" w:history="1">
         <w:r>
           <w:rPr>
             <w:rStyle w:val="aff9"/>
@@ -1275,7 +1226,7 @@
             <w:noProof/>
             <w:webHidden/>
           </w:rPr>
-          <w:instrText xml:space="preserve"> PAGEREF _Toc240416112 \h </w:instrText>
+          <w:instrText xml:space="preserve"> PAGEREF _Toc240456436 \h </w:instrText>
         </w:r>
         <w:r>
           <w:rPr>
@@ -1323,7 +1274,7 @@
           <w14:ligatures w14:val="standardContextual"/>
         </w:rPr>
       </w:pPr>
-      <w:hyperlink w:anchor="_Toc240416113" w:history="1">
+      <w:hyperlink w:anchor="_Toc240456437" w:history="1">
         <w:r>
           <w:rPr>
             <w:rStyle w:val="aff9"/>
@@ -1351,7 +1302,7 @@
             <w:noProof/>
             <w:webHidden/>
           </w:rPr>
-          <w:instrText xml:space="preserve"> PAGEREF _Toc240416113 \h </w:instrText>
+          <w:instrText xml:space="preserve"> PAGEREF _Toc240456437 \h </w:instrText>
         </w:r>
         <w:r>
           <w:rPr>
@@ -1399,7 +1350,7 @@
           <w14:ligatures w14:val="standardContextual"/>
         </w:rPr>
       </w:pPr>
-      <w:hyperlink w:anchor="_Toc240416114" w:history="1">
+      <w:hyperlink w:anchor="_Toc240456438" w:history="1">
         <w:r>
           <w:rPr>
             <w:rStyle w:val="aff9"/>
@@ -1427,7 +1378,7 @@
             <w:noProof/>
             <w:webHidden/>
           </w:rPr>
-          <w:instrText xml:space="preserve"> PAGEREF _Toc240416114 \h </w:instrText>
+          <w:instrText xml:space="preserve"> PAGEREF _Toc240456438 \h </w:instrText>
         </w:r>
         <w:r>
           <w:rPr>
@@ -1475,7 +1426,7 @@
           <w14:ligatures w14:val="standardContextual"/>
         </w:rPr>
       </w:pPr>
-      <w:hyperlink w:anchor="_Toc240416115" w:history="1">
+      <w:hyperlink w:anchor="_Toc240456439" w:history="1">
         <w:r>
           <w:rPr>
             <w:rStyle w:val="aff9"/>
@@ -1503,7 +1454,7 @@
             <w:noProof/>
             <w:webHidden/>
           </w:rPr>
-          <w:instrText xml:space="preserve"> PAGEREF _Toc240416115 \h </w:instrText>
+          <w:instrText xml:space="preserve"> PAGEREF _Toc240456439 \h </w:instrText>
         </w:r>
         <w:r>
           <w:rPr>
@@ -1551,7 +1502,7 @@
           <w14:ligatures w14:val="standardContextual"/>
         </w:rPr>
       </w:pPr>
-      <w:hyperlink w:anchor="_Toc240416116" w:history="1">
+      <w:hyperlink w:anchor="_Toc240456440" w:history="1">
         <w:r>
           <w:rPr>
             <w:rStyle w:val="aff9"/>
@@ -1579,7 +1530,7 @@
             <w:noProof/>
             <w:webHidden/>
           </w:rPr>
-          <w:instrText xml:space="preserve"> PAGEREF _Toc240416116 \h </w:instrText>
+          <w:instrText xml:space="preserve"> PAGEREF _Toc240456440 \h </w:instrText>
         </w:r>
         <w:r>
           <w:rPr>
@@ -1626,7 +1577,7 @@
           <w14:ligatures w14:val="standardContextual"/>
         </w:rPr>
       </w:pPr>
-      <w:hyperlink w:anchor="_Toc240416117" w:history="1">
+      <w:hyperlink w:anchor="_Toc240456441" w:history="1">
         <w:r>
           <w:rPr>
             <w:rStyle w:val="aff9"/>
@@ -1654,7 +1605,7 @@
             <w:noProof/>
             <w:webHidden/>
           </w:rPr>
-          <w:instrText xml:space="preserve"> PAGEREF _Toc240416117 \h </w:instrText>
+          <w:instrText xml:space="preserve"> PAGEREF _Toc240456441 \h </w:instrText>
         </w:r>
         <w:r>
           <w:rPr>
@@ -1702,7 +1653,7 @@
           <w14:ligatures w14:val="standardContextual"/>
         </w:rPr>
       </w:pPr>
-      <w:hyperlink w:anchor="_Toc240416118" w:history="1">
+      <w:hyperlink w:anchor="_Toc240456442" w:history="1">
         <w:r>
           <w:rPr>
             <w:rStyle w:val="aff9"/>
@@ -1730,7 +1681,7 @@
             <w:noProof/>
             <w:webHidden/>
           </w:rPr>
-          <w:instrText xml:space="preserve"> PAGEREF _Toc240416118 \h </w:instrText>
+          <w:instrText xml:space="preserve"> PAGEREF _Toc240456442 \h </w:instrText>
         </w:r>
         <w:r>
           <w:rPr>
@@ -1778,13 +1729,12 @@
           <w14:ligatures w14:val="standardContextual"/>
         </w:rPr>
       </w:pPr>
-      <w:hyperlink w:anchor="_Toc240416119" w:history="1">
+      <w:hyperlink w:anchor="_Toc240456443" w:history="1">
         <w:r>
           <w:rPr>
             <w:rStyle w:val="aff9"/>
             <w:rFonts w:ascii="黑体" w:eastAsia="黑体" w:hAnsi="黑体"/>
             <w:noProof/>
-            <w:lang w:eastAsia="zh-CN"/>
           </w:rPr>
           <w:t>4.2 歌手详情　GET /api/music/artists/:artistId　（公开）</w:t>
         </w:r>
@@ -1807,7 +1757,7 @@
             <w:noProof/>
             <w:webHidden/>
           </w:rPr>
-          <w:instrText xml:space="preserve"> PAGEREF _Toc240416119 \h </w:instrText>
+          <w:instrText xml:space="preserve"> PAGEREF _Toc240456443 \h </w:instrText>
         </w:r>
         <w:r>
           <w:rPr>
@@ -1855,7 +1805,7 @@
           <w14:ligatures w14:val="standardContextual"/>
         </w:rPr>
       </w:pPr>
-      <w:hyperlink w:anchor="_Toc240416120" w:history="1">
+      <w:hyperlink w:anchor="_Toc240456444" w:history="1">
         <w:r>
           <w:rPr>
             <w:rStyle w:val="aff9"/>
@@ -1883,7 +1833,7 @@
             <w:noProof/>
             <w:webHidden/>
           </w:rPr>
-          <w:instrText xml:space="preserve"> PAGEREF _Toc240416120 \h </w:instrText>
+          <w:instrText xml:space="preserve"> PAGEREF _Toc240456444 \h </w:instrText>
         </w:r>
         <w:r>
           <w:rPr>
@@ -1931,7 +1881,7 @@
           <w14:ligatures w14:val="standardContextual"/>
         </w:rPr>
       </w:pPr>
-      <w:hyperlink w:anchor="_Toc240416121" w:history="1">
+      <w:hyperlink w:anchor="_Toc240456445" w:history="1">
         <w:r>
           <w:rPr>
             <w:rStyle w:val="aff9"/>
@@ -1959,7 +1909,7 @@
             <w:noProof/>
             <w:webHidden/>
           </w:rPr>
-          <w:instrText xml:space="preserve"> PAGEREF _Toc240416121 \h </w:instrText>
+          <w:instrText xml:space="preserve"> PAGEREF _Toc240456445 \h </w:instrText>
         </w:r>
         <w:r>
           <w:rPr>
@@ -2007,7 +1957,7 @@
           <w14:ligatures w14:val="standardContextual"/>
         </w:rPr>
       </w:pPr>
-      <w:hyperlink w:anchor="_Toc240416122" w:history="1">
+      <w:hyperlink w:anchor="_Toc240456446" w:history="1">
         <w:r>
           <w:rPr>
             <w:rStyle w:val="aff9"/>
@@ -2035,7 +1985,7 @@
             <w:noProof/>
             <w:webHidden/>
           </w:rPr>
-          <w:instrText xml:space="preserve"> PAGEREF _Toc240416122 \h </w:instrText>
+          <w:instrText xml:space="preserve"> PAGEREF _Toc240456446 \h </w:instrText>
         </w:r>
         <w:r>
           <w:rPr>
@@ -2083,7 +2033,7 @@
           <w14:ligatures w14:val="standardContextual"/>
         </w:rPr>
       </w:pPr>
-      <w:hyperlink w:anchor="_Toc240416123" w:history="1">
+      <w:hyperlink w:anchor="_Toc240456447" w:history="1">
         <w:r>
           <w:rPr>
             <w:rStyle w:val="aff9"/>
@@ -2111,7 +2061,7 @@
             <w:noProof/>
             <w:webHidden/>
           </w:rPr>
-          <w:instrText xml:space="preserve"> PAGEREF _Toc240416123 \h </w:instrText>
+          <w:instrText xml:space="preserve"> PAGEREF _Toc240456447 \h </w:instrText>
         </w:r>
         <w:r>
           <w:rPr>
@@ -2159,13 +2109,12 @@
           <w14:ligatures w14:val="standardContextual"/>
         </w:rPr>
       </w:pPr>
-      <w:hyperlink w:anchor="_Toc240416124" w:history="1">
+      <w:hyperlink w:anchor="_Toc240456448" w:history="1">
         <w:r>
           <w:rPr>
             <w:rStyle w:val="aff9"/>
             <w:rFonts w:ascii="黑体" w:eastAsia="黑体" w:hAnsi="黑体"/>
             <w:noProof/>
-            <w:lang w:eastAsia="zh-CN"/>
           </w:rPr>
           <w:t>4.7 流派列表　GET /api/music/genres　（公开）</w:t>
         </w:r>
@@ -2188,7 +2137,7 @@
             <w:noProof/>
             <w:webHidden/>
           </w:rPr>
-          <w:instrText xml:space="preserve"> PAGEREF _Toc240416124 \h </w:instrText>
+          <w:instrText xml:space="preserve"> PAGEREF _Toc240456448 \h </w:instrText>
         </w:r>
         <w:r>
           <w:rPr>
@@ -2235,7 +2184,7 @@
           <w14:ligatures w14:val="standardContextual"/>
         </w:rPr>
       </w:pPr>
-      <w:hyperlink w:anchor="_Toc240416125" w:history="1">
+      <w:hyperlink w:anchor="_Toc240456449" w:history="1">
         <w:r>
           <w:rPr>
             <w:rStyle w:val="aff9"/>
@@ -2263,7 +2212,7 @@
             <w:noProof/>
             <w:webHidden/>
           </w:rPr>
-          <w:instrText xml:space="preserve"> PAGEREF _Toc240416125 \h </w:instrText>
+          <w:instrText xml:space="preserve"> PAGEREF _Toc240456449 \h </w:instrText>
         </w:r>
         <w:r>
           <w:rPr>
@@ -2311,7 +2260,7 @@
           <w14:ligatures w14:val="standardContextual"/>
         </w:rPr>
       </w:pPr>
-      <w:hyperlink w:anchor="_Toc240416126" w:history="1">
+      <w:hyperlink w:anchor="_Toc240456450" w:history="1">
         <w:r>
           <w:rPr>
             <w:rStyle w:val="aff9"/>
@@ -2339,7 +2288,7 @@
             <w:noProof/>
             <w:webHidden/>
           </w:rPr>
-          <w:instrText xml:space="preserve"> PAGEREF _Toc240416126 \h </w:instrText>
+          <w:instrText xml:space="preserve"> PAGEREF _Toc240456450 \h </w:instrText>
         </w:r>
         <w:r>
           <w:rPr>
@@ -2387,7 +2336,7 @@
           <w14:ligatures w14:val="standardContextual"/>
         </w:rPr>
       </w:pPr>
-      <w:hyperlink w:anchor="_Toc240416127" w:history="1">
+      <w:hyperlink w:anchor="_Toc240456451" w:history="1">
         <w:r>
           <w:rPr>
             <w:rStyle w:val="aff9"/>
@@ -2415,7 +2364,7 @@
             <w:noProof/>
             <w:webHidden/>
           </w:rPr>
-          <w:instrText xml:space="preserve"> PAGEREF _Toc240416127 \h </w:instrText>
+          <w:instrText xml:space="preserve"> PAGEREF _Toc240456451 \h </w:instrText>
         </w:r>
         <w:r>
           <w:rPr>
@@ -2463,7 +2412,7 @@
           <w14:ligatures w14:val="standardContextual"/>
         </w:rPr>
       </w:pPr>
-      <w:hyperlink w:anchor="_Toc240416128" w:history="1">
+      <w:hyperlink w:anchor="_Toc240456452" w:history="1">
         <w:r>
           <w:rPr>
             <w:rStyle w:val="aff9"/>
@@ -2491,7 +2440,7 @@
             <w:noProof/>
             <w:webHidden/>
           </w:rPr>
-          <w:instrText xml:space="preserve"> PAGEREF _Toc240416128 \h </w:instrText>
+          <w:instrText xml:space="preserve"> PAGEREF _Toc240456452 \h </w:instrText>
         </w:r>
         <w:r>
           <w:rPr>
@@ -2539,7 +2488,7 @@
           <w14:ligatures w14:val="standardContextual"/>
         </w:rPr>
       </w:pPr>
-      <w:hyperlink w:anchor="_Toc240416129" w:history="1">
+      <w:hyperlink w:anchor="_Toc240456453" w:history="1">
         <w:r>
           <w:rPr>
             <w:rStyle w:val="aff9"/>
@@ -2567,7 +2516,7 @@
             <w:noProof/>
             <w:webHidden/>
           </w:rPr>
-          <w:instrText xml:space="preserve"> PAGEREF _Toc240416129 \h </w:instrText>
+          <w:instrText xml:space="preserve"> PAGEREF _Toc240456453 \h </w:instrText>
         </w:r>
         <w:r>
           <w:rPr>
@@ -2615,7 +2564,7 @@
           <w14:ligatures w14:val="standardContextual"/>
         </w:rPr>
       </w:pPr>
-      <w:hyperlink w:anchor="_Toc240416130" w:history="1">
+      <w:hyperlink w:anchor="_Toc240456454" w:history="1">
         <w:r>
           <w:rPr>
             <w:rStyle w:val="aff9"/>
@@ -2643,7 +2592,7 @@
             <w:noProof/>
             <w:webHidden/>
           </w:rPr>
-          <w:instrText xml:space="preserve"> PAGEREF _Toc240416130 \h </w:instrText>
+          <w:instrText xml:space="preserve"> PAGEREF _Toc240456454 \h </w:instrText>
         </w:r>
         <w:r>
           <w:rPr>
@@ -2663,7 +2612,7 @@
             <w:noProof/>
             <w:webHidden/>
           </w:rPr>
-          <w:t>16</w:t>
+          <w:t>17</w:t>
         </w:r>
         <w:r>
           <w:rPr>
@@ -2691,7 +2640,7 @@
           <w14:ligatures w14:val="standardContextual"/>
         </w:rPr>
       </w:pPr>
-      <w:hyperlink w:anchor="_Toc240416131" w:history="1">
+      <w:hyperlink w:anchor="_Toc240456455" w:history="1">
         <w:r>
           <w:rPr>
             <w:rStyle w:val="aff9"/>
@@ -2719,7 +2668,7 @@
             <w:noProof/>
             <w:webHidden/>
           </w:rPr>
-          <w:instrText xml:space="preserve"> PAGEREF _Toc240416131 \h </w:instrText>
+          <w:instrText xml:space="preserve"> PAGEREF _Toc240456455 \h </w:instrText>
         </w:r>
         <w:r>
           <w:rPr>
@@ -2739,7 +2688,7 @@
             <w:noProof/>
             <w:webHidden/>
           </w:rPr>
-          <w:t>16</w:t>
+          <w:t>17</w:t>
         </w:r>
         <w:r>
           <w:rPr>
@@ -2767,7 +2716,7 @@
           <w14:ligatures w14:val="standardContextual"/>
         </w:rPr>
       </w:pPr>
-      <w:hyperlink w:anchor="_Toc240416132" w:history="1">
+      <w:hyperlink w:anchor="_Toc240456456" w:history="1">
         <w:r>
           <w:rPr>
             <w:rStyle w:val="aff9"/>
@@ -2795,7 +2744,7 @@
             <w:noProof/>
             <w:webHidden/>
           </w:rPr>
-          <w:instrText xml:space="preserve"> PAGEREF _Toc240416132 \h </w:instrText>
+          <w:instrText xml:space="preserve"> PAGEREF _Toc240456456 \h </w:instrText>
         </w:r>
         <w:r>
           <w:rPr>
@@ -2843,7 +2792,7 @@
           <w14:ligatures w14:val="standardContextual"/>
         </w:rPr>
       </w:pPr>
-      <w:hyperlink w:anchor="_Toc240416133" w:history="1">
+      <w:hyperlink w:anchor="_Toc240456457" w:history="1">
         <w:r>
           <w:rPr>
             <w:rStyle w:val="aff9"/>
@@ -2871,7 +2820,7 @@
             <w:noProof/>
             <w:webHidden/>
           </w:rPr>
-          <w:instrText xml:space="preserve"> PAGEREF _Toc240416133 \h </w:instrText>
+          <w:instrText xml:space="preserve"> PAGEREF _Toc240456457 \h </w:instrText>
         </w:r>
         <w:r>
           <w:rPr>
@@ -2918,7 +2867,7 @@
           <w14:ligatures w14:val="standardContextual"/>
         </w:rPr>
       </w:pPr>
-      <w:hyperlink w:anchor="_Toc240416134" w:history="1">
+      <w:hyperlink w:anchor="_Toc240456458" w:history="1">
         <w:r>
           <w:rPr>
             <w:rStyle w:val="aff9"/>
@@ -2946,7 +2895,7 @@
             <w:noProof/>
             <w:webHidden/>
           </w:rPr>
-          <w:instrText xml:space="preserve"> PAGEREF _Toc240416134 \h </w:instrText>
+          <w:instrText xml:space="preserve"> PAGEREF _Toc240456458 \h </w:instrText>
         </w:r>
         <w:r>
           <w:rPr>
@@ -2966,7 +2915,7 @@
             <w:noProof/>
             <w:webHidden/>
           </w:rPr>
-          <w:t>17</w:t>
+          <w:t>18</w:t>
         </w:r>
         <w:r>
           <w:rPr>
@@ -2994,7 +2943,7 @@
           <w14:ligatures w14:val="standardContextual"/>
         </w:rPr>
       </w:pPr>
-      <w:hyperlink w:anchor="_Toc240416135" w:history="1">
+      <w:hyperlink w:anchor="_Toc240456459" w:history="1">
         <w:r>
           <w:rPr>
             <w:rStyle w:val="aff9"/>
@@ -3022,7 +2971,7 @@
             <w:noProof/>
             <w:webHidden/>
           </w:rPr>
-          <w:instrText xml:space="preserve"> PAGEREF _Toc240416135 \h </w:instrText>
+          <w:instrText xml:space="preserve"> PAGEREF _Toc240456459 \h </w:instrText>
         </w:r>
         <w:r>
           <w:rPr>
@@ -3042,7 +2991,7 @@
             <w:noProof/>
             <w:webHidden/>
           </w:rPr>
-          <w:t>17</w:t>
+          <w:t>18</w:t>
         </w:r>
         <w:r>
           <w:rPr>
@@ -3070,7 +3019,7 @@
           <w14:ligatures w14:val="standardContextual"/>
         </w:rPr>
       </w:pPr>
-      <w:hyperlink w:anchor="_Toc240416136" w:history="1">
+      <w:hyperlink w:anchor="_Toc240456460" w:history="1">
         <w:r>
           <w:rPr>
             <w:rStyle w:val="aff9"/>
@@ -3098,7 +3047,7 @@
             <w:noProof/>
             <w:webHidden/>
           </w:rPr>
-          <w:instrText xml:space="preserve"> PAGEREF _Toc240416136 \h </w:instrText>
+          <w:instrText xml:space="preserve"> PAGEREF _Toc240456460 \h </w:instrText>
         </w:r>
         <w:r>
           <w:rPr>
@@ -3146,7 +3095,7 @@
           <w14:ligatures w14:val="standardContextual"/>
         </w:rPr>
       </w:pPr>
-      <w:hyperlink w:anchor="_Toc240416137" w:history="1">
+      <w:hyperlink w:anchor="_Toc240456461" w:history="1">
         <w:r>
           <w:rPr>
             <w:rStyle w:val="aff9"/>
@@ -3174,7 +3123,7 @@
             <w:noProof/>
             <w:webHidden/>
           </w:rPr>
-          <w:instrText xml:space="preserve"> PAGEREF _Toc240416137 \h </w:instrText>
+          <w:instrText xml:space="preserve"> PAGEREF _Toc240456461 \h </w:instrText>
         </w:r>
         <w:r>
           <w:rPr>
@@ -3194,7 +3143,7 @@
             <w:noProof/>
             <w:webHidden/>
           </w:rPr>
-          <w:t>18</w:t>
+          <w:t>19</w:t>
         </w:r>
         <w:r>
           <w:rPr>
@@ -3222,7 +3171,7 @@
           <w14:ligatures w14:val="standardContextual"/>
         </w:rPr>
       </w:pPr>
-      <w:hyperlink w:anchor="_Toc240416138" w:history="1">
+      <w:hyperlink w:anchor="_Toc240456462" w:history="1">
         <w:r>
           <w:rPr>
             <w:rStyle w:val="aff9"/>
@@ -3250,7 +3199,7 @@
             <w:noProof/>
             <w:webHidden/>
           </w:rPr>
-          <w:instrText xml:space="preserve"> PAGEREF _Toc240416138 \h </w:instrText>
+          <w:instrText xml:space="preserve"> PAGEREF _Toc240456462 \h </w:instrText>
         </w:r>
         <w:r>
           <w:rPr>
@@ -3270,7 +3219,7 @@
             <w:noProof/>
             <w:webHidden/>
           </w:rPr>
-          <w:t>18</w:t>
+          <w:t>19</w:t>
         </w:r>
         <w:r>
           <w:rPr>
@@ -3298,7 +3247,7 @@
           <w14:ligatures w14:val="standardContextual"/>
         </w:rPr>
       </w:pPr>
-      <w:hyperlink w:anchor="_Toc240416139" w:history="1">
+      <w:hyperlink w:anchor="_Toc240456463" w:history="1">
         <w:r>
           <w:rPr>
             <w:rStyle w:val="aff9"/>
@@ -3326,7 +3275,7 @@
             <w:noProof/>
             <w:webHidden/>
           </w:rPr>
-          <w:instrText xml:space="preserve"> PAGEREF _Toc240416139 \h </w:instrText>
+          <w:instrText xml:space="preserve"> PAGEREF _Toc240456463 \h </w:instrText>
         </w:r>
         <w:r>
           <w:rPr>
@@ -3374,7 +3323,7 @@
           <w14:ligatures w14:val="standardContextual"/>
         </w:rPr>
       </w:pPr>
-      <w:hyperlink w:anchor="_Toc240416140" w:history="1">
+      <w:hyperlink w:anchor="_Toc240456464" w:history="1">
         <w:r>
           <w:rPr>
             <w:rStyle w:val="aff9"/>
@@ -3402,7 +3351,7 @@
             <w:noProof/>
             <w:webHidden/>
           </w:rPr>
-          <w:instrText xml:space="preserve"> PAGEREF _Toc240416140 \h </w:instrText>
+          <w:instrText xml:space="preserve"> PAGEREF _Toc240456464 \h </w:instrText>
         </w:r>
         <w:r>
           <w:rPr>
@@ -3422,7 +3371,7 @@
             <w:noProof/>
             <w:webHidden/>
           </w:rPr>
-          <w:t>19</w:t>
+          <w:t>20</w:t>
         </w:r>
         <w:r>
           <w:rPr>
@@ -3450,7 +3399,7 @@
           <w14:ligatures w14:val="standardContextual"/>
         </w:rPr>
       </w:pPr>
-      <w:hyperlink w:anchor="_Toc240416141" w:history="1">
+      <w:hyperlink w:anchor="_Toc240456465" w:history="1">
         <w:r>
           <w:rPr>
             <w:rStyle w:val="aff9"/>
@@ -3478,7 +3427,7 @@
             <w:noProof/>
             <w:webHidden/>
           </w:rPr>
-          <w:instrText xml:space="preserve"> PAGEREF _Toc240416141 \h </w:instrText>
+          <w:instrText xml:space="preserve"> PAGEREF _Toc240456465 \h </w:instrText>
         </w:r>
         <w:r>
           <w:rPr>
@@ -3498,7 +3447,7 @@
             <w:noProof/>
             <w:webHidden/>
           </w:rPr>
-          <w:t>19</w:t>
+          <w:t>20</w:t>
         </w:r>
         <w:r>
           <w:rPr>
@@ -3525,7 +3474,7 @@
           <w14:ligatures w14:val="standardContextual"/>
         </w:rPr>
       </w:pPr>
-      <w:hyperlink w:anchor="_Toc240416142" w:history="1">
+      <w:hyperlink w:anchor="_Toc240456466" w:history="1">
         <w:r>
           <w:rPr>
             <w:rStyle w:val="aff9"/>
@@ -3553,7 +3502,7 @@
             <w:noProof/>
             <w:webHidden/>
           </w:rPr>
-          <w:instrText xml:space="preserve"> PAGEREF _Toc240416142 \h </w:instrText>
+          <w:instrText xml:space="preserve"> PAGEREF _Toc240456466 \h </w:instrText>
         </w:r>
         <w:r>
           <w:rPr>
@@ -3601,7 +3550,7 @@
           <w14:ligatures w14:val="standardContextual"/>
         </w:rPr>
       </w:pPr>
-      <w:hyperlink w:anchor="_Toc240416143" w:history="1">
+      <w:hyperlink w:anchor="_Toc240456467" w:history="1">
         <w:r>
           <w:rPr>
             <w:rStyle w:val="aff9"/>
@@ -3629,7 +3578,7 @@
             <w:noProof/>
             <w:webHidden/>
           </w:rPr>
-          <w:instrText xml:space="preserve"> PAGEREF _Toc240416143 \h </w:instrText>
+          <w:instrText xml:space="preserve"> PAGEREF _Toc240456467 \h </w:instrText>
         </w:r>
         <w:r>
           <w:rPr>
@@ -3677,7 +3626,7 @@
           <w14:ligatures w14:val="standardContextual"/>
         </w:rPr>
       </w:pPr>
-      <w:hyperlink w:anchor="_Toc240416144" w:history="1">
+      <w:hyperlink w:anchor="_Toc240456468" w:history="1">
         <w:r>
           <w:rPr>
             <w:rStyle w:val="aff9"/>
@@ -3705,7 +3654,7 @@
             <w:noProof/>
             <w:webHidden/>
           </w:rPr>
-          <w:instrText xml:space="preserve"> PAGEREF _Toc240416144 \h </w:instrText>
+          <w:instrText xml:space="preserve"> PAGEREF _Toc240456468 \h </w:instrText>
         </w:r>
         <w:r>
           <w:rPr>
@@ -3725,7 +3674,7 @@
             <w:noProof/>
             <w:webHidden/>
           </w:rPr>
-          <w:t>20</w:t>
+          <w:t>21</w:t>
         </w:r>
         <w:r>
           <w:rPr>
@@ -3753,7 +3702,7 @@
           <w14:ligatures w14:val="standardContextual"/>
         </w:rPr>
       </w:pPr>
-      <w:hyperlink w:anchor="_Toc240416145" w:history="1">
+      <w:hyperlink w:anchor="_Toc240456469" w:history="1">
         <w:r>
           <w:rPr>
             <w:rStyle w:val="aff9"/>
@@ -3781,7 +3730,7 @@
             <w:noProof/>
             <w:webHidden/>
           </w:rPr>
-          <w:instrText xml:space="preserve"> PAGEREF _Toc240416145 \h </w:instrText>
+          <w:instrText xml:space="preserve"> PAGEREF _Toc240456469 \h </w:instrText>
         </w:r>
         <w:r>
           <w:rPr>
@@ -3801,7 +3750,7 @@
             <w:noProof/>
             <w:webHidden/>
           </w:rPr>
-          <w:t>20</w:t>
+          <w:t>21</w:t>
         </w:r>
         <w:r>
           <w:rPr>
@@ -3829,7 +3778,7 @@
           <w14:ligatures w14:val="standardContextual"/>
         </w:rPr>
       </w:pPr>
-      <w:hyperlink w:anchor="_Toc240416146" w:history="1">
+      <w:hyperlink w:anchor="_Toc240456470" w:history="1">
         <w:r>
           <w:rPr>
             <w:rStyle w:val="aff9"/>
@@ -3857,7 +3806,7 @@
             <w:noProof/>
             <w:webHidden/>
           </w:rPr>
-          <w:instrText xml:space="preserve"> PAGEREF _Toc240416146 \h </w:instrText>
+          <w:instrText xml:space="preserve"> PAGEREF _Toc240456470 \h </w:instrText>
         </w:r>
         <w:r>
           <w:rPr>
@@ -3877,7 +3826,7 @@
             <w:noProof/>
             <w:webHidden/>
           </w:rPr>
-          <w:t>20</w:t>
+          <w:t>21</w:t>
         </w:r>
         <w:r>
           <w:rPr>
@@ -3905,7 +3854,7 @@
           <w14:ligatures w14:val="standardContextual"/>
         </w:rPr>
       </w:pPr>
-      <w:hyperlink w:anchor="_Toc240416147" w:history="1">
+      <w:hyperlink w:anchor="_Toc240456471" w:history="1">
         <w:r>
           <w:rPr>
             <w:rStyle w:val="aff9"/>
@@ -3933,7 +3882,7 @@
             <w:noProof/>
             <w:webHidden/>
           </w:rPr>
-          <w:instrText xml:space="preserve"> PAGEREF _Toc240416147 \h </w:instrText>
+          <w:instrText xml:space="preserve"> PAGEREF _Toc240456471 \h </w:instrText>
         </w:r>
         <w:r>
           <w:rPr>
@@ -3980,7 +3929,7 @@
           <w14:ligatures w14:val="standardContextual"/>
         </w:rPr>
       </w:pPr>
-      <w:hyperlink w:anchor="_Toc240416148" w:history="1">
+      <w:hyperlink w:anchor="_Toc240456472" w:history="1">
         <w:r>
           <w:rPr>
             <w:rStyle w:val="aff9"/>
@@ -4008,7 +3957,7 @@
             <w:noProof/>
             <w:webHidden/>
           </w:rPr>
-          <w:instrText xml:space="preserve"> PAGEREF _Toc240416148 \h </w:instrText>
+          <w:instrText xml:space="preserve"> PAGEREF _Toc240456472 \h </w:instrText>
         </w:r>
         <w:r>
           <w:rPr>
@@ -4056,7 +4005,7 @@
           <w14:ligatures w14:val="standardContextual"/>
         </w:rPr>
       </w:pPr>
-      <w:hyperlink w:anchor="_Toc240416149" w:history="1">
+      <w:hyperlink w:anchor="_Toc240456473" w:history="1">
         <w:r>
           <w:rPr>
             <w:rStyle w:val="aff9"/>
@@ -4084,7 +4033,7 @@
             <w:noProof/>
             <w:webHidden/>
           </w:rPr>
-          <w:instrText xml:space="preserve"> PAGEREF _Toc240416149 \h </w:instrText>
+          <w:instrText xml:space="preserve"> PAGEREF _Toc240456473 \h </w:instrText>
         </w:r>
         <w:r>
           <w:rPr>
@@ -4132,7 +4081,7 @@
           <w14:ligatures w14:val="standardContextual"/>
         </w:rPr>
       </w:pPr>
-      <w:hyperlink w:anchor="_Toc240416150" w:history="1">
+      <w:hyperlink w:anchor="_Toc240456474" w:history="1">
         <w:r>
           <w:rPr>
             <w:rStyle w:val="aff9"/>
@@ -4160,7 +4109,7 @@
             <w:noProof/>
             <w:webHidden/>
           </w:rPr>
-          <w:instrText xml:space="preserve"> PAGEREF _Toc240416150 \h </w:instrText>
+          <w:instrText xml:space="preserve"> PAGEREF _Toc240456474 \h </w:instrText>
         </w:r>
         <w:r>
           <w:rPr>
@@ -4180,7 +4129,7 @@
             <w:noProof/>
             <w:webHidden/>
           </w:rPr>
-          <w:t>21</w:t>
+          <w:t>22</w:t>
         </w:r>
         <w:r>
           <w:rPr>
@@ -4207,7 +4156,7 @@
           <w14:ligatures w14:val="standardContextual"/>
         </w:rPr>
       </w:pPr>
-      <w:hyperlink w:anchor="_Toc240416151" w:history="1">
+      <w:hyperlink w:anchor="_Toc240456475" w:history="1">
         <w:r>
           <w:rPr>
             <w:rStyle w:val="aff9"/>
@@ -4235,7 +4184,7 @@
             <w:noProof/>
             <w:webHidden/>
           </w:rPr>
-          <w:instrText xml:space="preserve"> PAGEREF _Toc240416151 \h </w:instrText>
+          <w:instrText xml:space="preserve"> PAGEREF _Toc240456475 \h </w:instrText>
         </w:r>
         <w:r>
           <w:rPr>
@@ -4255,7 +4204,7 @@
             <w:noProof/>
             <w:webHidden/>
           </w:rPr>
-          <w:t>21</w:t>
+          <w:t>22</w:t>
         </w:r>
         <w:r>
           <w:rPr>
@@ -4283,7 +4232,7 @@
           <w14:ligatures w14:val="standardContextual"/>
         </w:rPr>
       </w:pPr>
-      <w:hyperlink w:anchor="_Toc240416152" w:history="1">
+      <w:hyperlink w:anchor="_Toc240456476" w:history="1">
         <w:r>
           <w:rPr>
             <w:rStyle w:val="aff9"/>
@@ -4311,7 +4260,7 @@
             <w:noProof/>
             <w:webHidden/>
           </w:rPr>
-          <w:instrText xml:space="preserve"> PAGEREF _Toc240416152 \h </w:instrText>
+          <w:instrText xml:space="preserve"> PAGEREF _Toc240456476 \h </w:instrText>
         </w:r>
         <w:r>
           <w:rPr>
@@ -4359,7 +4308,7 @@
           <w14:ligatures w14:val="standardContextual"/>
         </w:rPr>
       </w:pPr>
-      <w:hyperlink w:anchor="_Toc240416153" w:history="1">
+      <w:hyperlink w:anchor="_Toc240456477" w:history="1">
         <w:r>
           <w:rPr>
             <w:rStyle w:val="aff9"/>
@@ -4387,7 +4336,7 @@
             <w:noProof/>
             <w:webHidden/>
           </w:rPr>
-          <w:instrText xml:space="preserve"> PAGEREF _Toc240416153 \h </w:instrText>
+          <w:instrText xml:space="preserve"> PAGEREF _Toc240456477 \h </w:instrText>
         </w:r>
         <w:r>
           <w:rPr>
@@ -4435,7 +4384,7 @@
           <w14:ligatures w14:val="standardContextual"/>
         </w:rPr>
       </w:pPr>
-      <w:hyperlink w:anchor="_Toc240416154" w:history="1">
+      <w:hyperlink w:anchor="_Toc240456478" w:history="1">
         <w:r>
           <w:rPr>
             <w:rStyle w:val="aff9"/>
@@ -4463,7 +4412,7 @@
             <w:noProof/>
             <w:webHidden/>
           </w:rPr>
-          <w:instrText xml:space="preserve"> PAGEREF _Toc240416154 \h </w:instrText>
+          <w:instrText xml:space="preserve"> PAGEREF _Toc240456478 \h </w:instrText>
         </w:r>
         <w:r>
           <w:rPr>
@@ -4511,7 +4460,7 @@
           <w14:ligatures w14:val="standardContextual"/>
         </w:rPr>
       </w:pPr>
-      <w:hyperlink w:anchor="_Toc240416155" w:history="1">
+      <w:hyperlink w:anchor="_Toc240456479" w:history="1">
         <w:r>
           <w:rPr>
             <w:rStyle w:val="aff9"/>
@@ -4539,7 +4488,7 @@
             <w:noProof/>
             <w:webHidden/>
           </w:rPr>
-          <w:instrText xml:space="preserve"> PAGEREF _Toc240416155 \h </w:instrText>
+          <w:instrText xml:space="preserve"> PAGEREF _Toc240456479 \h </w:instrText>
         </w:r>
         <w:r>
           <w:rPr>
@@ -4559,7 +4508,7 @@
             <w:noProof/>
             <w:webHidden/>
           </w:rPr>
-          <w:t>22</w:t>
+          <w:t>23</w:t>
         </w:r>
         <w:r>
           <w:rPr>
@@ -4587,7 +4536,7 @@
           <w14:ligatures w14:val="standardContextual"/>
         </w:rPr>
       </w:pPr>
-      <w:hyperlink w:anchor="_Toc240416156" w:history="1">
+      <w:hyperlink w:anchor="_Toc240456480" w:history="1">
         <w:r>
           <w:rPr>
             <w:rStyle w:val="aff9"/>
@@ -4615,7 +4564,7 @@
             <w:noProof/>
             <w:webHidden/>
           </w:rPr>
-          <w:instrText xml:space="preserve"> PAGEREF _Toc240416156 \h </w:instrText>
+          <w:instrText xml:space="preserve"> PAGEREF _Toc240456480 \h </w:instrText>
         </w:r>
         <w:r>
           <w:rPr>
@@ -4663,7 +4612,7 @@
           <w14:ligatures w14:val="standardContextual"/>
         </w:rPr>
       </w:pPr>
-      <w:hyperlink w:anchor="_Toc240416157" w:history="1">
+      <w:hyperlink w:anchor="_Toc240456481" w:history="1">
         <w:r>
           <w:rPr>
             <w:rStyle w:val="aff9"/>
@@ -4691,7 +4640,7 @@
             <w:noProof/>
             <w:webHidden/>
           </w:rPr>
-          <w:instrText xml:space="preserve"> PAGEREF _Toc240416157 \h </w:instrText>
+          <w:instrText xml:space="preserve"> PAGEREF _Toc240456481 \h </w:instrText>
         </w:r>
         <w:r>
           <w:rPr>
@@ -4711,7 +4660,7 @@
             <w:noProof/>
             <w:webHidden/>
           </w:rPr>
-          <w:t>23</w:t>
+          <w:t>24</w:t>
         </w:r>
         <w:r>
           <w:rPr>
@@ -4738,13 +4687,12 @@
           <w14:ligatures w14:val="standardContextual"/>
         </w:rPr>
       </w:pPr>
-      <w:hyperlink w:anchor="_Toc240416158" w:history="1">
+      <w:hyperlink w:anchor="_Toc240456482" w:history="1">
         <w:r>
           <w:rPr>
             <w:rStyle w:val="aff9"/>
             <w:rFonts w:ascii="黑体" w:eastAsia="黑体" w:hAnsi="黑体"/>
             <w:noProof/>
-            <w:lang w:eastAsia="zh-CN"/>
           </w:rPr>
           <w:t>十、关键数据结构</w:t>
         </w:r>
@@ -4767,7 +4715,7 @@
             <w:noProof/>
             <w:webHidden/>
           </w:rPr>
-          <w:instrText xml:space="preserve"> PAGEREF _Toc240416158 \h </w:instrText>
+          <w:instrText xml:space="preserve"> PAGEREF _Toc240456482 \h </w:instrText>
         </w:r>
         <w:r>
           <w:rPr>
@@ -4787,7 +4735,7 @@
             <w:noProof/>
             <w:webHidden/>
           </w:rPr>
-          <w:t>23</w:t>
+          <w:t>24</w:t>
         </w:r>
         <w:r>
           <w:rPr>
@@ -4815,13 +4763,12 @@
           <w14:ligatures w14:val="standardContextual"/>
         </w:rPr>
       </w:pPr>
-      <w:hyperlink w:anchor="_Toc240416159" w:history="1">
+      <w:hyperlink w:anchor="_Toc240456483" w:history="1">
         <w:r>
           <w:rPr>
             <w:rStyle w:val="aff9"/>
             <w:rFonts w:ascii="黑体" w:eastAsia="黑体" w:hAnsi="黑体"/>
             <w:noProof/>
-            <w:lang w:eastAsia="zh-CN"/>
           </w:rPr>
           <w:t>10.1 专辑对象</w:t>
         </w:r>
@@ -4844,7 +4791,7 @@
             <w:noProof/>
             <w:webHidden/>
           </w:rPr>
-          <w:instrText xml:space="preserve"> PAGEREF _Toc240416159 \h </w:instrText>
+          <w:instrText xml:space="preserve"> PAGEREF _Toc240456483 \h </w:instrText>
         </w:r>
         <w:r>
           <w:rPr>
@@ -4864,7 +4811,7 @@
             <w:noProof/>
             <w:webHidden/>
           </w:rPr>
-          <w:t>23</w:t>
+          <w:t>24</w:t>
         </w:r>
         <w:r>
           <w:rPr>
@@ -4892,7 +4839,7 @@
           <w14:ligatures w14:val="standardContextual"/>
         </w:rPr>
       </w:pPr>
-      <w:hyperlink w:anchor="_Toc240416160" w:history="1">
+      <w:hyperlink w:anchor="_Toc240456484" w:history="1">
         <w:r>
           <w:rPr>
             <w:rStyle w:val="aff9"/>
@@ -4920,7 +4867,7 @@
             <w:noProof/>
             <w:webHidden/>
           </w:rPr>
-          <w:instrText xml:space="preserve"> PAGEREF _Toc240416160 \h </w:instrText>
+          <w:instrText xml:space="preserve"> PAGEREF _Toc240456484 \h </w:instrText>
         </w:r>
         <w:r>
           <w:rPr>
@@ -4968,7 +4915,7 @@
           <w14:ligatures w14:val="standardContextual"/>
         </w:rPr>
       </w:pPr>
-      <w:hyperlink w:anchor="_Toc240416161" w:history="1">
+      <w:hyperlink w:anchor="_Toc240456485" w:history="1">
         <w:r>
           <w:rPr>
             <w:rStyle w:val="aff9"/>
@@ -4996,7 +4943,7 @@
             <w:noProof/>
             <w:webHidden/>
           </w:rPr>
-          <w:instrText xml:space="preserve"> PAGEREF _Toc240416161 \h </w:instrText>
+          <w:instrText xml:space="preserve"> PAGEREF _Toc240456485 \h </w:instrText>
         </w:r>
         <w:r>
           <w:rPr>
@@ -5016,7 +4963,7 @@
             <w:noProof/>
             <w:webHidden/>
           </w:rPr>
-          <w:t>24</w:t>
+          <w:t>25</w:t>
         </w:r>
         <w:r>
           <w:rPr>
@@ -5043,7 +4990,7 @@
           <w14:ligatures w14:val="standardContextual"/>
         </w:rPr>
       </w:pPr>
-      <w:hyperlink w:anchor="_Toc240416162" w:history="1">
+      <w:hyperlink w:anchor="_Toc240456486" w:history="1">
         <w:r>
           <w:rPr>
             <w:rStyle w:val="aff9"/>
@@ -5071,7 +5018,7 @@
             <w:noProof/>
             <w:webHidden/>
           </w:rPr>
-          <w:instrText xml:space="preserve"> PAGEREF _Toc240416162 \h </w:instrText>
+          <w:instrText xml:space="preserve"> PAGEREF _Toc240456486 \h </w:instrText>
         </w:r>
         <w:r>
           <w:rPr>
@@ -5091,7 +5038,7 @@
             <w:noProof/>
             <w:webHidden/>
           </w:rPr>
-          <w:t>24</w:t>
+          <w:t>25</w:t>
         </w:r>
         <w:r>
           <w:rPr>
@@ -5118,7 +5065,7 @@
           <w14:ligatures w14:val="standardContextual"/>
         </w:rPr>
       </w:pPr>
-      <w:hyperlink w:anchor="_Toc240416163" w:history="1">
+      <w:hyperlink w:anchor="_Toc240456487" w:history="1">
         <w:r>
           <w:rPr>
             <w:rStyle w:val="aff9"/>
@@ -5146,7 +5093,7 @@
             <w:noProof/>
             <w:webHidden/>
           </w:rPr>
-          <w:instrText xml:space="preserve"> PAGEREF _Toc240416163 \h </w:instrText>
+          <w:instrText xml:space="preserve"> PAGEREF _Toc240456487 \h </w:instrText>
         </w:r>
         <w:r>
           <w:rPr>
@@ -5166,7 +5113,7 @@
             <w:noProof/>
             <w:webHidden/>
           </w:rPr>
-          <w:t>25</w:t>
+          <w:t>26</w:t>
         </w:r>
         <w:r>
           <w:rPr>
@@ -5186,15 +5133,11 @@
       <w:pPr>
         <w:pStyle w:val="1"/>
         <w:spacing w:before="240" w:after="120" w:line="360" w:lineRule="auto"/>
-        <w:rPr>
-          <w:lang w:eastAsia="zh-CN"/>
-        </w:rPr>
-      </w:pPr>
-      <w:bookmarkStart w:id="0" w:name="_Toc240416099"/>
+      </w:pPr>
+      <w:bookmarkStart w:id="0" w:name="_Toc240456423"/>
       <w:r>
         <w:rPr>
           <w:rFonts w:ascii="黑体" w:eastAsia="黑体" w:hAnsi="黑体"/>
-          <w:lang w:eastAsia="zh-CN"/>
         </w:rPr>
         <w:t>一、文档说明</w:t>
       </w:r>
@@ -5204,22 +5147,17 @@
       <w:pPr>
         <w:pStyle w:val="21"/>
         <w:spacing w:after="120" w:line="360" w:lineRule="auto"/>
-        <w:rPr>
-          <w:lang w:eastAsia="zh-CN"/>
-        </w:rPr>
-      </w:pPr>
-      <w:bookmarkStart w:id="1" w:name="_Toc240416100"/>
+      </w:pPr>
+      <w:bookmarkStart w:id="1" w:name="_Toc240456424"/>
       <w:r>
         <w:rPr>
           <w:rFonts w:ascii="黑体" w:eastAsia="黑体" w:hAnsi="黑体"/>
-          <w:lang w:eastAsia="zh-CN"/>
         </w:rPr>
         <w:t xml:space="preserve">1.1 </w:t>
       </w:r>
       <w:r>
         <w:rPr>
           <w:rFonts w:ascii="黑体" w:eastAsia="黑体" w:hAnsi="黑体"/>
-          <w:lang w:eastAsia="zh-CN"/>
         </w:rPr>
         <w:t>编写目的</w:t>
       </w:r>
@@ -5229,42 +5167,34 @@
       <w:pPr>
         <w:spacing w:after="0" w:line="360" w:lineRule="auto"/>
         <w:ind w:firstLine="480"/>
-        <w:rPr>
-          <w:lang w:eastAsia="zh-CN"/>
-        </w:rPr>
-      </w:pPr>
-      <w:r>
-        <w:rPr>
-          <w:color w:val="000000"/>
-          <w:lang w:eastAsia="zh-CN"/>
+      </w:pPr>
+      <w:r>
+        <w:rPr>
+          <w:color w:val="000000"/>
         </w:rPr>
         <w:t>本文档定义</w:t>
       </w:r>
       <w:r>
         <w:rPr>
           <w:color w:val="000000"/>
-          <w:lang w:eastAsia="zh-CN"/>
         </w:rPr>
         <w:t>"</w:t>
       </w:r>
       <w:r>
         <w:rPr>
           <w:color w:val="000000"/>
-          <w:lang w:eastAsia="zh-CN"/>
         </w:rPr>
         <w:t>音格</w:t>
       </w:r>
       <w:r>
         <w:rPr>
           <w:color w:val="000000"/>
-          <w:lang w:eastAsia="zh-CN"/>
         </w:rPr>
         <w:t>"</w:t>
       </w:r>
       <w:r>
         <w:rPr>
           <w:color w:val="000000"/>
-          <w:lang w:eastAsia="zh-CN"/>
         </w:rPr>
         <w:t>平台前后端之间的接口契约，明确每个接口的请求方式、路径、参数、鉴权要求与返回结构。本文档同时作为后端开发的实现依据、前端联调的对接依据与系统测试的验证依据。</w:t>
       </w:r>
@@ -5273,22 +5203,17 @@
       <w:pPr>
         <w:pStyle w:val="21"/>
         <w:spacing w:after="120" w:line="360" w:lineRule="auto"/>
-        <w:rPr>
-          <w:lang w:eastAsia="zh-CN"/>
-        </w:rPr>
-      </w:pPr>
-      <w:bookmarkStart w:id="2" w:name="_Toc240416101"/>
+      </w:pPr>
+      <w:bookmarkStart w:id="2" w:name="_Toc240456425"/>
       <w:r>
         <w:rPr>
           <w:rFonts w:ascii="黑体" w:eastAsia="黑体" w:hAnsi="黑体"/>
-          <w:lang w:eastAsia="zh-CN"/>
         </w:rPr>
         <w:t xml:space="preserve">1.2 </w:t>
       </w:r>
       <w:r>
         <w:rPr>
           <w:rFonts w:ascii="黑体" w:eastAsia="黑体" w:hAnsi="黑体"/>
-          <w:lang w:eastAsia="zh-CN"/>
         </w:rPr>
         <w:t>读者对象</w:t>
       </w:r>
@@ -5298,14 +5223,10 @@
       <w:pPr>
         <w:spacing w:after="0" w:line="360" w:lineRule="auto"/>
         <w:ind w:firstLine="480"/>
-        <w:rPr>
-          <w:lang w:eastAsia="zh-CN"/>
-        </w:rPr>
-      </w:pPr>
-      <w:r>
-        <w:rPr>
-          <w:color w:val="000000"/>
-          <w:lang w:eastAsia="zh-CN"/>
+      </w:pPr>
+      <w:r>
+        <w:rPr>
+          <w:color w:val="000000"/>
         </w:rPr>
         <w:t>前端开发者、后端开发者、测试人员与答辩评审。</w:t>
       </w:r>
@@ -5314,22 +5235,17 @@
       <w:pPr>
         <w:pStyle w:val="21"/>
         <w:spacing w:after="120" w:line="360" w:lineRule="auto"/>
-        <w:rPr>
-          <w:lang w:eastAsia="zh-CN"/>
-        </w:rPr>
-      </w:pPr>
-      <w:bookmarkStart w:id="3" w:name="_Toc240416102"/>
+      </w:pPr>
+      <w:bookmarkStart w:id="3" w:name="_Toc240456426"/>
       <w:r>
         <w:rPr>
           <w:rFonts w:ascii="黑体" w:eastAsia="黑体" w:hAnsi="黑体"/>
-          <w:lang w:eastAsia="zh-CN"/>
         </w:rPr>
         <w:t xml:space="preserve">1.3 </w:t>
       </w:r>
       <w:r>
         <w:rPr>
           <w:rFonts w:ascii="黑体" w:eastAsia="黑体" w:hAnsi="黑体"/>
-          <w:lang w:eastAsia="zh-CN"/>
         </w:rPr>
         <w:t>依据文档</w:t>
       </w:r>
@@ -5339,42 +5255,34 @@
       <w:pPr>
         <w:spacing w:after="0" w:line="360" w:lineRule="auto"/>
         <w:ind w:firstLine="480"/>
-        <w:rPr>
-          <w:lang w:eastAsia="zh-CN"/>
-        </w:rPr>
-      </w:pPr>
-      <w:r>
-        <w:rPr>
-          <w:color w:val="000000"/>
-          <w:lang w:eastAsia="zh-CN"/>
+      </w:pPr>
+      <w:r>
+        <w:rPr>
+          <w:color w:val="000000"/>
         </w:rPr>
         <w:t>《音格需求分析文档》</w:t>
       </w:r>
       <w:r>
         <w:rPr>
           <w:color w:val="000000"/>
-          <w:lang w:eastAsia="zh-CN"/>
         </w:rPr>
         <w:t>v1.0</w:t>
       </w:r>
       <w:r>
         <w:rPr>
           <w:color w:val="000000"/>
-          <w:lang w:eastAsia="zh-CN"/>
         </w:rPr>
         <w:t>。接口与其中的功能需求编号（</w:t>
       </w:r>
       <w:r>
         <w:rPr>
           <w:color w:val="000000"/>
-          <w:lang w:eastAsia="zh-CN"/>
         </w:rPr>
         <w:t>FR-XX</w:t>
       </w:r>
       <w:r>
         <w:rPr>
           <w:color w:val="000000"/>
-          <w:lang w:eastAsia="zh-CN"/>
         </w:rPr>
         <w:t>）、页面清单一一对应。</w:t>
       </w:r>
@@ -5383,15 +5291,11 @@
       <w:pPr>
         <w:pStyle w:val="1"/>
         <w:spacing w:before="240" w:after="120" w:line="360" w:lineRule="auto"/>
-        <w:rPr>
-          <w:lang w:eastAsia="zh-CN"/>
-        </w:rPr>
-      </w:pPr>
-      <w:bookmarkStart w:id="4" w:name="_Toc240416103"/>
+      </w:pPr>
+      <w:bookmarkStart w:id="4" w:name="_Toc240456427"/>
       <w:r>
         <w:rPr>
           <w:rFonts w:ascii="黑体" w:eastAsia="黑体" w:hAnsi="黑体"/>
-          <w:lang w:eastAsia="zh-CN"/>
         </w:rPr>
         <w:t>二、接口规范总则</w:t>
       </w:r>
@@ -5401,22 +5305,17 @@
       <w:pPr>
         <w:pStyle w:val="21"/>
         <w:spacing w:after="120" w:line="360" w:lineRule="auto"/>
-        <w:rPr>
-          <w:lang w:eastAsia="zh-CN"/>
-        </w:rPr>
-      </w:pPr>
-      <w:bookmarkStart w:id="5" w:name="_Toc240416104"/>
+      </w:pPr>
+      <w:bookmarkStart w:id="5" w:name="_Toc240456428"/>
       <w:r>
         <w:rPr>
           <w:rFonts w:ascii="黑体" w:eastAsia="黑体" w:hAnsi="黑体"/>
-          <w:lang w:eastAsia="zh-CN"/>
         </w:rPr>
         <w:t xml:space="preserve">2.1 </w:t>
       </w:r>
       <w:r>
         <w:rPr>
           <w:rFonts w:ascii="黑体" w:eastAsia="黑体" w:hAnsi="黑体"/>
-          <w:lang w:eastAsia="zh-CN"/>
         </w:rPr>
         <w:t>基础信息</w:t>
       </w:r>
@@ -5597,16 +5496,10 @@
             <w:tcW w:w="4156" w:type="dxa"/>
           </w:tcPr>
           <w:p>
-            <w:pPr>
-              <w:rPr>
-                <w:lang w:eastAsia="zh-CN"/>
-              </w:rPr>
-            </w:pPr>
-            <w:r>
-              <w:rPr>
-                <w:color w:val="000000"/>
-                <w:sz w:val="21"/>
-                <w:lang w:eastAsia="zh-CN"/>
+            <w:r>
+              <w:rPr>
+                <w:color w:val="000000"/>
+                <w:sz w:val="21"/>
               </w:rPr>
               <w:t>开发环境</w:t>
             </w:r>
@@ -5614,7 +5507,6 @@
               <w:rPr>
                 <w:color w:val="000000"/>
                 <w:sz w:val="21"/>
-                <w:lang w:eastAsia="zh-CN"/>
               </w:rPr>
               <w:t xml:space="preserve"> HTTP</w:t>
             </w:r>
@@ -5622,7 +5514,6 @@
               <w:rPr>
                 <w:color w:val="000000"/>
                 <w:sz w:val="21"/>
-                <w:lang w:eastAsia="zh-CN"/>
               </w:rPr>
               <w:t>，线上环境</w:t>
             </w:r>
@@ -5630,7 +5521,6 @@
               <w:rPr>
                 <w:color w:val="000000"/>
                 <w:sz w:val="21"/>
-                <w:lang w:eastAsia="zh-CN"/>
               </w:rPr>
               <w:t xml:space="preserve"> HTTPS</w:t>
             </w:r>
@@ -5824,16 +5714,10 @@
             <w:tcW w:w="4156" w:type="dxa"/>
           </w:tcPr>
           <w:p>
-            <w:pPr>
-              <w:rPr>
-                <w:lang w:eastAsia="zh-CN"/>
-              </w:rPr>
-            </w:pPr>
-            <w:r>
-              <w:rPr>
-                <w:color w:val="000000"/>
-                <w:sz w:val="21"/>
-                <w:lang w:eastAsia="zh-CN"/>
+            <w:r>
+              <w:rPr>
+                <w:color w:val="000000"/>
+                <w:sz w:val="21"/>
               </w:rPr>
               <w:t>接口返回</w:t>
             </w:r>
@@ -5841,7 +5725,6 @@
               <w:rPr>
                 <w:color w:val="000000"/>
                 <w:sz w:val="21"/>
-                <w:lang w:eastAsia="zh-CN"/>
               </w:rPr>
               <w:t xml:space="preserve"> 100×100 </w:t>
             </w:r>
@@ -5849,7 +5732,6 @@
               <w:rPr>
                 <w:color w:val="000000"/>
                 <w:sz w:val="21"/>
-                <w:lang w:eastAsia="zh-CN"/>
               </w:rPr>
               <w:t>地址，服务端将路径</w:t>
             </w:r>
@@ -5857,7 +5739,6 @@
               <w:rPr>
                 <w:color w:val="000000"/>
                 <w:sz w:val="21"/>
-                <w:lang w:eastAsia="zh-CN"/>
               </w:rPr>
               <w:lastRenderedPageBreak/>
               <w:t>中的</w:t>
@@ -5866,7 +5747,6 @@
               <w:rPr>
                 <w:color w:val="000000"/>
                 <w:sz w:val="21"/>
-                <w:lang w:eastAsia="zh-CN"/>
               </w:rPr>
               <w:t xml:space="preserve"> `100x100bb` </w:t>
             </w:r>
@@ -5874,7 +5754,6 @@
               <w:rPr>
                 <w:color w:val="000000"/>
                 <w:sz w:val="21"/>
-                <w:lang w:eastAsia="zh-CN"/>
               </w:rPr>
               <w:t>替换为</w:t>
             </w:r>
@@ -5882,7 +5761,6 @@
               <w:rPr>
                 <w:color w:val="000000"/>
                 <w:sz w:val="21"/>
-                <w:lang w:eastAsia="zh-CN"/>
               </w:rPr>
               <w:t xml:space="preserve"> `600x600bb` </w:t>
             </w:r>
@@ -5890,7 +5768,6 @@
               <w:rPr>
                 <w:color w:val="000000"/>
                 <w:sz w:val="21"/>
-                <w:lang w:eastAsia="zh-CN"/>
               </w:rPr>
               <w:t>或更大尺寸后使用</w:t>
             </w:r>
@@ -5902,15 +5779,11 @@
       <w:pPr>
         <w:pStyle w:val="21"/>
         <w:spacing w:after="120" w:line="360" w:lineRule="auto"/>
-        <w:rPr>
-          <w:lang w:eastAsia="zh-CN"/>
-        </w:rPr>
-      </w:pPr>
-      <w:bookmarkStart w:id="6" w:name="_Toc240416105"/>
+      </w:pPr>
+      <w:bookmarkStart w:id="6" w:name="_Toc240456429"/>
       <w:r>
         <w:rPr>
           <w:rFonts w:ascii="黑体" w:eastAsia="黑体" w:hAnsi="黑体"/>
-          <w:lang w:eastAsia="zh-CN"/>
         </w:rPr>
         <w:lastRenderedPageBreak/>
         <w:t xml:space="preserve">2.2 </w:t>
@@ -5918,7 +5791,6 @@
       <w:r>
         <w:rPr>
           <w:rFonts w:ascii="黑体" w:eastAsia="黑体" w:hAnsi="黑体"/>
-          <w:lang w:eastAsia="zh-CN"/>
         </w:rPr>
         <w:t>统一响应结构</w:t>
       </w:r>
@@ -5928,28 +5800,22 @@
       <w:pPr>
         <w:spacing w:after="0" w:line="360" w:lineRule="auto"/>
         <w:ind w:firstLine="480"/>
-        <w:rPr>
-          <w:lang w:eastAsia="zh-CN"/>
-        </w:rPr>
-      </w:pPr>
-      <w:r>
-        <w:rPr>
-          <w:color w:val="000000"/>
-          <w:lang w:eastAsia="zh-CN"/>
+      </w:pPr>
+      <w:r>
+        <w:rPr>
+          <w:color w:val="000000"/>
         </w:rPr>
         <w:t>所有接口（含错误）均返回如下结构，前端只需判断</w:t>
       </w:r>
       <w:r>
         <w:rPr>
           <w:color w:val="000000"/>
-          <w:lang w:eastAsia="zh-CN"/>
         </w:rPr>
         <w:t xml:space="preserve"> `code` </w:t>
       </w:r>
       <w:r>
         <w:rPr>
           <w:color w:val="000000"/>
-          <w:lang w:eastAsia="zh-CN"/>
         </w:rPr>
         <w:t>字段：</w:t>
       </w:r>
@@ -6168,16 +6034,10 @@
             <w:tcW w:w="2771" w:type="dxa"/>
           </w:tcPr>
           <w:p>
-            <w:pPr>
-              <w:rPr>
-                <w:lang w:eastAsia="zh-CN"/>
-              </w:rPr>
-            </w:pPr>
-            <w:r>
-              <w:rPr>
-                <w:color w:val="000000"/>
-                <w:sz w:val="21"/>
-                <w:lang w:eastAsia="zh-CN"/>
+            <w:r>
+              <w:rPr>
+                <w:color w:val="000000"/>
+                <w:sz w:val="21"/>
               </w:rPr>
               <w:t>业务状态码，</w:t>
             </w:r>
@@ -6185,7 +6045,6 @@
               <w:rPr>
                 <w:color w:val="000000"/>
                 <w:sz w:val="21"/>
-                <w:lang w:eastAsia="zh-CN"/>
               </w:rPr>
               <w:t xml:space="preserve">`0` </w:t>
             </w:r>
@@ -6193,7 +6052,6 @@
               <w:rPr>
                 <w:color w:val="000000"/>
                 <w:sz w:val="21"/>
-                <w:lang w:eastAsia="zh-CN"/>
               </w:rPr>
               <w:t>表示成功，非</w:t>
             </w:r>
@@ -6201,7 +6059,6 @@
               <w:rPr>
                 <w:color w:val="000000"/>
                 <w:sz w:val="21"/>
-                <w:lang w:eastAsia="zh-CN"/>
               </w:rPr>
               <w:t xml:space="preserve"> 0 </w:t>
             </w:r>
@@ -6209,7 +6066,6 @@
               <w:rPr>
                 <w:color w:val="000000"/>
                 <w:sz w:val="21"/>
-                <w:lang w:eastAsia="zh-CN"/>
               </w:rPr>
               <w:t>表示失败</w:t>
             </w:r>
@@ -6250,16 +6106,10 @@
             <w:tcW w:w="2771" w:type="dxa"/>
           </w:tcPr>
           <w:p>
-            <w:pPr>
-              <w:rPr>
-                <w:lang w:eastAsia="zh-CN"/>
-              </w:rPr>
-            </w:pPr>
-            <w:r>
-              <w:rPr>
-                <w:color w:val="000000"/>
-                <w:sz w:val="21"/>
-                <w:lang w:eastAsia="zh-CN"/>
+            <w:r>
+              <w:rPr>
+                <w:color w:val="000000"/>
+                <w:sz w:val="21"/>
               </w:rPr>
               <w:t>提示信息，失败时为可展示给用户的文案</w:t>
             </w:r>
@@ -6300,16 +6150,10 @@
             <w:tcW w:w="2771" w:type="dxa"/>
           </w:tcPr>
           <w:p>
-            <w:pPr>
-              <w:rPr>
-                <w:lang w:eastAsia="zh-CN"/>
-              </w:rPr>
-            </w:pPr>
-            <w:r>
-              <w:rPr>
-                <w:color w:val="000000"/>
-                <w:sz w:val="21"/>
-                <w:lang w:eastAsia="zh-CN"/>
+            <w:r>
+              <w:rPr>
+                <w:color w:val="000000"/>
+                <w:sz w:val="21"/>
               </w:rPr>
               <w:t>业务数据，失败时为</w:t>
             </w:r>
@@ -6317,7 +6161,6 @@
               <w:rPr>
                 <w:color w:val="000000"/>
                 <w:sz w:val="21"/>
-                <w:lang w:eastAsia="zh-CN"/>
               </w:rPr>
               <w:t xml:space="preserve"> `null`</w:t>
             </w:r>
@@ -6330,7 +6173,7 @@
         <w:pStyle w:val="21"/>
         <w:spacing w:after="120" w:line="360" w:lineRule="auto"/>
       </w:pPr>
-      <w:bookmarkStart w:id="7" w:name="_Toc240416106"/>
+      <w:bookmarkStart w:id="7" w:name="_Toc240456430"/>
       <w:r>
         <w:rPr>
           <w:rFonts w:ascii="黑体" w:eastAsia="黑体" w:hAnsi="黑体"/>
@@ -6762,16 +6605,10 @@
             <w:tcW w:w="2771" w:type="dxa"/>
           </w:tcPr>
           <w:p>
-            <w:pPr>
-              <w:rPr>
-                <w:lang w:eastAsia="zh-CN"/>
-              </w:rPr>
-            </w:pPr>
-            <w:r>
-              <w:rPr>
-                <w:color w:val="000000"/>
-                <w:sz w:val="21"/>
-                <w:lang w:eastAsia="zh-CN"/>
+            <w:r>
+              <w:rPr>
+                <w:color w:val="000000"/>
+                <w:sz w:val="21"/>
               </w:rPr>
               <w:t>提示并清除本地登录态</w:t>
             </w:r>
@@ -6870,16 +6707,10 @@
             <w:tcW w:w="2771" w:type="dxa"/>
           </w:tcPr>
           <w:p>
-            <w:pPr>
-              <w:rPr>
-                <w:lang w:eastAsia="zh-CN"/>
-              </w:rPr>
-            </w:pPr>
-            <w:r>
-              <w:rPr>
-                <w:color w:val="000000"/>
-                <w:sz w:val="21"/>
-                <w:lang w:eastAsia="zh-CN"/>
+            <w:r>
+              <w:rPr>
+                <w:color w:val="000000"/>
+                <w:sz w:val="21"/>
               </w:rPr>
               <w:t>提示使用缓存数据或稍后重试</w:t>
             </w:r>
@@ -6980,7 +6811,7 @@
         <w:pStyle w:val="21"/>
         <w:spacing w:after="120" w:line="360" w:lineRule="auto"/>
       </w:pPr>
-      <w:bookmarkStart w:id="8" w:name="_Toc240416107"/>
+      <w:bookmarkStart w:id="8" w:name="_Toc240456431"/>
       <w:r>
         <w:rPr>
           <w:rFonts w:ascii="黑体" w:eastAsia="黑体" w:hAnsi="黑体"/>
@@ -6999,42 +6830,34 @@
       <w:pPr>
         <w:spacing w:after="0" w:line="360" w:lineRule="auto"/>
         <w:ind w:firstLine="480"/>
-        <w:rPr>
-          <w:lang w:eastAsia="zh-CN"/>
-        </w:rPr>
-      </w:pPr>
-      <w:r>
-        <w:rPr>
-          <w:color w:val="000000"/>
-          <w:lang w:eastAsia="zh-CN"/>
+      </w:pPr>
+      <w:r>
+        <w:rPr>
+          <w:color w:val="000000"/>
         </w:rPr>
         <w:t>除标注为</w:t>
       </w:r>
       <w:r>
         <w:rPr>
           <w:color w:val="000000"/>
-          <w:lang w:eastAsia="zh-CN"/>
         </w:rPr>
         <w:t>"</w:t>
       </w:r>
       <w:r>
         <w:rPr>
           <w:color w:val="000000"/>
-          <w:lang w:eastAsia="zh-CN"/>
         </w:rPr>
         <w:t>公开</w:t>
       </w:r>
       <w:r>
         <w:rPr>
           <w:color w:val="000000"/>
-          <w:lang w:eastAsia="zh-CN"/>
         </w:rPr>
         <w:t>"</w:t>
       </w:r>
       <w:r>
         <w:rPr>
           <w:color w:val="000000"/>
-          <w:lang w:eastAsia="zh-CN"/>
         </w:rPr>
         <w:t>的接口外，其余接口均需在请求头携带令牌：</w:t>
       </w:r>
@@ -7136,15 +6959,11 @@
       <w:pPr>
         <w:pStyle w:val="21"/>
         <w:spacing w:after="120" w:line="360" w:lineRule="auto"/>
-        <w:rPr>
-          <w:lang w:eastAsia="zh-CN"/>
-        </w:rPr>
-      </w:pPr>
-      <w:bookmarkStart w:id="9" w:name="_Toc240416108"/>
+      </w:pPr>
+      <w:bookmarkStart w:id="9" w:name="_Toc240456432"/>
       <w:r>
         <w:rPr>
           <w:rFonts w:ascii="黑体" w:eastAsia="黑体" w:hAnsi="黑体"/>
-          <w:lang w:eastAsia="zh-CN"/>
         </w:rPr>
         <w:lastRenderedPageBreak/>
         <w:t xml:space="preserve">2.5 </w:t>
@@ -7152,7 +6971,6 @@
       <w:r>
         <w:rPr>
           <w:rFonts w:ascii="黑体" w:eastAsia="黑体" w:hAnsi="黑体"/>
-          <w:lang w:eastAsia="zh-CN"/>
         </w:rPr>
         <w:t>分页约定</w:t>
       </w:r>
@@ -7162,14 +6980,10 @@
       <w:pPr>
         <w:spacing w:after="0" w:line="360" w:lineRule="auto"/>
         <w:ind w:firstLine="480"/>
-        <w:rPr>
-          <w:lang w:eastAsia="zh-CN"/>
-        </w:rPr>
-      </w:pPr>
-      <w:r>
-        <w:rPr>
-          <w:color w:val="000000"/>
-          <w:lang w:eastAsia="zh-CN"/>
+      </w:pPr>
+      <w:r>
+        <w:rPr>
+          <w:color w:val="000000"/>
         </w:rPr>
         <w:t>列表类接口统一使用以下查询参数与返回结构。</w:t>
       </w:r>
@@ -7603,7 +7417,7 @@
         <w:pStyle w:val="21"/>
         <w:spacing w:after="120" w:line="360" w:lineRule="auto"/>
       </w:pPr>
-      <w:bookmarkStart w:id="10" w:name="_Toc240416109"/>
+      <w:bookmarkStart w:id="10" w:name="_Toc240456433"/>
       <w:r>
         <w:rPr>
           <w:rFonts w:ascii="黑体" w:eastAsia="黑体" w:hAnsi="黑体"/>
@@ -12103,7 +11917,7 @@
         <w:pStyle w:val="1"/>
         <w:spacing w:before="240" w:after="120" w:line="360" w:lineRule="auto"/>
       </w:pPr>
-      <w:bookmarkStart w:id="11" w:name="_Toc240416110"/>
+      <w:bookmarkStart w:id="11" w:name="_Toc240456434"/>
       <w:r>
         <w:rPr>
           <w:rFonts w:ascii="黑体" w:eastAsia="黑体" w:hAnsi="黑体"/>
@@ -12117,7 +11931,7 @@
         <w:pStyle w:val="21"/>
         <w:spacing w:after="120" w:line="360" w:lineRule="auto"/>
       </w:pPr>
-      <w:bookmarkStart w:id="12" w:name="_Toc240416111"/>
+      <w:bookmarkStart w:id="12" w:name="_Toc240456435"/>
       <w:r>
         <w:rPr>
           <w:rFonts w:ascii="黑体" w:eastAsia="黑体" w:hAnsi="黑体"/>
@@ -12148,14 +11962,10 @@
       <w:pPr>
         <w:spacing w:after="0" w:line="360" w:lineRule="auto"/>
         <w:ind w:firstLine="480"/>
-        <w:rPr>
-          <w:lang w:eastAsia="zh-CN"/>
-        </w:rPr>
-      </w:pPr>
-      <w:r>
-        <w:rPr>
-          <w:color w:val="000000"/>
-          <w:lang w:eastAsia="zh-CN"/>
+      </w:pPr>
+      <w:r>
+        <w:rPr>
+          <w:color w:val="000000"/>
         </w:rPr>
         <w:t>创建新用户账号，密码经单向加密后存储。</w:t>
       </w:r>
@@ -12344,16 +12154,10 @@
             <w:tcW w:w="2078" w:type="dxa"/>
           </w:tcPr>
           <w:p>
-            <w:pPr>
-              <w:rPr>
-                <w:lang w:eastAsia="zh-CN"/>
-              </w:rPr>
-            </w:pPr>
-            <w:r>
-              <w:rPr>
-                <w:color w:val="000000"/>
-                <w:sz w:val="21"/>
-                <w:lang w:eastAsia="zh-CN"/>
+            <w:r>
+              <w:rPr>
+                <w:color w:val="000000"/>
+                <w:sz w:val="21"/>
               </w:rPr>
               <w:t>账号，</w:t>
             </w:r>
@@ -12361,7 +12165,6 @@
               <w:rPr>
                 <w:color w:val="000000"/>
                 <w:sz w:val="21"/>
-                <w:lang w:eastAsia="zh-CN"/>
               </w:rPr>
               <w:t xml:space="preserve">4 </w:t>
             </w:r>
@@ -12369,7 +12172,6 @@
               <w:rPr>
                 <w:color w:val="000000"/>
                 <w:sz w:val="21"/>
-                <w:lang w:eastAsia="zh-CN"/>
               </w:rPr>
               <w:t>至</w:t>
             </w:r>
@@ -12377,7 +12179,6 @@
               <w:rPr>
                 <w:color w:val="000000"/>
                 <w:sz w:val="21"/>
-                <w:lang w:eastAsia="zh-CN"/>
               </w:rPr>
               <w:t xml:space="preserve"> 20 </w:t>
             </w:r>
@@ -12385,7 +12186,6 @@
               <w:rPr>
                 <w:color w:val="000000"/>
                 <w:sz w:val="21"/>
-                <w:lang w:eastAsia="zh-CN"/>
               </w:rPr>
               <w:t>位字母或数字，全局唯一</w:t>
             </w:r>
@@ -12526,16 +12326,10 @@
             <w:tcW w:w="2078" w:type="dxa"/>
           </w:tcPr>
           <w:p>
-            <w:pPr>
-              <w:rPr>
-                <w:lang w:eastAsia="zh-CN"/>
-              </w:rPr>
-            </w:pPr>
-            <w:r>
-              <w:rPr>
-                <w:color w:val="000000"/>
-                <w:sz w:val="21"/>
-                <w:lang w:eastAsia="zh-CN"/>
+            <w:r>
+              <w:rPr>
+                <w:color w:val="000000"/>
+                <w:sz w:val="21"/>
               </w:rPr>
               <w:t>昵称，缺省时默认为账号</w:t>
             </w:r>
@@ -12608,16 +12402,12 @@
         <w:shd w:val="clear" w:color="auto" w:fill="F2F4F7"/>
         <w:spacing w:after="0" w:line="240" w:lineRule="auto"/>
         <w:ind w:left="240"/>
-        <w:rPr>
-          <w:lang w:eastAsia="zh-CN"/>
-        </w:rPr>
       </w:pPr>
       <w:r>
         <w:rPr>
           <w:rFonts w:ascii="Consolas" w:hAnsi="Consolas"/>
           <w:color w:val="26313F"/>
           <w:sz w:val="18"/>
-          <w:lang w:eastAsia="zh-CN"/>
         </w:rPr>
         <w:t>}</w:t>
       </w:r>
@@ -12626,42 +12416,34 @@
       <w:pPr>
         <w:spacing w:after="0" w:line="360" w:lineRule="auto"/>
         <w:ind w:firstLine="480"/>
-        <w:rPr>
-          <w:lang w:eastAsia="zh-CN"/>
-        </w:rPr>
-      </w:pPr>
-      <w:r>
-        <w:rPr>
-          <w:color w:val="000000"/>
-          <w:lang w:eastAsia="zh-CN"/>
+      </w:pPr>
+      <w:r>
+        <w:rPr>
+          <w:color w:val="000000"/>
         </w:rPr>
         <w:t>失败情形：账号已存在返回</w:t>
       </w:r>
       <w:r>
         <w:rPr>
           <w:color w:val="000000"/>
-          <w:lang w:eastAsia="zh-CN"/>
         </w:rPr>
         <w:t xml:space="preserve"> `1001`</w:t>
       </w:r>
       <w:r>
         <w:rPr>
           <w:color w:val="000000"/>
-          <w:lang w:eastAsia="zh-CN"/>
         </w:rPr>
         <w:t>；参数不合规返回</w:t>
       </w:r>
       <w:r>
         <w:rPr>
           <w:color w:val="000000"/>
-          <w:lang w:eastAsia="zh-CN"/>
         </w:rPr>
         <w:t xml:space="preserve"> `1001`</w:t>
       </w:r>
       <w:r>
         <w:rPr>
           <w:color w:val="000000"/>
-          <w:lang w:eastAsia="zh-CN"/>
         </w:rPr>
         <w:t>。</w:t>
       </w:r>
@@ -12671,7 +12453,7 @@
         <w:pStyle w:val="21"/>
         <w:spacing w:after="120" w:line="360" w:lineRule="auto"/>
       </w:pPr>
-      <w:bookmarkStart w:id="13" w:name="_Toc240416112"/>
+      <w:bookmarkStart w:id="13" w:name="_Toc240456436"/>
       <w:r>
         <w:rPr>
           <w:rFonts w:ascii="黑体" w:eastAsia="黑体" w:hAnsi="黑体"/>
@@ -13156,7 +12938,7 @@
         <w:pStyle w:val="21"/>
         <w:spacing w:after="120" w:line="360" w:lineRule="auto"/>
       </w:pPr>
-      <w:bookmarkStart w:id="14" w:name="_Toc240416113"/>
+      <w:bookmarkStart w:id="14" w:name="_Toc240456437"/>
       <w:r>
         <w:rPr>
           <w:rFonts w:ascii="黑体" w:eastAsia="黑体" w:hAnsi="黑体"/>
@@ -13187,14 +12969,10 @@
       <w:pPr>
         <w:spacing w:after="0" w:line="360" w:lineRule="auto"/>
         <w:ind w:firstLine="480"/>
-        <w:rPr>
-          <w:lang w:eastAsia="zh-CN"/>
-        </w:rPr>
-      </w:pPr>
-      <w:r>
-        <w:rPr>
-          <w:color w:val="000000"/>
-          <w:lang w:eastAsia="zh-CN"/>
+      </w:pPr>
+      <w:r>
+        <w:rPr>
+          <w:color w:val="000000"/>
         </w:rPr>
         <w:t>用于页面刷新后恢复登录态。</w:t>
       </w:r>
@@ -13295,7 +13073,7 @@
         <w:pStyle w:val="21"/>
         <w:spacing w:after="120" w:line="360" w:lineRule="auto"/>
       </w:pPr>
-      <w:bookmarkStart w:id="15" w:name="_Toc240416114"/>
+      <w:bookmarkStart w:id="15" w:name="_Toc240456438"/>
       <w:r>
         <w:rPr>
           <w:rFonts w:ascii="黑体" w:eastAsia="黑体" w:hAnsi="黑体"/>
@@ -13354,7 +13132,7 @@
         <w:pStyle w:val="21"/>
         <w:spacing w:after="120" w:line="360" w:lineRule="auto"/>
       </w:pPr>
-      <w:bookmarkStart w:id="16" w:name="_Toc240416115"/>
+      <w:bookmarkStart w:id="16" w:name="_Toc240456439"/>
       <w:r>
         <w:rPr>
           <w:rFonts w:ascii="黑体" w:eastAsia="黑体" w:hAnsi="黑体"/>
@@ -13623,16 +13401,10 @@
             <w:tcW w:w="2078" w:type="dxa"/>
           </w:tcPr>
           <w:p>
-            <w:pPr>
-              <w:rPr>
-                <w:lang w:eastAsia="zh-CN"/>
-              </w:rPr>
-            </w:pPr>
-            <w:r>
-              <w:rPr>
-                <w:color w:val="000000"/>
-                <w:sz w:val="21"/>
-                <w:lang w:eastAsia="zh-CN"/>
+            <w:r>
+              <w:rPr>
+                <w:color w:val="000000"/>
+                <w:sz w:val="21"/>
               </w:rPr>
               <w:t>原密码，修改密码时必填</w:t>
             </w:r>
@@ -13687,16 +13459,10 @@
             <w:tcW w:w="2078" w:type="dxa"/>
           </w:tcPr>
           <w:p>
-            <w:pPr>
-              <w:rPr>
-                <w:lang w:eastAsia="zh-CN"/>
-              </w:rPr>
-            </w:pPr>
-            <w:r>
-              <w:rPr>
-                <w:color w:val="000000"/>
-                <w:sz w:val="21"/>
-                <w:lang w:eastAsia="zh-CN"/>
+            <w:r>
+              <w:rPr>
+                <w:color w:val="000000"/>
+                <w:sz w:val="21"/>
               </w:rPr>
               <w:t>新密码，修改密码时必填</w:t>
             </w:r>
@@ -13724,7 +13490,7 @@
         <w:pStyle w:val="21"/>
         <w:spacing w:after="120" w:line="360" w:lineRule="auto"/>
       </w:pPr>
-      <w:bookmarkStart w:id="17" w:name="_Toc240416116"/>
+      <w:bookmarkStart w:id="17" w:name="_Toc240456440"/>
       <w:r>
         <w:rPr>
           <w:rFonts w:ascii="黑体" w:eastAsia="黑体" w:hAnsi="黑体"/>
@@ -13844,7 +13610,7 @@
         <w:pStyle w:val="1"/>
         <w:spacing w:before="240" w:after="120" w:line="360" w:lineRule="auto"/>
       </w:pPr>
-      <w:bookmarkStart w:id="18" w:name="_Toc240416117"/>
+      <w:bookmarkStart w:id="18" w:name="_Toc240456441"/>
       <w:r>
         <w:rPr>
           <w:rFonts w:ascii="黑体" w:eastAsia="黑体" w:hAnsi="黑体"/>
@@ -13858,7 +13624,7 @@
         <w:pStyle w:val="21"/>
         <w:spacing w:after="120" w:line="360" w:lineRule="auto"/>
       </w:pPr>
-      <w:bookmarkStart w:id="19" w:name="_Toc240416118"/>
+      <w:bookmarkStart w:id="19" w:name="_Toc240456442"/>
       <w:r>
         <w:rPr>
           <w:rFonts w:ascii="黑体" w:eastAsia="黑体" w:hAnsi="黑体"/>
@@ -14099,16 +13865,10 @@
             <w:tcW w:w="2078" w:type="dxa"/>
           </w:tcPr>
           <w:p>
-            <w:pPr>
-              <w:rPr>
-                <w:lang w:eastAsia="zh-CN"/>
-              </w:rPr>
-            </w:pPr>
-            <w:r>
-              <w:rPr>
-                <w:color w:val="000000"/>
-                <w:sz w:val="21"/>
-                <w:lang w:eastAsia="zh-CN"/>
+            <w:r>
+              <w:rPr>
+                <w:color w:val="000000"/>
+                <w:sz w:val="21"/>
               </w:rPr>
               <w:t>歌手名称关键词，支持中文、繁体与英文</w:t>
             </w:r>
@@ -14163,16 +13923,10 @@
             <w:tcW w:w="2078" w:type="dxa"/>
           </w:tcPr>
           <w:p>
-            <w:pPr>
-              <w:rPr>
-                <w:lang w:eastAsia="zh-CN"/>
-              </w:rPr>
-            </w:pPr>
-            <w:r>
-              <w:rPr>
-                <w:color w:val="000000"/>
-                <w:sz w:val="21"/>
-                <w:lang w:eastAsia="zh-CN"/>
+            <w:r>
+              <w:rPr>
+                <w:color w:val="000000"/>
+                <w:sz w:val="21"/>
               </w:rPr>
               <w:t>候选数量，默认</w:t>
             </w:r>
@@ -14180,7 +13934,6 @@
               <w:rPr>
                 <w:color w:val="000000"/>
                 <w:sz w:val="21"/>
-                <w:lang w:eastAsia="zh-CN"/>
               </w:rPr>
               <w:t xml:space="preserve"> 5</w:t>
             </w:r>
@@ -14188,7 +13941,6 @@
               <w:rPr>
                 <w:color w:val="000000"/>
                 <w:sz w:val="21"/>
-                <w:lang w:eastAsia="zh-CN"/>
               </w:rPr>
               <w:t>，上限</w:t>
             </w:r>
@@ -14196,7 +13948,6 @@
               <w:rPr>
                 <w:color w:val="000000"/>
                 <w:sz w:val="21"/>
-                <w:lang w:eastAsia="zh-CN"/>
               </w:rPr>
               <w:t xml:space="preserve"> 10</w:t>
             </w:r>
@@ -14536,16 +14287,10 @@
             <w:tcW w:w="4156" w:type="dxa"/>
           </w:tcPr>
           <w:p>
-            <w:pPr>
-              <w:rPr>
-                <w:lang w:eastAsia="zh-CN"/>
-              </w:rPr>
-            </w:pPr>
-            <w:r>
-              <w:rPr>
-                <w:color w:val="000000"/>
-                <w:sz w:val="21"/>
-                <w:lang w:eastAsia="zh-CN"/>
+            <w:r>
+              <w:rPr>
+                <w:color w:val="000000"/>
+                <w:sz w:val="21"/>
               </w:rPr>
               <w:t>官方歌手名，可能为繁体或罗马字，前端原样展示，不可自行转换</w:t>
             </w:r>
@@ -14572,16 +14317,10 @@
             <w:tcW w:w="4156" w:type="dxa"/>
           </w:tcPr>
           <w:p>
-            <w:pPr>
-              <w:rPr>
-                <w:lang w:eastAsia="zh-CN"/>
-              </w:rPr>
-            </w:pPr>
-            <w:r>
-              <w:rPr>
-                <w:color w:val="000000"/>
-                <w:sz w:val="21"/>
-                <w:lang w:eastAsia="zh-CN"/>
+            <w:r>
+              <w:rPr>
+                <w:color w:val="000000"/>
+                <w:sz w:val="21"/>
               </w:rPr>
               <w:t>该歌手名下专辑总数（未过滤），供用户判断是否为要找的人</w:t>
             </w:r>
@@ -14608,16 +14347,10 @@
             <w:tcW w:w="4156" w:type="dxa"/>
           </w:tcPr>
           <w:p>
-            <w:pPr>
-              <w:rPr>
-                <w:lang w:eastAsia="zh-CN"/>
-              </w:rPr>
-            </w:pPr>
-            <w:r>
-              <w:rPr>
-                <w:color w:val="000000"/>
-                <w:sz w:val="21"/>
-                <w:lang w:eastAsia="zh-CN"/>
+            <w:r>
+              <w:rPr>
+                <w:color w:val="000000"/>
+                <w:sz w:val="21"/>
               </w:rPr>
               <w:t>相关性等级：</w:t>
             </w:r>
@@ -14625,7 +14358,6 @@
               <w:rPr>
                 <w:color w:val="000000"/>
                 <w:sz w:val="21"/>
-                <w:lang w:eastAsia="zh-CN"/>
               </w:rPr>
               <w:t xml:space="preserve">`high` </w:t>
             </w:r>
@@ -14633,7 +14365,6 @@
               <w:rPr>
                 <w:color w:val="000000"/>
                 <w:sz w:val="21"/>
-                <w:lang w:eastAsia="zh-CN"/>
               </w:rPr>
               <w:t>名称直接命中；</w:t>
             </w:r>
@@ -14641,7 +14372,6 @@
               <w:rPr>
                 <w:color w:val="000000"/>
                 <w:sz w:val="21"/>
-                <w:lang w:eastAsia="zh-CN"/>
               </w:rPr>
               <w:t xml:space="preserve">`low` </w:t>
             </w:r>
@@ -14649,7 +14379,6 @@
               <w:rPr>
                 <w:color w:val="000000"/>
                 <w:sz w:val="21"/>
-                <w:lang w:eastAsia="zh-CN"/>
               </w:rPr>
               <w:t>疑似但未命中（如关键词为中文而返回罗马字名）</w:t>
             </w:r>
@@ -14661,28 +14390,22 @@
       <w:pPr>
         <w:spacing w:after="0" w:line="360" w:lineRule="auto"/>
         <w:ind w:firstLine="480"/>
-        <w:rPr>
-          <w:lang w:eastAsia="zh-CN"/>
-        </w:rPr>
-      </w:pPr>
-      <w:r>
-        <w:rPr>
-          <w:color w:val="000000"/>
-          <w:lang w:eastAsia="zh-CN"/>
+      </w:pPr>
+      <w:r>
+        <w:rPr>
+          <w:color w:val="000000"/>
         </w:rPr>
         <w:t>**</w:t>
       </w:r>
       <w:r>
         <w:rPr>
           <w:color w:val="000000"/>
-          <w:lang w:eastAsia="zh-CN"/>
         </w:rPr>
         <w:t>地区与相关性约定</w:t>
       </w:r>
       <w:r>
         <w:rPr>
           <w:color w:val="000000"/>
-          <w:lang w:eastAsia="zh-CN"/>
         </w:rPr>
         <w:t>**</w:t>
       </w:r>
@@ -14691,112 +14414,94 @@
       <w:pPr>
         <w:spacing w:after="0" w:line="360" w:lineRule="auto"/>
         <w:ind w:firstLine="480"/>
-        <w:rPr>
-          <w:lang w:eastAsia="zh-CN"/>
-        </w:rPr>
-      </w:pPr>
-      <w:r>
-        <w:rPr>
-          <w:color w:val="000000"/>
-          <w:lang w:eastAsia="zh-CN"/>
+      </w:pPr>
+      <w:r>
+        <w:rPr>
+          <w:color w:val="000000"/>
         </w:rPr>
         <w:t>（</w:t>
       </w:r>
       <w:r>
         <w:rPr>
           <w:color w:val="000000"/>
-          <w:lang w:eastAsia="zh-CN"/>
         </w:rPr>
         <w:t>1</w:t>
       </w:r>
       <w:r>
         <w:rPr>
           <w:color w:val="000000"/>
-          <w:lang w:eastAsia="zh-CN"/>
         </w:rPr>
         <w:t>）请求外部接口时的地区参数由服务端配置注入，默认</w:t>
       </w:r>
       <w:r>
         <w:rPr>
           <w:color w:val="000000"/>
-          <w:lang w:eastAsia="zh-CN"/>
         </w:rPr>
         <w:t xml:space="preserve"> `hk`</w:t>
       </w:r>
       <w:r>
         <w:rPr>
           <w:color w:val="000000"/>
-          <w:lang w:eastAsia="zh-CN"/>
         </w:rPr>
         <w:t>。</w:t>
       </w:r>
       <w:r>
         <w:rPr>
           <w:color w:val="000000"/>
-          <w:lang w:eastAsia="zh-CN"/>
         </w:rPr>
         <w:t>**</w:t>
       </w:r>
       <w:r>
         <w:rPr>
           <w:color w:val="000000"/>
-          <w:lang w:eastAsia="zh-CN"/>
         </w:rPr>
         <w:t>不得使用</w:t>
       </w:r>
       <w:r>
         <w:rPr>
           <w:color w:val="000000"/>
-          <w:lang w:eastAsia="zh-CN"/>
         </w:rPr>
         <w:t xml:space="preserve"> `cn`**——</w:t>
       </w:r>
       <w:r>
         <w:rPr>
           <w:color w:val="000000"/>
-          <w:lang w:eastAsia="zh-CN"/>
         </w:rPr>
         <w:t>实测大陆区对大量华语歌手无收录（李荣浩、邓紫棋、薛之谦、毛不易等在</w:t>
       </w:r>
       <w:r>
         <w:rPr>
           <w:color w:val="000000"/>
-          <w:lang w:eastAsia="zh-CN"/>
         </w:rPr>
         <w:t xml:space="preserve"> `cn` </w:t>
       </w:r>
       <w:r>
         <w:rPr>
           <w:color w:val="000000"/>
-          <w:lang w:eastAsia="zh-CN"/>
         </w:rPr>
         <w:t>区均检索不到），且</w:t>
       </w:r>
       <w:r>
         <w:rPr>
           <w:color w:val="000000"/>
-          <w:lang w:eastAsia="zh-CN"/>
         </w:rPr>
         <w:t>**</w:t>
       </w:r>
       <w:r>
         <w:rPr>
           <w:color w:val="000000"/>
-          <w:lang w:eastAsia="zh-CN"/>
         </w:rPr>
         <w:t>无匹配结果时不返回空数组，而是返回无关歌手</w:t>
       </w:r>
       <w:r>
         <w:rPr>
           <w:color w:val="000000"/>
-          <w:lang w:eastAsia="zh-CN"/>
         </w:rPr>
         <w:t>**</w:t>
       </w:r>
       <w:r>
         <w:rPr>
           <w:color w:val="000000"/>
-          <w:lang w:eastAsia="zh-CN"/>
         </w:rPr>
         <w:t>（搜索这些名字会返回「周杰倫」）；</w:t>
       </w:r>
@@ -14805,14 +14510,10 @@
       <w:pPr>
         <w:spacing w:after="0" w:line="360" w:lineRule="auto"/>
         <w:ind w:firstLine="480"/>
-        <w:rPr>
-          <w:lang w:eastAsia="zh-CN"/>
-        </w:rPr>
-      </w:pPr>
-      <w:r>
-        <w:rPr>
-          <w:color w:val="000000"/>
-          <w:lang w:eastAsia="zh-CN"/>
+      </w:pPr>
+      <w:r>
+        <w:rPr>
+          <w:color w:val="000000"/>
         </w:rPr>
         <w:lastRenderedPageBreak/>
         <w:t>（</w:t>
@@ -14820,28 +14521,24 @@
       <w:r>
         <w:rPr>
           <w:color w:val="000000"/>
-          <w:lang w:eastAsia="zh-CN"/>
         </w:rPr>
         <w:t>2</w:t>
       </w:r>
       <w:r>
         <w:rPr>
           <w:color w:val="000000"/>
-          <w:lang w:eastAsia="zh-CN"/>
         </w:rPr>
         <w:t>）地区回退顺序</w:t>
       </w:r>
       <w:r>
         <w:rPr>
           <w:color w:val="000000"/>
-          <w:lang w:eastAsia="zh-CN"/>
         </w:rPr>
         <w:t xml:space="preserve"> `hk → tw → us → cn`</w:t>
       </w:r>
       <w:r>
         <w:rPr>
           <w:color w:val="000000"/>
-          <w:lang w:eastAsia="zh-CN"/>
         </w:rPr>
         <w:t>，前一地区返回空或全部低相关时依次尝试下一个；</w:t>
       </w:r>
@@ -14850,126 +14547,106 @@
       <w:pPr>
         <w:spacing w:after="0" w:line="360" w:lineRule="auto"/>
         <w:ind w:firstLine="480"/>
-        <w:rPr>
-          <w:lang w:eastAsia="zh-CN"/>
-        </w:rPr>
-      </w:pPr>
-      <w:r>
-        <w:rPr>
-          <w:color w:val="000000"/>
-          <w:lang w:eastAsia="zh-CN"/>
+      </w:pPr>
+      <w:r>
+        <w:rPr>
+          <w:color w:val="000000"/>
         </w:rPr>
         <w:t>（</w:t>
       </w:r>
       <w:r>
         <w:rPr>
           <w:color w:val="000000"/>
-          <w:lang w:eastAsia="zh-CN"/>
         </w:rPr>
         <w:t>3</w:t>
       </w:r>
       <w:r>
         <w:rPr>
           <w:color w:val="000000"/>
-          <w:lang w:eastAsia="zh-CN"/>
         </w:rPr>
         <w:t>）当候选全部为</w:t>
       </w:r>
       <w:r>
         <w:rPr>
           <w:color w:val="000000"/>
-          <w:lang w:eastAsia="zh-CN"/>
         </w:rPr>
         <w:t xml:space="preserve"> `low` </w:t>
       </w:r>
       <w:r>
         <w:rPr>
           <w:color w:val="000000"/>
-          <w:lang w:eastAsia="zh-CN"/>
         </w:rPr>
         <w:t>相关时，返回</w:t>
       </w:r>
       <w:r>
         <w:rPr>
           <w:color w:val="000000"/>
-          <w:lang w:eastAsia="zh-CN"/>
         </w:rPr>
         <w:t xml:space="preserve"> `code: 1002` </w:t>
       </w:r>
       <w:r>
         <w:rPr>
           <w:color w:val="000000"/>
-          <w:lang w:eastAsia="zh-CN"/>
         </w:rPr>
         <w:t>与空列表，</w:t>
       </w:r>
       <w:r>
         <w:rPr>
           <w:color w:val="000000"/>
-          <w:lang w:eastAsia="zh-CN"/>
         </w:rPr>
         <w:t xml:space="preserve">`message` </w:t>
       </w:r>
       <w:r>
         <w:rPr>
           <w:color w:val="000000"/>
-          <w:lang w:eastAsia="zh-CN"/>
         </w:rPr>
         <w:t>为</w:t>
       </w:r>
       <w:r>
         <w:rPr>
           <w:color w:val="000000"/>
-          <w:lang w:eastAsia="zh-CN"/>
         </w:rPr>
         <w:t>"</w:t>
       </w:r>
       <w:r>
         <w:rPr>
           <w:color w:val="000000"/>
-          <w:lang w:eastAsia="zh-CN"/>
         </w:rPr>
         <w:t>未找到相关歌手，请尝试其他写法</w:t>
       </w:r>
       <w:r>
         <w:rPr>
           <w:color w:val="000000"/>
-          <w:lang w:eastAsia="zh-CN"/>
         </w:rPr>
         <w:t>"</w:t>
       </w:r>
       <w:r>
         <w:rPr>
           <w:color w:val="000000"/>
-          <w:lang w:eastAsia="zh-CN"/>
         </w:rPr>
         <w:t>，</w:t>
       </w:r>
       <w:r>
         <w:rPr>
           <w:color w:val="000000"/>
-          <w:lang w:eastAsia="zh-CN"/>
         </w:rPr>
         <w:t>**</w:t>
       </w:r>
       <w:r>
         <w:rPr>
           <w:color w:val="000000"/>
-          <w:lang w:eastAsia="zh-CN"/>
         </w:rPr>
         <w:t>不得把低相关结果当作命中直接返回</w:t>
       </w:r>
       <w:r>
         <w:rPr>
           <w:color w:val="000000"/>
-          <w:lang w:eastAsia="zh-CN"/>
         </w:rPr>
         <w:t>**</w:t>
       </w:r>
       <w:r>
         <w:rPr>
           <w:color w:val="000000"/>
-          <w:lang w:eastAsia="zh-CN"/>
         </w:rPr>
         <w:t>；</w:t>
       </w:r>
@@ -14978,126 +14655,106 @@
       <w:pPr>
         <w:spacing w:after="0" w:line="360" w:lineRule="auto"/>
         <w:ind w:firstLine="480"/>
-        <w:rPr>
-          <w:lang w:eastAsia="zh-CN"/>
-        </w:rPr>
-      </w:pPr>
-      <w:r>
-        <w:rPr>
-          <w:color w:val="000000"/>
-          <w:lang w:eastAsia="zh-CN"/>
+      </w:pPr>
+      <w:r>
+        <w:rPr>
+          <w:color w:val="000000"/>
         </w:rPr>
         <w:t>（</w:t>
       </w:r>
       <w:r>
         <w:rPr>
           <w:color w:val="000000"/>
-          <w:lang w:eastAsia="zh-CN"/>
         </w:rPr>
         <w:t>4</w:t>
       </w:r>
       <w:r>
         <w:rPr>
           <w:color w:val="000000"/>
-          <w:lang w:eastAsia="zh-CN"/>
         </w:rPr>
         <w:t>）实测各地覆盖情况：华语与海外歌手在</w:t>
       </w:r>
       <w:r>
         <w:rPr>
           <w:color w:val="000000"/>
-          <w:lang w:eastAsia="zh-CN"/>
         </w:rPr>
         <w:t xml:space="preserve"> `hk` </w:t>
       </w:r>
       <w:r>
         <w:rPr>
           <w:color w:val="000000"/>
-          <w:lang w:eastAsia="zh-CN"/>
         </w:rPr>
         <w:t>区均可检索（</w:t>
       </w:r>
       <w:r>
         <w:rPr>
           <w:color w:val="000000"/>
-          <w:lang w:eastAsia="zh-CN"/>
         </w:rPr>
         <w:t xml:space="preserve">Taylor Swift 200 </w:t>
       </w:r>
       <w:r>
         <w:rPr>
           <w:color w:val="000000"/>
-          <w:lang w:eastAsia="zh-CN"/>
         </w:rPr>
         <w:t>张、</w:t>
       </w:r>
       <w:r>
         <w:rPr>
           <w:color w:val="000000"/>
-          <w:lang w:eastAsia="zh-CN"/>
         </w:rPr>
         <w:t xml:space="preserve">Ed Sheeran 196 </w:t>
       </w:r>
       <w:r>
         <w:rPr>
           <w:color w:val="000000"/>
-          <w:lang w:eastAsia="zh-CN"/>
         </w:rPr>
         <w:t>张、邓紫棋</w:t>
       </w:r>
       <w:r>
         <w:rPr>
           <w:color w:val="000000"/>
-          <w:lang w:eastAsia="zh-CN"/>
         </w:rPr>
         <w:t xml:space="preserve"> 92 </w:t>
       </w:r>
       <w:r>
         <w:rPr>
           <w:color w:val="000000"/>
-          <w:lang w:eastAsia="zh-CN"/>
         </w:rPr>
         <w:t>张、毛不易</w:t>
       </w:r>
       <w:r>
         <w:rPr>
           <w:color w:val="000000"/>
-          <w:lang w:eastAsia="zh-CN"/>
         </w:rPr>
         <w:t xml:space="preserve"> 75 </w:t>
       </w:r>
       <w:r>
         <w:rPr>
           <w:color w:val="000000"/>
-          <w:lang w:eastAsia="zh-CN"/>
         </w:rPr>
         <w:t>张）；日文名歌手可能返回罗马字（</w:t>
       </w:r>
       <w:r>
         <w:rPr>
           <w:color w:val="000000"/>
-          <w:lang w:eastAsia="zh-CN"/>
         </w:rPr>
         <w:t>`</w:t>
       </w:r>
       <w:r>
         <w:rPr>
           <w:color w:val="000000"/>
-          <w:lang w:eastAsia="zh-CN"/>
         </w:rPr>
         <w:t>米津玄師</w:t>
       </w:r>
       <w:r>
         <w:rPr>
           <w:color w:val="000000"/>
-          <w:lang w:eastAsia="zh-CN"/>
         </w:rPr>
         <w:t>` → `Kenshi Yonezu`</w:t>
       </w:r>
       <w:r>
         <w:rPr>
           <w:color w:val="000000"/>
-          <w:lang w:eastAsia="zh-CN"/>
         </w:rPr>
         <w:t>），此时按低相关处理但仍展示，由用户判断。</w:t>
       </w:r>
@@ -15106,49 +14763,40 @@
       <w:pPr>
         <w:spacing w:after="0" w:line="360" w:lineRule="auto"/>
         <w:ind w:firstLine="480"/>
-        <w:rPr>
-          <w:lang w:eastAsia="zh-CN"/>
-        </w:rPr>
-      </w:pPr>
-      <w:r>
-        <w:rPr>
-          <w:color w:val="000000"/>
-          <w:lang w:eastAsia="zh-CN"/>
+      </w:pPr>
+      <w:r>
+        <w:rPr>
+          <w:color w:val="000000"/>
         </w:rPr>
         <w:t>**</w:t>
       </w:r>
       <w:r>
         <w:rPr>
           <w:color w:val="000000"/>
-          <w:lang w:eastAsia="zh-CN"/>
         </w:rPr>
         <w:t>缓存约定</w:t>
       </w:r>
       <w:r>
         <w:rPr>
           <w:color w:val="000000"/>
-          <w:lang w:eastAsia="zh-CN"/>
         </w:rPr>
         <w:t>**</w:t>
       </w:r>
       <w:r>
         <w:rPr>
           <w:color w:val="000000"/>
-          <w:lang w:eastAsia="zh-CN"/>
         </w:rPr>
         <w:t>：优先查询本地缓存；未命中时请求外部接口并将结果写入数据库。外部接口不可用时返回已有缓存并在</w:t>
       </w:r>
       <w:r>
         <w:rPr>
           <w:color w:val="000000"/>
-          <w:lang w:eastAsia="zh-CN"/>
         </w:rPr>
         <w:t xml:space="preserve"> `message` </w:t>
       </w:r>
       <w:r>
         <w:rPr>
           <w:color w:val="000000"/>
-          <w:lang w:eastAsia="zh-CN"/>
         </w:rPr>
         <w:t>中提示，不返回错误码。</w:t>
       </w:r>
@@ -15157,36 +14805,29 @@
       <w:pPr>
         <w:pStyle w:val="21"/>
         <w:spacing w:after="120" w:line="360" w:lineRule="auto"/>
-        <w:rPr>
-          <w:lang w:eastAsia="zh-CN"/>
-        </w:rPr>
-      </w:pPr>
-      <w:bookmarkStart w:id="20" w:name="_Toc240416119"/>
+      </w:pPr>
+      <w:bookmarkStart w:id="20" w:name="_Toc240456443"/>
       <w:r>
         <w:rPr>
           <w:rFonts w:ascii="黑体" w:eastAsia="黑体" w:hAnsi="黑体"/>
-          <w:lang w:eastAsia="zh-CN"/>
         </w:rPr>
         <w:t xml:space="preserve">4.2 </w:t>
       </w:r>
       <w:r>
         <w:rPr>
           <w:rFonts w:ascii="黑体" w:eastAsia="黑体" w:hAnsi="黑体"/>
-          <w:lang w:eastAsia="zh-CN"/>
         </w:rPr>
         <w:t xml:space="preserve">歌手详情　</w:t>
       </w:r>
       <w:r>
         <w:rPr>
           <w:rFonts w:ascii="黑体" w:eastAsia="黑体" w:hAnsi="黑体"/>
-          <w:lang w:eastAsia="zh-CN"/>
         </w:rPr>
         <w:t>GET /api/music/artists/:artistId</w:t>
       </w:r>
       <w:r>
         <w:rPr>
           <w:rFonts w:ascii="黑体" w:eastAsia="黑体" w:hAnsi="黑体"/>
-          <w:lang w:eastAsia="zh-CN"/>
         </w:rPr>
         <w:t xml:space="preserve">　（公开）</w:t>
       </w:r>
@@ -15197,16 +14838,12 @@
         <w:shd w:val="clear" w:color="auto" w:fill="F2F4F7"/>
         <w:spacing w:after="0" w:line="240" w:lineRule="auto"/>
         <w:ind w:left="240"/>
-        <w:rPr>
-          <w:lang w:eastAsia="zh-CN"/>
-        </w:rPr>
       </w:pPr>
       <w:r>
         <w:rPr>
           <w:rFonts w:ascii="Consolas" w:hAnsi="Consolas"/>
           <w:color w:val="26313F"/>
           <w:sz w:val="18"/>
-          <w:lang w:eastAsia="zh-CN"/>
         </w:rPr>
         <w:t>{</w:t>
       </w:r>
@@ -15216,16 +14853,12 @@
         <w:shd w:val="clear" w:color="auto" w:fill="F2F4F7"/>
         <w:spacing w:after="0" w:line="240" w:lineRule="auto"/>
         <w:ind w:left="240"/>
-        <w:rPr>
-          <w:lang w:eastAsia="zh-CN"/>
-        </w:rPr>
       </w:pPr>
       <w:r>
         <w:rPr>
           <w:rFonts w:ascii="Consolas" w:hAnsi="Consolas"/>
           <w:color w:val="26313F"/>
           <w:sz w:val="18"/>
-          <w:lang w:eastAsia="zh-CN"/>
         </w:rPr>
         <w:t xml:space="preserve">  "code": 0,</w:t>
       </w:r>
@@ -15235,16 +14868,12 @@
         <w:shd w:val="clear" w:color="auto" w:fill="F2F4F7"/>
         <w:spacing w:after="0" w:line="240" w:lineRule="auto"/>
         <w:ind w:left="240"/>
-        <w:rPr>
-          <w:lang w:eastAsia="zh-CN"/>
-        </w:rPr>
       </w:pPr>
       <w:r>
         <w:rPr>
           <w:rFonts w:ascii="Consolas" w:hAnsi="Consolas"/>
           <w:color w:val="26313F"/>
           <w:sz w:val="18"/>
-          <w:lang w:eastAsia="zh-CN"/>
         </w:rPr>
         <w:t xml:space="preserve">  "message": "ok",</w:t>
       </w:r>
@@ -15254,16 +14883,12 @@
         <w:shd w:val="clear" w:color="auto" w:fill="F2F4F7"/>
         <w:spacing w:after="0" w:line="240" w:lineRule="auto"/>
         <w:ind w:left="240"/>
-        <w:rPr>
-          <w:lang w:eastAsia="zh-CN"/>
-        </w:rPr>
       </w:pPr>
       <w:r>
         <w:rPr>
           <w:rFonts w:ascii="Consolas" w:hAnsi="Consolas"/>
           <w:color w:val="26313F"/>
           <w:sz w:val="18"/>
-          <w:lang w:eastAsia="zh-CN"/>
         </w:rPr>
         <w:t xml:space="preserve">  "data": { "artistId": 455208, "name": "</w:t>
       </w:r>
@@ -15272,7 +14897,6 @@
           <w:rFonts w:ascii="Consolas" w:hAnsi="Consolas"/>
           <w:color w:val="26313F"/>
           <w:sz w:val="18"/>
-          <w:lang w:eastAsia="zh-CN"/>
         </w:rPr>
         <w:t>周杰伦</w:t>
       </w:r>
@@ -15281,7 +14905,6 @@
           <w:rFonts w:ascii="Consolas" w:hAnsi="Consolas"/>
           <w:color w:val="26313F"/>
           <w:sz w:val="18"/>
-          <w:lang w:eastAsia="zh-CN"/>
         </w:rPr>
         <w:t>", "genre": "</w:t>
       </w:r>
@@ -15290,7 +14913,6 @@
           <w:rFonts w:ascii="Consolas" w:hAnsi="Consolas"/>
           <w:color w:val="26313F"/>
           <w:sz w:val="18"/>
-          <w:lang w:eastAsia="zh-CN"/>
         </w:rPr>
         <w:t>国语流行</w:t>
       </w:r>
@@ -15299,7 +14921,6 @@
           <w:rFonts w:ascii="Consolas" w:hAnsi="Consolas"/>
           <w:color w:val="26313F"/>
           <w:sz w:val="18"/>
-          <w:lang w:eastAsia="zh-CN"/>
         </w:rPr>
         <w:t>", "albumCount": 31, "cachedAt": "2026-09-15T06:00:00.000Z" }</w:t>
       </w:r>
@@ -15324,7 +14945,7 @@
         <w:pStyle w:val="21"/>
         <w:spacing w:after="120" w:line="360" w:lineRule="auto"/>
       </w:pPr>
-      <w:bookmarkStart w:id="21" w:name="_Toc240416120"/>
+      <w:bookmarkStart w:id="21" w:name="_Toc240456444"/>
       <w:r>
         <w:rPr>
           <w:rFonts w:ascii="黑体" w:eastAsia="黑体" w:hAnsi="黑体"/>
@@ -15535,16 +15156,10 @@
             <w:tcW w:w="2078" w:type="dxa"/>
           </w:tcPr>
           <w:p>
-            <w:pPr>
-              <w:rPr>
-                <w:lang w:eastAsia="zh-CN"/>
-              </w:rPr>
-            </w:pPr>
-            <w:r>
-              <w:rPr>
-                <w:color w:val="000000"/>
-                <w:sz w:val="21"/>
-                <w:lang w:eastAsia="zh-CN"/>
+            <w:r>
+              <w:rPr>
+                <w:color w:val="000000"/>
+                <w:sz w:val="21"/>
               </w:rPr>
               <w:t>为</w:t>
             </w:r>
@@ -15552,7 +15167,6 @@
               <w:rPr>
                 <w:color w:val="000000"/>
                 <w:sz w:val="21"/>
-                <w:lang w:eastAsia="zh-CN"/>
               </w:rPr>
               <w:t xml:space="preserve"> true </w:t>
             </w:r>
@@ -15560,7 +15174,6 @@
               <w:rPr>
                 <w:color w:val="000000"/>
                 <w:sz w:val="21"/>
-                <w:lang w:eastAsia="zh-CN"/>
               </w:rPr>
               <w:t>时跳过缓存重新拉取</w:t>
             </w:r>
@@ -15860,7 +15473,7 @@
         <w:pStyle w:val="21"/>
         <w:spacing w:after="120" w:line="360" w:lineRule="auto"/>
       </w:pPr>
-      <w:bookmarkStart w:id="22" w:name="_Toc240416121"/>
+      <w:bookmarkStart w:id="22" w:name="_Toc240456445"/>
       <w:r>
         <w:rPr>
           <w:rFonts w:ascii="黑体" w:eastAsia="黑体" w:hAnsi="黑体"/>
@@ -15892,28 +15505,22 @@
       <w:pPr>
         <w:spacing w:after="0" w:line="360" w:lineRule="auto"/>
         <w:ind w:firstLine="480"/>
-        <w:rPr>
-          <w:lang w:eastAsia="zh-CN"/>
-        </w:rPr>
-      </w:pPr>
-      <w:r>
-        <w:rPr>
-          <w:color w:val="000000"/>
-          <w:lang w:eastAsia="zh-CN"/>
+      </w:pPr>
+      <w:r>
+        <w:rPr>
+          <w:color w:val="000000"/>
         </w:rPr>
         <w:t>返回单个专辑的完整信息，字段同</w:t>
       </w:r>
       <w:r>
         <w:rPr>
           <w:color w:val="000000"/>
-          <w:lang w:eastAsia="zh-CN"/>
         </w:rPr>
         <w:t xml:space="preserve"> 4.3 </w:t>
       </w:r>
       <w:r>
         <w:rPr>
           <w:color w:val="000000"/>
-          <w:lang w:eastAsia="zh-CN"/>
         </w:rPr>
         <w:t>中的专辑对象。</w:t>
       </w:r>
@@ -15923,7 +15530,7 @@
         <w:pStyle w:val="21"/>
         <w:spacing w:after="120" w:line="360" w:lineRule="auto"/>
       </w:pPr>
-      <w:bookmarkStart w:id="23" w:name="_Toc240416122"/>
+      <w:bookmarkStart w:id="23" w:name="_Toc240456446"/>
       <w:r>
         <w:rPr>
           <w:rFonts w:ascii="黑体" w:eastAsia="黑体" w:hAnsi="黑体"/>
@@ -16106,7 +15713,7 @@
         <w:pStyle w:val="21"/>
         <w:spacing w:after="120" w:line="360" w:lineRule="auto"/>
       </w:pPr>
-      <w:bookmarkStart w:id="24" w:name="_Toc240416123"/>
+      <w:bookmarkStart w:id="24" w:name="_Toc240456447"/>
       <w:r>
         <w:rPr>
           <w:rFonts w:ascii="黑体" w:eastAsia="黑体" w:hAnsi="黑体"/>
@@ -16329,16 +15936,10 @@
             <w:tcW w:w="2078" w:type="dxa"/>
           </w:tcPr>
           <w:p>
-            <w:pPr>
-              <w:rPr>
-                <w:lang w:eastAsia="zh-CN"/>
-              </w:rPr>
-            </w:pPr>
-            <w:r>
-              <w:rPr>
-                <w:color w:val="000000"/>
-                <w:sz w:val="21"/>
-                <w:lang w:eastAsia="zh-CN"/>
+            <w:r>
+              <w:rPr>
+                <w:color w:val="000000"/>
+                <w:sz w:val="21"/>
               </w:rPr>
               <w:t>指定曲序，从</w:t>
             </w:r>
@@ -16346,7 +15947,6 @@
               <w:rPr>
                 <w:color w:val="000000"/>
                 <w:sz w:val="21"/>
-                <w:lang w:eastAsia="zh-CN"/>
               </w:rPr>
               <w:t xml:space="preserve"> 1 </w:t>
             </w:r>
@@ -16354,7 +15954,6 @@
               <w:rPr>
                 <w:color w:val="000000"/>
                 <w:sz w:val="21"/>
-                <w:lang w:eastAsia="zh-CN"/>
               </w:rPr>
               <w:t>开始；省略时返回列表与默认项</w:t>
             </w:r>
@@ -16549,9 +16148,6 @@
         <w:shd w:val="clear" w:color="auto" w:fill="F2F4F7"/>
         <w:spacing w:after="0" w:line="240" w:lineRule="auto"/>
         <w:ind w:left="240"/>
-        <w:rPr>
-          <w:lang w:eastAsia="zh-CN"/>
-        </w:rPr>
       </w:pPr>
       <w:r>
         <w:rPr>
@@ -16559,16 +16155,22 @@
           <w:color w:val="26313F"/>
           <w:sz w:val="18"/>
         </w:rPr>
-        <w:t xml:space="preserve">    </w:t>
-      </w:r>
+        <w:t xml:space="preserve">    ]</w:t>
+      </w:r>
+    </w:p>
+    <w:p>
+      <w:pPr>
+        <w:shd w:val="clear" w:color="auto" w:fill="F2F4F7"/>
+        <w:spacing w:after="0" w:line="240" w:lineRule="auto"/>
+        <w:ind w:left="240"/>
+      </w:pPr>
       <w:r>
         <w:rPr>
           <w:rFonts w:ascii="Consolas" w:hAnsi="Consolas"/>
           <w:color w:val="26313F"/>
           <w:sz w:val="18"/>
-          <w:lang w:eastAsia="zh-CN"/>
-        </w:rPr>
-        <w:t>]</w:t>
+        </w:rPr>
+        <w:t xml:space="preserve">  }</w:t>
       </w:r>
     </w:p>
     <w:p>
@@ -16576,18 +16178,287 @@
         <w:shd w:val="clear" w:color="auto" w:fill="F2F4F7"/>
         <w:spacing w:after="0" w:line="240" w:lineRule="auto"/>
         <w:ind w:left="240"/>
-        <w:rPr>
-          <w:lang w:eastAsia="zh-CN"/>
-        </w:rPr>
       </w:pPr>
       <w:r>
         <w:rPr>
           <w:rFonts w:ascii="Consolas" w:hAnsi="Consolas"/>
           <w:color w:val="26313F"/>
           <w:sz w:val="18"/>
-          <w:lang w:eastAsia="zh-CN"/>
-        </w:rPr>
-        <w:t xml:space="preserve">  }</w:t>
+        </w:rPr>
+        <w:t>}</w:t>
+      </w:r>
+    </w:p>
+    <w:p>
+      <w:pPr>
+        <w:spacing w:after="0" w:line="360" w:lineRule="auto"/>
+        <w:ind w:firstLine="480"/>
+      </w:pPr>
+      <w:r>
+        <w:rPr>
+          <w:color w:val="000000"/>
+        </w:rPr>
+        <w:t>**</w:t>
+      </w:r>
+      <w:r>
+        <w:rPr>
+          <w:color w:val="000000"/>
+        </w:rPr>
+        <w:t>曲目选择约定</w:t>
+      </w:r>
+      <w:r>
+        <w:rPr>
+          <w:color w:val="000000"/>
+        </w:rPr>
+        <w:t>**</w:t>
+      </w:r>
+    </w:p>
+    <w:p>
+      <w:pPr>
+        <w:spacing w:after="0" w:line="360" w:lineRule="auto"/>
+        <w:ind w:firstLine="480"/>
+      </w:pPr>
+      <w:r>
+        <w:rPr>
+          <w:color w:val="000000"/>
+        </w:rPr>
+        <w:t>（</w:t>
+      </w:r>
+      <w:r>
+        <w:rPr>
+          <w:color w:val="000000"/>
+        </w:rPr>
+        <w:t>1</w:t>
+      </w:r>
+      <w:r>
+        <w:rPr>
+          <w:color w:val="000000"/>
+        </w:rPr>
+        <w:t>）</w:t>
+      </w:r>
+      <w:r>
+        <w:rPr>
+          <w:color w:val="000000"/>
+        </w:rPr>
+        <w:t>**</w:t>
+      </w:r>
+      <w:r>
+        <w:rPr>
+          <w:color w:val="000000"/>
+        </w:rPr>
+        <w:t>默认取曲序第</w:t>
+      </w:r>
+      <w:r>
+        <w:rPr>
+          <w:color w:val="000000"/>
+        </w:rPr>
+        <w:t xml:space="preserve"> 1 </w:t>
+      </w:r>
+      <w:r>
+        <w:rPr>
+          <w:color w:val="000000"/>
+        </w:rPr>
+        <w:t>首</w:t>
+      </w:r>
+      <w:r>
+        <w:rPr>
+          <w:color w:val="000000"/>
+        </w:rPr>
+        <w:t>**</w:t>
+      </w:r>
+      <w:r>
+        <w:rPr>
+          <w:color w:val="000000"/>
+        </w:rPr>
+        <w:t>作为代表曲。外部音乐接口不提供单曲热度数据，无法按播放量排序；曲序第一首通常是专辑主打，是当前可得的最接近</w:t>
+      </w:r>
+      <w:r>
+        <w:rPr>
+          <w:color w:val="000000"/>
+        </w:rPr>
+        <w:t>"</w:t>
+      </w:r>
+      <w:r>
+        <w:rPr>
+          <w:color w:val="000000"/>
+        </w:rPr>
+        <w:t>代表作</w:t>
+      </w:r>
+      <w:r>
+        <w:rPr>
+          <w:color w:val="000000"/>
+        </w:rPr>
+        <w:t>"</w:t>
+      </w:r>
+      <w:r>
+        <w:rPr>
+          <w:color w:val="000000"/>
+        </w:rPr>
+        <w:t>的信号；</w:t>
+      </w:r>
+    </w:p>
+    <w:p>
+      <w:pPr>
+        <w:spacing w:after="0" w:line="360" w:lineRule="auto"/>
+        <w:ind w:firstLine="480"/>
+      </w:pPr>
+      <w:r>
+        <w:rPr>
+          <w:color w:val="000000"/>
+        </w:rPr>
+        <w:t>（</w:t>
+      </w:r>
+      <w:r>
+        <w:rPr>
+          <w:color w:val="000000"/>
+        </w:rPr>
+        <w:t>2</w:t>
+      </w:r>
+      <w:r>
+        <w:rPr>
+          <w:color w:val="000000"/>
+        </w:rPr>
+        <w:t>）</w:t>
+      </w:r>
+      <w:r>
+        <w:rPr>
+          <w:color w:val="000000"/>
+        </w:rPr>
+        <w:t>**</w:t>
+      </w:r>
+      <w:r>
+        <w:rPr>
+          <w:color w:val="000000"/>
+        </w:rPr>
+        <w:t>不要求用户预先选择代表曲</w:t>
+      </w:r>
+      <w:r>
+        <w:rPr>
+          <w:color w:val="000000"/>
+        </w:rPr>
+        <w:t>**——</w:t>
+      </w:r>
+      <w:r>
+        <w:rPr>
+          <w:color w:val="000000"/>
+        </w:rPr>
+        <w:t>对决的对象是专辑而非单曲，代表曲只用于辅助试听、不参与计票，因此不增加额外选择步骤，避免界面臃肿；</w:t>
+      </w:r>
+    </w:p>
+    <w:p>
+      <w:pPr>
+        <w:spacing w:after="0" w:line="360" w:lineRule="auto"/>
+        <w:ind w:firstLine="480"/>
+      </w:pPr>
+      <w:r>
+        <w:rPr>
+          <w:color w:val="000000"/>
+        </w:rPr>
+        <w:lastRenderedPageBreak/>
+        <w:t>（</w:t>
+      </w:r>
+      <w:r>
+        <w:rPr>
+          <w:color w:val="000000"/>
+        </w:rPr>
+        <w:t>3</w:t>
+      </w:r>
+      <w:r>
+        <w:rPr>
+          <w:color w:val="000000"/>
+        </w:rPr>
+        <w:t>）前端在播放条上提供上一首</w:t>
+      </w:r>
+      <w:r>
+        <w:rPr>
+          <w:color w:val="000000"/>
+        </w:rPr>
+        <w:t xml:space="preserve"> / </w:t>
+      </w:r>
+      <w:r>
+        <w:rPr>
+          <w:color w:val="000000"/>
+        </w:rPr>
+        <w:t>下一首切换（对应</w:t>
+      </w:r>
+      <w:r>
+        <w:rPr>
+          <w:color w:val="000000"/>
+        </w:rPr>
+        <w:t xml:space="preserve"> `trackIndex` </w:t>
+      </w:r>
+      <w:r>
+        <w:rPr>
+          <w:color w:val="000000"/>
+        </w:rPr>
+        <w:t>递增递减）。无可用曲目或该专辑无试听片段时</w:t>
+      </w:r>
+      <w:r>
+        <w:rPr>
+          <w:color w:val="000000"/>
+        </w:rPr>
+        <w:t xml:space="preserve"> `current` </w:t>
+      </w:r>
+      <w:r>
+        <w:rPr>
+          <w:color w:val="000000"/>
+        </w:rPr>
+        <w:t>为</w:t>
+      </w:r>
+      <w:r>
+        <w:rPr>
+          <w:color w:val="000000"/>
+        </w:rPr>
+        <w:t xml:space="preserve"> `null`</w:t>
+      </w:r>
+      <w:r>
+        <w:rPr>
+          <w:color w:val="000000"/>
+        </w:rPr>
+        <w:t>，前端隐藏播放按钮。</w:t>
+      </w:r>
+    </w:p>
+    <w:p>
+      <w:pPr>
+        <w:pStyle w:val="21"/>
+        <w:spacing w:after="120" w:line="360" w:lineRule="auto"/>
+      </w:pPr>
+      <w:bookmarkStart w:id="25" w:name="_Toc240456448"/>
+      <w:r>
+        <w:rPr>
+          <w:rFonts w:ascii="黑体" w:eastAsia="黑体" w:hAnsi="黑体"/>
+        </w:rPr>
+        <w:t xml:space="preserve">4.7 </w:t>
+      </w:r>
+      <w:r>
+        <w:rPr>
+          <w:rFonts w:ascii="黑体" w:eastAsia="黑体" w:hAnsi="黑体"/>
+        </w:rPr>
+        <w:t xml:space="preserve">流派列表　</w:t>
+      </w:r>
+      <w:r>
+        <w:rPr>
+          <w:rFonts w:ascii="黑体" w:eastAsia="黑体" w:hAnsi="黑体"/>
+        </w:rPr>
+        <w:t>GET /api/music/genres</w:t>
+      </w:r>
+      <w:r>
+        <w:rPr>
+          <w:rFonts w:ascii="黑体" w:eastAsia="黑体" w:hAnsi="黑体"/>
+        </w:rPr>
+        <w:t xml:space="preserve">　（公开）</w:t>
+      </w:r>
+      <w:bookmarkEnd w:id="25"/>
+    </w:p>
+    <w:p>
+      <w:pPr>
+        <w:spacing w:after="0" w:line="360" w:lineRule="auto"/>
+        <w:ind w:firstLine="480"/>
+      </w:pPr>
+      <w:r>
+        <w:rPr>
+          <w:color w:val="000000"/>
+        </w:rPr>
+        <w:t>返回平台已缓存的流派标签，用于对决范围选择的筛选条件。</w:t>
       </w:r>
     </w:p>
     <w:p>
@@ -16595,348 +16466,14 @@
         <w:shd w:val="clear" w:color="auto" w:fill="F2F4F7"/>
         <w:spacing w:after="0" w:line="240" w:lineRule="auto"/>
         <w:ind w:left="240"/>
-        <w:rPr>
-          <w:lang w:eastAsia="zh-CN"/>
-        </w:rPr>
       </w:pPr>
       <w:r>
         <w:rPr>
           <w:rFonts w:ascii="Consolas" w:hAnsi="Consolas"/>
           <w:color w:val="26313F"/>
           <w:sz w:val="18"/>
-          <w:lang w:eastAsia="zh-CN"/>
-        </w:rPr>
-        <w:t>}</w:t>
-      </w:r>
-    </w:p>
-    <w:p>
-      <w:pPr>
-        <w:spacing w:after="0" w:line="360" w:lineRule="auto"/>
-        <w:ind w:firstLine="480"/>
-        <w:rPr>
-          <w:lang w:eastAsia="zh-CN"/>
-        </w:rPr>
-      </w:pPr>
-      <w:r>
-        <w:rPr>
-          <w:color w:val="000000"/>
-          <w:lang w:eastAsia="zh-CN"/>
-        </w:rPr>
-        <w:t>**</w:t>
-      </w:r>
-      <w:r>
-        <w:rPr>
-          <w:color w:val="000000"/>
-          <w:lang w:eastAsia="zh-CN"/>
-        </w:rPr>
-        <w:t>曲目选择约定</w:t>
-      </w:r>
-      <w:r>
-        <w:rPr>
-          <w:color w:val="000000"/>
-          <w:lang w:eastAsia="zh-CN"/>
-        </w:rPr>
-        <w:t>**</w:t>
-      </w:r>
-    </w:p>
-    <w:p>
-      <w:pPr>
-        <w:spacing w:after="0" w:line="360" w:lineRule="auto"/>
-        <w:ind w:firstLine="480"/>
-        <w:rPr>
-          <w:lang w:eastAsia="zh-CN"/>
-        </w:rPr>
-      </w:pPr>
-      <w:r>
-        <w:rPr>
-          <w:color w:val="000000"/>
-          <w:lang w:eastAsia="zh-CN"/>
-        </w:rPr>
-        <w:t>（</w:t>
-      </w:r>
-      <w:r>
-        <w:rPr>
-          <w:color w:val="000000"/>
-          <w:lang w:eastAsia="zh-CN"/>
-        </w:rPr>
-        <w:t>1</w:t>
-      </w:r>
-      <w:r>
-        <w:rPr>
-          <w:color w:val="000000"/>
-          <w:lang w:eastAsia="zh-CN"/>
-        </w:rPr>
-        <w:t>）</w:t>
-      </w:r>
-      <w:r>
-        <w:rPr>
-          <w:color w:val="000000"/>
-          <w:lang w:eastAsia="zh-CN"/>
-        </w:rPr>
-        <w:t>**</w:t>
-      </w:r>
-      <w:r>
-        <w:rPr>
-          <w:color w:val="000000"/>
-          <w:lang w:eastAsia="zh-CN"/>
-        </w:rPr>
-        <w:t>默认取曲序第</w:t>
-      </w:r>
-      <w:r>
-        <w:rPr>
-          <w:color w:val="000000"/>
-          <w:lang w:eastAsia="zh-CN"/>
-        </w:rPr>
-        <w:t xml:space="preserve"> 1 </w:t>
-      </w:r>
-      <w:r>
-        <w:rPr>
-          <w:color w:val="000000"/>
-          <w:lang w:eastAsia="zh-CN"/>
-        </w:rPr>
-        <w:t>首</w:t>
-      </w:r>
-      <w:r>
-        <w:rPr>
-          <w:color w:val="000000"/>
-          <w:lang w:eastAsia="zh-CN"/>
-        </w:rPr>
-        <w:t>**</w:t>
-      </w:r>
-      <w:r>
-        <w:rPr>
-          <w:color w:val="000000"/>
-          <w:lang w:eastAsia="zh-CN"/>
-        </w:rPr>
-        <w:t>作为代表曲。外部音乐接口不提供单曲热度数据，无法按播放量排序；曲序第一首通常是专辑主打，是当前可得的最接近</w:t>
-      </w:r>
-      <w:r>
-        <w:rPr>
-          <w:color w:val="000000"/>
-          <w:lang w:eastAsia="zh-CN"/>
-        </w:rPr>
-        <w:t>"</w:t>
-      </w:r>
-      <w:r>
-        <w:rPr>
-          <w:color w:val="000000"/>
-          <w:lang w:eastAsia="zh-CN"/>
-        </w:rPr>
-        <w:t>代表作</w:t>
-      </w:r>
-      <w:r>
-        <w:rPr>
-          <w:color w:val="000000"/>
-          <w:lang w:eastAsia="zh-CN"/>
-        </w:rPr>
-        <w:t>"</w:t>
-      </w:r>
-      <w:r>
-        <w:rPr>
-          <w:color w:val="000000"/>
-          <w:lang w:eastAsia="zh-CN"/>
-        </w:rPr>
-        <w:t>的信号；</w:t>
-      </w:r>
-    </w:p>
-    <w:p>
-      <w:pPr>
-        <w:spacing w:after="0" w:line="360" w:lineRule="auto"/>
-        <w:ind w:firstLine="480"/>
-        <w:rPr>
-          <w:lang w:eastAsia="zh-CN"/>
-        </w:rPr>
-      </w:pPr>
-      <w:r>
-        <w:rPr>
-          <w:color w:val="000000"/>
-          <w:lang w:eastAsia="zh-CN"/>
-        </w:rPr>
-        <w:t>（</w:t>
-      </w:r>
-      <w:r>
-        <w:rPr>
-          <w:color w:val="000000"/>
-          <w:lang w:eastAsia="zh-CN"/>
-        </w:rPr>
-        <w:t>2</w:t>
-      </w:r>
-      <w:r>
-        <w:rPr>
-          <w:color w:val="000000"/>
-          <w:lang w:eastAsia="zh-CN"/>
-        </w:rPr>
-        <w:t>）</w:t>
-      </w:r>
-      <w:r>
-        <w:rPr>
-          <w:color w:val="000000"/>
-          <w:lang w:eastAsia="zh-CN"/>
-        </w:rPr>
-        <w:t>**</w:t>
-      </w:r>
-      <w:r>
-        <w:rPr>
-          <w:color w:val="000000"/>
-          <w:lang w:eastAsia="zh-CN"/>
-        </w:rPr>
-        <w:t>不要求用户预先选择代表曲</w:t>
-      </w:r>
-      <w:r>
-        <w:rPr>
-          <w:color w:val="000000"/>
-          <w:lang w:eastAsia="zh-CN"/>
-        </w:rPr>
-        <w:t>**——</w:t>
-      </w:r>
-      <w:r>
-        <w:rPr>
-          <w:color w:val="000000"/>
-          <w:lang w:eastAsia="zh-CN"/>
-        </w:rPr>
-        <w:t>对决的对象是专辑而非单曲，代表曲只用于辅助试听、不参与计票，因此不增加额外选择步骤，避免界面臃肿；</w:t>
-      </w:r>
-    </w:p>
-    <w:p>
-      <w:pPr>
-        <w:spacing w:after="0" w:line="360" w:lineRule="auto"/>
-        <w:ind w:firstLine="480"/>
-        <w:rPr>
-          <w:lang w:eastAsia="zh-CN"/>
-        </w:rPr>
-      </w:pPr>
-      <w:r>
-        <w:rPr>
-          <w:color w:val="000000"/>
-          <w:lang w:eastAsia="zh-CN"/>
-        </w:rPr>
-        <w:lastRenderedPageBreak/>
-        <w:t>（</w:t>
-      </w:r>
-      <w:r>
-        <w:rPr>
-          <w:color w:val="000000"/>
-          <w:lang w:eastAsia="zh-CN"/>
-        </w:rPr>
-        <w:t>3</w:t>
-      </w:r>
-      <w:r>
-        <w:rPr>
-          <w:color w:val="000000"/>
-          <w:lang w:eastAsia="zh-CN"/>
-        </w:rPr>
-        <w:t>）前端在播放条上提供上一首</w:t>
-      </w:r>
-      <w:r>
-        <w:rPr>
-          <w:color w:val="000000"/>
-          <w:lang w:eastAsia="zh-CN"/>
-        </w:rPr>
-        <w:t xml:space="preserve"> / </w:t>
-      </w:r>
-      <w:r>
-        <w:rPr>
-          <w:color w:val="000000"/>
-          <w:lang w:eastAsia="zh-CN"/>
-        </w:rPr>
-        <w:t>下一首切换（对应</w:t>
-      </w:r>
-      <w:r>
-        <w:rPr>
-          <w:color w:val="000000"/>
-          <w:lang w:eastAsia="zh-CN"/>
-        </w:rPr>
-        <w:t xml:space="preserve"> `trackIndex` </w:t>
-      </w:r>
-      <w:r>
-        <w:rPr>
-          <w:color w:val="000000"/>
-          <w:lang w:eastAsia="zh-CN"/>
-        </w:rPr>
-        <w:t>递增递减）。无可用曲目或该专辑无试听片段时</w:t>
-      </w:r>
-      <w:r>
-        <w:rPr>
-          <w:color w:val="000000"/>
-          <w:lang w:eastAsia="zh-CN"/>
-        </w:rPr>
-        <w:t xml:space="preserve"> `current` </w:t>
-      </w:r>
-      <w:r>
-        <w:rPr>
-          <w:color w:val="000000"/>
-          <w:lang w:eastAsia="zh-CN"/>
-        </w:rPr>
-        <w:t>为</w:t>
-      </w:r>
-      <w:r>
-        <w:rPr>
-          <w:color w:val="000000"/>
-          <w:lang w:eastAsia="zh-CN"/>
-        </w:rPr>
-        <w:t xml:space="preserve"> `null`</w:t>
-      </w:r>
-      <w:r>
-        <w:rPr>
-          <w:color w:val="000000"/>
-          <w:lang w:eastAsia="zh-CN"/>
-        </w:rPr>
-        <w:t>，前端隐藏播放按钮。</w:t>
-      </w:r>
-    </w:p>
-    <w:p>
-      <w:pPr>
-        <w:pStyle w:val="21"/>
-        <w:spacing w:after="120" w:line="360" w:lineRule="auto"/>
-        <w:rPr>
-          <w:lang w:eastAsia="zh-CN"/>
-        </w:rPr>
-      </w:pPr>
-      <w:bookmarkStart w:id="25" w:name="_Toc240416124"/>
-      <w:r>
-        <w:rPr>
-          <w:rFonts w:ascii="黑体" w:eastAsia="黑体" w:hAnsi="黑体"/>
-          <w:lang w:eastAsia="zh-CN"/>
-        </w:rPr>
-        <w:t xml:space="preserve">4.7 </w:t>
-      </w:r>
-      <w:r>
-        <w:rPr>
-          <w:rFonts w:ascii="黑体" w:eastAsia="黑体" w:hAnsi="黑体"/>
-          <w:lang w:eastAsia="zh-CN"/>
-        </w:rPr>
-        <w:t xml:space="preserve">流派列表　</w:t>
-      </w:r>
-      <w:r>
-        <w:rPr>
-          <w:rFonts w:ascii="黑体" w:eastAsia="黑体" w:hAnsi="黑体"/>
-          <w:lang w:eastAsia="zh-CN"/>
-        </w:rPr>
-        <w:t>GET /api/music/genres</w:t>
-      </w:r>
-      <w:r>
-        <w:rPr>
-          <w:rFonts w:ascii="黑体" w:eastAsia="黑体" w:hAnsi="黑体"/>
-          <w:lang w:eastAsia="zh-CN"/>
-        </w:rPr>
-        <w:t xml:space="preserve">　（公开）</w:t>
-      </w:r>
-      <w:bookmarkEnd w:id="25"/>
-    </w:p>
-    <w:p>
-      <w:pPr>
-        <w:spacing w:after="0" w:line="360" w:lineRule="auto"/>
-        <w:ind w:firstLine="480"/>
-        <w:rPr>
-          <w:lang w:eastAsia="zh-CN"/>
-        </w:rPr>
-      </w:pPr>
-      <w:r>
-        <w:rPr>
-          <w:color w:val="000000"/>
-          <w:lang w:eastAsia="zh-CN"/>
-        </w:rPr>
-        <w:t>返回平台已缓存的流派标签，用于对决范围选择的筛选条件。</w:t>
+        </w:rPr>
+        <w:t>{</w:t>
       </w:r>
     </w:p>
     <w:p>
@@ -16951,7 +16488,7 @@
           <w:color w:val="26313F"/>
           <w:sz w:val="18"/>
         </w:rPr>
-        <w:t>{</w:t>
+        <w:t xml:space="preserve">  "code": 0,</w:t>
       </w:r>
     </w:p>
     <w:p>
@@ -16966,7 +16503,7 @@
           <w:color w:val="26313F"/>
           <w:sz w:val="18"/>
         </w:rPr>
-        <w:t xml:space="preserve">  "code": 0,</w:t>
+        <w:t xml:space="preserve">  "message": "ok",</w:t>
       </w:r>
     </w:p>
     <w:p>
@@ -16981,7 +16518,23 @@
           <w:color w:val="26313F"/>
           <w:sz w:val="18"/>
         </w:rPr>
-        <w:t xml:space="preserve">  "message": "ok",</w:t>
+        <w:t xml:space="preserve">  "data": { "list": [{ "genre": "</w:t>
+      </w:r>
+      <w:r>
+        <w:rPr>
+          <w:rFonts w:ascii="Consolas" w:hAnsi="Consolas"/>
+          <w:color w:val="26313F"/>
+          <w:sz w:val="18"/>
+        </w:rPr>
+        <w:t>国语流行</w:t>
+      </w:r>
+      <w:r>
+        <w:rPr>
+          <w:rFonts w:ascii="Consolas" w:hAnsi="Consolas"/>
+          <w:color w:val="26313F"/>
+          <w:sz w:val="18"/>
+        </w:rPr>
+        <w:t>", "albumCount": 128 }] }</w:t>
       </w:r>
     </w:p>
     <w:p>
@@ -16996,37 +16549,6 @@
           <w:color w:val="26313F"/>
           <w:sz w:val="18"/>
         </w:rPr>
-        <w:t xml:space="preserve">  "data": { "list": [{ "genre": "</w:t>
-      </w:r>
-      <w:r>
-        <w:rPr>
-          <w:rFonts w:ascii="Consolas" w:hAnsi="Consolas"/>
-          <w:color w:val="26313F"/>
-          <w:sz w:val="18"/>
-        </w:rPr>
-        <w:t>国语流行</w:t>
-      </w:r>
-      <w:r>
-        <w:rPr>
-          <w:rFonts w:ascii="Consolas" w:hAnsi="Consolas"/>
-          <w:color w:val="26313F"/>
-          <w:sz w:val="18"/>
-        </w:rPr>
-        <w:t>", "albumCount": 128 }] }</w:t>
-      </w:r>
-    </w:p>
-    <w:p>
-      <w:pPr>
-        <w:shd w:val="clear" w:color="auto" w:fill="F2F4F7"/>
-        <w:spacing w:after="0" w:line="240" w:lineRule="auto"/>
-        <w:ind w:left="240"/>
-      </w:pPr>
-      <w:r>
-        <w:rPr>
-          <w:rFonts w:ascii="Consolas" w:hAnsi="Consolas"/>
-          <w:color w:val="26313F"/>
-          <w:sz w:val="18"/>
-        </w:rPr>
         <w:t>}</w:t>
       </w:r>
     </w:p>
@@ -17035,7 +16557,7 @@
         <w:pStyle w:val="1"/>
         <w:spacing w:before="240" w:after="120" w:line="360" w:lineRule="auto"/>
       </w:pPr>
-      <w:bookmarkStart w:id="26" w:name="_Toc240416125"/>
+      <w:bookmarkStart w:id="26" w:name="_Toc240456449"/>
       <w:r>
         <w:rPr>
           <w:rFonts w:ascii="黑体" w:eastAsia="黑体" w:hAnsi="黑体"/>
@@ -17049,7 +16571,7 @@
         <w:pStyle w:val="21"/>
         <w:spacing w:after="120" w:line="360" w:lineRule="auto"/>
       </w:pPr>
-      <w:bookmarkStart w:id="27" w:name="_Toc240416126"/>
+      <w:bookmarkStart w:id="27" w:name="_Toc240456450"/>
       <w:r>
         <w:rPr>
           <w:rFonts w:ascii="黑体" w:eastAsia="黑体" w:hAnsi="黑体"/>
@@ -17236,16 +16758,10 @@
             <w:gridSpan w:val="2"/>
           </w:tcPr>
           <w:p>
-            <w:pPr>
-              <w:rPr>
-                <w:lang w:eastAsia="zh-CN"/>
-              </w:rPr>
-            </w:pPr>
-            <w:r>
-              <w:rPr>
-                <w:color w:val="000000"/>
-                <w:sz w:val="21"/>
-                <w:lang w:eastAsia="zh-CN"/>
+            <w:r>
+              <w:rPr>
+                <w:color w:val="000000"/>
+                <w:sz w:val="21"/>
               </w:rPr>
               <w:t>单歌手，该歌手的专辑互相比</w:t>
             </w:r>
@@ -17289,16 +16805,10 @@
             <w:gridSpan w:val="2"/>
           </w:tcPr>
           <w:p>
-            <w:pPr>
-              <w:rPr>
-                <w:lang w:eastAsia="zh-CN"/>
-              </w:rPr>
-            </w:pPr>
-            <w:r>
-              <w:rPr>
-                <w:color w:val="000000"/>
-                <w:sz w:val="21"/>
-                <w:lang w:eastAsia="zh-CN"/>
+            <w:r>
+              <w:rPr>
+                <w:color w:val="000000"/>
+                <w:sz w:val="21"/>
               </w:rPr>
               <w:t>**</w:t>
             </w:r>
@@ -17306,7 +16816,6 @@
               <w:rPr>
                 <w:color w:val="000000"/>
                 <w:sz w:val="21"/>
-                <w:lang w:eastAsia="zh-CN"/>
               </w:rPr>
               <w:t>多歌手混战</w:t>
             </w:r>
@@ -17314,7 +16823,6 @@
               <w:rPr>
                 <w:color w:val="000000"/>
                 <w:sz w:val="21"/>
-                <w:lang w:eastAsia="zh-CN"/>
               </w:rPr>
               <w:t>**</w:t>
             </w:r>
@@ -17322,7 +16830,6 @@
               <w:rPr>
                 <w:color w:val="000000"/>
                 <w:sz w:val="21"/>
-                <w:lang w:eastAsia="zh-CN"/>
               </w:rPr>
               <w:t>，各位歌手的专辑进入同一池</w:t>
             </w:r>
@@ -17481,16 +16988,10 @@
             <w:gridSpan w:val="2"/>
           </w:tcPr>
           <w:p>
-            <w:pPr>
-              <w:rPr>
-                <w:lang w:eastAsia="zh-CN"/>
-              </w:rPr>
-            </w:pPr>
-            <w:r>
-              <w:rPr>
-                <w:color w:val="000000"/>
-                <w:sz w:val="21"/>
-                <w:lang w:eastAsia="zh-CN"/>
+            <w:r>
+              <w:rPr>
+                <w:color w:val="000000"/>
+                <w:sz w:val="21"/>
               </w:rPr>
               <w:t>**</w:t>
             </w:r>
@@ -17498,7 +16999,6 @@
               <w:rPr>
                 <w:color w:val="000000"/>
                 <w:sz w:val="21"/>
-                <w:lang w:eastAsia="zh-CN"/>
               </w:rPr>
               <w:t>对位赛</w:t>
             </w:r>
@@ -17506,7 +17006,6 @@
               <w:rPr>
                 <w:color w:val="000000"/>
                 <w:sz w:val="21"/>
-                <w:lang w:eastAsia="zh-CN"/>
               </w:rPr>
               <w:t>**</w:t>
             </w:r>
@@ -17514,7 +17013,6 @@
               <w:rPr>
                 <w:color w:val="000000"/>
                 <w:sz w:val="21"/>
-                <w:lang w:eastAsia="zh-CN"/>
               </w:rPr>
               <w:t>，</w:t>
             </w:r>
@@ -17522,7 +17020,6 @@
               <w:rPr>
                 <w:color w:val="000000"/>
                 <w:sz w:val="21"/>
-                <w:lang w:eastAsia="zh-CN"/>
               </w:rPr>
               <w:t xml:space="preserve">2 </w:t>
             </w:r>
@@ -17530,7 +17027,6 @@
               <w:rPr>
                 <w:color w:val="000000"/>
                 <w:sz w:val="21"/>
-                <w:lang w:eastAsia="zh-CN"/>
               </w:rPr>
               <w:t>至</w:t>
             </w:r>
@@ -17538,7 +17034,6 @@
               <w:rPr>
                 <w:color w:val="000000"/>
                 <w:sz w:val="21"/>
-                <w:lang w:eastAsia="zh-CN"/>
               </w:rPr>
               <w:t xml:space="preserve"> 4 </w:t>
             </w:r>
@@ -17546,7 +17041,6 @@
               <w:rPr>
                 <w:color w:val="000000"/>
                 <w:sz w:val="21"/>
-                <w:lang w:eastAsia="zh-CN"/>
               </w:rPr>
               <w:t>位歌手按发行日期先后逐张对位，第</w:t>
             </w:r>
@@ -17554,7 +17048,6 @@
               <w:rPr>
                 <w:color w:val="000000"/>
                 <w:sz w:val="21"/>
-                <w:lang w:eastAsia="zh-CN"/>
               </w:rPr>
               <w:t xml:space="preserve"> k </w:t>
             </w:r>
@@ -17562,7 +17055,6 @@
               <w:rPr>
                 <w:color w:val="000000"/>
                 <w:sz w:val="21"/>
-                <w:lang w:eastAsia="zh-CN"/>
               </w:rPr>
               <w:t>张对第</w:t>
             </w:r>
@@ -17570,7 +17062,6 @@
               <w:rPr>
                 <w:color w:val="000000"/>
                 <w:sz w:val="21"/>
-                <w:lang w:eastAsia="zh-CN"/>
               </w:rPr>
               <w:t xml:space="preserve"> k </w:t>
             </w:r>
@@ -17578,7 +17069,6 @@
               <w:rPr>
                 <w:color w:val="000000"/>
                 <w:sz w:val="21"/>
-                <w:lang w:eastAsia="zh-CN"/>
               </w:rPr>
               <w:t>张</w:t>
             </w:r>
@@ -17838,16 +17328,10 @@
             <w:tcW w:w="2078" w:type="dxa"/>
           </w:tcPr>
           <w:p>
-            <w:pPr>
-              <w:rPr>
-                <w:lang w:eastAsia="zh-CN"/>
-              </w:rPr>
-            </w:pPr>
-            <w:r>
-              <w:rPr>
-                <w:color w:val="000000"/>
-                <w:sz w:val="21"/>
-                <w:lang w:eastAsia="zh-CN"/>
+            <w:r>
+              <w:rPr>
+                <w:color w:val="000000"/>
+                <w:sz w:val="21"/>
               </w:rPr>
               <w:t xml:space="preserve">`aligned` </w:t>
             </w:r>
@@ -17855,7 +17339,6 @@
               <w:rPr>
                 <w:color w:val="000000"/>
                 <w:sz w:val="21"/>
-                <w:lang w:eastAsia="zh-CN"/>
               </w:rPr>
               <w:t>模式下的对位张数，默认</w:t>
             </w:r>
@@ -17863,7 +17346,6 @@
               <w:rPr>
                 <w:color w:val="000000"/>
                 <w:sz w:val="21"/>
-                <w:lang w:eastAsia="zh-CN"/>
               </w:rPr>
               <w:t xml:space="preserve"> 5</w:t>
             </w:r>
@@ -17871,7 +17353,6 @@
               <w:rPr>
                 <w:color w:val="000000"/>
                 <w:sz w:val="21"/>
-                <w:lang w:eastAsia="zh-CN"/>
               </w:rPr>
               <w:t>，上限取各歌手专辑数的较小值</w:t>
             </w:r>
@@ -18159,16 +17640,10 @@
             <w:tcW w:w="2078" w:type="dxa"/>
           </w:tcPr>
           <w:p>
-            <w:pPr>
-              <w:rPr>
-                <w:lang w:eastAsia="zh-CN"/>
-              </w:rPr>
-            </w:pPr>
-            <w:r>
-              <w:rPr>
-                <w:color w:val="000000"/>
-                <w:sz w:val="21"/>
-                <w:lang w:eastAsia="zh-CN"/>
+            <w:r>
+              <w:rPr>
+                <w:color w:val="000000"/>
+                <w:sz w:val="21"/>
               </w:rPr>
               <w:t>该歌手抽取的专辑数，默认</w:t>
             </w:r>
@@ -18176,7 +17651,6 @@
               <w:rPr>
                 <w:color w:val="000000"/>
                 <w:sz w:val="21"/>
-                <w:lang w:eastAsia="zh-CN"/>
               </w:rPr>
               <w:t xml:space="preserve"> 4</w:t>
             </w:r>
@@ -18184,7 +17658,6 @@
               <w:rPr>
                 <w:color w:val="000000"/>
                 <w:sz w:val="21"/>
-                <w:lang w:eastAsia="zh-CN"/>
               </w:rPr>
               <w:t>，范围</w:t>
             </w:r>
@@ -18192,7 +17665,6 @@
               <w:rPr>
                 <w:color w:val="000000"/>
                 <w:sz w:val="21"/>
-                <w:lang w:eastAsia="zh-CN"/>
               </w:rPr>
               <w:t xml:space="preserve"> 3 </w:t>
             </w:r>
@@ -18200,7 +17672,6 @@
               <w:rPr>
                 <w:color w:val="000000"/>
                 <w:sz w:val="21"/>
-                <w:lang w:eastAsia="zh-CN"/>
               </w:rPr>
               <w:t>至</w:t>
             </w:r>
@@ -18208,7 +17679,6 @@
               <w:rPr>
                 <w:color w:val="000000"/>
                 <w:sz w:val="21"/>
-                <w:lang w:eastAsia="zh-CN"/>
               </w:rPr>
               <w:t xml:space="preserve"> 5</w:t>
             </w:r>
@@ -18265,16 +17735,10 @@
             <w:tcW w:w="2078" w:type="dxa"/>
           </w:tcPr>
           <w:p>
-            <w:pPr>
-              <w:rPr>
-                <w:lang w:eastAsia="zh-CN"/>
-              </w:rPr>
-            </w:pPr>
-            <w:r>
-              <w:rPr>
-                <w:color w:val="000000"/>
-                <w:sz w:val="21"/>
-                <w:lang w:eastAsia="zh-CN"/>
+            <w:r>
+              <w:rPr>
+                <w:color w:val="000000"/>
+                <w:sz w:val="21"/>
               </w:rPr>
               <w:t>该歌手指定专辑，填写时忽略</w:t>
             </w:r>
@@ -18282,7 +17746,6 @@
               <w:rPr>
                 <w:color w:val="000000"/>
                 <w:sz w:val="21"/>
-                <w:lang w:eastAsia="zh-CN"/>
               </w:rPr>
               <w:t xml:space="preserve"> `pick`</w:t>
             </w:r>
@@ -18650,9 +18113,6 @@
         <w:shd w:val="clear" w:color="auto" w:fill="F2F4F7"/>
         <w:spacing w:after="0" w:line="240" w:lineRule="auto"/>
         <w:ind w:left="240"/>
-        <w:rPr>
-          <w:lang w:eastAsia="zh-CN"/>
-        </w:rPr>
       </w:pPr>
       <w:r>
         <w:rPr>
@@ -18660,33 +18120,20 @@
           <w:color w:val="26313F"/>
           <w:sz w:val="18"/>
         </w:rPr>
-        <w:t xml:space="preserve">  </w:t>
-      </w:r>
+        <w:t xml:space="preserve">  }</w:t>
+      </w:r>
+    </w:p>
+    <w:p>
+      <w:pPr>
+        <w:shd w:val="clear" w:color="auto" w:fill="F2F4F7"/>
+        <w:spacing w:after="0" w:line="240" w:lineRule="auto"/>
+        <w:ind w:left="240"/>
+      </w:pPr>
       <w:r>
         <w:rPr>
           <w:rFonts w:ascii="Consolas" w:hAnsi="Consolas"/>
           <w:color w:val="26313F"/>
           <w:sz w:val="18"/>
-          <w:lang w:eastAsia="zh-CN"/>
-        </w:rPr>
-        <w:t>}</w:t>
-      </w:r>
-    </w:p>
-    <w:p>
-      <w:pPr>
-        <w:shd w:val="clear" w:color="auto" w:fill="F2F4F7"/>
-        <w:spacing w:after="0" w:line="240" w:lineRule="auto"/>
-        <w:ind w:left="240"/>
-        <w:rPr>
-          <w:lang w:eastAsia="zh-CN"/>
-        </w:rPr>
-      </w:pPr>
-      <w:r>
-        <w:rPr>
-          <w:rFonts w:ascii="Consolas" w:hAnsi="Consolas"/>
-          <w:color w:val="26313F"/>
-          <w:sz w:val="18"/>
-          <w:lang w:eastAsia="zh-CN"/>
         </w:rPr>
         <w:t>}</w:t>
       </w:r>
@@ -18695,147 +18142,124 @@
       <w:pPr>
         <w:spacing w:after="0" w:line="360" w:lineRule="auto"/>
         <w:ind w:firstLine="480"/>
-        <w:rPr>
-          <w:lang w:eastAsia="zh-CN"/>
-        </w:rPr>
-      </w:pPr>
-      <w:r>
-        <w:rPr>
-          <w:color w:val="000000"/>
-          <w:lang w:eastAsia="zh-CN"/>
+      </w:pPr>
+      <w:r>
+        <w:rPr>
+          <w:color w:val="000000"/>
         </w:rPr>
         <w:t xml:space="preserve">**`filtered` </w:t>
       </w:r>
       <w:r>
         <w:rPr>
           <w:color w:val="000000"/>
-          <w:lang w:eastAsia="zh-CN"/>
         </w:rPr>
         <w:t>字段</w:t>
       </w:r>
       <w:r>
         <w:rPr>
           <w:color w:val="000000"/>
-          <w:lang w:eastAsia="zh-CN"/>
         </w:rPr>
         <w:t>**</w:t>
       </w:r>
       <w:r>
         <w:rPr>
           <w:color w:val="000000"/>
-          <w:lang w:eastAsia="zh-CN"/>
         </w:rPr>
         <w:t>：返回本次因准入规则被剔除的专辑数量，按原因分类。用于前端展示</w:t>
       </w:r>
       <w:r>
         <w:rPr>
           <w:color w:val="000000"/>
-          <w:lang w:eastAsia="zh-CN"/>
         </w:rPr>
         <w:t>"</w:t>
       </w:r>
       <w:r>
         <w:rPr>
           <w:color w:val="000000"/>
-          <w:lang w:eastAsia="zh-CN"/>
         </w:rPr>
         <w:t>已自动过滤</w:t>
       </w:r>
       <w:r>
         <w:rPr>
           <w:color w:val="000000"/>
-          <w:lang w:eastAsia="zh-CN"/>
         </w:rPr>
         <w:t xml:space="preserve"> X </w:t>
       </w:r>
       <w:r>
         <w:rPr>
           <w:color w:val="000000"/>
-          <w:lang w:eastAsia="zh-CN"/>
         </w:rPr>
         <w:t>张单曲</w:t>
       </w:r>
       <w:r>
         <w:rPr>
           <w:color w:val="000000"/>
-          <w:lang w:eastAsia="zh-CN"/>
         </w:rPr>
         <w:t xml:space="preserve"> / </w:t>
       </w:r>
       <w:r>
         <w:rPr>
           <w:color w:val="000000"/>
-          <w:lang w:eastAsia="zh-CN"/>
         </w:rPr>
         <w:t>现场</w:t>
       </w:r>
       <w:r>
         <w:rPr>
           <w:color w:val="000000"/>
-          <w:lang w:eastAsia="zh-CN"/>
         </w:rPr>
         <w:t xml:space="preserve"> / </w:t>
       </w:r>
       <w:r>
         <w:rPr>
           <w:color w:val="000000"/>
-          <w:lang w:eastAsia="zh-CN"/>
         </w:rPr>
         <w:t>原声</w:t>
       </w:r>
       <w:r>
         <w:rPr>
           <w:color w:val="000000"/>
-          <w:lang w:eastAsia="zh-CN"/>
         </w:rPr>
         <w:t xml:space="preserve"> / </w:t>
       </w:r>
       <w:r>
         <w:rPr>
           <w:color w:val="000000"/>
-          <w:lang w:eastAsia="zh-CN"/>
         </w:rPr>
         <w:t>精选</w:t>
       </w:r>
       <w:r>
         <w:rPr>
           <w:color w:val="000000"/>
-          <w:lang w:eastAsia="zh-CN"/>
         </w:rPr>
         <w:t>"</w:t>
       </w:r>
       <w:r>
         <w:rPr>
           <w:color w:val="000000"/>
-          <w:lang w:eastAsia="zh-CN"/>
         </w:rPr>
         <w:t>，对应需求</w:t>
       </w:r>
       <w:r>
         <w:rPr>
           <w:color w:val="000000"/>
-          <w:lang w:eastAsia="zh-CN"/>
         </w:rPr>
         <w:t xml:space="preserve"> FR-27 </w:t>
       </w:r>
       <w:r>
         <w:rPr>
           <w:color w:val="000000"/>
-          <w:lang w:eastAsia="zh-CN"/>
         </w:rPr>
         <w:t>与</w:t>
       </w:r>
       <w:r>
         <w:rPr>
           <w:color w:val="000000"/>
-          <w:lang w:eastAsia="zh-CN"/>
         </w:rPr>
         <w:t xml:space="preserve"> US-20</w:t>
       </w:r>
       <w:r>
         <w:rPr>
           <w:color w:val="000000"/>
-          <w:lang w:eastAsia="zh-CN"/>
         </w:rPr>
         <w:t>。</w:t>
       </w:r>
@@ -18844,28 +18268,22 @@
       <w:pPr>
         <w:spacing w:after="0" w:line="360" w:lineRule="auto"/>
         <w:ind w:firstLine="480"/>
-        <w:rPr>
-          <w:lang w:eastAsia="zh-CN"/>
-        </w:rPr>
-      </w:pPr>
-      <w:r>
-        <w:rPr>
-          <w:color w:val="000000"/>
-          <w:lang w:eastAsia="zh-CN"/>
+      </w:pPr>
+      <w:r>
+        <w:rPr>
+          <w:color w:val="000000"/>
         </w:rPr>
         <w:t>**</w:t>
       </w:r>
       <w:r>
         <w:rPr>
           <w:color w:val="000000"/>
-          <w:lang w:eastAsia="zh-CN"/>
         </w:rPr>
         <w:t>专辑准入规则（服务端实现）</w:t>
       </w:r>
       <w:r>
         <w:rPr>
           <w:color w:val="000000"/>
-          <w:lang w:eastAsia="zh-CN"/>
         </w:rPr>
         <w:t>**</w:t>
       </w:r>
@@ -19195,16 +18613,10 @@
             <w:tcW w:w="2771" w:type="dxa"/>
           </w:tcPr>
           <w:p>
-            <w:pPr>
-              <w:rPr>
-                <w:lang w:eastAsia="zh-CN"/>
-              </w:rPr>
-            </w:pPr>
-            <w:r>
-              <w:rPr>
-                <w:color w:val="000000"/>
-                <w:sz w:val="21"/>
-                <w:lang w:eastAsia="zh-CN"/>
+            <w:r>
+              <w:rPr>
+                <w:color w:val="000000"/>
+                <w:sz w:val="21"/>
               </w:rPr>
               <w:t>名称不得匹配</w:t>
             </w:r>
@@ -19212,7 +18624,6 @@
               <w:rPr>
                 <w:color w:val="000000"/>
                 <w:sz w:val="21"/>
-                <w:lang w:eastAsia="zh-CN"/>
               </w:rPr>
               <w:t xml:space="preserve"> </w:t>
             </w:r>
@@ -19220,7 +18631,6 @@
               <w:rPr>
                 <w:color w:val="000000"/>
                 <w:sz w:val="21"/>
-                <w:lang w:eastAsia="zh-CN"/>
               </w:rPr>
               <w:t>现场｜演唱会｜音乐会</w:t>
             </w:r>
@@ -19261,16 +18671,10 @@
             <w:tcW w:w="2771" w:type="dxa"/>
           </w:tcPr>
           <w:p>
-            <w:pPr>
-              <w:rPr>
-                <w:lang w:eastAsia="zh-CN"/>
-              </w:rPr>
-            </w:pPr>
-            <w:r>
-              <w:rPr>
-                <w:color w:val="000000"/>
-                <w:sz w:val="21"/>
-                <w:lang w:eastAsia="zh-CN"/>
+            <w:r>
+              <w:rPr>
+                <w:color w:val="000000"/>
+                <w:sz w:val="21"/>
               </w:rPr>
               <w:t>名称不得匹配</w:t>
             </w:r>
@@ -19278,7 +18682,6 @@
               <w:rPr>
                 <w:color w:val="000000"/>
                 <w:sz w:val="21"/>
-                <w:lang w:eastAsia="zh-CN"/>
               </w:rPr>
               <w:t xml:space="preserve"> </w:t>
             </w:r>
@@ -19286,7 +18689,6 @@
               <w:rPr>
                 <w:color w:val="000000"/>
                 <w:sz w:val="21"/>
-                <w:lang w:eastAsia="zh-CN"/>
               </w:rPr>
               <w:t>原声带｜</w:t>
             </w:r>
@@ -19294,7 +18696,6 @@
               <w:rPr>
                 <w:color w:val="000000"/>
                 <w:sz w:val="21"/>
-                <w:lang w:eastAsia="zh-CN"/>
               </w:rPr>
               <w:t>OST</w:t>
             </w:r>
@@ -19335,16 +18736,10 @@
             <w:tcW w:w="2771" w:type="dxa"/>
           </w:tcPr>
           <w:p>
-            <w:pPr>
-              <w:rPr>
-                <w:lang w:eastAsia="zh-CN"/>
-              </w:rPr>
-            </w:pPr>
-            <w:r>
-              <w:rPr>
-                <w:color w:val="000000"/>
-                <w:sz w:val="21"/>
-                <w:lang w:eastAsia="zh-CN"/>
+            <w:r>
+              <w:rPr>
+                <w:color w:val="000000"/>
+                <w:sz w:val="21"/>
               </w:rPr>
               <w:t>名称不得匹配</w:t>
             </w:r>
@@ -19352,7 +18747,6 @@
               <w:rPr>
                 <w:color w:val="000000"/>
                 <w:sz w:val="21"/>
-                <w:lang w:eastAsia="zh-CN"/>
               </w:rPr>
               <w:t xml:space="preserve"> </w:t>
             </w:r>
@@ -19360,7 +18754,6 @@
               <w:rPr>
                 <w:color w:val="000000"/>
                 <w:sz w:val="21"/>
-                <w:lang w:eastAsia="zh-CN"/>
               </w:rPr>
               <w:t>精选｜合集</w:t>
             </w:r>
@@ -19401,16 +18794,10 @@
             <w:tcW w:w="2771" w:type="dxa"/>
           </w:tcPr>
           <w:p>
-            <w:pPr>
-              <w:rPr>
-                <w:lang w:eastAsia="zh-CN"/>
-              </w:rPr>
-            </w:pPr>
-            <w:r>
-              <w:rPr>
-                <w:color w:val="000000"/>
-                <w:sz w:val="21"/>
-                <w:lang w:eastAsia="zh-CN"/>
+            <w:r>
+              <w:rPr>
+                <w:color w:val="000000"/>
+                <w:sz w:val="21"/>
               </w:rPr>
               <w:t>名称不得匹配</w:t>
             </w:r>
@@ -19418,7 +18805,6 @@
               <w:rPr>
                 <w:color w:val="000000"/>
                 <w:sz w:val="21"/>
-                <w:lang w:eastAsia="zh-CN"/>
               </w:rPr>
               <w:t xml:space="preserve"> </w:t>
             </w:r>
@@ -19426,7 +18812,6 @@
               <w:rPr>
                 <w:color w:val="000000"/>
                 <w:sz w:val="21"/>
-                <w:lang w:eastAsia="zh-CN"/>
               </w:rPr>
               <w:t>拼盘｜合辑；且不得含多歌手连接符</w:t>
             </w:r>
@@ -19467,16 +18852,10 @@
             <w:tcW w:w="2771" w:type="dxa"/>
           </w:tcPr>
           <w:p>
-            <w:pPr>
-              <w:rPr>
-                <w:lang w:eastAsia="zh-CN"/>
-              </w:rPr>
-            </w:pPr>
-            <w:r>
-              <w:rPr>
-                <w:color w:val="000000"/>
-                <w:sz w:val="21"/>
-                <w:lang w:eastAsia="zh-CN"/>
+            <w:r>
+              <w:rPr>
+                <w:color w:val="000000"/>
+                <w:sz w:val="21"/>
               </w:rPr>
               <w:t>同名专辑只保留最早发行、且不带豪华版后缀的版本</w:t>
             </w:r>
@@ -19488,126 +18867,106 @@
       <w:pPr>
         <w:spacing w:after="0" w:line="360" w:lineRule="auto"/>
         <w:ind w:firstLine="480"/>
-        <w:rPr>
-          <w:lang w:eastAsia="zh-CN"/>
-        </w:rPr>
-      </w:pPr>
-      <w:r>
-        <w:rPr>
-          <w:color w:val="000000"/>
-          <w:lang w:eastAsia="zh-CN"/>
+      </w:pPr>
+      <w:r>
+        <w:rPr>
+          <w:color w:val="000000"/>
         </w:rPr>
         <w:t>实测该规则的效果：周杰伦</w:t>
       </w:r>
       <w:r>
         <w:rPr>
           <w:color w:val="000000"/>
-          <w:lang w:eastAsia="zh-CN"/>
         </w:rPr>
         <w:t xml:space="preserve"> 48 </w:t>
       </w:r>
       <w:r>
         <w:rPr>
           <w:color w:val="000000"/>
-          <w:lang w:eastAsia="zh-CN"/>
         </w:rPr>
         <w:t>张筛出</w:t>
       </w:r>
       <w:r>
         <w:rPr>
           <w:color w:val="000000"/>
-          <w:lang w:eastAsia="zh-CN"/>
         </w:rPr>
         <w:t xml:space="preserve"> 17 </w:t>
       </w:r>
       <w:r>
         <w:rPr>
           <w:color w:val="000000"/>
-          <w:lang w:eastAsia="zh-CN"/>
         </w:rPr>
         <w:t>张、林俊杰</w:t>
       </w:r>
       <w:r>
         <w:rPr>
           <w:color w:val="000000"/>
-          <w:lang w:eastAsia="zh-CN"/>
         </w:rPr>
         <w:t xml:space="preserve"> 80 </w:t>
       </w:r>
       <w:r>
         <w:rPr>
           <w:color w:val="000000"/>
-          <w:lang w:eastAsia="zh-CN"/>
         </w:rPr>
         <w:t>张筛出</w:t>
       </w:r>
       <w:r>
         <w:rPr>
           <w:color w:val="000000"/>
-          <w:lang w:eastAsia="zh-CN"/>
         </w:rPr>
         <w:t xml:space="preserve"> 16 </w:t>
       </w:r>
       <w:r>
         <w:rPr>
           <w:color w:val="000000"/>
-          <w:lang w:eastAsia="zh-CN"/>
         </w:rPr>
         <w:t>张、陈奕迅</w:t>
       </w:r>
       <w:r>
         <w:rPr>
           <w:color w:val="000000"/>
-          <w:lang w:eastAsia="zh-CN"/>
         </w:rPr>
         <w:t xml:space="preserve"> 122 </w:t>
       </w:r>
       <w:r>
         <w:rPr>
           <w:color w:val="000000"/>
-          <w:lang w:eastAsia="zh-CN"/>
         </w:rPr>
         <w:t>张筛出</w:t>
       </w:r>
       <w:r>
         <w:rPr>
           <w:color w:val="000000"/>
-          <w:lang w:eastAsia="zh-CN"/>
         </w:rPr>
         <w:t xml:space="preserve"> 44 </w:t>
       </w:r>
       <w:r>
         <w:rPr>
           <w:color w:val="000000"/>
-          <w:lang w:eastAsia="zh-CN"/>
         </w:rPr>
         <w:t>张、李荣浩</w:t>
       </w:r>
       <w:r>
         <w:rPr>
           <w:color w:val="000000"/>
-          <w:lang w:eastAsia="zh-CN"/>
         </w:rPr>
         <w:t xml:space="preserve"> 48 </w:t>
       </w:r>
       <w:r>
         <w:rPr>
           <w:color w:val="000000"/>
-          <w:lang w:eastAsia="zh-CN"/>
         </w:rPr>
         <w:t>张筛出</w:t>
       </w:r>
       <w:r>
         <w:rPr>
           <w:color w:val="000000"/>
-          <w:lang w:eastAsia="zh-CN"/>
         </w:rPr>
         <w:t xml:space="preserve"> 8 </w:t>
       </w:r>
       <w:r>
         <w:rPr>
           <w:color w:val="000000"/>
-          <w:lang w:eastAsia="zh-CN"/>
         </w:rPr>
         <w:t>张。</w:t>
       </w:r>
@@ -19616,14 +18975,10 @@
       <w:pPr>
         <w:spacing w:after="0" w:line="360" w:lineRule="auto"/>
         <w:ind w:firstLine="480"/>
-        <w:rPr>
-          <w:lang w:eastAsia="zh-CN"/>
-        </w:rPr>
-      </w:pPr>
-      <w:r>
-        <w:rPr>
-          <w:color w:val="000000"/>
-          <w:lang w:eastAsia="zh-CN"/>
+      </w:pPr>
+      <w:r>
+        <w:rPr>
+          <w:color w:val="000000"/>
         </w:rPr>
         <w:lastRenderedPageBreak/>
         <w:t>失败情形：过滤后专辑少于</w:t>
@@ -19631,98 +18986,84 @@
       <w:r>
         <w:rPr>
           <w:color w:val="000000"/>
-          <w:lang w:eastAsia="zh-CN"/>
         </w:rPr>
         <w:t xml:space="preserve"> 4 </w:t>
       </w:r>
       <w:r>
         <w:rPr>
           <w:color w:val="000000"/>
-          <w:lang w:eastAsia="zh-CN"/>
         </w:rPr>
         <w:t>张返回</w:t>
       </w:r>
       <w:r>
         <w:rPr>
           <w:color w:val="000000"/>
-          <w:lang w:eastAsia="zh-CN"/>
         </w:rPr>
         <w:t xml:space="preserve"> `1001`</w:t>
       </w:r>
       <w:r>
         <w:rPr>
           <w:color w:val="000000"/>
-          <w:lang w:eastAsia="zh-CN"/>
         </w:rPr>
         <w:t>；范围无法解析或歌手检索无相关结果返回</w:t>
       </w:r>
       <w:r>
         <w:rPr>
           <w:color w:val="000000"/>
-          <w:lang w:eastAsia="zh-CN"/>
         </w:rPr>
         <w:t xml:space="preserve"> `1002`</w:t>
       </w:r>
       <w:r>
         <w:rPr>
           <w:color w:val="000000"/>
-          <w:lang w:eastAsia="zh-CN"/>
         </w:rPr>
         <w:t>；</w:t>
       </w:r>
       <w:r>
         <w:rPr>
           <w:color w:val="000000"/>
-          <w:lang w:eastAsia="zh-CN"/>
         </w:rPr>
         <w:t xml:space="preserve">`multi-artist` </w:t>
       </w:r>
       <w:r>
         <w:rPr>
           <w:color w:val="000000"/>
-          <w:lang w:eastAsia="zh-CN"/>
         </w:rPr>
         <w:t>模式下歌手少于</w:t>
       </w:r>
       <w:r>
         <w:rPr>
           <w:color w:val="000000"/>
-          <w:lang w:eastAsia="zh-CN"/>
         </w:rPr>
         <w:t xml:space="preserve"> 2 </w:t>
       </w:r>
       <w:r>
         <w:rPr>
           <w:color w:val="000000"/>
-          <w:lang w:eastAsia="zh-CN"/>
         </w:rPr>
         <w:t>位或超过</w:t>
       </w:r>
       <w:r>
         <w:rPr>
           <w:color w:val="000000"/>
-          <w:lang w:eastAsia="zh-CN"/>
         </w:rPr>
         <w:t xml:space="preserve"> 6 </w:t>
       </w:r>
       <w:r>
         <w:rPr>
           <w:color w:val="000000"/>
-          <w:lang w:eastAsia="zh-CN"/>
         </w:rPr>
         <w:t>位返回</w:t>
       </w:r>
       <w:r>
         <w:rPr>
           <w:color w:val="000000"/>
-          <w:lang w:eastAsia="zh-CN"/>
         </w:rPr>
         <w:t xml:space="preserve"> `1001`</w:t>
       </w:r>
       <w:r>
         <w:rPr>
           <w:color w:val="000000"/>
-          <w:lang w:eastAsia="zh-CN"/>
         </w:rPr>
         <w:t>。</w:t>
       </w:r>
@@ -19731,84 +19072,70 @@
       <w:pPr>
         <w:spacing w:after="0" w:line="360" w:lineRule="auto"/>
         <w:ind w:firstLine="480"/>
-        <w:rPr>
-          <w:lang w:eastAsia="zh-CN"/>
-        </w:rPr>
-      </w:pPr>
-      <w:r>
-        <w:rPr>
-          <w:color w:val="000000"/>
-          <w:lang w:eastAsia="zh-CN"/>
+      </w:pPr>
+      <w:r>
+        <w:rPr>
+          <w:color w:val="000000"/>
         </w:rPr>
         <w:t>说明：返回体中的</w:t>
       </w:r>
       <w:r>
         <w:rPr>
           <w:color w:val="000000"/>
-          <w:lang w:eastAsia="zh-CN"/>
         </w:rPr>
         <w:t xml:space="preserve"> `hasBye` </w:t>
       </w:r>
       <w:r>
         <w:rPr>
           <w:color w:val="000000"/>
-          <w:lang w:eastAsia="zh-CN"/>
         </w:rPr>
         <w:t>表示是否安排了轮空（参赛数为奇数时为</w:t>
       </w:r>
       <w:r>
         <w:rPr>
           <w:color w:val="000000"/>
-          <w:lang w:eastAsia="zh-CN"/>
         </w:rPr>
         <w:t xml:space="preserve"> `true`</w:t>
       </w:r>
       <w:r>
         <w:rPr>
           <w:color w:val="000000"/>
-          <w:lang w:eastAsia="zh-CN"/>
         </w:rPr>
         <w:t>），该字段是</w:t>
       </w:r>
       <w:r>
         <w:rPr>
           <w:color w:val="000000"/>
-          <w:lang w:eastAsia="zh-CN"/>
         </w:rPr>
         <w:t>"</w:t>
       </w:r>
       <w:r>
         <w:rPr>
           <w:color w:val="000000"/>
-          <w:lang w:eastAsia="zh-CN"/>
         </w:rPr>
         <w:t>轮空处理</w:t>
       </w:r>
       <w:r>
         <w:rPr>
           <w:color w:val="000000"/>
-          <w:lang w:eastAsia="zh-CN"/>
         </w:rPr>
         <w:t>"</w:t>
       </w:r>
       <w:r>
         <w:rPr>
           <w:color w:val="000000"/>
-          <w:lang w:eastAsia="zh-CN"/>
         </w:rPr>
         <w:t>逻辑的直接体现；</w:t>
       </w:r>
       <w:r>
         <w:rPr>
           <w:color w:val="000000"/>
-          <w:lang w:eastAsia="zh-CN"/>
         </w:rPr>
         <w:t xml:space="preserve">`filtered` </w:t>
       </w:r>
       <w:r>
         <w:rPr>
           <w:color w:val="000000"/>
-          <w:lang w:eastAsia="zh-CN"/>
         </w:rPr>
         <w:t>则体现准入过滤逻辑。</w:t>
       </w:r>
@@ -19818,7 +19145,7 @@
         <w:pStyle w:val="21"/>
         <w:spacing w:after="120" w:line="360" w:lineRule="auto"/>
       </w:pPr>
-      <w:bookmarkStart w:id="28" w:name="_Toc240416127"/>
+      <w:bookmarkStart w:id="28" w:name="_Toc240456451"/>
       <w:r>
         <w:rPr>
           <w:rFonts w:ascii="黑体" w:eastAsia="黑体" w:hAnsi="黑体"/>
@@ -20224,7 +19551,7 @@
         <w:pStyle w:val="21"/>
         <w:spacing w:after="120" w:line="360" w:lineRule="auto"/>
       </w:pPr>
-      <w:bookmarkStart w:id="29" w:name="_Toc240416128"/>
+      <w:bookmarkStart w:id="29" w:name="_Toc240456452"/>
       <w:r>
         <w:rPr>
           <w:rFonts w:ascii="黑体" w:eastAsia="黑体" w:hAnsi="黑体"/>
@@ -20335,7 +19662,7 @@
           <w:color w:val="26313F"/>
           <w:sz w:val="18"/>
         </w:rPr>
-        <w:t xml:space="preserve">    "matchId": "6512f1b2c9e77b1d2a4f8e30",</w:t>
+        <w:t xml:space="preserve">    "finished": false,</w:t>
       </w:r>
     </w:p>
     <w:p>
@@ -20350,7 +19677,7 @@
           <w:color w:val="26313F"/>
           <w:sz w:val="18"/>
         </w:rPr>
-        <w:t xml:space="preserve">    "roundIndex": 2,</w:t>
+        <w:t xml:space="preserve">    "matchId": "6512f1b2c9e77b1d2a4f8e30",</w:t>
       </w:r>
     </w:p>
     <w:p>
@@ -20365,7 +19692,7 @@
           <w:color w:val="26313F"/>
           <w:sz w:val="18"/>
         </w:rPr>
-        <w:t xml:space="preserve">    "isRevival": false,</w:t>
+        <w:t xml:space="preserve">    "roundName": "semi",</w:t>
       </w:r>
     </w:p>
     <w:p>
@@ -20380,23 +19707,37 @@
           <w:color w:val="26313F"/>
           <w:sz w:val="18"/>
         </w:rPr>
-        <w:t xml:space="preserve">    "left": { "albumId": 1440928842, "name": "</w:t>
-      </w:r>
+        <w:t xml:space="preserve">    "roundIndex": 1,</w:t>
+      </w:r>
+    </w:p>
+    <w:p>
+      <w:pPr>
+        <w:shd w:val="clear" w:color="auto" w:fill="F2F4F7"/>
+        <w:spacing w:after="0" w:line="240" w:lineRule="auto"/>
+        <w:ind w:left="240"/>
+      </w:pPr>
       <w:r>
         <w:rPr>
           <w:rFonts w:ascii="Consolas" w:hAnsi="Consolas"/>
           <w:color w:val="26313F"/>
           <w:sz w:val="18"/>
         </w:rPr>
-        <w:t>范特西</w:t>
-      </w:r>
+        <w:t xml:space="preserve">    "isRevival": false,</w:t>
+      </w:r>
+    </w:p>
+    <w:p>
+      <w:pPr>
+        <w:shd w:val="clear" w:color="auto" w:fill="F2F4F7"/>
+        <w:spacing w:after="0" w:line="240" w:lineRule="auto"/>
+        <w:ind w:left="240"/>
+      </w:pPr>
       <w:r>
         <w:rPr>
           <w:rFonts w:ascii="Consolas" w:hAnsi="Consolas"/>
           <w:color w:val="26313F"/>
           <w:sz w:val="18"/>
         </w:rPr>
-        <w:t>", "artworkUrl": "https://...", "previewUrl": "https://..." },</w:t>
+        <w:t xml:space="preserve">    "isBye": false,</w:t>
       </w:r>
     </w:p>
     <w:p>
@@ -20411,7 +19752,8 @@
           <w:color w:val="26313F"/>
           <w:sz w:val="18"/>
         </w:rPr>
-        <w:t xml:space="preserve">    "right": { "albumId": 1440929700, "name": "</w:t>
+        <w:lastRenderedPageBreak/>
+        <w:t xml:space="preserve">    "left": { "albumId": 1440928842, "name": "</w:t>
       </w:r>
       <w:r>
         <w:rPr>
@@ -20419,7 +19761,7 @@
           <w:color w:val="26313F"/>
           <w:sz w:val="18"/>
         </w:rPr>
-        <w:t>叶惠美</w:t>
+        <w:t>范特西</w:t>
       </w:r>
       <w:r>
         <w:rPr>
@@ -20442,8 +19784,23 @@
           <w:color w:val="26313F"/>
           <w:sz w:val="18"/>
         </w:rPr>
-        <w:lastRenderedPageBreak/>
-        <w:t xml:space="preserve">    "finished": false</w:t>
+        <w:t xml:space="preserve">    "right": { "albumId": 1440929700, "name": "</w:t>
+      </w:r>
+      <w:r>
+        <w:rPr>
+          <w:rFonts w:ascii="Consolas" w:hAnsi="Consolas"/>
+          <w:color w:val="26313F"/>
+          <w:sz w:val="18"/>
+        </w:rPr>
+        <w:t>叶惠美</w:t>
+      </w:r>
+      <w:r>
+        <w:rPr>
+          <w:rFonts w:ascii="Consolas" w:hAnsi="Consolas"/>
+          <w:color w:val="26313F"/>
+          <w:sz w:val="18"/>
+        </w:rPr>
+        <w:t>", "artworkUrl": "https://...", "previewUrl": "https://..." },</w:t>
       </w:r>
     </w:p>
     <w:p>
@@ -20458,7 +19815,7 @@
           <w:color w:val="26313F"/>
           <w:sz w:val="18"/>
         </w:rPr>
-        <w:t xml:space="preserve">  }</w:t>
+        <w:t xml:space="preserve">    "progress": { "decided": 12, "total": 15 }</w:t>
       </w:r>
     </w:p>
     <w:p>
@@ -20473,6 +19830,21 @@
           <w:color w:val="26313F"/>
           <w:sz w:val="18"/>
         </w:rPr>
+        <w:t xml:space="preserve">  }</w:t>
+      </w:r>
+    </w:p>
+    <w:p>
+      <w:pPr>
+        <w:shd w:val="clear" w:color="auto" w:fill="F2F4F7"/>
+        <w:spacing w:after="0" w:line="240" w:lineRule="auto"/>
+        <w:ind w:left="240"/>
+      </w:pPr>
+      <w:r>
+        <w:rPr>
+          <w:rFonts w:ascii="Consolas" w:hAnsi="Consolas"/>
+          <w:color w:val="26313F"/>
+          <w:sz w:val="18"/>
+        </w:rPr>
         <w:t>}</w:t>
       </w:r>
     </w:p>
@@ -20491,6 +19863,84 @@
         <w:rPr>
           <w:color w:val="000000"/>
         </w:rPr>
+        <w:t xml:space="preserve">`left` / `right` </w:t>
+      </w:r>
+      <w:r>
+        <w:rPr>
+          <w:color w:val="000000"/>
+        </w:rPr>
+        <w:t>中的</w:t>
+      </w:r>
+      <w:r>
+        <w:rPr>
+          <w:color w:val="000000"/>
+        </w:rPr>
+        <w:t xml:space="preserve"> `albumId` </w:t>
+      </w:r>
+      <w:r>
+        <w:rPr>
+          <w:color w:val="000000"/>
+        </w:rPr>
+        <w:t>是</w:t>
+      </w:r>
+      <w:r>
+        <w:rPr>
+          <w:color w:val="000000"/>
+        </w:rPr>
+        <w:t>**</w:t>
+      </w:r>
+      <w:r>
+        <w:rPr>
+          <w:color w:val="000000"/>
+        </w:rPr>
+        <w:t>外部专辑标识</w:t>
+      </w:r>
+      <w:r>
+        <w:rPr>
+          <w:color w:val="000000"/>
+        </w:rPr>
+        <w:t>**</w:t>
+      </w:r>
+      <w:r>
+        <w:rPr>
+          <w:color w:val="000000"/>
+        </w:rPr>
+        <w:t>（数字），投票时原样回传即可；</w:t>
+      </w:r>
+      <w:r>
+        <w:rPr>
+          <w:color w:val="000000"/>
+        </w:rPr>
+        <w:t xml:space="preserve">`previewUrl` </w:t>
+      </w:r>
+      <w:r>
+        <w:rPr>
+          <w:color w:val="000000"/>
+        </w:rPr>
+        <w:t>为</w:t>
+      </w:r>
+      <w:r>
+        <w:rPr>
+          <w:color w:val="000000"/>
+        </w:rPr>
+        <w:t xml:space="preserve"> 30 </w:t>
+      </w:r>
+      <w:r>
+        <w:rPr>
+          <w:color w:val="000000"/>
+        </w:rPr>
+        <w:t>秒试听地址，为空表示该专辑暂无试听资源。</w:t>
+      </w:r>
+    </w:p>
+    <w:p>
+      <w:pPr>
+        <w:spacing w:after="0" w:line="360" w:lineRule="auto"/>
+        <w:ind w:firstLine="480"/>
+      </w:pPr>
+      <w:r>
+        <w:rPr>
+          <w:color w:val="000000"/>
+        </w:rPr>
         <w:t xml:space="preserve">`finished` </w:t>
       </w:r>
       <w:r>
@@ -20509,7 +19959,85 @@
         <w:rPr>
           <w:color w:val="000000"/>
         </w:rPr>
-        <w:t>表示全部轮次结束，前端跳转结果页。</w:t>
+        <w:t>表示全部场次已投完，前端跳转结果页，此时</w:t>
+      </w:r>
+      <w:r>
+        <w:rPr>
+          <w:color w:val="000000"/>
+        </w:rPr>
+        <w:t xml:space="preserve"> `left`</w:t>
+      </w:r>
+      <w:r>
+        <w:rPr>
+          <w:color w:val="000000"/>
+        </w:rPr>
+        <w:t>、</w:t>
+      </w:r>
+      <w:r>
+        <w:rPr>
+          <w:color w:val="000000"/>
+        </w:rPr>
+        <w:t xml:space="preserve">`right` </w:t>
+      </w:r>
+      <w:r>
+        <w:rPr>
+          <w:color w:val="000000"/>
+        </w:rPr>
+        <w:t>为</w:t>
+      </w:r>
+      <w:r>
+        <w:rPr>
+          <w:color w:val="000000"/>
+        </w:rPr>
+        <w:t xml:space="preserve"> `null`</w:t>
+      </w:r>
+      <w:r>
+        <w:rPr>
+          <w:color w:val="000000"/>
+        </w:rPr>
+        <w:t>。</w:t>
+      </w:r>
+    </w:p>
+    <w:p>
+      <w:pPr>
+        <w:spacing w:after="0" w:line="360" w:lineRule="auto"/>
+        <w:ind w:firstLine="480"/>
+      </w:pPr>
+      <w:r>
+        <w:rPr>
+          <w:color w:val="000000"/>
+        </w:rPr>
+        <w:t xml:space="preserve">`progress` </w:t>
+      </w:r>
+      <w:r>
+        <w:rPr>
+          <w:color w:val="000000"/>
+        </w:rPr>
+        <w:t>给出已投场次与总场次，其中</w:t>
+      </w:r>
+      <w:r>
+        <w:rPr>
+          <w:color w:val="000000"/>
+        </w:rPr>
+        <w:t xml:space="preserve"> `total` </w:t>
+      </w:r>
+      <w:r>
+        <w:rPr>
+          <w:color w:val="000000"/>
+        </w:rPr>
+        <w:t>恒等于创建对决时返回的</w:t>
+      </w:r>
+      <w:r>
+        <w:rPr>
+          <w:color w:val="000000"/>
+        </w:rPr>
+        <w:t xml:space="preserve"> `matchTotal`</w:t>
+      </w:r>
+      <w:r>
+        <w:rPr>
+          <w:color w:val="000000"/>
+        </w:rPr>
+        <w:t>（由赛制推导）。</w:t>
       </w:r>
     </w:p>
     <w:p>
@@ -20517,7 +20045,7 @@
         <w:pStyle w:val="21"/>
         <w:spacing w:after="120" w:line="360" w:lineRule="auto"/>
       </w:pPr>
-      <w:bookmarkStart w:id="30" w:name="_Toc240416129"/>
+      <w:bookmarkStart w:id="30" w:name="_Toc240456453"/>
       <w:r>
         <w:rPr>
           <w:rFonts w:ascii="黑体" w:eastAsia="黑体" w:hAnsi="黑体"/>
@@ -20705,7 +20233,7 @@
                 <w:color w:val="000000"/>
                 <w:sz w:val="21"/>
               </w:rPr>
-              <w:t>string</w:t>
+              <w:t>string / number</w:t>
             </w:r>
           </w:p>
         </w:tc>
@@ -20728,18 +20256,54 @@
             <w:tcW w:w="2078" w:type="dxa"/>
           </w:tcPr>
           <w:p>
-            <w:pPr>
-              <w:rPr>
-                <w:lang w:eastAsia="zh-CN"/>
-              </w:rPr>
-            </w:pPr>
-            <w:r>
-              <w:rPr>
-                <w:color w:val="000000"/>
-                <w:sz w:val="21"/>
-                <w:lang w:eastAsia="zh-CN"/>
-              </w:rPr>
-              <w:t>所投专辑，必须是该场次的左或右一方</w:t>
+            <w:r>
+              <w:rPr>
+                <w:color w:val="000000"/>
+                <w:sz w:val="21"/>
+              </w:rPr>
+              <w:t>所投专辑的</w:t>
+            </w:r>
+            <w:r>
+              <w:rPr>
+                <w:color w:val="000000"/>
+                <w:sz w:val="21"/>
+              </w:rPr>
+              <w:t>**</w:t>
+            </w:r>
+            <w:r>
+              <w:rPr>
+                <w:color w:val="000000"/>
+                <w:sz w:val="21"/>
+              </w:rPr>
+              <w:t>外部专辑标识</w:t>
+            </w:r>
+            <w:r>
+              <w:rPr>
+                <w:color w:val="000000"/>
+                <w:sz w:val="21"/>
+              </w:rPr>
+              <w:t>**</w:t>
+            </w:r>
+            <w:r>
+              <w:rPr>
+                <w:color w:val="000000"/>
+                <w:sz w:val="21"/>
+              </w:rPr>
+              <w:t>（与上场次中的</w:t>
+            </w:r>
+            <w:r>
+              <w:rPr>
+                <w:color w:val="000000"/>
+                <w:sz w:val="21"/>
+              </w:rPr>
+              <w:t xml:space="preserve"> `albumId` </w:t>
+            </w:r>
+            <w:r>
+              <w:rPr>
+                <w:color w:val="000000"/>
+                <w:sz w:val="21"/>
+              </w:rPr>
+              <w:t>一致），必须是该场次的左或右一方</w:t>
             </w:r>
           </w:p>
         </w:tc>
@@ -20802,7 +20366,7 @@
           <w:color w:val="26313F"/>
           <w:sz w:val="18"/>
         </w:rPr>
-        <w:t xml:space="preserve">  "data": { "matchId": "6512f1b2c9e77b1d2a4f8e30", "winnerAlbumId": 1440928842, "nextReady": true }</w:t>
+        <w:t xml:space="preserve">  "data": {</w:t>
       </w:r>
     </w:p>
     <w:p>
@@ -20810,132 +20374,14 @@
         <w:shd w:val="clear" w:color="auto" w:fill="F2F4F7"/>
         <w:spacing w:after="0" w:line="240" w:lineRule="auto"/>
         <w:ind w:left="240"/>
-        <w:rPr>
-          <w:lang w:eastAsia="zh-CN"/>
-        </w:rPr>
       </w:pPr>
       <w:r>
         <w:rPr>
           <w:rFonts w:ascii="Consolas" w:hAnsi="Consolas"/>
           <w:color w:val="26313F"/>
           <w:sz w:val="18"/>
-          <w:lang w:eastAsia="zh-CN"/>
-        </w:rPr>
-        <w:t>}</w:t>
-      </w:r>
-    </w:p>
-    <w:p>
-      <w:pPr>
-        <w:spacing w:after="0" w:line="360" w:lineRule="auto"/>
-        <w:ind w:firstLine="480"/>
-        <w:rPr>
-          <w:lang w:eastAsia="zh-CN"/>
-        </w:rPr>
-      </w:pPr>
-      <w:r>
-        <w:rPr>
-          <w:color w:val="000000"/>
-          <w:lang w:eastAsia="zh-CN"/>
-        </w:rPr>
-        <w:t>失败情形：同一场次重复投票返回</w:t>
-      </w:r>
-      <w:r>
-        <w:rPr>
-          <w:color w:val="000000"/>
-          <w:lang w:eastAsia="zh-CN"/>
-        </w:rPr>
-        <w:t xml:space="preserve"> `3001`</w:t>
-      </w:r>
-      <w:r>
-        <w:rPr>
-          <w:color w:val="000000"/>
-          <w:lang w:eastAsia="zh-CN"/>
-        </w:rPr>
-        <w:t>；</w:t>
-      </w:r>
-      <w:r>
-        <w:rPr>
-          <w:color w:val="000000"/>
-          <w:lang w:eastAsia="zh-CN"/>
-        </w:rPr>
-        <w:t xml:space="preserve">`albumId` </w:t>
-      </w:r>
-      <w:r>
-        <w:rPr>
-          <w:color w:val="000000"/>
-          <w:lang w:eastAsia="zh-CN"/>
-        </w:rPr>
-        <w:t>不属于该场次返回</w:t>
-      </w:r>
-      <w:r>
-        <w:rPr>
-          <w:color w:val="000000"/>
-          <w:lang w:eastAsia="zh-CN"/>
-        </w:rPr>
-        <w:t xml:space="preserve"> `1001`</w:t>
-      </w:r>
-      <w:r>
-        <w:rPr>
-          <w:color w:val="000000"/>
-          <w:lang w:eastAsia="zh-CN"/>
-        </w:rPr>
-        <w:t>。</w:t>
-      </w:r>
-    </w:p>
-    <w:p>
-      <w:pPr>
-        <w:pStyle w:val="21"/>
-        <w:spacing w:after="120" w:line="360" w:lineRule="auto"/>
-      </w:pPr>
-      <w:bookmarkStart w:id="31" w:name="_Toc240416130"/>
-      <w:r>
-        <w:rPr>
-          <w:rFonts w:ascii="黑体" w:eastAsia="黑体" w:hAnsi="黑体"/>
-        </w:rPr>
-        <w:t xml:space="preserve">5.5 </w:t>
-      </w:r>
-      <w:r>
-        <w:rPr>
-          <w:rFonts w:ascii="黑体" w:eastAsia="黑体" w:hAnsi="黑体"/>
-        </w:rPr>
-        <w:t xml:space="preserve">确认复活赛　</w:t>
-      </w:r>
-      <w:r>
-        <w:rPr>
-          <w:rFonts w:ascii="黑体" w:eastAsia="黑体" w:hAnsi="黑体"/>
-        </w:rPr>
-        <w:t>POST /api/battles/:id/revival</w:t>
-      </w:r>
-      <w:r>
-        <w:rPr>
-          <w:rFonts w:ascii="黑体" w:eastAsia="黑体" w:hAnsi="黑体"/>
-        </w:rPr>
-        <w:t xml:space="preserve">　（需要登录）</w:t>
-      </w:r>
-      <w:bookmarkEnd w:id="31"/>
-    </w:p>
-    <w:p>
-      <w:pPr>
-        <w:spacing w:after="0" w:line="360" w:lineRule="auto"/>
-        <w:ind w:firstLine="480"/>
-      </w:pPr>
-      <w:r>
-        <w:rPr>
-          <w:color w:val="000000"/>
-        </w:rPr>
-        <w:t>小组赛结束后调用。服务端按规则选出复活专辑并生成复活赛场次。若该对决不含复活赛，返回</w:t>
-      </w:r>
-      <w:r>
-        <w:rPr>
-          <w:color w:val="000000"/>
-        </w:rPr>
-        <w:t xml:space="preserve"> `1001`</w:t>
-      </w:r>
-      <w:r>
-        <w:rPr>
-          <w:color w:val="000000"/>
-        </w:rPr>
-        <w:t>。</w:t>
+        </w:rPr>
+        <w:t xml:space="preserve">    "invalid": false,</w:t>
       </w:r>
     </w:p>
     <w:p>
@@ -20950,7 +20396,7 @@
           <w:color w:val="26313F"/>
           <w:sz w:val="18"/>
         </w:rPr>
-        <w:t>{</w:t>
+        <w:t xml:space="preserve">    "matchId": "6512f1b2c9e77b1d2a4f8e30",</w:t>
       </w:r>
     </w:p>
     <w:p>
@@ -20965,7 +20411,7 @@
           <w:color w:val="26313F"/>
           <w:sz w:val="18"/>
         </w:rPr>
-        <w:t xml:space="preserve">  "code": 0,</w:t>
+        <w:t xml:space="preserve">    "winnerAlbumId": 1440928842,</w:t>
       </w:r>
     </w:p>
     <w:p>
@@ -20980,7 +20426,7 @@
           <w:color w:val="26313F"/>
           <w:sz w:val="18"/>
         </w:rPr>
-        <w:t xml:space="preserve">  "message": "ok",</w:t>
+        <w:t xml:space="preserve">    "leftVotes": 14,</w:t>
       </w:r>
     </w:p>
     <w:p>
@@ -20995,7 +20441,7 @@
           <w:color w:val="26313F"/>
           <w:sz w:val="18"/>
         </w:rPr>
-        <w:t xml:space="preserve">  "data": { "revivedAlbumIds": [1440929700], "newMatchCount": 1 }</w:t>
+        <w:t xml:space="preserve">    "rightVotes": 6,</w:t>
       </w:r>
     </w:p>
     <w:p>
@@ -21010,51 +20456,7 @@
           <w:color w:val="26313F"/>
           <w:sz w:val="18"/>
         </w:rPr>
-        <w:t>}</w:t>
-      </w:r>
-    </w:p>
-    <w:p>
-      <w:pPr>
-        <w:pStyle w:val="21"/>
-        <w:spacing w:after="120" w:line="360" w:lineRule="auto"/>
-      </w:pPr>
-      <w:bookmarkStart w:id="32" w:name="_Toc240416131"/>
-      <w:r>
-        <w:rPr>
-          <w:rFonts w:ascii="黑体" w:eastAsia="黑体" w:hAnsi="黑体"/>
-        </w:rPr>
-        <w:t xml:space="preserve">5.6 </w:t>
-      </w:r>
-      <w:r>
-        <w:rPr>
-          <w:rFonts w:ascii="黑体" w:eastAsia="黑体" w:hAnsi="黑体"/>
-        </w:rPr>
-        <w:t xml:space="preserve">对决结果　</w:t>
-      </w:r>
-      <w:r>
-        <w:rPr>
-          <w:rFonts w:ascii="黑体" w:eastAsia="黑体" w:hAnsi="黑体"/>
-        </w:rPr>
-        <w:t>GET /api/battles/:id/result</w:t>
-      </w:r>
-      <w:r>
-        <w:rPr>
-          <w:rFonts w:ascii="黑体" w:eastAsia="黑体" w:hAnsi="黑体"/>
-        </w:rPr>
-        <w:t xml:space="preserve">　（需要登录）</w:t>
-      </w:r>
-      <w:bookmarkEnd w:id="32"/>
-    </w:p>
-    <w:p>
-      <w:pPr>
-        <w:spacing w:after="0" w:line="360" w:lineRule="auto"/>
-        <w:ind w:firstLine="480"/>
-      </w:pPr>
-      <w:r>
-        <w:rPr>
-          <w:color w:val="000000"/>
-        </w:rPr>
-        <w:t>返回冠军与完整的夺冠路径，供结果页与分享图使用。</w:t>
+        <w:t xml:space="preserve">    "progress": { "decided": 13, "total": 15 }</w:t>
       </w:r>
     </w:p>
     <w:p>
@@ -21069,7 +20471,7 @@
           <w:color w:val="26313F"/>
           <w:sz w:val="18"/>
         </w:rPr>
-        <w:t>{</w:t>
+        <w:t xml:space="preserve">  }</w:t>
       </w:r>
     </w:p>
     <w:p>
@@ -21084,7 +20486,184 @@
           <w:color w:val="26313F"/>
           <w:sz w:val="18"/>
         </w:rPr>
-        <w:t xml:space="preserve">  "code": 0,</w:t>
+        <w:t>}</w:t>
+      </w:r>
+    </w:p>
+    <w:p>
+      <w:pPr>
+        <w:spacing w:after="0" w:line="360" w:lineRule="auto"/>
+        <w:ind w:firstLine="480"/>
+      </w:pPr>
+      <w:r>
+        <w:rPr>
+          <w:color w:val="000000"/>
+        </w:rPr>
+        <w:t>说明：</w:t>
+      </w:r>
+      <w:r>
+        <w:rPr>
+          <w:color w:val="000000"/>
+        </w:rPr>
+        <w:t xml:space="preserve">`winnerAlbumId` </w:t>
+      </w:r>
+      <w:r>
+        <w:rPr>
+          <w:color w:val="000000"/>
+        </w:rPr>
+        <w:t>为外部专辑标识；</w:t>
+      </w:r>
+      <w:r>
+        <w:rPr>
+          <w:color w:val="000000"/>
+        </w:rPr>
+        <w:t xml:space="preserve">`invalid` </w:t>
+      </w:r>
+      <w:r>
+        <w:rPr>
+          <w:color w:val="000000"/>
+        </w:rPr>
+        <w:t>为</w:t>
+      </w:r>
+      <w:r>
+        <w:rPr>
+          <w:color w:val="000000"/>
+        </w:rPr>
+        <w:t xml:space="preserve"> `true` </w:t>
+      </w:r>
+      <w:r>
+        <w:rPr>
+          <w:color w:val="000000"/>
+        </w:rPr>
+        <w:t>表示该票被判定为异常（不计入统计），此时</w:t>
+      </w:r>
+      <w:r>
+        <w:rPr>
+          <w:color w:val="000000"/>
+        </w:rPr>
+        <w:t xml:space="preserve"> `message` </w:t>
+      </w:r>
+      <w:r>
+        <w:rPr>
+          <w:color w:val="000000"/>
+        </w:rPr>
+        <w:t>给出原因。</w:t>
+      </w:r>
+    </w:p>
+    <w:p>
+      <w:pPr>
+        <w:spacing w:after="0" w:line="360" w:lineRule="auto"/>
+        <w:ind w:firstLine="480"/>
+      </w:pPr>
+      <w:r>
+        <w:rPr>
+          <w:color w:val="000000"/>
+        </w:rPr>
+        <w:t>失败情形：同一场次重复投票返回</w:t>
+      </w:r>
+      <w:r>
+        <w:rPr>
+          <w:color w:val="000000"/>
+        </w:rPr>
+        <w:t xml:space="preserve"> `3001`</w:t>
+      </w:r>
+      <w:r>
+        <w:rPr>
+          <w:color w:val="000000"/>
+        </w:rPr>
+        <w:t>；</w:t>
+      </w:r>
+      <w:r>
+        <w:rPr>
+          <w:color w:val="000000"/>
+        </w:rPr>
+        <w:t xml:space="preserve">`albumId` </w:t>
+      </w:r>
+      <w:r>
+        <w:rPr>
+          <w:color w:val="000000"/>
+        </w:rPr>
+        <w:t>不属于该场次返回</w:t>
+      </w:r>
+      <w:r>
+        <w:rPr>
+          <w:color w:val="000000"/>
+        </w:rPr>
+        <w:t xml:space="preserve"> `1001`</w:t>
+      </w:r>
+      <w:r>
+        <w:rPr>
+          <w:color w:val="000000"/>
+        </w:rPr>
+        <w:t>；两次投票间隔过短返回</w:t>
+      </w:r>
+      <w:r>
+        <w:rPr>
+          <w:color w:val="000000"/>
+        </w:rPr>
+        <w:t xml:space="preserve"> `1003`</w:t>
+      </w:r>
+      <w:r>
+        <w:rPr>
+          <w:color w:val="000000"/>
+        </w:rPr>
+        <w:t>（该票不计违规）。</w:t>
+      </w:r>
+    </w:p>
+    <w:p>
+      <w:pPr>
+        <w:pStyle w:val="21"/>
+        <w:spacing w:after="120" w:line="360" w:lineRule="auto"/>
+      </w:pPr>
+      <w:bookmarkStart w:id="31" w:name="_Toc240456454"/>
+      <w:r>
+        <w:rPr>
+          <w:rFonts w:ascii="黑体" w:eastAsia="黑体" w:hAnsi="黑体"/>
+        </w:rPr>
+        <w:lastRenderedPageBreak/>
+        <w:t xml:space="preserve">5.5 </w:t>
+      </w:r>
+      <w:r>
+        <w:rPr>
+          <w:rFonts w:ascii="黑体" w:eastAsia="黑体" w:hAnsi="黑体"/>
+        </w:rPr>
+        <w:t xml:space="preserve">确认复活赛　</w:t>
+      </w:r>
+      <w:r>
+        <w:rPr>
+          <w:rFonts w:ascii="黑体" w:eastAsia="黑体" w:hAnsi="黑体"/>
+        </w:rPr>
+        <w:t>POST /api/battles/:id/revival</w:t>
+      </w:r>
+      <w:r>
+        <w:rPr>
+          <w:rFonts w:ascii="黑体" w:eastAsia="黑体" w:hAnsi="黑体"/>
+        </w:rPr>
+        <w:t xml:space="preserve">　（需要登录）</w:t>
+      </w:r>
+      <w:bookmarkEnd w:id="31"/>
+    </w:p>
+    <w:p>
+      <w:pPr>
+        <w:spacing w:after="0" w:line="360" w:lineRule="auto"/>
+        <w:ind w:firstLine="480"/>
+      </w:pPr>
+      <w:r>
+        <w:rPr>
+          <w:color w:val="000000"/>
+        </w:rPr>
+        <w:t>小组赛结束后调用。服务端按规则选出复活专辑并生成复活赛场次。若该对决不含复活赛，返回</w:t>
+      </w:r>
+      <w:r>
+        <w:rPr>
+          <w:color w:val="000000"/>
+        </w:rPr>
+        <w:t xml:space="preserve"> `1001`</w:t>
+      </w:r>
+      <w:r>
+        <w:rPr>
+          <w:color w:val="000000"/>
+        </w:rPr>
+        <w:t>。</w:t>
       </w:r>
     </w:p>
     <w:p>
@@ -21099,7 +20678,7 @@
           <w:color w:val="26313F"/>
           <w:sz w:val="18"/>
         </w:rPr>
-        <w:t xml:space="preserve">  "message": "ok",</w:t>
+        <w:t>{</w:t>
       </w:r>
     </w:p>
     <w:p>
@@ -21114,7 +20693,7 @@
           <w:color w:val="26313F"/>
           <w:sz w:val="18"/>
         </w:rPr>
-        <w:t xml:space="preserve">  "data": {</w:t>
+        <w:t xml:space="preserve">  "code": 0,</w:t>
       </w:r>
     </w:p>
     <w:p>
@@ -21129,39 +20708,111 @@
           <w:color w:val="26313F"/>
           <w:sz w:val="18"/>
         </w:rPr>
-        <w:t xml:space="preserve">    "champion": { "albumId": 1440928842, "name": "</w:t>
-      </w:r>
+        <w:t xml:space="preserve">  "message": "ok",</w:t>
+      </w:r>
+    </w:p>
+    <w:p>
+      <w:pPr>
+        <w:shd w:val="clear" w:color="auto" w:fill="F2F4F7"/>
+        <w:spacing w:after="0" w:line="240" w:lineRule="auto"/>
+        <w:ind w:left="240"/>
+      </w:pPr>
       <w:r>
         <w:rPr>
           <w:rFonts w:ascii="Consolas" w:hAnsi="Consolas"/>
           <w:color w:val="26313F"/>
           <w:sz w:val="18"/>
         </w:rPr>
-        <w:t>范特西</w:t>
-      </w:r>
+        <w:t xml:space="preserve">  "data": { "revivedAlbumIds": [1440929700], "newMatchCount": 1 }</w:t>
+      </w:r>
+    </w:p>
+    <w:p>
+      <w:pPr>
+        <w:shd w:val="clear" w:color="auto" w:fill="F2F4F7"/>
+        <w:spacing w:after="0" w:line="240" w:lineRule="auto"/>
+        <w:ind w:left="240"/>
+      </w:pPr>
       <w:r>
         <w:rPr>
           <w:rFonts w:ascii="Consolas" w:hAnsi="Consolas"/>
           <w:color w:val="26313F"/>
           <w:sz w:val="18"/>
         </w:rPr>
-        <w:t>", "artistName": "</w:t>
-      </w:r>
+        <w:t>}</w:t>
+      </w:r>
+    </w:p>
+    <w:p>
+      <w:pPr>
+        <w:pStyle w:val="21"/>
+        <w:spacing w:after="120" w:line="360" w:lineRule="auto"/>
+      </w:pPr>
+      <w:bookmarkStart w:id="32" w:name="_Toc240456455"/>
+      <w:r>
+        <w:rPr>
+          <w:rFonts w:ascii="黑体" w:eastAsia="黑体" w:hAnsi="黑体"/>
+        </w:rPr>
+        <w:t xml:space="preserve">5.6 </w:t>
+      </w:r>
+      <w:r>
+        <w:rPr>
+          <w:rFonts w:ascii="黑体" w:eastAsia="黑体" w:hAnsi="黑体"/>
+        </w:rPr>
+        <w:t xml:space="preserve">对决结果　</w:t>
+      </w:r>
+      <w:r>
+        <w:rPr>
+          <w:rFonts w:ascii="黑体" w:eastAsia="黑体" w:hAnsi="黑体"/>
+        </w:rPr>
+        <w:t>GET /api/battles/:id/result</w:t>
+      </w:r>
+      <w:r>
+        <w:rPr>
+          <w:rFonts w:ascii="黑体" w:eastAsia="黑体" w:hAnsi="黑体"/>
+        </w:rPr>
+        <w:t xml:space="preserve">　（需要登录）</w:t>
+      </w:r>
+      <w:bookmarkEnd w:id="32"/>
+    </w:p>
+    <w:p>
+      <w:pPr>
+        <w:spacing w:after="0" w:line="360" w:lineRule="auto"/>
+        <w:ind w:firstLine="480"/>
+      </w:pPr>
+      <w:r>
+        <w:rPr>
+          <w:color w:val="000000"/>
+        </w:rPr>
+        <w:t>返回冠军与完整的夺冠路径，供结果页与分享图使用。</w:t>
+      </w:r>
+    </w:p>
+    <w:p>
+      <w:pPr>
+        <w:shd w:val="clear" w:color="auto" w:fill="F2F4F7"/>
+        <w:spacing w:after="0" w:line="240" w:lineRule="auto"/>
+        <w:ind w:left="240"/>
+      </w:pPr>
       <w:r>
         <w:rPr>
           <w:rFonts w:ascii="Consolas" w:hAnsi="Consolas"/>
           <w:color w:val="26313F"/>
           <w:sz w:val="18"/>
         </w:rPr>
-        <w:t>周杰伦</w:t>
-      </w:r>
+        <w:t>{</w:t>
+      </w:r>
+    </w:p>
+    <w:p>
+      <w:pPr>
+        <w:shd w:val="clear" w:color="auto" w:fill="F2F4F7"/>
+        <w:spacing w:after="0" w:line="240" w:lineRule="auto"/>
+        <w:ind w:left="240"/>
+      </w:pPr>
       <w:r>
         <w:rPr>
           <w:rFonts w:ascii="Consolas" w:hAnsi="Consolas"/>
           <w:color w:val="26313F"/>
           <w:sz w:val="18"/>
         </w:rPr>
-        <w:t>", "artworkUrl": "https://..." },</w:t>
+        <w:t xml:space="preserve">  "code": 0,</w:t>
       </w:r>
     </w:p>
     <w:p>
@@ -21176,7 +20827,7 @@
           <w:color w:val="26313F"/>
           <w:sz w:val="18"/>
         </w:rPr>
-        <w:t xml:space="preserve">    "path": [</w:t>
+        <w:t xml:space="preserve">  "message": "ok",</w:t>
       </w:r>
     </w:p>
     <w:p>
@@ -21191,15 +20842,22 @@
           <w:color w:val="26313F"/>
           <w:sz w:val="18"/>
         </w:rPr>
-        <w:t xml:space="preserve">      { "roundIndex": 1, "opponentName": "</w:t>
-      </w:r>
+        <w:t xml:space="preserve">  "data": {</w:t>
+      </w:r>
+    </w:p>
+    <w:p>
+      <w:pPr>
+        <w:shd w:val="clear" w:color="auto" w:fill="F2F4F7"/>
+        <w:spacing w:after="0" w:line="240" w:lineRule="auto"/>
+        <w:ind w:left="240"/>
+      </w:pPr>
       <w:r>
         <w:rPr>
           <w:rFonts w:ascii="Consolas" w:hAnsi="Consolas"/>
           <w:color w:val="26313F"/>
           <w:sz w:val="18"/>
         </w:rPr>
-        <w:t>叶惠美</w:t>
+        <w:t xml:space="preserve">    "champion": { "albumId": 1440928842, "name": "</w:t>
       </w:r>
       <w:r>
         <w:rPr>
@@ -21207,7 +20865,31 @@
           <w:color w:val="26313F"/>
           <w:sz w:val="18"/>
         </w:rPr>
-        <w:t>", "winVotes": 37, "loseVotes": 22 },</w:t>
+        <w:t>范特西</w:t>
+      </w:r>
+      <w:r>
+        <w:rPr>
+          <w:rFonts w:ascii="Consolas" w:hAnsi="Consolas"/>
+          <w:color w:val="26313F"/>
+          <w:sz w:val="18"/>
+        </w:rPr>
+        <w:t>", "artistName": "</w:t>
+      </w:r>
+      <w:r>
+        <w:rPr>
+          <w:rFonts w:ascii="Consolas" w:hAnsi="Consolas"/>
+          <w:color w:val="26313F"/>
+          <w:sz w:val="18"/>
+        </w:rPr>
+        <w:t>周杰伦</w:t>
+      </w:r>
+      <w:r>
+        <w:rPr>
+          <w:rFonts w:ascii="Consolas" w:hAnsi="Consolas"/>
+          <w:color w:val="26313F"/>
+          <w:sz w:val="18"/>
+        </w:rPr>
+        <w:t>", "artworkUrl": "https://..." },</w:t>
       </w:r>
     </w:p>
     <w:p>
@@ -21222,15 +20904,22 @@
           <w:color w:val="26313F"/>
           <w:sz w:val="18"/>
         </w:rPr>
-        <w:t xml:space="preserve">      { "roundIndex": 2, "opponentName": "</w:t>
-      </w:r>
+        <w:t xml:space="preserve">    "path": [</w:t>
+      </w:r>
+    </w:p>
+    <w:p>
+      <w:pPr>
+        <w:shd w:val="clear" w:color="auto" w:fill="F2F4F7"/>
+        <w:spacing w:after="0" w:line="240" w:lineRule="auto"/>
+        <w:ind w:left="240"/>
+      </w:pPr>
       <w:r>
         <w:rPr>
           <w:rFonts w:ascii="Consolas" w:hAnsi="Consolas"/>
           <w:color w:val="26313F"/>
           <w:sz w:val="18"/>
         </w:rPr>
-        <w:t>十一月的萧邦</w:t>
+        <w:t xml:space="preserve">      { "roundIndex": 1, "opponentName": "</w:t>
       </w:r>
       <w:r>
         <w:rPr>
@@ -21238,7 +20927,15 @@
           <w:color w:val="26313F"/>
           <w:sz w:val="18"/>
         </w:rPr>
-        <w:t>", "winVotes": 41, "loseVotes": 18 }</w:t>
+        <w:t>叶惠美</w:t>
+      </w:r>
+      <w:r>
+        <w:rPr>
+          <w:rFonts w:ascii="Consolas" w:hAnsi="Consolas"/>
+          <w:color w:val="26313F"/>
+          <w:sz w:val="18"/>
+        </w:rPr>
+        <w:t>", "winVotes": 37, "loseVotes": 22 },</w:t>
       </w:r>
     </w:p>
     <w:p>
@@ -21253,7 +20950,23 @@
           <w:color w:val="26313F"/>
           <w:sz w:val="18"/>
         </w:rPr>
-        <w:t xml:space="preserve">    ],</w:t>
+        <w:t xml:space="preserve">      { "roundIndex": 2, "opponentName": "</w:t>
+      </w:r>
+      <w:r>
+        <w:rPr>
+          <w:rFonts w:ascii="Consolas" w:hAnsi="Consolas"/>
+          <w:color w:val="26313F"/>
+          <w:sz w:val="18"/>
+        </w:rPr>
+        <w:t>十一月的萧邦</w:t>
+      </w:r>
+      <w:r>
+        <w:rPr>
+          <w:rFonts w:ascii="Consolas" w:hAnsi="Consolas"/>
+          <w:color w:val="26313F"/>
+          <w:sz w:val="18"/>
+        </w:rPr>
+        <w:t>", "winVotes": 41, "loseVotes": 18 }</w:t>
       </w:r>
     </w:p>
     <w:p>
@@ -21268,7 +20981,7 @@
           <w:color w:val="26313F"/>
           <w:sz w:val="18"/>
         </w:rPr>
-        <w:t xml:space="preserve">    "totalVotes": 128</w:t>
+        <w:t xml:space="preserve">    ],</w:t>
       </w:r>
     </w:p>
     <w:p>
@@ -21283,7 +20996,7 @@
           <w:color w:val="26313F"/>
           <w:sz w:val="18"/>
         </w:rPr>
-        <w:t xml:space="preserve">  }</w:t>
+        <w:t xml:space="preserve">    "totalVotes": 128</w:t>
       </w:r>
     </w:p>
     <w:p>
@@ -21298,64 +21011,7 @@
           <w:color w:val="26313F"/>
           <w:sz w:val="18"/>
         </w:rPr>
-        <w:t>}</w:t>
-      </w:r>
-    </w:p>
-    <w:p>
-      <w:pPr>
-        <w:pStyle w:val="21"/>
-        <w:spacing w:after="120" w:line="360" w:lineRule="auto"/>
-      </w:pPr>
-      <w:bookmarkStart w:id="33" w:name="_Toc240416132"/>
-      <w:r>
-        <w:rPr>
-          <w:rFonts w:ascii="黑体" w:eastAsia="黑体" w:hAnsi="黑体"/>
-        </w:rPr>
-        <w:lastRenderedPageBreak/>
-        <w:t xml:space="preserve">5.7 </w:t>
-      </w:r>
-      <w:r>
-        <w:rPr>
-          <w:rFonts w:ascii="黑体" w:eastAsia="黑体" w:hAnsi="黑体"/>
-        </w:rPr>
-        <w:t xml:space="preserve">我的对决列表　</w:t>
-      </w:r>
-      <w:r>
-        <w:rPr>
-          <w:rFonts w:ascii="黑体" w:eastAsia="黑体" w:hAnsi="黑体"/>
-        </w:rPr>
-        <w:t>GET /api/battles</w:t>
-      </w:r>
-      <w:r>
-        <w:rPr>
-          <w:rFonts w:ascii="黑体" w:eastAsia="黑体" w:hAnsi="黑体"/>
-        </w:rPr>
-        <w:t xml:space="preserve">　（需要登录）</w:t>
-      </w:r>
-      <w:bookmarkEnd w:id="33"/>
-    </w:p>
-    <w:p>
-      <w:pPr>
-        <w:spacing w:after="0" w:line="360" w:lineRule="auto"/>
-        <w:ind w:firstLine="480"/>
-      </w:pPr>
-      <w:r>
-        <w:rPr>
-          <w:color w:val="000000"/>
-        </w:rPr>
-        <w:t>支持分页，参数同</w:t>
-      </w:r>
-      <w:r>
-        <w:rPr>
-          <w:color w:val="000000"/>
-        </w:rPr>
-        <w:t xml:space="preserve"> 2.5 </w:t>
-      </w:r>
-      <w:r>
-        <w:rPr>
-          <w:color w:val="000000"/>
-        </w:rPr>
-        <w:t>节。</w:t>
+        <w:t xml:space="preserve">  }</w:t>
       </w:r>
     </w:p>
     <w:p>
@@ -21370,7 +21026,63 @@
           <w:color w:val="26313F"/>
           <w:sz w:val="18"/>
         </w:rPr>
-        <w:t>{</w:t>
+        <w:t>}</w:t>
+      </w:r>
+    </w:p>
+    <w:p>
+      <w:pPr>
+        <w:pStyle w:val="21"/>
+        <w:spacing w:after="120" w:line="360" w:lineRule="auto"/>
+      </w:pPr>
+      <w:bookmarkStart w:id="33" w:name="_Toc240456456"/>
+      <w:r>
+        <w:rPr>
+          <w:rFonts w:ascii="黑体" w:eastAsia="黑体" w:hAnsi="黑体"/>
+        </w:rPr>
+        <w:t xml:space="preserve">5.7 </w:t>
+      </w:r>
+      <w:r>
+        <w:rPr>
+          <w:rFonts w:ascii="黑体" w:eastAsia="黑体" w:hAnsi="黑体"/>
+        </w:rPr>
+        <w:t xml:space="preserve">我的对决列表　</w:t>
+      </w:r>
+      <w:r>
+        <w:rPr>
+          <w:rFonts w:ascii="黑体" w:eastAsia="黑体" w:hAnsi="黑体"/>
+        </w:rPr>
+        <w:t>GET /api/battles</w:t>
+      </w:r>
+      <w:r>
+        <w:rPr>
+          <w:rFonts w:ascii="黑体" w:eastAsia="黑体" w:hAnsi="黑体"/>
+        </w:rPr>
+        <w:t xml:space="preserve">　（需要登录）</w:t>
+      </w:r>
+      <w:bookmarkEnd w:id="33"/>
+    </w:p>
+    <w:p>
+      <w:pPr>
+        <w:spacing w:after="0" w:line="360" w:lineRule="auto"/>
+        <w:ind w:firstLine="480"/>
+      </w:pPr>
+      <w:r>
+        <w:rPr>
+          <w:color w:val="000000"/>
+        </w:rPr>
+        <w:t>支持分页，参数同</w:t>
+      </w:r>
+      <w:r>
+        <w:rPr>
+          <w:color w:val="000000"/>
+        </w:rPr>
+        <w:t xml:space="preserve"> 2.5 </w:t>
+      </w:r>
+      <w:r>
+        <w:rPr>
+          <w:color w:val="000000"/>
+        </w:rPr>
+        <w:t>节。</w:t>
       </w:r>
     </w:p>
     <w:p>
@@ -21385,7 +21097,7 @@
           <w:color w:val="26313F"/>
           <w:sz w:val="18"/>
         </w:rPr>
-        <w:t xml:space="preserve">  "code": 0,</w:t>
+        <w:t>{</w:t>
       </w:r>
     </w:p>
     <w:p>
@@ -21400,7 +21112,7 @@
           <w:color w:val="26313F"/>
           <w:sz w:val="18"/>
         </w:rPr>
-        <w:t xml:space="preserve">  "message": "ok",</w:t>
+        <w:t xml:space="preserve">  "code": 0,</w:t>
       </w:r>
     </w:p>
     <w:p>
@@ -21415,7 +21127,7 @@
           <w:color w:val="26313F"/>
           <w:sz w:val="18"/>
         </w:rPr>
-        <w:t xml:space="preserve">  "data": {</w:t>
+        <w:t xml:space="preserve">  "message": "ok",</w:t>
       </w:r>
     </w:p>
     <w:p>
@@ -21430,7 +21142,7 @@
           <w:color w:val="26313F"/>
           <w:sz w:val="18"/>
         </w:rPr>
-        <w:t xml:space="preserve">    "list": [</w:t>
+        <w:t xml:space="preserve">  "data": {</w:t>
       </w:r>
     </w:p>
     <w:p>
@@ -21445,15 +21157,22 @@
           <w:color w:val="26313F"/>
           <w:sz w:val="18"/>
         </w:rPr>
-        <w:t xml:space="preserve">      { "battleId": "6512f...", "scopeKey": "</w:t>
-      </w:r>
+        <w:t xml:space="preserve">    "list": [</w:t>
+      </w:r>
+    </w:p>
+    <w:p>
+      <w:pPr>
+        <w:shd w:val="clear" w:color="auto" w:fill="F2F4F7"/>
+        <w:spacing w:after="0" w:line="240" w:lineRule="auto"/>
+        <w:ind w:left="240"/>
+      </w:pPr>
       <w:r>
         <w:rPr>
           <w:rFonts w:ascii="Consolas" w:hAnsi="Consolas"/>
           <w:color w:val="26313F"/>
           <w:sz w:val="18"/>
         </w:rPr>
-        <w:t>周杰伦</w:t>
+        <w:t xml:space="preserve">      { "battleId": "6512f...", "scopeKey": "</w:t>
       </w:r>
       <w:r>
         <w:rPr>
@@ -21461,7 +21180,7 @@
           <w:color w:val="26313F"/>
           <w:sz w:val="18"/>
         </w:rPr>
-        <w:t>", "status": "finished", "championName": "</w:t>
+        <w:t>周杰伦</w:t>
       </w:r>
       <w:r>
         <w:rPr>
@@ -21469,7 +21188,7 @@
           <w:color w:val="26313F"/>
           <w:sz w:val="18"/>
         </w:rPr>
-        <w:t>范特西</w:t>
+        <w:t>", "status": "finished", "championName": "</w:t>
       </w:r>
       <w:r>
         <w:rPr>
@@ -21477,6 +21196,14 @@
           <w:color w:val="26313F"/>
           <w:sz w:val="18"/>
         </w:rPr>
+        <w:t>范特西</w:t>
+      </w:r>
+      <w:r>
+        <w:rPr>
+          <w:rFonts w:ascii="Consolas" w:hAnsi="Consolas"/>
+          <w:color w:val="26313F"/>
+          <w:sz w:val="18"/>
+        </w:rPr>
         <w:t>", "createdAt": "2026-09-15T06:10:00.000Z" }</w:t>
       </w:r>
     </w:p>
@@ -21575,7 +21302,7 @@
         <w:pStyle w:val="21"/>
         <w:spacing w:after="120" w:line="360" w:lineRule="auto"/>
       </w:pPr>
-      <w:bookmarkStart w:id="34" w:name="_Toc240416133"/>
+      <w:bookmarkStart w:id="34" w:name="_Toc240456457"/>
       <w:r>
         <w:rPr>
           <w:rFonts w:ascii="黑体" w:eastAsia="黑体" w:hAnsi="黑体"/>
@@ -21646,11 +21373,12 @@
         <w:pStyle w:val="1"/>
         <w:spacing w:before="240" w:after="120" w:line="360" w:lineRule="auto"/>
       </w:pPr>
-      <w:bookmarkStart w:id="35" w:name="_Toc240416134"/>
+      <w:bookmarkStart w:id="35" w:name="_Toc240456458"/>
       <w:r>
         <w:rPr>
           <w:rFonts w:ascii="黑体" w:eastAsia="黑体" w:hAnsi="黑体"/>
         </w:rPr>
+        <w:lastRenderedPageBreak/>
         <w:t>六、音乐人格测评接口</w:t>
       </w:r>
       <w:bookmarkEnd w:id="35"/>
@@ -21660,7 +21388,7 @@
         <w:pStyle w:val="21"/>
         <w:spacing w:after="120" w:line="360" w:lineRule="auto"/>
       </w:pPr>
-      <w:bookmarkStart w:id="36" w:name="_Toc240416135"/>
+      <w:bookmarkStart w:id="36" w:name="_Toc240456459"/>
       <w:r>
         <w:rPr>
           <w:rFonts w:ascii="黑体" w:eastAsia="黑体" w:hAnsi="黑体"/>
@@ -22251,7 +21979,6 @@
         <w:rPr>
           <w:color w:val="000000"/>
         </w:rPr>
-        <w:lastRenderedPageBreak/>
         <w:t>说明：选项中的</w:t>
       </w:r>
       <w:r>
@@ -22308,7 +22035,7 @@
         <w:pStyle w:val="21"/>
         <w:spacing w:after="120" w:line="360" w:lineRule="auto"/>
       </w:pPr>
-      <w:bookmarkStart w:id="37" w:name="_Toc240416136"/>
+      <w:bookmarkStart w:id="37" w:name="_Toc240456460"/>
       <w:r>
         <w:rPr>
           <w:rFonts w:ascii="黑体" w:eastAsia="黑体" w:hAnsi="黑体"/>
@@ -22862,6 +22589,7 @@
           <w:color w:val="26313F"/>
           <w:sz w:val="18"/>
         </w:rPr>
+        <w:lastRenderedPageBreak/>
         <w:t xml:space="preserve">      { "albumId": 1440928842, "name": "</w:t>
       </w:r>
       <w:r>
@@ -22930,9 +22658,6 @@
       <w:pPr>
         <w:spacing w:after="0" w:line="360" w:lineRule="auto"/>
         <w:ind w:firstLine="480"/>
-        <w:rPr>
-          <w:lang w:eastAsia="zh-CN"/>
-        </w:rPr>
       </w:pPr>
       <w:r>
         <w:rPr>
@@ -22974,56 +22699,41 @@
         <w:rPr>
           <w:color w:val="000000"/>
         </w:rPr>
-        <w:t>表示因调用失败而使用模板兜底。</w:t>
-      </w:r>
-      <w:r>
-        <w:rPr>
-          <w:color w:val="000000"/>
-          <w:lang w:eastAsia="zh-CN"/>
-        </w:rPr>
-        <w:t>该字段保证降级行为对前端透明、对测试可验证。</w:t>
+        <w:t>表示因调用失败而使用模板兜底。该字段保证降级行为对前端透明、对测试可验证。</w:t>
       </w:r>
     </w:p>
     <w:p>
       <w:pPr>
         <w:spacing w:after="0" w:line="360" w:lineRule="auto"/>
         <w:ind w:firstLine="480"/>
-        <w:rPr>
-          <w:lang w:eastAsia="zh-CN"/>
-        </w:rPr>
-      </w:pPr>
-      <w:r>
-        <w:rPr>
-          <w:color w:val="000000"/>
-          <w:lang w:eastAsia="zh-CN"/>
+      </w:pPr>
+      <w:r>
+        <w:rPr>
+          <w:color w:val="000000"/>
         </w:rPr>
         <w:t>失败情形：答案数量不足或题目</w:t>
       </w:r>
       <w:r>
         <w:rPr>
           <w:color w:val="000000"/>
-          <w:lang w:eastAsia="zh-CN"/>
         </w:rPr>
         <w:t xml:space="preserve"> ID </w:t>
       </w:r>
       <w:r>
         <w:rPr>
           <w:color w:val="000000"/>
-          <w:lang w:eastAsia="zh-CN"/>
         </w:rPr>
         <w:t>不合法返回</w:t>
       </w:r>
       <w:r>
         <w:rPr>
           <w:color w:val="000000"/>
-          <w:lang w:eastAsia="zh-CN"/>
         </w:rPr>
         <w:t xml:space="preserve"> `1001`</w:t>
       </w:r>
       <w:r>
         <w:rPr>
           <w:color w:val="000000"/>
-          <w:lang w:eastAsia="zh-CN"/>
         </w:rPr>
         <w:t>。</w:t>
       </w:r>
@@ -23033,7 +22743,7 @@
         <w:pStyle w:val="21"/>
         <w:spacing w:after="120" w:line="360" w:lineRule="auto"/>
       </w:pPr>
-      <w:bookmarkStart w:id="38" w:name="_Toc240416137"/>
+      <w:bookmarkStart w:id="38" w:name="_Toc240456461"/>
       <w:r>
         <w:rPr>
           <w:rFonts w:ascii="黑体" w:eastAsia="黑体" w:hAnsi="黑体"/>
@@ -23101,7 +22811,7 @@
         <w:pStyle w:val="21"/>
         <w:spacing w:after="120" w:line="360" w:lineRule="auto"/>
       </w:pPr>
-      <w:bookmarkStart w:id="39" w:name="_Toc240416138"/>
+      <w:bookmarkStart w:id="39" w:name="_Toc240456462"/>
       <w:r>
         <w:rPr>
           <w:rFonts w:ascii="黑体" w:eastAsia="黑体" w:hAnsi="黑体"/>
@@ -23132,14 +22842,10 @@
       <w:pPr>
         <w:spacing w:after="0" w:line="360" w:lineRule="auto"/>
         <w:ind w:firstLine="480"/>
-        <w:rPr>
-          <w:lang w:eastAsia="zh-CN"/>
-        </w:rPr>
-      </w:pPr>
-      <w:r>
-        <w:rPr>
-          <w:color w:val="000000"/>
-          <w:lang w:eastAsia="zh-CN"/>
+      </w:pPr>
+      <w:r>
+        <w:rPr>
+          <w:color w:val="000000"/>
         </w:rPr>
         <w:t>支持分页，返回该用户的全部测评结果摘要。</w:t>
       </w:r>
@@ -23292,7 +22998,6 @@
           <w:color w:val="26313F"/>
           <w:sz w:val="18"/>
         </w:rPr>
-        <w:lastRenderedPageBreak/>
         <w:t xml:space="preserve">    "page": 1,</w:t>
       </w:r>
     </w:p>
@@ -23346,7 +23051,7 @@
         <w:pStyle w:val="21"/>
         <w:spacing w:after="120" w:line="360" w:lineRule="auto"/>
       </w:pPr>
-      <w:bookmarkStart w:id="40" w:name="_Toc240416139"/>
+      <w:bookmarkStart w:id="40" w:name="_Toc240456463"/>
       <w:r>
         <w:rPr>
           <w:rFonts w:ascii="黑体" w:eastAsia="黑体" w:hAnsi="黑体"/>
@@ -23545,11 +23250,12 @@
         <w:pStyle w:val="21"/>
         <w:spacing w:after="120" w:line="360" w:lineRule="auto"/>
       </w:pPr>
-      <w:bookmarkStart w:id="41" w:name="_Toc240416140"/>
+      <w:bookmarkStart w:id="41" w:name="_Toc240456464"/>
       <w:r>
         <w:rPr>
           <w:rFonts w:ascii="黑体" w:eastAsia="黑体" w:hAnsi="黑体"/>
         </w:rPr>
+        <w:lastRenderedPageBreak/>
         <w:t xml:space="preserve">6.6 </w:t>
       </w:r>
       <w:r>
@@ -23714,140 +23420,118 @@
       <w:pPr>
         <w:spacing w:after="0" w:line="360" w:lineRule="auto"/>
         <w:ind w:firstLine="480"/>
-        <w:rPr>
-          <w:lang w:eastAsia="zh-CN"/>
-        </w:rPr>
-      </w:pPr>
-      <w:r>
-        <w:rPr>
-          <w:color w:val="000000"/>
-          <w:lang w:eastAsia="zh-CN"/>
+      </w:pPr>
+      <w:r>
+        <w:rPr>
+          <w:color w:val="000000"/>
         </w:rPr>
         <w:t>（</w:t>
       </w:r>
       <w:r>
         <w:rPr>
           <w:color w:val="000000"/>
-          <w:lang w:eastAsia="zh-CN"/>
         </w:rPr>
         <w:t>2</w:t>
       </w:r>
       <w:r>
         <w:rPr>
           <w:color w:val="000000"/>
-          <w:lang w:eastAsia="zh-CN"/>
         </w:rPr>
         <w:t>）池内排序依据用户</w:t>
       </w:r>
       <w:r>
         <w:rPr>
           <w:color w:val="000000"/>
-          <w:lang w:eastAsia="zh-CN"/>
         </w:rPr>
         <w:t>**</w:t>
       </w:r>
       <w:r>
         <w:rPr>
           <w:color w:val="000000"/>
-          <w:lang w:eastAsia="zh-CN"/>
         </w:rPr>
         <w:t>得分最高的维度</w:t>
       </w:r>
       <w:r>
         <w:rPr>
           <w:color w:val="000000"/>
-          <w:lang w:eastAsia="zh-CN"/>
         </w:rPr>
         <w:t>**</w:t>
       </w:r>
       <w:r>
         <w:rPr>
           <w:color w:val="000000"/>
-          <w:lang w:eastAsia="zh-CN"/>
         </w:rPr>
         <w:t>，接口返回推荐项时附带</w:t>
       </w:r>
       <w:r>
         <w:rPr>
           <w:color w:val="000000"/>
-          <w:lang w:eastAsia="zh-CN"/>
         </w:rPr>
         <w:t xml:space="preserve"> `matchedDimension` </w:t>
       </w:r>
       <w:r>
         <w:rPr>
           <w:color w:val="000000"/>
-          <w:lang w:eastAsia="zh-CN"/>
         </w:rPr>
         <w:t>与</w:t>
       </w:r>
       <w:r>
         <w:rPr>
           <w:color w:val="000000"/>
-          <w:lang w:eastAsia="zh-CN"/>
         </w:rPr>
         <w:t xml:space="preserve"> `matchedScore` </w:t>
       </w:r>
       <w:r>
         <w:rPr>
           <w:color w:val="000000"/>
-          <w:lang w:eastAsia="zh-CN"/>
         </w:rPr>
         <w:t>两个字段，供前端展示</w:t>
       </w:r>
       <w:r>
         <w:rPr>
           <w:color w:val="000000"/>
-          <w:lang w:eastAsia="zh-CN"/>
         </w:rPr>
         <w:t>"</w:t>
       </w:r>
       <w:r>
         <w:rPr>
           <w:color w:val="000000"/>
-          <w:lang w:eastAsia="zh-CN"/>
         </w:rPr>
         <w:t>匹配</w:t>
       </w:r>
       <w:r>
         <w:rPr>
           <w:color w:val="000000"/>
-          <w:lang w:eastAsia="zh-CN"/>
         </w:rPr>
         <w:t xml:space="preserve"> </w:t>
       </w:r>
       <w:r>
         <w:rPr>
           <w:color w:val="000000"/>
-          <w:lang w:eastAsia="zh-CN"/>
         </w:rPr>
         <w:t>旋律敏感</w:t>
       </w:r>
       <w:r>
         <w:rPr>
           <w:color w:val="000000"/>
-          <w:lang w:eastAsia="zh-CN"/>
         </w:rPr>
         <w:t xml:space="preserve"> 9/10"</w:t>
       </w:r>
       <w:r>
         <w:rPr>
           <w:color w:val="000000"/>
-          <w:lang w:eastAsia="zh-CN"/>
         </w:rPr>
         <w:t>这类说明</w:t>
       </w:r>
       <w:r>
         <w:rPr>
           <w:color w:val="000000"/>
-          <w:lang w:eastAsia="zh-CN"/>
         </w:rPr>
         <w:t>——</w:t>
       </w:r>
       <w:r>
         <w:rPr>
           <w:color w:val="000000"/>
-          <w:lang w:eastAsia="zh-CN"/>
         </w:rPr>
         <w:t>推荐必须能解释，不能是黑盒；</w:t>
       </w:r>
@@ -23856,154 +23540,130 @@
       <w:pPr>
         <w:spacing w:after="0" w:line="360" w:lineRule="auto"/>
         <w:ind w:firstLine="480"/>
-        <w:rPr>
-          <w:lang w:eastAsia="zh-CN"/>
-        </w:rPr>
-      </w:pPr>
-      <w:r>
-        <w:rPr>
-          <w:color w:val="000000"/>
-          <w:lang w:eastAsia="zh-CN"/>
+      </w:pPr>
+      <w:r>
+        <w:rPr>
+          <w:color w:val="000000"/>
         </w:rPr>
         <w:t>（</w:t>
       </w:r>
       <w:r>
         <w:rPr>
           <w:color w:val="000000"/>
-          <w:lang w:eastAsia="zh-CN"/>
         </w:rPr>
         <w:t>3</w:t>
       </w:r>
       <w:r>
         <w:rPr>
           <w:color w:val="000000"/>
-          <w:lang w:eastAsia="zh-CN"/>
         </w:rPr>
         <w:t>）池子的来源分两步：</w:t>
       </w:r>
       <w:r>
         <w:rPr>
           <w:color w:val="000000"/>
-          <w:lang w:eastAsia="zh-CN"/>
         </w:rPr>
         <w:t>**</w:t>
       </w:r>
       <w:r>
         <w:rPr>
           <w:color w:val="000000"/>
-          <w:lang w:eastAsia="zh-CN"/>
         </w:rPr>
         <w:t>初期由管理员在后台手工维护</w:t>
       </w:r>
       <w:r>
         <w:rPr>
           <w:color w:val="000000"/>
-          <w:lang w:eastAsia="zh-CN"/>
         </w:rPr>
         <w:t>**</w:t>
       </w:r>
       <w:r>
         <w:rPr>
           <w:color w:val="000000"/>
-          <w:lang w:eastAsia="zh-CN"/>
         </w:rPr>
         <w:t>（每类</w:t>
       </w:r>
       <w:r>
         <w:rPr>
           <w:color w:val="000000"/>
-          <w:lang w:eastAsia="zh-CN"/>
         </w:rPr>
         <w:t xml:space="preserve"> 6 </w:t>
       </w:r>
       <w:r>
         <w:rPr>
           <w:color w:val="000000"/>
-          <w:lang w:eastAsia="zh-CN"/>
         </w:rPr>
         <w:t>至</w:t>
       </w:r>
       <w:r>
         <w:rPr>
           <w:color w:val="000000"/>
-          <w:lang w:eastAsia="zh-CN"/>
         </w:rPr>
         <w:t xml:space="preserve"> 10 </w:t>
       </w:r>
       <w:r>
         <w:rPr>
           <w:color w:val="000000"/>
-          <w:lang w:eastAsia="zh-CN"/>
         </w:rPr>
         <w:t>张，对应</w:t>
       </w:r>
       <w:r>
         <w:rPr>
           <w:color w:val="000000"/>
-          <w:lang w:eastAsia="zh-CN"/>
         </w:rPr>
         <w:t xml:space="preserve"> FR-22 </w:t>
       </w:r>
       <w:r>
         <w:rPr>
           <w:color w:val="000000"/>
-          <w:lang w:eastAsia="zh-CN"/>
         </w:rPr>
         <w:t>人格类型管理）；</w:t>
       </w:r>
       <w:r>
         <w:rPr>
           <w:color w:val="000000"/>
-          <w:lang w:eastAsia="zh-CN"/>
         </w:rPr>
         <w:t>**</w:t>
       </w:r>
       <w:r>
         <w:rPr>
           <w:color w:val="000000"/>
-          <w:lang w:eastAsia="zh-CN"/>
         </w:rPr>
         <w:t>后续可根据真实行为统计自动补充</w:t>
       </w:r>
       <w:r>
         <w:rPr>
           <w:color w:val="000000"/>
-          <w:lang w:eastAsia="zh-CN"/>
         </w:rPr>
         <w:t>**</w:t>
       </w:r>
       <w:r>
         <w:rPr>
           <w:color w:val="000000"/>
-          <w:lang w:eastAsia="zh-CN"/>
         </w:rPr>
         <w:t>，例如</w:t>
       </w:r>
       <w:r>
         <w:rPr>
           <w:color w:val="000000"/>
-          <w:lang w:eastAsia="zh-CN"/>
         </w:rPr>
         <w:t>"</w:t>
       </w:r>
       <w:r>
         <w:rPr>
           <w:color w:val="000000"/>
-          <w:lang w:eastAsia="zh-CN"/>
         </w:rPr>
         <w:t>该类型用户在对决中投票胜率最高的专辑</w:t>
       </w:r>
       <w:r>
         <w:rPr>
           <w:color w:val="000000"/>
-          <w:lang w:eastAsia="zh-CN"/>
         </w:rPr>
         <w:t>"</w:t>
       </w:r>
       <w:r>
         <w:rPr>
           <w:color w:val="000000"/>
-          <w:lang w:eastAsia="zh-CN"/>
         </w:rPr>
         <w:t>；</w:t>
       </w:r>
@@ -24012,28 +23672,22 @@
       <w:pPr>
         <w:spacing w:after="0" w:line="360" w:lineRule="auto"/>
         <w:ind w:firstLine="480"/>
-        <w:rPr>
-          <w:lang w:eastAsia="zh-CN"/>
-        </w:rPr>
-      </w:pPr>
-      <w:r>
-        <w:rPr>
-          <w:color w:val="000000"/>
-          <w:lang w:eastAsia="zh-CN"/>
+      </w:pPr>
+      <w:r>
+        <w:rPr>
+          <w:color w:val="000000"/>
         </w:rPr>
         <w:t>（</w:t>
       </w:r>
       <w:r>
         <w:rPr>
           <w:color w:val="000000"/>
-          <w:lang w:eastAsia="zh-CN"/>
         </w:rPr>
         <w:t>4</w:t>
       </w:r>
       <w:r>
         <w:rPr>
           <w:color w:val="000000"/>
-          <w:lang w:eastAsia="zh-CN"/>
         </w:rPr>
         <w:t>）若某类型池为空，降级为按最高得分维度对应的风格标签在全库筛选，仍不足时返回空数组，前端隐藏推荐区，不展示占位内容。</w:t>
       </w:r>
@@ -24043,7 +23697,7 @@
         <w:pStyle w:val="21"/>
         <w:spacing w:after="120" w:line="360" w:lineRule="auto"/>
       </w:pPr>
-      <w:bookmarkStart w:id="42" w:name="_Toc240416141"/>
+      <w:bookmarkStart w:id="42" w:name="_Toc240456465"/>
       <w:r>
         <w:rPr>
           <w:rFonts w:ascii="黑体" w:eastAsia="黑体" w:hAnsi="黑体"/>
@@ -24178,12 +23832,11 @@
         <w:pStyle w:val="1"/>
         <w:spacing w:before="240" w:after="120" w:line="360" w:lineRule="auto"/>
       </w:pPr>
-      <w:bookmarkStart w:id="43" w:name="_Toc240416142"/>
+      <w:bookmarkStart w:id="43" w:name="_Toc240456466"/>
       <w:r>
         <w:rPr>
           <w:rFonts w:ascii="黑体" w:eastAsia="黑体" w:hAnsi="黑体"/>
         </w:rPr>
-        <w:lastRenderedPageBreak/>
         <w:t>七、收藏与分享接口</w:t>
       </w:r>
       <w:bookmarkEnd w:id="43"/>
@@ -24193,7 +23846,7 @@
         <w:pStyle w:val="21"/>
         <w:spacing w:after="120" w:line="360" w:lineRule="auto"/>
       </w:pPr>
-      <w:bookmarkStart w:id="44" w:name="_Toc240416143"/>
+      <w:bookmarkStart w:id="44" w:name="_Toc240456467"/>
       <w:r>
         <w:rPr>
           <w:rFonts w:ascii="黑体" w:eastAsia="黑体" w:hAnsi="黑体"/>
@@ -24506,28 +24159,22 @@
       <w:pPr>
         <w:spacing w:after="0" w:line="360" w:lineRule="auto"/>
         <w:ind w:firstLine="480"/>
-        <w:rPr>
-          <w:lang w:eastAsia="zh-CN"/>
-        </w:rPr>
-      </w:pPr>
-      <w:r>
-        <w:rPr>
-          <w:color w:val="000000"/>
-          <w:lang w:eastAsia="zh-CN"/>
+      </w:pPr>
+      <w:r>
+        <w:rPr>
+          <w:color w:val="000000"/>
         </w:rPr>
         <w:t>失败情形：重复收藏返回</w:t>
       </w:r>
       <w:r>
         <w:rPr>
           <w:color w:val="000000"/>
-          <w:lang w:eastAsia="zh-CN"/>
         </w:rPr>
         <w:t xml:space="preserve"> `3001`</w:t>
       </w:r>
       <w:r>
         <w:rPr>
           <w:color w:val="000000"/>
-          <w:lang w:eastAsia="zh-CN"/>
         </w:rPr>
         <w:t>。</w:t>
       </w:r>
@@ -24537,11 +24184,12 @@
         <w:pStyle w:val="21"/>
         <w:spacing w:after="120" w:line="360" w:lineRule="auto"/>
       </w:pPr>
-      <w:bookmarkStart w:id="45" w:name="_Toc240416144"/>
+      <w:bookmarkStart w:id="45" w:name="_Toc240456468"/>
       <w:r>
         <w:rPr>
           <w:rFonts w:ascii="黑体" w:eastAsia="黑体" w:hAnsi="黑体"/>
         </w:rPr>
+        <w:lastRenderedPageBreak/>
         <w:t xml:space="preserve">7.2 </w:t>
       </w:r>
       <w:r>
@@ -24584,7 +24232,7 @@
         <w:pStyle w:val="21"/>
         <w:spacing w:after="120" w:line="360" w:lineRule="auto"/>
       </w:pPr>
-      <w:bookmarkStart w:id="46" w:name="_Toc240416145"/>
+      <w:bookmarkStart w:id="46" w:name="_Toc240456469"/>
       <w:r>
         <w:rPr>
           <w:rFonts w:ascii="黑体" w:eastAsia="黑体" w:hAnsi="黑体"/>
@@ -24795,16 +24443,10 @@
             <w:tcW w:w="2078" w:type="dxa"/>
           </w:tcPr>
           <w:p>
-            <w:pPr>
-              <w:rPr>
-                <w:lang w:eastAsia="zh-CN"/>
-              </w:rPr>
-            </w:pPr>
-            <w:r>
-              <w:rPr>
-                <w:color w:val="000000"/>
-                <w:sz w:val="21"/>
-                <w:lang w:eastAsia="zh-CN"/>
+            <w:r>
+              <w:rPr>
+                <w:color w:val="000000"/>
+                <w:sz w:val="21"/>
               </w:rPr>
               <w:t>按类型筛选，缺省返回全部</w:t>
             </w:r>
@@ -24853,7 +24495,7 @@
         <w:pStyle w:val="21"/>
         <w:spacing w:after="120" w:line="360" w:lineRule="auto"/>
       </w:pPr>
-      <w:bookmarkStart w:id="47" w:name="_Toc240416146"/>
+      <w:bookmarkStart w:id="47" w:name="_Toc240456470"/>
       <w:r>
         <w:rPr>
           <w:rFonts w:ascii="黑体" w:eastAsia="黑体" w:hAnsi="黑体"/>
@@ -25165,16 +24807,10 @@
             <w:tcW w:w="2078" w:type="dxa"/>
           </w:tcPr>
           <w:p>
-            <w:pPr>
-              <w:rPr>
-                <w:lang w:eastAsia="zh-CN"/>
-              </w:rPr>
-            </w:pPr>
-            <w:r>
-              <w:rPr>
-                <w:color w:val="000000"/>
-                <w:sz w:val="21"/>
-                <w:lang w:eastAsia="zh-CN"/>
+            <w:r>
+              <w:rPr>
+                <w:color w:val="000000"/>
+                <w:sz w:val="21"/>
               </w:rPr>
               <w:t>关联的对决</w:t>
             </w:r>
@@ -25182,7 +24818,6 @@
               <w:rPr>
                 <w:color w:val="000000"/>
                 <w:sz w:val="21"/>
-                <w:lang w:eastAsia="zh-CN"/>
               </w:rPr>
               <w:t xml:space="preserve"> ID </w:t>
             </w:r>
@@ -25190,7 +24825,6 @@
               <w:rPr>
                 <w:color w:val="000000"/>
                 <w:sz w:val="21"/>
-                <w:lang w:eastAsia="zh-CN"/>
               </w:rPr>
               <w:t>或测评结果</w:t>
             </w:r>
@@ -25198,7 +24832,6 @@
               <w:rPr>
                 <w:color w:val="000000"/>
                 <w:sz w:val="21"/>
-                <w:lang w:eastAsia="zh-CN"/>
               </w:rPr>
               <w:t xml:space="preserve"> ID</w:t>
             </w:r>
@@ -25253,16 +24886,10 @@
             <w:tcW w:w="2078" w:type="dxa"/>
           </w:tcPr>
           <w:p>
-            <w:pPr>
-              <w:rPr>
-                <w:lang w:eastAsia="zh-CN"/>
-              </w:rPr>
-            </w:pPr>
-            <w:r>
-              <w:rPr>
-                <w:color w:val="000000"/>
-                <w:sz w:val="21"/>
-                <w:lang w:eastAsia="zh-CN"/>
+            <w:r>
+              <w:rPr>
+                <w:color w:val="000000"/>
+                <w:sz w:val="21"/>
               </w:rPr>
               <w:t>图片存储地址，缺省时仅记录生成行为</w:t>
             </w:r>
@@ -25290,12 +24917,11 @@
         <w:pStyle w:val="21"/>
         <w:spacing w:after="120" w:line="360" w:lineRule="auto"/>
       </w:pPr>
-      <w:bookmarkStart w:id="48" w:name="_Toc240416147"/>
+      <w:bookmarkStart w:id="48" w:name="_Toc240456471"/>
       <w:r>
         <w:rPr>
           <w:rFonts w:ascii="黑体" w:eastAsia="黑体" w:hAnsi="黑体"/>
         </w:rPr>
-        <w:lastRenderedPageBreak/>
         <w:t xml:space="preserve">7.5 </w:t>
       </w:r>
       <w:r>
@@ -25335,7 +24961,7 @@
         <w:pStyle w:val="1"/>
         <w:spacing w:before="240" w:after="120" w:line="360" w:lineRule="auto"/>
       </w:pPr>
-      <w:bookmarkStart w:id="49" w:name="_Toc240416148"/>
+      <w:bookmarkStart w:id="49" w:name="_Toc240456472"/>
       <w:r>
         <w:rPr>
           <w:rFonts w:ascii="黑体" w:eastAsia="黑体" w:hAnsi="黑体"/>
@@ -25349,7 +24975,7 @@
         <w:pStyle w:val="21"/>
         <w:spacing w:after="120" w:line="360" w:lineRule="auto"/>
       </w:pPr>
-      <w:bookmarkStart w:id="50" w:name="_Toc240416149"/>
+      <w:bookmarkStart w:id="50" w:name="_Toc240456473"/>
       <w:r>
         <w:rPr>
           <w:rFonts w:ascii="黑体" w:eastAsia="黑体" w:hAnsi="黑体"/>
@@ -25836,6 +25462,7 @@
           <w:color w:val="26313F"/>
           <w:sz w:val="18"/>
         </w:rPr>
+        <w:lastRenderedPageBreak/>
         <w:t>{</w:t>
       </w:r>
     </w:p>
@@ -26040,14 +25667,10 @@
       <w:pPr>
         <w:spacing w:after="0" w:line="360" w:lineRule="auto"/>
         <w:ind w:firstLine="480"/>
-        <w:rPr>
-          <w:lang w:eastAsia="zh-CN"/>
-        </w:rPr>
-      </w:pPr>
-      <w:r>
-        <w:rPr>
-          <w:color w:val="000000"/>
-          <w:lang w:eastAsia="zh-CN"/>
+      </w:pPr>
+      <w:r>
+        <w:rPr>
+          <w:color w:val="000000"/>
         </w:rPr>
         <w:t>说明：排序依据为累计得票数，并列时以胜场数次序排列。</w:t>
       </w:r>
@@ -26057,7 +25680,7 @@
         <w:pStyle w:val="21"/>
         <w:spacing w:after="120" w:line="360" w:lineRule="auto"/>
       </w:pPr>
-      <w:bookmarkStart w:id="51" w:name="_Toc240416150"/>
+      <w:bookmarkStart w:id="51" w:name="_Toc240456474"/>
       <w:r>
         <w:rPr>
           <w:rFonts w:ascii="黑体" w:eastAsia="黑体" w:hAnsi="黑体"/>
@@ -26252,7 +25875,7 @@
         <w:pStyle w:val="1"/>
         <w:spacing w:before="240" w:after="120" w:line="360" w:lineRule="auto"/>
       </w:pPr>
-      <w:bookmarkStart w:id="52" w:name="_Toc240416151"/>
+      <w:bookmarkStart w:id="52" w:name="_Toc240456475"/>
       <w:r>
         <w:rPr>
           <w:rFonts w:ascii="黑体" w:eastAsia="黑体" w:hAnsi="黑体"/>
@@ -26290,12 +25913,11 @@
         <w:pStyle w:val="21"/>
         <w:spacing w:after="120" w:line="360" w:lineRule="auto"/>
       </w:pPr>
-      <w:bookmarkStart w:id="53" w:name="_Toc240416152"/>
+      <w:bookmarkStart w:id="53" w:name="_Toc240456476"/>
       <w:r>
         <w:rPr>
           <w:rFonts w:ascii="黑体" w:eastAsia="黑体" w:hAnsi="黑体"/>
         </w:rPr>
-        <w:lastRenderedPageBreak/>
         <w:t xml:space="preserve">9.1 </w:t>
       </w:r>
       <w:r>
@@ -26359,7 +25981,7 @@
         <w:pStyle w:val="21"/>
         <w:spacing w:after="120" w:line="360" w:lineRule="auto"/>
       </w:pPr>
-      <w:bookmarkStart w:id="54" w:name="_Toc240416153"/>
+      <w:bookmarkStart w:id="54" w:name="_Toc240456477"/>
       <w:r>
         <w:rPr>
           <w:rFonts w:ascii="黑体" w:eastAsia="黑体" w:hAnsi="黑体"/>
@@ -26571,7 +26193,7 @@
         <w:pStyle w:val="21"/>
         <w:spacing w:after="120" w:line="360" w:lineRule="auto"/>
       </w:pPr>
-      <w:bookmarkStart w:id="55" w:name="_Toc240416154"/>
+      <w:bookmarkStart w:id="55" w:name="_Toc240456478"/>
       <w:r>
         <w:rPr>
           <w:rFonts w:ascii="黑体" w:eastAsia="黑体" w:hAnsi="黑体"/>
@@ -26675,6 +26297,7 @@
                 <w:color w:val="000000"/>
                 <w:sz w:val="21"/>
               </w:rPr>
+              <w:lastRenderedPageBreak/>
               <w:t>---</w:t>
             </w:r>
           </w:p>
@@ -26770,16 +26393,10 @@
             <w:tcW w:w="2078" w:type="dxa"/>
           </w:tcPr>
           <w:p>
-            <w:pPr>
-              <w:rPr>
-                <w:lang w:eastAsia="zh-CN"/>
-              </w:rPr>
-            </w:pPr>
-            <w:r>
-              <w:rPr>
-                <w:color w:val="000000"/>
-                <w:sz w:val="21"/>
-                <w:lang w:eastAsia="zh-CN"/>
+            <w:r>
+              <w:rPr>
+                <w:color w:val="000000"/>
+                <w:sz w:val="21"/>
               </w:rPr>
               <w:t>支持分页与关键词筛选</w:t>
             </w:r>
@@ -26941,16 +26558,10 @@
             <w:tcW w:w="2078" w:type="dxa"/>
           </w:tcPr>
           <w:p>
-            <w:pPr>
-              <w:rPr>
-                <w:lang w:eastAsia="zh-CN"/>
-              </w:rPr>
-            </w:pPr>
-            <w:r>
-              <w:rPr>
-                <w:color w:val="000000"/>
-                <w:sz w:val="21"/>
-                <w:lang w:eastAsia="zh-CN"/>
+            <w:r>
+              <w:rPr>
+                <w:color w:val="000000"/>
+                <w:sz w:val="21"/>
               </w:rPr>
               <w:t>可改题干、选项、分值与排序</w:t>
             </w:r>
@@ -27005,16 +26616,10 @@
             <w:tcW w:w="2078" w:type="dxa"/>
           </w:tcPr>
           <w:p>
-            <w:pPr>
-              <w:rPr>
-                <w:lang w:eastAsia="zh-CN"/>
-              </w:rPr>
-            </w:pPr>
-            <w:r>
-              <w:rPr>
-                <w:color w:val="000000"/>
-                <w:sz w:val="21"/>
-                <w:lang w:eastAsia="zh-CN"/>
+            <w:r>
+              <w:rPr>
+                <w:color w:val="000000"/>
+                <w:sz w:val="21"/>
               </w:rPr>
               <w:t>删除后不影响既有测评结果</w:t>
             </w:r>
@@ -27224,7 +26829,7 @@
         <w:pStyle w:val="21"/>
         <w:spacing w:after="120" w:line="360" w:lineRule="auto"/>
       </w:pPr>
-      <w:bookmarkStart w:id="56" w:name="_Toc240416155"/>
+      <w:bookmarkStart w:id="56" w:name="_Toc240456479"/>
       <w:r>
         <w:rPr>
           <w:rFonts w:ascii="黑体" w:eastAsia="黑体" w:hAnsi="黑体"/>
@@ -27593,15 +27198,7 @@
                 <w:color w:val="000000"/>
                 <w:sz w:val="21"/>
               </w:rPr>
-              <w:t>修改描述与推荐专</w:t>
-            </w:r>
-            <w:r>
-              <w:rPr>
-                <w:color w:val="000000"/>
-                <w:sz w:val="21"/>
-              </w:rPr>
-              <w:lastRenderedPageBreak/>
-              <w:t>辑</w:t>
+              <w:t>修改描述与推荐专辑</w:t>
             </w:r>
           </w:p>
         </w:tc>
@@ -27617,7 +27214,6 @@
                 <w:color w:val="000000"/>
                 <w:sz w:val="21"/>
               </w:rPr>
-              <w:lastRenderedPageBreak/>
               <w:t>删除类型</w:t>
             </w:r>
           </w:p>
@@ -27655,16 +27251,10 @@
             <w:tcW w:w="2078" w:type="dxa"/>
           </w:tcPr>
           <w:p>
-            <w:pPr>
-              <w:rPr>
-                <w:lang w:eastAsia="zh-CN"/>
-              </w:rPr>
-            </w:pPr>
-            <w:r>
-              <w:rPr>
-                <w:color w:val="000000"/>
-                <w:sz w:val="21"/>
-                <w:lang w:eastAsia="zh-CN"/>
+            <w:r>
+              <w:rPr>
+                <w:color w:val="000000"/>
+                <w:sz w:val="21"/>
               </w:rPr>
               <w:t>已被引用的类型不允许删除，返回</w:t>
             </w:r>
@@ -27672,7 +27262,6 @@
               <w:rPr>
                 <w:color w:val="000000"/>
                 <w:sz w:val="21"/>
-                <w:lang w:eastAsia="zh-CN"/>
               </w:rPr>
               <w:t xml:space="preserve"> `3001`</w:t>
             </w:r>
@@ -27685,7 +27274,7 @@
         <w:pStyle w:val="21"/>
         <w:spacing w:after="120" w:line="360" w:lineRule="auto"/>
       </w:pPr>
-      <w:bookmarkStart w:id="57" w:name="_Toc240416156"/>
+      <w:bookmarkStart w:id="57" w:name="_Toc240456480"/>
       <w:r>
         <w:rPr>
           <w:rFonts w:ascii="黑体" w:eastAsia="黑体" w:hAnsi="黑体"/>
@@ -27884,16 +27473,10 @@
             <w:tcW w:w="2078" w:type="dxa"/>
           </w:tcPr>
           <w:p>
-            <w:pPr>
-              <w:rPr>
-                <w:lang w:eastAsia="zh-CN"/>
-              </w:rPr>
-            </w:pPr>
-            <w:r>
-              <w:rPr>
-                <w:color w:val="000000"/>
-                <w:sz w:val="21"/>
-                <w:lang w:eastAsia="zh-CN"/>
+            <w:r>
+              <w:rPr>
+                <w:color w:val="000000"/>
+                <w:sz w:val="21"/>
               </w:rPr>
               <w:t>按歌手或专辑维度分页查看缓存</w:t>
             </w:r>
@@ -28067,11 +27650,12 @@
         <w:pStyle w:val="21"/>
         <w:spacing w:after="120" w:line="360" w:lineRule="auto"/>
       </w:pPr>
-      <w:bookmarkStart w:id="58" w:name="_Toc240416157"/>
+      <w:bookmarkStart w:id="58" w:name="_Toc240456481"/>
       <w:r>
         <w:rPr>
           <w:rFonts w:ascii="黑体" w:eastAsia="黑体" w:hAnsi="黑体"/>
         </w:rPr>
+        <w:lastRenderedPageBreak/>
         <w:t xml:space="preserve">9.6 </w:t>
       </w:r>
       <w:r>
@@ -28266,16 +27850,10 @@
             <w:tcW w:w="2078" w:type="dxa"/>
           </w:tcPr>
           <w:p>
-            <w:pPr>
-              <w:rPr>
-                <w:lang w:eastAsia="zh-CN"/>
-              </w:rPr>
-            </w:pPr>
-            <w:r>
-              <w:rPr>
-                <w:color w:val="000000"/>
-                <w:sz w:val="21"/>
-                <w:lang w:eastAsia="zh-CN"/>
+            <w:r>
+              <w:rPr>
+                <w:color w:val="000000"/>
+                <w:sz w:val="21"/>
               </w:rPr>
               <w:t>支持按账号、昵称、状态筛选</w:t>
             </w:r>
@@ -28427,16 +28005,12 @@
         <w:shd w:val="clear" w:color="auto" w:fill="F2F4F7"/>
         <w:spacing w:after="0" w:line="240" w:lineRule="auto"/>
         <w:ind w:left="240"/>
-        <w:rPr>
-          <w:lang w:eastAsia="zh-CN"/>
-        </w:rPr>
       </w:pPr>
       <w:r>
         <w:rPr>
           <w:rFonts w:ascii="Consolas" w:hAnsi="Consolas"/>
           <w:color w:val="26313F"/>
           <w:sz w:val="18"/>
-          <w:lang w:eastAsia="zh-CN"/>
         </w:rPr>
         <w:t>}</w:t>
       </w:r>
@@ -28445,28 +28019,22 @@
       <w:pPr>
         <w:spacing w:after="0" w:line="360" w:lineRule="auto"/>
         <w:ind w:firstLine="480"/>
-        <w:rPr>
-          <w:lang w:eastAsia="zh-CN"/>
-        </w:rPr>
-      </w:pPr>
-      <w:r>
-        <w:rPr>
-          <w:color w:val="000000"/>
-          <w:lang w:eastAsia="zh-CN"/>
+      </w:pPr>
+      <w:r>
+        <w:rPr>
+          <w:color w:val="000000"/>
         </w:rPr>
         <w:t>说明：禁用后该用户的令牌在下次校验时被拒绝，接口返回</w:t>
       </w:r>
       <w:r>
         <w:rPr>
           <w:color w:val="000000"/>
-          <w:lang w:eastAsia="zh-CN"/>
         </w:rPr>
         <w:t xml:space="preserve"> `2003`</w:t>
       </w:r>
       <w:r>
         <w:rPr>
           <w:color w:val="000000"/>
-          <w:lang w:eastAsia="zh-CN"/>
         </w:rPr>
         <w:t>。</w:t>
       </w:r>
@@ -28475,15 +28043,11 @@
       <w:pPr>
         <w:pStyle w:val="1"/>
         <w:spacing w:before="240" w:after="120" w:line="360" w:lineRule="auto"/>
-        <w:rPr>
-          <w:lang w:eastAsia="zh-CN"/>
-        </w:rPr>
-      </w:pPr>
-      <w:bookmarkStart w:id="59" w:name="_Toc240416158"/>
+      </w:pPr>
+      <w:bookmarkStart w:id="59" w:name="_Toc240456482"/>
       <w:r>
         <w:rPr>
           <w:rFonts w:ascii="黑体" w:eastAsia="黑体" w:hAnsi="黑体"/>
-          <w:lang w:eastAsia="zh-CN"/>
         </w:rPr>
         <w:t>十、关键数据结构</w:t>
       </w:r>
@@ -28493,22 +28057,17 @@
       <w:pPr>
         <w:pStyle w:val="21"/>
         <w:spacing w:after="120" w:line="360" w:lineRule="auto"/>
-        <w:rPr>
-          <w:lang w:eastAsia="zh-CN"/>
-        </w:rPr>
-      </w:pPr>
-      <w:bookmarkStart w:id="60" w:name="_Toc240416159"/>
+      </w:pPr>
+      <w:bookmarkStart w:id="60" w:name="_Toc240456483"/>
       <w:r>
         <w:rPr>
           <w:rFonts w:ascii="黑体" w:eastAsia="黑体" w:hAnsi="黑体"/>
-          <w:lang w:eastAsia="zh-CN"/>
         </w:rPr>
         <w:t xml:space="preserve">10.1 </w:t>
       </w:r>
       <w:r>
         <w:rPr>
           <w:rFonts w:ascii="黑体" w:eastAsia="黑体" w:hAnsi="黑体"/>
-          <w:lang w:eastAsia="zh-CN"/>
         </w:rPr>
         <w:t>专辑对象</w:t>
       </w:r>
@@ -28785,16 +28344,10 @@
             <w:tcW w:w="2771" w:type="dxa"/>
           </w:tcPr>
           <w:p>
-            <w:pPr>
-              <w:rPr>
-                <w:lang w:eastAsia="zh-CN"/>
-              </w:rPr>
-            </w:pPr>
-            <w:r>
-              <w:rPr>
-                <w:color w:val="000000"/>
-                <w:sz w:val="21"/>
-                <w:lang w:eastAsia="zh-CN"/>
+            <w:r>
+              <w:rPr>
+                <w:color w:val="000000"/>
+                <w:sz w:val="21"/>
               </w:rPr>
               <w:t>歌手名称（聚合时填充）</w:t>
             </w:r>
@@ -28856,7 +28409,6 @@
                 <w:color w:val="000000"/>
                 <w:sz w:val="21"/>
               </w:rPr>
-              <w:lastRenderedPageBreak/>
               <w:t>trackCount</w:t>
             </w:r>
           </w:p>
@@ -28940,7 +28492,7 @@
         <w:pStyle w:val="21"/>
         <w:spacing w:after="120" w:line="360" w:lineRule="auto"/>
       </w:pPr>
-      <w:bookmarkStart w:id="61" w:name="_Toc240416160"/>
+      <w:bookmarkStart w:id="61" w:name="_Toc240456484"/>
       <w:r>
         <w:rPr>
           <w:rFonts w:ascii="黑体" w:eastAsia="黑体" w:hAnsi="黑体"/>
@@ -29233,16 +28785,10 @@
             <w:tcW w:w="2771" w:type="dxa"/>
           </w:tcPr>
           <w:p>
-            <w:pPr>
-              <w:rPr>
-                <w:lang w:eastAsia="zh-CN"/>
-              </w:rPr>
-            </w:pPr>
-            <w:r>
-              <w:rPr>
-                <w:color w:val="000000"/>
-                <w:sz w:val="21"/>
-                <w:lang w:eastAsia="zh-CN"/>
+            <w:r>
+              <w:rPr>
+                <w:color w:val="000000"/>
+                <w:sz w:val="21"/>
               </w:rPr>
               <w:t>范围关键字（单范围模式使用）</w:t>
             </w:r>
@@ -29283,16 +28829,10 @@
             <w:tcW w:w="2771" w:type="dxa"/>
           </w:tcPr>
           <w:p>
-            <w:pPr>
-              <w:rPr>
-                <w:lang w:eastAsia="zh-CN"/>
-              </w:rPr>
-            </w:pPr>
-            <w:r>
-              <w:rPr>
-                <w:color w:val="000000"/>
-                <w:sz w:val="21"/>
-                <w:lang w:eastAsia="zh-CN"/>
+            <w:r>
+              <w:rPr>
+                <w:color w:val="000000"/>
+                <w:sz w:val="21"/>
               </w:rPr>
               <w:t>多歌手模式下参与的歌手标识与各自抽取数量</w:t>
             </w:r>
@@ -29398,6 +28938,7 @@
                 <w:color w:val="000000"/>
                 <w:sz w:val="21"/>
               </w:rPr>
+              <w:lastRenderedPageBreak/>
               <w:t>hasBye</w:t>
             </w:r>
           </w:p>
@@ -29465,16 +29006,10 @@
             <w:tcW w:w="2771" w:type="dxa"/>
           </w:tcPr>
           <w:p>
-            <w:pPr>
-              <w:rPr>
-                <w:lang w:eastAsia="zh-CN"/>
-              </w:rPr>
-            </w:pPr>
-            <w:r>
-              <w:rPr>
-                <w:color w:val="000000"/>
-                <w:sz w:val="21"/>
-                <w:lang w:eastAsia="zh-CN"/>
+            <w:r>
+              <w:rPr>
+                <w:color w:val="000000"/>
+                <w:sz w:val="21"/>
               </w:rPr>
               <w:t>冠军专辑，未结束时为</w:t>
             </w:r>
@@ -29482,7 +29017,6 @@
               <w:rPr>
                 <w:color w:val="000000"/>
                 <w:sz w:val="21"/>
-                <w:lang w:eastAsia="zh-CN"/>
               </w:rPr>
               <w:t xml:space="preserve"> `null`</w:t>
             </w:r>
@@ -29495,7 +29029,7 @@
         <w:pStyle w:val="21"/>
         <w:spacing w:after="120" w:line="360" w:lineRule="auto"/>
       </w:pPr>
-      <w:bookmarkStart w:id="62" w:name="_Toc240416161"/>
+      <w:bookmarkStart w:id="62" w:name="_Toc240456485"/>
       <w:r>
         <w:rPr>
           <w:rFonts w:ascii="黑体" w:eastAsia="黑体" w:hAnsi="黑体"/>
@@ -29943,7 +29477,7 @@
         <w:pStyle w:val="1"/>
         <w:spacing w:before="240" w:after="120" w:line="360" w:lineRule="auto"/>
       </w:pPr>
-      <w:bookmarkStart w:id="63" w:name="_Toc240416162"/>
+      <w:bookmarkStart w:id="63" w:name="_Toc240456486"/>
       <w:r>
         <w:rPr>
           <w:rFonts w:ascii="黑体" w:eastAsia="黑体" w:hAnsi="黑体"/>
@@ -29956,42 +29490,34 @@
       <w:pPr>
         <w:spacing w:after="0" w:line="360" w:lineRule="auto"/>
         <w:ind w:firstLine="480"/>
-        <w:rPr>
-          <w:lang w:eastAsia="zh-CN"/>
-        </w:rPr>
-      </w:pPr>
-      <w:r>
-        <w:rPr>
-          <w:color w:val="000000"/>
-          <w:lang w:eastAsia="zh-CN"/>
+      </w:pPr>
+      <w:r>
+        <w:rPr>
+          <w:color w:val="000000"/>
         </w:rPr>
         <w:t>以下为</w:t>
       </w:r>
       <w:r>
         <w:rPr>
           <w:color w:val="000000"/>
-          <w:lang w:eastAsia="zh-CN"/>
         </w:rPr>
         <w:t>"</w:t>
       </w:r>
       <w:r>
         <w:rPr>
           <w:color w:val="000000"/>
-          <w:lang w:eastAsia="zh-CN"/>
         </w:rPr>
         <w:t>完成一次专辑对决</w:t>
       </w:r>
       <w:r>
         <w:rPr>
           <w:color w:val="000000"/>
-          <w:lang w:eastAsia="zh-CN"/>
         </w:rPr>
         <w:t>"</w:t>
       </w:r>
       <w:r>
         <w:rPr>
           <w:color w:val="000000"/>
-          <w:lang w:eastAsia="zh-CN"/>
         </w:rPr>
         <w:t>的完整接口调用顺序，可直接作为联调与测试的脚本依据。</w:t>
       </w:r>
@@ -30125,7 +29651,6 @@
         <w:rPr>
           <w:color w:val="000000"/>
         </w:rPr>
-        <w:lastRenderedPageBreak/>
         <w:t>（</w:t>
       </w:r>
       <w:r>
@@ -30350,11 +29875,12 @@
         <w:pStyle w:val="1"/>
         <w:spacing w:before="240" w:after="120" w:line="360" w:lineRule="auto"/>
       </w:pPr>
-      <w:bookmarkStart w:id="64" w:name="_Toc240416163"/>
+      <w:bookmarkStart w:id="64" w:name="_Toc240456487"/>
       <w:r>
         <w:rPr>
           <w:rFonts w:ascii="黑体" w:eastAsia="黑体" w:hAnsi="黑体"/>
         </w:rPr>
+        <w:lastRenderedPageBreak/>
         <w:t>十二、接口设计与需求的对应说明</w:t>
       </w:r>
       <w:bookmarkEnd w:id="64"/>
@@ -30363,98 +29889,82 @@
       <w:pPr>
         <w:spacing w:after="0" w:line="360" w:lineRule="auto"/>
         <w:ind w:firstLine="480"/>
-        <w:rPr>
-          <w:lang w:eastAsia="zh-CN"/>
-        </w:rPr>
-      </w:pPr>
-      <w:r>
-        <w:rPr>
-          <w:color w:val="000000"/>
-          <w:lang w:eastAsia="zh-CN"/>
+      </w:pPr>
+      <w:r>
+        <w:rPr>
+          <w:color w:val="000000"/>
         </w:rPr>
         <w:t>（</w:t>
       </w:r>
       <w:r>
         <w:rPr>
           <w:color w:val="000000"/>
-          <w:lang w:eastAsia="zh-CN"/>
         </w:rPr>
         <w:t>1</w:t>
       </w:r>
       <w:r>
         <w:rPr>
           <w:color w:val="000000"/>
-          <w:lang w:eastAsia="zh-CN"/>
         </w:rPr>
         <w:t>）</w:t>
       </w:r>
       <w:r>
         <w:rPr>
           <w:color w:val="000000"/>
-          <w:lang w:eastAsia="zh-CN"/>
         </w:rPr>
         <w:t>**</w:t>
       </w:r>
       <w:r>
         <w:rPr>
           <w:color w:val="000000"/>
-          <w:lang w:eastAsia="zh-CN"/>
         </w:rPr>
         <w:t>数据驱动</w:t>
       </w:r>
       <w:r>
         <w:rPr>
           <w:color w:val="000000"/>
-          <w:lang w:eastAsia="zh-CN"/>
         </w:rPr>
         <w:t>**</w:t>
       </w:r>
       <w:r>
         <w:rPr>
           <w:color w:val="000000"/>
-          <w:lang w:eastAsia="zh-CN"/>
         </w:rPr>
         <w:t>：</w:t>
       </w:r>
       <w:r>
         <w:rPr>
           <w:color w:val="000000"/>
-          <w:lang w:eastAsia="zh-CN"/>
         </w:rPr>
         <w:t xml:space="preserve">M-01 </w:t>
       </w:r>
       <w:r>
         <w:rPr>
           <w:color w:val="000000"/>
-          <w:lang w:eastAsia="zh-CN"/>
         </w:rPr>
         <w:t>至</w:t>
       </w:r>
       <w:r>
         <w:rPr>
           <w:color w:val="000000"/>
-          <w:lang w:eastAsia="zh-CN"/>
         </w:rPr>
         <w:t xml:space="preserve"> M-06 </w:t>
       </w:r>
       <w:r>
         <w:rPr>
           <w:color w:val="000000"/>
-          <w:lang w:eastAsia="zh-CN"/>
         </w:rPr>
         <w:t>六个接口均写入本地数据库缓存，使系统在外部接口不可用时仍可运行，对应需求文档</w:t>
       </w:r>
       <w:r>
         <w:rPr>
           <w:color w:val="000000"/>
-          <w:lang w:eastAsia="zh-CN"/>
         </w:rPr>
         <w:t xml:space="preserve"> NFR-U2</w:t>
       </w:r>
       <w:r>
         <w:rPr>
           <w:color w:val="000000"/>
-          <w:lang w:eastAsia="zh-CN"/>
         </w:rPr>
         <w:t>；</w:t>
       </w:r>
@@ -30787,154 +30297,130 @@
       <w:pPr>
         <w:spacing w:after="0" w:line="360" w:lineRule="auto"/>
         <w:ind w:firstLine="480"/>
-        <w:rPr>
-          <w:lang w:eastAsia="zh-CN"/>
-        </w:rPr>
-      </w:pPr>
-      <w:r>
-        <w:rPr>
-          <w:color w:val="000000"/>
-          <w:lang w:eastAsia="zh-CN"/>
+      </w:pPr>
+      <w:r>
+        <w:rPr>
+          <w:color w:val="000000"/>
         </w:rPr>
         <w:t>（</w:t>
       </w:r>
       <w:r>
         <w:rPr>
           <w:color w:val="000000"/>
-          <w:lang w:eastAsia="zh-CN"/>
         </w:rPr>
         <w:t>5</w:t>
       </w:r>
       <w:r>
         <w:rPr>
           <w:color w:val="000000"/>
-          <w:lang w:eastAsia="zh-CN"/>
         </w:rPr>
         <w:t>）</w:t>
       </w:r>
       <w:r>
         <w:rPr>
           <w:color w:val="000000"/>
-          <w:lang w:eastAsia="zh-CN"/>
         </w:rPr>
         <w:t>**</w:t>
       </w:r>
       <w:r>
         <w:rPr>
           <w:color w:val="000000"/>
-          <w:lang w:eastAsia="zh-CN"/>
         </w:rPr>
         <w:t>跨歌手比较</w:t>
       </w:r>
       <w:r>
         <w:rPr>
           <w:color w:val="000000"/>
-          <w:lang w:eastAsia="zh-CN"/>
         </w:rPr>
         <w:t>**</w:t>
       </w:r>
       <w:r>
         <w:rPr>
           <w:color w:val="000000"/>
-          <w:lang w:eastAsia="zh-CN"/>
         </w:rPr>
         <w:t>：</w:t>
       </w:r>
       <w:r>
         <w:rPr>
           <w:color w:val="000000"/>
-          <w:lang w:eastAsia="zh-CN"/>
         </w:rPr>
         <w:t xml:space="preserve">B-01 </w:t>
       </w:r>
       <w:r>
         <w:rPr>
           <w:color w:val="000000"/>
-          <w:lang w:eastAsia="zh-CN"/>
         </w:rPr>
         <w:t>的</w:t>
       </w:r>
       <w:r>
         <w:rPr>
           <w:color w:val="000000"/>
-          <w:lang w:eastAsia="zh-CN"/>
         </w:rPr>
         <w:t xml:space="preserve"> `multi-artist` </w:t>
       </w:r>
       <w:r>
         <w:rPr>
           <w:color w:val="000000"/>
-          <w:lang w:eastAsia="zh-CN"/>
         </w:rPr>
         <w:t>模式允许最多</w:t>
       </w:r>
       <w:r>
         <w:rPr>
           <w:color w:val="000000"/>
-          <w:lang w:eastAsia="zh-CN"/>
         </w:rPr>
         <w:t xml:space="preserve"> 6 </w:t>
       </w:r>
       <w:r>
         <w:rPr>
           <w:color w:val="000000"/>
-          <w:lang w:eastAsia="zh-CN"/>
         </w:rPr>
         <w:t>位歌手的专辑进入同一对决池，恢复</w:t>
       </w:r>
       <w:r>
         <w:rPr>
           <w:color w:val="000000"/>
-          <w:lang w:eastAsia="zh-CN"/>
         </w:rPr>
         <w:t>"</w:t>
       </w:r>
       <w:r>
         <w:rPr>
           <w:color w:val="000000"/>
-          <w:lang w:eastAsia="zh-CN"/>
         </w:rPr>
         <w:t>不同歌手放在一起比</w:t>
       </w:r>
       <w:r>
         <w:rPr>
           <w:color w:val="000000"/>
-          <w:lang w:eastAsia="zh-CN"/>
         </w:rPr>
         <w:t>"</w:t>
       </w:r>
       <w:r>
         <w:rPr>
           <w:color w:val="000000"/>
-          <w:lang w:eastAsia="zh-CN"/>
         </w:rPr>
         <w:t>的核心玩法，对应</w:t>
       </w:r>
       <w:r>
         <w:rPr>
           <w:color w:val="000000"/>
-          <w:lang w:eastAsia="zh-CN"/>
         </w:rPr>
         <w:t xml:space="preserve"> FR-26 </w:t>
       </w:r>
       <w:r>
         <w:rPr>
           <w:color w:val="000000"/>
-          <w:lang w:eastAsia="zh-CN"/>
         </w:rPr>
         <w:t>与</w:t>
       </w:r>
       <w:r>
         <w:rPr>
           <w:color w:val="000000"/>
-          <w:lang w:eastAsia="zh-CN"/>
         </w:rPr>
         <w:t xml:space="preserve"> US-03</w:t>
       </w:r>
       <w:r>
         <w:rPr>
           <w:color w:val="000000"/>
-          <w:lang w:eastAsia="zh-CN"/>
         </w:rPr>
         <w:t>；</w:t>
       </w:r>
@@ -30943,154 +30429,130 @@
       <w:pPr>
         <w:spacing w:after="0" w:line="360" w:lineRule="auto"/>
         <w:ind w:firstLine="480"/>
-        <w:rPr>
-          <w:lang w:eastAsia="zh-CN"/>
-        </w:rPr>
-      </w:pPr>
-      <w:r>
-        <w:rPr>
-          <w:color w:val="000000"/>
-          <w:lang w:eastAsia="zh-CN"/>
+      </w:pPr>
+      <w:r>
+        <w:rPr>
+          <w:color w:val="000000"/>
         </w:rPr>
         <w:t>（</w:t>
       </w:r>
       <w:r>
         <w:rPr>
           <w:color w:val="000000"/>
-          <w:lang w:eastAsia="zh-CN"/>
         </w:rPr>
         <w:t>6</w:t>
       </w:r>
       <w:r>
         <w:rPr>
           <w:color w:val="000000"/>
-          <w:lang w:eastAsia="zh-CN"/>
         </w:rPr>
         <w:t>）</w:t>
       </w:r>
       <w:r>
         <w:rPr>
           <w:color w:val="000000"/>
-          <w:lang w:eastAsia="zh-CN"/>
         </w:rPr>
         <w:t>**</w:t>
       </w:r>
       <w:r>
         <w:rPr>
           <w:color w:val="000000"/>
-          <w:lang w:eastAsia="zh-CN"/>
         </w:rPr>
         <w:t>数据准确性</w:t>
       </w:r>
       <w:r>
         <w:rPr>
           <w:color w:val="000000"/>
-          <w:lang w:eastAsia="zh-CN"/>
         </w:rPr>
         <w:t>**</w:t>
       </w:r>
       <w:r>
         <w:rPr>
           <w:color w:val="000000"/>
-          <w:lang w:eastAsia="zh-CN"/>
         </w:rPr>
         <w:t>：</w:t>
       </w:r>
       <w:r>
         <w:rPr>
           <w:color w:val="000000"/>
-          <w:lang w:eastAsia="zh-CN"/>
         </w:rPr>
         <w:t xml:space="preserve">M-01 </w:t>
       </w:r>
       <w:r>
         <w:rPr>
           <w:color w:val="000000"/>
-          <w:lang w:eastAsia="zh-CN"/>
         </w:rPr>
         <w:t>的地区参数与相关性校验，以及</w:t>
       </w:r>
       <w:r>
         <w:rPr>
           <w:color w:val="000000"/>
-          <w:lang w:eastAsia="zh-CN"/>
         </w:rPr>
         <w:t xml:space="preserve"> B-01 </w:t>
       </w:r>
       <w:r>
         <w:rPr>
           <w:color w:val="000000"/>
-          <w:lang w:eastAsia="zh-CN"/>
         </w:rPr>
         <w:t>的七条专辑准入规则，共同对应</w:t>
       </w:r>
       <w:r>
         <w:rPr>
           <w:color w:val="000000"/>
-          <w:lang w:eastAsia="zh-CN"/>
         </w:rPr>
         <w:t xml:space="preserve"> NFR-D1 </w:t>
       </w:r>
       <w:r>
         <w:rPr>
           <w:color w:val="000000"/>
-          <w:lang w:eastAsia="zh-CN"/>
         </w:rPr>
         <w:t>至</w:t>
       </w:r>
       <w:r>
         <w:rPr>
           <w:color w:val="000000"/>
-          <w:lang w:eastAsia="zh-CN"/>
         </w:rPr>
         <w:t xml:space="preserve"> NFR-D5</w:t>
       </w:r>
       <w:r>
         <w:rPr>
           <w:color w:val="000000"/>
-          <w:lang w:eastAsia="zh-CN"/>
         </w:rPr>
         <w:t>。其中地区参数不得使用</w:t>
       </w:r>
       <w:r>
         <w:rPr>
           <w:color w:val="000000"/>
-          <w:lang w:eastAsia="zh-CN"/>
         </w:rPr>
         <w:t xml:space="preserve"> `cn`</w:t>
       </w:r>
       <w:r>
         <w:rPr>
           <w:color w:val="000000"/>
-          <w:lang w:eastAsia="zh-CN"/>
         </w:rPr>
         <w:t>、检索结果必须做相关性校验、专辑归属必须按标识而非名称比对，这三条均由实测发现，详见</w:t>
       </w:r>
       <w:r>
         <w:rPr>
           <w:color w:val="000000"/>
-          <w:lang w:eastAsia="zh-CN"/>
         </w:rPr>
         <w:t xml:space="preserve"> 4.1 </w:t>
       </w:r>
       <w:r>
         <w:rPr>
           <w:color w:val="000000"/>
-          <w:lang w:eastAsia="zh-CN"/>
         </w:rPr>
         <w:t>与</w:t>
       </w:r>
       <w:r>
         <w:rPr>
           <w:color w:val="000000"/>
-          <w:lang w:eastAsia="zh-CN"/>
         </w:rPr>
         <w:t xml:space="preserve"> 5.1 </w:t>
       </w:r>
       <w:r>
         <w:rPr>
           <w:color w:val="000000"/>
-          <w:lang w:eastAsia="zh-CN"/>
         </w:rPr>
         <w:t>节的说明。</w:t>
       </w:r>
@@ -31358,31 +30820,31 @@
       </w:rPr>
     </w:lvl>
   </w:abstractNum>
-  <w:num w:numId="1" w16cid:durableId="1485464305">
+  <w:num w:numId="1" w16cid:durableId="886650221">
     <w:abstractNumId w:val="8"/>
   </w:num>
-  <w:num w:numId="2" w16cid:durableId="1153989086">
+  <w:num w:numId="2" w16cid:durableId="520171478">
     <w:abstractNumId w:val="6"/>
   </w:num>
-  <w:num w:numId="3" w16cid:durableId="1613659632">
+  <w:num w:numId="3" w16cid:durableId="976447529">
     <w:abstractNumId w:val="5"/>
   </w:num>
-  <w:num w:numId="4" w16cid:durableId="167789031">
+  <w:num w:numId="4" w16cid:durableId="835801567">
     <w:abstractNumId w:val="4"/>
   </w:num>
-  <w:num w:numId="5" w16cid:durableId="99300444">
+  <w:num w:numId="5" w16cid:durableId="1860005412">
     <w:abstractNumId w:val="7"/>
   </w:num>
-  <w:num w:numId="6" w16cid:durableId="1222982736">
+  <w:num w:numId="6" w16cid:durableId="68113371">
     <w:abstractNumId w:val="3"/>
   </w:num>
-  <w:num w:numId="7" w16cid:durableId="596257816">
+  <w:num w:numId="7" w16cid:durableId="1229615687">
     <w:abstractNumId w:val="2"/>
   </w:num>
-  <w:num w:numId="8" w16cid:durableId="1962028158">
+  <w:num w:numId="8" w16cid:durableId="403140925">
     <w:abstractNumId w:val="1"/>
   </w:num>
-  <w:num w:numId="9" w16cid:durableId="1257131806">
+  <w:num w:numId="9" w16cid:durableId="1888952910">
     <w:abstractNumId w:val="0"/>
   </w:num>
 </w:numbering>
@@ -42779,7 +42241,7 @@
     <w:autoRedefine/>
     <w:uiPriority w:val="39"/>
     <w:unhideWhenUsed/>
-    <w:rsid w:val="00AE260D"/>
+    <w:rsid w:val="00E46B83"/>
   </w:style>
   <w:style w:type="paragraph" w:styleId="TOC2">
     <w:name w:val="toc 2"/>
@@ -42788,7 +42250,7 @@
     <w:autoRedefine/>
     <w:uiPriority w:val="39"/>
     <w:unhideWhenUsed/>
-    <w:rsid w:val="00AE260D"/>
+    <w:rsid w:val="00E46B83"/>
     <w:pPr>
       <w:ind w:leftChars="200" w:left="420"/>
     </w:pPr>
@@ -42798,7 +42260,7 @@
     <w:basedOn w:val="a2"/>
     <w:uiPriority w:val="99"/>
     <w:unhideWhenUsed/>
-    <w:rsid w:val="00AE260D"/>
+    <w:rsid w:val="00E46B83"/>
     <w:rPr>
       <w:color w:val="0000FF" w:themeColor="hyperlink"/>
       <w:u w:val="single"/>

--- a/docs/胡祖锐-API接口文档.docx
+++ b/docs/胡祖锐-API接口文档.docx
@@ -212,7 +212,7 @@
       <w:r>
         <w:fldChar w:fldCharType="separate"/>
       </w:r>
-      <w:hyperlink w:anchor="_Toc240456423" w:history="1">
+      <w:hyperlink w:anchor="_Toc240460187" w:history="1">
         <w:r>
           <w:rPr>
             <w:rStyle w:val="aff9"/>
@@ -240,7 +240,7 @@
             <w:noProof/>
             <w:webHidden/>
           </w:rPr>
-          <w:instrText xml:space="preserve"> PAGEREF _Toc240456423 \h </w:instrText>
+          <w:instrText xml:space="preserve"> PAGEREF _Toc240460187 \h </w:instrText>
         </w:r>
         <w:r>
           <w:rPr>
@@ -288,7 +288,7 @@
           <w14:ligatures w14:val="standardContextual"/>
         </w:rPr>
       </w:pPr>
-      <w:hyperlink w:anchor="_Toc240456424" w:history="1">
+      <w:hyperlink w:anchor="_Toc240460188" w:history="1">
         <w:r>
           <w:rPr>
             <w:rStyle w:val="aff9"/>
@@ -316,7 +316,7 @@
             <w:noProof/>
             <w:webHidden/>
           </w:rPr>
-          <w:instrText xml:space="preserve"> PAGEREF _Toc240456424 \h </w:instrText>
+          <w:instrText xml:space="preserve"> PAGEREF _Toc240460188 \h </w:instrText>
         </w:r>
         <w:r>
           <w:rPr>
@@ -364,7 +364,7 @@
           <w14:ligatures w14:val="standardContextual"/>
         </w:rPr>
       </w:pPr>
-      <w:hyperlink w:anchor="_Toc240456425" w:history="1">
+      <w:hyperlink w:anchor="_Toc240460189" w:history="1">
         <w:r>
           <w:rPr>
             <w:rStyle w:val="aff9"/>
@@ -392,7 +392,7 @@
             <w:noProof/>
             <w:webHidden/>
           </w:rPr>
-          <w:instrText xml:space="preserve"> PAGEREF _Toc240456425 \h </w:instrText>
+          <w:instrText xml:space="preserve"> PAGEREF _Toc240460189 \h </w:instrText>
         </w:r>
         <w:r>
           <w:rPr>
@@ -440,7 +440,7 @@
           <w14:ligatures w14:val="standardContextual"/>
         </w:rPr>
       </w:pPr>
-      <w:hyperlink w:anchor="_Toc240456426" w:history="1">
+      <w:hyperlink w:anchor="_Toc240460190" w:history="1">
         <w:r>
           <w:rPr>
             <w:rStyle w:val="aff9"/>
@@ -468,7 +468,7 @@
             <w:noProof/>
             <w:webHidden/>
           </w:rPr>
-          <w:instrText xml:space="preserve"> PAGEREF _Toc240456426 \h </w:instrText>
+          <w:instrText xml:space="preserve"> PAGEREF _Toc240460190 \h </w:instrText>
         </w:r>
         <w:r>
           <w:rPr>
@@ -515,7 +515,7 @@
           <w14:ligatures w14:val="standardContextual"/>
         </w:rPr>
       </w:pPr>
-      <w:hyperlink w:anchor="_Toc240456427" w:history="1">
+      <w:hyperlink w:anchor="_Toc240460191" w:history="1">
         <w:r>
           <w:rPr>
             <w:rStyle w:val="aff9"/>
@@ -543,7 +543,7 @@
             <w:noProof/>
             <w:webHidden/>
           </w:rPr>
-          <w:instrText xml:space="preserve"> PAGEREF _Toc240456427 \h </w:instrText>
+          <w:instrText xml:space="preserve"> PAGEREF _Toc240460191 \h </w:instrText>
         </w:r>
         <w:r>
           <w:rPr>
@@ -591,7 +591,7 @@
           <w14:ligatures w14:val="standardContextual"/>
         </w:rPr>
       </w:pPr>
-      <w:hyperlink w:anchor="_Toc240456428" w:history="1">
+      <w:hyperlink w:anchor="_Toc240460192" w:history="1">
         <w:r>
           <w:rPr>
             <w:rStyle w:val="aff9"/>
@@ -619,7 +619,7 @@
             <w:noProof/>
             <w:webHidden/>
           </w:rPr>
-          <w:instrText xml:space="preserve"> PAGEREF _Toc240456428 \h </w:instrText>
+          <w:instrText xml:space="preserve"> PAGEREF _Toc240460192 \h </w:instrText>
         </w:r>
         <w:r>
           <w:rPr>
@@ -667,7 +667,7 @@
           <w14:ligatures w14:val="standardContextual"/>
         </w:rPr>
       </w:pPr>
-      <w:hyperlink w:anchor="_Toc240456429" w:history="1">
+      <w:hyperlink w:anchor="_Toc240460193" w:history="1">
         <w:r>
           <w:rPr>
             <w:rStyle w:val="aff9"/>
@@ -695,7 +695,7 @@
             <w:noProof/>
             <w:webHidden/>
           </w:rPr>
-          <w:instrText xml:space="preserve"> PAGEREF _Toc240456429 \h </w:instrText>
+          <w:instrText xml:space="preserve"> PAGEREF _Toc240460193 \h </w:instrText>
         </w:r>
         <w:r>
           <w:rPr>
@@ -743,7 +743,7 @@
           <w14:ligatures w14:val="standardContextual"/>
         </w:rPr>
       </w:pPr>
-      <w:hyperlink w:anchor="_Toc240456430" w:history="1">
+      <w:hyperlink w:anchor="_Toc240460194" w:history="1">
         <w:r>
           <w:rPr>
             <w:rStyle w:val="aff9"/>
@@ -771,7 +771,7 @@
             <w:noProof/>
             <w:webHidden/>
           </w:rPr>
-          <w:instrText xml:space="preserve"> PAGEREF _Toc240456430 \h </w:instrText>
+          <w:instrText xml:space="preserve"> PAGEREF _Toc240460194 \h </w:instrText>
         </w:r>
         <w:r>
           <w:rPr>
@@ -819,7 +819,7 @@
           <w14:ligatures w14:val="standardContextual"/>
         </w:rPr>
       </w:pPr>
-      <w:hyperlink w:anchor="_Toc240456431" w:history="1">
+      <w:hyperlink w:anchor="_Toc240460195" w:history="1">
         <w:r>
           <w:rPr>
             <w:rStyle w:val="aff9"/>
@@ -847,7 +847,7 @@
             <w:noProof/>
             <w:webHidden/>
           </w:rPr>
-          <w:instrText xml:space="preserve"> PAGEREF _Toc240456431 \h </w:instrText>
+          <w:instrText xml:space="preserve"> PAGEREF _Toc240460195 \h </w:instrText>
         </w:r>
         <w:r>
           <w:rPr>
@@ -895,7 +895,7 @@
           <w14:ligatures w14:val="standardContextual"/>
         </w:rPr>
       </w:pPr>
-      <w:hyperlink w:anchor="_Toc240456432" w:history="1">
+      <w:hyperlink w:anchor="_Toc240460196" w:history="1">
         <w:r>
           <w:rPr>
             <w:rStyle w:val="aff9"/>
@@ -923,7 +923,7 @@
             <w:noProof/>
             <w:webHidden/>
           </w:rPr>
-          <w:instrText xml:space="preserve"> PAGEREF _Toc240456432 \h </w:instrText>
+          <w:instrText xml:space="preserve"> PAGEREF _Toc240460196 \h </w:instrText>
         </w:r>
         <w:r>
           <w:rPr>
@@ -971,7 +971,7 @@
           <w14:ligatures w14:val="standardContextual"/>
         </w:rPr>
       </w:pPr>
-      <w:hyperlink w:anchor="_Toc240456433" w:history="1">
+      <w:hyperlink w:anchor="_Toc240460197" w:history="1">
         <w:r>
           <w:rPr>
             <w:rStyle w:val="aff9"/>
@@ -999,7 +999,7 @@
             <w:noProof/>
             <w:webHidden/>
           </w:rPr>
-          <w:instrText xml:space="preserve"> PAGEREF _Toc240456433 \h </w:instrText>
+          <w:instrText xml:space="preserve"> PAGEREF _Toc240460197 \h </w:instrText>
         </w:r>
         <w:r>
           <w:rPr>
@@ -1046,7 +1046,7 @@
           <w14:ligatures w14:val="standardContextual"/>
         </w:rPr>
       </w:pPr>
-      <w:hyperlink w:anchor="_Toc240456434" w:history="1">
+      <w:hyperlink w:anchor="_Toc240460198" w:history="1">
         <w:r>
           <w:rPr>
             <w:rStyle w:val="aff9"/>
@@ -1074,7 +1074,7 @@
             <w:noProof/>
             <w:webHidden/>
           </w:rPr>
-          <w:instrText xml:space="preserve"> PAGEREF _Toc240456434 \h </w:instrText>
+          <w:instrText xml:space="preserve"> PAGEREF _Toc240460198 \h </w:instrText>
         </w:r>
         <w:r>
           <w:rPr>
@@ -1122,7 +1122,7 @@
           <w14:ligatures w14:val="standardContextual"/>
         </w:rPr>
       </w:pPr>
-      <w:hyperlink w:anchor="_Toc240456435" w:history="1">
+      <w:hyperlink w:anchor="_Toc240460199" w:history="1">
         <w:r>
           <w:rPr>
             <w:rStyle w:val="aff9"/>
@@ -1150,7 +1150,7 @@
             <w:noProof/>
             <w:webHidden/>
           </w:rPr>
-          <w:instrText xml:space="preserve"> PAGEREF _Toc240456435 \h </w:instrText>
+          <w:instrText xml:space="preserve"> PAGEREF _Toc240460199 \h </w:instrText>
         </w:r>
         <w:r>
           <w:rPr>
@@ -1198,7 +1198,7 @@
           <w14:ligatures w14:val="standardContextual"/>
         </w:rPr>
       </w:pPr>
-      <w:hyperlink w:anchor="_Toc240456436" w:history="1">
+      <w:hyperlink w:anchor="_Toc240460200" w:history="1">
         <w:r>
           <w:rPr>
             <w:rStyle w:val="aff9"/>
@@ -1226,7 +1226,7 @@
             <w:noProof/>
             <w:webHidden/>
           </w:rPr>
-          <w:instrText xml:space="preserve"> PAGEREF _Toc240456436 \h </w:instrText>
+          <w:instrText xml:space="preserve"> PAGEREF _Toc240460200 \h </w:instrText>
         </w:r>
         <w:r>
           <w:rPr>
@@ -1274,7 +1274,7 @@
           <w14:ligatures w14:val="standardContextual"/>
         </w:rPr>
       </w:pPr>
-      <w:hyperlink w:anchor="_Toc240456437" w:history="1">
+      <w:hyperlink w:anchor="_Toc240460201" w:history="1">
         <w:r>
           <w:rPr>
             <w:rStyle w:val="aff9"/>
@@ -1302,7 +1302,7 @@
             <w:noProof/>
             <w:webHidden/>
           </w:rPr>
-          <w:instrText xml:space="preserve"> PAGEREF _Toc240456437 \h </w:instrText>
+          <w:instrText xml:space="preserve"> PAGEREF _Toc240460201 \h </w:instrText>
         </w:r>
         <w:r>
           <w:rPr>
@@ -1350,7 +1350,7 @@
           <w14:ligatures w14:val="standardContextual"/>
         </w:rPr>
       </w:pPr>
-      <w:hyperlink w:anchor="_Toc240456438" w:history="1">
+      <w:hyperlink w:anchor="_Toc240460202" w:history="1">
         <w:r>
           <w:rPr>
             <w:rStyle w:val="aff9"/>
@@ -1378,7 +1378,7 @@
             <w:noProof/>
             <w:webHidden/>
           </w:rPr>
-          <w:instrText xml:space="preserve"> PAGEREF _Toc240456438 \h </w:instrText>
+          <w:instrText xml:space="preserve"> PAGEREF _Toc240460202 \h </w:instrText>
         </w:r>
         <w:r>
           <w:rPr>
@@ -1426,7 +1426,7 @@
           <w14:ligatures w14:val="standardContextual"/>
         </w:rPr>
       </w:pPr>
-      <w:hyperlink w:anchor="_Toc240456439" w:history="1">
+      <w:hyperlink w:anchor="_Toc240460203" w:history="1">
         <w:r>
           <w:rPr>
             <w:rStyle w:val="aff9"/>
@@ -1454,7 +1454,7 @@
             <w:noProof/>
             <w:webHidden/>
           </w:rPr>
-          <w:instrText xml:space="preserve"> PAGEREF _Toc240456439 \h </w:instrText>
+          <w:instrText xml:space="preserve"> PAGEREF _Toc240460203 \h </w:instrText>
         </w:r>
         <w:r>
           <w:rPr>
@@ -1502,7 +1502,7 @@
           <w14:ligatures w14:val="standardContextual"/>
         </w:rPr>
       </w:pPr>
-      <w:hyperlink w:anchor="_Toc240456440" w:history="1">
+      <w:hyperlink w:anchor="_Toc240460204" w:history="1">
         <w:r>
           <w:rPr>
             <w:rStyle w:val="aff9"/>
@@ -1530,7 +1530,7 @@
             <w:noProof/>
             <w:webHidden/>
           </w:rPr>
-          <w:instrText xml:space="preserve"> PAGEREF _Toc240456440 \h </w:instrText>
+          <w:instrText xml:space="preserve"> PAGEREF _Toc240460204 \h </w:instrText>
         </w:r>
         <w:r>
           <w:rPr>
@@ -1577,7 +1577,7 @@
           <w14:ligatures w14:val="standardContextual"/>
         </w:rPr>
       </w:pPr>
-      <w:hyperlink w:anchor="_Toc240456441" w:history="1">
+      <w:hyperlink w:anchor="_Toc240460205" w:history="1">
         <w:r>
           <w:rPr>
             <w:rStyle w:val="aff9"/>
@@ -1605,7 +1605,7 @@
             <w:noProof/>
             <w:webHidden/>
           </w:rPr>
-          <w:instrText xml:space="preserve"> PAGEREF _Toc240456441 \h </w:instrText>
+          <w:instrText xml:space="preserve"> PAGEREF _Toc240460205 \h </w:instrText>
         </w:r>
         <w:r>
           <w:rPr>
@@ -1653,7 +1653,7 @@
           <w14:ligatures w14:val="standardContextual"/>
         </w:rPr>
       </w:pPr>
-      <w:hyperlink w:anchor="_Toc240456442" w:history="1">
+      <w:hyperlink w:anchor="_Toc240460206" w:history="1">
         <w:r>
           <w:rPr>
             <w:rStyle w:val="aff9"/>
@@ -1681,7 +1681,7 @@
             <w:noProof/>
             <w:webHidden/>
           </w:rPr>
-          <w:instrText xml:space="preserve"> PAGEREF _Toc240456442 \h </w:instrText>
+          <w:instrText xml:space="preserve"> PAGEREF _Toc240460206 \h </w:instrText>
         </w:r>
         <w:r>
           <w:rPr>
@@ -1729,7 +1729,7 @@
           <w14:ligatures w14:val="standardContextual"/>
         </w:rPr>
       </w:pPr>
-      <w:hyperlink w:anchor="_Toc240456443" w:history="1">
+      <w:hyperlink w:anchor="_Toc240460207" w:history="1">
         <w:r>
           <w:rPr>
             <w:rStyle w:val="aff9"/>
@@ -1757,7 +1757,7 @@
             <w:noProof/>
             <w:webHidden/>
           </w:rPr>
-          <w:instrText xml:space="preserve"> PAGEREF _Toc240456443 \h </w:instrText>
+          <w:instrText xml:space="preserve"> PAGEREF _Toc240460207 \h </w:instrText>
         </w:r>
         <w:r>
           <w:rPr>
@@ -1805,7 +1805,7 @@
           <w14:ligatures w14:val="standardContextual"/>
         </w:rPr>
       </w:pPr>
-      <w:hyperlink w:anchor="_Toc240456444" w:history="1">
+      <w:hyperlink w:anchor="_Toc240460208" w:history="1">
         <w:r>
           <w:rPr>
             <w:rStyle w:val="aff9"/>
@@ -1833,7 +1833,7 @@
             <w:noProof/>
             <w:webHidden/>
           </w:rPr>
-          <w:instrText xml:space="preserve"> PAGEREF _Toc240456444 \h </w:instrText>
+          <w:instrText xml:space="preserve"> PAGEREF _Toc240460208 \h </w:instrText>
         </w:r>
         <w:r>
           <w:rPr>
@@ -1881,7 +1881,7 @@
           <w14:ligatures w14:val="standardContextual"/>
         </w:rPr>
       </w:pPr>
-      <w:hyperlink w:anchor="_Toc240456445" w:history="1">
+      <w:hyperlink w:anchor="_Toc240460209" w:history="1">
         <w:r>
           <w:rPr>
             <w:rStyle w:val="aff9"/>
@@ -1909,7 +1909,7 @@
             <w:noProof/>
             <w:webHidden/>
           </w:rPr>
-          <w:instrText xml:space="preserve"> PAGEREF _Toc240456445 \h </w:instrText>
+          <w:instrText xml:space="preserve"> PAGEREF _Toc240460209 \h </w:instrText>
         </w:r>
         <w:r>
           <w:rPr>
@@ -1957,7 +1957,7 @@
           <w14:ligatures w14:val="standardContextual"/>
         </w:rPr>
       </w:pPr>
-      <w:hyperlink w:anchor="_Toc240456446" w:history="1">
+      <w:hyperlink w:anchor="_Toc240460210" w:history="1">
         <w:r>
           <w:rPr>
             <w:rStyle w:val="aff9"/>
@@ -1985,7 +1985,7 @@
             <w:noProof/>
             <w:webHidden/>
           </w:rPr>
-          <w:instrText xml:space="preserve"> PAGEREF _Toc240456446 \h </w:instrText>
+          <w:instrText xml:space="preserve"> PAGEREF _Toc240460210 \h </w:instrText>
         </w:r>
         <w:r>
           <w:rPr>
@@ -2033,7 +2033,7 @@
           <w14:ligatures w14:val="standardContextual"/>
         </w:rPr>
       </w:pPr>
-      <w:hyperlink w:anchor="_Toc240456447" w:history="1">
+      <w:hyperlink w:anchor="_Toc240460211" w:history="1">
         <w:r>
           <w:rPr>
             <w:rStyle w:val="aff9"/>
@@ -2061,7 +2061,7 @@
             <w:noProof/>
             <w:webHidden/>
           </w:rPr>
-          <w:instrText xml:space="preserve"> PAGEREF _Toc240456447 \h </w:instrText>
+          <w:instrText xml:space="preserve"> PAGEREF _Toc240460211 \h </w:instrText>
         </w:r>
         <w:r>
           <w:rPr>
@@ -2109,7 +2109,7 @@
           <w14:ligatures w14:val="standardContextual"/>
         </w:rPr>
       </w:pPr>
-      <w:hyperlink w:anchor="_Toc240456448" w:history="1">
+      <w:hyperlink w:anchor="_Toc240460212" w:history="1">
         <w:r>
           <w:rPr>
             <w:rStyle w:val="aff9"/>
@@ -2137,7 +2137,7 @@
             <w:noProof/>
             <w:webHidden/>
           </w:rPr>
-          <w:instrText xml:space="preserve"> PAGEREF _Toc240456448 \h </w:instrText>
+          <w:instrText xml:space="preserve"> PAGEREF _Toc240460212 \h </w:instrText>
         </w:r>
         <w:r>
           <w:rPr>
@@ -2184,7 +2184,7 @@
           <w14:ligatures w14:val="standardContextual"/>
         </w:rPr>
       </w:pPr>
-      <w:hyperlink w:anchor="_Toc240456449" w:history="1">
+      <w:hyperlink w:anchor="_Toc240460213" w:history="1">
         <w:r>
           <w:rPr>
             <w:rStyle w:val="aff9"/>
@@ -2212,7 +2212,7 @@
             <w:noProof/>
             <w:webHidden/>
           </w:rPr>
-          <w:instrText xml:space="preserve"> PAGEREF _Toc240456449 \h </w:instrText>
+          <w:instrText xml:space="preserve"> PAGEREF _Toc240460213 \h </w:instrText>
         </w:r>
         <w:r>
           <w:rPr>
@@ -2260,7 +2260,7 @@
           <w14:ligatures w14:val="standardContextual"/>
         </w:rPr>
       </w:pPr>
-      <w:hyperlink w:anchor="_Toc240456450" w:history="1">
+      <w:hyperlink w:anchor="_Toc240460214" w:history="1">
         <w:r>
           <w:rPr>
             <w:rStyle w:val="aff9"/>
@@ -2288,7 +2288,7 @@
             <w:noProof/>
             <w:webHidden/>
           </w:rPr>
-          <w:instrText xml:space="preserve"> PAGEREF _Toc240456450 \h </w:instrText>
+          <w:instrText xml:space="preserve"> PAGEREF _Toc240460214 \h </w:instrText>
         </w:r>
         <w:r>
           <w:rPr>
@@ -2336,7 +2336,7 @@
           <w14:ligatures w14:val="standardContextual"/>
         </w:rPr>
       </w:pPr>
-      <w:hyperlink w:anchor="_Toc240456451" w:history="1">
+      <w:hyperlink w:anchor="_Toc240460215" w:history="1">
         <w:r>
           <w:rPr>
             <w:rStyle w:val="aff9"/>
@@ -2364,7 +2364,7 @@
             <w:noProof/>
             <w:webHidden/>
           </w:rPr>
-          <w:instrText xml:space="preserve"> PAGEREF _Toc240456451 \h </w:instrText>
+          <w:instrText xml:space="preserve"> PAGEREF _Toc240460215 \h </w:instrText>
         </w:r>
         <w:r>
           <w:rPr>
@@ -2412,7 +2412,7 @@
           <w14:ligatures w14:val="standardContextual"/>
         </w:rPr>
       </w:pPr>
-      <w:hyperlink w:anchor="_Toc240456452" w:history="1">
+      <w:hyperlink w:anchor="_Toc240460216" w:history="1">
         <w:r>
           <w:rPr>
             <w:rStyle w:val="aff9"/>
@@ -2440,7 +2440,7 @@
             <w:noProof/>
             <w:webHidden/>
           </w:rPr>
-          <w:instrText xml:space="preserve"> PAGEREF _Toc240456452 \h </w:instrText>
+          <w:instrText xml:space="preserve"> PAGEREF _Toc240460216 \h </w:instrText>
         </w:r>
         <w:r>
           <w:rPr>
@@ -2460,7 +2460,7 @@
             <w:noProof/>
             <w:webHidden/>
           </w:rPr>
-          <w:t>15</w:t>
+          <w:t>16</w:t>
         </w:r>
         <w:r>
           <w:rPr>
@@ -2488,7 +2488,7 @@
           <w14:ligatures w14:val="standardContextual"/>
         </w:rPr>
       </w:pPr>
-      <w:hyperlink w:anchor="_Toc240456453" w:history="1">
+      <w:hyperlink w:anchor="_Toc240460217" w:history="1">
         <w:r>
           <w:rPr>
             <w:rStyle w:val="aff9"/>
@@ -2516,7 +2516,7 @@
             <w:noProof/>
             <w:webHidden/>
           </w:rPr>
-          <w:instrText xml:space="preserve"> PAGEREF _Toc240456453 \h </w:instrText>
+          <w:instrText xml:space="preserve"> PAGEREF _Toc240460217 \h </w:instrText>
         </w:r>
         <w:r>
           <w:rPr>
@@ -2564,7 +2564,7 @@
           <w14:ligatures w14:val="standardContextual"/>
         </w:rPr>
       </w:pPr>
-      <w:hyperlink w:anchor="_Toc240456454" w:history="1">
+      <w:hyperlink w:anchor="_Toc240460218" w:history="1">
         <w:r>
           <w:rPr>
             <w:rStyle w:val="aff9"/>
@@ -2592,7 +2592,7 @@
             <w:noProof/>
             <w:webHidden/>
           </w:rPr>
-          <w:instrText xml:space="preserve"> PAGEREF _Toc240456454 \h </w:instrText>
+          <w:instrText xml:space="preserve"> PAGEREF _Toc240460218 \h </w:instrText>
         </w:r>
         <w:r>
           <w:rPr>
@@ -2640,7 +2640,7 @@
           <w14:ligatures w14:val="standardContextual"/>
         </w:rPr>
       </w:pPr>
-      <w:hyperlink w:anchor="_Toc240456455" w:history="1">
+      <w:hyperlink w:anchor="_Toc240460219" w:history="1">
         <w:r>
           <w:rPr>
             <w:rStyle w:val="aff9"/>
@@ -2668,7 +2668,7 @@
             <w:noProof/>
             <w:webHidden/>
           </w:rPr>
-          <w:instrText xml:space="preserve"> PAGEREF _Toc240456455 \h </w:instrText>
+          <w:instrText xml:space="preserve"> PAGEREF _Toc240460219 \h </w:instrText>
         </w:r>
         <w:r>
           <w:rPr>
@@ -2716,7 +2716,7 @@
           <w14:ligatures w14:val="standardContextual"/>
         </w:rPr>
       </w:pPr>
-      <w:hyperlink w:anchor="_Toc240456456" w:history="1">
+      <w:hyperlink w:anchor="_Toc240460220" w:history="1">
         <w:r>
           <w:rPr>
             <w:rStyle w:val="aff9"/>
@@ -2744,7 +2744,7 @@
             <w:noProof/>
             <w:webHidden/>
           </w:rPr>
-          <w:instrText xml:space="preserve"> PAGEREF _Toc240456456 \h </w:instrText>
+          <w:instrText xml:space="preserve"> PAGEREF _Toc240460220 \h </w:instrText>
         </w:r>
         <w:r>
           <w:rPr>
@@ -2792,7 +2792,7 @@
           <w14:ligatures w14:val="standardContextual"/>
         </w:rPr>
       </w:pPr>
-      <w:hyperlink w:anchor="_Toc240456457" w:history="1">
+      <w:hyperlink w:anchor="_Toc240460221" w:history="1">
         <w:r>
           <w:rPr>
             <w:rStyle w:val="aff9"/>
@@ -2820,7 +2820,7 @@
             <w:noProof/>
             <w:webHidden/>
           </w:rPr>
-          <w:instrText xml:space="preserve"> PAGEREF _Toc240456457 \h </w:instrText>
+          <w:instrText xml:space="preserve"> PAGEREF _Toc240460221 \h </w:instrText>
         </w:r>
         <w:r>
           <w:rPr>
@@ -2840,7 +2840,7 @@
             <w:noProof/>
             <w:webHidden/>
           </w:rPr>
-          <w:t>17</w:t>
+          <w:t>18</w:t>
         </w:r>
         <w:r>
           <w:rPr>
@@ -2867,7 +2867,7 @@
           <w14:ligatures w14:val="standardContextual"/>
         </w:rPr>
       </w:pPr>
-      <w:hyperlink w:anchor="_Toc240456458" w:history="1">
+      <w:hyperlink w:anchor="_Toc240460222" w:history="1">
         <w:r>
           <w:rPr>
             <w:rStyle w:val="aff9"/>
@@ -2895,7 +2895,7 @@
             <w:noProof/>
             <w:webHidden/>
           </w:rPr>
-          <w:instrText xml:space="preserve"> PAGEREF _Toc240456458 \h </w:instrText>
+          <w:instrText xml:space="preserve"> PAGEREF _Toc240460222 \h </w:instrText>
         </w:r>
         <w:r>
           <w:rPr>
@@ -2943,7 +2943,7 @@
           <w14:ligatures w14:val="standardContextual"/>
         </w:rPr>
       </w:pPr>
-      <w:hyperlink w:anchor="_Toc240456459" w:history="1">
+      <w:hyperlink w:anchor="_Toc240460223" w:history="1">
         <w:r>
           <w:rPr>
             <w:rStyle w:val="aff9"/>
@@ -2971,7 +2971,7 @@
             <w:noProof/>
             <w:webHidden/>
           </w:rPr>
-          <w:instrText xml:space="preserve"> PAGEREF _Toc240456459 \h </w:instrText>
+          <w:instrText xml:space="preserve"> PAGEREF _Toc240460223 \h </w:instrText>
         </w:r>
         <w:r>
           <w:rPr>
@@ -3019,7 +3019,7 @@
           <w14:ligatures w14:val="standardContextual"/>
         </w:rPr>
       </w:pPr>
-      <w:hyperlink w:anchor="_Toc240456460" w:history="1">
+      <w:hyperlink w:anchor="_Toc240460224" w:history="1">
         <w:r>
           <w:rPr>
             <w:rStyle w:val="aff9"/>
@@ -3047,7 +3047,7 @@
             <w:noProof/>
             <w:webHidden/>
           </w:rPr>
-          <w:instrText xml:space="preserve"> PAGEREF _Toc240456460 \h </w:instrText>
+          <w:instrText xml:space="preserve"> PAGEREF _Toc240460224 \h </w:instrText>
         </w:r>
         <w:r>
           <w:rPr>
@@ -3095,7 +3095,7 @@
           <w14:ligatures w14:val="standardContextual"/>
         </w:rPr>
       </w:pPr>
-      <w:hyperlink w:anchor="_Toc240456461" w:history="1">
+      <w:hyperlink w:anchor="_Toc240460225" w:history="1">
         <w:r>
           <w:rPr>
             <w:rStyle w:val="aff9"/>
@@ -3123,7 +3123,7 @@
             <w:noProof/>
             <w:webHidden/>
           </w:rPr>
-          <w:instrText xml:space="preserve"> PAGEREF _Toc240456461 \h </w:instrText>
+          <w:instrText xml:space="preserve"> PAGEREF _Toc240460225 \h </w:instrText>
         </w:r>
         <w:r>
           <w:rPr>
@@ -3171,7 +3171,7 @@
           <w14:ligatures w14:val="standardContextual"/>
         </w:rPr>
       </w:pPr>
-      <w:hyperlink w:anchor="_Toc240456462" w:history="1">
+      <w:hyperlink w:anchor="_Toc240460226" w:history="1">
         <w:r>
           <w:rPr>
             <w:rStyle w:val="aff9"/>
@@ -3199,7 +3199,7 @@
             <w:noProof/>
             <w:webHidden/>
           </w:rPr>
-          <w:instrText xml:space="preserve"> PAGEREF _Toc240456462 \h </w:instrText>
+          <w:instrText xml:space="preserve"> PAGEREF _Toc240460226 \h </w:instrText>
         </w:r>
         <w:r>
           <w:rPr>
@@ -3247,7 +3247,7 @@
           <w14:ligatures w14:val="standardContextual"/>
         </w:rPr>
       </w:pPr>
-      <w:hyperlink w:anchor="_Toc240456463" w:history="1">
+      <w:hyperlink w:anchor="_Toc240460227" w:history="1">
         <w:r>
           <w:rPr>
             <w:rStyle w:val="aff9"/>
@@ -3275,7 +3275,7 @@
             <w:noProof/>
             <w:webHidden/>
           </w:rPr>
-          <w:instrText xml:space="preserve"> PAGEREF _Toc240456463 \h </w:instrText>
+          <w:instrText xml:space="preserve"> PAGEREF _Toc240460227 \h </w:instrText>
         </w:r>
         <w:r>
           <w:rPr>
@@ -3295,7 +3295,7 @@
             <w:noProof/>
             <w:webHidden/>
           </w:rPr>
-          <w:t>19</w:t>
+          <w:t>20</w:t>
         </w:r>
         <w:r>
           <w:rPr>
@@ -3323,7 +3323,7 @@
           <w14:ligatures w14:val="standardContextual"/>
         </w:rPr>
       </w:pPr>
-      <w:hyperlink w:anchor="_Toc240456464" w:history="1">
+      <w:hyperlink w:anchor="_Toc240460228" w:history="1">
         <w:r>
           <w:rPr>
             <w:rStyle w:val="aff9"/>
@@ -3351,7 +3351,7 @@
             <w:noProof/>
             <w:webHidden/>
           </w:rPr>
-          <w:instrText xml:space="preserve"> PAGEREF _Toc240456464 \h </w:instrText>
+          <w:instrText xml:space="preserve"> PAGEREF _Toc240460228 \h </w:instrText>
         </w:r>
         <w:r>
           <w:rPr>
@@ -3399,7 +3399,7 @@
           <w14:ligatures w14:val="standardContextual"/>
         </w:rPr>
       </w:pPr>
-      <w:hyperlink w:anchor="_Toc240456465" w:history="1">
+      <w:hyperlink w:anchor="_Toc240460229" w:history="1">
         <w:r>
           <w:rPr>
             <w:rStyle w:val="aff9"/>
@@ -3427,7 +3427,7 @@
             <w:noProof/>
             <w:webHidden/>
           </w:rPr>
-          <w:instrText xml:space="preserve"> PAGEREF _Toc240456465 \h </w:instrText>
+          <w:instrText xml:space="preserve"> PAGEREF _Toc240460229 \h </w:instrText>
         </w:r>
         <w:r>
           <w:rPr>
@@ -3474,7 +3474,7 @@
           <w14:ligatures w14:val="standardContextual"/>
         </w:rPr>
       </w:pPr>
-      <w:hyperlink w:anchor="_Toc240456466" w:history="1">
+      <w:hyperlink w:anchor="_Toc240460230" w:history="1">
         <w:r>
           <w:rPr>
             <w:rStyle w:val="aff9"/>
@@ -3502,7 +3502,7 @@
             <w:noProof/>
             <w:webHidden/>
           </w:rPr>
-          <w:instrText xml:space="preserve"> PAGEREF _Toc240456466 \h </w:instrText>
+          <w:instrText xml:space="preserve"> PAGEREF _Toc240460230 \h </w:instrText>
         </w:r>
         <w:r>
           <w:rPr>
@@ -3522,7 +3522,7 @@
             <w:noProof/>
             <w:webHidden/>
           </w:rPr>
-          <w:t>20</w:t>
+          <w:t>21</w:t>
         </w:r>
         <w:r>
           <w:rPr>
@@ -3550,7 +3550,7 @@
           <w14:ligatures w14:val="standardContextual"/>
         </w:rPr>
       </w:pPr>
-      <w:hyperlink w:anchor="_Toc240456467" w:history="1">
+      <w:hyperlink w:anchor="_Toc240460231" w:history="1">
         <w:r>
           <w:rPr>
             <w:rStyle w:val="aff9"/>
@@ -3578,7 +3578,7 @@
             <w:noProof/>
             <w:webHidden/>
           </w:rPr>
-          <w:instrText xml:space="preserve"> PAGEREF _Toc240456467 \h </w:instrText>
+          <w:instrText xml:space="preserve"> PAGEREF _Toc240460231 \h </w:instrText>
         </w:r>
         <w:r>
           <w:rPr>
@@ -3598,7 +3598,7 @@
             <w:noProof/>
             <w:webHidden/>
           </w:rPr>
-          <w:t>20</w:t>
+          <w:t>21</w:t>
         </w:r>
         <w:r>
           <w:rPr>
@@ -3626,7 +3626,7 @@
           <w14:ligatures w14:val="standardContextual"/>
         </w:rPr>
       </w:pPr>
-      <w:hyperlink w:anchor="_Toc240456468" w:history="1">
+      <w:hyperlink w:anchor="_Toc240460232" w:history="1">
         <w:r>
           <w:rPr>
             <w:rStyle w:val="aff9"/>
@@ -3654,7 +3654,7 @@
             <w:noProof/>
             <w:webHidden/>
           </w:rPr>
-          <w:instrText xml:space="preserve"> PAGEREF _Toc240456468 \h </w:instrText>
+          <w:instrText xml:space="preserve"> PAGEREF _Toc240460232 \h </w:instrText>
         </w:r>
         <w:r>
           <w:rPr>
@@ -3702,7 +3702,7 @@
           <w14:ligatures w14:val="standardContextual"/>
         </w:rPr>
       </w:pPr>
-      <w:hyperlink w:anchor="_Toc240456469" w:history="1">
+      <w:hyperlink w:anchor="_Toc240460233" w:history="1">
         <w:r>
           <w:rPr>
             <w:rStyle w:val="aff9"/>
@@ -3730,7 +3730,7 @@
             <w:noProof/>
             <w:webHidden/>
           </w:rPr>
-          <w:instrText xml:space="preserve"> PAGEREF _Toc240456469 \h </w:instrText>
+          <w:instrText xml:space="preserve"> PAGEREF _Toc240460233 \h </w:instrText>
         </w:r>
         <w:r>
           <w:rPr>
@@ -3778,7 +3778,7 @@
           <w14:ligatures w14:val="standardContextual"/>
         </w:rPr>
       </w:pPr>
-      <w:hyperlink w:anchor="_Toc240456470" w:history="1">
+      <w:hyperlink w:anchor="_Toc240460234" w:history="1">
         <w:r>
           <w:rPr>
             <w:rStyle w:val="aff9"/>
@@ -3806,7 +3806,7 @@
             <w:noProof/>
             <w:webHidden/>
           </w:rPr>
-          <w:instrText xml:space="preserve"> PAGEREF _Toc240456470 \h </w:instrText>
+          <w:instrText xml:space="preserve"> PAGEREF _Toc240460234 \h </w:instrText>
         </w:r>
         <w:r>
           <w:rPr>
@@ -3854,7 +3854,7 @@
           <w14:ligatures w14:val="standardContextual"/>
         </w:rPr>
       </w:pPr>
-      <w:hyperlink w:anchor="_Toc240456471" w:history="1">
+      <w:hyperlink w:anchor="_Toc240460235" w:history="1">
         <w:r>
           <w:rPr>
             <w:rStyle w:val="aff9"/>
@@ -3882,7 +3882,7 @@
             <w:noProof/>
             <w:webHidden/>
           </w:rPr>
-          <w:instrText xml:space="preserve"> PAGEREF _Toc240456471 \h </w:instrText>
+          <w:instrText xml:space="preserve"> PAGEREF _Toc240460235 \h </w:instrText>
         </w:r>
         <w:r>
           <w:rPr>
@@ -3902,7 +3902,7 @@
             <w:noProof/>
             <w:webHidden/>
           </w:rPr>
-          <w:t>21</w:t>
+          <w:t>22</w:t>
         </w:r>
         <w:r>
           <w:rPr>
@@ -3929,7 +3929,7 @@
           <w14:ligatures w14:val="standardContextual"/>
         </w:rPr>
       </w:pPr>
-      <w:hyperlink w:anchor="_Toc240456472" w:history="1">
+      <w:hyperlink w:anchor="_Toc240460236" w:history="1">
         <w:r>
           <w:rPr>
             <w:rStyle w:val="aff9"/>
@@ -3957,7 +3957,7 @@
             <w:noProof/>
             <w:webHidden/>
           </w:rPr>
-          <w:instrText xml:space="preserve"> PAGEREF _Toc240456472 \h </w:instrText>
+          <w:instrText xml:space="preserve"> PAGEREF _Toc240460236 \h </w:instrText>
         </w:r>
         <w:r>
           <w:rPr>
@@ -3977,7 +3977,7 @@
             <w:noProof/>
             <w:webHidden/>
           </w:rPr>
-          <w:t>21</w:t>
+          <w:t>22</w:t>
         </w:r>
         <w:r>
           <w:rPr>
@@ -4005,7 +4005,7 @@
           <w14:ligatures w14:val="standardContextual"/>
         </w:rPr>
       </w:pPr>
-      <w:hyperlink w:anchor="_Toc240456473" w:history="1">
+      <w:hyperlink w:anchor="_Toc240460237" w:history="1">
         <w:r>
           <w:rPr>
             <w:rStyle w:val="aff9"/>
@@ -4033,7 +4033,7 @@
             <w:noProof/>
             <w:webHidden/>
           </w:rPr>
-          <w:instrText xml:space="preserve"> PAGEREF _Toc240456473 \h </w:instrText>
+          <w:instrText xml:space="preserve"> PAGEREF _Toc240460237 \h </w:instrText>
         </w:r>
         <w:r>
           <w:rPr>
@@ -4053,7 +4053,7 @@
             <w:noProof/>
             <w:webHidden/>
           </w:rPr>
-          <w:t>21</w:t>
+          <w:t>22</w:t>
         </w:r>
         <w:r>
           <w:rPr>
@@ -4081,7 +4081,7 @@
           <w14:ligatures w14:val="standardContextual"/>
         </w:rPr>
       </w:pPr>
-      <w:hyperlink w:anchor="_Toc240456474" w:history="1">
+      <w:hyperlink w:anchor="_Toc240460238" w:history="1">
         <w:r>
           <w:rPr>
             <w:rStyle w:val="aff9"/>
@@ -4109,7 +4109,7 @@
             <w:noProof/>
             <w:webHidden/>
           </w:rPr>
-          <w:instrText xml:space="preserve"> PAGEREF _Toc240456474 \h </w:instrText>
+          <w:instrText xml:space="preserve"> PAGEREF _Toc240460238 \h </w:instrText>
         </w:r>
         <w:r>
           <w:rPr>
@@ -4156,7 +4156,7 @@
           <w14:ligatures w14:val="standardContextual"/>
         </w:rPr>
       </w:pPr>
-      <w:hyperlink w:anchor="_Toc240456475" w:history="1">
+      <w:hyperlink w:anchor="_Toc240460239" w:history="1">
         <w:r>
           <w:rPr>
             <w:rStyle w:val="aff9"/>
@@ -4184,7 +4184,7 @@
             <w:noProof/>
             <w:webHidden/>
           </w:rPr>
-          <w:instrText xml:space="preserve"> PAGEREF _Toc240456475 \h </w:instrText>
+          <w:instrText xml:space="preserve"> PAGEREF _Toc240460239 \h </w:instrText>
         </w:r>
         <w:r>
           <w:rPr>
@@ -4232,7 +4232,7 @@
           <w14:ligatures w14:val="standardContextual"/>
         </w:rPr>
       </w:pPr>
-      <w:hyperlink w:anchor="_Toc240456476" w:history="1">
+      <w:hyperlink w:anchor="_Toc240460240" w:history="1">
         <w:r>
           <w:rPr>
             <w:rStyle w:val="aff9"/>
@@ -4260,7 +4260,7 @@
             <w:noProof/>
             <w:webHidden/>
           </w:rPr>
-          <w:instrText xml:space="preserve"> PAGEREF _Toc240456476 \h </w:instrText>
+          <w:instrText xml:space="preserve"> PAGEREF _Toc240460240 \h </w:instrText>
         </w:r>
         <w:r>
           <w:rPr>
@@ -4280,7 +4280,7 @@
             <w:noProof/>
             <w:webHidden/>
           </w:rPr>
-          <w:t>22</w:t>
+          <w:t>23</w:t>
         </w:r>
         <w:r>
           <w:rPr>
@@ -4308,7 +4308,7 @@
           <w14:ligatures w14:val="standardContextual"/>
         </w:rPr>
       </w:pPr>
-      <w:hyperlink w:anchor="_Toc240456477" w:history="1">
+      <w:hyperlink w:anchor="_Toc240460241" w:history="1">
         <w:r>
           <w:rPr>
             <w:rStyle w:val="aff9"/>
@@ -4336,7 +4336,7 @@
             <w:noProof/>
             <w:webHidden/>
           </w:rPr>
-          <w:instrText xml:space="preserve"> PAGEREF _Toc240456477 \h </w:instrText>
+          <w:instrText xml:space="preserve"> PAGEREF _Toc240460241 \h </w:instrText>
         </w:r>
         <w:r>
           <w:rPr>
@@ -4356,7 +4356,7 @@
             <w:noProof/>
             <w:webHidden/>
           </w:rPr>
-          <w:t>22</w:t>
+          <w:t>23</w:t>
         </w:r>
         <w:r>
           <w:rPr>
@@ -4384,7 +4384,7 @@
           <w14:ligatures w14:val="standardContextual"/>
         </w:rPr>
       </w:pPr>
-      <w:hyperlink w:anchor="_Toc240456478" w:history="1">
+      <w:hyperlink w:anchor="_Toc240460242" w:history="1">
         <w:r>
           <w:rPr>
             <w:rStyle w:val="aff9"/>
@@ -4412,7 +4412,7 @@
             <w:noProof/>
             <w:webHidden/>
           </w:rPr>
-          <w:instrText xml:space="preserve"> PAGEREF _Toc240456478 \h </w:instrText>
+          <w:instrText xml:space="preserve"> PAGEREF _Toc240460242 \h </w:instrText>
         </w:r>
         <w:r>
           <w:rPr>
@@ -4432,7 +4432,7 @@
             <w:noProof/>
             <w:webHidden/>
           </w:rPr>
-          <w:t>22</w:t>
+          <w:t>23</w:t>
         </w:r>
         <w:r>
           <w:rPr>
@@ -4460,7 +4460,7 @@
           <w14:ligatures w14:val="standardContextual"/>
         </w:rPr>
       </w:pPr>
-      <w:hyperlink w:anchor="_Toc240456479" w:history="1">
+      <w:hyperlink w:anchor="_Toc240460243" w:history="1">
         <w:r>
           <w:rPr>
             <w:rStyle w:val="aff9"/>
@@ -4488,7 +4488,7 @@
             <w:noProof/>
             <w:webHidden/>
           </w:rPr>
-          <w:instrText xml:space="preserve"> PAGEREF _Toc240456479 \h </w:instrText>
+          <w:instrText xml:space="preserve"> PAGEREF _Toc240460243 \h </w:instrText>
         </w:r>
         <w:r>
           <w:rPr>
@@ -4536,7 +4536,7 @@
           <w14:ligatures w14:val="standardContextual"/>
         </w:rPr>
       </w:pPr>
-      <w:hyperlink w:anchor="_Toc240456480" w:history="1">
+      <w:hyperlink w:anchor="_Toc240460244" w:history="1">
         <w:r>
           <w:rPr>
             <w:rStyle w:val="aff9"/>
@@ -4564,7 +4564,7 @@
             <w:noProof/>
             <w:webHidden/>
           </w:rPr>
-          <w:instrText xml:space="preserve"> PAGEREF _Toc240456480 \h </w:instrText>
+          <w:instrText xml:space="preserve"> PAGEREF _Toc240460244 \h </w:instrText>
         </w:r>
         <w:r>
           <w:rPr>
@@ -4584,7 +4584,7 @@
             <w:noProof/>
             <w:webHidden/>
           </w:rPr>
-          <w:t>23</w:t>
+          <w:t>24</w:t>
         </w:r>
         <w:r>
           <w:rPr>
@@ -4612,7 +4612,7 @@
           <w14:ligatures w14:val="standardContextual"/>
         </w:rPr>
       </w:pPr>
-      <w:hyperlink w:anchor="_Toc240456481" w:history="1">
+      <w:hyperlink w:anchor="_Toc240460245" w:history="1">
         <w:r>
           <w:rPr>
             <w:rStyle w:val="aff9"/>
@@ -4640,7 +4640,7 @@
             <w:noProof/>
             <w:webHidden/>
           </w:rPr>
-          <w:instrText xml:space="preserve"> PAGEREF _Toc240456481 \h </w:instrText>
+          <w:instrText xml:space="preserve"> PAGEREF _Toc240460245 \h </w:instrText>
         </w:r>
         <w:r>
           <w:rPr>
@@ -4687,7 +4687,7 @@
           <w14:ligatures w14:val="standardContextual"/>
         </w:rPr>
       </w:pPr>
-      <w:hyperlink w:anchor="_Toc240456482" w:history="1">
+      <w:hyperlink w:anchor="_Toc240460246" w:history="1">
         <w:r>
           <w:rPr>
             <w:rStyle w:val="aff9"/>
@@ -4715,7 +4715,7 @@
             <w:noProof/>
             <w:webHidden/>
           </w:rPr>
-          <w:instrText xml:space="preserve"> PAGEREF _Toc240456482 \h </w:instrText>
+          <w:instrText xml:space="preserve"> PAGEREF _Toc240460246 \h </w:instrText>
         </w:r>
         <w:r>
           <w:rPr>
@@ -4763,7 +4763,7 @@
           <w14:ligatures w14:val="standardContextual"/>
         </w:rPr>
       </w:pPr>
-      <w:hyperlink w:anchor="_Toc240456483" w:history="1">
+      <w:hyperlink w:anchor="_Toc240460247" w:history="1">
         <w:r>
           <w:rPr>
             <w:rStyle w:val="aff9"/>
@@ -4791,7 +4791,7 @@
             <w:noProof/>
             <w:webHidden/>
           </w:rPr>
-          <w:instrText xml:space="preserve"> PAGEREF _Toc240456483 \h </w:instrText>
+          <w:instrText xml:space="preserve"> PAGEREF _Toc240460247 \h </w:instrText>
         </w:r>
         <w:r>
           <w:rPr>
@@ -4839,7 +4839,7 @@
           <w14:ligatures w14:val="standardContextual"/>
         </w:rPr>
       </w:pPr>
-      <w:hyperlink w:anchor="_Toc240456484" w:history="1">
+      <w:hyperlink w:anchor="_Toc240460248" w:history="1">
         <w:r>
           <w:rPr>
             <w:rStyle w:val="aff9"/>
@@ -4867,7 +4867,7 @@
             <w:noProof/>
             <w:webHidden/>
           </w:rPr>
-          <w:instrText xml:space="preserve"> PAGEREF _Toc240456484 \h </w:instrText>
+          <w:instrText xml:space="preserve"> PAGEREF _Toc240460248 \h </w:instrText>
         </w:r>
         <w:r>
           <w:rPr>
@@ -4887,7 +4887,7 @@
             <w:noProof/>
             <w:webHidden/>
           </w:rPr>
-          <w:t>24</w:t>
+          <w:t>25</w:t>
         </w:r>
         <w:r>
           <w:rPr>
@@ -4915,7 +4915,7 @@
           <w14:ligatures w14:val="standardContextual"/>
         </w:rPr>
       </w:pPr>
-      <w:hyperlink w:anchor="_Toc240456485" w:history="1">
+      <w:hyperlink w:anchor="_Toc240460249" w:history="1">
         <w:r>
           <w:rPr>
             <w:rStyle w:val="aff9"/>
@@ -4943,7 +4943,7 @@
             <w:noProof/>
             <w:webHidden/>
           </w:rPr>
-          <w:instrText xml:space="preserve"> PAGEREF _Toc240456485 \h </w:instrText>
+          <w:instrText xml:space="preserve"> PAGEREF _Toc240460249 \h </w:instrText>
         </w:r>
         <w:r>
           <w:rPr>
@@ -4990,7 +4990,7 @@
           <w14:ligatures w14:val="standardContextual"/>
         </w:rPr>
       </w:pPr>
-      <w:hyperlink w:anchor="_Toc240456486" w:history="1">
+      <w:hyperlink w:anchor="_Toc240460250" w:history="1">
         <w:r>
           <w:rPr>
             <w:rStyle w:val="aff9"/>
@@ -5018,7 +5018,7 @@
             <w:noProof/>
             <w:webHidden/>
           </w:rPr>
-          <w:instrText xml:space="preserve"> PAGEREF _Toc240456486 \h </w:instrText>
+          <w:instrText xml:space="preserve"> PAGEREF _Toc240460250 \h </w:instrText>
         </w:r>
         <w:r>
           <w:rPr>
@@ -5065,7 +5065,7 @@
           <w14:ligatures w14:val="standardContextual"/>
         </w:rPr>
       </w:pPr>
-      <w:hyperlink w:anchor="_Toc240456487" w:history="1">
+      <w:hyperlink w:anchor="_Toc240460251" w:history="1">
         <w:r>
           <w:rPr>
             <w:rStyle w:val="aff9"/>
@@ -5093,7 +5093,7 @@
             <w:noProof/>
             <w:webHidden/>
           </w:rPr>
-          <w:instrText xml:space="preserve"> PAGEREF _Toc240456487 \h </w:instrText>
+          <w:instrText xml:space="preserve"> PAGEREF _Toc240460251 \h </w:instrText>
         </w:r>
         <w:r>
           <w:rPr>
@@ -5134,7 +5134,7 @@
         <w:pStyle w:val="1"/>
         <w:spacing w:before="240" w:after="120" w:line="360" w:lineRule="auto"/>
       </w:pPr>
-      <w:bookmarkStart w:id="0" w:name="_Toc240456423"/>
+      <w:bookmarkStart w:id="0" w:name="_Toc240460187"/>
       <w:r>
         <w:rPr>
           <w:rFonts w:ascii="黑体" w:eastAsia="黑体" w:hAnsi="黑体"/>
@@ -5148,7 +5148,7 @@
         <w:pStyle w:val="21"/>
         <w:spacing w:after="120" w:line="360" w:lineRule="auto"/>
       </w:pPr>
-      <w:bookmarkStart w:id="1" w:name="_Toc240456424"/>
+      <w:bookmarkStart w:id="1" w:name="_Toc240460188"/>
       <w:r>
         <w:rPr>
           <w:rFonts w:ascii="黑体" w:eastAsia="黑体" w:hAnsi="黑体"/>
@@ -5204,7 +5204,7 @@
         <w:pStyle w:val="21"/>
         <w:spacing w:after="120" w:line="360" w:lineRule="auto"/>
       </w:pPr>
-      <w:bookmarkStart w:id="2" w:name="_Toc240456425"/>
+      <w:bookmarkStart w:id="2" w:name="_Toc240460189"/>
       <w:r>
         <w:rPr>
           <w:rFonts w:ascii="黑体" w:eastAsia="黑体" w:hAnsi="黑体"/>
@@ -5236,7 +5236,7 @@
         <w:pStyle w:val="21"/>
         <w:spacing w:after="120" w:line="360" w:lineRule="auto"/>
       </w:pPr>
-      <w:bookmarkStart w:id="3" w:name="_Toc240456426"/>
+      <w:bookmarkStart w:id="3" w:name="_Toc240460190"/>
       <w:r>
         <w:rPr>
           <w:rFonts w:ascii="黑体" w:eastAsia="黑体" w:hAnsi="黑体"/>
@@ -5292,7 +5292,7 @@
         <w:pStyle w:val="1"/>
         <w:spacing w:before="240" w:after="120" w:line="360" w:lineRule="auto"/>
       </w:pPr>
-      <w:bookmarkStart w:id="4" w:name="_Toc240456427"/>
+      <w:bookmarkStart w:id="4" w:name="_Toc240460191"/>
       <w:r>
         <w:rPr>
           <w:rFonts w:ascii="黑体" w:eastAsia="黑体" w:hAnsi="黑体"/>
@@ -5306,7 +5306,7 @@
         <w:pStyle w:val="21"/>
         <w:spacing w:after="120" w:line="360" w:lineRule="auto"/>
       </w:pPr>
-      <w:bookmarkStart w:id="5" w:name="_Toc240456428"/>
+      <w:bookmarkStart w:id="5" w:name="_Toc240460192"/>
       <w:r>
         <w:rPr>
           <w:rFonts w:ascii="黑体" w:eastAsia="黑体" w:hAnsi="黑体"/>
@@ -5780,7 +5780,7 @@
         <w:pStyle w:val="21"/>
         <w:spacing w:after="120" w:line="360" w:lineRule="auto"/>
       </w:pPr>
-      <w:bookmarkStart w:id="6" w:name="_Toc240456429"/>
+      <w:bookmarkStart w:id="6" w:name="_Toc240460193"/>
       <w:r>
         <w:rPr>
           <w:rFonts w:ascii="黑体" w:eastAsia="黑体" w:hAnsi="黑体"/>
@@ -6173,7 +6173,7 @@
         <w:pStyle w:val="21"/>
         <w:spacing w:after="120" w:line="360" w:lineRule="auto"/>
       </w:pPr>
-      <w:bookmarkStart w:id="7" w:name="_Toc240456430"/>
+      <w:bookmarkStart w:id="7" w:name="_Toc240460194"/>
       <w:r>
         <w:rPr>
           <w:rFonts w:ascii="黑体" w:eastAsia="黑体" w:hAnsi="黑体"/>
@@ -6811,7 +6811,7 @@
         <w:pStyle w:val="21"/>
         <w:spacing w:after="120" w:line="360" w:lineRule="auto"/>
       </w:pPr>
-      <w:bookmarkStart w:id="8" w:name="_Toc240456431"/>
+      <w:bookmarkStart w:id="8" w:name="_Toc240460195"/>
       <w:r>
         <w:rPr>
           <w:rFonts w:ascii="黑体" w:eastAsia="黑体" w:hAnsi="黑体"/>
@@ -6960,7 +6960,7 @@
         <w:pStyle w:val="21"/>
         <w:spacing w:after="120" w:line="360" w:lineRule="auto"/>
       </w:pPr>
-      <w:bookmarkStart w:id="9" w:name="_Toc240456432"/>
+      <w:bookmarkStart w:id="9" w:name="_Toc240460196"/>
       <w:r>
         <w:rPr>
           <w:rFonts w:ascii="黑体" w:eastAsia="黑体" w:hAnsi="黑体"/>
@@ -7417,7 +7417,7 @@
         <w:pStyle w:val="21"/>
         <w:spacing w:after="120" w:line="360" w:lineRule="auto"/>
       </w:pPr>
-      <w:bookmarkStart w:id="10" w:name="_Toc240456433"/>
+      <w:bookmarkStart w:id="10" w:name="_Toc240460197"/>
       <w:r>
         <w:rPr>
           <w:rFonts w:ascii="黑体" w:eastAsia="黑体" w:hAnsi="黑体"/>
@@ -11917,7 +11917,7 @@
         <w:pStyle w:val="1"/>
         <w:spacing w:before="240" w:after="120" w:line="360" w:lineRule="auto"/>
       </w:pPr>
-      <w:bookmarkStart w:id="11" w:name="_Toc240456434"/>
+      <w:bookmarkStart w:id="11" w:name="_Toc240460198"/>
       <w:r>
         <w:rPr>
           <w:rFonts w:ascii="黑体" w:eastAsia="黑体" w:hAnsi="黑体"/>
@@ -11931,7 +11931,7 @@
         <w:pStyle w:val="21"/>
         <w:spacing w:after="120" w:line="360" w:lineRule="auto"/>
       </w:pPr>
-      <w:bookmarkStart w:id="12" w:name="_Toc240456435"/>
+      <w:bookmarkStart w:id="12" w:name="_Toc240460199"/>
       <w:r>
         <w:rPr>
           <w:rFonts w:ascii="黑体" w:eastAsia="黑体" w:hAnsi="黑体"/>
@@ -12453,7 +12453,7 @@
         <w:pStyle w:val="21"/>
         <w:spacing w:after="120" w:line="360" w:lineRule="auto"/>
       </w:pPr>
-      <w:bookmarkStart w:id="13" w:name="_Toc240456436"/>
+      <w:bookmarkStart w:id="13" w:name="_Toc240460200"/>
       <w:r>
         <w:rPr>
           <w:rFonts w:ascii="黑体" w:eastAsia="黑体" w:hAnsi="黑体"/>
@@ -12938,7 +12938,7 @@
         <w:pStyle w:val="21"/>
         <w:spacing w:after="120" w:line="360" w:lineRule="auto"/>
       </w:pPr>
-      <w:bookmarkStart w:id="14" w:name="_Toc240456437"/>
+      <w:bookmarkStart w:id="14" w:name="_Toc240460201"/>
       <w:r>
         <w:rPr>
           <w:rFonts w:ascii="黑体" w:eastAsia="黑体" w:hAnsi="黑体"/>
@@ -13073,7 +13073,7 @@
         <w:pStyle w:val="21"/>
         <w:spacing w:after="120" w:line="360" w:lineRule="auto"/>
       </w:pPr>
-      <w:bookmarkStart w:id="15" w:name="_Toc240456438"/>
+      <w:bookmarkStart w:id="15" w:name="_Toc240460202"/>
       <w:r>
         <w:rPr>
           <w:rFonts w:ascii="黑体" w:eastAsia="黑体" w:hAnsi="黑体"/>
@@ -13132,7 +13132,7 @@
         <w:pStyle w:val="21"/>
         <w:spacing w:after="120" w:line="360" w:lineRule="auto"/>
       </w:pPr>
-      <w:bookmarkStart w:id="16" w:name="_Toc240456439"/>
+      <w:bookmarkStart w:id="16" w:name="_Toc240460203"/>
       <w:r>
         <w:rPr>
           <w:rFonts w:ascii="黑体" w:eastAsia="黑体" w:hAnsi="黑体"/>
@@ -13490,7 +13490,7 @@
         <w:pStyle w:val="21"/>
         <w:spacing w:after="120" w:line="360" w:lineRule="auto"/>
       </w:pPr>
-      <w:bookmarkStart w:id="17" w:name="_Toc240456440"/>
+      <w:bookmarkStart w:id="17" w:name="_Toc240460204"/>
       <w:r>
         <w:rPr>
           <w:rFonts w:ascii="黑体" w:eastAsia="黑体" w:hAnsi="黑体"/>
@@ -13610,7 +13610,7 @@
         <w:pStyle w:val="1"/>
         <w:spacing w:before="240" w:after="120" w:line="360" w:lineRule="auto"/>
       </w:pPr>
-      <w:bookmarkStart w:id="18" w:name="_Toc240456441"/>
+      <w:bookmarkStart w:id="18" w:name="_Toc240460205"/>
       <w:r>
         <w:rPr>
           <w:rFonts w:ascii="黑体" w:eastAsia="黑体" w:hAnsi="黑体"/>
@@ -13624,7 +13624,7 @@
         <w:pStyle w:val="21"/>
         <w:spacing w:after="120" w:line="360" w:lineRule="auto"/>
       </w:pPr>
-      <w:bookmarkStart w:id="19" w:name="_Toc240456442"/>
+      <w:bookmarkStart w:id="19" w:name="_Toc240460206"/>
       <w:r>
         <w:rPr>
           <w:rFonts w:ascii="黑体" w:eastAsia="黑体" w:hAnsi="黑体"/>
@@ -14806,7 +14806,7 @@
         <w:pStyle w:val="21"/>
         <w:spacing w:after="120" w:line="360" w:lineRule="auto"/>
       </w:pPr>
-      <w:bookmarkStart w:id="20" w:name="_Toc240456443"/>
+      <w:bookmarkStart w:id="20" w:name="_Toc240460207"/>
       <w:r>
         <w:rPr>
           <w:rFonts w:ascii="黑体" w:eastAsia="黑体" w:hAnsi="黑体"/>
@@ -14945,7 +14945,7 @@
         <w:pStyle w:val="21"/>
         <w:spacing w:after="120" w:line="360" w:lineRule="auto"/>
       </w:pPr>
-      <w:bookmarkStart w:id="21" w:name="_Toc240456444"/>
+      <w:bookmarkStart w:id="21" w:name="_Toc240460208"/>
       <w:r>
         <w:rPr>
           <w:rFonts w:ascii="黑体" w:eastAsia="黑体" w:hAnsi="黑体"/>
@@ -15473,7 +15473,7 @@
         <w:pStyle w:val="21"/>
         <w:spacing w:after="120" w:line="360" w:lineRule="auto"/>
       </w:pPr>
-      <w:bookmarkStart w:id="22" w:name="_Toc240456445"/>
+      <w:bookmarkStart w:id="22" w:name="_Toc240460209"/>
       <w:r>
         <w:rPr>
           <w:rFonts w:ascii="黑体" w:eastAsia="黑体" w:hAnsi="黑体"/>
@@ -15530,7 +15530,7 @@
         <w:pStyle w:val="21"/>
         <w:spacing w:after="120" w:line="360" w:lineRule="auto"/>
       </w:pPr>
-      <w:bookmarkStart w:id="23" w:name="_Toc240456446"/>
+      <w:bookmarkStart w:id="23" w:name="_Toc240460210"/>
       <w:r>
         <w:rPr>
           <w:rFonts w:ascii="黑体" w:eastAsia="黑体" w:hAnsi="黑体"/>
@@ -15713,7 +15713,7 @@
         <w:pStyle w:val="21"/>
         <w:spacing w:after="120" w:line="360" w:lineRule="auto"/>
       </w:pPr>
-      <w:bookmarkStart w:id="24" w:name="_Toc240456447"/>
+      <w:bookmarkStart w:id="24" w:name="_Toc240460211"/>
       <w:r>
         <w:rPr>
           <w:rFonts w:ascii="黑体" w:eastAsia="黑体" w:hAnsi="黑体"/>
@@ -16422,7 +16422,7 @@
         <w:pStyle w:val="21"/>
         <w:spacing w:after="120" w:line="360" w:lineRule="auto"/>
       </w:pPr>
-      <w:bookmarkStart w:id="25" w:name="_Toc240456448"/>
+      <w:bookmarkStart w:id="25" w:name="_Toc240460212"/>
       <w:r>
         <w:rPr>
           <w:rFonts w:ascii="黑体" w:eastAsia="黑体" w:hAnsi="黑体"/>
@@ -16557,7 +16557,7 @@
         <w:pStyle w:val="1"/>
         <w:spacing w:before="240" w:after="120" w:line="360" w:lineRule="auto"/>
       </w:pPr>
-      <w:bookmarkStart w:id="26" w:name="_Toc240456449"/>
+      <w:bookmarkStart w:id="26" w:name="_Toc240460213"/>
       <w:r>
         <w:rPr>
           <w:rFonts w:ascii="黑体" w:eastAsia="黑体" w:hAnsi="黑体"/>
@@ -16571,7 +16571,7 @@
         <w:pStyle w:val="21"/>
         <w:spacing w:after="120" w:line="360" w:lineRule="auto"/>
       </w:pPr>
-      <w:bookmarkStart w:id="27" w:name="_Toc240456450"/>
+      <w:bookmarkStart w:id="27" w:name="_Toc240460214"/>
       <w:r>
         <w:rPr>
           <w:rFonts w:ascii="黑体" w:eastAsia="黑体" w:hAnsi="黑体"/>
@@ -16629,12 +16629,12 @@
         <w:tblLook w:val="04A0" w:firstRow="1" w:lastRow="0" w:firstColumn="1" w:lastColumn="0" w:noHBand="0" w:noVBand="1"/>
       </w:tblPr>
       <w:tblGrid>
-        <w:gridCol w:w="2106"/>
-        <w:gridCol w:w="693"/>
-        <w:gridCol w:w="1385"/>
-        <w:gridCol w:w="1386"/>
-        <w:gridCol w:w="692"/>
-        <w:gridCol w:w="2079"/>
+        <w:gridCol w:w="2316"/>
+        <w:gridCol w:w="690"/>
+        <w:gridCol w:w="1381"/>
+        <w:gridCol w:w="1379"/>
+        <w:gridCol w:w="688"/>
+        <w:gridCol w:w="2074"/>
       </w:tblGrid>
       <w:tr>
         <w:tc>
@@ -16778,7 +16778,28 @@
                 <w:color w:val="000000"/>
                 <w:sz w:val="21"/>
               </w:rPr>
-              <w:t>`scopeKey`</w:t>
+              <w:t>`artistId`</w:t>
+            </w:r>
+            <w:r>
+              <w:rPr>
+                <w:color w:val="000000"/>
+                <w:sz w:val="21"/>
+              </w:rPr>
+              <w:t>（必填；可选</w:t>
+            </w:r>
+            <w:r>
+              <w:rPr>
+                <w:color w:val="000000"/>
+                <w:sz w:val="21"/>
+              </w:rPr>
+              <w:t xml:space="preserve"> `albumCount` </w:t>
+            </w:r>
+            <w:r>
+              <w:rPr>
+                <w:color w:val="000000"/>
+                <w:sz w:val="21"/>
+              </w:rPr>
+              <w:t>限制张数）</w:t>
             </w:r>
           </w:p>
         </w:tc>
@@ -17481,28 +17502,21 @@
                 <w:color w:val="000000"/>
                 <w:sz w:val="21"/>
               </w:rPr>
-              <w:t xml:space="preserve">`multi-artist` </w:t>
-            </w:r>
-            <w:r>
-              <w:rPr>
-                <w:color w:val="000000"/>
-                <w:sz w:val="21"/>
-              </w:rPr>
-              <w:t>模式下的歌手与抽取数量，最少</w:t>
-            </w:r>
-            <w:r>
-              <w:rPr>
-                <w:color w:val="000000"/>
-                <w:sz w:val="21"/>
-              </w:rPr>
-              <w:t xml:space="preserve"> 2 </w:t>
-            </w:r>
-            <w:r>
-              <w:rPr>
-                <w:color w:val="000000"/>
-                <w:sz w:val="21"/>
-              </w:rPr>
-              <w:t>位、</w:t>
+              <w:t xml:space="preserve">`multi-artist` / `aligned` </w:t>
+            </w:r>
+            <w:r>
+              <w:rPr>
+                <w:color w:val="000000"/>
+                <w:sz w:val="21"/>
+              </w:rPr>
+              <w:t>模式下的歌手列表，最少</w:t>
+            </w:r>
+            <w:r>
+              <w:rPr>
+                <w:color w:val="000000"/>
+                <w:sz w:val="21"/>
+              </w:rPr>
+              <w:t xml:space="preserve"> </w:t>
             </w:r>
             <w:r>
               <w:rPr>
@@ -17510,6 +17524,41 @@
                 <w:sz w:val="21"/>
               </w:rPr>
               <w:lastRenderedPageBreak/>
+              <w:t xml:space="preserve">2 </w:t>
+            </w:r>
+            <w:r>
+              <w:rPr>
+                <w:color w:val="000000"/>
+                <w:sz w:val="21"/>
+              </w:rPr>
+              <w:t>位、最多</w:t>
+            </w:r>
+            <w:r>
+              <w:rPr>
+                <w:color w:val="000000"/>
+                <w:sz w:val="21"/>
+              </w:rPr>
+              <w:t xml:space="preserve"> 6 </w:t>
+            </w:r>
+            <w:r>
+              <w:rPr>
+                <w:color w:val="000000"/>
+                <w:sz w:val="21"/>
+              </w:rPr>
+              <w:t>位（</w:t>
+            </w:r>
+            <w:r>
+              <w:rPr>
+                <w:color w:val="000000"/>
+                <w:sz w:val="21"/>
+              </w:rPr>
+              <w:t xml:space="preserve">`aligned` </w:t>
+            </w:r>
+            <w:r>
+              <w:rPr>
+                <w:color w:val="000000"/>
+                <w:sz w:val="21"/>
+              </w:rPr>
               <w:t>最多</w:t>
             </w:r>
             <w:r>
@@ -17517,14 +17566,14 @@
                 <w:color w:val="000000"/>
                 <w:sz w:val="21"/>
               </w:rPr>
-              <w:t xml:space="preserve"> 6 </w:t>
-            </w:r>
-            <w:r>
-              <w:rPr>
-                <w:color w:val="000000"/>
-                <w:sz w:val="21"/>
-              </w:rPr>
-              <w:t>位</w:t>
+              <w:t xml:space="preserve"> 4 </w:t>
+            </w:r>
+            <w:r>
+              <w:rPr>
+                <w:color w:val="000000"/>
+                <w:sz w:val="21"/>
+              </w:rPr>
+              <w:t>位）</w:t>
             </w:r>
           </w:p>
         </w:tc>
@@ -17601,7 +17650,7 @@
                 <w:color w:val="000000"/>
                 <w:sz w:val="21"/>
               </w:rPr>
-              <w:t>artists[].pick</w:t>
+              <w:t>artists[].albumCount</w:t>
             </w:r>
           </w:p>
         </w:tc>
@@ -17645,42 +17694,77 @@
                 <w:color w:val="000000"/>
                 <w:sz w:val="21"/>
               </w:rPr>
-              <w:t>该歌手抽取的专辑数，默认</w:t>
-            </w:r>
-            <w:r>
-              <w:rPr>
-                <w:color w:val="000000"/>
-                <w:sz w:val="21"/>
-              </w:rPr>
-              <w:t xml:space="preserve"> 4</w:t>
-            </w:r>
-            <w:r>
-              <w:rPr>
-                <w:color w:val="000000"/>
-                <w:sz w:val="21"/>
-              </w:rPr>
-              <w:t>，范围</w:t>
-            </w:r>
-            <w:r>
-              <w:rPr>
-                <w:color w:val="000000"/>
-                <w:sz w:val="21"/>
-              </w:rPr>
-              <w:t xml:space="preserve"> 3 </w:t>
-            </w:r>
-            <w:r>
-              <w:rPr>
-                <w:color w:val="000000"/>
-                <w:sz w:val="21"/>
-              </w:rPr>
-              <w:t>至</w:t>
-            </w:r>
-            <w:r>
-              <w:rPr>
-                <w:color w:val="000000"/>
-                <w:sz w:val="21"/>
-              </w:rPr>
-              <w:t xml:space="preserve"> 5</w:t>
+              <w:t>该歌手</w:t>
+            </w:r>
+            <w:r>
+              <w:rPr>
+                <w:color w:val="000000"/>
+                <w:sz w:val="21"/>
+              </w:rPr>
+              <w:t>"</w:t>
+            </w:r>
+            <w:r>
+              <w:rPr>
+                <w:color w:val="000000"/>
+                <w:sz w:val="21"/>
+              </w:rPr>
+              <w:t>最多取前</w:t>
+            </w:r>
+            <w:r>
+              <w:rPr>
+                <w:color w:val="000000"/>
+                <w:sz w:val="21"/>
+              </w:rPr>
+              <w:t xml:space="preserve"> N </w:t>
+            </w:r>
+            <w:r>
+              <w:rPr>
+                <w:color w:val="000000"/>
+                <w:sz w:val="21"/>
+              </w:rPr>
+              <w:t>张</w:t>
+            </w:r>
+            <w:r>
+              <w:rPr>
+                <w:color w:val="000000"/>
+                <w:sz w:val="21"/>
+              </w:rPr>
+              <w:t>"</w:t>
+            </w:r>
+            <w:r>
+              <w:rPr>
+                <w:color w:val="000000"/>
+                <w:sz w:val="21"/>
+              </w:rPr>
+              <w:t>参赛（按发行时间升序），不填</w:t>
+            </w:r>
+            <w:r>
+              <w:rPr>
+                <w:color w:val="000000"/>
+                <w:sz w:val="21"/>
+              </w:rPr>
+              <w:t>=</w:t>
+            </w:r>
+            <w:r>
+              <w:rPr>
+                <w:color w:val="000000"/>
+                <w:sz w:val="21"/>
+              </w:rPr>
+              <w:t>取全部合格专辑；仅</w:t>
+            </w:r>
+            <w:r>
+              <w:rPr>
+                <w:color w:val="000000"/>
+                <w:sz w:val="21"/>
+              </w:rPr>
+              <w:t xml:space="preserve"> `multi-artist` </w:t>
+            </w:r>
+            <w:r>
+              <w:rPr>
+                <w:color w:val="000000"/>
+                <w:sz w:val="21"/>
+              </w:rPr>
+              <w:t>生效</w:t>
             </w:r>
           </w:p>
         </w:tc>
@@ -17696,7 +17780,7 @@
                 <w:color w:val="000000"/>
                 <w:sz w:val="21"/>
               </w:rPr>
-              <w:t>artists[].albumIds</w:t>
+              <w:t>albumCount</w:t>
             </w:r>
           </w:p>
         </w:tc>
@@ -17711,7 +17795,7 @@
                 <w:color w:val="000000"/>
                 <w:sz w:val="21"/>
               </w:rPr>
-              <w:t>string[]</w:t>
+              <w:t>number</w:t>
             </w:r>
           </w:p>
         </w:tc>
@@ -17740,14 +17824,200 @@
                 <w:color w:val="000000"/>
                 <w:sz w:val="21"/>
               </w:rPr>
-              <w:t>该歌手指定专辑，填写时忽略</w:t>
-            </w:r>
-            <w:r>
-              <w:rPr>
-                <w:color w:val="000000"/>
-                <w:sz w:val="21"/>
-              </w:rPr>
-              <w:t xml:space="preserve"> `pick`</w:t>
+              <w:t>顶层参数，</w:t>
+            </w:r>
+            <w:r>
+              <w:rPr>
+                <w:color w:val="000000"/>
+                <w:sz w:val="21"/>
+              </w:rPr>
+              <w:t xml:space="preserve">`artist` </w:t>
+            </w:r>
+            <w:r>
+              <w:rPr>
+                <w:color w:val="000000"/>
+                <w:sz w:val="21"/>
+              </w:rPr>
+              <w:t>模式下限制参赛张数（按发行时间升序取前</w:t>
+            </w:r>
+            <w:r>
+              <w:rPr>
+                <w:color w:val="000000"/>
+                <w:sz w:val="21"/>
+              </w:rPr>
+              <w:t xml:space="preserve"> N </w:t>
+            </w:r>
+            <w:r>
+              <w:rPr>
+                <w:color w:val="000000"/>
+                <w:sz w:val="21"/>
+              </w:rPr>
+              <w:t>张）；其余模式忽略</w:t>
+            </w:r>
+          </w:p>
+        </w:tc>
+      </w:tr>
+      <w:tr>
+        <w:tc>
+          <w:tcPr>
+            <w:tcW w:w="2078" w:type="dxa"/>
+          </w:tcPr>
+          <w:p>
+            <w:r>
+              <w:rPr>
+                <w:color w:val="000000"/>
+                <w:sz w:val="21"/>
+              </w:rPr>
+              <w:t>albumCount</w:t>
+            </w:r>
+          </w:p>
+        </w:tc>
+        <w:tc>
+          <w:tcPr>
+            <w:tcW w:w="2078" w:type="dxa"/>
+            <w:gridSpan w:val="2"/>
+          </w:tcPr>
+          <w:p>
+            <w:r>
+              <w:rPr>
+                <w:color w:val="000000"/>
+                <w:sz w:val="21"/>
+              </w:rPr>
+              <w:t>number</w:t>
+            </w:r>
+          </w:p>
+        </w:tc>
+        <w:tc>
+          <w:tcPr>
+            <w:tcW w:w="2078" w:type="dxa"/>
+            <w:gridSpan w:val="2"/>
+          </w:tcPr>
+          <w:p>
+            <w:r>
+              <w:rPr>
+                <w:color w:val="000000"/>
+                <w:sz w:val="21"/>
+              </w:rPr>
+              <w:t>否</w:t>
+            </w:r>
+          </w:p>
+        </w:tc>
+        <w:tc>
+          <w:tcPr>
+            <w:tcW w:w="2078" w:type="dxa"/>
+          </w:tcPr>
+          <w:p>
+            <w:r>
+              <w:rPr>
+                <w:color w:val="000000"/>
+                <w:sz w:val="21"/>
+              </w:rPr>
+              <w:t xml:space="preserve">`artist` / `multi-artist` </w:t>
+            </w:r>
+            <w:r>
+              <w:rPr>
+                <w:color w:val="000000"/>
+                <w:sz w:val="21"/>
+              </w:rPr>
+              <w:t>模式下每位歌手</w:t>
+            </w:r>
+            <w:r>
+              <w:rPr>
+                <w:color w:val="000000"/>
+                <w:sz w:val="21"/>
+              </w:rPr>
+              <w:t>"</w:t>
+            </w:r>
+            <w:r>
+              <w:rPr>
+                <w:color w:val="000000"/>
+                <w:sz w:val="21"/>
+              </w:rPr>
+              <w:t>最多取前</w:t>
+            </w:r>
+            <w:r>
+              <w:rPr>
+                <w:color w:val="000000"/>
+                <w:sz w:val="21"/>
+              </w:rPr>
+              <w:t xml:space="preserve"> N </w:t>
+            </w:r>
+            <w:r>
+              <w:rPr>
+                <w:color w:val="000000"/>
+                <w:sz w:val="21"/>
+              </w:rPr>
+              <w:t>张</w:t>
+            </w:r>
+            <w:r>
+              <w:rPr>
+                <w:color w:val="000000"/>
+                <w:sz w:val="21"/>
+              </w:rPr>
+              <w:t>"</w:t>
+            </w:r>
+            <w:r>
+              <w:rPr>
+                <w:color w:val="000000"/>
+                <w:sz w:val="21"/>
+              </w:rPr>
+              <w:t>参赛，</w:t>
+            </w:r>
+            <w:r>
+              <w:rPr>
+                <w:color w:val="000000"/>
+                <w:sz w:val="21"/>
+              </w:rPr>
+              <w:t>**</w:t>
+            </w:r>
+            <w:r>
+              <w:rPr>
+                <w:color w:val="000000"/>
+                <w:sz w:val="21"/>
+              </w:rPr>
+              <w:t>不填则取全部合格专辑</w:t>
+            </w:r>
+            <w:r>
+              <w:rPr>
+                <w:color w:val="000000"/>
+                <w:sz w:val="21"/>
+              </w:rPr>
+              <w:t>**</w:t>
+            </w:r>
+            <w:r>
+              <w:rPr>
+                <w:color w:val="000000"/>
+                <w:sz w:val="21"/>
+              </w:rPr>
+              <w:t>；</w:t>
+            </w:r>
+            <w:r>
+              <w:rPr>
+                <w:color w:val="000000"/>
+                <w:sz w:val="21"/>
+              </w:rPr>
+              <w:t xml:space="preserve">`artist` </w:t>
+            </w:r>
+            <w:r>
+              <w:rPr>
+                <w:color w:val="000000"/>
+                <w:sz w:val="21"/>
+              </w:rPr>
+              <w:t>模式按发行时间升序取前</w:t>
+            </w:r>
+            <w:r>
+              <w:rPr>
+                <w:color w:val="000000"/>
+                <w:sz w:val="21"/>
+              </w:rPr>
+              <w:t xml:space="preserve"> N </w:t>
+            </w:r>
+            <w:r>
+              <w:rPr>
+                <w:color w:val="000000"/>
+                <w:sz w:val="21"/>
+              </w:rPr>
+              <w:t>张</w:t>
             </w:r>
           </w:p>
         </w:tc>
@@ -18404,6 +18674,7 @@
                 <w:color w:val="000000"/>
                 <w:sz w:val="21"/>
               </w:rPr>
+              <w:lastRenderedPageBreak/>
               <w:t>1</w:t>
             </w:r>
           </w:p>
@@ -18980,7 +19251,6 @@
         <w:rPr>
           <w:color w:val="000000"/>
         </w:rPr>
-        <w:lastRenderedPageBreak/>
         <w:t>失败情形：过滤后专辑少于</w:t>
       </w:r>
       <w:r>
@@ -19145,7 +19415,7 @@
         <w:pStyle w:val="21"/>
         <w:spacing w:after="120" w:line="360" w:lineRule="auto"/>
       </w:pPr>
-      <w:bookmarkStart w:id="28" w:name="_Toc240456451"/>
+      <w:bookmarkStart w:id="28" w:name="_Toc240460215"/>
       <w:r>
         <w:rPr>
           <w:rFonts w:ascii="黑体" w:eastAsia="黑体" w:hAnsi="黑体"/>
@@ -19528,6 +19798,7 @@
           <w:color w:val="26313F"/>
           <w:sz w:val="18"/>
         </w:rPr>
+        <w:lastRenderedPageBreak/>
         <w:t xml:space="preserve">  }</w:t>
       </w:r>
     </w:p>
@@ -19551,7 +19822,7 @@
         <w:pStyle w:val="21"/>
         <w:spacing w:after="120" w:line="360" w:lineRule="auto"/>
       </w:pPr>
-      <w:bookmarkStart w:id="29" w:name="_Toc240456452"/>
+      <w:bookmarkStart w:id="29" w:name="_Toc240460216"/>
       <w:r>
         <w:rPr>
           <w:rFonts w:ascii="黑体" w:eastAsia="黑体" w:hAnsi="黑体"/>
@@ -19752,7 +20023,6 @@
           <w:color w:val="26313F"/>
           <w:sz w:val="18"/>
         </w:rPr>
-        <w:lastRenderedPageBreak/>
         <w:t xml:space="preserve">    "left": { "albumId": 1440928842, "name": "</w:t>
       </w:r>
       <w:r>
@@ -20045,7 +20315,7 @@
         <w:pStyle w:val="21"/>
         <w:spacing w:after="120" w:line="360" w:lineRule="auto"/>
       </w:pPr>
-      <w:bookmarkStart w:id="30" w:name="_Toc240456453"/>
+      <w:bookmarkStart w:id="30" w:name="_Toc240460217"/>
       <w:r>
         <w:rPr>
           <w:rFonts w:ascii="黑体" w:eastAsia="黑体" w:hAnsi="黑体"/>
@@ -20366,6 +20636,7 @@
           <w:color w:val="26313F"/>
           <w:sz w:val="18"/>
         </w:rPr>
+        <w:lastRenderedPageBreak/>
         <w:t xml:space="preserve">  "data": {</w:t>
       </w:r>
     </w:p>
@@ -20614,12 +20885,11 @@
         <w:pStyle w:val="21"/>
         <w:spacing w:after="120" w:line="360" w:lineRule="auto"/>
       </w:pPr>
-      <w:bookmarkStart w:id="31" w:name="_Toc240456454"/>
+      <w:bookmarkStart w:id="31" w:name="_Toc240460218"/>
       <w:r>
         <w:rPr>
           <w:rFonts w:ascii="黑体" w:eastAsia="黑体" w:hAnsi="黑体"/>
         </w:rPr>
-        <w:lastRenderedPageBreak/>
         <w:t xml:space="preserve">5.5 </w:t>
       </w:r>
       <w:r>
@@ -20746,7 +21016,7 @@
         <w:pStyle w:val="21"/>
         <w:spacing w:after="120" w:line="360" w:lineRule="auto"/>
       </w:pPr>
-      <w:bookmarkStart w:id="32" w:name="_Toc240456455"/>
+      <w:bookmarkStart w:id="32" w:name="_Toc240460219"/>
       <w:r>
         <w:rPr>
           <w:rFonts w:ascii="黑体" w:eastAsia="黑体" w:hAnsi="黑体"/>
@@ -21034,7 +21304,7 @@
         <w:pStyle w:val="21"/>
         <w:spacing w:after="120" w:line="360" w:lineRule="auto"/>
       </w:pPr>
-      <w:bookmarkStart w:id="33" w:name="_Toc240456456"/>
+      <w:bookmarkStart w:id="33" w:name="_Toc240460220"/>
       <w:r>
         <w:rPr>
           <w:rFonts w:ascii="黑体" w:eastAsia="黑体" w:hAnsi="黑体"/>
@@ -21172,6 +21442,7 @@
           <w:color w:val="26313F"/>
           <w:sz w:val="18"/>
         </w:rPr>
+        <w:lastRenderedPageBreak/>
         <w:t xml:space="preserve">      { "battleId": "6512f...", "scopeKey": "</w:t>
       </w:r>
       <w:r>
@@ -21302,7 +21573,7 @@
         <w:pStyle w:val="21"/>
         <w:spacing w:after="120" w:line="360" w:lineRule="auto"/>
       </w:pPr>
-      <w:bookmarkStart w:id="34" w:name="_Toc240456457"/>
+      <w:bookmarkStart w:id="34" w:name="_Toc240460221"/>
       <w:r>
         <w:rPr>
           <w:rFonts w:ascii="黑体" w:eastAsia="黑体" w:hAnsi="黑体"/>
@@ -21373,12 +21644,11 @@
         <w:pStyle w:val="1"/>
         <w:spacing w:before="240" w:after="120" w:line="360" w:lineRule="auto"/>
       </w:pPr>
-      <w:bookmarkStart w:id="35" w:name="_Toc240456458"/>
+      <w:bookmarkStart w:id="35" w:name="_Toc240460222"/>
       <w:r>
         <w:rPr>
           <w:rFonts w:ascii="黑体" w:eastAsia="黑体" w:hAnsi="黑体"/>
         </w:rPr>
-        <w:lastRenderedPageBreak/>
         <w:t>六、音乐人格测评接口</w:t>
       </w:r>
       <w:bookmarkEnd w:id="35"/>
@@ -21388,7 +21658,7 @@
         <w:pStyle w:val="21"/>
         <w:spacing w:after="120" w:line="360" w:lineRule="auto"/>
       </w:pPr>
-      <w:bookmarkStart w:id="36" w:name="_Toc240456459"/>
+      <w:bookmarkStart w:id="36" w:name="_Toc240460223"/>
       <w:r>
         <w:rPr>
           <w:rFonts w:ascii="黑体" w:eastAsia="黑体" w:hAnsi="黑体"/>
@@ -22035,7 +22305,7 @@
         <w:pStyle w:val="21"/>
         <w:spacing w:after="120" w:line="360" w:lineRule="auto"/>
       </w:pPr>
-      <w:bookmarkStart w:id="37" w:name="_Toc240456460"/>
+      <w:bookmarkStart w:id="37" w:name="_Toc240460224"/>
       <w:r>
         <w:rPr>
           <w:rFonts w:ascii="黑体" w:eastAsia="黑体" w:hAnsi="黑体"/>
@@ -22151,6 +22421,7 @@
                 <w:color w:val="000000"/>
                 <w:sz w:val="21"/>
               </w:rPr>
+              <w:lastRenderedPageBreak/>
               <w:t>---</w:t>
             </w:r>
           </w:p>
@@ -22589,7 +22860,6 @@
           <w:color w:val="26313F"/>
           <w:sz w:val="18"/>
         </w:rPr>
-        <w:lastRenderedPageBreak/>
         <w:t xml:space="preserve">      { "albumId": 1440928842, "name": "</w:t>
       </w:r>
       <w:r>
@@ -22743,7 +23013,7 @@
         <w:pStyle w:val="21"/>
         <w:spacing w:after="120" w:line="360" w:lineRule="auto"/>
       </w:pPr>
-      <w:bookmarkStart w:id="38" w:name="_Toc240456461"/>
+      <w:bookmarkStart w:id="38" w:name="_Toc240460225"/>
       <w:r>
         <w:rPr>
           <w:rFonts w:ascii="黑体" w:eastAsia="黑体" w:hAnsi="黑体"/>
@@ -22811,7 +23081,7 @@
         <w:pStyle w:val="21"/>
         <w:spacing w:after="120" w:line="360" w:lineRule="auto"/>
       </w:pPr>
-      <w:bookmarkStart w:id="39" w:name="_Toc240456462"/>
+      <w:bookmarkStart w:id="39" w:name="_Toc240460226"/>
       <w:r>
         <w:rPr>
           <w:rFonts w:ascii="黑体" w:eastAsia="黑体" w:hAnsi="黑体"/>
@@ -23051,11 +23321,12 @@
         <w:pStyle w:val="21"/>
         <w:spacing w:after="120" w:line="360" w:lineRule="auto"/>
       </w:pPr>
-      <w:bookmarkStart w:id="40" w:name="_Toc240456463"/>
+      <w:bookmarkStart w:id="40" w:name="_Toc240460227"/>
       <w:r>
         <w:rPr>
           <w:rFonts w:ascii="黑体" w:eastAsia="黑体" w:hAnsi="黑体"/>
         </w:rPr>
+        <w:lastRenderedPageBreak/>
         <w:t xml:space="preserve">6.5 </w:t>
       </w:r>
       <w:r>
@@ -23250,12 +23521,11 @@
         <w:pStyle w:val="21"/>
         <w:spacing w:after="120" w:line="360" w:lineRule="auto"/>
       </w:pPr>
-      <w:bookmarkStart w:id="41" w:name="_Toc240456464"/>
+      <w:bookmarkStart w:id="41" w:name="_Toc240460228"/>
       <w:r>
         <w:rPr>
           <w:rFonts w:ascii="黑体" w:eastAsia="黑体" w:hAnsi="黑体"/>
         </w:rPr>
-        <w:lastRenderedPageBreak/>
         <w:t xml:space="preserve">6.6 </w:t>
       </w:r>
       <w:r>
@@ -23697,7 +23967,7 @@
         <w:pStyle w:val="21"/>
         <w:spacing w:after="120" w:line="360" w:lineRule="auto"/>
       </w:pPr>
-      <w:bookmarkStart w:id="42" w:name="_Toc240456465"/>
+      <w:bookmarkStart w:id="42" w:name="_Toc240460229"/>
       <w:r>
         <w:rPr>
           <w:rFonts w:ascii="黑体" w:eastAsia="黑体" w:hAnsi="黑体"/>
@@ -23832,11 +24102,12 @@
         <w:pStyle w:val="1"/>
         <w:spacing w:before="240" w:after="120" w:line="360" w:lineRule="auto"/>
       </w:pPr>
-      <w:bookmarkStart w:id="43" w:name="_Toc240456466"/>
+      <w:bookmarkStart w:id="43" w:name="_Toc240460230"/>
       <w:r>
         <w:rPr>
           <w:rFonts w:ascii="黑体" w:eastAsia="黑体" w:hAnsi="黑体"/>
         </w:rPr>
+        <w:lastRenderedPageBreak/>
         <w:t>七、收藏与分享接口</w:t>
       </w:r>
       <w:bookmarkEnd w:id="43"/>
@@ -23846,7 +24117,7 @@
         <w:pStyle w:val="21"/>
         <w:spacing w:after="120" w:line="360" w:lineRule="auto"/>
       </w:pPr>
-      <w:bookmarkStart w:id="44" w:name="_Toc240456467"/>
+      <w:bookmarkStart w:id="44" w:name="_Toc240460231"/>
       <w:r>
         <w:rPr>
           <w:rFonts w:ascii="黑体" w:eastAsia="黑体" w:hAnsi="黑体"/>
@@ -24184,12 +24455,11 @@
         <w:pStyle w:val="21"/>
         <w:spacing w:after="120" w:line="360" w:lineRule="auto"/>
       </w:pPr>
-      <w:bookmarkStart w:id="45" w:name="_Toc240456468"/>
+      <w:bookmarkStart w:id="45" w:name="_Toc240460232"/>
       <w:r>
         <w:rPr>
           <w:rFonts w:ascii="黑体" w:eastAsia="黑体" w:hAnsi="黑体"/>
         </w:rPr>
-        <w:lastRenderedPageBreak/>
         <w:t xml:space="preserve">7.2 </w:t>
       </w:r>
       <w:r>
@@ -24232,7 +24502,7 @@
         <w:pStyle w:val="21"/>
         <w:spacing w:after="120" w:line="360" w:lineRule="auto"/>
       </w:pPr>
-      <w:bookmarkStart w:id="46" w:name="_Toc240456469"/>
+      <w:bookmarkStart w:id="46" w:name="_Toc240460233"/>
       <w:r>
         <w:rPr>
           <w:rFonts w:ascii="黑体" w:eastAsia="黑体" w:hAnsi="黑体"/>
@@ -24495,7 +24765,7 @@
         <w:pStyle w:val="21"/>
         <w:spacing w:after="120" w:line="360" w:lineRule="auto"/>
       </w:pPr>
-      <w:bookmarkStart w:id="47" w:name="_Toc240456470"/>
+      <w:bookmarkStart w:id="47" w:name="_Toc240460234"/>
       <w:r>
         <w:rPr>
           <w:rFonts w:ascii="黑体" w:eastAsia="黑体" w:hAnsi="黑体"/>
@@ -24917,11 +25187,12 @@
         <w:pStyle w:val="21"/>
         <w:spacing w:after="120" w:line="360" w:lineRule="auto"/>
       </w:pPr>
-      <w:bookmarkStart w:id="48" w:name="_Toc240456471"/>
+      <w:bookmarkStart w:id="48" w:name="_Toc240460235"/>
       <w:r>
         <w:rPr>
           <w:rFonts w:ascii="黑体" w:eastAsia="黑体" w:hAnsi="黑体"/>
         </w:rPr>
+        <w:lastRenderedPageBreak/>
         <w:t xml:space="preserve">7.5 </w:t>
       </w:r>
       <w:r>
@@ -24961,7 +25232,7 @@
         <w:pStyle w:val="1"/>
         <w:spacing w:before="240" w:after="120" w:line="360" w:lineRule="auto"/>
       </w:pPr>
-      <w:bookmarkStart w:id="49" w:name="_Toc240456472"/>
+      <w:bookmarkStart w:id="49" w:name="_Toc240460236"/>
       <w:r>
         <w:rPr>
           <w:rFonts w:ascii="黑体" w:eastAsia="黑体" w:hAnsi="黑体"/>
@@ -24975,7 +25246,7 @@
         <w:pStyle w:val="21"/>
         <w:spacing w:after="120" w:line="360" w:lineRule="auto"/>
       </w:pPr>
-      <w:bookmarkStart w:id="50" w:name="_Toc240456473"/>
+      <w:bookmarkStart w:id="50" w:name="_Toc240460237"/>
       <w:r>
         <w:rPr>
           <w:rFonts w:ascii="黑体" w:eastAsia="黑体" w:hAnsi="黑体"/>
@@ -25462,7 +25733,6 @@
           <w:color w:val="26313F"/>
           <w:sz w:val="18"/>
         </w:rPr>
-        <w:lastRenderedPageBreak/>
         <w:t>{</w:t>
       </w:r>
     </w:p>
@@ -25680,7 +25950,7 @@
         <w:pStyle w:val="21"/>
         <w:spacing w:after="120" w:line="360" w:lineRule="auto"/>
       </w:pPr>
-      <w:bookmarkStart w:id="51" w:name="_Toc240456474"/>
+      <w:bookmarkStart w:id="51" w:name="_Toc240460238"/>
       <w:r>
         <w:rPr>
           <w:rFonts w:ascii="黑体" w:eastAsia="黑体" w:hAnsi="黑体"/>
@@ -25875,7 +26145,7 @@
         <w:pStyle w:val="1"/>
         <w:spacing w:before="240" w:after="120" w:line="360" w:lineRule="auto"/>
       </w:pPr>
-      <w:bookmarkStart w:id="52" w:name="_Toc240456475"/>
+      <w:bookmarkStart w:id="52" w:name="_Toc240460239"/>
       <w:r>
         <w:rPr>
           <w:rFonts w:ascii="黑体" w:eastAsia="黑体" w:hAnsi="黑体"/>
@@ -25913,11 +26183,12 @@
         <w:pStyle w:val="21"/>
         <w:spacing w:after="120" w:line="360" w:lineRule="auto"/>
       </w:pPr>
-      <w:bookmarkStart w:id="53" w:name="_Toc240456476"/>
+      <w:bookmarkStart w:id="53" w:name="_Toc240460240"/>
       <w:r>
         <w:rPr>
           <w:rFonts w:ascii="黑体" w:eastAsia="黑体" w:hAnsi="黑体"/>
         </w:rPr>
+        <w:lastRenderedPageBreak/>
         <w:t xml:space="preserve">9.1 </w:t>
       </w:r>
       <w:r>
@@ -25981,7 +26252,7 @@
         <w:pStyle w:val="21"/>
         <w:spacing w:after="120" w:line="360" w:lineRule="auto"/>
       </w:pPr>
-      <w:bookmarkStart w:id="54" w:name="_Toc240456477"/>
+      <w:bookmarkStart w:id="54" w:name="_Toc240460241"/>
       <w:r>
         <w:rPr>
           <w:rFonts w:ascii="黑体" w:eastAsia="黑体" w:hAnsi="黑体"/>
@@ -26193,7 +26464,7 @@
         <w:pStyle w:val="21"/>
         <w:spacing w:after="120" w:line="360" w:lineRule="auto"/>
       </w:pPr>
-      <w:bookmarkStart w:id="55" w:name="_Toc240456478"/>
+      <w:bookmarkStart w:id="55" w:name="_Toc240460242"/>
       <w:r>
         <w:rPr>
           <w:rFonts w:ascii="黑体" w:eastAsia="黑体" w:hAnsi="黑体"/>
@@ -26297,7 +26568,6 @@
                 <w:color w:val="000000"/>
                 <w:sz w:val="21"/>
               </w:rPr>
-              <w:lastRenderedPageBreak/>
               <w:t>---</w:t>
             </w:r>
           </w:p>
@@ -26829,7 +27099,7 @@
         <w:pStyle w:val="21"/>
         <w:spacing w:after="120" w:line="360" w:lineRule="auto"/>
       </w:pPr>
-      <w:bookmarkStart w:id="56" w:name="_Toc240456479"/>
+      <w:bookmarkStart w:id="56" w:name="_Toc240460243"/>
       <w:r>
         <w:rPr>
           <w:rFonts w:ascii="黑体" w:eastAsia="黑体" w:hAnsi="黑体"/>
@@ -27198,7 +27468,15 @@
                 <w:color w:val="000000"/>
                 <w:sz w:val="21"/>
               </w:rPr>
-              <w:t>修改描述与推荐专辑</w:t>
+              <w:t>修改描述与推荐专</w:t>
+            </w:r>
+            <w:r>
+              <w:rPr>
+                <w:color w:val="000000"/>
+                <w:sz w:val="21"/>
+              </w:rPr>
+              <w:lastRenderedPageBreak/>
+              <w:t>辑</w:t>
             </w:r>
           </w:p>
         </w:tc>
@@ -27214,6 +27492,7 @@
                 <w:color w:val="000000"/>
                 <w:sz w:val="21"/>
               </w:rPr>
+              <w:lastRenderedPageBreak/>
               <w:t>删除类型</w:t>
             </w:r>
           </w:p>
@@ -27274,7 +27553,7 @@
         <w:pStyle w:val="21"/>
         <w:spacing w:after="120" w:line="360" w:lineRule="auto"/>
       </w:pPr>
-      <w:bookmarkStart w:id="57" w:name="_Toc240456480"/>
+      <w:bookmarkStart w:id="57" w:name="_Toc240460244"/>
       <w:r>
         <w:rPr>
           <w:rFonts w:ascii="黑体" w:eastAsia="黑体" w:hAnsi="黑体"/>
@@ -27650,12 +27929,11 @@
         <w:pStyle w:val="21"/>
         <w:spacing w:after="120" w:line="360" w:lineRule="auto"/>
       </w:pPr>
-      <w:bookmarkStart w:id="58" w:name="_Toc240456481"/>
+      <w:bookmarkStart w:id="58" w:name="_Toc240460245"/>
       <w:r>
         <w:rPr>
           <w:rFonts w:ascii="黑体" w:eastAsia="黑体" w:hAnsi="黑体"/>
         </w:rPr>
-        <w:lastRenderedPageBreak/>
         <w:t xml:space="preserve">9.6 </w:t>
       </w:r>
       <w:r>
@@ -28044,7 +28322,7 @@
         <w:pStyle w:val="1"/>
         <w:spacing w:before="240" w:after="120" w:line="360" w:lineRule="auto"/>
       </w:pPr>
-      <w:bookmarkStart w:id="59" w:name="_Toc240456482"/>
+      <w:bookmarkStart w:id="59" w:name="_Toc240460246"/>
       <w:r>
         <w:rPr>
           <w:rFonts w:ascii="黑体" w:eastAsia="黑体" w:hAnsi="黑体"/>
@@ -28058,7 +28336,7 @@
         <w:pStyle w:val="21"/>
         <w:spacing w:after="120" w:line="360" w:lineRule="auto"/>
       </w:pPr>
-      <w:bookmarkStart w:id="60" w:name="_Toc240456483"/>
+      <w:bookmarkStart w:id="60" w:name="_Toc240460247"/>
       <w:r>
         <w:rPr>
           <w:rFonts w:ascii="黑体" w:eastAsia="黑体" w:hAnsi="黑体"/>
@@ -28409,6 +28687,7 @@
                 <w:color w:val="000000"/>
                 <w:sz w:val="21"/>
               </w:rPr>
+              <w:lastRenderedPageBreak/>
               <w:t>trackCount</w:t>
             </w:r>
           </w:p>
@@ -28492,7 +28771,7 @@
         <w:pStyle w:val="21"/>
         <w:spacing w:after="120" w:line="360" w:lineRule="auto"/>
       </w:pPr>
-      <w:bookmarkStart w:id="61" w:name="_Toc240456484"/>
+      <w:bookmarkStart w:id="61" w:name="_Toc240460248"/>
       <w:r>
         <w:rPr>
           <w:rFonts w:ascii="黑体" w:eastAsia="黑体" w:hAnsi="黑体"/>
@@ -28938,7 +29217,6 @@
                 <w:color w:val="000000"/>
                 <w:sz w:val="21"/>
               </w:rPr>
-              <w:lastRenderedPageBreak/>
               <w:t>hasBye</w:t>
             </w:r>
           </w:p>
@@ -29029,7 +29307,7 @@
         <w:pStyle w:val="21"/>
         <w:spacing w:after="120" w:line="360" w:lineRule="auto"/>
       </w:pPr>
-      <w:bookmarkStart w:id="62" w:name="_Toc240456485"/>
+      <w:bookmarkStart w:id="62" w:name="_Toc240460249"/>
       <w:r>
         <w:rPr>
           <w:rFonts w:ascii="黑体" w:eastAsia="黑体" w:hAnsi="黑体"/>
@@ -29477,7 +29755,7 @@
         <w:pStyle w:val="1"/>
         <w:spacing w:before="240" w:after="120" w:line="360" w:lineRule="auto"/>
       </w:pPr>
-      <w:bookmarkStart w:id="63" w:name="_Toc240456486"/>
+      <w:bookmarkStart w:id="63" w:name="_Toc240460250"/>
       <w:r>
         <w:rPr>
           <w:rFonts w:ascii="黑体" w:eastAsia="黑体" w:hAnsi="黑体"/>
@@ -29651,6 +29929,7 @@
         <w:rPr>
           <w:color w:val="000000"/>
         </w:rPr>
+        <w:lastRenderedPageBreak/>
         <w:t>（</w:t>
       </w:r>
       <w:r>
@@ -29875,12 +30154,11 @@
         <w:pStyle w:val="1"/>
         <w:spacing w:before="240" w:after="120" w:line="360" w:lineRule="auto"/>
       </w:pPr>
-      <w:bookmarkStart w:id="64" w:name="_Toc240456487"/>
+      <w:bookmarkStart w:id="64" w:name="_Toc240460251"/>
       <w:r>
         <w:rPr>
           <w:rFonts w:ascii="黑体" w:eastAsia="黑体" w:hAnsi="黑体"/>
         </w:rPr>
-        <w:lastRenderedPageBreak/>
         <w:t>十二、接口设计与需求的对应说明</w:t>
       </w:r>
       <w:bookmarkEnd w:id="64"/>
@@ -30820,31 +31098,31 @@
       </w:rPr>
     </w:lvl>
   </w:abstractNum>
-  <w:num w:numId="1" w16cid:durableId="886650221">
+  <w:num w:numId="1" w16cid:durableId="1075475396">
     <w:abstractNumId w:val="8"/>
   </w:num>
-  <w:num w:numId="2" w16cid:durableId="520171478">
+  <w:num w:numId="2" w16cid:durableId="1066341911">
     <w:abstractNumId w:val="6"/>
   </w:num>
-  <w:num w:numId="3" w16cid:durableId="976447529">
+  <w:num w:numId="3" w16cid:durableId="1656297546">
     <w:abstractNumId w:val="5"/>
   </w:num>
-  <w:num w:numId="4" w16cid:durableId="835801567">
+  <w:num w:numId="4" w16cid:durableId="1162745117">
     <w:abstractNumId w:val="4"/>
   </w:num>
-  <w:num w:numId="5" w16cid:durableId="1860005412">
+  <w:num w:numId="5" w16cid:durableId="2002808163">
     <w:abstractNumId w:val="7"/>
   </w:num>
-  <w:num w:numId="6" w16cid:durableId="68113371">
+  <w:num w:numId="6" w16cid:durableId="758524782">
     <w:abstractNumId w:val="3"/>
   </w:num>
-  <w:num w:numId="7" w16cid:durableId="1229615687">
+  <w:num w:numId="7" w16cid:durableId="488594316">
     <w:abstractNumId w:val="2"/>
   </w:num>
-  <w:num w:numId="8" w16cid:durableId="403140925">
+  <w:num w:numId="8" w16cid:durableId="1954284822">
     <w:abstractNumId w:val="1"/>
   </w:num>
-  <w:num w:numId="9" w16cid:durableId="1888952910">
+  <w:num w:numId="9" w16cid:durableId="1276448966">
     <w:abstractNumId w:val="0"/>
   </w:num>
 </w:numbering>
@@ -42241,7 +42519,7 @@
     <w:autoRedefine/>
     <w:uiPriority w:val="39"/>
     <w:unhideWhenUsed/>
-    <w:rsid w:val="00E46B83"/>
+    <w:rsid w:val="009A38E7"/>
   </w:style>
   <w:style w:type="paragraph" w:styleId="TOC2">
     <w:name w:val="toc 2"/>
@@ -42250,7 +42528,7 @@
     <w:autoRedefine/>
     <w:uiPriority w:val="39"/>
     <w:unhideWhenUsed/>
-    <w:rsid w:val="00E46B83"/>
+    <w:rsid w:val="009A38E7"/>
     <w:pPr>
       <w:ind w:leftChars="200" w:left="420"/>
     </w:pPr>
@@ -42260,7 +42538,7 @@
     <w:basedOn w:val="a2"/>
     <w:uiPriority w:val="99"/>
     <w:unhideWhenUsed/>
-    <w:rsid w:val="00E46B83"/>
+    <w:rsid w:val="009A38E7"/>
     <w:rPr>
       <w:color w:val="0000FF" w:themeColor="hyperlink"/>
       <w:u w:val="single"/>

--- a/docs/胡祖锐-API接口文档.docx
+++ b/docs/胡祖锐-API接口文档.docx
@@ -212,7 +212,7 @@
       <w:r>
         <w:fldChar w:fldCharType="separate"/>
       </w:r>
-      <w:hyperlink w:anchor="_Toc240460187" w:history="1">
+      <w:hyperlink w:anchor="_Toc240463621" w:history="1">
         <w:r>
           <w:rPr>
             <w:rStyle w:val="aff9"/>
@@ -240,7 +240,7 @@
             <w:noProof/>
             <w:webHidden/>
           </w:rPr>
-          <w:instrText xml:space="preserve"> PAGEREF _Toc240460187 \h </w:instrText>
+          <w:instrText xml:space="preserve"> PAGEREF _Toc240463621 \h </w:instrText>
         </w:r>
         <w:r>
           <w:rPr>
@@ -288,7 +288,7 @@
           <w14:ligatures w14:val="standardContextual"/>
         </w:rPr>
       </w:pPr>
-      <w:hyperlink w:anchor="_Toc240460188" w:history="1">
+      <w:hyperlink w:anchor="_Toc240463622" w:history="1">
         <w:r>
           <w:rPr>
             <w:rStyle w:val="aff9"/>
@@ -316,7 +316,7 @@
             <w:noProof/>
             <w:webHidden/>
           </w:rPr>
-          <w:instrText xml:space="preserve"> PAGEREF _Toc240460188 \h </w:instrText>
+          <w:instrText xml:space="preserve"> PAGEREF _Toc240463622 \h </w:instrText>
         </w:r>
         <w:r>
           <w:rPr>
@@ -364,7 +364,7 @@
           <w14:ligatures w14:val="standardContextual"/>
         </w:rPr>
       </w:pPr>
-      <w:hyperlink w:anchor="_Toc240460189" w:history="1">
+      <w:hyperlink w:anchor="_Toc240463623" w:history="1">
         <w:r>
           <w:rPr>
             <w:rStyle w:val="aff9"/>
@@ -392,7 +392,7 @@
             <w:noProof/>
             <w:webHidden/>
           </w:rPr>
-          <w:instrText xml:space="preserve"> PAGEREF _Toc240460189 \h </w:instrText>
+          <w:instrText xml:space="preserve"> PAGEREF _Toc240463623 \h </w:instrText>
         </w:r>
         <w:r>
           <w:rPr>
@@ -440,7 +440,7 @@
           <w14:ligatures w14:val="standardContextual"/>
         </w:rPr>
       </w:pPr>
-      <w:hyperlink w:anchor="_Toc240460190" w:history="1">
+      <w:hyperlink w:anchor="_Toc240463624" w:history="1">
         <w:r>
           <w:rPr>
             <w:rStyle w:val="aff9"/>
@@ -468,7 +468,7 @@
             <w:noProof/>
             <w:webHidden/>
           </w:rPr>
-          <w:instrText xml:space="preserve"> PAGEREF _Toc240460190 \h </w:instrText>
+          <w:instrText xml:space="preserve"> PAGEREF _Toc240463624 \h </w:instrText>
         </w:r>
         <w:r>
           <w:rPr>
@@ -515,7 +515,7 @@
           <w14:ligatures w14:val="standardContextual"/>
         </w:rPr>
       </w:pPr>
-      <w:hyperlink w:anchor="_Toc240460191" w:history="1">
+      <w:hyperlink w:anchor="_Toc240463625" w:history="1">
         <w:r>
           <w:rPr>
             <w:rStyle w:val="aff9"/>
@@ -543,7 +543,7 @@
             <w:noProof/>
             <w:webHidden/>
           </w:rPr>
-          <w:instrText xml:space="preserve"> PAGEREF _Toc240460191 \h </w:instrText>
+          <w:instrText xml:space="preserve"> PAGEREF _Toc240463625 \h </w:instrText>
         </w:r>
         <w:r>
           <w:rPr>
@@ -591,7 +591,7 @@
           <w14:ligatures w14:val="standardContextual"/>
         </w:rPr>
       </w:pPr>
-      <w:hyperlink w:anchor="_Toc240460192" w:history="1">
+      <w:hyperlink w:anchor="_Toc240463626" w:history="1">
         <w:r>
           <w:rPr>
             <w:rStyle w:val="aff9"/>
@@ -619,7 +619,7 @@
             <w:noProof/>
             <w:webHidden/>
           </w:rPr>
-          <w:instrText xml:space="preserve"> PAGEREF _Toc240460192 \h </w:instrText>
+          <w:instrText xml:space="preserve"> PAGEREF _Toc240463626 \h </w:instrText>
         </w:r>
         <w:r>
           <w:rPr>
@@ -667,7 +667,7 @@
           <w14:ligatures w14:val="standardContextual"/>
         </w:rPr>
       </w:pPr>
-      <w:hyperlink w:anchor="_Toc240460193" w:history="1">
+      <w:hyperlink w:anchor="_Toc240463627" w:history="1">
         <w:r>
           <w:rPr>
             <w:rStyle w:val="aff9"/>
@@ -695,7 +695,7 @@
             <w:noProof/>
             <w:webHidden/>
           </w:rPr>
-          <w:instrText xml:space="preserve"> PAGEREF _Toc240460193 \h </w:instrText>
+          <w:instrText xml:space="preserve"> PAGEREF _Toc240463627 \h </w:instrText>
         </w:r>
         <w:r>
           <w:rPr>
@@ -743,7 +743,7 @@
           <w14:ligatures w14:val="standardContextual"/>
         </w:rPr>
       </w:pPr>
-      <w:hyperlink w:anchor="_Toc240460194" w:history="1">
+      <w:hyperlink w:anchor="_Toc240463628" w:history="1">
         <w:r>
           <w:rPr>
             <w:rStyle w:val="aff9"/>
@@ -771,7 +771,7 @@
             <w:noProof/>
             <w:webHidden/>
           </w:rPr>
-          <w:instrText xml:space="preserve"> PAGEREF _Toc240460194 \h </w:instrText>
+          <w:instrText xml:space="preserve"> PAGEREF _Toc240463628 \h </w:instrText>
         </w:r>
         <w:r>
           <w:rPr>
@@ -819,7 +819,7 @@
           <w14:ligatures w14:val="standardContextual"/>
         </w:rPr>
       </w:pPr>
-      <w:hyperlink w:anchor="_Toc240460195" w:history="1">
+      <w:hyperlink w:anchor="_Toc240463629" w:history="1">
         <w:r>
           <w:rPr>
             <w:rStyle w:val="aff9"/>
@@ -847,7 +847,7 @@
             <w:noProof/>
             <w:webHidden/>
           </w:rPr>
-          <w:instrText xml:space="preserve"> PAGEREF _Toc240460195 \h </w:instrText>
+          <w:instrText xml:space="preserve"> PAGEREF _Toc240463629 \h </w:instrText>
         </w:r>
         <w:r>
           <w:rPr>
@@ -895,7 +895,7 @@
           <w14:ligatures w14:val="standardContextual"/>
         </w:rPr>
       </w:pPr>
-      <w:hyperlink w:anchor="_Toc240460196" w:history="1">
+      <w:hyperlink w:anchor="_Toc240463630" w:history="1">
         <w:r>
           <w:rPr>
             <w:rStyle w:val="aff9"/>
@@ -923,7 +923,7 @@
             <w:noProof/>
             <w:webHidden/>
           </w:rPr>
-          <w:instrText xml:space="preserve"> PAGEREF _Toc240460196 \h </w:instrText>
+          <w:instrText xml:space="preserve"> PAGEREF _Toc240463630 \h </w:instrText>
         </w:r>
         <w:r>
           <w:rPr>
@@ -971,7 +971,7 @@
           <w14:ligatures w14:val="standardContextual"/>
         </w:rPr>
       </w:pPr>
-      <w:hyperlink w:anchor="_Toc240460197" w:history="1">
+      <w:hyperlink w:anchor="_Toc240463631" w:history="1">
         <w:r>
           <w:rPr>
             <w:rStyle w:val="aff9"/>
@@ -999,7 +999,7 @@
             <w:noProof/>
             <w:webHidden/>
           </w:rPr>
-          <w:instrText xml:space="preserve"> PAGEREF _Toc240460197 \h </w:instrText>
+          <w:instrText xml:space="preserve"> PAGEREF _Toc240463631 \h </w:instrText>
         </w:r>
         <w:r>
           <w:rPr>
@@ -1046,7 +1046,7 @@
           <w14:ligatures w14:val="standardContextual"/>
         </w:rPr>
       </w:pPr>
-      <w:hyperlink w:anchor="_Toc240460198" w:history="1">
+      <w:hyperlink w:anchor="_Toc240463632" w:history="1">
         <w:r>
           <w:rPr>
             <w:rStyle w:val="aff9"/>
@@ -1074,7 +1074,7 @@
             <w:noProof/>
             <w:webHidden/>
           </w:rPr>
-          <w:instrText xml:space="preserve"> PAGEREF _Toc240460198 \h </w:instrText>
+          <w:instrText xml:space="preserve"> PAGEREF _Toc240463632 \h </w:instrText>
         </w:r>
         <w:r>
           <w:rPr>
@@ -1122,7 +1122,7 @@
           <w14:ligatures w14:val="standardContextual"/>
         </w:rPr>
       </w:pPr>
-      <w:hyperlink w:anchor="_Toc240460199" w:history="1">
+      <w:hyperlink w:anchor="_Toc240463633" w:history="1">
         <w:r>
           <w:rPr>
             <w:rStyle w:val="aff9"/>
@@ -1150,7 +1150,7 @@
             <w:noProof/>
             <w:webHidden/>
           </w:rPr>
-          <w:instrText xml:space="preserve"> PAGEREF _Toc240460199 \h </w:instrText>
+          <w:instrText xml:space="preserve"> PAGEREF _Toc240463633 \h </w:instrText>
         </w:r>
         <w:r>
           <w:rPr>
@@ -1198,7 +1198,7 @@
           <w14:ligatures w14:val="standardContextual"/>
         </w:rPr>
       </w:pPr>
-      <w:hyperlink w:anchor="_Toc240460200" w:history="1">
+      <w:hyperlink w:anchor="_Toc240463634" w:history="1">
         <w:r>
           <w:rPr>
             <w:rStyle w:val="aff9"/>
@@ -1226,7 +1226,7 @@
             <w:noProof/>
             <w:webHidden/>
           </w:rPr>
-          <w:instrText xml:space="preserve"> PAGEREF _Toc240460200 \h </w:instrText>
+          <w:instrText xml:space="preserve"> PAGEREF _Toc240463634 \h </w:instrText>
         </w:r>
         <w:r>
           <w:rPr>
@@ -1274,7 +1274,7 @@
           <w14:ligatures w14:val="standardContextual"/>
         </w:rPr>
       </w:pPr>
-      <w:hyperlink w:anchor="_Toc240460201" w:history="1">
+      <w:hyperlink w:anchor="_Toc240463635" w:history="1">
         <w:r>
           <w:rPr>
             <w:rStyle w:val="aff9"/>
@@ -1302,7 +1302,7 @@
             <w:noProof/>
             <w:webHidden/>
           </w:rPr>
-          <w:instrText xml:space="preserve"> PAGEREF _Toc240460201 \h </w:instrText>
+          <w:instrText xml:space="preserve"> PAGEREF _Toc240463635 \h </w:instrText>
         </w:r>
         <w:r>
           <w:rPr>
@@ -1350,7 +1350,7 @@
           <w14:ligatures w14:val="standardContextual"/>
         </w:rPr>
       </w:pPr>
-      <w:hyperlink w:anchor="_Toc240460202" w:history="1">
+      <w:hyperlink w:anchor="_Toc240463636" w:history="1">
         <w:r>
           <w:rPr>
             <w:rStyle w:val="aff9"/>
@@ -1378,7 +1378,7 @@
             <w:noProof/>
             <w:webHidden/>
           </w:rPr>
-          <w:instrText xml:space="preserve"> PAGEREF _Toc240460202 \h </w:instrText>
+          <w:instrText xml:space="preserve"> PAGEREF _Toc240463636 \h </w:instrText>
         </w:r>
         <w:r>
           <w:rPr>
@@ -1426,7 +1426,7 @@
           <w14:ligatures w14:val="standardContextual"/>
         </w:rPr>
       </w:pPr>
-      <w:hyperlink w:anchor="_Toc240460203" w:history="1">
+      <w:hyperlink w:anchor="_Toc240463637" w:history="1">
         <w:r>
           <w:rPr>
             <w:rStyle w:val="aff9"/>
@@ -1454,7 +1454,7 @@
             <w:noProof/>
             <w:webHidden/>
           </w:rPr>
-          <w:instrText xml:space="preserve"> PAGEREF _Toc240460203 \h </w:instrText>
+          <w:instrText xml:space="preserve"> PAGEREF _Toc240463637 \h </w:instrText>
         </w:r>
         <w:r>
           <w:rPr>
@@ -1502,7 +1502,7 @@
           <w14:ligatures w14:val="standardContextual"/>
         </w:rPr>
       </w:pPr>
-      <w:hyperlink w:anchor="_Toc240460204" w:history="1">
+      <w:hyperlink w:anchor="_Toc240463638" w:history="1">
         <w:r>
           <w:rPr>
             <w:rStyle w:val="aff9"/>
@@ -1530,7 +1530,7 @@
             <w:noProof/>
             <w:webHidden/>
           </w:rPr>
-          <w:instrText xml:space="preserve"> PAGEREF _Toc240460204 \h </w:instrText>
+          <w:instrText xml:space="preserve"> PAGEREF _Toc240463638 \h </w:instrText>
         </w:r>
         <w:r>
           <w:rPr>
@@ -1577,7 +1577,7 @@
           <w14:ligatures w14:val="standardContextual"/>
         </w:rPr>
       </w:pPr>
-      <w:hyperlink w:anchor="_Toc240460205" w:history="1">
+      <w:hyperlink w:anchor="_Toc240463639" w:history="1">
         <w:r>
           <w:rPr>
             <w:rStyle w:val="aff9"/>
@@ -1605,7 +1605,7 @@
             <w:noProof/>
             <w:webHidden/>
           </w:rPr>
-          <w:instrText xml:space="preserve"> PAGEREF _Toc240460205 \h </w:instrText>
+          <w:instrText xml:space="preserve"> PAGEREF _Toc240463639 \h </w:instrText>
         </w:r>
         <w:r>
           <w:rPr>
@@ -1653,7 +1653,7 @@
           <w14:ligatures w14:val="standardContextual"/>
         </w:rPr>
       </w:pPr>
-      <w:hyperlink w:anchor="_Toc240460206" w:history="1">
+      <w:hyperlink w:anchor="_Toc240463640" w:history="1">
         <w:r>
           <w:rPr>
             <w:rStyle w:val="aff9"/>
@@ -1681,7 +1681,7 @@
             <w:noProof/>
             <w:webHidden/>
           </w:rPr>
-          <w:instrText xml:space="preserve"> PAGEREF _Toc240460206 \h </w:instrText>
+          <w:instrText xml:space="preserve"> PAGEREF _Toc240463640 \h </w:instrText>
         </w:r>
         <w:r>
           <w:rPr>
@@ -1729,7 +1729,7 @@
           <w14:ligatures w14:val="standardContextual"/>
         </w:rPr>
       </w:pPr>
-      <w:hyperlink w:anchor="_Toc240460207" w:history="1">
+      <w:hyperlink w:anchor="_Toc240463641" w:history="1">
         <w:r>
           <w:rPr>
             <w:rStyle w:val="aff9"/>
@@ -1757,7 +1757,7 @@
             <w:noProof/>
             <w:webHidden/>
           </w:rPr>
-          <w:instrText xml:space="preserve"> PAGEREF _Toc240460207 \h </w:instrText>
+          <w:instrText xml:space="preserve"> PAGEREF _Toc240463641 \h </w:instrText>
         </w:r>
         <w:r>
           <w:rPr>
@@ -1805,7 +1805,7 @@
           <w14:ligatures w14:val="standardContextual"/>
         </w:rPr>
       </w:pPr>
-      <w:hyperlink w:anchor="_Toc240460208" w:history="1">
+      <w:hyperlink w:anchor="_Toc240463642" w:history="1">
         <w:r>
           <w:rPr>
             <w:rStyle w:val="aff9"/>
@@ -1833,7 +1833,7 @@
             <w:noProof/>
             <w:webHidden/>
           </w:rPr>
-          <w:instrText xml:space="preserve"> PAGEREF _Toc240460208 \h </w:instrText>
+          <w:instrText xml:space="preserve"> PAGEREF _Toc240463642 \h </w:instrText>
         </w:r>
         <w:r>
           <w:rPr>
@@ -1881,7 +1881,7 @@
           <w14:ligatures w14:val="standardContextual"/>
         </w:rPr>
       </w:pPr>
-      <w:hyperlink w:anchor="_Toc240460209" w:history="1">
+      <w:hyperlink w:anchor="_Toc240463643" w:history="1">
         <w:r>
           <w:rPr>
             <w:rStyle w:val="aff9"/>
@@ -1909,7 +1909,7 @@
             <w:noProof/>
             <w:webHidden/>
           </w:rPr>
-          <w:instrText xml:space="preserve"> PAGEREF _Toc240460209 \h </w:instrText>
+          <w:instrText xml:space="preserve"> PAGEREF _Toc240463643 \h </w:instrText>
         </w:r>
         <w:r>
           <w:rPr>
@@ -1957,7 +1957,7 @@
           <w14:ligatures w14:val="standardContextual"/>
         </w:rPr>
       </w:pPr>
-      <w:hyperlink w:anchor="_Toc240460210" w:history="1">
+      <w:hyperlink w:anchor="_Toc240463644" w:history="1">
         <w:r>
           <w:rPr>
             <w:rStyle w:val="aff9"/>
@@ -1985,7 +1985,7 @@
             <w:noProof/>
             <w:webHidden/>
           </w:rPr>
-          <w:instrText xml:space="preserve"> PAGEREF _Toc240460210 \h </w:instrText>
+          <w:instrText xml:space="preserve"> PAGEREF _Toc240463644 \h </w:instrText>
         </w:r>
         <w:r>
           <w:rPr>
@@ -2033,7 +2033,7 @@
           <w14:ligatures w14:val="standardContextual"/>
         </w:rPr>
       </w:pPr>
-      <w:hyperlink w:anchor="_Toc240460211" w:history="1">
+      <w:hyperlink w:anchor="_Toc240463645" w:history="1">
         <w:r>
           <w:rPr>
             <w:rStyle w:val="aff9"/>
@@ -2061,7 +2061,7 @@
             <w:noProof/>
             <w:webHidden/>
           </w:rPr>
-          <w:instrText xml:space="preserve"> PAGEREF _Toc240460211 \h </w:instrText>
+          <w:instrText xml:space="preserve"> PAGEREF _Toc240463645 \h </w:instrText>
         </w:r>
         <w:r>
           <w:rPr>
@@ -2109,7 +2109,7 @@
           <w14:ligatures w14:val="standardContextual"/>
         </w:rPr>
       </w:pPr>
-      <w:hyperlink w:anchor="_Toc240460212" w:history="1">
+      <w:hyperlink w:anchor="_Toc240463646" w:history="1">
         <w:r>
           <w:rPr>
             <w:rStyle w:val="aff9"/>
@@ -2137,7 +2137,7 @@
             <w:noProof/>
             <w:webHidden/>
           </w:rPr>
-          <w:instrText xml:space="preserve"> PAGEREF _Toc240460212 \h </w:instrText>
+          <w:instrText xml:space="preserve"> PAGEREF _Toc240463646 \h </w:instrText>
         </w:r>
         <w:r>
           <w:rPr>
@@ -2184,7 +2184,7 @@
           <w14:ligatures w14:val="standardContextual"/>
         </w:rPr>
       </w:pPr>
-      <w:hyperlink w:anchor="_Toc240460213" w:history="1">
+      <w:hyperlink w:anchor="_Toc240463647" w:history="1">
         <w:r>
           <w:rPr>
             <w:rStyle w:val="aff9"/>
@@ -2212,7 +2212,7 @@
             <w:noProof/>
             <w:webHidden/>
           </w:rPr>
-          <w:instrText xml:space="preserve"> PAGEREF _Toc240460213 \h </w:instrText>
+          <w:instrText xml:space="preserve"> PAGEREF _Toc240463647 \h </w:instrText>
         </w:r>
         <w:r>
           <w:rPr>
@@ -2260,7 +2260,7 @@
           <w14:ligatures w14:val="standardContextual"/>
         </w:rPr>
       </w:pPr>
-      <w:hyperlink w:anchor="_Toc240460214" w:history="1">
+      <w:hyperlink w:anchor="_Toc240463648" w:history="1">
         <w:r>
           <w:rPr>
             <w:rStyle w:val="aff9"/>
@@ -2288,7 +2288,7 @@
             <w:noProof/>
             <w:webHidden/>
           </w:rPr>
-          <w:instrText xml:space="preserve"> PAGEREF _Toc240460214 \h </w:instrText>
+          <w:instrText xml:space="preserve"> PAGEREF _Toc240463648 \h </w:instrText>
         </w:r>
         <w:r>
           <w:rPr>
@@ -2336,7 +2336,7 @@
           <w14:ligatures w14:val="standardContextual"/>
         </w:rPr>
       </w:pPr>
-      <w:hyperlink w:anchor="_Toc240460215" w:history="1">
+      <w:hyperlink w:anchor="_Toc240463649" w:history="1">
         <w:r>
           <w:rPr>
             <w:rStyle w:val="aff9"/>
@@ -2364,7 +2364,7 @@
             <w:noProof/>
             <w:webHidden/>
           </w:rPr>
-          <w:instrText xml:space="preserve"> PAGEREF _Toc240460215 \h </w:instrText>
+          <w:instrText xml:space="preserve"> PAGEREF _Toc240463649 \h </w:instrText>
         </w:r>
         <w:r>
           <w:rPr>
@@ -2412,7 +2412,7 @@
           <w14:ligatures w14:val="standardContextual"/>
         </w:rPr>
       </w:pPr>
-      <w:hyperlink w:anchor="_Toc240460216" w:history="1">
+      <w:hyperlink w:anchor="_Toc240463650" w:history="1">
         <w:r>
           <w:rPr>
             <w:rStyle w:val="aff9"/>
@@ -2440,7 +2440,7 @@
             <w:noProof/>
             <w:webHidden/>
           </w:rPr>
-          <w:instrText xml:space="preserve"> PAGEREF _Toc240460216 \h </w:instrText>
+          <w:instrText xml:space="preserve"> PAGEREF _Toc240463650 \h </w:instrText>
         </w:r>
         <w:r>
           <w:rPr>
@@ -2488,7 +2488,7 @@
           <w14:ligatures w14:val="standardContextual"/>
         </w:rPr>
       </w:pPr>
-      <w:hyperlink w:anchor="_Toc240460217" w:history="1">
+      <w:hyperlink w:anchor="_Toc240463651" w:history="1">
         <w:r>
           <w:rPr>
             <w:rStyle w:val="aff9"/>
@@ -2516,7 +2516,7 @@
             <w:noProof/>
             <w:webHidden/>
           </w:rPr>
-          <w:instrText xml:space="preserve"> PAGEREF _Toc240460217 \h </w:instrText>
+          <w:instrText xml:space="preserve"> PAGEREF _Toc240463651 \h </w:instrText>
         </w:r>
         <w:r>
           <w:rPr>
@@ -2564,7 +2564,7 @@
           <w14:ligatures w14:val="standardContextual"/>
         </w:rPr>
       </w:pPr>
-      <w:hyperlink w:anchor="_Toc240460218" w:history="1">
+      <w:hyperlink w:anchor="_Toc240463652" w:history="1">
         <w:r>
           <w:rPr>
             <w:rStyle w:val="aff9"/>
@@ -2592,7 +2592,7 @@
             <w:noProof/>
             <w:webHidden/>
           </w:rPr>
-          <w:instrText xml:space="preserve"> PAGEREF _Toc240460218 \h </w:instrText>
+          <w:instrText xml:space="preserve"> PAGEREF _Toc240463652 \h </w:instrText>
         </w:r>
         <w:r>
           <w:rPr>
@@ -2640,7 +2640,7 @@
           <w14:ligatures w14:val="standardContextual"/>
         </w:rPr>
       </w:pPr>
-      <w:hyperlink w:anchor="_Toc240460219" w:history="1">
+      <w:hyperlink w:anchor="_Toc240463653" w:history="1">
         <w:r>
           <w:rPr>
             <w:rStyle w:val="aff9"/>
@@ -2668,7 +2668,7 @@
             <w:noProof/>
             <w:webHidden/>
           </w:rPr>
-          <w:instrText xml:space="preserve"> PAGEREF _Toc240460219 \h </w:instrText>
+          <w:instrText xml:space="preserve"> PAGEREF _Toc240463653 \h </w:instrText>
         </w:r>
         <w:r>
           <w:rPr>
@@ -2716,7 +2716,7 @@
           <w14:ligatures w14:val="standardContextual"/>
         </w:rPr>
       </w:pPr>
-      <w:hyperlink w:anchor="_Toc240460220" w:history="1">
+      <w:hyperlink w:anchor="_Toc240463654" w:history="1">
         <w:r>
           <w:rPr>
             <w:rStyle w:val="aff9"/>
@@ -2744,7 +2744,7 @@
             <w:noProof/>
             <w:webHidden/>
           </w:rPr>
-          <w:instrText xml:space="preserve"> PAGEREF _Toc240460220 \h </w:instrText>
+          <w:instrText xml:space="preserve"> PAGEREF _Toc240463654 \h </w:instrText>
         </w:r>
         <w:r>
           <w:rPr>
@@ -2764,7 +2764,7 @@
             <w:noProof/>
             <w:webHidden/>
           </w:rPr>
-          <w:t>17</w:t>
+          <w:t>18</w:t>
         </w:r>
         <w:r>
           <w:rPr>
@@ -2792,7 +2792,7 @@
           <w14:ligatures w14:val="standardContextual"/>
         </w:rPr>
       </w:pPr>
-      <w:hyperlink w:anchor="_Toc240460221" w:history="1">
+      <w:hyperlink w:anchor="_Toc240463655" w:history="1">
         <w:r>
           <w:rPr>
             <w:rStyle w:val="aff9"/>
@@ -2820,7 +2820,7 @@
             <w:noProof/>
             <w:webHidden/>
           </w:rPr>
-          <w:instrText xml:space="preserve"> PAGEREF _Toc240460221 \h </w:instrText>
+          <w:instrText xml:space="preserve"> PAGEREF _Toc240463655 \h </w:instrText>
         </w:r>
         <w:r>
           <w:rPr>
@@ -2867,7 +2867,7 @@
           <w14:ligatures w14:val="standardContextual"/>
         </w:rPr>
       </w:pPr>
-      <w:hyperlink w:anchor="_Toc240460222" w:history="1">
+      <w:hyperlink w:anchor="_Toc240463656" w:history="1">
         <w:r>
           <w:rPr>
             <w:rStyle w:val="aff9"/>
@@ -2895,7 +2895,7 @@
             <w:noProof/>
             <w:webHidden/>
           </w:rPr>
-          <w:instrText xml:space="preserve"> PAGEREF _Toc240460222 \h </w:instrText>
+          <w:instrText xml:space="preserve"> PAGEREF _Toc240463656 \h </w:instrText>
         </w:r>
         <w:r>
           <w:rPr>
@@ -2943,7 +2943,7 @@
           <w14:ligatures w14:val="standardContextual"/>
         </w:rPr>
       </w:pPr>
-      <w:hyperlink w:anchor="_Toc240460223" w:history="1">
+      <w:hyperlink w:anchor="_Toc240463657" w:history="1">
         <w:r>
           <w:rPr>
             <w:rStyle w:val="aff9"/>
@@ -2971,7 +2971,7 @@
             <w:noProof/>
             <w:webHidden/>
           </w:rPr>
-          <w:instrText xml:space="preserve"> PAGEREF _Toc240460223 \h </w:instrText>
+          <w:instrText xml:space="preserve"> PAGEREF _Toc240463657 \h </w:instrText>
         </w:r>
         <w:r>
           <w:rPr>
@@ -3019,7 +3019,7 @@
           <w14:ligatures w14:val="standardContextual"/>
         </w:rPr>
       </w:pPr>
-      <w:hyperlink w:anchor="_Toc240460224" w:history="1">
+      <w:hyperlink w:anchor="_Toc240463658" w:history="1">
         <w:r>
           <w:rPr>
             <w:rStyle w:val="aff9"/>
@@ -3047,7 +3047,7 @@
             <w:noProof/>
             <w:webHidden/>
           </w:rPr>
-          <w:instrText xml:space="preserve"> PAGEREF _Toc240460224 \h </w:instrText>
+          <w:instrText xml:space="preserve"> PAGEREF _Toc240463658 \h </w:instrText>
         </w:r>
         <w:r>
           <w:rPr>
@@ -3067,7 +3067,7 @@
             <w:noProof/>
             <w:webHidden/>
           </w:rPr>
-          <w:t>18</w:t>
+          <w:t>19</w:t>
         </w:r>
         <w:r>
           <w:rPr>
@@ -3095,7 +3095,7 @@
           <w14:ligatures w14:val="standardContextual"/>
         </w:rPr>
       </w:pPr>
-      <w:hyperlink w:anchor="_Toc240460225" w:history="1">
+      <w:hyperlink w:anchor="_Toc240463659" w:history="1">
         <w:r>
           <w:rPr>
             <w:rStyle w:val="aff9"/>
@@ -3123,7 +3123,7 @@
             <w:noProof/>
             <w:webHidden/>
           </w:rPr>
-          <w:instrText xml:space="preserve"> PAGEREF _Toc240460225 \h </w:instrText>
+          <w:instrText xml:space="preserve"> PAGEREF _Toc240463659 \h </w:instrText>
         </w:r>
         <w:r>
           <w:rPr>
@@ -3171,7 +3171,7 @@
           <w14:ligatures w14:val="standardContextual"/>
         </w:rPr>
       </w:pPr>
-      <w:hyperlink w:anchor="_Toc240460226" w:history="1">
+      <w:hyperlink w:anchor="_Toc240463660" w:history="1">
         <w:r>
           <w:rPr>
             <w:rStyle w:val="aff9"/>
@@ -3199,7 +3199,7 @@
             <w:noProof/>
             <w:webHidden/>
           </w:rPr>
-          <w:instrText xml:space="preserve"> PAGEREF _Toc240460226 \h </w:instrText>
+          <w:instrText xml:space="preserve"> PAGEREF _Toc240463660 \h </w:instrText>
         </w:r>
         <w:r>
           <w:rPr>
@@ -3247,7 +3247,7 @@
           <w14:ligatures w14:val="standardContextual"/>
         </w:rPr>
       </w:pPr>
-      <w:hyperlink w:anchor="_Toc240460227" w:history="1">
+      <w:hyperlink w:anchor="_Toc240463661" w:history="1">
         <w:r>
           <w:rPr>
             <w:rStyle w:val="aff9"/>
@@ -3275,7 +3275,7 @@
             <w:noProof/>
             <w:webHidden/>
           </w:rPr>
-          <w:instrText xml:space="preserve"> PAGEREF _Toc240460227 \h </w:instrText>
+          <w:instrText xml:space="preserve"> PAGEREF _Toc240463661 \h </w:instrText>
         </w:r>
         <w:r>
           <w:rPr>
@@ -3323,7 +3323,7 @@
           <w14:ligatures w14:val="standardContextual"/>
         </w:rPr>
       </w:pPr>
-      <w:hyperlink w:anchor="_Toc240460228" w:history="1">
+      <w:hyperlink w:anchor="_Toc240463662" w:history="1">
         <w:r>
           <w:rPr>
             <w:rStyle w:val="aff9"/>
@@ -3351,7 +3351,7 @@
             <w:noProof/>
             <w:webHidden/>
           </w:rPr>
-          <w:instrText xml:space="preserve"> PAGEREF _Toc240460228 \h </w:instrText>
+          <w:instrText xml:space="preserve"> PAGEREF _Toc240463662 \h </w:instrText>
         </w:r>
         <w:r>
           <w:rPr>
@@ -3399,7 +3399,7 @@
           <w14:ligatures w14:val="standardContextual"/>
         </w:rPr>
       </w:pPr>
-      <w:hyperlink w:anchor="_Toc240460229" w:history="1">
+      <w:hyperlink w:anchor="_Toc240463663" w:history="1">
         <w:r>
           <w:rPr>
             <w:rStyle w:val="aff9"/>
@@ -3427,7 +3427,7 @@
             <w:noProof/>
             <w:webHidden/>
           </w:rPr>
-          <w:instrText xml:space="preserve"> PAGEREF _Toc240460229 \h </w:instrText>
+          <w:instrText xml:space="preserve"> PAGEREF _Toc240463663 \h </w:instrText>
         </w:r>
         <w:r>
           <w:rPr>
@@ -3474,7 +3474,7 @@
           <w14:ligatures w14:val="standardContextual"/>
         </w:rPr>
       </w:pPr>
-      <w:hyperlink w:anchor="_Toc240460230" w:history="1">
+      <w:hyperlink w:anchor="_Toc240463664" w:history="1">
         <w:r>
           <w:rPr>
             <w:rStyle w:val="aff9"/>
@@ -3502,7 +3502,7 @@
             <w:noProof/>
             <w:webHidden/>
           </w:rPr>
-          <w:instrText xml:space="preserve"> PAGEREF _Toc240460230 \h </w:instrText>
+          <w:instrText xml:space="preserve"> PAGEREF _Toc240463664 \h </w:instrText>
         </w:r>
         <w:r>
           <w:rPr>
@@ -3550,7 +3550,7 @@
           <w14:ligatures w14:val="standardContextual"/>
         </w:rPr>
       </w:pPr>
-      <w:hyperlink w:anchor="_Toc240460231" w:history="1">
+      <w:hyperlink w:anchor="_Toc240463665" w:history="1">
         <w:r>
           <w:rPr>
             <w:rStyle w:val="aff9"/>
@@ -3578,7 +3578,7 @@
             <w:noProof/>
             <w:webHidden/>
           </w:rPr>
-          <w:instrText xml:space="preserve"> PAGEREF _Toc240460231 \h </w:instrText>
+          <w:instrText xml:space="preserve"> PAGEREF _Toc240463665 \h </w:instrText>
         </w:r>
         <w:r>
           <w:rPr>
@@ -3626,7 +3626,7 @@
           <w14:ligatures w14:val="standardContextual"/>
         </w:rPr>
       </w:pPr>
-      <w:hyperlink w:anchor="_Toc240460232" w:history="1">
+      <w:hyperlink w:anchor="_Toc240463666" w:history="1">
         <w:r>
           <w:rPr>
             <w:rStyle w:val="aff9"/>
@@ -3654,7 +3654,7 @@
             <w:noProof/>
             <w:webHidden/>
           </w:rPr>
-          <w:instrText xml:space="preserve"> PAGEREF _Toc240460232 \h </w:instrText>
+          <w:instrText xml:space="preserve"> PAGEREF _Toc240463666 \h </w:instrText>
         </w:r>
         <w:r>
           <w:rPr>
@@ -3702,7 +3702,7 @@
           <w14:ligatures w14:val="standardContextual"/>
         </w:rPr>
       </w:pPr>
-      <w:hyperlink w:anchor="_Toc240460233" w:history="1">
+      <w:hyperlink w:anchor="_Toc240463667" w:history="1">
         <w:r>
           <w:rPr>
             <w:rStyle w:val="aff9"/>
@@ -3730,7 +3730,7 @@
             <w:noProof/>
             <w:webHidden/>
           </w:rPr>
-          <w:instrText xml:space="preserve"> PAGEREF _Toc240460233 \h </w:instrText>
+          <w:instrText xml:space="preserve"> PAGEREF _Toc240463667 \h </w:instrText>
         </w:r>
         <w:r>
           <w:rPr>
@@ -3778,7 +3778,7 @@
           <w14:ligatures w14:val="standardContextual"/>
         </w:rPr>
       </w:pPr>
-      <w:hyperlink w:anchor="_Toc240460234" w:history="1">
+      <w:hyperlink w:anchor="_Toc240463668" w:history="1">
         <w:r>
           <w:rPr>
             <w:rStyle w:val="aff9"/>
@@ -3806,7 +3806,7 @@
             <w:noProof/>
             <w:webHidden/>
           </w:rPr>
-          <w:instrText xml:space="preserve"> PAGEREF _Toc240460234 \h </w:instrText>
+          <w:instrText xml:space="preserve"> PAGEREF _Toc240463668 \h </w:instrText>
         </w:r>
         <w:r>
           <w:rPr>
@@ -3854,7 +3854,7 @@
           <w14:ligatures w14:val="standardContextual"/>
         </w:rPr>
       </w:pPr>
-      <w:hyperlink w:anchor="_Toc240460235" w:history="1">
+      <w:hyperlink w:anchor="_Toc240463669" w:history="1">
         <w:r>
           <w:rPr>
             <w:rStyle w:val="aff9"/>
@@ -3882,7 +3882,7 @@
             <w:noProof/>
             <w:webHidden/>
           </w:rPr>
-          <w:instrText xml:space="preserve"> PAGEREF _Toc240460235 \h </w:instrText>
+          <w:instrText xml:space="preserve"> PAGEREF _Toc240463669 \h </w:instrText>
         </w:r>
         <w:r>
           <w:rPr>
@@ -3929,7 +3929,7 @@
           <w14:ligatures w14:val="standardContextual"/>
         </w:rPr>
       </w:pPr>
-      <w:hyperlink w:anchor="_Toc240460236" w:history="1">
+      <w:hyperlink w:anchor="_Toc240463670" w:history="1">
         <w:r>
           <w:rPr>
             <w:rStyle w:val="aff9"/>
@@ -3957,7 +3957,7 @@
             <w:noProof/>
             <w:webHidden/>
           </w:rPr>
-          <w:instrText xml:space="preserve"> PAGEREF _Toc240460236 \h </w:instrText>
+          <w:instrText xml:space="preserve"> PAGEREF _Toc240463670 \h </w:instrText>
         </w:r>
         <w:r>
           <w:rPr>
@@ -4005,7 +4005,7 @@
           <w14:ligatures w14:val="standardContextual"/>
         </w:rPr>
       </w:pPr>
-      <w:hyperlink w:anchor="_Toc240460237" w:history="1">
+      <w:hyperlink w:anchor="_Toc240463671" w:history="1">
         <w:r>
           <w:rPr>
             <w:rStyle w:val="aff9"/>
@@ -4033,7 +4033,7 @@
             <w:noProof/>
             <w:webHidden/>
           </w:rPr>
-          <w:instrText xml:space="preserve"> PAGEREF _Toc240460237 \h </w:instrText>
+          <w:instrText xml:space="preserve"> PAGEREF _Toc240463671 \h </w:instrText>
         </w:r>
         <w:r>
           <w:rPr>
@@ -4081,7 +4081,7 @@
           <w14:ligatures w14:val="standardContextual"/>
         </w:rPr>
       </w:pPr>
-      <w:hyperlink w:anchor="_Toc240460238" w:history="1">
+      <w:hyperlink w:anchor="_Toc240463672" w:history="1">
         <w:r>
           <w:rPr>
             <w:rStyle w:val="aff9"/>
@@ -4109,7 +4109,7 @@
             <w:noProof/>
             <w:webHidden/>
           </w:rPr>
-          <w:instrText xml:space="preserve"> PAGEREF _Toc240460238 \h </w:instrText>
+          <w:instrText xml:space="preserve"> PAGEREF _Toc240463672 \h </w:instrText>
         </w:r>
         <w:r>
           <w:rPr>
@@ -4156,7 +4156,7 @@
           <w14:ligatures w14:val="standardContextual"/>
         </w:rPr>
       </w:pPr>
-      <w:hyperlink w:anchor="_Toc240460239" w:history="1">
+      <w:hyperlink w:anchor="_Toc240463673" w:history="1">
         <w:r>
           <w:rPr>
             <w:rStyle w:val="aff9"/>
@@ -4184,7 +4184,7 @@
             <w:noProof/>
             <w:webHidden/>
           </w:rPr>
-          <w:instrText xml:space="preserve"> PAGEREF _Toc240460239 \h </w:instrText>
+          <w:instrText xml:space="preserve"> PAGEREF _Toc240463673 \h </w:instrText>
         </w:r>
         <w:r>
           <w:rPr>
@@ -4232,7 +4232,7 @@
           <w14:ligatures w14:val="standardContextual"/>
         </w:rPr>
       </w:pPr>
-      <w:hyperlink w:anchor="_Toc240460240" w:history="1">
+      <w:hyperlink w:anchor="_Toc240463674" w:history="1">
         <w:r>
           <w:rPr>
             <w:rStyle w:val="aff9"/>
@@ -4260,7 +4260,7 @@
             <w:noProof/>
             <w:webHidden/>
           </w:rPr>
-          <w:instrText xml:space="preserve"> PAGEREF _Toc240460240 \h </w:instrText>
+          <w:instrText xml:space="preserve"> PAGEREF _Toc240463674 \h </w:instrText>
         </w:r>
         <w:r>
           <w:rPr>
@@ -4308,7 +4308,7 @@
           <w14:ligatures w14:val="standardContextual"/>
         </w:rPr>
       </w:pPr>
-      <w:hyperlink w:anchor="_Toc240460241" w:history="1">
+      <w:hyperlink w:anchor="_Toc240463675" w:history="1">
         <w:r>
           <w:rPr>
             <w:rStyle w:val="aff9"/>
@@ -4336,7 +4336,7 @@
             <w:noProof/>
             <w:webHidden/>
           </w:rPr>
-          <w:instrText xml:space="preserve"> PAGEREF _Toc240460241 \h </w:instrText>
+          <w:instrText xml:space="preserve"> PAGEREF _Toc240463675 \h </w:instrText>
         </w:r>
         <w:r>
           <w:rPr>
@@ -4384,7 +4384,7 @@
           <w14:ligatures w14:val="standardContextual"/>
         </w:rPr>
       </w:pPr>
-      <w:hyperlink w:anchor="_Toc240460242" w:history="1">
+      <w:hyperlink w:anchor="_Toc240463676" w:history="1">
         <w:r>
           <w:rPr>
             <w:rStyle w:val="aff9"/>
@@ -4412,7 +4412,7 @@
             <w:noProof/>
             <w:webHidden/>
           </w:rPr>
-          <w:instrText xml:space="preserve"> PAGEREF _Toc240460242 \h </w:instrText>
+          <w:instrText xml:space="preserve"> PAGEREF _Toc240463676 \h </w:instrText>
         </w:r>
         <w:r>
           <w:rPr>
@@ -4460,7 +4460,7 @@
           <w14:ligatures w14:val="standardContextual"/>
         </w:rPr>
       </w:pPr>
-      <w:hyperlink w:anchor="_Toc240460243" w:history="1">
+      <w:hyperlink w:anchor="_Toc240463677" w:history="1">
         <w:r>
           <w:rPr>
             <w:rStyle w:val="aff9"/>
@@ -4488,7 +4488,7 @@
             <w:noProof/>
             <w:webHidden/>
           </w:rPr>
-          <w:instrText xml:space="preserve"> PAGEREF _Toc240460243 \h </w:instrText>
+          <w:instrText xml:space="preserve"> PAGEREF _Toc240463677 \h </w:instrText>
         </w:r>
         <w:r>
           <w:rPr>
@@ -4536,7 +4536,7 @@
           <w14:ligatures w14:val="standardContextual"/>
         </w:rPr>
       </w:pPr>
-      <w:hyperlink w:anchor="_Toc240460244" w:history="1">
+      <w:hyperlink w:anchor="_Toc240463678" w:history="1">
         <w:r>
           <w:rPr>
             <w:rStyle w:val="aff9"/>
@@ -4564,7 +4564,7 @@
             <w:noProof/>
             <w:webHidden/>
           </w:rPr>
-          <w:instrText xml:space="preserve"> PAGEREF _Toc240460244 \h </w:instrText>
+          <w:instrText xml:space="preserve"> PAGEREF _Toc240463678 \h </w:instrText>
         </w:r>
         <w:r>
           <w:rPr>
@@ -4612,7 +4612,7 @@
           <w14:ligatures w14:val="standardContextual"/>
         </w:rPr>
       </w:pPr>
-      <w:hyperlink w:anchor="_Toc240460245" w:history="1">
+      <w:hyperlink w:anchor="_Toc240463679" w:history="1">
         <w:r>
           <w:rPr>
             <w:rStyle w:val="aff9"/>
@@ -4640,7 +4640,7 @@
             <w:noProof/>
             <w:webHidden/>
           </w:rPr>
-          <w:instrText xml:space="preserve"> PAGEREF _Toc240460245 \h </w:instrText>
+          <w:instrText xml:space="preserve"> PAGEREF _Toc240463679 \h </w:instrText>
         </w:r>
         <w:r>
           <w:rPr>
@@ -4687,7 +4687,7 @@
           <w14:ligatures w14:val="standardContextual"/>
         </w:rPr>
       </w:pPr>
-      <w:hyperlink w:anchor="_Toc240460246" w:history="1">
+      <w:hyperlink w:anchor="_Toc240463680" w:history="1">
         <w:r>
           <w:rPr>
             <w:rStyle w:val="aff9"/>
@@ -4715,7 +4715,7 @@
             <w:noProof/>
             <w:webHidden/>
           </w:rPr>
-          <w:instrText xml:space="preserve"> PAGEREF _Toc240460246 \h </w:instrText>
+          <w:instrText xml:space="preserve"> PAGEREF _Toc240463680 \h </w:instrText>
         </w:r>
         <w:r>
           <w:rPr>
@@ -4763,7 +4763,7 @@
           <w14:ligatures w14:val="standardContextual"/>
         </w:rPr>
       </w:pPr>
-      <w:hyperlink w:anchor="_Toc240460247" w:history="1">
+      <w:hyperlink w:anchor="_Toc240463681" w:history="1">
         <w:r>
           <w:rPr>
             <w:rStyle w:val="aff9"/>
@@ -4791,7 +4791,7 @@
             <w:noProof/>
             <w:webHidden/>
           </w:rPr>
-          <w:instrText xml:space="preserve"> PAGEREF _Toc240460247 \h </w:instrText>
+          <w:instrText xml:space="preserve"> PAGEREF _Toc240463681 \h </w:instrText>
         </w:r>
         <w:r>
           <w:rPr>
@@ -4839,7 +4839,7 @@
           <w14:ligatures w14:val="standardContextual"/>
         </w:rPr>
       </w:pPr>
-      <w:hyperlink w:anchor="_Toc240460248" w:history="1">
+      <w:hyperlink w:anchor="_Toc240463682" w:history="1">
         <w:r>
           <w:rPr>
             <w:rStyle w:val="aff9"/>
@@ -4867,7 +4867,7 @@
             <w:noProof/>
             <w:webHidden/>
           </w:rPr>
-          <w:instrText xml:space="preserve"> PAGEREF _Toc240460248 \h </w:instrText>
+          <w:instrText xml:space="preserve"> PAGEREF _Toc240463682 \h </w:instrText>
         </w:r>
         <w:r>
           <w:rPr>
@@ -4915,7 +4915,7 @@
           <w14:ligatures w14:val="standardContextual"/>
         </w:rPr>
       </w:pPr>
-      <w:hyperlink w:anchor="_Toc240460249" w:history="1">
+      <w:hyperlink w:anchor="_Toc240463683" w:history="1">
         <w:r>
           <w:rPr>
             <w:rStyle w:val="aff9"/>
@@ -4943,7 +4943,7 @@
             <w:noProof/>
             <w:webHidden/>
           </w:rPr>
-          <w:instrText xml:space="preserve"> PAGEREF _Toc240460249 \h </w:instrText>
+          <w:instrText xml:space="preserve"> PAGEREF _Toc240463683 \h </w:instrText>
         </w:r>
         <w:r>
           <w:rPr>
@@ -4990,7 +4990,7 @@
           <w14:ligatures w14:val="standardContextual"/>
         </w:rPr>
       </w:pPr>
-      <w:hyperlink w:anchor="_Toc240460250" w:history="1">
+      <w:hyperlink w:anchor="_Toc240463684" w:history="1">
         <w:r>
           <w:rPr>
             <w:rStyle w:val="aff9"/>
@@ -5018,7 +5018,7 @@
             <w:noProof/>
             <w:webHidden/>
           </w:rPr>
-          <w:instrText xml:space="preserve"> PAGEREF _Toc240460250 \h </w:instrText>
+          <w:instrText xml:space="preserve"> PAGEREF _Toc240463684 \h </w:instrText>
         </w:r>
         <w:r>
           <w:rPr>
@@ -5065,7 +5065,7 @@
           <w14:ligatures w14:val="standardContextual"/>
         </w:rPr>
       </w:pPr>
-      <w:hyperlink w:anchor="_Toc240460251" w:history="1">
+      <w:hyperlink w:anchor="_Toc240463685" w:history="1">
         <w:r>
           <w:rPr>
             <w:rStyle w:val="aff9"/>
@@ -5093,7 +5093,7 @@
             <w:noProof/>
             <w:webHidden/>
           </w:rPr>
-          <w:instrText xml:space="preserve"> PAGEREF _Toc240460251 \h </w:instrText>
+          <w:instrText xml:space="preserve"> PAGEREF _Toc240463685 \h </w:instrText>
         </w:r>
         <w:r>
           <w:rPr>
@@ -5134,7 +5134,7 @@
         <w:pStyle w:val="1"/>
         <w:spacing w:before="240" w:after="120" w:line="360" w:lineRule="auto"/>
       </w:pPr>
-      <w:bookmarkStart w:id="0" w:name="_Toc240460187"/>
+      <w:bookmarkStart w:id="0" w:name="_Toc240463621"/>
       <w:r>
         <w:rPr>
           <w:rFonts w:ascii="黑体" w:eastAsia="黑体" w:hAnsi="黑体"/>
@@ -5148,7 +5148,7 @@
         <w:pStyle w:val="21"/>
         <w:spacing w:after="120" w:line="360" w:lineRule="auto"/>
       </w:pPr>
-      <w:bookmarkStart w:id="1" w:name="_Toc240460188"/>
+      <w:bookmarkStart w:id="1" w:name="_Toc240463622"/>
       <w:r>
         <w:rPr>
           <w:rFonts w:ascii="黑体" w:eastAsia="黑体" w:hAnsi="黑体"/>
@@ -5204,7 +5204,7 @@
         <w:pStyle w:val="21"/>
         <w:spacing w:after="120" w:line="360" w:lineRule="auto"/>
       </w:pPr>
-      <w:bookmarkStart w:id="2" w:name="_Toc240460189"/>
+      <w:bookmarkStart w:id="2" w:name="_Toc240463623"/>
       <w:r>
         <w:rPr>
           <w:rFonts w:ascii="黑体" w:eastAsia="黑体" w:hAnsi="黑体"/>
@@ -5236,7 +5236,7 @@
         <w:pStyle w:val="21"/>
         <w:spacing w:after="120" w:line="360" w:lineRule="auto"/>
       </w:pPr>
-      <w:bookmarkStart w:id="3" w:name="_Toc240460190"/>
+      <w:bookmarkStart w:id="3" w:name="_Toc240463624"/>
       <w:r>
         <w:rPr>
           <w:rFonts w:ascii="黑体" w:eastAsia="黑体" w:hAnsi="黑体"/>
@@ -5292,7 +5292,7 @@
         <w:pStyle w:val="1"/>
         <w:spacing w:before="240" w:after="120" w:line="360" w:lineRule="auto"/>
       </w:pPr>
-      <w:bookmarkStart w:id="4" w:name="_Toc240460191"/>
+      <w:bookmarkStart w:id="4" w:name="_Toc240463625"/>
       <w:r>
         <w:rPr>
           <w:rFonts w:ascii="黑体" w:eastAsia="黑体" w:hAnsi="黑体"/>
@@ -5306,7 +5306,7 @@
         <w:pStyle w:val="21"/>
         <w:spacing w:after="120" w:line="360" w:lineRule="auto"/>
       </w:pPr>
-      <w:bookmarkStart w:id="5" w:name="_Toc240460192"/>
+      <w:bookmarkStart w:id="5" w:name="_Toc240463626"/>
       <w:r>
         <w:rPr>
           <w:rFonts w:ascii="黑体" w:eastAsia="黑体" w:hAnsi="黑体"/>
@@ -5780,7 +5780,7 @@
         <w:pStyle w:val="21"/>
         <w:spacing w:after="120" w:line="360" w:lineRule="auto"/>
       </w:pPr>
-      <w:bookmarkStart w:id="6" w:name="_Toc240460193"/>
+      <w:bookmarkStart w:id="6" w:name="_Toc240463627"/>
       <w:r>
         <w:rPr>
           <w:rFonts w:ascii="黑体" w:eastAsia="黑体" w:hAnsi="黑体"/>
@@ -6173,7 +6173,7 @@
         <w:pStyle w:val="21"/>
         <w:spacing w:after="120" w:line="360" w:lineRule="auto"/>
       </w:pPr>
-      <w:bookmarkStart w:id="7" w:name="_Toc240460194"/>
+      <w:bookmarkStart w:id="7" w:name="_Toc240463628"/>
       <w:r>
         <w:rPr>
           <w:rFonts w:ascii="黑体" w:eastAsia="黑体" w:hAnsi="黑体"/>
@@ -6811,7 +6811,7 @@
         <w:pStyle w:val="21"/>
         <w:spacing w:after="120" w:line="360" w:lineRule="auto"/>
       </w:pPr>
-      <w:bookmarkStart w:id="8" w:name="_Toc240460195"/>
+      <w:bookmarkStart w:id="8" w:name="_Toc240463629"/>
       <w:r>
         <w:rPr>
           <w:rFonts w:ascii="黑体" w:eastAsia="黑体" w:hAnsi="黑体"/>
@@ -6960,7 +6960,7 @@
         <w:pStyle w:val="21"/>
         <w:spacing w:after="120" w:line="360" w:lineRule="auto"/>
       </w:pPr>
-      <w:bookmarkStart w:id="9" w:name="_Toc240460196"/>
+      <w:bookmarkStart w:id="9" w:name="_Toc240463630"/>
       <w:r>
         <w:rPr>
           <w:rFonts w:ascii="黑体" w:eastAsia="黑体" w:hAnsi="黑体"/>
@@ -7417,7 +7417,7 @@
         <w:pStyle w:val="21"/>
         <w:spacing w:after="120" w:line="360" w:lineRule="auto"/>
       </w:pPr>
-      <w:bookmarkStart w:id="10" w:name="_Toc240460197"/>
+      <w:bookmarkStart w:id="10" w:name="_Toc240463631"/>
       <w:r>
         <w:rPr>
           <w:rFonts w:ascii="黑体" w:eastAsia="黑体" w:hAnsi="黑体"/>
@@ -8888,6 +8888,20 @@
               <w:lastRenderedPageBreak/>
               <w:t>FR-27</w:t>
             </w:r>
+            <w:r>
+              <w:rPr>
+                <w:color w:val="000000"/>
+                <w:sz w:val="21"/>
+              </w:rPr>
+              <w:t>、</w:t>
+            </w:r>
+            <w:r>
+              <w:rPr>
+                <w:color w:val="000000"/>
+                <w:sz w:val="21"/>
+              </w:rPr>
+              <w:t>FR-33</w:t>
+            </w:r>
           </w:p>
         </w:tc>
       </w:tr>
@@ -10709,6 +10723,7 @@
                 <w:color w:val="000000"/>
                 <w:sz w:val="21"/>
               </w:rPr>
+              <w:lastRenderedPageBreak/>
               <w:t>D-01</w:t>
             </w:r>
           </w:p>
@@ -10851,15 +10866,7 @@
                 <w:color w:val="000000"/>
                 <w:sz w:val="21"/>
               </w:rPr>
-              <w:t>管理</w:t>
-            </w:r>
-            <w:r>
-              <w:rPr>
-                <w:color w:val="000000"/>
-                <w:sz w:val="21"/>
-              </w:rPr>
-              <w:lastRenderedPageBreak/>
-              <w:t>员</w:t>
+              <w:t>管理员</w:t>
             </w:r>
           </w:p>
         </w:tc>
@@ -10873,7 +10880,6 @@
                 <w:color w:val="000000"/>
                 <w:sz w:val="21"/>
               </w:rPr>
-              <w:lastRenderedPageBreak/>
               <w:t>FR-25</w:t>
             </w:r>
           </w:p>
@@ -11917,7 +11923,7 @@
         <w:pStyle w:val="1"/>
         <w:spacing w:before="240" w:after="120" w:line="360" w:lineRule="auto"/>
       </w:pPr>
-      <w:bookmarkStart w:id="11" w:name="_Toc240460198"/>
+      <w:bookmarkStart w:id="11" w:name="_Toc240463632"/>
       <w:r>
         <w:rPr>
           <w:rFonts w:ascii="黑体" w:eastAsia="黑体" w:hAnsi="黑体"/>
@@ -11931,7 +11937,7 @@
         <w:pStyle w:val="21"/>
         <w:spacing w:after="120" w:line="360" w:lineRule="auto"/>
       </w:pPr>
-      <w:bookmarkStart w:id="12" w:name="_Toc240460199"/>
+      <w:bookmarkStart w:id="12" w:name="_Toc240463633"/>
       <w:r>
         <w:rPr>
           <w:rFonts w:ascii="黑体" w:eastAsia="黑体" w:hAnsi="黑体"/>
@@ -12453,7 +12459,7 @@
         <w:pStyle w:val="21"/>
         <w:spacing w:after="120" w:line="360" w:lineRule="auto"/>
       </w:pPr>
-      <w:bookmarkStart w:id="13" w:name="_Toc240460200"/>
+      <w:bookmarkStart w:id="13" w:name="_Toc240463634"/>
       <w:r>
         <w:rPr>
           <w:rFonts w:ascii="黑体" w:eastAsia="黑体" w:hAnsi="黑体"/>
@@ -12938,7 +12944,7 @@
         <w:pStyle w:val="21"/>
         <w:spacing w:after="120" w:line="360" w:lineRule="auto"/>
       </w:pPr>
-      <w:bookmarkStart w:id="14" w:name="_Toc240460201"/>
+      <w:bookmarkStart w:id="14" w:name="_Toc240463635"/>
       <w:r>
         <w:rPr>
           <w:rFonts w:ascii="黑体" w:eastAsia="黑体" w:hAnsi="黑体"/>
@@ -13073,7 +13079,7 @@
         <w:pStyle w:val="21"/>
         <w:spacing w:after="120" w:line="360" w:lineRule="auto"/>
       </w:pPr>
-      <w:bookmarkStart w:id="15" w:name="_Toc240460202"/>
+      <w:bookmarkStart w:id="15" w:name="_Toc240463636"/>
       <w:r>
         <w:rPr>
           <w:rFonts w:ascii="黑体" w:eastAsia="黑体" w:hAnsi="黑体"/>
@@ -13132,7 +13138,7 @@
         <w:pStyle w:val="21"/>
         <w:spacing w:after="120" w:line="360" w:lineRule="auto"/>
       </w:pPr>
-      <w:bookmarkStart w:id="16" w:name="_Toc240460203"/>
+      <w:bookmarkStart w:id="16" w:name="_Toc240463637"/>
       <w:r>
         <w:rPr>
           <w:rFonts w:ascii="黑体" w:eastAsia="黑体" w:hAnsi="黑体"/>
@@ -13490,7 +13496,7 @@
         <w:pStyle w:val="21"/>
         <w:spacing w:after="120" w:line="360" w:lineRule="auto"/>
       </w:pPr>
-      <w:bookmarkStart w:id="17" w:name="_Toc240460204"/>
+      <w:bookmarkStart w:id="17" w:name="_Toc240463638"/>
       <w:r>
         <w:rPr>
           <w:rFonts w:ascii="黑体" w:eastAsia="黑体" w:hAnsi="黑体"/>
@@ -13610,7 +13616,7 @@
         <w:pStyle w:val="1"/>
         <w:spacing w:before="240" w:after="120" w:line="360" w:lineRule="auto"/>
       </w:pPr>
-      <w:bookmarkStart w:id="18" w:name="_Toc240460205"/>
+      <w:bookmarkStart w:id="18" w:name="_Toc240463639"/>
       <w:r>
         <w:rPr>
           <w:rFonts w:ascii="黑体" w:eastAsia="黑体" w:hAnsi="黑体"/>
@@ -13624,7 +13630,7 @@
         <w:pStyle w:val="21"/>
         <w:spacing w:after="120" w:line="360" w:lineRule="auto"/>
       </w:pPr>
-      <w:bookmarkStart w:id="19" w:name="_Toc240460206"/>
+      <w:bookmarkStart w:id="19" w:name="_Toc240463640"/>
       <w:r>
         <w:rPr>
           <w:rFonts w:ascii="黑体" w:eastAsia="黑体" w:hAnsi="黑体"/>
@@ -14806,7 +14812,7 @@
         <w:pStyle w:val="21"/>
         <w:spacing w:after="120" w:line="360" w:lineRule="auto"/>
       </w:pPr>
-      <w:bookmarkStart w:id="20" w:name="_Toc240460207"/>
+      <w:bookmarkStart w:id="20" w:name="_Toc240463641"/>
       <w:r>
         <w:rPr>
           <w:rFonts w:ascii="黑体" w:eastAsia="黑体" w:hAnsi="黑体"/>
@@ -14945,7 +14951,7 @@
         <w:pStyle w:val="21"/>
         <w:spacing w:after="120" w:line="360" w:lineRule="auto"/>
       </w:pPr>
-      <w:bookmarkStart w:id="21" w:name="_Toc240460208"/>
+      <w:bookmarkStart w:id="21" w:name="_Toc240463642"/>
       <w:r>
         <w:rPr>
           <w:rFonts w:ascii="黑体" w:eastAsia="黑体" w:hAnsi="黑体"/>
@@ -15473,7 +15479,7 @@
         <w:pStyle w:val="21"/>
         <w:spacing w:after="120" w:line="360" w:lineRule="auto"/>
       </w:pPr>
-      <w:bookmarkStart w:id="22" w:name="_Toc240460209"/>
+      <w:bookmarkStart w:id="22" w:name="_Toc240463643"/>
       <w:r>
         <w:rPr>
           <w:rFonts w:ascii="黑体" w:eastAsia="黑体" w:hAnsi="黑体"/>
@@ -15530,7 +15536,7 @@
         <w:pStyle w:val="21"/>
         <w:spacing w:after="120" w:line="360" w:lineRule="auto"/>
       </w:pPr>
-      <w:bookmarkStart w:id="23" w:name="_Toc240460210"/>
+      <w:bookmarkStart w:id="23" w:name="_Toc240463644"/>
       <w:r>
         <w:rPr>
           <w:rFonts w:ascii="黑体" w:eastAsia="黑体" w:hAnsi="黑体"/>
@@ -15713,7 +15719,7 @@
         <w:pStyle w:val="21"/>
         <w:spacing w:after="120" w:line="360" w:lineRule="auto"/>
       </w:pPr>
-      <w:bookmarkStart w:id="24" w:name="_Toc240460211"/>
+      <w:bookmarkStart w:id="24" w:name="_Toc240463645"/>
       <w:r>
         <w:rPr>
           <w:rFonts w:ascii="黑体" w:eastAsia="黑体" w:hAnsi="黑体"/>
@@ -16422,7 +16428,7 @@
         <w:pStyle w:val="21"/>
         <w:spacing w:after="120" w:line="360" w:lineRule="auto"/>
       </w:pPr>
-      <w:bookmarkStart w:id="25" w:name="_Toc240460212"/>
+      <w:bookmarkStart w:id="25" w:name="_Toc240463646"/>
       <w:r>
         <w:rPr>
           <w:rFonts w:ascii="黑体" w:eastAsia="黑体" w:hAnsi="黑体"/>
@@ -16557,7 +16563,7 @@
         <w:pStyle w:val="1"/>
         <w:spacing w:before="240" w:after="120" w:line="360" w:lineRule="auto"/>
       </w:pPr>
-      <w:bookmarkStart w:id="26" w:name="_Toc240460213"/>
+      <w:bookmarkStart w:id="26" w:name="_Toc240463647"/>
       <w:r>
         <w:rPr>
           <w:rFonts w:ascii="黑体" w:eastAsia="黑体" w:hAnsi="黑体"/>
@@ -16571,7 +16577,7 @@
         <w:pStyle w:val="21"/>
         <w:spacing w:after="120" w:line="360" w:lineRule="auto"/>
       </w:pPr>
-      <w:bookmarkStart w:id="27" w:name="_Toc240460214"/>
+      <w:bookmarkStart w:id="27" w:name="_Toc240463648"/>
       <w:r>
         <w:rPr>
           <w:rFonts w:ascii="黑体" w:eastAsia="黑体" w:hAnsi="黑体"/>
@@ -16619,7 +16625,7 @@
         <w:rPr>
           <w:color w:val="000000"/>
         </w:rPr>
-        <w:t>支持五种范围模式：</w:t>
+        <w:t>支持六种范围模式：</w:t>
       </w:r>
     </w:p>
     <w:tbl>
@@ -16630,11 +16636,11 @@
       </w:tblPr>
       <w:tblGrid>
         <w:gridCol w:w="2316"/>
-        <w:gridCol w:w="690"/>
-        <w:gridCol w:w="1381"/>
-        <w:gridCol w:w="1379"/>
-        <w:gridCol w:w="688"/>
-        <w:gridCol w:w="2074"/>
+        <w:gridCol w:w="614"/>
+        <w:gridCol w:w="1277"/>
+        <w:gridCol w:w="1218"/>
+        <w:gridCol w:w="577"/>
+        <w:gridCol w:w="2526"/>
       </w:tblGrid>
       <w:tr>
         <w:tc>
@@ -17114,6 +17120,88 @@
       <w:tr>
         <w:tc>
           <w:tcPr>
+            <w:tcW w:w="2771" w:type="dxa"/>
+            <w:gridSpan w:val="2"/>
+          </w:tcPr>
+          <w:p>
+            <w:r>
+              <w:rPr>
+                <w:color w:val="000000"/>
+                <w:sz w:val="21"/>
+              </w:rPr>
+              <w:t>`duel`</w:t>
+            </w:r>
+          </w:p>
+        </w:tc>
+        <w:tc>
+          <w:tcPr>
+            <w:tcW w:w="2771" w:type="dxa"/>
+            <w:gridSpan w:val="2"/>
+          </w:tcPr>
+          <w:p>
+            <w:r>
+              <w:rPr>
+                <w:color w:val="000000"/>
+                <w:sz w:val="21"/>
+              </w:rPr>
+              <w:t>**</w:t>
+            </w:r>
+            <w:r>
+              <w:rPr>
+                <w:color w:val="000000"/>
+                <w:sz w:val="21"/>
+              </w:rPr>
+              <w:t>指定对决</w:t>
+            </w:r>
+            <w:r>
+              <w:rPr>
+                <w:color w:val="000000"/>
+                <w:sz w:val="21"/>
+              </w:rPr>
+              <w:t>**</w:t>
+            </w:r>
+            <w:r>
+              <w:rPr>
+                <w:color w:val="000000"/>
+                <w:sz w:val="21"/>
+              </w:rPr>
+              <w:t>，用户逐行指定对位组（每组</w:t>
+            </w:r>
+            <w:r>
+              <w:rPr>
+                <w:color w:val="000000"/>
+                <w:sz w:val="21"/>
+              </w:rPr>
+              <w:t xml:space="preserve"> 2 </w:t>
+            </w:r>
+            <w:r>
+              <w:rPr>
+                <w:color w:val="000000"/>
+                <w:sz w:val="21"/>
+              </w:rPr>
+              <w:t>张，可跨歌手与年代）</w:t>
+            </w:r>
+          </w:p>
+        </w:tc>
+        <w:tc>
+          <w:tcPr>
+            <w:tcW w:w="2771" w:type="dxa"/>
+            <w:gridSpan w:val="2"/>
+          </w:tcPr>
+          <w:p>
+            <w:r>
+              <w:rPr>
+                <w:color w:val="000000"/>
+                <w:sz w:val="21"/>
+              </w:rPr>
+              <w:t>`pairs`</w:t>
+            </w:r>
+          </w:p>
+        </w:tc>
+      </w:tr>
+      <w:tr>
+        <w:tc>
+          <w:tcPr>
             <w:tcW w:w="2078" w:type="dxa"/>
           </w:tcPr>
           <w:p>
@@ -17502,7 +17590,15 @@
                 <w:color w:val="000000"/>
                 <w:sz w:val="21"/>
               </w:rPr>
-              <w:t xml:space="preserve">`multi-artist` / `aligned` </w:t>
+              <w:t xml:space="preserve">`multi-artist` / </w:t>
+            </w:r>
+            <w:r>
+              <w:rPr>
+                <w:color w:val="000000"/>
+                <w:sz w:val="21"/>
+              </w:rPr>
+              <w:lastRenderedPageBreak/>
+              <w:t xml:space="preserve">`aligned` </w:t>
             </w:r>
             <w:r>
               <w:rPr>
@@ -17516,15 +17612,7 @@
                 <w:color w:val="000000"/>
                 <w:sz w:val="21"/>
               </w:rPr>
-              <w:t xml:space="preserve"> </w:t>
-            </w:r>
-            <w:r>
-              <w:rPr>
-                <w:color w:val="000000"/>
-                <w:sz w:val="21"/>
-              </w:rPr>
-              <w:lastRenderedPageBreak/>
-              <w:t xml:space="preserve">2 </w:t>
+              <w:t xml:space="preserve"> 2 </w:t>
             </w:r>
             <w:r>
               <w:rPr>
@@ -17694,7 +17782,14 @@
                 <w:color w:val="000000"/>
                 <w:sz w:val="21"/>
               </w:rPr>
-              <w:t>该歌手</w:t>
+              <w:t xml:space="preserve">`multi-artist` </w:t>
+            </w:r>
+            <w:r>
+              <w:rPr>
+                <w:color w:val="000000"/>
+                <w:sz w:val="21"/>
+              </w:rPr>
+              <w:t>模式下该歌手</w:t>
             </w:r>
             <w:r>
               <w:rPr>
@@ -17750,21 +17845,7 @@
                 <w:color w:val="000000"/>
                 <w:sz w:val="21"/>
               </w:rPr>
-              <w:t>取全部合格专辑；仅</w:t>
-            </w:r>
-            <w:r>
-              <w:rPr>
-                <w:color w:val="000000"/>
-                <w:sz w:val="21"/>
-              </w:rPr>
-              <w:t xml:space="preserve"> `multi-artist` </w:t>
-            </w:r>
-            <w:r>
-              <w:rPr>
-                <w:color w:val="000000"/>
-                <w:sz w:val="21"/>
-              </w:rPr>
-              <w:t>生效</w:t>
+              <w:t>取全部合格专辑</w:t>
             </w:r>
           </w:p>
         </w:tc>
@@ -17824,7 +17905,7 @@
                 <w:color w:val="000000"/>
                 <w:sz w:val="21"/>
               </w:rPr>
-              <w:t>顶层参数，</w:t>
+              <w:t>顶层参数：</w:t>
             </w:r>
             <w:r>
               <w:rPr>
@@ -17852,7 +17933,28 @@
                 <w:color w:val="000000"/>
                 <w:sz w:val="21"/>
               </w:rPr>
-              <w:t>张）；其余模式忽略</w:t>
+              <w:t>张）；</w:t>
+            </w:r>
+            <w:r>
+              <w:rPr>
+                <w:color w:val="000000"/>
+                <w:sz w:val="21"/>
+              </w:rPr>
+              <w:t xml:space="preserve">`multi-artist` </w:t>
+            </w:r>
+            <w:r>
+              <w:rPr>
+                <w:color w:val="000000"/>
+                <w:sz w:val="21"/>
+              </w:rPr>
+              <w:t>请改用</w:t>
+            </w:r>
+            <w:r>
+              <w:rPr>
+                <w:color w:val="000000"/>
+                <w:sz w:val="21"/>
+              </w:rPr>
+              <w:t xml:space="preserve"> `artists[].albumCount`</w:t>
             </w:r>
           </w:p>
         </w:tc>
@@ -17868,7 +17970,7 @@
                 <w:color w:val="000000"/>
                 <w:sz w:val="21"/>
               </w:rPr>
-              <w:t>albumCount</w:t>
+              <w:t>albumIds</w:t>
             </w:r>
           </w:p>
         </w:tc>
@@ -17883,7 +17985,7 @@
                 <w:color w:val="000000"/>
                 <w:sz w:val="21"/>
               </w:rPr>
-              <w:t>number</w:t>
+              <w:t>string[]</w:t>
             </w:r>
           </w:p>
         </w:tc>
@@ -17912,112 +18014,14 @@
                 <w:color w:val="000000"/>
                 <w:sz w:val="21"/>
               </w:rPr>
-              <w:t xml:space="preserve">`artist` / `multi-artist` </w:t>
-            </w:r>
-            <w:r>
-              <w:rPr>
-                <w:color w:val="000000"/>
-                <w:sz w:val="21"/>
-              </w:rPr>
-              <w:t>模式下每位歌手</w:t>
-            </w:r>
-            <w:r>
-              <w:rPr>
-                <w:color w:val="000000"/>
-                <w:sz w:val="21"/>
-              </w:rPr>
-              <w:t>"</w:t>
-            </w:r>
-            <w:r>
-              <w:rPr>
-                <w:color w:val="000000"/>
-                <w:sz w:val="21"/>
-              </w:rPr>
-              <w:t>最多取前</w:t>
-            </w:r>
-            <w:r>
-              <w:rPr>
-                <w:color w:val="000000"/>
-                <w:sz w:val="21"/>
-              </w:rPr>
-              <w:t xml:space="preserve"> N </w:t>
-            </w:r>
-            <w:r>
-              <w:rPr>
-                <w:color w:val="000000"/>
-                <w:sz w:val="21"/>
-              </w:rPr>
-              <w:t>张</w:t>
-            </w:r>
-            <w:r>
-              <w:rPr>
-                <w:color w:val="000000"/>
-                <w:sz w:val="21"/>
-              </w:rPr>
-              <w:t>"</w:t>
-            </w:r>
-            <w:r>
-              <w:rPr>
-                <w:color w:val="000000"/>
-                <w:sz w:val="21"/>
-              </w:rPr>
-              <w:t>参赛，</w:t>
-            </w:r>
-            <w:r>
-              <w:rPr>
-                <w:color w:val="000000"/>
-                <w:sz w:val="21"/>
-              </w:rPr>
-              <w:t>**</w:t>
-            </w:r>
-            <w:r>
-              <w:rPr>
-                <w:color w:val="000000"/>
-                <w:sz w:val="21"/>
-              </w:rPr>
-              <w:t>不填则取全部合格专辑</w:t>
-            </w:r>
-            <w:r>
-              <w:rPr>
-                <w:color w:val="000000"/>
-                <w:sz w:val="21"/>
-              </w:rPr>
-              <w:t>**</w:t>
-            </w:r>
-            <w:r>
-              <w:rPr>
-                <w:color w:val="000000"/>
-                <w:sz w:val="21"/>
-              </w:rPr>
-              <w:t>；</w:t>
-            </w:r>
-            <w:r>
-              <w:rPr>
-                <w:color w:val="000000"/>
-                <w:sz w:val="21"/>
-              </w:rPr>
-              <w:t xml:space="preserve">`artist` </w:t>
-            </w:r>
-            <w:r>
-              <w:rPr>
-                <w:color w:val="000000"/>
-                <w:sz w:val="21"/>
-              </w:rPr>
-              <w:t>模式按发行时间升序取前</w:t>
-            </w:r>
-            <w:r>
-              <w:rPr>
-                <w:color w:val="000000"/>
-                <w:sz w:val="21"/>
-              </w:rPr>
-              <w:t xml:space="preserve"> N </w:t>
-            </w:r>
-            <w:r>
-              <w:rPr>
-                <w:color w:val="000000"/>
-                <w:sz w:val="21"/>
-              </w:rPr>
-              <w:t>张</w:t>
+              <w:t xml:space="preserve">`custom` </w:t>
+            </w:r>
+            <w:r>
+              <w:rPr>
+                <w:color w:val="000000"/>
+                <w:sz w:val="21"/>
+              </w:rPr>
+              <w:t>模式下手动指定的专辑</w:t>
             </w:r>
           </w:p>
         </w:tc>
@@ -18033,7 +18037,7 @@
                 <w:color w:val="000000"/>
                 <w:sz w:val="21"/>
               </w:rPr>
-              <w:t>albumIds</w:t>
+              <w:t>pairs</w:t>
             </w:r>
           </w:p>
         </w:tc>
@@ -18048,7 +18052,7 @@
                 <w:color w:val="000000"/>
                 <w:sz w:val="21"/>
               </w:rPr>
-              <w:t>string[]</w:t>
+              <w:t>array</w:t>
             </w:r>
           </w:p>
         </w:tc>
@@ -18077,14 +18081,165 @@
                 <w:color w:val="000000"/>
                 <w:sz w:val="21"/>
               </w:rPr>
-              <w:t xml:space="preserve">`custom` </w:t>
-            </w:r>
-            <w:r>
-              <w:rPr>
-                <w:color w:val="000000"/>
-                <w:sz w:val="21"/>
-              </w:rPr>
-              <w:t>模式下手动指定的专辑</w:t>
+              <w:t xml:space="preserve">`duel` </w:t>
+            </w:r>
+            <w:r>
+              <w:rPr>
+                <w:color w:val="000000"/>
+                <w:sz w:val="21"/>
+              </w:rPr>
+              <w:t>模式下的对位组：二维数组，每个元素为</w:t>
+            </w:r>
+            <w:r>
+              <w:rPr>
+                <w:color w:val="000000"/>
+                <w:sz w:val="21"/>
+              </w:rPr>
+              <w:t xml:space="preserve"> `[</w:t>
+            </w:r>
+            <w:r>
+              <w:rPr>
+                <w:color w:val="000000"/>
+                <w:sz w:val="21"/>
+              </w:rPr>
+              <w:t>专辑标识</w:t>
+            </w:r>
+            <w:r>
+              <w:rPr>
+                <w:color w:val="000000"/>
+                <w:sz w:val="21"/>
+              </w:rPr>
+              <w:t xml:space="preserve">A, </w:t>
+            </w:r>
+            <w:r>
+              <w:rPr>
+                <w:color w:val="000000"/>
+                <w:sz w:val="21"/>
+              </w:rPr>
+              <w:t>专辑标识</w:t>
+            </w:r>
+            <w:r>
+              <w:rPr>
+                <w:color w:val="000000"/>
+                <w:sz w:val="21"/>
+              </w:rPr>
+              <w:t>B]`</w:t>
+            </w:r>
+            <w:r>
+              <w:rPr>
+                <w:color w:val="000000"/>
+                <w:sz w:val="21"/>
+              </w:rPr>
+              <w:t>（外部数字标识），最少</w:t>
+            </w:r>
+            <w:r>
+              <w:rPr>
+                <w:color w:val="000000"/>
+                <w:sz w:val="21"/>
+              </w:rPr>
+              <w:t xml:space="preserve"> 1 </w:t>
+            </w:r>
+            <w:r>
+              <w:rPr>
+                <w:color w:val="000000"/>
+                <w:sz w:val="21"/>
+              </w:rPr>
+              <w:t>组、组数不设上限</w:t>
+            </w:r>
+          </w:p>
+        </w:tc>
+      </w:tr>
+      <w:tr>
+        <w:tc>
+          <w:tcPr>
+            <w:tcW w:w="2078" w:type="dxa"/>
+          </w:tcPr>
+          <w:p>
+            <w:r>
+              <w:rPr>
+                <w:color w:val="000000"/>
+                <w:sz w:val="21"/>
+              </w:rPr>
+              <w:t>alignMode</w:t>
+            </w:r>
+          </w:p>
+        </w:tc>
+        <w:tc>
+          <w:tcPr>
+            <w:tcW w:w="2078" w:type="dxa"/>
+            <w:gridSpan w:val="2"/>
+          </w:tcPr>
+          <w:p>
+            <w:r>
+              <w:rPr>
+                <w:color w:val="000000"/>
+                <w:sz w:val="21"/>
+              </w:rPr>
+              <w:t>string</w:t>
+            </w:r>
+          </w:p>
+        </w:tc>
+        <w:tc>
+          <w:tcPr>
+            <w:tcW w:w="2078" w:type="dxa"/>
+            <w:gridSpan w:val="2"/>
+          </w:tcPr>
+          <w:p>
+            <w:r>
+              <w:rPr>
+                <w:color w:val="000000"/>
+                <w:sz w:val="21"/>
+              </w:rPr>
+              <w:t>否</w:t>
+            </w:r>
+          </w:p>
+        </w:tc>
+        <w:tc>
+          <w:tcPr>
+            <w:tcW w:w="2078" w:type="dxa"/>
+          </w:tcPr>
+          <w:p>
+            <w:r>
+              <w:rPr>
+                <w:color w:val="000000"/>
+                <w:sz w:val="21"/>
+              </w:rPr>
+              <w:t xml:space="preserve">`aligned` </w:t>
+            </w:r>
+            <w:r>
+              <w:rPr>
+                <w:color w:val="000000"/>
+                <w:sz w:val="21"/>
+              </w:rPr>
+              <w:t>模式下的配对方式：</w:t>
+            </w:r>
+            <w:r>
+              <w:rPr>
+                <w:color w:val="000000"/>
+                <w:sz w:val="21"/>
+              </w:rPr>
+              <w:t>`ordinal`</w:t>
+            </w:r>
+            <w:r>
+              <w:rPr>
+                <w:color w:val="000000"/>
+                <w:sz w:val="21"/>
+              </w:rPr>
+              <w:t>（同序号，默认）</w:t>
+            </w:r>
+            <w:r>
+              <w:rPr>
+                <w:color w:val="000000"/>
+                <w:sz w:val="21"/>
+              </w:rPr>
+              <w:t>/ `chrono`</w:t>
+            </w:r>
+            <w:r>
+              <w:rPr>
+                <w:color w:val="000000"/>
+                <w:sz w:val="21"/>
+              </w:rPr>
+              <w:t>（年代就近）</w:t>
             </w:r>
           </w:p>
         </w:tc>
@@ -18630,6 +18785,7 @@
                 <w:color w:val="000000"/>
                 <w:sz w:val="21"/>
               </w:rPr>
+              <w:lastRenderedPageBreak/>
               <w:t>---</w:t>
             </w:r>
           </w:p>
@@ -18674,7 +18830,6 @@
                 <w:color w:val="000000"/>
                 <w:sz w:val="21"/>
               </w:rPr>
-              <w:lastRenderedPageBreak/>
               <w:t>1</w:t>
             </w:r>
           </w:p>
@@ -19335,6 +19490,54 @@
         <w:rPr>
           <w:color w:val="000000"/>
         </w:rPr>
+        <w:t>；</w:t>
+      </w:r>
+      <w:r>
+        <w:rPr>
+          <w:color w:val="000000"/>
+        </w:rPr>
+        <w:t xml:space="preserve">`duel` </w:t>
+      </w:r>
+      <w:r>
+        <w:rPr>
+          <w:color w:val="000000"/>
+        </w:rPr>
+        <w:t>模式下</w:t>
+      </w:r>
+      <w:r>
+        <w:rPr>
+          <w:color w:val="000000"/>
+        </w:rPr>
+        <w:t xml:space="preserve"> `pairs` </w:t>
+      </w:r>
+      <w:r>
+        <w:rPr>
+          <w:color w:val="000000"/>
+        </w:rPr>
+        <w:t>为空、某组不足</w:t>
+      </w:r>
+      <w:r>
+        <w:rPr>
+          <w:color w:val="000000"/>
+        </w:rPr>
+        <w:t xml:space="preserve"> 2 </w:t>
+      </w:r>
+      <w:r>
+        <w:rPr>
+          <w:color w:val="000000"/>
+        </w:rPr>
+        <w:t>张或专辑标识无效返回</w:t>
+      </w:r>
+      <w:r>
+        <w:rPr>
+          <w:color w:val="000000"/>
+        </w:rPr>
+        <w:t xml:space="preserve"> `1001`</w:t>
+      </w:r>
+      <w:r>
+        <w:rPr>
+          <w:color w:val="000000"/>
+        </w:rPr>
         <w:t>。</w:t>
       </w:r>
     </w:p>
@@ -19415,7 +19618,7 @@
         <w:pStyle w:val="21"/>
         <w:spacing w:after="120" w:line="360" w:lineRule="auto"/>
       </w:pPr>
-      <w:bookmarkStart w:id="28" w:name="_Toc240460215"/>
+      <w:bookmarkStart w:id="28" w:name="_Toc240463649"/>
       <w:r>
         <w:rPr>
           <w:rFonts w:ascii="黑体" w:eastAsia="黑体" w:hAnsi="黑体"/>
@@ -19738,6 +19941,7 @@
           <w:color w:val="26313F"/>
           <w:sz w:val="18"/>
         </w:rPr>
+        <w:lastRenderedPageBreak/>
         <w:t xml:space="preserve">        "winnerAlbumId": 1440928842,</w:t>
       </w:r>
     </w:p>
@@ -19798,7 +20002,6 @@
           <w:color w:val="26313F"/>
           <w:sz w:val="18"/>
         </w:rPr>
-        <w:lastRenderedPageBreak/>
         <w:t xml:space="preserve">  }</w:t>
       </w:r>
     </w:p>
@@ -19822,7 +20025,7 @@
         <w:pStyle w:val="21"/>
         <w:spacing w:after="120" w:line="360" w:lineRule="auto"/>
       </w:pPr>
-      <w:bookmarkStart w:id="29" w:name="_Toc240460216"/>
+      <w:bookmarkStart w:id="29" w:name="_Toc240463650"/>
       <w:r>
         <w:rPr>
           <w:rFonts w:ascii="黑体" w:eastAsia="黑体" w:hAnsi="黑体"/>
@@ -20315,7 +20518,7 @@
         <w:pStyle w:val="21"/>
         <w:spacing w:after="120" w:line="360" w:lineRule="auto"/>
       </w:pPr>
-      <w:bookmarkStart w:id="30" w:name="_Toc240460217"/>
+      <w:bookmarkStart w:id="30" w:name="_Toc240463651"/>
       <w:r>
         <w:rPr>
           <w:rFonts w:ascii="黑体" w:eastAsia="黑体" w:hAnsi="黑体"/>
@@ -20573,7 +20776,15 @@
                 <w:color w:val="000000"/>
                 <w:sz w:val="21"/>
               </w:rPr>
-              <w:t>一致），必须是该场次的左或右一方</w:t>
+              <w:t>一致），必须是该场</w:t>
+            </w:r>
+            <w:r>
+              <w:rPr>
+                <w:color w:val="000000"/>
+                <w:sz w:val="21"/>
+              </w:rPr>
+              <w:lastRenderedPageBreak/>
+              <w:t>次的左或右一方</w:t>
             </w:r>
           </w:p>
         </w:tc>
@@ -20591,6 +20802,7 @@
           <w:color w:val="26313F"/>
           <w:sz w:val="18"/>
         </w:rPr>
+        <w:lastRenderedPageBreak/>
         <w:t>{</w:t>
       </w:r>
     </w:p>
@@ -20636,7 +20848,6 @@
           <w:color w:val="26313F"/>
           <w:sz w:val="18"/>
         </w:rPr>
-        <w:lastRenderedPageBreak/>
         <w:t xml:space="preserve">  "data": {</w:t>
       </w:r>
     </w:p>
@@ -20885,7 +21096,7 @@
         <w:pStyle w:val="21"/>
         <w:spacing w:after="120" w:line="360" w:lineRule="auto"/>
       </w:pPr>
-      <w:bookmarkStart w:id="31" w:name="_Toc240460218"/>
+      <w:bookmarkStart w:id="31" w:name="_Toc240463652"/>
       <w:r>
         <w:rPr>
           <w:rFonts w:ascii="黑体" w:eastAsia="黑体" w:hAnsi="黑体"/>
@@ -21016,7 +21227,7 @@
         <w:pStyle w:val="21"/>
         <w:spacing w:after="120" w:line="360" w:lineRule="auto"/>
       </w:pPr>
-      <w:bookmarkStart w:id="32" w:name="_Toc240460219"/>
+      <w:bookmarkStart w:id="32" w:name="_Toc240463653"/>
       <w:r>
         <w:rPr>
           <w:rFonts w:ascii="黑体" w:eastAsia="黑体" w:hAnsi="黑体"/>
@@ -21052,7 +21263,91 @@
         <w:rPr>
           <w:color w:val="000000"/>
         </w:rPr>
-        <w:t>返回冠军与完整的夺冠路径，供结果页与分享图使用。</w:t>
+        <w:t>返回冠军与完整的夺冠路径，供结果页与分享图使用。当</w:t>
+      </w:r>
+      <w:r>
+        <w:rPr>
+          <w:color w:val="000000"/>
+        </w:rPr>
+        <w:t xml:space="preserve"> `scopeType` </w:t>
+      </w:r>
+      <w:r>
+        <w:rPr>
+          <w:color w:val="000000"/>
+        </w:rPr>
+        <w:t>为</w:t>
+      </w:r>
+      <w:r>
+        <w:rPr>
+          <w:color w:val="000000"/>
+        </w:rPr>
+        <w:t xml:space="preserve"> `aligned` </w:t>
+      </w:r>
+      <w:r>
+        <w:rPr>
+          <w:color w:val="000000"/>
+        </w:rPr>
+        <w:t>或</w:t>
+      </w:r>
+      <w:r>
+        <w:rPr>
+          <w:color w:val="000000"/>
+        </w:rPr>
+        <w:t xml:space="preserve"> `duel` </w:t>
+      </w:r>
+      <w:r>
+        <w:rPr>
+          <w:color w:val="000000"/>
+        </w:rPr>
+        <w:t>时不产生单一冠军，改为返回逐行对照表（</w:t>
+      </w:r>
+      <w:r>
+        <w:rPr>
+          <w:color w:val="000000"/>
+        </w:rPr>
+        <w:t xml:space="preserve">`type` </w:t>
+      </w:r>
+      <w:r>
+        <w:rPr>
+          <w:color w:val="000000"/>
+        </w:rPr>
+        <w:t>为</w:t>
+      </w:r>
+      <w:r>
+        <w:rPr>
+          <w:color w:val="000000"/>
+        </w:rPr>
+        <w:t xml:space="preserve"> `aligned`</w:t>
+      </w:r>
+      <w:r>
+        <w:rPr>
+          <w:color w:val="000000"/>
+        </w:rPr>
+        <w:t>，含</w:t>
+      </w:r>
+      <w:r>
+        <w:rPr>
+          <w:color w:val="000000"/>
+        </w:rPr>
+        <w:t xml:space="preserve"> `rows` </w:t>
+      </w:r>
+      <w:r>
+        <w:rPr>
+          <w:color w:val="000000"/>
+        </w:rPr>
+        <w:t>与按歌手的</w:t>
+      </w:r>
+      <w:r>
+        <w:rPr>
+          <w:color w:val="000000"/>
+        </w:rPr>
+        <w:t xml:space="preserve"> `points`</w:t>
+      </w:r>
+      <w:r>
+        <w:rPr>
+          <w:color w:val="000000"/>
+        </w:rPr>
+        <w:t>）。</w:t>
       </w:r>
     </w:p>
     <w:p>
@@ -21304,11 +21599,12 @@
         <w:pStyle w:val="21"/>
         <w:spacing w:after="120" w:line="360" w:lineRule="auto"/>
       </w:pPr>
-      <w:bookmarkStart w:id="33" w:name="_Toc240460220"/>
+      <w:bookmarkStart w:id="33" w:name="_Toc240463654"/>
       <w:r>
         <w:rPr>
           <w:rFonts w:ascii="黑体" w:eastAsia="黑体" w:hAnsi="黑体"/>
         </w:rPr>
+        <w:lastRenderedPageBreak/>
         <w:t xml:space="preserve">5.7 </w:t>
       </w:r>
       <w:r>
@@ -21442,7 +21738,6 @@
           <w:color w:val="26313F"/>
           <w:sz w:val="18"/>
         </w:rPr>
-        <w:lastRenderedPageBreak/>
         <w:t xml:space="preserve">      { "battleId": "6512f...", "scopeKey": "</w:t>
       </w:r>
       <w:r>
@@ -21573,7 +21868,7 @@
         <w:pStyle w:val="21"/>
         <w:spacing w:after="120" w:line="360" w:lineRule="auto"/>
       </w:pPr>
-      <w:bookmarkStart w:id="34" w:name="_Toc240460221"/>
+      <w:bookmarkStart w:id="34" w:name="_Toc240463655"/>
       <w:r>
         <w:rPr>
           <w:rFonts w:ascii="黑体" w:eastAsia="黑体" w:hAnsi="黑体"/>
@@ -21644,7 +21939,7 @@
         <w:pStyle w:val="1"/>
         <w:spacing w:before="240" w:after="120" w:line="360" w:lineRule="auto"/>
       </w:pPr>
-      <w:bookmarkStart w:id="35" w:name="_Toc240460222"/>
+      <w:bookmarkStart w:id="35" w:name="_Toc240463656"/>
       <w:r>
         <w:rPr>
           <w:rFonts w:ascii="黑体" w:eastAsia="黑体" w:hAnsi="黑体"/>
@@ -21658,7 +21953,7 @@
         <w:pStyle w:val="21"/>
         <w:spacing w:after="120" w:line="360" w:lineRule="auto"/>
       </w:pPr>
-      <w:bookmarkStart w:id="36" w:name="_Toc240460223"/>
+      <w:bookmarkStart w:id="36" w:name="_Toc240463657"/>
       <w:r>
         <w:rPr>
           <w:rFonts w:ascii="黑体" w:eastAsia="黑体" w:hAnsi="黑体"/>
@@ -22249,6 +22544,7 @@
         <w:rPr>
           <w:color w:val="000000"/>
         </w:rPr>
+        <w:lastRenderedPageBreak/>
         <w:t>说明：选项中的</w:t>
       </w:r>
       <w:r>
@@ -22305,7 +22601,7 @@
         <w:pStyle w:val="21"/>
         <w:spacing w:after="120" w:line="360" w:lineRule="auto"/>
       </w:pPr>
-      <w:bookmarkStart w:id="37" w:name="_Toc240460224"/>
+      <w:bookmarkStart w:id="37" w:name="_Toc240463658"/>
       <w:r>
         <w:rPr>
           <w:rFonts w:ascii="黑体" w:eastAsia="黑体" w:hAnsi="黑体"/>
@@ -22421,7 +22717,6 @@
                 <w:color w:val="000000"/>
                 <w:sz w:val="21"/>
               </w:rPr>
-              <w:lastRenderedPageBreak/>
               <w:t>---</w:t>
             </w:r>
           </w:p>
@@ -23013,7 +23308,7 @@
         <w:pStyle w:val="21"/>
         <w:spacing w:after="120" w:line="360" w:lineRule="auto"/>
       </w:pPr>
-      <w:bookmarkStart w:id="38" w:name="_Toc240460225"/>
+      <w:bookmarkStart w:id="38" w:name="_Toc240463659"/>
       <w:r>
         <w:rPr>
           <w:rFonts w:ascii="黑体" w:eastAsia="黑体" w:hAnsi="黑体"/>
@@ -23081,7 +23376,7 @@
         <w:pStyle w:val="21"/>
         <w:spacing w:after="120" w:line="360" w:lineRule="auto"/>
       </w:pPr>
-      <w:bookmarkStart w:id="39" w:name="_Toc240460226"/>
+      <w:bookmarkStart w:id="39" w:name="_Toc240463660"/>
       <w:r>
         <w:rPr>
           <w:rFonts w:ascii="黑体" w:eastAsia="黑体" w:hAnsi="黑体"/>
@@ -23268,6 +23563,7 @@
           <w:color w:val="26313F"/>
           <w:sz w:val="18"/>
         </w:rPr>
+        <w:lastRenderedPageBreak/>
         <w:t xml:space="preserve">    "page": 1,</w:t>
       </w:r>
     </w:p>
@@ -23321,12 +23617,11 @@
         <w:pStyle w:val="21"/>
         <w:spacing w:after="120" w:line="360" w:lineRule="auto"/>
       </w:pPr>
-      <w:bookmarkStart w:id="40" w:name="_Toc240460227"/>
+      <w:bookmarkStart w:id="40" w:name="_Toc240463661"/>
       <w:r>
         <w:rPr>
           <w:rFonts w:ascii="黑体" w:eastAsia="黑体" w:hAnsi="黑体"/>
         </w:rPr>
-        <w:lastRenderedPageBreak/>
         <w:t xml:space="preserve">6.5 </w:t>
       </w:r>
       <w:r>
@@ -23521,7 +23816,7 @@
         <w:pStyle w:val="21"/>
         <w:spacing w:after="120" w:line="360" w:lineRule="auto"/>
       </w:pPr>
-      <w:bookmarkStart w:id="41" w:name="_Toc240460228"/>
+      <w:bookmarkStart w:id="41" w:name="_Toc240463662"/>
       <w:r>
         <w:rPr>
           <w:rFonts w:ascii="黑体" w:eastAsia="黑体" w:hAnsi="黑体"/>
@@ -23967,7 +24262,7 @@
         <w:pStyle w:val="21"/>
         <w:spacing w:after="120" w:line="360" w:lineRule="auto"/>
       </w:pPr>
-      <w:bookmarkStart w:id="42" w:name="_Toc240460229"/>
+      <w:bookmarkStart w:id="42" w:name="_Toc240463663"/>
       <w:r>
         <w:rPr>
           <w:rFonts w:ascii="黑体" w:eastAsia="黑体" w:hAnsi="黑体"/>
@@ -24102,7 +24397,7 @@
         <w:pStyle w:val="1"/>
         <w:spacing w:before="240" w:after="120" w:line="360" w:lineRule="auto"/>
       </w:pPr>
-      <w:bookmarkStart w:id="43" w:name="_Toc240460230"/>
+      <w:bookmarkStart w:id="43" w:name="_Toc240463664"/>
       <w:r>
         <w:rPr>
           <w:rFonts w:ascii="黑体" w:eastAsia="黑体" w:hAnsi="黑体"/>
@@ -24117,7 +24412,7 @@
         <w:pStyle w:val="21"/>
         <w:spacing w:after="120" w:line="360" w:lineRule="auto"/>
       </w:pPr>
-      <w:bookmarkStart w:id="44" w:name="_Toc240460231"/>
+      <w:bookmarkStart w:id="44" w:name="_Toc240463665"/>
       <w:r>
         <w:rPr>
           <w:rFonts w:ascii="黑体" w:eastAsia="黑体" w:hAnsi="黑体"/>
@@ -24455,7 +24750,7 @@
         <w:pStyle w:val="21"/>
         <w:spacing w:after="120" w:line="360" w:lineRule="auto"/>
       </w:pPr>
-      <w:bookmarkStart w:id="45" w:name="_Toc240460232"/>
+      <w:bookmarkStart w:id="45" w:name="_Toc240463666"/>
       <w:r>
         <w:rPr>
           <w:rFonts w:ascii="黑体" w:eastAsia="黑体" w:hAnsi="黑体"/>
@@ -24502,7 +24797,7 @@
         <w:pStyle w:val="21"/>
         <w:spacing w:after="120" w:line="360" w:lineRule="auto"/>
       </w:pPr>
-      <w:bookmarkStart w:id="46" w:name="_Toc240460233"/>
+      <w:bookmarkStart w:id="46" w:name="_Toc240463667"/>
       <w:r>
         <w:rPr>
           <w:rFonts w:ascii="黑体" w:eastAsia="黑体" w:hAnsi="黑体"/>
@@ -24765,7 +25060,7 @@
         <w:pStyle w:val="21"/>
         <w:spacing w:after="120" w:line="360" w:lineRule="auto"/>
       </w:pPr>
-      <w:bookmarkStart w:id="47" w:name="_Toc240460234"/>
+      <w:bookmarkStart w:id="47" w:name="_Toc240463668"/>
       <w:r>
         <w:rPr>
           <w:rFonts w:ascii="黑体" w:eastAsia="黑体" w:hAnsi="黑体"/>
@@ -25187,7 +25482,7 @@
         <w:pStyle w:val="21"/>
         <w:spacing w:after="120" w:line="360" w:lineRule="auto"/>
       </w:pPr>
-      <w:bookmarkStart w:id="48" w:name="_Toc240460235"/>
+      <w:bookmarkStart w:id="48" w:name="_Toc240463669"/>
       <w:r>
         <w:rPr>
           <w:rFonts w:ascii="黑体" w:eastAsia="黑体" w:hAnsi="黑体"/>
@@ -25232,7 +25527,7 @@
         <w:pStyle w:val="1"/>
         <w:spacing w:before="240" w:after="120" w:line="360" w:lineRule="auto"/>
       </w:pPr>
-      <w:bookmarkStart w:id="49" w:name="_Toc240460236"/>
+      <w:bookmarkStart w:id="49" w:name="_Toc240463670"/>
       <w:r>
         <w:rPr>
           <w:rFonts w:ascii="黑体" w:eastAsia="黑体" w:hAnsi="黑体"/>
@@ -25246,7 +25541,7 @@
         <w:pStyle w:val="21"/>
         <w:spacing w:after="120" w:line="360" w:lineRule="auto"/>
       </w:pPr>
-      <w:bookmarkStart w:id="50" w:name="_Toc240460237"/>
+      <w:bookmarkStart w:id="50" w:name="_Toc240463671"/>
       <w:r>
         <w:rPr>
           <w:rFonts w:ascii="黑体" w:eastAsia="黑体" w:hAnsi="黑体"/>
@@ -25950,7 +26245,7 @@
         <w:pStyle w:val="21"/>
         <w:spacing w:after="120" w:line="360" w:lineRule="auto"/>
       </w:pPr>
-      <w:bookmarkStart w:id="51" w:name="_Toc240460238"/>
+      <w:bookmarkStart w:id="51" w:name="_Toc240463672"/>
       <w:r>
         <w:rPr>
           <w:rFonts w:ascii="黑体" w:eastAsia="黑体" w:hAnsi="黑体"/>
@@ -26145,7 +26440,7 @@
         <w:pStyle w:val="1"/>
         <w:spacing w:before="240" w:after="120" w:line="360" w:lineRule="auto"/>
       </w:pPr>
-      <w:bookmarkStart w:id="52" w:name="_Toc240460239"/>
+      <w:bookmarkStart w:id="52" w:name="_Toc240463673"/>
       <w:r>
         <w:rPr>
           <w:rFonts w:ascii="黑体" w:eastAsia="黑体" w:hAnsi="黑体"/>
@@ -26183,7 +26478,7 @@
         <w:pStyle w:val="21"/>
         <w:spacing w:after="120" w:line="360" w:lineRule="auto"/>
       </w:pPr>
-      <w:bookmarkStart w:id="53" w:name="_Toc240460240"/>
+      <w:bookmarkStart w:id="53" w:name="_Toc240463674"/>
       <w:r>
         <w:rPr>
           <w:rFonts w:ascii="黑体" w:eastAsia="黑体" w:hAnsi="黑体"/>
@@ -26252,7 +26547,7 @@
         <w:pStyle w:val="21"/>
         <w:spacing w:after="120" w:line="360" w:lineRule="auto"/>
       </w:pPr>
-      <w:bookmarkStart w:id="54" w:name="_Toc240460241"/>
+      <w:bookmarkStart w:id="54" w:name="_Toc240463675"/>
       <w:r>
         <w:rPr>
           <w:rFonts w:ascii="黑体" w:eastAsia="黑体" w:hAnsi="黑体"/>
@@ -26464,7 +26759,7 @@
         <w:pStyle w:val="21"/>
         <w:spacing w:after="120" w:line="360" w:lineRule="auto"/>
       </w:pPr>
-      <w:bookmarkStart w:id="55" w:name="_Toc240460242"/>
+      <w:bookmarkStart w:id="55" w:name="_Toc240463676"/>
       <w:r>
         <w:rPr>
           <w:rFonts w:ascii="黑体" w:eastAsia="黑体" w:hAnsi="黑体"/>
@@ -27099,7 +27394,7 @@
         <w:pStyle w:val="21"/>
         <w:spacing w:after="120" w:line="360" w:lineRule="auto"/>
       </w:pPr>
-      <w:bookmarkStart w:id="56" w:name="_Toc240460243"/>
+      <w:bookmarkStart w:id="56" w:name="_Toc240463677"/>
       <w:r>
         <w:rPr>
           <w:rFonts w:ascii="黑体" w:eastAsia="黑体" w:hAnsi="黑体"/>
@@ -27553,7 +27848,7 @@
         <w:pStyle w:val="21"/>
         <w:spacing w:after="120" w:line="360" w:lineRule="auto"/>
       </w:pPr>
-      <w:bookmarkStart w:id="57" w:name="_Toc240460244"/>
+      <w:bookmarkStart w:id="57" w:name="_Toc240463678"/>
       <w:r>
         <w:rPr>
           <w:rFonts w:ascii="黑体" w:eastAsia="黑体" w:hAnsi="黑体"/>
@@ -27929,7 +28224,7 @@
         <w:pStyle w:val="21"/>
         <w:spacing w:after="120" w:line="360" w:lineRule="auto"/>
       </w:pPr>
-      <w:bookmarkStart w:id="58" w:name="_Toc240460245"/>
+      <w:bookmarkStart w:id="58" w:name="_Toc240463679"/>
       <w:r>
         <w:rPr>
           <w:rFonts w:ascii="黑体" w:eastAsia="黑体" w:hAnsi="黑体"/>
@@ -28322,7 +28617,7 @@
         <w:pStyle w:val="1"/>
         <w:spacing w:before="240" w:after="120" w:line="360" w:lineRule="auto"/>
       </w:pPr>
-      <w:bookmarkStart w:id="59" w:name="_Toc240460246"/>
+      <w:bookmarkStart w:id="59" w:name="_Toc240463680"/>
       <w:r>
         <w:rPr>
           <w:rFonts w:ascii="黑体" w:eastAsia="黑体" w:hAnsi="黑体"/>
@@ -28336,7 +28631,7 @@
         <w:pStyle w:val="21"/>
         <w:spacing w:after="120" w:line="360" w:lineRule="auto"/>
       </w:pPr>
-      <w:bookmarkStart w:id="60" w:name="_Toc240460247"/>
+      <w:bookmarkStart w:id="60" w:name="_Toc240463681"/>
       <w:r>
         <w:rPr>
           <w:rFonts w:ascii="黑体" w:eastAsia="黑体" w:hAnsi="黑体"/>
@@ -28771,7 +29066,7 @@
         <w:pStyle w:val="21"/>
         <w:spacing w:after="120" w:line="360" w:lineRule="auto"/>
       </w:pPr>
-      <w:bookmarkStart w:id="61" w:name="_Toc240460248"/>
+      <w:bookmarkStart w:id="61" w:name="_Toc240463682"/>
       <w:r>
         <w:rPr>
           <w:rFonts w:ascii="黑体" w:eastAsia="黑体" w:hAnsi="黑体"/>
@@ -29025,7 +29320,7 @@
                 <w:color w:val="000000"/>
                 <w:sz w:val="21"/>
               </w:rPr>
-              <w:t>`artist` / `multi-artist` / `genre` / `era` / `custom` / `aligned`</w:t>
+              <w:t>`artist` / `multi-artist` / `genre` / `era` / `custom` / `aligned` / `duel`</w:t>
             </w:r>
           </w:p>
         </w:tc>
@@ -29307,7 +29602,7 @@
         <w:pStyle w:val="21"/>
         <w:spacing w:after="120" w:line="360" w:lineRule="auto"/>
       </w:pPr>
-      <w:bookmarkStart w:id="62" w:name="_Toc240460249"/>
+      <w:bookmarkStart w:id="62" w:name="_Toc240463683"/>
       <w:r>
         <w:rPr>
           <w:rFonts w:ascii="黑体" w:eastAsia="黑体" w:hAnsi="黑体"/>
@@ -29755,7 +30050,7 @@
         <w:pStyle w:val="1"/>
         <w:spacing w:before="240" w:after="120" w:line="360" w:lineRule="auto"/>
       </w:pPr>
-      <w:bookmarkStart w:id="63" w:name="_Toc240460250"/>
+      <w:bookmarkStart w:id="63" w:name="_Toc240463684"/>
       <w:r>
         <w:rPr>
           <w:rFonts w:ascii="黑体" w:eastAsia="黑体" w:hAnsi="黑体"/>
@@ -30154,7 +30449,7 @@
         <w:pStyle w:val="1"/>
         <w:spacing w:before="240" w:after="120" w:line="360" w:lineRule="auto"/>
       </w:pPr>
-      <w:bookmarkStart w:id="64" w:name="_Toc240460251"/>
+      <w:bookmarkStart w:id="64" w:name="_Toc240463685"/>
       <w:r>
         <w:rPr>
           <w:rFonts w:ascii="黑体" w:eastAsia="黑体" w:hAnsi="黑体"/>
@@ -31098,31 +31393,31 @@
       </w:rPr>
     </w:lvl>
   </w:abstractNum>
-  <w:num w:numId="1" w16cid:durableId="1075475396">
+  <w:num w:numId="1" w16cid:durableId="3096379">
     <w:abstractNumId w:val="8"/>
   </w:num>
-  <w:num w:numId="2" w16cid:durableId="1066341911">
+  <w:num w:numId="2" w16cid:durableId="1883637873">
     <w:abstractNumId w:val="6"/>
   </w:num>
-  <w:num w:numId="3" w16cid:durableId="1656297546">
+  <w:num w:numId="3" w16cid:durableId="85926350">
     <w:abstractNumId w:val="5"/>
   </w:num>
-  <w:num w:numId="4" w16cid:durableId="1162745117">
+  <w:num w:numId="4" w16cid:durableId="1779711584">
     <w:abstractNumId w:val="4"/>
   </w:num>
-  <w:num w:numId="5" w16cid:durableId="2002808163">
+  <w:num w:numId="5" w16cid:durableId="1471284171">
     <w:abstractNumId w:val="7"/>
   </w:num>
-  <w:num w:numId="6" w16cid:durableId="758524782">
+  <w:num w:numId="6" w16cid:durableId="948897742">
     <w:abstractNumId w:val="3"/>
   </w:num>
-  <w:num w:numId="7" w16cid:durableId="488594316">
+  <w:num w:numId="7" w16cid:durableId="1671829781">
     <w:abstractNumId w:val="2"/>
   </w:num>
-  <w:num w:numId="8" w16cid:durableId="1954284822">
+  <w:num w:numId="8" w16cid:durableId="1054811138">
     <w:abstractNumId w:val="1"/>
   </w:num>
-  <w:num w:numId="9" w16cid:durableId="1276448966">
+  <w:num w:numId="9" w16cid:durableId="1122110577">
     <w:abstractNumId w:val="0"/>
   </w:num>
 </w:numbering>
@@ -42519,7 +42814,7 @@
     <w:autoRedefine/>
     <w:uiPriority w:val="39"/>
     <w:unhideWhenUsed/>
-    <w:rsid w:val="009A38E7"/>
+    <w:rsid w:val="007E510A"/>
   </w:style>
   <w:style w:type="paragraph" w:styleId="TOC2">
     <w:name w:val="toc 2"/>
@@ -42528,7 +42823,7 @@
     <w:autoRedefine/>
     <w:uiPriority w:val="39"/>
     <w:unhideWhenUsed/>
-    <w:rsid w:val="009A38E7"/>
+    <w:rsid w:val="007E510A"/>
     <w:pPr>
       <w:ind w:leftChars="200" w:left="420"/>
     </w:pPr>
@@ -42538,7 +42833,7 @@
     <w:basedOn w:val="a2"/>
     <w:uiPriority w:val="99"/>
     <w:unhideWhenUsed/>
-    <w:rsid w:val="009A38E7"/>
+    <w:rsid w:val="007E510A"/>
     <w:rPr>
       <w:color w:val="0000FF" w:themeColor="hyperlink"/>
       <w:u w:val="single"/>

--- a/docs/胡祖锐-API接口文档.docx
+++ b/docs/胡祖锐-API接口文档.docx
@@ -212,7 +212,7 @@
       <w:r>
         <w:fldChar w:fldCharType="separate"/>
       </w:r>
-      <w:hyperlink w:anchor="_Toc240463621" w:history="1">
+      <w:hyperlink w:anchor="_Toc240468190" w:history="1">
         <w:r>
           <w:rPr>
             <w:rStyle w:val="aff9"/>
@@ -240,7 +240,7 @@
             <w:noProof/>
             <w:webHidden/>
           </w:rPr>
-          <w:instrText xml:space="preserve"> PAGEREF _Toc240463621 \h </w:instrText>
+          <w:instrText xml:space="preserve"> PAGEREF _Toc240468190 \h </w:instrText>
         </w:r>
         <w:r>
           <w:rPr>
@@ -288,7 +288,7 @@
           <w14:ligatures w14:val="standardContextual"/>
         </w:rPr>
       </w:pPr>
-      <w:hyperlink w:anchor="_Toc240463622" w:history="1">
+      <w:hyperlink w:anchor="_Toc240468191" w:history="1">
         <w:r>
           <w:rPr>
             <w:rStyle w:val="aff9"/>
@@ -316,7 +316,7 @@
             <w:noProof/>
             <w:webHidden/>
           </w:rPr>
-          <w:instrText xml:space="preserve"> PAGEREF _Toc240463622 \h </w:instrText>
+          <w:instrText xml:space="preserve"> PAGEREF _Toc240468191 \h </w:instrText>
         </w:r>
         <w:r>
           <w:rPr>
@@ -364,7 +364,7 @@
           <w14:ligatures w14:val="standardContextual"/>
         </w:rPr>
       </w:pPr>
-      <w:hyperlink w:anchor="_Toc240463623" w:history="1">
+      <w:hyperlink w:anchor="_Toc240468192" w:history="1">
         <w:r>
           <w:rPr>
             <w:rStyle w:val="aff9"/>
@@ -392,7 +392,7 @@
             <w:noProof/>
             <w:webHidden/>
           </w:rPr>
-          <w:instrText xml:space="preserve"> PAGEREF _Toc240463623 \h </w:instrText>
+          <w:instrText xml:space="preserve"> PAGEREF _Toc240468192 \h </w:instrText>
         </w:r>
         <w:r>
           <w:rPr>
@@ -440,7 +440,7 @@
           <w14:ligatures w14:val="standardContextual"/>
         </w:rPr>
       </w:pPr>
-      <w:hyperlink w:anchor="_Toc240463624" w:history="1">
+      <w:hyperlink w:anchor="_Toc240468193" w:history="1">
         <w:r>
           <w:rPr>
             <w:rStyle w:val="aff9"/>
@@ -468,7 +468,7 @@
             <w:noProof/>
             <w:webHidden/>
           </w:rPr>
-          <w:instrText xml:space="preserve"> PAGEREF _Toc240463624 \h </w:instrText>
+          <w:instrText xml:space="preserve"> PAGEREF _Toc240468193 \h </w:instrText>
         </w:r>
         <w:r>
           <w:rPr>
@@ -515,7 +515,7 @@
           <w14:ligatures w14:val="standardContextual"/>
         </w:rPr>
       </w:pPr>
-      <w:hyperlink w:anchor="_Toc240463625" w:history="1">
+      <w:hyperlink w:anchor="_Toc240468194" w:history="1">
         <w:r>
           <w:rPr>
             <w:rStyle w:val="aff9"/>
@@ -543,7 +543,7 @@
             <w:noProof/>
             <w:webHidden/>
           </w:rPr>
-          <w:instrText xml:space="preserve"> PAGEREF _Toc240463625 \h </w:instrText>
+          <w:instrText xml:space="preserve"> PAGEREF _Toc240468194 \h </w:instrText>
         </w:r>
         <w:r>
           <w:rPr>
@@ -591,7 +591,7 @@
           <w14:ligatures w14:val="standardContextual"/>
         </w:rPr>
       </w:pPr>
-      <w:hyperlink w:anchor="_Toc240463626" w:history="1">
+      <w:hyperlink w:anchor="_Toc240468195" w:history="1">
         <w:r>
           <w:rPr>
             <w:rStyle w:val="aff9"/>
@@ -619,7 +619,7 @@
             <w:noProof/>
             <w:webHidden/>
           </w:rPr>
-          <w:instrText xml:space="preserve"> PAGEREF _Toc240463626 \h </w:instrText>
+          <w:instrText xml:space="preserve"> PAGEREF _Toc240468195 \h </w:instrText>
         </w:r>
         <w:r>
           <w:rPr>
@@ -667,7 +667,7 @@
           <w14:ligatures w14:val="standardContextual"/>
         </w:rPr>
       </w:pPr>
-      <w:hyperlink w:anchor="_Toc240463627" w:history="1">
+      <w:hyperlink w:anchor="_Toc240468196" w:history="1">
         <w:r>
           <w:rPr>
             <w:rStyle w:val="aff9"/>
@@ -695,7 +695,7 @@
             <w:noProof/>
             <w:webHidden/>
           </w:rPr>
-          <w:instrText xml:space="preserve"> PAGEREF _Toc240463627 \h </w:instrText>
+          <w:instrText xml:space="preserve"> PAGEREF _Toc240468196 \h </w:instrText>
         </w:r>
         <w:r>
           <w:rPr>
@@ -743,7 +743,7 @@
           <w14:ligatures w14:val="standardContextual"/>
         </w:rPr>
       </w:pPr>
-      <w:hyperlink w:anchor="_Toc240463628" w:history="1">
+      <w:hyperlink w:anchor="_Toc240468197" w:history="1">
         <w:r>
           <w:rPr>
             <w:rStyle w:val="aff9"/>
@@ -771,7 +771,7 @@
             <w:noProof/>
             <w:webHidden/>
           </w:rPr>
-          <w:instrText xml:space="preserve"> PAGEREF _Toc240463628 \h </w:instrText>
+          <w:instrText xml:space="preserve"> PAGEREF _Toc240468197 \h </w:instrText>
         </w:r>
         <w:r>
           <w:rPr>
@@ -819,7 +819,7 @@
           <w14:ligatures w14:val="standardContextual"/>
         </w:rPr>
       </w:pPr>
-      <w:hyperlink w:anchor="_Toc240463629" w:history="1">
+      <w:hyperlink w:anchor="_Toc240468198" w:history="1">
         <w:r>
           <w:rPr>
             <w:rStyle w:val="aff9"/>
@@ -847,7 +847,7 @@
             <w:noProof/>
             <w:webHidden/>
           </w:rPr>
-          <w:instrText xml:space="preserve"> PAGEREF _Toc240463629 \h </w:instrText>
+          <w:instrText xml:space="preserve"> PAGEREF _Toc240468198 \h </w:instrText>
         </w:r>
         <w:r>
           <w:rPr>
@@ -895,7 +895,7 @@
           <w14:ligatures w14:val="standardContextual"/>
         </w:rPr>
       </w:pPr>
-      <w:hyperlink w:anchor="_Toc240463630" w:history="1">
+      <w:hyperlink w:anchor="_Toc240468199" w:history="1">
         <w:r>
           <w:rPr>
             <w:rStyle w:val="aff9"/>
@@ -923,7 +923,7 @@
             <w:noProof/>
             <w:webHidden/>
           </w:rPr>
-          <w:instrText xml:space="preserve"> PAGEREF _Toc240463630 \h </w:instrText>
+          <w:instrText xml:space="preserve"> PAGEREF _Toc240468199 \h </w:instrText>
         </w:r>
         <w:r>
           <w:rPr>
@@ -971,7 +971,7 @@
           <w14:ligatures w14:val="standardContextual"/>
         </w:rPr>
       </w:pPr>
-      <w:hyperlink w:anchor="_Toc240463631" w:history="1">
+      <w:hyperlink w:anchor="_Toc240468200" w:history="1">
         <w:r>
           <w:rPr>
             <w:rStyle w:val="aff9"/>
@@ -999,7 +999,7 @@
             <w:noProof/>
             <w:webHidden/>
           </w:rPr>
-          <w:instrText xml:space="preserve"> PAGEREF _Toc240463631 \h </w:instrText>
+          <w:instrText xml:space="preserve"> PAGEREF _Toc240468200 \h </w:instrText>
         </w:r>
         <w:r>
           <w:rPr>
@@ -1046,7 +1046,7 @@
           <w14:ligatures w14:val="standardContextual"/>
         </w:rPr>
       </w:pPr>
-      <w:hyperlink w:anchor="_Toc240463632" w:history="1">
+      <w:hyperlink w:anchor="_Toc240468201" w:history="1">
         <w:r>
           <w:rPr>
             <w:rStyle w:val="aff9"/>
@@ -1074,7 +1074,7 @@
             <w:noProof/>
             <w:webHidden/>
           </w:rPr>
-          <w:instrText xml:space="preserve"> PAGEREF _Toc240463632 \h </w:instrText>
+          <w:instrText xml:space="preserve"> PAGEREF _Toc240468201 \h </w:instrText>
         </w:r>
         <w:r>
           <w:rPr>
@@ -1122,7 +1122,7 @@
           <w14:ligatures w14:val="standardContextual"/>
         </w:rPr>
       </w:pPr>
-      <w:hyperlink w:anchor="_Toc240463633" w:history="1">
+      <w:hyperlink w:anchor="_Toc240468202" w:history="1">
         <w:r>
           <w:rPr>
             <w:rStyle w:val="aff9"/>
@@ -1150,7 +1150,7 @@
             <w:noProof/>
             <w:webHidden/>
           </w:rPr>
-          <w:instrText xml:space="preserve"> PAGEREF _Toc240463633 \h </w:instrText>
+          <w:instrText xml:space="preserve"> PAGEREF _Toc240468202 \h </w:instrText>
         </w:r>
         <w:r>
           <w:rPr>
@@ -1198,7 +1198,7 @@
           <w14:ligatures w14:val="standardContextual"/>
         </w:rPr>
       </w:pPr>
-      <w:hyperlink w:anchor="_Toc240463634" w:history="1">
+      <w:hyperlink w:anchor="_Toc240468203" w:history="1">
         <w:r>
           <w:rPr>
             <w:rStyle w:val="aff9"/>
@@ -1226,7 +1226,7 @@
             <w:noProof/>
             <w:webHidden/>
           </w:rPr>
-          <w:instrText xml:space="preserve"> PAGEREF _Toc240463634 \h </w:instrText>
+          <w:instrText xml:space="preserve"> PAGEREF _Toc240468203 \h </w:instrText>
         </w:r>
         <w:r>
           <w:rPr>
@@ -1274,7 +1274,7 @@
           <w14:ligatures w14:val="standardContextual"/>
         </w:rPr>
       </w:pPr>
-      <w:hyperlink w:anchor="_Toc240463635" w:history="1">
+      <w:hyperlink w:anchor="_Toc240468204" w:history="1">
         <w:r>
           <w:rPr>
             <w:rStyle w:val="aff9"/>
@@ -1302,7 +1302,7 @@
             <w:noProof/>
             <w:webHidden/>
           </w:rPr>
-          <w:instrText xml:space="preserve"> PAGEREF _Toc240463635 \h </w:instrText>
+          <w:instrText xml:space="preserve"> PAGEREF _Toc240468204 \h </w:instrText>
         </w:r>
         <w:r>
           <w:rPr>
@@ -1350,7 +1350,7 @@
           <w14:ligatures w14:val="standardContextual"/>
         </w:rPr>
       </w:pPr>
-      <w:hyperlink w:anchor="_Toc240463636" w:history="1">
+      <w:hyperlink w:anchor="_Toc240468205" w:history="1">
         <w:r>
           <w:rPr>
             <w:rStyle w:val="aff9"/>
@@ -1378,7 +1378,7 @@
             <w:noProof/>
             <w:webHidden/>
           </w:rPr>
-          <w:instrText xml:space="preserve"> PAGEREF _Toc240463636 \h </w:instrText>
+          <w:instrText xml:space="preserve"> PAGEREF _Toc240468205 \h </w:instrText>
         </w:r>
         <w:r>
           <w:rPr>
@@ -1426,7 +1426,7 @@
           <w14:ligatures w14:val="standardContextual"/>
         </w:rPr>
       </w:pPr>
-      <w:hyperlink w:anchor="_Toc240463637" w:history="1">
+      <w:hyperlink w:anchor="_Toc240468206" w:history="1">
         <w:r>
           <w:rPr>
             <w:rStyle w:val="aff9"/>
@@ -1454,7 +1454,7 @@
             <w:noProof/>
             <w:webHidden/>
           </w:rPr>
-          <w:instrText xml:space="preserve"> PAGEREF _Toc240463637 \h </w:instrText>
+          <w:instrText xml:space="preserve"> PAGEREF _Toc240468206 \h </w:instrText>
         </w:r>
         <w:r>
           <w:rPr>
@@ -1502,7 +1502,7 @@
           <w14:ligatures w14:val="standardContextual"/>
         </w:rPr>
       </w:pPr>
-      <w:hyperlink w:anchor="_Toc240463638" w:history="1">
+      <w:hyperlink w:anchor="_Toc240468207" w:history="1">
         <w:r>
           <w:rPr>
             <w:rStyle w:val="aff9"/>
@@ -1530,7 +1530,7 @@
             <w:noProof/>
             <w:webHidden/>
           </w:rPr>
-          <w:instrText xml:space="preserve"> PAGEREF _Toc240463638 \h </w:instrText>
+          <w:instrText xml:space="preserve"> PAGEREF _Toc240468207 \h </w:instrText>
         </w:r>
         <w:r>
           <w:rPr>
@@ -1577,7 +1577,7 @@
           <w14:ligatures w14:val="standardContextual"/>
         </w:rPr>
       </w:pPr>
-      <w:hyperlink w:anchor="_Toc240463639" w:history="1">
+      <w:hyperlink w:anchor="_Toc240468208" w:history="1">
         <w:r>
           <w:rPr>
             <w:rStyle w:val="aff9"/>
@@ -1605,7 +1605,7 @@
             <w:noProof/>
             <w:webHidden/>
           </w:rPr>
-          <w:instrText xml:space="preserve"> PAGEREF _Toc240463639 \h </w:instrText>
+          <w:instrText xml:space="preserve"> PAGEREF _Toc240468208 \h </w:instrText>
         </w:r>
         <w:r>
           <w:rPr>
@@ -1653,7 +1653,7 @@
           <w14:ligatures w14:val="standardContextual"/>
         </w:rPr>
       </w:pPr>
-      <w:hyperlink w:anchor="_Toc240463640" w:history="1">
+      <w:hyperlink w:anchor="_Toc240468209" w:history="1">
         <w:r>
           <w:rPr>
             <w:rStyle w:val="aff9"/>
@@ -1681,7 +1681,7 @@
             <w:noProof/>
             <w:webHidden/>
           </w:rPr>
-          <w:instrText xml:space="preserve"> PAGEREF _Toc240463640 \h </w:instrText>
+          <w:instrText xml:space="preserve"> PAGEREF _Toc240468209 \h </w:instrText>
         </w:r>
         <w:r>
           <w:rPr>
@@ -1729,7 +1729,7 @@
           <w14:ligatures w14:val="standardContextual"/>
         </w:rPr>
       </w:pPr>
-      <w:hyperlink w:anchor="_Toc240463641" w:history="1">
+      <w:hyperlink w:anchor="_Toc240468210" w:history="1">
         <w:r>
           <w:rPr>
             <w:rStyle w:val="aff9"/>
@@ -1757,7 +1757,7 @@
             <w:noProof/>
             <w:webHidden/>
           </w:rPr>
-          <w:instrText xml:space="preserve"> PAGEREF _Toc240463641 \h </w:instrText>
+          <w:instrText xml:space="preserve"> PAGEREF _Toc240468210 \h </w:instrText>
         </w:r>
         <w:r>
           <w:rPr>
@@ -1805,7 +1805,7 @@
           <w14:ligatures w14:val="standardContextual"/>
         </w:rPr>
       </w:pPr>
-      <w:hyperlink w:anchor="_Toc240463642" w:history="1">
+      <w:hyperlink w:anchor="_Toc240468211" w:history="1">
         <w:r>
           <w:rPr>
             <w:rStyle w:val="aff9"/>
@@ -1833,7 +1833,7 @@
             <w:noProof/>
             <w:webHidden/>
           </w:rPr>
-          <w:instrText xml:space="preserve"> PAGEREF _Toc240463642 \h </w:instrText>
+          <w:instrText xml:space="preserve"> PAGEREF _Toc240468211 \h </w:instrText>
         </w:r>
         <w:r>
           <w:rPr>
@@ -1881,7 +1881,7 @@
           <w14:ligatures w14:val="standardContextual"/>
         </w:rPr>
       </w:pPr>
-      <w:hyperlink w:anchor="_Toc240463643" w:history="1">
+      <w:hyperlink w:anchor="_Toc240468212" w:history="1">
         <w:r>
           <w:rPr>
             <w:rStyle w:val="aff9"/>
@@ -1909,7 +1909,7 @@
             <w:noProof/>
             <w:webHidden/>
           </w:rPr>
-          <w:instrText xml:space="preserve"> PAGEREF _Toc240463643 \h </w:instrText>
+          <w:instrText xml:space="preserve"> PAGEREF _Toc240468212 \h </w:instrText>
         </w:r>
         <w:r>
           <w:rPr>
@@ -1957,7 +1957,7 @@
           <w14:ligatures w14:val="standardContextual"/>
         </w:rPr>
       </w:pPr>
-      <w:hyperlink w:anchor="_Toc240463644" w:history="1">
+      <w:hyperlink w:anchor="_Toc240468213" w:history="1">
         <w:r>
           <w:rPr>
             <w:rStyle w:val="aff9"/>
@@ -1985,7 +1985,7 @@
             <w:noProof/>
             <w:webHidden/>
           </w:rPr>
-          <w:instrText xml:space="preserve"> PAGEREF _Toc240463644 \h </w:instrText>
+          <w:instrText xml:space="preserve"> PAGEREF _Toc240468213 \h </w:instrText>
         </w:r>
         <w:r>
           <w:rPr>
@@ -2033,7 +2033,7 @@
           <w14:ligatures w14:val="standardContextual"/>
         </w:rPr>
       </w:pPr>
-      <w:hyperlink w:anchor="_Toc240463645" w:history="1">
+      <w:hyperlink w:anchor="_Toc240468214" w:history="1">
         <w:r>
           <w:rPr>
             <w:rStyle w:val="aff9"/>
@@ -2061,7 +2061,7 @@
             <w:noProof/>
             <w:webHidden/>
           </w:rPr>
-          <w:instrText xml:space="preserve"> PAGEREF _Toc240463645 \h </w:instrText>
+          <w:instrText xml:space="preserve"> PAGEREF _Toc240468214 \h </w:instrText>
         </w:r>
         <w:r>
           <w:rPr>
@@ -2109,7 +2109,7 @@
           <w14:ligatures w14:val="standardContextual"/>
         </w:rPr>
       </w:pPr>
-      <w:hyperlink w:anchor="_Toc240463646" w:history="1">
+      <w:hyperlink w:anchor="_Toc240468215" w:history="1">
         <w:r>
           <w:rPr>
             <w:rStyle w:val="aff9"/>
@@ -2137,7 +2137,7 @@
             <w:noProof/>
             <w:webHidden/>
           </w:rPr>
-          <w:instrText xml:space="preserve"> PAGEREF _Toc240463646 \h </w:instrText>
+          <w:instrText xml:space="preserve"> PAGEREF _Toc240468215 \h </w:instrText>
         </w:r>
         <w:r>
           <w:rPr>
@@ -2184,7 +2184,7 @@
           <w14:ligatures w14:val="standardContextual"/>
         </w:rPr>
       </w:pPr>
-      <w:hyperlink w:anchor="_Toc240463647" w:history="1">
+      <w:hyperlink w:anchor="_Toc240468216" w:history="1">
         <w:r>
           <w:rPr>
             <w:rStyle w:val="aff9"/>
@@ -2212,7 +2212,7 @@
             <w:noProof/>
             <w:webHidden/>
           </w:rPr>
-          <w:instrText xml:space="preserve"> PAGEREF _Toc240463647 \h </w:instrText>
+          <w:instrText xml:space="preserve"> PAGEREF _Toc240468216 \h </w:instrText>
         </w:r>
         <w:r>
           <w:rPr>
@@ -2260,7 +2260,7 @@
           <w14:ligatures w14:val="standardContextual"/>
         </w:rPr>
       </w:pPr>
-      <w:hyperlink w:anchor="_Toc240463648" w:history="1">
+      <w:hyperlink w:anchor="_Toc240468217" w:history="1">
         <w:r>
           <w:rPr>
             <w:rStyle w:val="aff9"/>
@@ -2288,7 +2288,7 @@
             <w:noProof/>
             <w:webHidden/>
           </w:rPr>
-          <w:instrText xml:space="preserve"> PAGEREF _Toc240463648 \h </w:instrText>
+          <w:instrText xml:space="preserve"> PAGEREF _Toc240468217 \h </w:instrText>
         </w:r>
         <w:r>
           <w:rPr>
@@ -2336,7 +2336,7 @@
           <w14:ligatures w14:val="standardContextual"/>
         </w:rPr>
       </w:pPr>
-      <w:hyperlink w:anchor="_Toc240463649" w:history="1">
+      <w:hyperlink w:anchor="_Toc240468218" w:history="1">
         <w:r>
           <w:rPr>
             <w:rStyle w:val="aff9"/>
@@ -2364,7 +2364,7 @@
             <w:noProof/>
             <w:webHidden/>
           </w:rPr>
-          <w:instrText xml:space="preserve"> PAGEREF _Toc240463649 \h </w:instrText>
+          <w:instrText xml:space="preserve"> PAGEREF _Toc240468218 \h </w:instrText>
         </w:r>
         <w:r>
           <w:rPr>
@@ -2412,7 +2412,7 @@
           <w14:ligatures w14:val="standardContextual"/>
         </w:rPr>
       </w:pPr>
-      <w:hyperlink w:anchor="_Toc240463650" w:history="1">
+      <w:hyperlink w:anchor="_Toc240468219" w:history="1">
         <w:r>
           <w:rPr>
             <w:rStyle w:val="aff9"/>
@@ -2440,7 +2440,7 @@
             <w:noProof/>
             <w:webHidden/>
           </w:rPr>
-          <w:instrText xml:space="preserve"> PAGEREF _Toc240463650 \h </w:instrText>
+          <w:instrText xml:space="preserve"> PAGEREF _Toc240468219 \h </w:instrText>
         </w:r>
         <w:r>
           <w:rPr>
@@ -2488,7 +2488,7 @@
           <w14:ligatures w14:val="standardContextual"/>
         </w:rPr>
       </w:pPr>
-      <w:hyperlink w:anchor="_Toc240463651" w:history="1">
+      <w:hyperlink w:anchor="_Toc240468220" w:history="1">
         <w:r>
           <w:rPr>
             <w:rStyle w:val="aff9"/>
@@ -2516,7 +2516,7 @@
             <w:noProof/>
             <w:webHidden/>
           </w:rPr>
-          <w:instrText xml:space="preserve"> PAGEREF _Toc240463651 \h </w:instrText>
+          <w:instrText xml:space="preserve"> PAGEREF _Toc240468220 \h </w:instrText>
         </w:r>
         <w:r>
           <w:rPr>
@@ -2536,7 +2536,7 @@
             <w:noProof/>
             <w:webHidden/>
           </w:rPr>
-          <w:t>16</w:t>
+          <w:t>17</w:t>
         </w:r>
         <w:r>
           <w:rPr>
@@ -2564,7 +2564,7 @@
           <w14:ligatures w14:val="standardContextual"/>
         </w:rPr>
       </w:pPr>
-      <w:hyperlink w:anchor="_Toc240463652" w:history="1">
+      <w:hyperlink w:anchor="_Toc240468221" w:history="1">
         <w:r>
           <w:rPr>
             <w:rStyle w:val="aff9"/>
@@ -2592,7 +2592,7 @@
             <w:noProof/>
             <w:webHidden/>
           </w:rPr>
-          <w:instrText xml:space="preserve"> PAGEREF _Toc240463652 \h </w:instrText>
+          <w:instrText xml:space="preserve"> PAGEREF _Toc240468221 \h </w:instrText>
         </w:r>
         <w:r>
           <w:rPr>
@@ -2640,7 +2640,7 @@
           <w14:ligatures w14:val="standardContextual"/>
         </w:rPr>
       </w:pPr>
-      <w:hyperlink w:anchor="_Toc240463653" w:history="1">
+      <w:hyperlink w:anchor="_Toc240468222" w:history="1">
         <w:r>
           <w:rPr>
             <w:rStyle w:val="aff9"/>
@@ -2668,7 +2668,7 @@
             <w:noProof/>
             <w:webHidden/>
           </w:rPr>
-          <w:instrText xml:space="preserve"> PAGEREF _Toc240463653 \h </w:instrText>
+          <w:instrText xml:space="preserve"> PAGEREF _Toc240468222 \h </w:instrText>
         </w:r>
         <w:r>
           <w:rPr>
@@ -2716,7 +2716,7 @@
           <w14:ligatures w14:val="standardContextual"/>
         </w:rPr>
       </w:pPr>
-      <w:hyperlink w:anchor="_Toc240463654" w:history="1">
+      <w:hyperlink w:anchor="_Toc240468223" w:history="1">
         <w:r>
           <w:rPr>
             <w:rStyle w:val="aff9"/>
@@ -2744,7 +2744,7 @@
             <w:noProof/>
             <w:webHidden/>
           </w:rPr>
-          <w:instrText xml:space="preserve"> PAGEREF _Toc240463654 \h </w:instrText>
+          <w:instrText xml:space="preserve"> PAGEREF _Toc240468223 \h </w:instrText>
         </w:r>
         <w:r>
           <w:rPr>
@@ -2792,7 +2792,7 @@
           <w14:ligatures w14:val="standardContextual"/>
         </w:rPr>
       </w:pPr>
-      <w:hyperlink w:anchor="_Toc240463655" w:history="1">
+      <w:hyperlink w:anchor="_Toc240468224" w:history="1">
         <w:r>
           <w:rPr>
             <w:rStyle w:val="aff9"/>
@@ -2820,7 +2820,7 @@
             <w:noProof/>
             <w:webHidden/>
           </w:rPr>
-          <w:instrText xml:space="preserve"> PAGEREF _Toc240463655 \h </w:instrText>
+          <w:instrText xml:space="preserve"> PAGEREF _Toc240468224 \h </w:instrText>
         </w:r>
         <w:r>
           <w:rPr>
@@ -2867,7 +2867,7 @@
           <w14:ligatures w14:val="standardContextual"/>
         </w:rPr>
       </w:pPr>
-      <w:hyperlink w:anchor="_Toc240463656" w:history="1">
+      <w:hyperlink w:anchor="_Toc240468225" w:history="1">
         <w:r>
           <w:rPr>
             <w:rStyle w:val="aff9"/>
@@ -2895,7 +2895,7 @@
             <w:noProof/>
             <w:webHidden/>
           </w:rPr>
-          <w:instrText xml:space="preserve"> PAGEREF _Toc240463656 \h </w:instrText>
+          <w:instrText xml:space="preserve"> PAGEREF _Toc240468225 \h </w:instrText>
         </w:r>
         <w:r>
           <w:rPr>
@@ -2943,7 +2943,7 @@
           <w14:ligatures w14:val="standardContextual"/>
         </w:rPr>
       </w:pPr>
-      <w:hyperlink w:anchor="_Toc240463657" w:history="1">
+      <w:hyperlink w:anchor="_Toc240468226" w:history="1">
         <w:r>
           <w:rPr>
             <w:rStyle w:val="aff9"/>
@@ -2971,7 +2971,7 @@
             <w:noProof/>
             <w:webHidden/>
           </w:rPr>
-          <w:instrText xml:space="preserve"> PAGEREF _Toc240463657 \h </w:instrText>
+          <w:instrText xml:space="preserve"> PAGEREF _Toc240468226 \h </w:instrText>
         </w:r>
         <w:r>
           <w:rPr>
@@ -3019,7 +3019,7 @@
           <w14:ligatures w14:val="standardContextual"/>
         </w:rPr>
       </w:pPr>
-      <w:hyperlink w:anchor="_Toc240463658" w:history="1">
+      <w:hyperlink w:anchor="_Toc240468227" w:history="1">
         <w:r>
           <w:rPr>
             <w:rStyle w:val="aff9"/>
@@ -3047,7 +3047,7 @@
             <w:noProof/>
             <w:webHidden/>
           </w:rPr>
-          <w:instrText xml:space="preserve"> PAGEREF _Toc240463658 \h </w:instrText>
+          <w:instrText xml:space="preserve"> PAGEREF _Toc240468227 \h </w:instrText>
         </w:r>
         <w:r>
           <w:rPr>
@@ -3095,7 +3095,7 @@
           <w14:ligatures w14:val="standardContextual"/>
         </w:rPr>
       </w:pPr>
-      <w:hyperlink w:anchor="_Toc240463659" w:history="1">
+      <w:hyperlink w:anchor="_Toc240468228" w:history="1">
         <w:r>
           <w:rPr>
             <w:rStyle w:val="aff9"/>
@@ -3123,7 +3123,7 @@
             <w:noProof/>
             <w:webHidden/>
           </w:rPr>
-          <w:instrText xml:space="preserve"> PAGEREF _Toc240463659 \h </w:instrText>
+          <w:instrText xml:space="preserve"> PAGEREF _Toc240468228 \h </w:instrText>
         </w:r>
         <w:r>
           <w:rPr>
@@ -3171,7 +3171,7 @@
           <w14:ligatures w14:val="standardContextual"/>
         </w:rPr>
       </w:pPr>
-      <w:hyperlink w:anchor="_Toc240463660" w:history="1">
+      <w:hyperlink w:anchor="_Toc240468229" w:history="1">
         <w:r>
           <w:rPr>
             <w:rStyle w:val="aff9"/>
@@ -3199,7 +3199,7 @@
             <w:noProof/>
             <w:webHidden/>
           </w:rPr>
-          <w:instrText xml:space="preserve"> PAGEREF _Toc240463660 \h </w:instrText>
+          <w:instrText xml:space="preserve"> PAGEREF _Toc240468229 \h </w:instrText>
         </w:r>
         <w:r>
           <w:rPr>
@@ -3219,7 +3219,7 @@
             <w:noProof/>
             <w:webHidden/>
           </w:rPr>
-          <w:t>19</w:t>
+          <w:t>20</w:t>
         </w:r>
         <w:r>
           <w:rPr>
@@ -3247,7 +3247,7 @@
           <w14:ligatures w14:val="standardContextual"/>
         </w:rPr>
       </w:pPr>
-      <w:hyperlink w:anchor="_Toc240463661" w:history="1">
+      <w:hyperlink w:anchor="_Toc240468230" w:history="1">
         <w:r>
           <w:rPr>
             <w:rStyle w:val="aff9"/>
@@ -3275,7 +3275,7 @@
             <w:noProof/>
             <w:webHidden/>
           </w:rPr>
-          <w:instrText xml:space="preserve"> PAGEREF _Toc240463661 \h </w:instrText>
+          <w:instrText xml:space="preserve"> PAGEREF _Toc240468230 \h </w:instrText>
         </w:r>
         <w:r>
           <w:rPr>
@@ -3323,7 +3323,7 @@
           <w14:ligatures w14:val="standardContextual"/>
         </w:rPr>
       </w:pPr>
-      <w:hyperlink w:anchor="_Toc240463662" w:history="1">
+      <w:hyperlink w:anchor="_Toc240468231" w:history="1">
         <w:r>
           <w:rPr>
             <w:rStyle w:val="aff9"/>
@@ -3351,7 +3351,7 @@
             <w:noProof/>
             <w:webHidden/>
           </w:rPr>
-          <w:instrText xml:space="preserve"> PAGEREF _Toc240463662 \h </w:instrText>
+          <w:instrText xml:space="preserve"> PAGEREF _Toc240468231 \h </w:instrText>
         </w:r>
         <w:r>
           <w:rPr>
@@ -3399,7 +3399,7 @@
           <w14:ligatures w14:val="standardContextual"/>
         </w:rPr>
       </w:pPr>
-      <w:hyperlink w:anchor="_Toc240463663" w:history="1">
+      <w:hyperlink w:anchor="_Toc240468232" w:history="1">
         <w:r>
           <w:rPr>
             <w:rStyle w:val="aff9"/>
@@ -3427,7 +3427,7 @@
             <w:noProof/>
             <w:webHidden/>
           </w:rPr>
-          <w:instrText xml:space="preserve"> PAGEREF _Toc240463663 \h </w:instrText>
+          <w:instrText xml:space="preserve"> PAGEREF _Toc240468232 \h </w:instrText>
         </w:r>
         <w:r>
           <w:rPr>
@@ -3447,7 +3447,7 @@
             <w:noProof/>
             <w:webHidden/>
           </w:rPr>
-          <w:t>20</w:t>
+          <w:t>21</w:t>
         </w:r>
         <w:r>
           <w:rPr>
@@ -3474,7 +3474,7 @@
           <w14:ligatures w14:val="standardContextual"/>
         </w:rPr>
       </w:pPr>
-      <w:hyperlink w:anchor="_Toc240463664" w:history="1">
+      <w:hyperlink w:anchor="_Toc240468233" w:history="1">
         <w:r>
           <w:rPr>
             <w:rStyle w:val="aff9"/>
@@ -3502,7 +3502,7 @@
             <w:noProof/>
             <w:webHidden/>
           </w:rPr>
-          <w:instrText xml:space="preserve"> PAGEREF _Toc240463664 \h </w:instrText>
+          <w:instrText xml:space="preserve"> PAGEREF _Toc240468233 \h </w:instrText>
         </w:r>
         <w:r>
           <w:rPr>
@@ -3550,7 +3550,7 @@
           <w14:ligatures w14:val="standardContextual"/>
         </w:rPr>
       </w:pPr>
-      <w:hyperlink w:anchor="_Toc240463665" w:history="1">
+      <w:hyperlink w:anchor="_Toc240468234" w:history="1">
         <w:r>
           <w:rPr>
             <w:rStyle w:val="aff9"/>
@@ -3578,7 +3578,7 @@
             <w:noProof/>
             <w:webHidden/>
           </w:rPr>
-          <w:instrText xml:space="preserve"> PAGEREF _Toc240463665 \h </w:instrText>
+          <w:instrText xml:space="preserve"> PAGEREF _Toc240468234 \h </w:instrText>
         </w:r>
         <w:r>
           <w:rPr>
@@ -3626,7 +3626,7 @@
           <w14:ligatures w14:val="standardContextual"/>
         </w:rPr>
       </w:pPr>
-      <w:hyperlink w:anchor="_Toc240463666" w:history="1">
+      <w:hyperlink w:anchor="_Toc240468235" w:history="1">
         <w:r>
           <w:rPr>
             <w:rStyle w:val="aff9"/>
@@ -3654,7 +3654,7 @@
             <w:noProof/>
             <w:webHidden/>
           </w:rPr>
-          <w:instrText xml:space="preserve"> PAGEREF _Toc240463666 \h </w:instrText>
+          <w:instrText xml:space="preserve"> PAGEREF _Toc240468235 \h </w:instrText>
         </w:r>
         <w:r>
           <w:rPr>
@@ -3702,7 +3702,7 @@
           <w14:ligatures w14:val="standardContextual"/>
         </w:rPr>
       </w:pPr>
-      <w:hyperlink w:anchor="_Toc240463667" w:history="1">
+      <w:hyperlink w:anchor="_Toc240468236" w:history="1">
         <w:r>
           <w:rPr>
             <w:rStyle w:val="aff9"/>
@@ -3730,7 +3730,7 @@
             <w:noProof/>
             <w:webHidden/>
           </w:rPr>
-          <w:instrText xml:space="preserve"> PAGEREF _Toc240463667 \h </w:instrText>
+          <w:instrText xml:space="preserve"> PAGEREF _Toc240468236 \h </w:instrText>
         </w:r>
         <w:r>
           <w:rPr>
@@ -3778,7 +3778,7 @@
           <w14:ligatures w14:val="standardContextual"/>
         </w:rPr>
       </w:pPr>
-      <w:hyperlink w:anchor="_Toc240463668" w:history="1">
+      <w:hyperlink w:anchor="_Toc240468237" w:history="1">
         <w:r>
           <w:rPr>
             <w:rStyle w:val="aff9"/>
@@ -3806,7 +3806,7 @@
             <w:noProof/>
             <w:webHidden/>
           </w:rPr>
-          <w:instrText xml:space="preserve"> PAGEREF _Toc240463668 \h </w:instrText>
+          <w:instrText xml:space="preserve"> PAGEREF _Toc240468237 \h </w:instrText>
         </w:r>
         <w:r>
           <w:rPr>
@@ -3854,7 +3854,7 @@
           <w14:ligatures w14:val="standardContextual"/>
         </w:rPr>
       </w:pPr>
-      <w:hyperlink w:anchor="_Toc240463669" w:history="1">
+      <w:hyperlink w:anchor="_Toc240468238" w:history="1">
         <w:r>
           <w:rPr>
             <w:rStyle w:val="aff9"/>
@@ -3882,7 +3882,7 @@
             <w:noProof/>
             <w:webHidden/>
           </w:rPr>
-          <w:instrText xml:space="preserve"> PAGEREF _Toc240463669 \h </w:instrText>
+          <w:instrText xml:space="preserve"> PAGEREF _Toc240468238 \h </w:instrText>
         </w:r>
         <w:r>
           <w:rPr>
@@ -3929,7 +3929,7 @@
           <w14:ligatures w14:val="standardContextual"/>
         </w:rPr>
       </w:pPr>
-      <w:hyperlink w:anchor="_Toc240463670" w:history="1">
+      <w:hyperlink w:anchor="_Toc240468239" w:history="1">
         <w:r>
           <w:rPr>
             <w:rStyle w:val="aff9"/>
@@ -3957,7 +3957,7 @@
             <w:noProof/>
             <w:webHidden/>
           </w:rPr>
-          <w:instrText xml:space="preserve"> PAGEREF _Toc240463670 \h </w:instrText>
+          <w:instrText xml:space="preserve"> PAGEREF _Toc240468239 \h </w:instrText>
         </w:r>
         <w:r>
           <w:rPr>
@@ -4005,7 +4005,7 @@
           <w14:ligatures w14:val="standardContextual"/>
         </w:rPr>
       </w:pPr>
-      <w:hyperlink w:anchor="_Toc240463671" w:history="1">
+      <w:hyperlink w:anchor="_Toc240468240" w:history="1">
         <w:r>
           <w:rPr>
             <w:rStyle w:val="aff9"/>
@@ -4033,7 +4033,7 @@
             <w:noProof/>
             <w:webHidden/>
           </w:rPr>
-          <w:instrText xml:space="preserve"> PAGEREF _Toc240463671 \h </w:instrText>
+          <w:instrText xml:space="preserve"> PAGEREF _Toc240468240 \h </w:instrText>
         </w:r>
         <w:r>
           <w:rPr>
@@ -4081,7 +4081,7 @@
           <w14:ligatures w14:val="standardContextual"/>
         </w:rPr>
       </w:pPr>
-      <w:hyperlink w:anchor="_Toc240463672" w:history="1">
+      <w:hyperlink w:anchor="_Toc240468241" w:history="1">
         <w:r>
           <w:rPr>
             <w:rStyle w:val="aff9"/>
@@ -4109,7 +4109,7 @@
             <w:noProof/>
             <w:webHidden/>
           </w:rPr>
-          <w:instrText xml:space="preserve"> PAGEREF _Toc240463672 \h </w:instrText>
+          <w:instrText xml:space="preserve"> PAGEREF _Toc240468241 \h </w:instrText>
         </w:r>
         <w:r>
           <w:rPr>
@@ -4156,7 +4156,7 @@
           <w14:ligatures w14:val="standardContextual"/>
         </w:rPr>
       </w:pPr>
-      <w:hyperlink w:anchor="_Toc240463673" w:history="1">
+      <w:hyperlink w:anchor="_Toc240468242" w:history="1">
         <w:r>
           <w:rPr>
             <w:rStyle w:val="aff9"/>
@@ -4184,7 +4184,7 @@
             <w:noProof/>
             <w:webHidden/>
           </w:rPr>
-          <w:instrText xml:space="preserve"> PAGEREF _Toc240463673 \h </w:instrText>
+          <w:instrText xml:space="preserve"> PAGEREF _Toc240468242 \h </w:instrText>
         </w:r>
         <w:r>
           <w:rPr>
@@ -4204,7 +4204,7 @@
             <w:noProof/>
             <w:webHidden/>
           </w:rPr>
-          <w:t>22</w:t>
+          <w:t>23</w:t>
         </w:r>
         <w:r>
           <w:rPr>
@@ -4232,7 +4232,7 @@
           <w14:ligatures w14:val="standardContextual"/>
         </w:rPr>
       </w:pPr>
-      <w:hyperlink w:anchor="_Toc240463674" w:history="1">
+      <w:hyperlink w:anchor="_Toc240468243" w:history="1">
         <w:r>
           <w:rPr>
             <w:rStyle w:val="aff9"/>
@@ -4260,7 +4260,7 @@
             <w:noProof/>
             <w:webHidden/>
           </w:rPr>
-          <w:instrText xml:space="preserve"> PAGEREF _Toc240463674 \h </w:instrText>
+          <w:instrText xml:space="preserve"> PAGEREF _Toc240468243 \h </w:instrText>
         </w:r>
         <w:r>
           <w:rPr>
@@ -4308,7 +4308,7 @@
           <w14:ligatures w14:val="standardContextual"/>
         </w:rPr>
       </w:pPr>
-      <w:hyperlink w:anchor="_Toc240463675" w:history="1">
+      <w:hyperlink w:anchor="_Toc240468244" w:history="1">
         <w:r>
           <w:rPr>
             <w:rStyle w:val="aff9"/>
@@ -4336,7 +4336,7 @@
             <w:noProof/>
             <w:webHidden/>
           </w:rPr>
-          <w:instrText xml:space="preserve"> PAGEREF _Toc240463675 \h </w:instrText>
+          <w:instrText xml:space="preserve"> PAGEREF _Toc240468244 \h </w:instrText>
         </w:r>
         <w:r>
           <w:rPr>
@@ -4384,7 +4384,7 @@
           <w14:ligatures w14:val="standardContextual"/>
         </w:rPr>
       </w:pPr>
-      <w:hyperlink w:anchor="_Toc240463676" w:history="1">
+      <w:hyperlink w:anchor="_Toc240468245" w:history="1">
         <w:r>
           <w:rPr>
             <w:rStyle w:val="aff9"/>
@@ -4412,7 +4412,7 @@
             <w:noProof/>
             <w:webHidden/>
           </w:rPr>
-          <w:instrText xml:space="preserve"> PAGEREF _Toc240463676 \h </w:instrText>
+          <w:instrText xml:space="preserve"> PAGEREF _Toc240468245 \h </w:instrText>
         </w:r>
         <w:r>
           <w:rPr>
@@ -4460,7 +4460,7 @@
           <w14:ligatures w14:val="standardContextual"/>
         </w:rPr>
       </w:pPr>
-      <w:hyperlink w:anchor="_Toc240463677" w:history="1">
+      <w:hyperlink w:anchor="_Toc240468246" w:history="1">
         <w:r>
           <w:rPr>
             <w:rStyle w:val="aff9"/>
@@ -4488,7 +4488,7 @@
             <w:noProof/>
             <w:webHidden/>
           </w:rPr>
-          <w:instrText xml:space="preserve"> PAGEREF _Toc240463677 \h </w:instrText>
+          <w:instrText xml:space="preserve"> PAGEREF _Toc240468246 \h </w:instrText>
         </w:r>
         <w:r>
           <w:rPr>
@@ -4508,7 +4508,7 @@
             <w:noProof/>
             <w:webHidden/>
           </w:rPr>
-          <w:t>23</w:t>
+          <w:t>24</w:t>
         </w:r>
         <w:r>
           <w:rPr>
@@ -4536,7 +4536,7 @@
           <w14:ligatures w14:val="standardContextual"/>
         </w:rPr>
       </w:pPr>
-      <w:hyperlink w:anchor="_Toc240463678" w:history="1">
+      <w:hyperlink w:anchor="_Toc240468247" w:history="1">
         <w:r>
           <w:rPr>
             <w:rStyle w:val="aff9"/>
@@ -4564,7 +4564,7 @@
             <w:noProof/>
             <w:webHidden/>
           </w:rPr>
-          <w:instrText xml:space="preserve"> PAGEREF _Toc240463678 \h </w:instrText>
+          <w:instrText xml:space="preserve"> PAGEREF _Toc240468247 \h </w:instrText>
         </w:r>
         <w:r>
           <w:rPr>
@@ -4612,7 +4612,7 @@
           <w14:ligatures w14:val="standardContextual"/>
         </w:rPr>
       </w:pPr>
-      <w:hyperlink w:anchor="_Toc240463679" w:history="1">
+      <w:hyperlink w:anchor="_Toc240468248" w:history="1">
         <w:r>
           <w:rPr>
             <w:rStyle w:val="aff9"/>
@@ -4640,7 +4640,7 @@
             <w:noProof/>
             <w:webHidden/>
           </w:rPr>
-          <w:instrText xml:space="preserve"> PAGEREF _Toc240463679 \h </w:instrText>
+          <w:instrText xml:space="preserve"> PAGEREF _Toc240468248 \h </w:instrText>
         </w:r>
         <w:r>
           <w:rPr>
@@ -4687,7 +4687,7 @@
           <w14:ligatures w14:val="standardContextual"/>
         </w:rPr>
       </w:pPr>
-      <w:hyperlink w:anchor="_Toc240463680" w:history="1">
+      <w:hyperlink w:anchor="_Toc240468249" w:history="1">
         <w:r>
           <w:rPr>
             <w:rStyle w:val="aff9"/>
@@ -4715,7 +4715,7 @@
             <w:noProof/>
             <w:webHidden/>
           </w:rPr>
-          <w:instrText xml:space="preserve"> PAGEREF _Toc240463680 \h </w:instrText>
+          <w:instrText xml:space="preserve"> PAGEREF _Toc240468249 \h </w:instrText>
         </w:r>
         <w:r>
           <w:rPr>
@@ -4735,7 +4735,7 @@
             <w:noProof/>
             <w:webHidden/>
           </w:rPr>
-          <w:t>24</w:t>
+          <w:t>25</w:t>
         </w:r>
         <w:r>
           <w:rPr>
@@ -4763,7 +4763,7 @@
           <w14:ligatures w14:val="standardContextual"/>
         </w:rPr>
       </w:pPr>
-      <w:hyperlink w:anchor="_Toc240463681" w:history="1">
+      <w:hyperlink w:anchor="_Toc240468250" w:history="1">
         <w:r>
           <w:rPr>
             <w:rStyle w:val="aff9"/>
@@ -4791,7 +4791,7 @@
             <w:noProof/>
             <w:webHidden/>
           </w:rPr>
-          <w:instrText xml:space="preserve"> PAGEREF _Toc240463681 \h </w:instrText>
+          <w:instrText xml:space="preserve"> PAGEREF _Toc240468250 \h </w:instrText>
         </w:r>
         <w:r>
           <w:rPr>
@@ -4811,7 +4811,7 @@
             <w:noProof/>
             <w:webHidden/>
           </w:rPr>
-          <w:t>24</w:t>
+          <w:t>25</w:t>
         </w:r>
         <w:r>
           <w:rPr>
@@ -4839,7 +4839,7 @@
           <w14:ligatures w14:val="standardContextual"/>
         </w:rPr>
       </w:pPr>
-      <w:hyperlink w:anchor="_Toc240463682" w:history="1">
+      <w:hyperlink w:anchor="_Toc240468251" w:history="1">
         <w:r>
           <w:rPr>
             <w:rStyle w:val="aff9"/>
@@ -4867,7 +4867,7 @@
             <w:noProof/>
             <w:webHidden/>
           </w:rPr>
-          <w:instrText xml:space="preserve"> PAGEREF _Toc240463682 \h </w:instrText>
+          <w:instrText xml:space="preserve"> PAGEREF _Toc240468251 \h </w:instrText>
         </w:r>
         <w:r>
           <w:rPr>
@@ -4915,7 +4915,7 @@
           <w14:ligatures w14:val="standardContextual"/>
         </w:rPr>
       </w:pPr>
-      <w:hyperlink w:anchor="_Toc240463683" w:history="1">
+      <w:hyperlink w:anchor="_Toc240468252" w:history="1">
         <w:r>
           <w:rPr>
             <w:rStyle w:val="aff9"/>
@@ -4943,7 +4943,7 @@
             <w:noProof/>
             <w:webHidden/>
           </w:rPr>
-          <w:instrText xml:space="preserve"> PAGEREF _Toc240463683 \h </w:instrText>
+          <w:instrText xml:space="preserve"> PAGEREF _Toc240468252 \h </w:instrText>
         </w:r>
         <w:r>
           <w:rPr>
@@ -4990,7 +4990,7 @@
           <w14:ligatures w14:val="standardContextual"/>
         </w:rPr>
       </w:pPr>
-      <w:hyperlink w:anchor="_Toc240463684" w:history="1">
+      <w:hyperlink w:anchor="_Toc240468253" w:history="1">
         <w:r>
           <w:rPr>
             <w:rStyle w:val="aff9"/>
@@ -5018,7 +5018,7 @@
             <w:noProof/>
             <w:webHidden/>
           </w:rPr>
-          <w:instrText xml:space="preserve"> PAGEREF _Toc240463684 \h </w:instrText>
+          <w:instrText xml:space="preserve"> PAGEREF _Toc240468253 \h </w:instrText>
         </w:r>
         <w:r>
           <w:rPr>
@@ -5038,7 +5038,7 @@
             <w:noProof/>
             <w:webHidden/>
           </w:rPr>
-          <w:t>25</w:t>
+          <w:t>26</w:t>
         </w:r>
         <w:r>
           <w:rPr>
@@ -5065,7 +5065,7 @@
           <w14:ligatures w14:val="standardContextual"/>
         </w:rPr>
       </w:pPr>
-      <w:hyperlink w:anchor="_Toc240463685" w:history="1">
+      <w:hyperlink w:anchor="_Toc240468254" w:history="1">
         <w:r>
           <w:rPr>
             <w:rStyle w:val="aff9"/>
@@ -5093,7 +5093,7 @@
             <w:noProof/>
             <w:webHidden/>
           </w:rPr>
-          <w:instrText xml:space="preserve"> PAGEREF _Toc240463685 \h </w:instrText>
+          <w:instrText xml:space="preserve"> PAGEREF _Toc240468254 \h </w:instrText>
         </w:r>
         <w:r>
           <w:rPr>
@@ -5134,7 +5134,7 @@
         <w:pStyle w:val="1"/>
         <w:spacing w:before="240" w:after="120" w:line="360" w:lineRule="auto"/>
       </w:pPr>
-      <w:bookmarkStart w:id="0" w:name="_Toc240463621"/>
+      <w:bookmarkStart w:id="0" w:name="_Toc240468190"/>
       <w:r>
         <w:rPr>
           <w:rFonts w:ascii="黑体" w:eastAsia="黑体" w:hAnsi="黑体"/>
@@ -5148,7 +5148,7 @@
         <w:pStyle w:val="21"/>
         <w:spacing w:after="120" w:line="360" w:lineRule="auto"/>
       </w:pPr>
-      <w:bookmarkStart w:id="1" w:name="_Toc240463622"/>
+      <w:bookmarkStart w:id="1" w:name="_Toc240468191"/>
       <w:r>
         <w:rPr>
           <w:rFonts w:ascii="黑体" w:eastAsia="黑体" w:hAnsi="黑体"/>
@@ -5204,7 +5204,7 @@
         <w:pStyle w:val="21"/>
         <w:spacing w:after="120" w:line="360" w:lineRule="auto"/>
       </w:pPr>
-      <w:bookmarkStart w:id="2" w:name="_Toc240463623"/>
+      <w:bookmarkStart w:id="2" w:name="_Toc240468192"/>
       <w:r>
         <w:rPr>
           <w:rFonts w:ascii="黑体" w:eastAsia="黑体" w:hAnsi="黑体"/>
@@ -5236,7 +5236,7 @@
         <w:pStyle w:val="21"/>
         <w:spacing w:after="120" w:line="360" w:lineRule="auto"/>
       </w:pPr>
-      <w:bookmarkStart w:id="3" w:name="_Toc240463624"/>
+      <w:bookmarkStart w:id="3" w:name="_Toc240468193"/>
       <w:r>
         <w:rPr>
           <w:rFonts w:ascii="黑体" w:eastAsia="黑体" w:hAnsi="黑体"/>
@@ -5292,7 +5292,7 @@
         <w:pStyle w:val="1"/>
         <w:spacing w:before="240" w:after="120" w:line="360" w:lineRule="auto"/>
       </w:pPr>
-      <w:bookmarkStart w:id="4" w:name="_Toc240463625"/>
+      <w:bookmarkStart w:id="4" w:name="_Toc240468194"/>
       <w:r>
         <w:rPr>
           <w:rFonts w:ascii="黑体" w:eastAsia="黑体" w:hAnsi="黑体"/>
@@ -5306,7 +5306,7 @@
         <w:pStyle w:val="21"/>
         <w:spacing w:after="120" w:line="360" w:lineRule="auto"/>
       </w:pPr>
-      <w:bookmarkStart w:id="5" w:name="_Toc240463626"/>
+      <w:bookmarkStart w:id="5" w:name="_Toc240468195"/>
       <w:r>
         <w:rPr>
           <w:rFonts w:ascii="黑体" w:eastAsia="黑体" w:hAnsi="黑体"/>
@@ -5780,7 +5780,7 @@
         <w:pStyle w:val="21"/>
         <w:spacing w:after="120" w:line="360" w:lineRule="auto"/>
       </w:pPr>
-      <w:bookmarkStart w:id="6" w:name="_Toc240463627"/>
+      <w:bookmarkStart w:id="6" w:name="_Toc240468196"/>
       <w:r>
         <w:rPr>
           <w:rFonts w:ascii="黑体" w:eastAsia="黑体" w:hAnsi="黑体"/>
@@ -6173,7 +6173,7 @@
         <w:pStyle w:val="21"/>
         <w:spacing w:after="120" w:line="360" w:lineRule="auto"/>
       </w:pPr>
-      <w:bookmarkStart w:id="7" w:name="_Toc240463628"/>
+      <w:bookmarkStart w:id="7" w:name="_Toc240468197"/>
       <w:r>
         <w:rPr>
           <w:rFonts w:ascii="黑体" w:eastAsia="黑体" w:hAnsi="黑体"/>
@@ -6811,7 +6811,7 @@
         <w:pStyle w:val="21"/>
         <w:spacing w:after="120" w:line="360" w:lineRule="auto"/>
       </w:pPr>
-      <w:bookmarkStart w:id="8" w:name="_Toc240463629"/>
+      <w:bookmarkStart w:id="8" w:name="_Toc240468198"/>
       <w:r>
         <w:rPr>
           <w:rFonts w:ascii="黑体" w:eastAsia="黑体" w:hAnsi="黑体"/>
@@ -6960,7 +6960,7 @@
         <w:pStyle w:val="21"/>
         <w:spacing w:after="120" w:line="360" w:lineRule="auto"/>
       </w:pPr>
-      <w:bookmarkStart w:id="9" w:name="_Toc240463630"/>
+      <w:bookmarkStart w:id="9" w:name="_Toc240468199"/>
       <w:r>
         <w:rPr>
           <w:rFonts w:ascii="黑体" w:eastAsia="黑体" w:hAnsi="黑体"/>
@@ -7417,7 +7417,7 @@
         <w:pStyle w:val="21"/>
         <w:spacing w:after="120" w:line="360" w:lineRule="auto"/>
       </w:pPr>
-      <w:bookmarkStart w:id="10" w:name="_Toc240463631"/>
+      <w:bookmarkStart w:id="10" w:name="_Toc240468200"/>
       <w:r>
         <w:rPr>
           <w:rFonts w:ascii="黑体" w:eastAsia="黑体" w:hAnsi="黑体"/>
@@ -11923,7 +11923,7 @@
         <w:pStyle w:val="1"/>
         <w:spacing w:before="240" w:after="120" w:line="360" w:lineRule="auto"/>
       </w:pPr>
-      <w:bookmarkStart w:id="11" w:name="_Toc240463632"/>
+      <w:bookmarkStart w:id="11" w:name="_Toc240468201"/>
       <w:r>
         <w:rPr>
           <w:rFonts w:ascii="黑体" w:eastAsia="黑体" w:hAnsi="黑体"/>
@@ -11937,7 +11937,7 @@
         <w:pStyle w:val="21"/>
         <w:spacing w:after="120" w:line="360" w:lineRule="auto"/>
       </w:pPr>
-      <w:bookmarkStart w:id="12" w:name="_Toc240463633"/>
+      <w:bookmarkStart w:id="12" w:name="_Toc240468202"/>
       <w:r>
         <w:rPr>
           <w:rFonts w:ascii="黑体" w:eastAsia="黑体" w:hAnsi="黑体"/>
@@ -12459,7 +12459,7 @@
         <w:pStyle w:val="21"/>
         <w:spacing w:after="120" w:line="360" w:lineRule="auto"/>
       </w:pPr>
-      <w:bookmarkStart w:id="13" w:name="_Toc240463634"/>
+      <w:bookmarkStart w:id="13" w:name="_Toc240468203"/>
       <w:r>
         <w:rPr>
           <w:rFonts w:ascii="黑体" w:eastAsia="黑体" w:hAnsi="黑体"/>
@@ -12944,7 +12944,7 @@
         <w:pStyle w:val="21"/>
         <w:spacing w:after="120" w:line="360" w:lineRule="auto"/>
       </w:pPr>
-      <w:bookmarkStart w:id="14" w:name="_Toc240463635"/>
+      <w:bookmarkStart w:id="14" w:name="_Toc240468204"/>
       <w:r>
         <w:rPr>
           <w:rFonts w:ascii="黑体" w:eastAsia="黑体" w:hAnsi="黑体"/>
@@ -13079,7 +13079,7 @@
         <w:pStyle w:val="21"/>
         <w:spacing w:after="120" w:line="360" w:lineRule="auto"/>
       </w:pPr>
-      <w:bookmarkStart w:id="15" w:name="_Toc240463636"/>
+      <w:bookmarkStart w:id="15" w:name="_Toc240468205"/>
       <w:r>
         <w:rPr>
           <w:rFonts w:ascii="黑体" w:eastAsia="黑体" w:hAnsi="黑体"/>
@@ -13138,7 +13138,7 @@
         <w:pStyle w:val="21"/>
         <w:spacing w:after="120" w:line="360" w:lineRule="auto"/>
       </w:pPr>
-      <w:bookmarkStart w:id="16" w:name="_Toc240463637"/>
+      <w:bookmarkStart w:id="16" w:name="_Toc240468206"/>
       <w:r>
         <w:rPr>
           <w:rFonts w:ascii="黑体" w:eastAsia="黑体" w:hAnsi="黑体"/>
@@ -13496,7 +13496,7 @@
         <w:pStyle w:val="21"/>
         <w:spacing w:after="120" w:line="360" w:lineRule="auto"/>
       </w:pPr>
-      <w:bookmarkStart w:id="17" w:name="_Toc240463638"/>
+      <w:bookmarkStart w:id="17" w:name="_Toc240468207"/>
       <w:r>
         <w:rPr>
           <w:rFonts w:ascii="黑体" w:eastAsia="黑体" w:hAnsi="黑体"/>
@@ -13616,7 +13616,7 @@
         <w:pStyle w:val="1"/>
         <w:spacing w:before="240" w:after="120" w:line="360" w:lineRule="auto"/>
       </w:pPr>
-      <w:bookmarkStart w:id="18" w:name="_Toc240463639"/>
+      <w:bookmarkStart w:id="18" w:name="_Toc240468208"/>
       <w:r>
         <w:rPr>
           <w:rFonts w:ascii="黑体" w:eastAsia="黑体" w:hAnsi="黑体"/>
@@ -13630,7 +13630,7 @@
         <w:pStyle w:val="21"/>
         <w:spacing w:after="120" w:line="360" w:lineRule="auto"/>
       </w:pPr>
-      <w:bookmarkStart w:id="19" w:name="_Toc240463640"/>
+      <w:bookmarkStart w:id="19" w:name="_Toc240468209"/>
       <w:r>
         <w:rPr>
           <w:rFonts w:ascii="黑体" w:eastAsia="黑体" w:hAnsi="黑体"/>
@@ -14812,7 +14812,7 @@
         <w:pStyle w:val="21"/>
         <w:spacing w:after="120" w:line="360" w:lineRule="auto"/>
       </w:pPr>
-      <w:bookmarkStart w:id="20" w:name="_Toc240463641"/>
+      <w:bookmarkStart w:id="20" w:name="_Toc240468210"/>
       <w:r>
         <w:rPr>
           <w:rFonts w:ascii="黑体" w:eastAsia="黑体" w:hAnsi="黑体"/>
@@ -14951,7 +14951,7 @@
         <w:pStyle w:val="21"/>
         <w:spacing w:after="120" w:line="360" w:lineRule="auto"/>
       </w:pPr>
-      <w:bookmarkStart w:id="21" w:name="_Toc240463642"/>
+      <w:bookmarkStart w:id="21" w:name="_Toc240468211"/>
       <w:r>
         <w:rPr>
           <w:rFonts w:ascii="黑体" w:eastAsia="黑体" w:hAnsi="黑体"/>
@@ -15479,7 +15479,7 @@
         <w:pStyle w:val="21"/>
         <w:spacing w:after="120" w:line="360" w:lineRule="auto"/>
       </w:pPr>
-      <w:bookmarkStart w:id="22" w:name="_Toc240463643"/>
+      <w:bookmarkStart w:id="22" w:name="_Toc240468212"/>
       <w:r>
         <w:rPr>
           <w:rFonts w:ascii="黑体" w:eastAsia="黑体" w:hAnsi="黑体"/>
@@ -15536,7 +15536,7 @@
         <w:pStyle w:val="21"/>
         <w:spacing w:after="120" w:line="360" w:lineRule="auto"/>
       </w:pPr>
-      <w:bookmarkStart w:id="23" w:name="_Toc240463644"/>
+      <w:bookmarkStart w:id="23" w:name="_Toc240468213"/>
       <w:r>
         <w:rPr>
           <w:rFonts w:ascii="黑体" w:eastAsia="黑体" w:hAnsi="黑体"/>
@@ -15719,7 +15719,7 @@
         <w:pStyle w:val="21"/>
         <w:spacing w:after="120" w:line="360" w:lineRule="auto"/>
       </w:pPr>
-      <w:bookmarkStart w:id="24" w:name="_Toc240463645"/>
+      <w:bookmarkStart w:id="24" w:name="_Toc240468214"/>
       <w:r>
         <w:rPr>
           <w:rFonts w:ascii="黑体" w:eastAsia="黑体" w:hAnsi="黑体"/>
@@ -16428,7 +16428,7 @@
         <w:pStyle w:val="21"/>
         <w:spacing w:after="120" w:line="360" w:lineRule="auto"/>
       </w:pPr>
-      <w:bookmarkStart w:id="25" w:name="_Toc240463646"/>
+      <w:bookmarkStart w:id="25" w:name="_Toc240468215"/>
       <w:r>
         <w:rPr>
           <w:rFonts w:ascii="黑体" w:eastAsia="黑体" w:hAnsi="黑体"/>
@@ -16563,7 +16563,7 @@
         <w:pStyle w:val="1"/>
         <w:spacing w:before="240" w:after="120" w:line="360" w:lineRule="auto"/>
       </w:pPr>
-      <w:bookmarkStart w:id="26" w:name="_Toc240463647"/>
+      <w:bookmarkStart w:id="26" w:name="_Toc240468216"/>
       <w:r>
         <w:rPr>
           <w:rFonts w:ascii="黑体" w:eastAsia="黑体" w:hAnsi="黑体"/>
@@ -16577,7 +16577,7 @@
         <w:pStyle w:val="21"/>
         <w:spacing w:after="120" w:line="360" w:lineRule="auto"/>
       </w:pPr>
-      <w:bookmarkStart w:id="27" w:name="_Toc240463648"/>
+      <w:bookmarkStart w:id="27" w:name="_Toc240468217"/>
       <w:r>
         <w:rPr>
           <w:rFonts w:ascii="黑体" w:eastAsia="黑体" w:hAnsi="黑体"/>
@@ -18247,6 +18247,84 @@
     </w:tbl>
     <w:p>
       <w:pPr>
+        <w:spacing w:after="0" w:line="360" w:lineRule="auto"/>
+        <w:ind w:firstLine="480"/>
+      </w:pPr>
+      <w:r>
+        <w:rPr>
+          <w:color w:val="000000"/>
+        </w:rPr>
+        <w:t>**</w:t>
+      </w:r>
+      <w:r>
+        <w:rPr>
+          <w:color w:val="000000"/>
+        </w:rPr>
+        <w:t>指定对决示例请求体</w:t>
+      </w:r>
+      <w:r>
+        <w:rPr>
+          <w:color w:val="000000"/>
+        </w:rPr>
+        <w:t>**</w:t>
+      </w:r>
+      <w:r>
+        <w:rPr>
+          <w:color w:val="000000"/>
+        </w:rPr>
+        <w:t>：</w:t>
+      </w:r>
+      <w:r>
+        <w:rPr>
+          <w:color w:val="000000"/>
+        </w:rPr>
+        <w:t>`{ "scopeType": "duel", "pairs": [[914664926, 1721459212], [1440928842, 1440834543]] }`</w:t>
+      </w:r>
+      <w:r>
+        <w:rPr>
+          <w:color w:val="000000"/>
+        </w:rPr>
+        <w:t>（每组为两张专辑的</w:t>
+      </w:r>
+      <w:r>
+        <w:rPr>
+          <w:color w:val="000000"/>
+        </w:rPr>
+        <w:t>**</w:t>
+      </w:r>
+      <w:r>
+        <w:rPr>
+          <w:color w:val="000000"/>
+        </w:rPr>
+        <w:t>外部数字标识</w:t>
+      </w:r>
+      <w:r>
+        <w:rPr>
+          <w:color w:val="000000"/>
+        </w:rPr>
+        <w:t>**</w:t>
+      </w:r>
+      <w:r>
+        <w:rPr>
+          <w:color w:val="000000"/>
+        </w:rPr>
+        <w:t>，最少</w:t>
+      </w:r>
+      <w:r>
+        <w:rPr>
+          <w:color w:val="000000"/>
+        </w:rPr>
+        <w:t xml:space="preserve"> 1 </w:t>
+      </w:r>
+      <w:r>
+        <w:rPr>
+          <w:color w:val="000000"/>
+        </w:rPr>
+        <w:t>组、组数不设上限；结果按组逐行对照）。</w:t>
+      </w:r>
+    </w:p>
+    <w:p>
+      <w:pPr>
         <w:shd w:val="clear" w:color="auto" w:fill="F2F4F7"/>
         <w:spacing w:after="0" w:line="240" w:lineRule="auto"/>
         <w:ind w:left="240"/>
@@ -18572,6 +18650,7 @@
         <w:rPr>
           <w:color w:val="000000"/>
         </w:rPr>
+        <w:lastRenderedPageBreak/>
         <w:t xml:space="preserve">**`filtered` </w:t>
       </w:r>
       <w:r>
@@ -18785,7 +18864,6 @@
                 <w:color w:val="000000"/>
                 <w:sz w:val="21"/>
               </w:rPr>
-              <w:lastRenderedPageBreak/>
               <w:t>---</w:t>
             </w:r>
           </w:p>
@@ -19618,7 +19696,7 @@
         <w:pStyle w:val="21"/>
         <w:spacing w:after="120" w:line="360" w:lineRule="auto"/>
       </w:pPr>
-      <w:bookmarkStart w:id="28" w:name="_Toc240463649"/>
+      <w:bookmarkStart w:id="28" w:name="_Toc240468218"/>
       <w:r>
         <w:rPr>
           <w:rFonts w:ascii="黑体" w:eastAsia="黑体" w:hAnsi="黑体"/>
@@ -19789,6 +19867,7 @@
           <w:color w:val="26313F"/>
           <w:sz w:val="18"/>
         </w:rPr>
+        <w:lastRenderedPageBreak/>
         <w:t xml:space="preserve">    "championAlbumId": null,</w:t>
       </w:r>
     </w:p>
@@ -19941,7 +20020,6 @@
           <w:color w:val="26313F"/>
           <w:sz w:val="18"/>
         </w:rPr>
-        <w:lastRenderedPageBreak/>
         <w:t xml:space="preserve">        "winnerAlbumId": 1440928842,</w:t>
       </w:r>
     </w:p>
@@ -20025,7 +20103,7 @@
         <w:pStyle w:val="21"/>
         <w:spacing w:after="120" w:line="360" w:lineRule="auto"/>
       </w:pPr>
-      <w:bookmarkStart w:id="29" w:name="_Toc240463650"/>
+      <w:bookmarkStart w:id="29" w:name="_Toc240468219"/>
       <w:r>
         <w:rPr>
           <w:rFonts w:ascii="黑体" w:eastAsia="黑体" w:hAnsi="黑体"/>
@@ -20518,11 +20596,12 @@
         <w:pStyle w:val="21"/>
         <w:spacing w:after="120" w:line="360" w:lineRule="auto"/>
       </w:pPr>
-      <w:bookmarkStart w:id="30" w:name="_Toc240463651"/>
+      <w:bookmarkStart w:id="30" w:name="_Toc240468220"/>
       <w:r>
         <w:rPr>
           <w:rFonts w:ascii="黑体" w:eastAsia="黑体" w:hAnsi="黑体"/>
         </w:rPr>
+        <w:lastRenderedPageBreak/>
         <w:t xml:space="preserve">5.4 </w:t>
       </w:r>
       <w:r>
@@ -20776,15 +20855,7 @@
                 <w:color w:val="000000"/>
                 <w:sz w:val="21"/>
               </w:rPr>
-              <w:t>一致），必须是该场</w:t>
-            </w:r>
-            <w:r>
-              <w:rPr>
-                <w:color w:val="000000"/>
-                <w:sz w:val="21"/>
-              </w:rPr>
-              <w:lastRenderedPageBreak/>
-              <w:t>次的左或右一方</w:t>
+              <w:t>一致），必须是该场次的左或右一方</w:t>
             </w:r>
           </w:p>
         </w:tc>
@@ -20802,7 +20873,6 @@
           <w:color w:val="26313F"/>
           <w:sz w:val="18"/>
         </w:rPr>
-        <w:lastRenderedPageBreak/>
         <w:t>{</w:t>
       </w:r>
     </w:p>
@@ -21096,7 +21166,7 @@
         <w:pStyle w:val="21"/>
         <w:spacing w:after="120" w:line="360" w:lineRule="auto"/>
       </w:pPr>
-      <w:bookmarkStart w:id="31" w:name="_Toc240463652"/>
+      <w:bookmarkStart w:id="31" w:name="_Toc240468221"/>
       <w:r>
         <w:rPr>
           <w:rFonts w:ascii="黑体" w:eastAsia="黑体" w:hAnsi="黑体"/>
@@ -21227,7 +21297,7 @@
         <w:pStyle w:val="21"/>
         <w:spacing w:after="120" w:line="360" w:lineRule="auto"/>
       </w:pPr>
-      <w:bookmarkStart w:id="32" w:name="_Toc240463653"/>
+      <w:bookmarkStart w:id="32" w:name="_Toc240468222"/>
       <w:r>
         <w:rPr>
           <w:rFonts w:ascii="黑体" w:eastAsia="黑体" w:hAnsi="黑体"/>
@@ -21422,6 +21492,7 @@
           <w:color w:val="26313F"/>
           <w:sz w:val="18"/>
         </w:rPr>
+        <w:lastRenderedPageBreak/>
         <w:t xml:space="preserve">    "champion": { "albumId": 1440928842, "name": "</w:t>
       </w:r>
       <w:r>
@@ -21599,12 +21670,11 @@
         <w:pStyle w:val="21"/>
         <w:spacing w:after="120" w:line="360" w:lineRule="auto"/>
       </w:pPr>
-      <w:bookmarkStart w:id="33" w:name="_Toc240463654"/>
+      <w:bookmarkStart w:id="33" w:name="_Toc240468223"/>
       <w:r>
         <w:rPr>
           <w:rFonts w:ascii="黑体" w:eastAsia="黑体" w:hAnsi="黑体"/>
         </w:rPr>
-        <w:lastRenderedPageBreak/>
         <w:t xml:space="preserve">5.7 </w:t>
       </w:r>
       <w:r>
@@ -21868,7 +21938,7 @@
         <w:pStyle w:val="21"/>
         <w:spacing w:after="120" w:line="360" w:lineRule="auto"/>
       </w:pPr>
-      <w:bookmarkStart w:id="34" w:name="_Toc240463655"/>
+      <w:bookmarkStart w:id="34" w:name="_Toc240468224"/>
       <w:r>
         <w:rPr>
           <w:rFonts w:ascii="黑体" w:eastAsia="黑体" w:hAnsi="黑体"/>
@@ -21939,7 +22009,7 @@
         <w:pStyle w:val="1"/>
         <w:spacing w:before="240" w:after="120" w:line="360" w:lineRule="auto"/>
       </w:pPr>
-      <w:bookmarkStart w:id="35" w:name="_Toc240463656"/>
+      <w:bookmarkStart w:id="35" w:name="_Toc240468225"/>
       <w:r>
         <w:rPr>
           <w:rFonts w:ascii="黑体" w:eastAsia="黑体" w:hAnsi="黑体"/>
@@ -21953,7 +22023,7 @@
         <w:pStyle w:val="21"/>
         <w:spacing w:after="120" w:line="360" w:lineRule="auto"/>
       </w:pPr>
-      <w:bookmarkStart w:id="36" w:name="_Toc240463657"/>
+      <w:bookmarkStart w:id="36" w:name="_Toc240468226"/>
       <w:r>
         <w:rPr>
           <w:rFonts w:ascii="黑体" w:eastAsia="黑体" w:hAnsi="黑体"/>
@@ -22319,6 +22389,7 @@
           <w:color w:val="26313F"/>
           <w:sz w:val="18"/>
         </w:rPr>
+        <w:lastRenderedPageBreak/>
         <w:t xml:space="preserve">        "order": 7,</w:t>
       </w:r>
     </w:p>
@@ -22544,7 +22615,6 @@
         <w:rPr>
           <w:color w:val="000000"/>
         </w:rPr>
-        <w:lastRenderedPageBreak/>
         <w:t>说明：选项中的</w:t>
       </w:r>
       <w:r>
@@ -22601,7 +22671,7 @@
         <w:pStyle w:val="21"/>
         <w:spacing w:after="120" w:line="360" w:lineRule="auto"/>
       </w:pPr>
-      <w:bookmarkStart w:id="37" w:name="_Toc240463658"/>
+      <w:bookmarkStart w:id="37" w:name="_Toc240468227"/>
       <w:r>
         <w:rPr>
           <w:rFonts w:ascii="黑体" w:eastAsia="黑体" w:hAnsi="黑体"/>
@@ -23308,7 +23378,7 @@
         <w:pStyle w:val="21"/>
         <w:spacing w:after="120" w:line="360" w:lineRule="auto"/>
       </w:pPr>
-      <w:bookmarkStart w:id="38" w:name="_Toc240463659"/>
+      <w:bookmarkStart w:id="38" w:name="_Toc240468228"/>
       <w:r>
         <w:rPr>
           <w:rFonts w:ascii="黑体" w:eastAsia="黑体" w:hAnsi="黑体"/>
@@ -23376,11 +23446,12 @@
         <w:pStyle w:val="21"/>
         <w:spacing w:after="120" w:line="360" w:lineRule="auto"/>
       </w:pPr>
-      <w:bookmarkStart w:id="39" w:name="_Toc240463660"/>
+      <w:bookmarkStart w:id="39" w:name="_Toc240468229"/>
       <w:r>
         <w:rPr>
           <w:rFonts w:ascii="黑体" w:eastAsia="黑体" w:hAnsi="黑体"/>
         </w:rPr>
+        <w:lastRenderedPageBreak/>
         <w:t xml:space="preserve">6.4 </w:t>
       </w:r>
       <w:r>
@@ -23563,7 +23634,6 @@
           <w:color w:val="26313F"/>
           <w:sz w:val="18"/>
         </w:rPr>
-        <w:lastRenderedPageBreak/>
         <w:t xml:space="preserve">    "page": 1,</w:t>
       </w:r>
     </w:p>
@@ -23617,7 +23687,7 @@
         <w:pStyle w:val="21"/>
         <w:spacing w:after="120" w:line="360" w:lineRule="auto"/>
       </w:pPr>
-      <w:bookmarkStart w:id="40" w:name="_Toc240463661"/>
+      <w:bookmarkStart w:id="40" w:name="_Toc240468230"/>
       <w:r>
         <w:rPr>
           <w:rFonts w:ascii="黑体" w:eastAsia="黑体" w:hAnsi="黑体"/>
@@ -23816,7 +23886,7 @@
         <w:pStyle w:val="21"/>
         <w:spacing w:after="120" w:line="360" w:lineRule="auto"/>
       </w:pPr>
-      <w:bookmarkStart w:id="41" w:name="_Toc240463662"/>
+      <w:bookmarkStart w:id="41" w:name="_Toc240468231"/>
       <w:r>
         <w:rPr>
           <w:rFonts w:ascii="黑体" w:eastAsia="黑体" w:hAnsi="黑体"/>
@@ -24242,6 +24312,7 @@
         <w:rPr>
           <w:color w:val="000000"/>
         </w:rPr>
+        <w:lastRenderedPageBreak/>
         <w:t>（</w:t>
       </w:r>
       <w:r>
@@ -24262,7 +24333,7 @@
         <w:pStyle w:val="21"/>
         <w:spacing w:after="120" w:line="360" w:lineRule="auto"/>
       </w:pPr>
-      <w:bookmarkStart w:id="42" w:name="_Toc240463663"/>
+      <w:bookmarkStart w:id="42" w:name="_Toc240468232"/>
       <w:r>
         <w:rPr>
           <w:rFonts w:ascii="黑体" w:eastAsia="黑体" w:hAnsi="黑体"/>
@@ -24397,12 +24468,11 @@
         <w:pStyle w:val="1"/>
         <w:spacing w:before="240" w:after="120" w:line="360" w:lineRule="auto"/>
       </w:pPr>
-      <w:bookmarkStart w:id="43" w:name="_Toc240463664"/>
+      <w:bookmarkStart w:id="43" w:name="_Toc240468233"/>
       <w:r>
         <w:rPr>
           <w:rFonts w:ascii="黑体" w:eastAsia="黑体" w:hAnsi="黑体"/>
         </w:rPr>
-        <w:lastRenderedPageBreak/>
         <w:t>七、收藏与分享接口</w:t>
       </w:r>
       <w:bookmarkEnd w:id="43"/>
@@ -24412,7 +24482,7 @@
         <w:pStyle w:val="21"/>
         <w:spacing w:after="120" w:line="360" w:lineRule="auto"/>
       </w:pPr>
-      <w:bookmarkStart w:id="44" w:name="_Toc240463665"/>
+      <w:bookmarkStart w:id="44" w:name="_Toc240468234"/>
       <w:r>
         <w:rPr>
           <w:rFonts w:ascii="黑体" w:eastAsia="黑体" w:hAnsi="黑体"/>
@@ -24750,7 +24820,7 @@
         <w:pStyle w:val="21"/>
         <w:spacing w:after="120" w:line="360" w:lineRule="auto"/>
       </w:pPr>
-      <w:bookmarkStart w:id="45" w:name="_Toc240463666"/>
+      <w:bookmarkStart w:id="45" w:name="_Toc240468235"/>
       <w:r>
         <w:rPr>
           <w:rFonts w:ascii="黑体" w:eastAsia="黑体" w:hAnsi="黑体"/>
@@ -24797,7 +24867,7 @@
         <w:pStyle w:val="21"/>
         <w:spacing w:after="120" w:line="360" w:lineRule="auto"/>
       </w:pPr>
-      <w:bookmarkStart w:id="46" w:name="_Toc240463667"/>
+      <w:bookmarkStart w:id="46" w:name="_Toc240468236"/>
       <w:r>
         <w:rPr>
           <w:rFonts w:ascii="黑体" w:eastAsia="黑体" w:hAnsi="黑体"/>
@@ -25060,7 +25130,7 @@
         <w:pStyle w:val="21"/>
         <w:spacing w:after="120" w:line="360" w:lineRule="auto"/>
       </w:pPr>
-      <w:bookmarkStart w:id="47" w:name="_Toc240463668"/>
+      <w:bookmarkStart w:id="47" w:name="_Toc240468237"/>
       <w:r>
         <w:rPr>
           <w:rFonts w:ascii="黑体" w:eastAsia="黑体" w:hAnsi="黑体"/>
@@ -25212,6 +25282,7 @@
                 <w:color w:val="000000"/>
                 <w:sz w:val="21"/>
               </w:rPr>
+              <w:lastRenderedPageBreak/>
               <w:t>---</w:t>
             </w:r>
           </w:p>
@@ -25482,12 +25553,11 @@
         <w:pStyle w:val="21"/>
         <w:spacing w:after="120" w:line="360" w:lineRule="auto"/>
       </w:pPr>
-      <w:bookmarkStart w:id="48" w:name="_Toc240463669"/>
+      <w:bookmarkStart w:id="48" w:name="_Toc240468238"/>
       <w:r>
         <w:rPr>
           <w:rFonts w:ascii="黑体" w:eastAsia="黑体" w:hAnsi="黑体"/>
         </w:rPr>
-        <w:lastRenderedPageBreak/>
         <w:t xml:space="preserve">7.5 </w:t>
       </w:r>
       <w:r>
@@ -25527,7 +25597,7 @@
         <w:pStyle w:val="1"/>
         <w:spacing w:before="240" w:after="120" w:line="360" w:lineRule="auto"/>
       </w:pPr>
-      <w:bookmarkStart w:id="49" w:name="_Toc240463670"/>
+      <w:bookmarkStart w:id="49" w:name="_Toc240468239"/>
       <w:r>
         <w:rPr>
           <w:rFonts w:ascii="黑体" w:eastAsia="黑体" w:hAnsi="黑体"/>
@@ -25541,7 +25611,7 @@
         <w:pStyle w:val="21"/>
         <w:spacing w:after="120" w:line="360" w:lineRule="auto"/>
       </w:pPr>
-      <w:bookmarkStart w:id="50" w:name="_Toc240463671"/>
+      <w:bookmarkStart w:id="50" w:name="_Toc240468240"/>
       <w:r>
         <w:rPr>
           <w:rFonts w:ascii="黑体" w:eastAsia="黑体" w:hAnsi="黑体"/>
@@ -26245,7 +26315,7 @@
         <w:pStyle w:val="21"/>
         <w:spacing w:after="120" w:line="360" w:lineRule="auto"/>
       </w:pPr>
-      <w:bookmarkStart w:id="51" w:name="_Toc240463672"/>
+      <w:bookmarkStart w:id="51" w:name="_Toc240468241"/>
       <w:r>
         <w:rPr>
           <w:rFonts w:ascii="黑体" w:eastAsia="黑体" w:hAnsi="黑体"/>
@@ -26356,6 +26426,7 @@
           <w:color w:val="26313F"/>
           <w:sz w:val="18"/>
         </w:rPr>
+        <w:lastRenderedPageBreak/>
         <w:t xml:space="preserve">    "topAlbums": [],</w:t>
       </w:r>
     </w:p>
@@ -26440,7 +26511,7 @@
         <w:pStyle w:val="1"/>
         <w:spacing w:before="240" w:after="120" w:line="360" w:lineRule="auto"/>
       </w:pPr>
-      <w:bookmarkStart w:id="52" w:name="_Toc240463673"/>
+      <w:bookmarkStart w:id="52" w:name="_Toc240468242"/>
       <w:r>
         <w:rPr>
           <w:rFonts w:ascii="黑体" w:eastAsia="黑体" w:hAnsi="黑体"/>
@@ -26478,12 +26549,11 @@
         <w:pStyle w:val="21"/>
         <w:spacing w:after="120" w:line="360" w:lineRule="auto"/>
       </w:pPr>
-      <w:bookmarkStart w:id="53" w:name="_Toc240463674"/>
+      <w:bookmarkStart w:id="53" w:name="_Toc240468243"/>
       <w:r>
         <w:rPr>
           <w:rFonts w:ascii="黑体" w:eastAsia="黑体" w:hAnsi="黑体"/>
         </w:rPr>
-        <w:lastRenderedPageBreak/>
         <w:t xml:space="preserve">9.1 </w:t>
       </w:r>
       <w:r>
@@ -26547,7 +26617,7 @@
         <w:pStyle w:val="21"/>
         <w:spacing w:after="120" w:line="360" w:lineRule="auto"/>
       </w:pPr>
-      <w:bookmarkStart w:id="54" w:name="_Toc240463675"/>
+      <w:bookmarkStart w:id="54" w:name="_Toc240468244"/>
       <w:r>
         <w:rPr>
           <w:rFonts w:ascii="黑体" w:eastAsia="黑体" w:hAnsi="黑体"/>
@@ -26759,7 +26829,7 @@
         <w:pStyle w:val="21"/>
         <w:spacing w:after="120" w:line="360" w:lineRule="auto"/>
       </w:pPr>
-      <w:bookmarkStart w:id="55" w:name="_Toc240463676"/>
+      <w:bookmarkStart w:id="55" w:name="_Toc240468245"/>
       <w:r>
         <w:rPr>
           <w:rFonts w:ascii="黑体" w:eastAsia="黑体" w:hAnsi="黑体"/>
@@ -27394,11 +27464,12 @@
         <w:pStyle w:val="21"/>
         <w:spacing w:after="120" w:line="360" w:lineRule="auto"/>
       </w:pPr>
-      <w:bookmarkStart w:id="56" w:name="_Toc240463677"/>
+      <w:bookmarkStart w:id="56" w:name="_Toc240468246"/>
       <w:r>
         <w:rPr>
           <w:rFonts w:ascii="黑体" w:eastAsia="黑体" w:hAnsi="黑体"/>
         </w:rPr>
+        <w:lastRenderedPageBreak/>
         <w:t xml:space="preserve">9.4 </w:t>
       </w:r>
       <w:r>
@@ -27763,15 +27834,7 @@
                 <w:color w:val="000000"/>
                 <w:sz w:val="21"/>
               </w:rPr>
-              <w:t>修改描述与推荐专</w:t>
-            </w:r>
-            <w:r>
-              <w:rPr>
-                <w:color w:val="000000"/>
-                <w:sz w:val="21"/>
-              </w:rPr>
-              <w:lastRenderedPageBreak/>
-              <w:t>辑</w:t>
+              <w:t>修改描述与推荐专辑</w:t>
             </w:r>
           </w:p>
         </w:tc>
@@ -27787,7 +27850,6 @@
                 <w:color w:val="000000"/>
                 <w:sz w:val="21"/>
               </w:rPr>
-              <w:lastRenderedPageBreak/>
               <w:t>删除类型</w:t>
             </w:r>
           </w:p>
@@ -27848,7 +27910,7 @@
         <w:pStyle w:val="21"/>
         <w:spacing w:after="120" w:line="360" w:lineRule="auto"/>
       </w:pPr>
-      <w:bookmarkStart w:id="57" w:name="_Toc240463678"/>
+      <w:bookmarkStart w:id="57" w:name="_Toc240468247"/>
       <w:r>
         <w:rPr>
           <w:rFonts w:ascii="黑体" w:eastAsia="黑体" w:hAnsi="黑体"/>
@@ -28224,7 +28286,7 @@
         <w:pStyle w:val="21"/>
         <w:spacing w:after="120" w:line="360" w:lineRule="auto"/>
       </w:pPr>
-      <w:bookmarkStart w:id="58" w:name="_Toc240463679"/>
+      <w:bookmarkStart w:id="58" w:name="_Toc240468248"/>
       <w:r>
         <w:rPr>
           <w:rFonts w:ascii="黑体" w:eastAsia="黑体" w:hAnsi="黑体"/>
@@ -28617,11 +28679,12 @@
         <w:pStyle w:val="1"/>
         <w:spacing w:before="240" w:after="120" w:line="360" w:lineRule="auto"/>
       </w:pPr>
-      <w:bookmarkStart w:id="59" w:name="_Toc240463680"/>
+      <w:bookmarkStart w:id="59" w:name="_Toc240468249"/>
       <w:r>
         <w:rPr>
           <w:rFonts w:ascii="黑体" w:eastAsia="黑体" w:hAnsi="黑体"/>
         </w:rPr>
+        <w:lastRenderedPageBreak/>
         <w:t>十、关键数据结构</w:t>
       </w:r>
       <w:bookmarkEnd w:id="59"/>
@@ -28631,7 +28694,7 @@
         <w:pStyle w:val="21"/>
         <w:spacing w:after="120" w:line="360" w:lineRule="auto"/>
       </w:pPr>
-      <w:bookmarkStart w:id="60" w:name="_Toc240463681"/>
+      <w:bookmarkStart w:id="60" w:name="_Toc240468250"/>
       <w:r>
         <w:rPr>
           <w:rFonts w:ascii="黑体" w:eastAsia="黑体" w:hAnsi="黑体"/>
@@ -28982,7 +29045,6 @@
                 <w:color w:val="000000"/>
                 <w:sz w:val="21"/>
               </w:rPr>
-              <w:lastRenderedPageBreak/>
               <w:t>trackCount</w:t>
             </w:r>
           </w:p>
@@ -29066,7 +29128,7 @@
         <w:pStyle w:val="21"/>
         <w:spacing w:after="120" w:line="360" w:lineRule="auto"/>
       </w:pPr>
-      <w:bookmarkStart w:id="61" w:name="_Toc240463682"/>
+      <w:bookmarkStart w:id="61" w:name="_Toc240468251"/>
       <w:r>
         <w:rPr>
           <w:rFonts w:ascii="黑体" w:eastAsia="黑体" w:hAnsi="黑体"/>
@@ -29602,7 +29664,7 @@
         <w:pStyle w:val="21"/>
         <w:spacing w:after="120" w:line="360" w:lineRule="auto"/>
       </w:pPr>
-      <w:bookmarkStart w:id="62" w:name="_Toc240463683"/>
+      <w:bookmarkStart w:id="62" w:name="_Toc240468252"/>
       <w:r>
         <w:rPr>
           <w:rFonts w:ascii="黑体" w:eastAsia="黑体" w:hAnsi="黑体"/>
@@ -30050,11 +30112,12 @@
         <w:pStyle w:val="1"/>
         <w:spacing w:before="240" w:after="120" w:line="360" w:lineRule="auto"/>
       </w:pPr>
-      <w:bookmarkStart w:id="63" w:name="_Toc240463684"/>
+      <w:bookmarkStart w:id="63" w:name="_Toc240468253"/>
       <w:r>
         <w:rPr>
           <w:rFonts w:ascii="黑体" w:eastAsia="黑体" w:hAnsi="黑体"/>
         </w:rPr>
+        <w:lastRenderedPageBreak/>
         <w:t>十一、典型调用时序</w:t>
       </w:r>
       <w:bookmarkEnd w:id="63"/>
@@ -30224,7 +30287,6 @@
         <w:rPr>
           <w:color w:val="000000"/>
         </w:rPr>
-        <w:lastRenderedPageBreak/>
         <w:t>（</w:t>
       </w:r>
       <w:r>
@@ -30449,7 +30511,7 @@
         <w:pStyle w:val="1"/>
         <w:spacing w:before="240" w:after="120" w:line="360" w:lineRule="auto"/>
       </w:pPr>
-      <w:bookmarkStart w:id="64" w:name="_Toc240463685"/>
+      <w:bookmarkStart w:id="64" w:name="_Toc240468254"/>
       <w:r>
         <w:rPr>
           <w:rFonts w:ascii="黑体" w:eastAsia="黑体" w:hAnsi="黑体"/>
@@ -30875,6 +30937,7 @@
         <w:rPr>
           <w:color w:val="000000"/>
         </w:rPr>
+        <w:lastRenderedPageBreak/>
         <w:t>（</w:t>
       </w:r>
       <w:r>
@@ -31393,31 +31456,31 @@
       </w:rPr>
     </w:lvl>
   </w:abstractNum>
-  <w:num w:numId="1" w16cid:durableId="3096379">
+  <w:num w:numId="1" w16cid:durableId="1588492169">
     <w:abstractNumId w:val="8"/>
   </w:num>
-  <w:num w:numId="2" w16cid:durableId="1883637873">
+  <w:num w:numId="2" w16cid:durableId="1972249528">
     <w:abstractNumId w:val="6"/>
   </w:num>
-  <w:num w:numId="3" w16cid:durableId="85926350">
+  <w:num w:numId="3" w16cid:durableId="1585726858">
     <w:abstractNumId w:val="5"/>
   </w:num>
-  <w:num w:numId="4" w16cid:durableId="1779711584">
+  <w:num w:numId="4" w16cid:durableId="608048772">
     <w:abstractNumId w:val="4"/>
   </w:num>
-  <w:num w:numId="5" w16cid:durableId="1471284171">
+  <w:num w:numId="5" w16cid:durableId="1434131205">
     <w:abstractNumId w:val="7"/>
   </w:num>
-  <w:num w:numId="6" w16cid:durableId="948897742">
+  <w:num w:numId="6" w16cid:durableId="179975926">
     <w:abstractNumId w:val="3"/>
   </w:num>
-  <w:num w:numId="7" w16cid:durableId="1671829781">
+  <w:num w:numId="7" w16cid:durableId="748573729">
     <w:abstractNumId w:val="2"/>
   </w:num>
-  <w:num w:numId="8" w16cid:durableId="1054811138">
+  <w:num w:numId="8" w16cid:durableId="1096553945">
     <w:abstractNumId w:val="1"/>
   </w:num>
-  <w:num w:numId="9" w16cid:durableId="1122110577">
+  <w:num w:numId="9" w16cid:durableId="107161210">
     <w:abstractNumId w:val="0"/>
   </w:num>
 </w:numbering>
@@ -42814,7 +42877,7 @@
     <w:autoRedefine/>
     <w:uiPriority w:val="39"/>
     <w:unhideWhenUsed/>
-    <w:rsid w:val="007E510A"/>
+    <w:rsid w:val="007769A4"/>
   </w:style>
   <w:style w:type="paragraph" w:styleId="TOC2">
     <w:name w:val="toc 2"/>
@@ -42823,7 +42886,7 @@
     <w:autoRedefine/>
     <w:uiPriority w:val="39"/>
     <w:unhideWhenUsed/>
-    <w:rsid w:val="007E510A"/>
+    <w:rsid w:val="007769A4"/>
     <w:pPr>
       <w:ind w:leftChars="200" w:left="420"/>
     </w:pPr>
@@ -42833,7 +42896,7 @@
     <w:basedOn w:val="a2"/>
     <w:uiPriority w:val="99"/>
     <w:unhideWhenUsed/>
-    <w:rsid w:val="007E510A"/>
+    <w:rsid w:val="007769A4"/>
     <w:rPr>
       <w:color w:val="0000FF" w:themeColor="hyperlink"/>
       <w:u w:val="single"/>
